--- a/docs/Lending_Platform_Technical_Design_Document.docx
+++ b/docs/Lending_Platform_Technical_Design_Document.docx
@@ -51,7 +51,7 @@
           <w:sz w:val="22"/>
           <w:szCs w:val="22"/>
         </w:rPr>
-        <w:t xml:space="preserve">lending-service (account-servicing API) &amp; lending-batch-service (batch job platform)</w:t>
+        <w:t xml:space="preserve">lending-service (account-servicing API), lending-batch-service (batch job platform) &amp; lending-admin-service (read-only admin portal)</w:t>
       </w:r>
     </w:p>
     <w:p>
@@ -79,7 +79,7 @@
           <w:sz w:val="20"/>
           <w:szCs w:val="20"/>
         </w:rPr>
-        <w:t xml:space="preserve">Document version 1.0 — generated from source, 2 September 2026</w:t>
+        <w:t xml:space="preserve">Document version 1.1 — updated 10 October 2026 (adds Admin Portal and changes since v1.0)</w:t>
       </w:r>
     </w:p>
     <w:p>
@@ -93,7 +93,7 @@
           <w:sz w:val="20"/>
           <w:szCs w:val="20"/>
         </w:rPr>
-        <w:t xml:space="preserve">Modules: lending-service-db-layer/lending-service, lending-batch-service</w:t>
+        <w:t xml:space="preserve">Modules: lending-service-db-layer/lending-service, lending-batch-service, lending-admin-service</w:t>
       </w:r>
     </w:p>
     <w:p>
@@ -202,6 +202,27 @@
           <w:szCs w:val="21"/>
         </w:rPr>
         <w:t xml:space="preserve">This document describes the technical design of the Lending Platform as implemented in the repository today. It covers system architecture, component design, data model, API surface, batch-processing architecture, integration points, deployment topology, and known technical debt. It is derived entirely from the current source code, SQL migrations, configuration files, and CI/CD pipeline definitions — not from a forward-looking design intent — so that it stays an accurate map of what is actually built.</w:t>
+      </w:r>
+    </w:p>
+    <w:p>
+      <w:pPr>
+        <w:spacing w:after="140" w:line="276"/>
+      </w:pPr>
+      <w:r>
+        <w:rPr>
+          <w:b/>
+          <w:bCs/>
+          <w:sz w:val="21"/>
+          <w:szCs w:val="21"/>
+        </w:rPr>
+        <w:t xml:space="preserve">Version 1.1 (10 October 2026):</w:t>
+      </w:r>
+      <w:r>
+        <w:rPr>
+          <w:sz w:val="21"/>
+          <w:szCs w:val="21"/>
+        </w:rPr>
+        <w:t xml:space="preserve"> adds the read-only lending-admin-service and the changes made since v1.0 — customer PDF statement, bulk operations, partition maintenance (V9), Render sandbox deployment and operational scripts. They are collected in Chapter 15, which also lists the sandbox and Swagger URLs; the remaining chapters describe the v1.0 baseline unless Chapter 15 says otherwise.</w:t>
       </w:r>
     </w:p>
     <w:p>
@@ -13978,6 +13999,6385 @@
           <w:szCs w:val="21"/>
         </w:rPr>
         <w:t xml:space="preserve">docs/CLOUD_DEPLOYMENT.md — full AWS ECS deployment plan, phased rollout, and multi-cloud comparison (source for §12).</w:t>
+      </w:r>
+    </w:p>
+    <w:p>
+      <w:pPr>
+        <w:pStyle w:val="Heading1"/>
+        <w:pBdr>
+          <w:bottom w:val="single" w:color="1F3864" w:sz="8" w:space="4"/>
+        </w:pBdr>
+        <w:spacing w:after="160" w:before="360"/>
+      </w:pPr>
+      <w:r>
+        <w:rPr>
+          <w:b/>
+          <w:bCs/>
+          <w:color w:val="1F3864"/>
+          <w:sz w:val="30"/>
+          <w:szCs w:val="30"/>
+        </w:rPr>
+        <w:t xml:space="preserve">15. Addendum — Admin Portal &amp; Changes Since v1.0</w:t>
+      </w:r>
+    </w:p>
+    <w:p>
+      <w:pPr>
+        <w:spacing w:after="140" w:line="276"/>
+      </w:pPr>
+      <w:r>
+        <w:rPr>
+          <w:sz w:val="21"/>
+          <w:szCs w:val="21"/>
+        </w:rPr>
+        <w:t xml:space="preserve">This chapter brings the document up to date with everything added after version 1.0 (2 September 2026): a third deployable, </w:t>
+      </w:r>
+      <w:r>
+        <w:rPr>
+          <w:b/>
+          <w:bCs/>
+          <w:sz w:val="21"/>
+          <w:szCs w:val="21"/>
+        </w:rPr>
+        <w:t xml:space="preserve">lending-admin-service</w:t>
+      </w:r>
+      <w:r>
+        <w:rPr>
+          <w:sz w:val="21"/>
+          <w:szCs w:val="21"/>
+        </w:rPr>
+        <w:t xml:space="preserve">, plus several changes to lending-service and the deployment setup. Earlier chapters describe the platform as of v1.0 and are left unchanged; where this chapter supersedes them it says so in §15.9.</w:t>
+      </w:r>
+    </w:p>
+    <w:p>
+      <w:pPr>
+        <w:pStyle w:val="Heading2"/>
+        <w:spacing w:after="120" w:before="280"/>
+      </w:pPr>
+      <w:r>
+        <w:rPr>
+          <w:b/>
+          <w:bCs/>
+          <w:color w:val="2E5AA8"/>
+          <w:sz w:val="25"/>
+          <w:szCs w:val="25"/>
+        </w:rPr>
+        <w:t xml:space="preserve">15.1 Summary of Changes</w:t>
+      </w:r>
+    </w:p>
+    <w:tbl>
+      <w:tblPr>
+        <w:tblW w:type="dxa" w:w="9500"/>
+        <w:tblBorders>
+          <w:top w:val="single" w:color="auto" w:sz="4"/>
+          <w:left w:val="single" w:color="auto" w:sz="4"/>
+          <w:bottom w:val="single" w:color="auto" w:sz="4"/>
+          <w:right w:val="single" w:color="auto" w:sz="4"/>
+          <w:insideH w:val="single" w:color="auto" w:sz="4"/>
+          <w:insideV w:val="single" w:color="auto" w:sz="4"/>
+        </w:tblBorders>
+      </w:tblPr>
+      <w:tblGrid>
+        <w:gridCol w:w="1500"/>
+        <w:gridCol w:w="2400"/>
+        <w:gridCol w:w="5600"/>
+      </w:tblGrid>
+      <w:tr>
+        <w:trPr>
+          <w:tblHeader/>
+        </w:trPr>
+        <w:tc>
+          <w:tcPr>
+            <w:tcW w:type="dxa" w:w="1500"/>
+            <w:shd w:fill="1F3864" w:val="clear"/>
+            <w:tcMar>
+              <w:top w:type="dxa" w:w="60"/>
+              <w:left w:type="dxa" w:w="100"/>
+              <w:bottom w:type="dxa" w:w="60"/>
+              <w:right w:type="dxa" w:w="100"/>
+            </w:tcMar>
+            <w:vAlign w:val="center"/>
+          </w:tcPr>
+          <w:p>
+            <w:pPr>
+              <w:jc w:val="left"/>
+            </w:pPr>
+            <w:r>
+              <w:rPr>
+                <w:b/>
+                <w:bCs/>
+                <w:color w:val="FFFFFF"/>
+                <w:sz w:val="19"/>
+                <w:szCs w:val="19"/>
+              </w:rPr>
+              <w:t xml:space="preserve">Area</w:t>
+            </w:r>
+          </w:p>
+        </w:tc>
+        <w:tc>
+          <w:tcPr>
+            <w:tcW w:type="dxa" w:w="2400"/>
+            <w:shd w:fill="1F3864" w:val="clear"/>
+            <w:tcMar>
+              <w:top w:type="dxa" w:w="60"/>
+              <w:left w:type="dxa" w:w="100"/>
+              <w:bottom w:type="dxa" w:w="60"/>
+              <w:right w:type="dxa" w:w="100"/>
+            </w:tcMar>
+            <w:vAlign w:val="center"/>
+          </w:tcPr>
+          <w:p>
+            <w:pPr>
+              <w:jc w:val="left"/>
+            </w:pPr>
+            <w:r>
+              <w:rPr>
+                <w:b/>
+                <w:bCs/>
+                <w:color w:val="FFFFFF"/>
+                <w:sz w:val="19"/>
+                <w:szCs w:val="19"/>
+              </w:rPr>
+              <w:t xml:space="preserve">Change</w:t>
+            </w:r>
+          </w:p>
+        </w:tc>
+        <w:tc>
+          <w:tcPr>
+            <w:tcW w:type="dxa" w:w="5600"/>
+            <w:shd w:fill="1F3864" w:val="clear"/>
+            <w:tcMar>
+              <w:top w:type="dxa" w:w="60"/>
+              <w:left w:type="dxa" w:w="100"/>
+              <w:bottom w:type="dxa" w:w="60"/>
+              <w:right w:type="dxa" w:w="100"/>
+            </w:tcMar>
+            <w:vAlign w:val="center"/>
+          </w:tcPr>
+          <w:p>
+            <w:pPr>
+              <w:jc w:val="left"/>
+            </w:pPr>
+            <w:r>
+              <w:rPr>
+                <w:b/>
+                <w:bCs/>
+                <w:color w:val="FFFFFF"/>
+                <w:sz w:val="19"/>
+                <w:szCs w:val="19"/>
+              </w:rPr>
+              <w:t xml:space="preserve">Detail</w:t>
+            </w:r>
+          </w:p>
+        </w:tc>
+      </w:tr>
+      <w:tr>
+        <w:trPr>
+          <w:cantSplit/>
+        </w:trPr>
+        <w:tc>
+          <w:tcPr>
+            <w:tcW w:type="dxa" w:w="1500"/>
+            <w:tcMar>
+              <w:top w:type="dxa" w:w="60"/>
+              <w:left w:type="dxa" w:w="100"/>
+              <w:bottom w:type="dxa" w:w="60"/>
+              <w:right w:type="dxa" w:w="100"/>
+            </w:tcMar>
+            <w:vAlign w:val="center"/>
+          </w:tcPr>
+          <w:p>
+            <w:pPr>
+              <w:jc w:val="left"/>
+            </w:pPr>
+            <w:r>
+              <w:rPr>
+                <w:sz w:val="19"/>
+                <w:szCs w:val="19"/>
+              </w:rPr>
+              <w:t xml:space="preserve">Deployment</w:t>
+            </w:r>
+          </w:p>
+        </w:tc>
+        <w:tc>
+          <w:tcPr>
+            <w:tcW w:type="dxa" w:w="2400"/>
+            <w:tcMar>
+              <w:top w:type="dxa" w:w="60"/>
+              <w:left w:type="dxa" w:w="100"/>
+              <w:bottom w:type="dxa" w:w="60"/>
+              <w:right w:type="dxa" w:w="100"/>
+            </w:tcMar>
+            <w:vAlign w:val="center"/>
+          </w:tcPr>
+          <w:p>
+            <w:pPr>
+              <w:jc w:val="left"/>
+            </w:pPr>
+            <w:r>
+              <w:rPr>
+                <w:sz w:val="19"/>
+                <w:szCs w:val="19"/>
+              </w:rPr>
+              <w:t xml:space="preserve">Render blueprint</w:t>
+            </w:r>
+          </w:p>
+        </w:tc>
+        <w:tc>
+          <w:tcPr>
+            <w:tcW w:type="dxa" w:w="5600"/>
+            <w:tcMar>
+              <w:top w:type="dxa" w:w="60"/>
+              <w:left w:type="dxa" w:w="100"/>
+              <w:bottom w:type="dxa" w:w="60"/>
+              <w:right w:type="dxa" w:w="100"/>
+            </w:tcMar>
+            <w:vAlign w:val="center"/>
+          </w:tcPr>
+          <w:p>
+            <w:pPr>
+              <w:jc w:val="left"/>
+            </w:pPr>
+            <w:r>
+              <w:rPr>
+                <w:rFonts w:ascii="Consolas" w:hAnsi="Consolas" w:cs="Consolas"/>
+                <w:color w:val="1F3864"/>
+                <w:sz w:val="17"/>
+                <w:szCs w:val="17"/>
+              </w:rPr>
+              <w:t xml:space="preserve">render.yaml</w:t>
+            </w:r>
+            <w:r>
+              <w:rPr>
+                <w:sz w:val="19"/>
+                <w:szCs w:val="19"/>
+              </w:rPr>
+              <w:t xml:space="preserve"> provisions a free Postgres plus the services in one region. DB host, port and Kafka bootstrap became environment-configurable so the same images run on PaaS hosting. Every service now caps its heap through </w:t>
+            </w:r>
+            <w:r>
+              <w:rPr>
+                <w:rFonts w:ascii="Consolas" w:hAnsi="Consolas" w:cs="Consolas"/>
+                <w:color w:val="1F3864"/>
+                <w:sz w:val="17"/>
+                <w:szCs w:val="17"/>
+              </w:rPr>
+              <w:t xml:space="preserve">JAVA_TOOL_OPTIONS</w:t>
+            </w:r>
+            <w:r>
+              <w:rPr>
+                <w:sz w:val="19"/>
+                <w:szCs w:val="19"/>
+              </w:rPr>
+              <w:t xml:space="preserve">.</w:t>
+            </w:r>
+          </w:p>
+        </w:tc>
+      </w:tr>
+      <w:tr>
+        <w:trPr>
+          <w:cantSplit/>
+        </w:trPr>
+        <w:tc>
+          <w:tcPr>
+            <w:tcW w:type="dxa" w:w="1500"/>
+            <w:shd w:fill="F5F8FC" w:val="clear"/>
+            <w:tcMar>
+              <w:top w:type="dxa" w:w="60"/>
+              <w:left w:type="dxa" w:w="100"/>
+              <w:bottom w:type="dxa" w:w="60"/>
+              <w:right w:type="dxa" w:w="100"/>
+            </w:tcMar>
+            <w:vAlign w:val="center"/>
+          </w:tcPr>
+          <w:p>
+            <w:pPr>
+              <w:jc w:val="left"/>
+            </w:pPr>
+            <w:r>
+              <w:rPr>
+                <w:sz w:val="19"/>
+                <w:szCs w:val="19"/>
+              </w:rPr>
+              <w:t xml:space="preserve">Database</w:t>
+            </w:r>
+          </w:p>
+        </w:tc>
+        <w:tc>
+          <w:tcPr>
+            <w:tcW w:type="dxa" w:w="2400"/>
+            <w:shd w:fill="F5F8FC" w:val="clear"/>
+            <w:tcMar>
+              <w:top w:type="dxa" w:w="60"/>
+              <w:left w:type="dxa" w:w="100"/>
+              <w:bottom w:type="dxa" w:w="60"/>
+              <w:right w:type="dxa" w:w="100"/>
+            </w:tcMar>
+            <w:vAlign w:val="center"/>
+          </w:tcPr>
+          <w:p>
+            <w:pPr>
+              <w:jc w:val="left"/>
+            </w:pPr>
+            <w:r>
+              <w:rPr>
+                <w:sz w:val="19"/>
+                <w:szCs w:val="19"/>
+              </w:rPr>
+              <w:t xml:space="preserve">V6 fix</w:t>
+            </w:r>
+          </w:p>
+        </w:tc>
+        <w:tc>
+          <w:tcPr>
+            <w:tcW w:type="dxa" w:w="5600"/>
+            <w:shd w:fill="F5F8FC" w:val="clear"/>
+            <w:tcMar>
+              <w:top w:type="dxa" w:w="60"/>
+              <w:left w:type="dxa" w:w="100"/>
+              <w:bottom w:type="dxa" w:w="60"/>
+              <w:right w:type="dxa" w:w="100"/>
+            </w:tcMar>
+            <w:vAlign w:val="center"/>
+          </w:tcPr>
+          <w:p>
+            <w:pPr>
+              <w:jc w:val="left"/>
+            </w:pPr>
+            <w:r>
+              <w:rPr>
+                <w:sz w:val="19"/>
+                <w:szCs w:val="19"/>
+              </w:rPr>
+              <w:t xml:space="preserve">The unique idempotency index on partitioned tables now includes the partition key (PostgreSQL requires this).</w:t>
+            </w:r>
+          </w:p>
+        </w:tc>
+      </w:tr>
+      <w:tr>
+        <w:trPr>
+          <w:cantSplit/>
+        </w:trPr>
+        <w:tc>
+          <w:tcPr>
+            <w:tcW w:type="dxa" w:w="1500"/>
+            <w:tcMar>
+              <w:top w:type="dxa" w:w="60"/>
+              <w:left w:type="dxa" w:w="100"/>
+              <w:bottom w:type="dxa" w:w="60"/>
+              <w:right w:type="dxa" w:w="100"/>
+            </w:tcMar>
+            <w:vAlign w:val="center"/>
+          </w:tcPr>
+          <w:p>
+            <w:pPr>
+              <w:jc w:val="left"/>
+            </w:pPr>
+            <w:r>
+              <w:rPr>
+                <w:sz w:val="19"/>
+                <w:szCs w:val="19"/>
+              </w:rPr>
+              <w:t xml:space="preserve">lending-batch-service</w:t>
+            </w:r>
+          </w:p>
+        </w:tc>
+        <w:tc>
+          <w:tcPr>
+            <w:tcW w:type="dxa" w:w="2400"/>
+            <w:tcMar>
+              <w:top w:type="dxa" w:w="60"/>
+              <w:left w:type="dxa" w:w="100"/>
+              <w:bottom w:type="dxa" w:w="60"/>
+              <w:right w:type="dxa" w:w="100"/>
+            </w:tcMar>
+            <w:vAlign w:val="center"/>
+          </w:tcPr>
+          <w:p>
+            <w:pPr>
+              <w:jc w:val="left"/>
+            </w:pPr>
+            <w:r>
+              <w:rPr>
+                <w:sz w:val="19"/>
+                <w:szCs w:val="19"/>
+              </w:rPr>
+              <w:t xml:space="preserve">Startup fixes</w:t>
+            </w:r>
+          </w:p>
+        </w:tc>
+        <w:tc>
+          <w:tcPr>
+            <w:tcW w:type="dxa" w:w="5600"/>
+            <w:tcMar>
+              <w:top w:type="dxa" w:w="60"/>
+              <w:left w:type="dxa" w:w="100"/>
+              <w:bottom w:type="dxa" w:w="60"/>
+              <w:right w:type="dxa" w:w="100"/>
+            </w:tcMar>
+            <w:vAlign w:val="center"/>
+          </w:tcPr>
+          <w:p>
+            <w:pPr>
+              <w:jc w:val="left"/>
+            </w:pPr>
+            <w:r>
+              <w:rPr>
+                <w:sz w:val="19"/>
+                <w:szCs w:val="19"/>
+              </w:rPr>
+              <w:t xml:space="preserve">Compile errors against Spring Batch 5 fixed; the async JobLauncher bean renamed to avoid a clash with Spring Boot's auto-configured </w:t>
+            </w:r>
+            <w:r>
+              <w:rPr>
+                <w:rFonts w:ascii="Consolas" w:hAnsi="Consolas" w:cs="Consolas"/>
+                <w:color w:val="1F3864"/>
+                <w:sz w:val="17"/>
+                <w:szCs w:val="17"/>
+              </w:rPr>
+              <w:t xml:space="preserve">jobLauncher</w:t>
+            </w:r>
+            <w:r>
+              <w:rPr>
+                <w:sz w:val="19"/>
+                <w:szCs w:val="19"/>
+              </w:rPr>
+              <w:t xml:space="preserve">.</w:t>
+            </w:r>
+          </w:p>
+        </w:tc>
+      </w:tr>
+      <w:tr>
+        <w:trPr>
+          <w:cantSplit/>
+        </w:trPr>
+        <w:tc>
+          <w:tcPr>
+            <w:tcW w:type="dxa" w:w="1500"/>
+            <w:shd w:fill="F5F8FC" w:val="clear"/>
+            <w:tcMar>
+              <w:top w:type="dxa" w:w="60"/>
+              <w:left w:type="dxa" w:w="100"/>
+              <w:bottom w:type="dxa" w:w="60"/>
+              <w:right w:type="dxa" w:w="100"/>
+            </w:tcMar>
+            <w:vAlign w:val="center"/>
+          </w:tcPr>
+          <w:p>
+            <w:pPr>
+              <w:jc w:val="left"/>
+            </w:pPr>
+            <w:r>
+              <w:rPr>
+                <w:sz w:val="19"/>
+                <w:szCs w:val="19"/>
+              </w:rPr>
+              <w:t xml:space="preserve">lending-service</w:t>
+            </w:r>
+          </w:p>
+        </w:tc>
+        <w:tc>
+          <w:tcPr>
+            <w:tcW w:type="dxa" w:w="2400"/>
+            <w:shd w:fill="F5F8FC" w:val="clear"/>
+            <w:tcMar>
+              <w:top w:type="dxa" w:w="60"/>
+              <w:left w:type="dxa" w:w="100"/>
+              <w:bottom w:type="dxa" w:w="60"/>
+              <w:right w:type="dxa" w:w="100"/>
+            </w:tcMar>
+            <w:vAlign w:val="center"/>
+          </w:tcPr>
+          <w:p>
+            <w:pPr>
+              <w:jc w:val="left"/>
+            </w:pPr>
+            <w:r>
+              <w:rPr>
+                <w:sz w:val="19"/>
+                <w:szCs w:val="19"/>
+              </w:rPr>
+              <w:t xml:space="preserve">Error mapping</w:t>
+            </w:r>
+          </w:p>
+        </w:tc>
+        <w:tc>
+          <w:tcPr>
+            <w:tcW w:type="dxa" w:w="5600"/>
+            <w:shd w:fill="F5F8FC" w:val="clear"/>
+            <w:tcMar>
+              <w:top w:type="dxa" w:w="60"/>
+              <w:left w:type="dxa" w:w="100"/>
+              <w:bottom w:type="dxa" w:w="60"/>
+              <w:right w:type="dxa" w:w="100"/>
+            </w:tcMar>
+            <w:vAlign w:val="center"/>
+          </w:tcPr>
+          <w:p>
+            <w:pPr>
+              <w:jc w:val="left"/>
+            </w:pPr>
+            <w:r>
+              <w:rPr>
+                <w:sz w:val="19"/>
+                <w:szCs w:val="19"/>
+              </w:rPr>
+              <w:t xml:space="preserve">Unknown routes, wrong HTTP methods, unsupported media types and malformed bodies return 404 / 405 / 415 / 400 instead of 500.</w:t>
+            </w:r>
+          </w:p>
+        </w:tc>
+      </w:tr>
+      <w:tr>
+        <w:trPr>
+          <w:cantSplit/>
+        </w:trPr>
+        <w:tc>
+          <w:tcPr>
+            <w:tcW w:type="dxa" w:w="1500"/>
+            <w:tcMar>
+              <w:top w:type="dxa" w:w="60"/>
+              <w:left w:type="dxa" w:w="100"/>
+              <w:bottom w:type="dxa" w:w="60"/>
+              <w:right w:type="dxa" w:w="100"/>
+            </w:tcMar>
+            <w:vAlign w:val="center"/>
+          </w:tcPr>
+          <w:p>
+            <w:pPr>
+              <w:jc w:val="left"/>
+            </w:pPr>
+            <w:r>
+              <w:rPr>
+                <w:sz w:val="19"/>
+                <w:szCs w:val="19"/>
+              </w:rPr>
+              <w:t xml:space="preserve">lending-service</w:t>
+            </w:r>
+          </w:p>
+        </w:tc>
+        <w:tc>
+          <w:tcPr>
+            <w:tcW w:type="dxa" w:w="2400"/>
+            <w:tcMar>
+              <w:top w:type="dxa" w:w="60"/>
+              <w:left w:type="dxa" w:w="100"/>
+              <w:bottom w:type="dxa" w:w="60"/>
+              <w:right w:type="dxa" w:w="100"/>
+            </w:tcMar>
+            <w:vAlign w:val="center"/>
+          </w:tcPr>
+          <w:p>
+            <w:pPr>
+              <w:jc w:val="left"/>
+            </w:pPr>
+            <w:r>
+              <w:rPr>
+                <w:sz w:val="19"/>
+                <w:szCs w:val="19"/>
+              </w:rPr>
+              <w:t xml:space="preserve">Bulk endpoints</w:t>
+            </w:r>
+          </w:p>
+        </w:tc>
+        <w:tc>
+          <w:tcPr>
+            <w:tcW w:type="dxa" w:w="5600"/>
+            <w:tcMar>
+              <w:top w:type="dxa" w:w="60"/>
+              <w:left w:type="dxa" w:w="100"/>
+              <w:bottom w:type="dxa" w:w="60"/>
+              <w:right w:type="dxa" w:w="100"/>
+            </w:tcMar>
+            <w:vAlign w:val="center"/>
+          </w:tcPr>
+          <w:p>
+            <w:pPr>
+              <w:jc w:val="left"/>
+            </w:pPr>
+            <w:r>
+              <w:rPr>
+                <w:rFonts w:ascii="Consolas" w:hAnsi="Consolas" w:cs="Consolas"/>
+                <w:color w:val="1F3864"/>
+                <w:sz w:val="17"/>
+                <w:szCs w:val="17"/>
+              </w:rPr>
+              <w:t xml:space="preserve">POST /api/v1/loan-accounts/bulk/create</w:t>
+            </w:r>
+            <w:r>
+              <w:rPr>
+                <w:sz w:val="19"/>
+                <w:szCs w:val="19"/>
+              </w:rPr>
+              <w:t xml:space="preserve"> and </w:t>
+            </w:r>
+            <w:r>
+              <w:rPr>
+                <w:rFonts w:ascii="Consolas" w:hAnsi="Consolas" w:cs="Consolas"/>
+                <w:color w:val="1F3864"/>
+                <w:sz w:val="17"/>
+                <w:szCs w:val="17"/>
+              </w:rPr>
+              <w:t xml:space="preserve">/bulk/disburse</w:t>
+            </w:r>
+            <w:r>
+              <w:rPr>
+                <w:sz w:val="19"/>
+                <w:szCs w:val="19"/>
+              </w:rPr>
+              <w:t xml:space="preserve"> (max 200 items, per-item result, idempotent). Swagger shows valid example bodies; sample JSON in </w:t>
+            </w:r>
+            <w:r>
+              <w:rPr>
+                <w:rFonts w:ascii="Consolas" w:hAnsi="Consolas" w:cs="Consolas"/>
+                <w:color w:val="1F3864"/>
+                <w:sz w:val="17"/>
+                <w:szCs w:val="17"/>
+              </w:rPr>
+              <w:t xml:space="preserve">samples/</w:t>
+            </w:r>
+            <w:r>
+              <w:rPr>
+                <w:sz w:val="19"/>
+                <w:szCs w:val="19"/>
+              </w:rPr>
+              <w:t xml:space="preserve">.</w:t>
+            </w:r>
+          </w:p>
+        </w:tc>
+      </w:tr>
+      <w:tr>
+        <w:trPr>
+          <w:cantSplit/>
+        </w:trPr>
+        <w:tc>
+          <w:tcPr>
+            <w:tcW w:type="dxa" w:w="1500"/>
+            <w:shd w:fill="F5F8FC" w:val="clear"/>
+            <w:tcMar>
+              <w:top w:type="dxa" w:w="60"/>
+              <w:left w:type="dxa" w:w="100"/>
+              <w:bottom w:type="dxa" w:w="60"/>
+              <w:right w:type="dxa" w:w="100"/>
+            </w:tcMar>
+            <w:vAlign w:val="center"/>
+          </w:tcPr>
+          <w:p>
+            <w:pPr>
+              <w:jc w:val="left"/>
+            </w:pPr>
+            <w:r>
+              <w:rPr>
+                <w:sz w:val="19"/>
+                <w:szCs w:val="19"/>
+              </w:rPr>
+              <w:t xml:space="preserve">lending-service</w:t>
+            </w:r>
+          </w:p>
+        </w:tc>
+        <w:tc>
+          <w:tcPr>
+            <w:tcW w:type="dxa" w:w="2400"/>
+            <w:shd w:fill="F5F8FC" w:val="clear"/>
+            <w:tcMar>
+              <w:top w:type="dxa" w:w="60"/>
+              <w:left w:type="dxa" w:w="100"/>
+              <w:bottom w:type="dxa" w:w="60"/>
+              <w:right w:type="dxa" w:w="100"/>
+            </w:tcMar>
+            <w:vAlign w:val="center"/>
+          </w:tcPr>
+          <w:p>
+            <w:pPr>
+              <w:jc w:val="left"/>
+            </w:pPr>
+            <w:r>
+              <w:rPr>
+                <w:sz w:val="19"/>
+                <w:szCs w:val="19"/>
+              </w:rPr>
+              <w:t xml:space="preserve">Customer statement (PDF)</w:t>
+            </w:r>
+          </w:p>
+        </w:tc>
+        <w:tc>
+          <w:tcPr>
+            <w:tcW w:type="dxa" w:w="5600"/>
+            <w:shd w:fill="F5F8FC" w:val="clear"/>
+            <w:tcMar>
+              <w:top w:type="dxa" w:w="60"/>
+              <w:left w:type="dxa" w:w="100"/>
+              <w:bottom w:type="dxa" w:w="60"/>
+              <w:right w:type="dxa" w:w="100"/>
+            </w:tcMar>
+            <w:vAlign w:val="center"/>
+          </w:tcPr>
+          <w:p>
+            <w:pPr>
+              <w:jc w:val="left"/>
+            </w:pPr>
+            <w:r>
+              <w:rPr>
+                <w:sz w:val="19"/>
+                <w:szCs w:val="19"/>
+              </w:rPr>
+              <w:t xml:space="preserve">Two new GET endpoints render a loan statement with OpenPDF (§15.3).</w:t>
+            </w:r>
+          </w:p>
+        </w:tc>
+      </w:tr>
+      <w:tr>
+        <w:trPr>
+          <w:cantSplit/>
+        </w:trPr>
+        <w:tc>
+          <w:tcPr>
+            <w:tcW w:type="dxa" w:w="1500"/>
+            <w:tcMar>
+              <w:top w:type="dxa" w:w="60"/>
+              <w:left w:type="dxa" w:w="100"/>
+              <w:bottom w:type="dxa" w:w="60"/>
+              <w:right w:type="dxa" w:w="100"/>
+            </w:tcMar>
+            <w:vAlign w:val="center"/>
+          </w:tcPr>
+          <w:p>
+            <w:pPr>
+              <w:jc w:val="left"/>
+            </w:pPr>
+            <w:r>
+              <w:rPr>
+                <w:sz w:val="19"/>
+                <w:szCs w:val="19"/>
+              </w:rPr>
+              <w:t xml:space="preserve">lending-service</w:t>
+            </w:r>
+          </w:p>
+        </w:tc>
+        <w:tc>
+          <w:tcPr>
+            <w:tcW w:type="dxa" w:w="2400"/>
+            <w:tcMar>
+              <w:top w:type="dxa" w:w="60"/>
+              <w:left w:type="dxa" w:w="100"/>
+              <w:bottom w:type="dxa" w:w="60"/>
+              <w:right w:type="dxa" w:w="100"/>
+            </w:tcMar>
+            <w:vAlign w:val="center"/>
+          </w:tcPr>
+          <w:p>
+            <w:pPr>
+              <w:jc w:val="left"/>
+            </w:pPr>
+            <w:r>
+              <w:rPr>
+                <w:sz w:val="19"/>
+                <w:szCs w:val="19"/>
+              </w:rPr>
+              <w:t xml:space="preserve">Partition fix (V9)</w:t>
+            </w:r>
+          </w:p>
+        </w:tc>
+        <w:tc>
+          <w:tcPr>
+            <w:tcW w:type="dxa" w:w="5600"/>
+            <w:tcMar>
+              <w:top w:type="dxa" w:w="60"/>
+              <w:left w:type="dxa" w:w="100"/>
+              <w:bottom w:type="dxa" w:w="60"/>
+              <w:right w:type="dxa" w:w="100"/>
+            </w:tcMar>
+            <w:vAlign w:val="center"/>
+          </w:tcPr>
+          <w:p>
+            <w:pPr>
+              <w:jc w:val="left"/>
+            </w:pPr>
+            <w:r>
+              <w:rPr>
+                <w:sz w:val="19"/>
+                <w:szCs w:val="19"/>
+              </w:rPr>
+              <w:t xml:space="preserve">Fixes HTTP 409 on accrual or EMI posting for dates in months with no partition; adds </w:t>
+            </w:r>
+            <w:r>
+              <w:rPr>
+                <w:rFonts w:ascii="Consolas" w:hAnsi="Consolas" w:cs="Consolas"/>
+                <w:color w:val="1F3864"/>
+                <w:sz w:val="17"/>
+                <w:szCs w:val="17"/>
+              </w:rPr>
+              <w:t xml:space="preserve">PartitionMaintenanceService</w:t>
+            </w:r>
+            <w:r>
+              <w:rPr>
+                <w:sz w:val="19"/>
+                <w:szCs w:val="19"/>
+              </w:rPr>
+              <w:t xml:space="preserve"> (§15.4).</w:t>
+            </w:r>
+          </w:p>
+        </w:tc>
+      </w:tr>
+      <w:tr>
+        <w:trPr>
+          <w:cantSplit/>
+        </w:trPr>
+        <w:tc>
+          <w:tcPr>
+            <w:tcW w:type="dxa" w:w="1500"/>
+            <w:shd w:fill="F5F8FC" w:val="clear"/>
+            <w:tcMar>
+              <w:top w:type="dxa" w:w="60"/>
+              <w:left w:type="dxa" w:w="100"/>
+              <w:bottom w:type="dxa" w:w="60"/>
+              <w:right w:type="dxa" w:w="100"/>
+            </w:tcMar>
+            <w:vAlign w:val="center"/>
+          </w:tcPr>
+          <w:p>
+            <w:pPr>
+              <w:jc w:val="left"/>
+            </w:pPr>
+            <w:r>
+              <w:rPr>
+                <w:sz w:val="19"/>
+                <w:szCs w:val="19"/>
+              </w:rPr>
+              <w:t xml:space="preserve">Operations</w:t>
+            </w:r>
+          </w:p>
+        </w:tc>
+        <w:tc>
+          <w:tcPr>
+            <w:tcW w:type="dxa" w:w="2400"/>
+            <w:shd w:fill="F5F8FC" w:val="clear"/>
+            <w:tcMar>
+              <w:top w:type="dxa" w:w="60"/>
+              <w:left w:type="dxa" w:w="100"/>
+              <w:bottom w:type="dxa" w:w="60"/>
+              <w:right w:type="dxa" w:w="100"/>
+            </w:tcMar>
+            <w:vAlign w:val="center"/>
+          </w:tcPr>
+          <w:p>
+            <w:pPr>
+              <w:jc w:val="left"/>
+            </w:pPr>
+            <w:r>
+              <w:rPr>
+                <w:sz w:val="19"/>
+                <w:szCs w:val="19"/>
+              </w:rPr>
+              <w:t xml:space="preserve">Scripts</w:t>
+            </w:r>
+          </w:p>
+        </w:tc>
+        <w:tc>
+          <w:tcPr>
+            <w:tcW w:type="dxa" w:w="5600"/>
+            <w:shd w:fill="F5F8FC" w:val="clear"/>
+            <w:tcMar>
+              <w:top w:type="dxa" w:w="60"/>
+              <w:left w:type="dxa" w:w="100"/>
+              <w:bottom w:type="dxa" w:w="60"/>
+              <w:right w:type="dxa" w:w="100"/>
+            </w:tcMar>
+            <w:vAlign w:val="center"/>
+          </w:tcPr>
+          <w:p>
+            <w:pPr>
+              <w:jc w:val="left"/>
+            </w:pPr>
+            <w:r>
+              <w:rPr>
+                <w:rFonts w:ascii="Consolas" w:hAnsi="Consolas" w:cs="Consolas"/>
+                <w:color w:val="1F3864"/>
+                <w:sz w:val="17"/>
+                <w:szCs w:val="17"/>
+              </w:rPr>
+              <w:t xml:space="preserve">scripts/create-loan-account.*</w:t>
+            </w:r>
+            <w:r>
+              <w:rPr>
+                <w:sz w:val="19"/>
+                <w:szCs w:val="19"/>
+              </w:rPr>
+              <w:t xml:space="preserve"> and </w:t>
+            </w:r>
+            <w:r>
+              <w:rPr>
+                <w:rFonts w:ascii="Consolas" w:hAnsi="Consolas" w:cs="Consolas"/>
+                <w:color w:val="1F3864"/>
+                <w:sz w:val="17"/>
+                <w:szCs w:val="17"/>
+              </w:rPr>
+              <w:t xml:space="preserve">scripts/run-accrual.*</w:t>
+            </w:r>
+            <w:r>
+              <w:rPr>
+                <w:sz w:val="19"/>
+                <w:szCs w:val="19"/>
+              </w:rPr>
+              <w:t xml:space="preserve"> (bash and PowerShell) for the REST API (§15.7).</w:t>
+            </w:r>
+          </w:p>
+        </w:tc>
+      </w:tr>
+      <w:tr>
+        <w:trPr>
+          <w:cantSplit/>
+        </w:trPr>
+        <w:tc>
+          <w:tcPr>
+            <w:tcW w:type="dxa" w:w="1500"/>
+            <w:tcMar>
+              <w:top w:type="dxa" w:w="60"/>
+              <w:left w:type="dxa" w:w="100"/>
+              <w:bottom w:type="dxa" w:w="60"/>
+              <w:right w:type="dxa" w:w="100"/>
+            </w:tcMar>
+            <w:vAlign w:val="center"/>
+          </w:tcPr>
+          <w:p>
+            <w:pPr>
+              <w:jc w:val="left"/>
+            </w:pPr>
+            <w:r>
+              <w:rPr>
+                <w:sz w:val="19"/>
+                <w:szCs w:val="19"/>
+              </w:rPr>
+              <w:t xml:space="preserve">New service</w:t>
+            </w:r>
+          </w:p>
+        </w:tc>
+        <w:tc>
+          <w:tcPr>
+            <w:tcW w:type="dxa" w:w="2400"/>
+            <w:tcMar>
+              <w:top w:type="dxa" w:w="60"/>
+              <w:left w:type="dxa" w:w="100"/>
+              <w:bottom w:type="dxa" w:w="60"/>
+              <w:right w:type="dxa" w:w="100"/>
+            </w:tcMar>
+            <w:vAlign w:val="center"/>
+          </w:tcPr>
+          <w:p>
+            <w:pPr>
+              <w:jc w:val="left"/>
+            </w:pPr>
+            <w:r>
+              <w:rPr>
+                <w:sz w:val="19"/>
+                <w:szCs w:val="19"/>
+              </w:rPr>
+              <w:t xml:space="preserve">lending-admin-service</w:t>
+            </w:r>
+          </w:p>
+        </w:tc>
+        <w:tc>
+          <w:tcPr>
+            <w:tcW w:type="dxa" w:w="5600"/>
+            <w:tcMar>
+              <w:top w:type="dxa" w:w="60"/>
+              <w:left w:type="dxa" w:w="100"/>
+              <w:bottom w:type="dxa" w:w="60"/>
+              <w:right w:type="dxa" w:w="100"/>
+            </w:tcMar>
+            <w:vAlign w:val="center"/>
+          </w:tcPr>
+          <w:p>
+            <w:pPr>
+              <w:jc w:val="left"/>
+            </w:pPr>
+            <w:r>
+              <w:rPr>
+                <w:sz w:val="19"/>
+                <w:szCs w:val="19"/>
+              </w:rPr>
+              <w:t xml:space="preserve">Read-only admin console: Spring Boot API plus React UI in one container (§15.2).</w:t>
+            </w:r>
+          </w:p>
+        </w:tc>
+      </w:tr>
+      <w:tr>
+        <w:trPr>
+          <w:cantSplit/>
+        </w:trPr>
+        <w:tc>
+          <w:tcPr>
+            <w:tcW w:type="dxa" w:w="1500"/>
+            <w:shd w:fill="F5F8FC" w:val="clear"/>
+            <w:tcMar>
+              <w:top w:type="dxa" w:w="60"/>
+              <w:left w:type="dxa" w:w="100"/>
+              <w:bottom w:type="dxa" w:w="60"/>
+              <w:right w:type="dxa" w:w="100"/>
+            </w:tcMar>
+            <w:vAlign w:val="center"/>
+          </w:tcPr>
+          <w:p>
+            <w:pPr>
+              <w:jc w:val="left"/>
+            </w:pPr>
+            <w:r>
+              <w:rPr>
+                <w:sz w:val="19"/>
+                <w:szCs w:val="19"/>
+              </w:rPr>
+              <w:t xml:space="preserve">Documentation</w:t>
+            </w:r>
+          </w:p>
+        </w:tc>
+        <w:tc>
+          <w:tcPr>
+            <w:tcW w:type="dxa" w:w="2400"/>
+            <w:shd w:fill="F5F8FC" w:val="clear"/>
+            <w:tcMar>
+              <w:top w:type="dxa" w:w="60"/>
+              <w:left w:type="dxa" w:w="100"/>
+              <w:bottom w:type="dxa" w:w="60"/>
+              <w:right w:type="dxa" w:w="100"/>
+            </w:tcMar>
+            <w:vAlign w:val="center"/>
+          </w:tcPr>
+          <w:p>
+            <w:pPr>
+              <w:jc w:val="left"/>
+            </w:pPr>
+            <w:r>
+              <w:rPr>
+                <w:sz w:val="19"/>
+                <w:szCs w:val="19"/>
+              </w:rPr>
+              <w:t xml:space="preserve">Architecture deck</w:t>
+            </w:r>
+          </w:p>
+        </w:tc>
+        <w:tc>
+          <w:tcPr>
+            <w:tcW w:type="dxa" w:w="5600"/>
+            <w:shd w:fill="F5F8FC" w:val="clear"/>
+            <w:tcMar>
+              <w:top w:type="dxa" w:w="60"/>
+              <w:left w:type="dxa" w:w="100"/>
+              <w:bottom w:type="dxa" w:w="60"/>
+              <w:right w:type="dxa" w:w="100"/>
+            </w:tcMar>
+            <w:vAlign w:val="center"/>
+          </w:tcPr>
+          <w:p>
+            <w:pPr>
+              <w:jc w:val="left"/>
+            </w:pPr>
+            <w:r>
+              <w:rPr>
+                <w:rFonts w:ascii="Consolas" w:hAnsi="Consolas" w:cs="Consolas"/>
+                <w:color w:val="1F3864"/>
+                <w:sz w:val="17"/>
+                <w:szCs w:val="17"/>
+              </w:rPr>
+              <w:t xml:space="preserve">docs/Lending-Platform-Architecture.pptx</w:t>
+            </w:r>
+            <w:r>
+              <w:rPr>
+                <w:sz w:val="19"/>
+                <w:szCs w:val="19"/>
+              </w:rPr>
+              <w:t xml:space="preserve">: architecture, ER model, flows, status model, API catalogue, admin portal. Root </w:t>
+            </w:r>
+            <w:r>
+              <w:rPr>
+                <w:rFonts w:ascii="Consolas" w:hAnsi="Consolas" w:cs="Consolas"/>
+                <w:color w:val="1F3864"/>
+                <w:sz w:val="17"/>
+                <w:szCs w:val="17"/>
+              </w:rPr>
+              <w:t xml:space="preserve">README.md</w:t>
+            </w:r>
+            <w:r>
+              <w:rPr>
+                <w:sz w:val="19"/>
+                <w:szCs w:val="19"/>
+              </w:rPr>
+              <w:t xml:space="preserve"> added.</w:t>
+            </w:r>
+          </w:p>
+        </w:tc>
+      </w:tr>
+    </w:tbl>
+    <w:p>
+      <w:pPr>
+        <w:spacing w:after="120"/>
+      </w:pPr>
+    </w:p>
+    <w:p>
+      <w:pPr>
+        <w:pStyle w:val="Heading2"/>
+        <w:spacing w:after="120" w:before="280"/>
+      </w:pPr>
+      <w:r>
+        <w:rPr>
+          <w:b/>
+          <w:bCs/>
+          <w:color w:val="2E5AA8"/>
+          <w:sz w:val="25"/>
+          <w:szCs w:val="25"/>
+        </w:rPr>
+        <w:t xml:space="preserve">15.2 lending-admin-service (new)</w:t>
+      </w:r>
+    </w:p>
+    <w:p>
+      <w:pPr>
+        <w:pStyle w:val="Heading3"/>
+        <w:spacing w:after="100" w:before="200"/>
+      </w:pPr>
+      <w:r>
+        <w:rPr>
+          <w:b/>
+          <w:bCs/>
+          <w:color w:val="2E5AA8"/>
+          <w:sz w:val="22"/>
+          <w:szCs w:val="22"/>
+        </w:rPr>
+        <w:t xml:space="preserve">15.2.1 Purpose and design decisions</w:t>
+      </w:r>
+    </w:p>
+    <w:p>
+      <w:pPr>
+        <w:spacing w:after="140" w:line="276"/>
+      </w:pPr>
+      <w:r>
+        <w:rPr>
+          <w:sz w:val="21"/>
+          <w:szCs w:val="21"/>
+        </w:rPr>
+        <w:t xml:space="preserve">Operations had no way to look at the book except calling individual REST endpoints: lending-service has no list, search, payment-history or portfolio endpoints. The admin console fills that gap for inquiry. Three decisions shaped it, all confirmed with the product owner:</w:t>
+      </w:r>
+    </w:p>
+    <w:p>
+      <w:pPr>
+        <w:pStyle w:val="ListParagraph"/>
+        <w:numPr>
+          <w:ilvl w:val="0"/>
+          <w:numId w:val="1"/>
+        </w:numPr>
+        <w:spacing w:after="80" w:line="264"/>
+      </w:pPr>
+      <w:r>
+        <w:rPr>
+          <w:b/>
+          <w:bCs/>
+          <w:sz w:val="21"/>
+          <w:szCs w:val="21"/>
+        </w:rPr>
+        <w:t xml:space="preserve">Separate microservice.</w:t>
+      </w:r>
+      <w:r>
+        <w:rPr>
+          <w:sz w:val="21"/>
+          <w:szCs w:val="21"/>
+        </w:rPr>
+        <w:t xml:space="preserve"> It is its own Maven module, image and Render service. lending-service and lending-batch-service are not modified and do not depend on it.</w:t>
+      </w:r>
+    </w:p>
+    <w:p>
+      <w:pPr>
+        <w:pStyle w:val="ListParagraph"/>
+        <w:numPr>
+          <w:ilvl w:val="0"/>
+          <w:numId w:val="1"/>
+        </w:numPr>
+        <w:spacing w:after="80" w:line="264"/>
+      </w:pPr>
+      <w:r>
+        <w:rPr>
+          <w:b/>
+          <w:bCs/>
+          <w:sz w:val="21"/>
+          <w:szCs w:val="21"/>
+        </w:rPr>
+        <w:t xml:space="preserve">Read-only database access.</w:t>
+      </w:r>
+      <w:r>
+        <w:rPr>
+          <w:sz w:val="21"/>
+          <w:szCs w:val="21"/>
+        </w:rPr>
+        <w:t xml:space="preserve"> It reads the shared PostgreSQL database directly instead of calling lending-service, because the needed list/aggregate queries do not exist in the REST API and adding them would change the core service. Every connection is forced read-only (§15.2.5).</w:t>
+      </w:r>
+    </w:p>
+    <w:p>
+      <w:pPr>
+        <w:pStyle w:val="ListParagraph"/>
+        <w:numPr>
+          <w:ilvl w:val="0"/>
+          <w:numId w:val="1"/>
+        </w:numPr>
+        <w:spacing w:after="80" w:line="264"/>
+      </w:pPr>
+      <w:r>
+        <w:rPr>
+          <w:b/>
+          <w:bCs/>
+          <w:sz w:val="21"/>
+          <w:szCs w:val="21"/>
+        </w:rPr>
+        <w:t xml:space="preserve">Inquiry only.</w:t>
+      </w:r>
+      <w:r>
+        <w:rPr>
+          <w:sz w:val="21"/>
+          <w:szCs w:val="21"/>
+        </w:rPr>
+        <w:t xml:space="preserve"> No create, disburse, waive or payment actions. Those would need the Lending write API behind a proper role model and audit trail.</w:t>
+      </w:r>
+    </w:p>
+    <w:p>
+      <w:pPr>
+        <w:pStyle w:val="Heading3"/>
+        <w:spacing w:after="100" w:before="200"/>
+      </w:pPr>
+      <w:r>
+        <w:rPr>
+          <w:b/>
+          <w:bCs/>
+          <w:color w:val="2E5AA8"/>
+          <w:sz w:val="22"/>
+          <w:szCs w:val="22"/>
+        </w:rPr>
+        <w:t xml:space="preserve">15.2.2 Stack and structure</w:t>
+      </w:r>
+    </w:p>
+    <w:tbl>
+      <w:tblPr>
+        <w:tblW w:type="dxa" w:w="9500"/>
+        <w:tblBorders>
+          <w:top w:val="single" w:color="auto" w:sz="4"/>
+          <w:left w:val="single" w:color="auto" w:sz="4"/>
+          <w:bottom w:val="single" w:color="auto" w:sz="4"/>
+          <w:right w:val="single" w:color="auto" w:sz="4"/>
+          <w:insideH w:val="single" w:color="auto" w:sz="4"/>
+          <w:insideV w:val="single" w:color="auto" w:sz="4"/>
+        </w:tblBorders>
+      </w:tblPr>
+      <w:tblGrid>
+        <w:gridCol w:w="2300"/>
+        <w:gridCol w:w="7200"/>
+      </w:tblGrid>
+      <w:tr>
+        <w:trPr>
+          <w:tblHeader/>
+        </w:trPr>
+        <w:tc>
+          <w:tcPr>
+            <w:tcW w:type="dxa" w:w="2300"/>
+            <w:shd w:fill="1F3864" w:val="clear"/>
+            <w:tcMar>
+              <w:top w:type="dxa" w:w="60"/>
+              <w:left w:type="dxa" w:w="100"/>
+              <w:bottom w:type="dxa" w:w="60"/>
+              <w:right w:type="dxa" w:w="100"/>
+            </w:tcMar>
+            <w:vAlign w:val="center"/>
+          </w:tcPr>
+          <w:p>
+            <w:pPr>
+              <w:jc w:val="left"/>
+            </w:pPr>
+            <w:r>
+              <w:rPr>
+                <w:b/>
+                <w:bCs/>
+                <w:color w:val="FFFFFF"/>
+                <w:sz w:val="19"/>
+                <w:szCs w:val="19"/>
+              </w:rPr>
+              <w:t xml:space="preserve">Layer</w:t>
+            </w:r>
+          </w:p>
+        </w:tc>
+        <w:tc>
+          <w:tcPr>
+            <w:tcW w:type="dxa" w:w="7200"/>
+            <w:shd w:fill="1F3864" w:val="clear"/>
+            <w:tcMar>
+              <w:top w:type="dxa" w:w="60"/>
+              <w:left w:type="dxa" w:w="100"/>
+              <w:bottom w:type="dxa" w:w="60"/>
+              <w:right w:type="dxa" w:w="100"/>
+            </w:tcMar>
+            <w:vAlign w:val="center"/>
+          </w:tcPr>
+          <w:p>
+            <w:pPr>
+              <w:jc w:val="left"/>
+            </w:pPr>
+            <w:r>
+              <w:rPr>
+                <w:b/>
+                <w:bCs/>
+                <w:color w:val="FFFFFF"/>
+                <w:sz w:val="19"/>
+                <w:szCs w:val="19"/>
+              </w:rPr>
+              <w:t xml:space="preserve">Choice</w:t>
+            </w:r>
+          </w:p>
+        </w:tc>
+      </w:tr>
+      <w:tr>
+        <w:trPr>
+          <w:cantSplit/>
+        </w:trPr>
+        <w:tc>
+          <w:tcPr>
+            <w:tcW w:type="dxa" w:w="2300"/>
+            <w:tcMar>
+              <w:top w:type="dxa" w:w="60"/>
+              <w:left w:type="dxa" w:w="100"/>
+              <w:bottom w:type="dxa" w:w="60"/>
+              <w:right w:type="dxa" w:w="100"/>
+            </w:tcMar>
+            <w:vAlign w:val="center"/>
+          </w:tcPr>
+          <w:p>
+            <w:pPr>
+              <w:jc w:val="left"/>
+            </w:pPr>
+            <w:r>
+              <w:rPr>
+                <w:sz w:val="19"/>
+                <w:szCs w:val="19"/>
+              </w:rPr>
+              <w:t xml:space="preserve">Runtime</w:t>
+            </w:r>
+          </w:p>
+        </w:tc>
+        <w:tc>
+          <w:tcPr>
+            <w:tcW w:type="dxa" w:w="7200"/>
+            <w:tcMar>
+              <w:top w:type="dxa" w:w="60"/>
+              <w:left w:type="dxa" w:w="100"/>
+              <w:bottom w:type="dxa" w:w="60"/>
+              <w:right w:type="dxa" w:w="100"/>
+            </w:tcMar>
+            <w:vAlign w:val="center"/>
+          </w:tcPr>
+          <w:p>
+            <w:pPr>
+              <w:jc w:val="left"/>
+            </w:pPr>
+            <w:r>
+              <w:rPr>
+                <w:sz w:val="19"/>
+                <w:szCs w:val="19"/>
+              </w:rPr>
+              <w:t xml:space="preserve">Java 17, Spring Boot 3.3.2 (own parent POM, listed as a module in the root reactor but not parented by it)</w:t>
+            </w:r>
+          </w:p>
+        </w:tc>
+      </w:tr>
+      <w:tr>
+        <w:trPr>
+          <w:cantSplit/>
+        </w:trPr>
+        <w:tc>
+          <w:tcPr>
+            <w:tcW w:type="dxa" w:w="2300"/>
+            <w:shd w:fill="F5F8FC" w:val="clear"/>
+            <w:tcMar>
+              <w:top w:type="dxa" w:w="60"/>
+              <w:left w:type="dxa" w:w="100"/>
+              <w:bottom w:type="dxa" w:w="60"/>
+              <w:right w:type="dxa" w:w="100"/>
+            </w:tcMar>
+            <w:vAlign w:val="center"/>
+          </w:tcPr>
+          <w:p>
+            <w:pPr>
+              <w:jc w:val="left"/>
+            </w:pPr>
+            <w:r>
+              <w:rPr>
+                <w:sz w:val="19"/>
+                <w:szCs w:val="19"/>
+              </w:rPr>
+              <w:t xml:space="preserve">Data access</w:t>
+            </w:r>
+          </w:p>
+        </w:tc>
+        <w:tc>
+          <w:tcPr>
+            <w:tcW w:type="dxa" w:w="7200"/>
+            <w:shd w:fill="F5F8FC" w:val="clear"/>
+            <w:tcMar>
+              <w:top w:type="dxa" w:w="60"/>
+              <w:left w:type="dxa" w:w="100"/>
+              <w:bottom w:type="dxa" w:w="60"/>
+              <w:right w:type="dxa" w:w="100"/>
+            </w:tcMar>
+            <w:vAlign w:val="center"/>
+          </w:tcPr>
+          <w:p>
+            <w:pPr>
+              <w:jc w:val="left"/>
+            </w:pPr>
+            <w:r>
+              <w:rPr>
+                <w:sz w:val="19"/>
+                <w:szCs w:val="19"/>
+              </w:rPr>
+              <w:t xml:space="preserve">Spring JDBC </w:t>
+            </w:r>
+            <w:r>
+              <w:rPr>
+                <w:rFonts w:ascii="Consolas" w:hAnsi="Consolas" w:cs="Consolas"/>
+                <w:color w:val="1F3864"/>
+                <w:sz w:val="17"/>
+                <w:szCs w:val="17"/>
+              </w:rPr>
+              <w:t xml:space="preserve">NamedParameterJdbcTemplate</w:t>
+            </w:r>
+            <w:r>
+              <w:rPr>
+                <w:sz w:val="19"/>
+                <w:szCs w:val="19"/>
+              </w:rPr>
+              <w:t xml:space="preserve">, hand-written SQL, no JPA; PostgreSQL driver; Hikari pool (default 5 connections)</w:t>
+            </w:r>
+          </w:p>
+        </w:tc>
+      </w:tr>
+      <w:tr>
+        <w:trPr>
+          <w:cantSplit/>
+        </w:trPr>
+        <w:tc>
+          <w:tcPr>
+            <w:tcW w:type="dxa" w:w="2300"/>
+            <w:tcMar>
+              <w:top w:type="dxa" w:w="60"/>
+              <w:left w:type="dxa" w:w="100"/>
+              <w:bottom w:type="dxa" w:w="60"/>
+              <w:right w:type="dxa" w:w="100"/>
+            </w:tcMar>
+            <w:vAlign w:val="center"/>
+          </w:tcPr>
+          <w:p>
+            <w:pPr>
+              <w:jc w:val="left"/>
+            </w:pPr>
+            <w:r>
+              <w:rPr>
+                <w:sz w:val="19"/>
+                <w:szCs w:val="19"/>
+              </w:rPr>
+              <w:t xml:space="preserve">Security</w:t>
+            </w:r>
+          </w:p>
+        </w:tc>
+        <w:tc>
+          <w:tcPr>
+            <w:tcW w:type="dxa" w:w="7200"/>
+            <w:tcMar>
+              <w:top w:type="dxa" w:w="60"/>
+              <w:left w:type="dxa" w:w="100"/>
+              <w:bottom w:type="dxa" w:w="60"/>
+              <w:right w:type="dxa" w:w="100"/>
+            </w:tcMar>
+            <w:vAlign w:val="center"/>
+          </w:tcPr>
+          <w:p>
+            <w:pPr>
+              <w:jc w:val="left"/>
+            </w:pPr>
+            <w:r>
+              <w:rPr>
+                <w:sz w:val="19"/>
+                <w:szCs w:val="19"/>
+              </w:rPr>
+              <w:t xml:space="preserve">Spring Security, stateless HTTP Basic, single in-memory user from environment variables</w:t>
+            </w:r>
+          </w:p>
+        </w:tc>
+      </w:tr>
+      <w:tr>
+        <w:trPr>
+          <w:cantSplit/>
+        </w:trPr>
+        <w:tc>
+          <w:tcPr>
+            <w:tcW w:type="dxa" w:w="2300"/>
+            <w:shd w:fill="F5F8FC" w:val="clear"/>
+            <w:tcMar>
+              <w:top w:type="dxa" w:w="60"/>
+              <w:left w:type="dxa" w:w="100"/>
+              <w:bottom w:type="dxa" w:w="60"/>
+              <w:right w:type="dxa" w:w="100"/>
+            </w:tcMar>
+            <w:vAlign w:val="center"/>
+          </w:tcPr>
+          <w:p>
+            <w:pPr>
+              <w:jc w:val="left"/>
+            </w:pPr>
+            <w:r>
+              <w:rPr>
+                <w:sz w:val="19"/>
+                <w:szCs w:val="19"/>
+              </w:rPr>
+              <w:t xml:space="preserve">API docs</w:t>
+            </w:r>
+          </w:p>
+        </w:tc>
+        <w:tc>
+          <w:tcPr>
+            <w:tcW w:type="dxa" w:w="7200"/>
+            <w:shd w:fill="F5F8FC" w:val="clear"/>
+            <w:tcMar>
+              <w:top w:type="dxa" w:w="60"/>
+              <w:left w:type="dxa" w:w="100"/>
+              <w:bottom w:type="dxa" w:w="60"/>
+              <w:right w:type="dxa" w:w="100"/>
+            </w:tcMar>
+            <w:vAlign w:val="center"/>
+          </w:tcPr>
+          <w:p>
+            <w:pPr>
+              <w:jc w:val="left"/>
+            </w:pPr>
+            <w:r>
+              <w:rPr>
+                <w:sz w:val="19"/>
+                <w:szCs w:val="19"/>
+              </w:rPr>
+              <w:t xml:space="preserve">springdoc-openapi 2.6.0 (</w:t>
+            </w:r>
+            <w:r>
+              <w:rPr>
+                <w:rFonts w:ascii="Consolas" w:hAnsi="Consolas" w:cs="Consolas"/>
+                <w:color w:val="1F3864"/>
+                <w:sz w:val="17"/>
+                <w:szCs w:val="17"/>
+              </w:rPr>
+              <w:t xml:space="preserve">/swagger-ui.html</w:t>
+            </w:r>
+            <w:r>
+              <w:rPr>
+                <w:sz w:val="19"/>
+                <w:szCs w:val="19"/>
+              </w:rPr>
+              <w:t xml:space="preserve">, </w:t>
+            </w:r>
+            <w:r>
+              <w:rPr>
+                <w:rFonts w:ascii="Consolas" w:hAnsi="Consolas" w:cs="Consolas"/>
+                <w:color w:val="1F3864"/>
+                <w:sz w:val="17"/>
+                <w:szCs w:val="17"/>
+              </w:rPr>
+              <w:t xml:space="preserve">/v3/api-docs</w:t>
+            </w:r>
+            <w:r>
+              <w:rPr>
+                <w:sz w:val="19"/>
+                <w:szCs w:val="19"/>
+              </w:rPr>
+              <w:t xml:space="preserve">) with a Basic security scheme</w:t>
+            </w:r>
+          </w:p>
+        </w:tc>
+      </w:tr>
+      <w:tr>
+        <w:trPr>
+          <w:cantSplit/>
+        </w:trPr>
+        <w:tc>
+          <w:tcPr>
+            <w:tcW w:type="dxa" w:w="2300"/>
+            <w:tcMar>
+              <w:top w:type="dxa" w:w="60"/>
+              <w:left w:type="dxa" w:w="100"/>
+              <w:bottom w:type="dxa" w:w="60"/>
+              <w:right w:type="dxa" w:w="100"/>
+            </w:tcMar>
+            <w:vAlign w:val="center"/>
+          </w:tcPr>
+          <w:p>
+            <w:pPr>
+              <w:jc w:val="left"/>
+            </w:pPr>
+            <w:r>
+              <w:rPr>
+                <w:sz w:val="19"/>
+                <w:szCs w:val="19"/>
+              </w:rPr>
+              <w:t xml:space="preserve">Frontend</w:t>
+            </w:r>
+          </w:p>
+        </w:tc>
+        <w:tc>
+          <w:tcPr>
+            <w:tcW w:type="dxa" w:w="7200"/>
+            <w:tcMar>
+              <w:top w:type="dxa" w:w="60"/>
+              <w:left w:type="dxa" w:w="100"/>
+              <w:bottom w:type="dxa" w:w="60"/>
+              <w:right w:type="dxa" w:w="100"/>
+            </w:tcMar>
+            <w:vAlign w:val="center"/>
+          </w:tcPr>
+          <w:p>
+            <w:pPr>
+              <w:jc w:val="left"/>
+            </w:pPr>
+            <w:r>
+              <w:rPr>
+                <w:sz w:val="19"/>
+                <w:szCs w:val="19"/>
+              </w:rPr>
+              <w:t xml:space="preserve">React 18 + TypeScript + Vite 5, React Router (HashRouter), Recharts; light and dark theme via CSS variables</w:t>
+            </w:r>
+          </w:p>
+        </w:tc>
+      </w:tr>
+      <w:tr>
+        <w:trPr>
+          <w:cantSplit/>
+        </w:trPr>
+        <w:tc>
+          <w:tcPr>
+            <w:tcW w:type="dxa" w:w="2300"/>
+            <w:shd w:fill="F5F8FC" w:val="clear"/>
+            <w:tcMar>
+              <w:top w:type="dxa" w:w="60"/>
+              <w:left w:type="dxa" w:w="100"/>
+              <w:bottom w:type="dxa" w:w="60"/>
+              <w:right w:type="dxa" w:w="100"/>
+            </w:tcMar>
+            <w:vAlign w:val="center"/>
+          </w:tcPr>
+          <w:p>
+            <w:pPr>
+              <w:jc w:val="left"/>
+            </w:pPr>
+            <w:r>
+              <w:rPr>
+                <w:sz w:val="19"/>
+                <w:szCs w:val="19"/>
+              </w:rPr>
+              <w:t xml:space="preserve">Packaging</w:t>
+            </w:r>
+          </w:p>
+        </w:tc>
+        <w:tc>
+          <w:tcPr>
+            <w:tcW w:type="dxa" w:w="7200"/>
+            <w:shd w:fill="F5F8FC" w:val="clear"/>
+            <w:tcMar>
+              <w:top w:type="dxa" w:w="60"/>
+              <w:left w:type="dxa" w:w="100"/>
+              <w:bottom w:type="dxa" w:w="60"/>
+              <w:right w:type="dxa" w:w="100"/>
+            </w:tcMar>
+            <w:vAlign w:val="center"/>
+          </w:tcPr>
+          <w:p>
+            <w:pPr>
+              <w:jc w:val="left"/>
+            </w:pPr>
+            <w:r>
+              <w:rPr>
+                <w:sz w:val="19"/>
+                <w:szCs w:val="19"/>
+              </w:rPr>
+              <w:t xml:space="preserve">One multi-stage Dockerfile: node build of the UI, Maven build with the UI copied into </w:t>
+            </w:r>
+            <w:r>
+              <w:rPr>
+                <w:rFonts w:ascii="Consolas" w:hAnsi="Consolas" w:cs="Consolas"/>
+                <w:color w:val="1F3864"/>
+                <w:sz w:val="17"/>
+                <w:szCs w:val="17"/>
+              </w:rPr>
+              <w:t xml:space="preserve">static/</w:t>
+            </w:r>
+            <w:r>
+              <w:rPr>
+                <w:sz w:val="19"/>
+                <w:szCs w:val="19"/>
+              </w:rPr>
+              <w:t xml:space="preserve">, JRE runtime image; port 8082</w:t>
+            </w:r>
+          </w:p>
+        </w:tc>
+      </w:tr>
+    </w:tbl>
+    <w:p>
+      <w:pPr>
+        <w:spacing w:after="120"/>
+      </w:pPr>
+    </w:p>
+    <w:p>
+      <w:pPr>
+        <w:spacing w:after="140" w:line="276"/>
+      </w:pPr>
+      <w:r>
+        <w:rPr>
+          <w:sz w:val="21"/>
+          <w:szCs w:val="21"/>
+        </w:rPr>
+        <w:t xml:space="preserve">Backend packages under </w:t>
+      </w:r>
+      <w:r>
+        <w:rPr>
+          <w:rFonts w:ascii="Consolas" w:hAnsi="Consolas" w:cs="Consolas"/>
+          <w:color w:val="1F3864"/>
+          <w:sz w:val="19"/>
+          <w:szCs w:val="19"/>
+        </w:rPr>
+        <w:t xml:space="preserve">com.bank.lending.admin</w:t>
+      </w:r>
+      <w:r>
+        <w:rPr>
+          <w:sz w:val="21"/>
+          <w:szCs w:val="21"/>
+        </w:rPr>
+        <w:t xml:space="preserve">: </w:t>
+      </w:r>
+      <w:r>
+        <w:rPr>
+          <w:rFonts w:ascii="Consolas" w:hAnsi="Consolas" w:cs="Consolas"/>
+          <w:color w:val="1F3864"/>
+          <w:sz w:val="19"/>
+          <w:szCs w:val="19"/>
+        </w:rPr>
+        <w:t xml:space="preserve">web</w:t>
+      </w:r>
+      <w:r>
+        <w:rPr>
+          <w:sz w:val="21"/>
+          <w:szCs w:val="21"/>
+        </w:rPr>
+        <w:t xml:space="preserve"> (REST controllers), </w:t>
+      </w:r>
+      <w:r>
+        <w:rPr>
+          <w:rFonts w:ascii="Consolas" w:hAnsi="Consolas" w:cs="Consolas"/>
+          <w:color w:val="1F3864"/>
+          <w:sz w:val="19"/>
+          <w:szCs w:val="19"/>
+        </w:rPr>
+        <w:t xml:space="preserve">service</w:t>
+      </w:r>
+      <w:r>
+        <w:rPr>
+          <w:sz w:val="21"/>
+          <w:szCs w:val="21"/>
+        </w:rPr>
+        <w:t xml:space="preserve"> (inquiry and portfolio logic, derived figures), </w:t>
+      </w:r>
+      <w:r>
+        <w:rPr>
+          <w:rFonts w:ascii="Consolas" w:hAnsi="Consolas" w:cs="Consolas"/>
+          <w:color w:val="1F3864"/>
+          <w:sz w:val="19"/>
+          <w:szCs w:val="19"/>
+        </w:rPr>
+        <w:t xml:space="preserve">repository</w:t>
+      </w:r>
+      <w:r>
+        <w:rPr>
+          <w:sz w:val="21"/>
+          <w:szCs w:val="21"/>
+        </w:rPr>
+        <w:t xml:space="preserve"> (SQL), </w:t>
+      </w:r>
+      <w:r>
+        <w:rPr>
+          <w:rFonts w:ascii="Consolas" w:hAnsi="Consolas" w:cs="Consolas"/>
+          <w:color w:val="1F3864"/>
+          <w:sz w:val="19"/>
+          <w:szCs w:val="19"/>
+        </w:rPr>
+        <w:t xml:space="preserve">dto</w:t>
+      </w:r>
+      <w:r>
+        <w:rPr>
+          <w:sz w:val="21"/>
+          <w:szCs w:val="21"/>
+        </w:rPr>
+        <w:t xml:space="preserve"> (response records), </w:t>
+      </w:r>
+      <w:r>
+        <w:rPr>
+          <w:rFonts w:ascii="Consolas" w:hAnsi="Consolas" w:cs="Consolas"/>
+          <w:color w:val="1F3864"/>
+          <w:sz w:val="19"/>
+          <w:szCs w:val="19"/>
+        </w:rPr>
+        <w:t xml:space="preserve">config</w:t>
+      </w:r>
+      <w:r>
+        <w:rPr>
+          <w:sz w:val="21"/>
+          <w:szCs w:val="21"/>
+        </w:rPr>
+        <w:t xml:space="preserve"> (security, clock, OpenAPI) and </w:t>
+      </w:r>
+      <w:r>
+        <w:rPr>
+          <w:rFonts w:ascii="Consolas" w:hAnsi="Consolas" w:cs="Consolas"/>
+          <w:color w:val="1F3864"/>
+          <w:sz w:val="19"/>
+          <w:szCs w:val="19"/>
+        </w:rPr>
+        <w:t xml:space="preserve">common</w:t>
+      </w:r>
+      <w:r>
+        <w:rPr>
+          <w:sz w:val="21"/>
+          <w:szCs w:val="21"/>
+        </w:rPr>
+        <w:t xml:space="preserve"> (exception handling). The React app is under </w:t>
+      </w:r>
+      <w:r>
+        <w:rPr>
+          <w:rFonts w:ascii="Consolas" w:hAnsi="Consolas" w:cs="Consolas"/>
+          <w:color w:val="1F3864"/>
+          <w:sz w:val="19"/>
+          <w:szCs w:val="19"/>
+        </w:rPr>
+        <w:t xml:space="preserve">frontend/src</w:t>
+      </w:r>
+      <w:r>
+        <w:rPr>
+          <w:sz w:val="21"/>
+          <w:szCs w:val="21"/>
+        </w:rPr>
+        <w:t xml:space="preserve"> (pages, components, API client, formatters).</w:t>
+      </w:r>
+    </w:p>
+    <w:p>
+      <w:pPr>
+        <w:pStyle w:val="Heading3"/>
+        <w:spacing w:after="100" w:before="200"/>
+      </w:pPr>
+      <w:r>
+        <w:rPr>
+          <w:b/>
+          <w:bCs/>
+          <w:color w:val="2E5AA8"/>
+          <w:sz w:val="22"/>
+          <w:szCs w:val="22"/>
+        </w:rPr>
+        <w:t xml:space="preserve">15.2.3 Data access rules</w:t>
+      </w:r>
+    </w:p>
+    <w:p>
+      <w:pPr>
+        <w:pStyle w:val="ListParagraph"/>
+        <w:numPr>
+          <w:ilvl w:val="0"/>
+          <w:numId w:val="1"/>
+        </w:numPr>
+        <w:spacing w:after="80" w:line="264"/>
+      </w:pPr>
+      <w:r>
+        <w:rPr>
+          <w:b/>
+          <w:bCs/>
+          <w:sz w:val="21"/>
+          <w:szCs w:val="21"/>
+        </w:rPr>
+        <w:t xml:space="preserve">Current schedule.</w:t>
+      </w:r>
+      <w:r>
+        <w:rPr>
+          <w:sz w:val="21"/>
+          <w:szCs w:val="21"/>
+        </w:rPr>
+        <w:t xml:space="preserve"> A part-payment or rate reset writes a new </w:t>
+      </w:r>
+      <w:r>
+        <w:rPr>
+          <w:rFonts w:ascii="Consolas" w:hAnsi="Consolas" w:cs="Consolas"/>
+          <w:color w:val="1F3864"/>
+          <w:sz w:val="19"/>
+          <w:szCs w:val="19"/>
+        </w:rPr>
+        <w:t xml:space="preserve">schedule_version</w:t>
+      </w:r>
+      <w:r>
+        <w:rPr>
+          <w:sz w:val="21"/>
+          <w:szCs w:val="21"/>
+        </w:rPr>
+        <w:t xml:space="preserve"> for the remaining instalments. The console always shows, per account and instalment, the row from the highest version; the Amortization tab also lets the user view any earlier version.</w:t>
+      </w:r>
+    </w:p>
+    <w:p>
+      <w:pPr>
+        <w:pStyle w:val="ListParagraph"/>
+        <w:numPr>
+          <w:ilvl w:val="0"/>
+          <w:numId w:val="1"/>
+        </w:numPr>
+        <w:spacing w:after="80" w:line="264"/>
+      </w:pPr>
+      <w:r>
+        <w:rPr>
+          <w:b/>
+          <w:bCs/>
+          <w:sz w:val="21"/>
+          <w:szCs w:val="21"/>
+        </w:rPr>
+        <w:t xml:space="preserve">Live accounts.</w:t>
+      </w:r>
+      <w:r>
+        <w:rPr>
+          <w:sz w:val="21"/>
+          <w:szCs w:val="21"/>
+        </w:rPr>
+        <w:t xml:space="preserve"> Overdue, upcoming and portfolio figures include only accounts whose status is not PENDING_DISBURSEMENT, CLOSED, FORECLOSED or WRITTEN_OFF.</w:t>
+      </w:r>
+    </w:p>
+    <w:p>
+      <w:pPr>
+        <w:pStyle w:val="ListParagraph"/>
+        <w:numPr>
+          <w:ilvl w:val="0"/>
+          <w:numId w:val="1"/>
+        </w:numPr>
+        <w:spacing w:after="80" w:line="264"/>
+      </w:pPr>
+      <w:r>
+        <w:rPr>
+          <w:b/>
+          <w:bCs/>
+          <w:sz w:val="21"/>
+          <w:szCs w:val="21"/>
+        </w:rPr>
+        <w:t xml:space="preserve">Overdue and days past due.</w:t>
+      </w:r>
+      <w:r>
+        <w:rPr>
+          <w:sz w:val="21"/>
+          <w:szCs w:val="21"/>
+        </w:rPr>
+        <w:t xml:space="preserve"> An instalment is overdue when it is unpaid and its due date is before today (business timezone, default Asia/Kolkata). DPD is today minus the oldest unpaid due date; buckets are 1-30, 31-60, 61-90 and 90+.</w:t>
+      </w:r>
+    </w:p>
+    <w:p>
+      <w:pPr>
+        <w:pStyle w:val="ListParagraph"/>
+        <w:numPr>
+          <w:ilvl w:val="0"/>
+          <w:numId w:val="1"/>
+        </w:numPr>
+        <w:spacing w:after="80" w:line="264"/>
+      </w:pPr>
+      <w:r>
+        <w:rPr>
+          <w:b/>
+          <w:bCs/>
+          <w:sz w:val="21"/>
+          <w:szCs w:val="21"/>
+        </w:rPr>
+        <w:t xml:space="preserve">Outstanding principal.</w:t>
+      </w:r>
+      <w:r>
+        <w:rPr>
+          <w:sz w:val="21"/>
+          <w:szCs w:val="21"/>
+        </w:rPr>
+        <w:t xml:space="preserve"> Null before disbursement, zero for CLOSED and FORECLOSED, otherwise the balance outstanding before the next unpaid instalment of the current schedule.</w:t>
+      </w:r>
+    </w:p>
+    <w:p>
+      <w:pPr>
+        <w:pStyle w:val="ListParagraph"/>
+        <w:numPr>
+          <w:ilvl w:val="0"/>
+          <w:numId w:val="1"/>
+        </w:numPr>
+        <w:spacing w:after="80" w:line="264"/>
+      </w:pPr>
+      <w:r>
+        <w:rPr>
+          <w:b/>
+          <w:bCs/>
+          <w:sz w:val="21"/>
+          <w:szCs w:val="21"/>
+        </w:rPr>
+        <w:t xml:space="preserve">Batch monitoring.</w:t>
+      </w:r>
+      <w:r>
+        <w:rPr>
+          <w:sz w:val="21"/>
+          <w:szCs w:val="21"/>
+        </w:rPr>
+        <w:t xml:space="preserve"> Reads </w:t>
+      </w:r>
+      <w:r>
+        <w:rPr>
+          <w:rFonts w:ascii="Consolas" w:hAnsi="Consolas" w:cs="Consolas"/>
+          <w:color w:val="1F3864"/>
+          <w:sz w:val="19"/>
+          <w:szCs w:val="19"/>
+        </w:rPr>
+        <w:t xml:space="preserve">batch.batch_job_config</w:t>
+      </w:r>
+      <w:r>
+        <w:rPr>
+          <w:sz w:val="21"/>
+          <w:szCs w:val="21"/>
+        </w:rPr>
+        <w:t xml:space="preserve"> and the Spring Batch execution tables; if the batch schema or tables are missing (batch service never started) the page returns empty lists instead of an error.</w:t>
+      </w:r>
+    </w:p>
+    <w:p>
+      <w:pPr>
+        <w:pStyle w:val="Heading3"/>
+        <w:spacing w:after="100" w:before="200"/>
+      </w:pPr>
+      <w:r>
+        <w:rPr>
+          <w:b/>
+          <w:bCs/>
+          <w:color w:val="2E5AA8"/>
+          <w:sz w:val="22"/>
+          <w:szCs w:val="22"/>
+        </w:rPr>
+        <w:t xml:space="preserve">15.2.4 REST API (all under /api/admin, HTTP Basic)</w:t>
+      </w:r>
+    </w:p>
+    <w:tbl>
+      <w:tblPr>
+        <w:tblW w:type="dxa" w:w="9500"/>
+        <w:tblBorders>
+          <w:top w:val="single" w:color="auto" w:sz="4"/>
+          <w:left w:val="single" w:color="auto" w:sz="4"/>
+          <w:bottom w:val="single" w:color="auto" w:sz="4"/>
+          <w:right w:val="single" w:color="auto" w:sz="4"/>
+          <w:insideH w:val="single" w:color="auto" w:sz="4"/>
+          <w:insideV w:val="single" w:color="auto" w:sz="4"/>
+        </w:tblBorders>
+      </w:tblPr>
+      <w:tblGrid>
+        <w:gridCol w:w="3600"/>
+        <w:gridCol w:w="5900"/>
+      </w:tblGrid>
+      <w:tr>
+        <w:trPr>
+          <w:tblHeader/>
+        </w:trPr>
+        <w:tc>
+          <w:tcPr>
+            <w:tcW w:type="dxa" w:w="3600"/>
+            <w:shd w:fill="1F3864" w:val="clear"/>
+            <w:tcMar>
+              <w:top w:type="dxa" w:w="60"/>
+              <w:left w:type="dxa" w:w="100"/>
+              <w:bottom w:type="dxa" w:w="60"/>
+              <w:right w:type="dxa" w:w="100"/>
+            </w:tcMar>
+            <w:vAlign w:val="center"/>
+          </w:tcPr>
+          <w:p>
+            <w:pPr>
+              <w:jc w:val="left"/>
+            </w:pPr>
+            <w:r>
+              <w:rPr>
+                <w:b/>
+                <w:bCs/>
+                <w:color w:val="FFFFFF"/>
+                <w:sz w:val="19"/>
+                <w:szCs w:val="19"/>
+              </w:rPr>
+              <w:t xml:space="preserve">Endpoint</w:t>
+            </w:r>
+          </w:p>
+        </w:tc>
+        <w:tc>
+          <w:tcPr>
+            <w:tcW w:type="dxa" w:w="5900"/>
+            <w:shd w:fill="1F3864" w:val="clear"/>
+            <w:tcMar>
+              <w:top w:type="dxa" w:w="60"/>
+              <w:left w:type="dxa" w:w="100"/>
+              <w:bottom w:type="dxa" w:w="60"/>
+              <w:right w:type="dxa" w:w="100"/>
+            </w:tcMar>
+            <w:vAlign w:val="center"/>
+          </w:tcPr>
+          <w:p>
+            <w:pPr>
+              <w:jc w:val="left"/>
+            </w:pPr>
+            <w:r>
+              <w:rPr>
+                <w:b/>
+                <w:bCs/>
+                <w:color w:val="FFFFFF"/>
+                <w:sz w:val="19"/>
+                <w:szCs w:val="19"/>
+              </w:rPr>
+              <w:t xml:space="preserve">Returns</w:t>
+            </w:r>
+          </w:p>
+        </w:tc>
+      </w:tr>
+      <w:tr>
+        <w:trPr>
+          <w:cantSplit/>
+        </w:trPr>
+        <w:tc>
+          <w:tcPr>
+            <w:tcW w:type="dxa" w:w="3600"/>
+            <w:tcMar>
+              <w:top w:type="dxa" w:w="60"/>
+              <w:left w:type="dxa" w:w="100"/>
+              <w:bottom w:type="dxa" w:w="60"/>
+              <w:right w:type="dxa" w:w="100"/>
+            </w:tcMar>
+            <w:vAlign w:val="center"/>
+          </w:tcPr>
+          <w:p>
+            <w:pPr>
+              <w:jc w:val="left"/>
+            </w:pPr>
+            <w:r>
+              <w:rPr>
+                <w:sz w:val="19"/>
+                <w:szCs w:val="19"/>
+              </w:rPr>
+              <w:t xml:space="preserve">GET /me</w:t>
+            </w:r>
+          </w:p>
+        </w:tc>
+        <w:tc>
+          <w:tcPr>
+            <w:tcW w:type="dxa" w:w="5900"/>
+            <w:tcMar>
+              <w:top w:type="dxa" w:w="60"/>
+              <w:left w:type="dxa" w:w="100"/>
+              <w:bottom w:type="dxa" w:w="60"/>
+              <w:right w:type="dxa" w:w="100"/>
+            </w:tcMar>
+            <w:vAlign w:val="center"/>
+          </w:tcPr>
+          <w:p>
+            <w:pPr>
+              <w:jc w:val="left"/>
+            </w:pPr>
+            <w:r>
+              <w:rPr>
+                <w:sz w:val="19"/>
+                <w:szCs w:val="19"/>
+              </w:rPr>
+              <w:t xml:space="preserve">Logged-in user name, timezone, whether statement download is configured</w:t>
+            </w:r>
+          </w:p>
+        </w:tc>
+      </w:tr>
+      <w:tr>
+        <w:trPr>
+          <w:cantSplit/>
+        </w:trPr>
+        <w:tc>
+          <w:tcPr>
+            <w:tcW w:type="dxa" w:w="3600"/>
+            <w:shd w:fill="F5F8FC" w:val="clear"/>
+            <w:tcMar>
+              <w:top w:type="dxa" w:w="60"/>
+              <w:left w:type="dxa" w:w="100"/>
+              <w:bottom w:type="dxa" w:w="60"/>
+              <w:right w:type="dxa" w:w="100"/>
+            </w:tcMar>
+            <w:vAlign w:val="center"/>
+          </w:tcPr>
+          <w:p>
+            <w:pPr>
+              <w:jc w:val="left"/>
+            </w:pPr>
+            <w:r>
+              <w:rPr>
+                <w:sz w:val="19"/>
+                <w:szCs w:val="19"/>
+              </w:rPr>
+              <w:t xml:space="preserve">GET /dashboard</w:t>
+            </w:r>
+          </w:p>
+        </w:tc>
+        <w:tc>
+          <w:tcPr>
+            <w:tcW w:type="dxa" w:w="5900"/>
+            <w:shd w:fill="F5F8FC" w:val="clear"/>
+            <w:tcMar>
+              <w:top w:type="dxa" w:w="60"/>
+              <w:left w:type="dxa" w:w="100"/>
+              <w:bottom w:type="dxa" w:w="60"/>
+              <w:right w:type="dxa" w:w="100"/>
+            </w:tcMar>
+            <w:vAlign w:val="center"/>
+          </w:tcPr>
+          <w:p>
+            <w:pPr>
+              <w:jc w:val="left"/>
+            </w:pPr>
+            <w:r>
+              <w:rPr>
+                <w:sz w:val="19"/>
+                <w:szCs w:val="19"/>
+              </w:rPr>
+              <w:t xml:space="preserve">KPIs (accounts, outstanding principal, overdue, due in 7 days, collections month-to-date), status mix, last accrual date, accrual and collection trends</w:t>
+            </w:r>
+          </w:p>
+        </w:tc>
+      </w:tr>
+      <w:tr>
+        <w:trPr>
+          <w:cantSplit/>
+        </w:trPr>
+        <w:tc>
+          <w:tcPr>
+            <w:tcW w:type="dxa" w:w="3600"/>
+            <w:tcMar>
+              <w:top w:type="dxa" w:w="60"/>
+              <w:left w:type="dxa" w:w="100"/>
+              <w:bottom w:type="dxa" w:w="60"/>
+              <w:right w:type="dxa" w:w="100"/>
+            </w:tcMar>
+            <w:vAlign w:val="center"/>
+          </w:tcPr>
+          <w:p>
+            <w:pPr>
+              <w:jc w:val="left"/>
+            </w:pPr>
+            <w:r>
+              <w:rPr>
+                <w:sz w:val="19"/>
+                <w:szCs w:val="19"/>
+              </w:rPr>
+              <w:t xml:space="preserve">GET /accounts</w:t>
+            </w:r>
+          </w:p>
+        </w:tc>
+        <w:tc>
+          <w:tcPr>
+            <w:tcW w:type="dxa" w:w="5900"/>
+            <w:tcMar>
+              <w:top w:type="dxa" w:w="60"/>
+              <w:left w:type="dxa" w:w="100"/>
+              <w:bottom w:type="dxa" w:w="60"/>
+              <w:right w:type="dxa" w:w="100"/>
+            </w:tcMar>
+            <w:vAlign w:val="center"/>
+          </w:tcPr>
+          <w:p>
+            <w:pPr>
+              <w:jc w:val="left"/>
+            </w:pPr>
+            <w:r>
+              <w:rPr>
+                <w:sz w:val="19"/>
+                <w:szCs w:val="19"/>
+              </w:rPr>
+              <w:t xml:space="preserve">Paged search: q (account number or customer id), status, type, product, customer; sortable</w:t>
+            </w:r>
+          </w:p>
+        </w:tc>
+      </w:tr>
+      <w:tr>
+        <w:trPr>
+          <w:cantSplit/>
+        </w:trPr>
+        <w:tc>
+          <w:tcPr>
+            <w:tcW w:type="dxa" w:w="3600"/>
+            <w:shd w:fill="F5F8FC" w:val="clear"/>
+            <w:tcMar>
+              <w:top w:type="dxa" w:w="60"/>
+              <w:left w:type="dxa" w:w="100"/>
+              <w:bottom w:type="dxa" w:w="60"/>
+              <w:right w:type="dxa" w:w="100"/>
+            </w:tcMar>
+            <w:vAlign w:val="center"/>
+          </w:tcPr>
+          <w:p>
+            <w:pPr>
+              <w:jc w:val="left"/>
+            </w:pPr>
+            <w:r>
+              <w:rPr>
+                <w:sz w:val="19"/>
+                <w:szCs w:val="19"/>
+              </w:rPr>
+              <w:t xml:space="preserve">GET /accounts/{id}  |  /accounts/by-number/{n}</w:t>
+            </w:r>
+          </w:p>
+        </w:tc>
+        <w:tc>
+          <w:tcPr>
+            <w:tcW w:type="dxa" w:w="5900"/>
+            <w:shd w:fill="F5F8FC" w:val="clear"/>
+            <w:tcMar>
+              <w:top w:type="dxa" w:w="60"/>
+              <w:left w:type="dxa" w:w="100"/>
+              <w:bottom w:type="dxa" w:w="60"/>
+              <w:right w:type="dxa" w:w="100"/>
+            </w:tcMar>
+            <w:vAlign w:val="center"/>
+          </w:tcPr>
+          <w:p>
+            <w:pPr>
+              <w:jc w:val="left"/>
+            </w:pPr>
+            <w:r>
+              <w:rPr>
+                <w:sz w:val="19"/>
+                <w:szCs w:val="19"/>
+              </w:rPr>
+              <w:t xml:space="preserve">Account detail with derived figures (instalments paid, next due, overdue count and amount, outstanding principal)</w:t>
+            </w:r>
+          </w:p>
+        </w:tc>
+      </w:tr>
+      <w:tr>
+        <w:trPr>
+          <w:cantSplit/>
+        </w:trPr>
+        <w:tc>
+          <w:tcPr>
+            <w:tcW w:type="dxa" w:w="3600"/>
+            <w:tcMar>
+              <w:top w:type="dxa" w:w="60"/>
+              <w:left w:type="dxa" w:w="100"/>
+              <w:bottom w:type="dxa" w:w="60"/>
+              <w:right w:type="dxa" w:w="100"/>
+            </w:tcMar>
+            <w:vAlign w:val="center"/>
+          </w:tcPr>
+          <w:p>
+            <w:pPr>
+              <w:jc w:val="left"/>
+            </w:pPr>
+            <w:r>
+              <w:rPr>
+                <w:sz w:val="19"/>
+                <w:szCs w:val="19"/>
+              </w:rPr>
+              <w:t xml:space="preserve">GET /accounts/{id}/schedule?version=</w:t>
+            </w:r>
+          </w:p>
+        </w:tc>
+        <w:tc>
+          <w:tcPr>
+            <w:tcW w:type="dxa" w:w="5900"/>
+            <w:tcMar>
+              <w:top w:type="dxa" w:w="60"/>
+              <w:left w:type="dxa" w:w="100"/>
+              <w:bottom w:type="dxa" w:w="60"/>
+              <w:right w:type="dxa" w:w="100"/>
+            </w:tcMar>
+            <w:vAlign w:val="center"/>
+          </w:tcPr>
+          <w:p>
+            <w:pPr>
+              <w:jc w:val="left"/>
+            </w:pPr>
+            <w:r>
+              <w:rPr>
+                <w:sz w:val="19"/>
+                <w:szCs w:val="19"/>
+              </w:rPr>
+              <w:t xml:space="preserve">Amortization rows and totals for the current or a chosen version, plus the list of versions</w:t>
+            </w:r>
+          </w:p>
+        </w:tc>
+      </w:tr>
+      <w:tr>
+        <w:trPr>
+          <w:cantSplit/>
+        </w:trPr>
+        <w:tc>
+          <w:tcPr>
+            <w:tcW w:type="dxa" w:w="3600"/>
+            <w:shd w:fill="F5F8FC" w:val="clear"/>
+            <w:tcMar>
+              <w:top w:type="dxa" w:w="60"/>
+              <w:left w:type="dxa" w:w="100"/>
+              <w:bottom w:type="dxa" w:w="60"/>
+              <w:right w:type="dxa" w:w="100"/>
+            </w:tcMar>
+            <w:vAlign w:val="center"/>
+          </w:tcPr>
+          <w:p>
+            <w:pPr>
+              <w:jc w:val="left"/>
+            </w:pPr>
+            <w:r>
+              <w:rPr>
+                <w:sz w:val="19"/>
+                <w:szCs w:val="19"/>
+              </w:rPr>
+              <w:t xml:space="preserve">GET /accounts/{id}/accruals?from=&amp;to=</w:t>
+            </w:r>
+          </w:p>
+        </w:tc>
+        <w:tc>
+          <w:tcPr>
+            <w:tcW w:type="dxa" w:w="5900"/>
+            <w:shd w:fill="F5F8FC" w:val="clear"/>
+            <w:tcMar>
+              <w:top w:type="dxa" w:w="60"/>
+              <w:left w:type="dxa" w:w="100"/>
+              <w:bottom w:type="dxa" w:w="60"/>
+              <w:right w:type="dxa" w:w="100"/>
+            </w:tcMar>
+            <w:vAlign w:val="center"/>
+          </w:tcPr>
+          <w:p>
+            <w:pPr>
+              <w:jc w:val="left"/>
+            </w:pPr>
+            <w:r>
+              <w:rPr>
+                <w:sz w:val="19"/>
+                <w:szCs w:val="19"/>
+              </w:rPr>
+              <w:t xml:space="preserve">Daily accruals, totals and a daily series</w:t>
+            </w:r>
+          </w:p>
+        </w:tc>
+      </w:tr>
+      <w:tr>
+        <w:trPr>
+          <w:cantSplit/>
+        </w:trPr>
+        <w:tc>
+          <w:tcPr>
+            <w:tcW w:type="dxa" w:w="3600"/>
+            <w:tcMar>
+              <w:top w:type="dxa" w:w="60"/>
+              <w:left w:type="dxa" w:w="100"/>
+              <w:bottom w:type="dxa" w:w="60"/>
+              <w:right w:type="dxa" w:w="100"/>
+            </w:tcMar>
+            <w:vAlign w:val="center"/>
+          </w:tcPr>
+          <w:p>
+            <w:pPr>
+              <w:jc w:val="left"/>
+            </w:pPr>
+            <w:r>
+              <w:rPr>
+                <w:sz w:val="19"/>
+                <w:szCs w:val="19"/>
+              </w:rPr>
+              <w:t xml:space="preserve">GET /accounts/{id}/payments</w:t>
+            </w:r>
+          </w:p>
+        </w:tc>
+        <w:tc>
+          <w:tcPr>
+            <w:tcW w:type="dxa" w:w="5900"/>
+            <w:tcMar>
+              <w:top w:type="dxa" w:w="60"/>
+              <w:left w:type="dxa" w:w="100"/>
+              <w:bottom w:type="dxa" w:w="60"/>
+              <w:right w:type="dxa" w:w="100"/>
+            </w:tcMar>
+            <w:vAlign w:val="center"/>
+          </w:tcPr>
+          <w:p>
+            <w:pPr>
+              <w:jc w:val="left"/>
+            </w:pPr>
+            <w:r>
+              <w:rPr>
+                <w:sz w:val="19"/>
+                <w:szCs w:val="19"/>
+              </w:rPr>
+              <w:t xml:space="preserve">EMI transactions with principal/interest split, channel and status</w:t>
+            </w:r>
+          </w:p>
+        </w:tc>
+      </w:tr>
+      <w:tr>
+        <w:trPr>
+          <w:cantSplit/>
+        </w:trPr>
+        <w:tc>
+          <w:tcPr>
+            <w:tcW w:type="dxa" w:w="3600"/>
+            <w:shd w:fill="F5F8FC" w:val="clear"/>
+            <w:tcMar>
+              <w:top w:type="dxa" w:w="60"/>
+              <w:left w:type="dxa" w:w="100"/>
+              <w:bottom w:type="dxa" w:w="60"/>
+              <w:right w:type="dxa" w:w="100"/>
+            </w:tcMar>
+            <w:vAlign w:val="center"/>
+          </w:tcPr>
+          <w:p>
+            <w:pPr>
+              <w:jc w:val="left"/>
+            </w:pPr>
+            <w:r>
+              <w:rPr>
+                <w:sz w:val="19"/>
+                <w:szCs w:val="19"/>
+              </w:rPr>
+              <w:t xml:space="preserve">GET /accounts/{id}/mortgage</w:t>
+            </w:r>
+          </w:p>
+        </w:tc>
+        <w:tc>
+          <w:tcPr>
+            <w:tcW w:type="dxa" w:w="5900"/>
+            <w:shd w:fill="F5F8FC" w:val="clear"/>
+            <w:tcMar>
+              <w:top w:type="dxa" w:w="60"/>
+              <w:left w:type="dxa" w:w="100"/>
+              <w:bottom w:type="dxa" w:w="60"/>
+              <w:right w:type="dxa" w:w="100"/>
+            </w:tcMar>
+            <w:vAlign w:val="center"/>
+          </w:tcPr>
+          <w:p>
+            <w:pPr>
+              <w:jc w:val="left"/>
+            </w:pPr>
+            <w:r>
+              <w:rPr>
+                <w:sz w:val="19"/>
+                <w:szCs w:val="19"/>
+              </w:rPr>
+              <w:t xml:space="preserve">Property, charge status and valuation history (404 for unsecured loans)</w:t>
+            </w:r>
+          </w:p>
+        </w:tc>
+      </w:tr>
+      <w:tr>
+        <w:trPr>
+          <w:cantSplit/>
+        </w:trPr>
+        <w:tc>
+          <w:tcPr>
+            <w:tcW w:type="dxa" w:w="3600"/>
+            <w:tcMar>
+              <w:top w:type="dxa" w:w="60"/>
+              <w:left w:type="dxa" w:w="100"/>
+              <w:bottom w:type="dxa" w:w="60"/>
+              <w:right w:type="dxa" w:w="100"/>
+            </w:tcMar>
+            <w:vAlign w:val="center"/>
+          </w:tcPr>
+          <w:p>
+            <w:pPr>
+              <w:jc w:val="left"/>
+            </w:pPr>
+            <w:r>
+              <w:rPr>
+                <w:sz w:val="19"/>
+                <w:szCs w:val="19"/>
+              </w:rPr>
+              <w:t xml:space="preserve">GET /accounts/{id}/statement</w:t>
+            </w:r>
+          </w:p>
+        </w:tc>
+        <w:tc>
+          <w:tcPr>
+            <w:tcW w:type="dxa" w:w="5900"/>
+            <w:tcMar>
+              <w:top w:type="dxa" w:w="60"/>
+              <w:left w:type="dxa" w:w="100"/>
+              <w:bottom w:type="dxa" w:w="60"/>
+              <w:right w:type="dxa" w:w="100"/>
+            </w:tcMar>
+            <w:vAlign w:val="center"/>
+          </w:tcPr>
+          <w:p>
+            <w:pPr>
+              <w:jc w:val="left"/>
+            </w:pPr>
+            <w:r>
+              <w:rPr>
+                <w:sz w:val="19"/>
+                <w:szCs w:val="19"/>
+              </w:rPr>
+              <w:t xml:space="preserve">PDF proxied from lending-service (503 if LENDING_SERVICE_URL is unset, 502 if upstream fails)</w:t>
+            </w:r>
+          </w:p>
+        </w:tc>
+      </w:tr>
+      <w:tr>
+        <w:trPr>
+          <w:cantSplit/>
+        </w:trPr>
+        <w:tc>
+          <w:tcPr>
+            <w:tcW w:type="dxa" w:w="3600"/>
+            <w:shd w:fill="F5F8FC" w:val="clear"/>
+            <w:tcMar>
+              <w:top w:type="dxa" w:w="60"/>
+              <w:left w:type="dxa" w:w="100"/>
+              <w:bottom w:type="dxa" w:w="60"/>
+              <w:right w:type="dxa" w:w="100"/>
+            </w:tcMar>
+            <w:vAlign w:val="center"/>
+          </w:tcPr>
+          <w:p>
+            <w:pPr>
+              <w:jc w:val="left"/>
+            </w:pPr>
+            <w:r>
+              <w:rPr>
+                <w:sz w:val="19"/>
+                <w:szCs w:val="19"/>
+              </w:rPr>
+              <w:t xml:space="preserve">GET /upcoming-payments?days=&amp;product=</w:t>
+            </w:r>
+          </w:p>
+        </w:tc>
+        <w:tc>
+          <w:tcPr>
+            <w:tcW w:type="dxa" w:w="5900"/>
+            <w:shd w:fill="F5F8FC" w:val="clear"/>
+            <w:tcMar>
+              <w:top w:type="dxa" w:w="60"/>
+              <w:left w:type="dxa" w:w="100"/>
+              <w:bottom w:type="dxa" w:w="60"/>
+              <w:right w:type="dxa" w:w="100"/>
+            </w:tcMar>
+            <w:vAlign w:val="center"/>
+          </w:tcPr>
+          <w:p>
+            <w:pPr>
+              <w:jc w:val="left"/>
+            </w:pPr>
+            <w:r>
+              <w:rPr>
+                <w:sz w:val="19"/>
+                <w:szCs w:val="19"/>
+              </w:rPr>
+              <w:t xml:space="preserve">Instalments falling due in the window, sorted by due date, with totals</w:t>
+            </w:r>
+          </w:p>
+        </w:tc>
+      </w:tr>
+      <w:tr>
+        <w:trPr>
+          <w:cantSplit/>
+        </w:trPr>
+        <w:tc>
+          <w:tcPr>
+            <w:tcW w:type="dxa" w:w="3600"/>
+            <w:tcMar>
+              <w:top w:type="dxa" w:w="60"/>
+              <w:left w:type="dxa" w:w="100"/>
+              <w:bottom w:type="dxa" w:w="60"/>
+              <w:right w:type="dxa" w:w="100"/>
+            </w:tcMar>
+            <w:vAlign w:val="center"/>
+          </w:tcPr>
+          <w:p>
+            <w:pPr>
+              <w:jc w:val="left"/>
+            </w:pPr>
+            <w:r>
+              <w:rPr>
+                <w:sz w:val="19"/>
+                <w:szCs w:val="19"/>
+              </w:rPr>
+              <w:t xml:space="preserve">GET /overdue  |  /overdue/buckets</w:t>
+            </w:r>
+          </w:p>
+        </w:tc>
+        <w:tc>
+          <w:tcPr>
+            <w:tcW w:type="dxa" w:w="5900"/>
+            <w:tcMar>
+              <w:top w:type="dxa" w:w="60"/>
+              <w:left w:type="dxa" w:w="100"/>
+              <w:bottom w:type="dxa" w:w="60"/>
+              <w:right w:type="dxa" w:w="100"/>
+            </w:tcMar>
+            <w:vAlign w:val="center"/>
+          </w:tcPr>
+          <w:p>
+            <w:pPr>
+              <w:jc w:val="left"/>
+            </w:pPr>
+            <w:r>
+              <w:rPr>
+                <w:sz w:val="19"/>
+                <w:szCs w:val="19"/>
+              </w:rPr>
+              <w:t xml:space="preserve">Overdue instalments with DPD; count and amount per DPD bucket</w:t>
+            </w:r>
+          </w:p>
+        </w:tc>
+      </w:tr>
+      <w:tr>
+        <w:trPr>
+          <w:cantSplit/>
+        </w:trPr>
+        <w:tc>
+          <w:tcPr>
+            <w:tcW w:type="dxa" w:w="3600"/>
+            <w:shd w:fill="F5F8FC" w:val="clear"/>
+            <w:tcMar>
+              <w:top w:type="dxa" w:w="60"/>
+              <w:left w:type="dxa" w:w="100"/>
+              <w:bottom w:type="dxa" w:w="60"/>
+              <w:right w:type="dxa" w:w="100"/>
+            </w:tcMar>
+            <w:vAlign w:val="center"/>
+          </w:tcPr>
+          <w:p>
+            <w:pPr>
+              <w:jc w:val="left"/>
+            </w:pPr>
+            <w:r>
+              <w:rPr>
+                <w:sz w:val="19"/>
+                <w:szCs w:val="19"/>
+              </w:rPr>
+              <w:t xml:space="preserve">GET /payments</w:t>
+            </w:r>
+          </w:p>
+        </w:tc>
+        <w:tc>
+          <w:tcPr>
+            <w:tcW w:type="dxa" w:w="5900"/>
+            <w:shd w:fill="F5F8FC" w:val="clear"/>
+            <w:tcMar>
+              <w:top w:type="dxa" w:w="60"/>
+              <w:left w:type="dxa" w:w="100"/>
+              <w:bottom w:type="dxa" w:w="60"/>
+              <w:right w:type="dxa" w:w="100"/>
+            </w:tcMar>
+            <w:vAlign w:val="center"/>
+          </w:tcPr>
+          <w:p>
+            <w:pPr>
+              <w:jc w:val="left"/>
+            </w:pPr>
+            <w:r>
+              <w:rPr>
+                <w:sz w:val="19"/>
+                <w:szCs w:val="19"/>
+              </w:rPr>
+              <w:t xml:space="preserve">All EMI transactions; filters by status, date range, account</w:t>
+            </w:r>
+          </w:p>
+        </w:tc>
+      </w:tr>
+      <w:tr>
+        <w:trPr>
+          <w:cantSplit/>
+        </w:trPr>
+        <w:tc>
+          <w:tcPr>
+            <w:tcW w:type="dxa" w:w="3600"/>
+            <w:tcMar>
+              <w:top w:type="dxa" w:w="60"/>
+              <w:left w:type="dxa" w:w="100"/>
+              <w:bottom w:type="dxa" w:w="60"/>
+              <w:right w:type="dxa" w:w="100"/>
+            </w:tcMar>
+            <w:vAlign w:val="center"/>
+          </w:tcPr>
+          <w:p>
+            <w:pPr>
+              <w:jc w:val="left"/>
+            </w:pPr>
+            <w:r>
+              <w:rPr>
+                <w:sz w:val="19"/>
+                <w:szCs w:val="19"/>
+              </w:rPr>
+              <w:t xml:space="preserve">GET /accruals/summary  |  /accruals?date=</w:t>
+            </w:r>
+          </w:p>
+        </w:tc>
+        <w:tc>
+          <w:tcPr>
+            <w:tcW w:type="dxa" w:w="5900"/>
+            <w:tcMar>
+              <w:top w:type="dxa" w:w="60"/>
+              <w:left w:type="dxa" w:w="100"/>
+              <w:bottom w:type="dxa" w:w="60"/>
+              <w:right w:type="dxa" w:w="100"/>
+            </w:tcMar>
+            <w:vAlign w:val="center"/>
+          </w:tcPr>
+          <w:p>
+            <w:pPr>
+              <w:jc w:val="left"/>
+            </w:pPr>
+            <w:r>
+              <w:rPr>
+                <w:sz w:val="19"/>
+                <w:szCs w:val="19"/>
+              </w:rPr>
+              <w:t xml:space="preserve">Daily accrual totals; per-account accruals for one business date</w:t>
+            </w:r>
+          </w:p>
+        </w:tc>
+      </w:tr>
+      <w:tr>
+        <w:trPr>
+          <w:cantSplit/>
+        </w:trPr>
+        <w:tc>
+          <w:tcPr>
+            <w:tcW w:type="dxa" w:w="3600"/>
+            <w:shd w:fill="F5F8FC" w:val="clear"/>
+            <w:tcMar>
+              <w:top w:type="dxa" w:w="60"/>
+              <w:left w:type="dxa" w:w="100"/>
+              <w:bottom w:type="dxa" w:w="60"/>
+              <w:right w:type="dxa" w:w="100"/>
+            </w:tcMar>
+            <w:vAlign w:val="center"/>
+          </w:tcPr>
+          <w:p>
+            <w:pPr>
+              <w:jc w:val="left"/>
+            </w:pPr>
+            <w:r>
+              <w:rPr>
+                <w:sz w:val="19"/>
+                <w:szCs w:val="19"/>
+              </w:rPr>
+              <w:t xml:space="preserve">GET /ledger-outbox</w:t>
+            </w:r>
+          </w:p>
+        </w:tc>
+        <w:tc>
+          <w:tcPr>
+            <w:tcW w:type="dxa" w:w="5900"/>
+            <w:shd w:fill="F5F8FC" w:val="clear"/>
+            <w:tcMar>
+              <w:top w:type="dxa" w:w="60"/>
+              <w:left w:type="dxa" w:w="100"/>
+              <w:bottom w:type="dxa" w:w="60"/>
+              <w:right w:type="dxa" w:w="100"/>
+            </w:tcMar>
+            <w:vAlign w:val="center"/>
+          </w:tcPr>
+          <w:p>
+            <w:pPr>
+              <w:jc w:val="left"/>
+            </w:pPr>
+            <w:r>
+              <w:rPr>
+                <w:sz w:val="19"/>
+                <w:szCs w:val="19"/>
+              </w:rPr>
+              <w:t xml:space="preserve">Posting status counts (PENDING, POSTED, FAILED) and rows with retry counts</w:t>
+            </w:r>
+          </w:p>
+        </w:tc>
+      </w:tr>
+      <w:tr>
+        <w:trPr>
+          <w:cantSplit/>
+        </w:trPr>
+        <w:tc>
+          <w:tcPr>
+            <w:tcW w:type="dxa" w:w="3600"/>
+            <w:tcMar>
+              <w:top w:type="dxa" w:w="60"/>
+              <w:left w:type="dxa" w:w="100"/>
+              <w:bottom w:type="dxa" w:w="60"/>
+              <w:right w:type="dxa" w:w="100"/>
+            </w:tcMar>
+            <w:vAlign w:val="center"/>
+          </w:tcPr>
+          <w:p>
+            <w:pPr>
+              <w:jc w:val="left"/>
+            </w:pPr>
+            <w:r>
+              <w:rPr>
+                <w:sz w:val="19"/>
+                <w:szCs w:val="19"/>
+              </w:rPr>
+              <w:t xml:space="preserve">GET /batch</w:t>
+            </w:r>
+          </w:p>
+        </w:tc>
+        <w:tc>
+          <w:tcPr>
+            <w:tcW w:type="dxa" w:w="5900"/>
+            <w:tcMar>
+              <w:top w:type="dxa" w:w="60"/>
+              <w:left w:type="dxa" w:w="100"/>
+              <w:bottom w:type="dxa" w:w="60"/>
+              <w:right w:type="dxa" w:w="100"/>
+            </w:tcMar>
+            <w:vAlign w:val="center"/>
+          </w:tcPr>
+          <w:p>
+            <w:pPr>
+              <w:jc w:val="left"/>
+            </w:pPr>
+            <w:r>
+              <w:rPr>
+                <w:sz w:val="19"/>
+                <w:szCs w:val="19"/>
+              </w:rPr>
+              <w:t xml:space="preserve">Job registry (36 slots) and recent executions</w:t>
+            </w:r>
+          </w:p>
+        </w:tc>
+      </w:tr>
+    </w:tbl>
+    <w:p>
+      <w:pPr>
+        <w:spacing w:after="120"/>
+      </w:pPr>
+    </w:p>
+    <w:p>
+      <w:pPr>
+        <w:spacing w:after="140" w:line="276"/>
+      </w:pPr>
+      <w:r>
+        <w:rPr>
+          <w:sz w:val="21"/>
+          <w:szCs w:val="21"/>
+        </w:rPr>
+        <w:t xml:space="preserve">Errors use the same JSON shape idea as lending-service: 400 for bad parameters, 401 for missing or wrong login, 404 for unknown account or route, 500 otherwise.</w:t>
+      </w:r>
+    </w:p>
+    <w:p>
+      <w:pPr>
+        <w:pStyle w:val="Heading3"/>
+        <w:spacing w:after="100" w:before="200"/>
+      </w:pPr>
+      <w:r>
+        <w:rPr>
+          <w:b/>
+          <w:bCs/>
+          <w:color w:val="2E5AA8"/>
+          <w:sz w:val="22"/>
+          <w:szCs w:val="22"/>
+        </w:rPr>
+        <w:t xml:space="preserve">15.2.5 Security model</w:t>
+      </w:r>
+    </w:p>
+    <w:p>
+      <w:pPr>
+        <w:pStyle w:val="ListParagraph"/>
+        <w:numPr>
+          <w:ilvl w:val="0"/>
+          <w:numId w:val="1"/>
+        </w:numPr>
+        <w:spacing w:after="80" w:line="264"/>
+      </w:pPr>
+      <w:r>
+        <w:rPr>
+          <w:b/>
+          <w:bCs/>
+          <w:sz w:val="21"/>
+          <w:szCs w:val="21"/>
+        </w:rPr>
+        <w:t xml:space="preserve">Login.</w:t>
+      </w:r>
+      <w:r>
+        <w:rPr>
+          <w:sz w:val="21"/>
+          <w:szCs w:val="21"/>
+        </w:rPr>
+        <w:t xml:space="preserve"> One administrator, </w:t>
+      </w:r>
+      <w:r>
+        <w:rPr>
+          <w:rFonts w:ascii="Consolas" w:hAnsi="Consolas" w:cs="Consolas"/>
+          <w:color w:val="1F3864"/>
+          <w:sz w:val="19"/>
+          <w:szCs w:val="19"/>
+        </w:rPr>
+        <w:t xml:space="preserve">ADMIN_USERNAME</w:t>
+      </w:r>
+      <w:r>
+        <w:rPr>
+          <w:sz w:val="21"/>
+          <w:szCs w:val="21"/>
+        </w:rPr>
+        <w:t xml:space="preserve"> / </w:t>
+      </w:r>
+      <w:r>
+        <w:rPr>
+          <w:rFonts w:ascii="Consolas" w:hAnsi="Consolas" w:cs="Consolas"/>
+          <w:color w:val="1F3864"/>
+          <w:sz w:val="19"/>
+          <w:szCs w:val="19"/>
+        </w:rPr>
+        <w:t xml:space="preserve">ADMIN_PASSWORD</w:t>
+      </w:r>
+      <w:r>
+        <w:rPr>
+          <w:sz w:val="21"/>
+          <w:szCs w:val="21"/>
+        </w:rPr>
+        <w:t xml:space="preserve">. Defaults are </w:t>
+      </w:r>
+      <w:r>
+        <w:rPr>
+          <w:rFonts w:ascii="Consolas" w:hAnsi="Consolas" w:cs="Consolas"/>
+          <w:color w:val="1F3864"/>
+          <w:sz w:val="19"/>
+          <w:szCs w:val="19"/>
+        </w:rPr>
+        <w:t xml:space="preserve">admin</w:t>
+      </w:r>
+      <w:r>
+        <w:rPr>
+          <w:sz w:val="21"/>
+          <w:szCs w:val="21"/>
+        </w:rPr>
+        <w:t xml:space="preserve"> / </w:t>
+      </w:r>
+      <w:r>
+        <w:rPr>
+          <w:rFonts w:ascii="Consolas" w:hAnsi="Consolas" w:cs="Consolas"/>
+          <w:color w:val="1F3864"/>
+          <w:sz w:val="19"/>
+          <w:szCs w:val="19"/>
+        </w:rPr>
+        <w:t xml:space="preserve">changeme</w:t>
+      </w:r>
+      <w:r>
+        <w:rPr>
+          <w:sz w:val="21"/>
+          <w:szCs w:val="21"/>
+        </w:rPr>
+        <w:t xml:space="preserve"> for local use only; on Render the password is generated and shown in the dashboard. The 401 response carries no </w:t>
+      </w:r>
+      <w:r>
+        <w:rPr>
+          <w:rFonts w:ascii="Consolas" w:hAnsi="Consolas" w:cs="Consolas"/>
+          <w:color w:val="1F3864"/>
+          <w:sz w:val="19"/>
+          <w:szCs w:val="19"/>
+        </w:rPr>
+        <w:t xml:space="preserve">WWW-Authenticate</w:t>
+      </w:r>
+      <w:r>
+        <w:rPr>
+          <w:sz w:val="21"/>
+          <w:szCs w:val="21"/>
+        </w:rPr>
+        <w:t xml:space="preserve"> header, so the browser never shows its native dialog; the React login screen is used and keeps the credentials in session storage for the tab only.</w:t>
+      </w:r>
+    </w:p>
+    <w:p>
+      <w:pPr>
+        <w:pStyle w:val="ListParagraph"/>
+        <w:numPr>
+          <w:ilvl w:val="0"/>
+          <w:numId w:val="1"/>
+        </w:numPr>
+        <w:spacing w:after="80" w:line="264"/>
+      </w:pPr>
+      <w:r>
+        <w:rPr>
+          <w:b/>
+          <w:bCs/>
+          <w:sz w:val="21"/>
+          <w:szCs w:val="21"/>
+        </w:rPr>
+        <w:t xml:space="preserve">Read-only database session.</w:t>
+      </w:r>
+      <w:r>
+        <w:rPr>
+          <w:sz w:val="21"/>
+          <w:szCs w:val="21"/>
+        </w:rPr>
+        <w:t xml:space="preserve"> Hikari </w:t>
+      </w:r>
+      <w:r>
+        <w:rPr>
+          <w:rFonts w:ascii="Consolas" w:hAnsi="Consolas" w:cs="Consolas"/>
+          <w:color w:val="1F3864"/>
+          <w:sz w:val="19"/>
+          <w:szCs w:val="19"/>
+        </w:rPr>
+        <w:t xml:space="preserve">read-only: true</w:t>
+      </w:r>
+      <w:r>
+        <w:rPr>
+          <w:sz w:val="21"/>
+          <w:szCs w:val="21"/>
+        </w:rPr>
+        <w:t xml:space="preserve"> plus </w:t>
+      </w:r>
+      <w:r>
+        <w:rPr>
+          <w:rFonts w:ascii="Consolas" w:hAnsi="Consolas" w:cs="Consolas"/>
+          <w:color w:val="1F3864"/>
+          <w:sz w:val="19"/>
+          <w:szCs w:val="19"/>
+        </w:rPr>
+        <w:t xml:space="preserve">SET SESSION CHARACTERISTICS AS TRANSACTION READ ONLY</w:t>
+      </w:r>
+      <w:r>
+        <w:rPr>
+          <w:sz w:val="21"/>
+          <w:szCs w:val="21"/>
+        </w:rPr>
+        <w:t xml:space="preserve"> on every connection. Even a mistaken write query would be rejected by PostgreSQL. </w:t>
+      </w:r>
+      <w:r>
+        <w:rPr>
+          <w:rFonts w:ascii="Consolas" w:hAnsi="Consolas" w:cs="Consolas"/>
+          <w:color w:val="1F3864"/>
+          <w:sz w:val="19"/>
+          <w:szCs w:val="19"/>
+        </w:rPr>
+        <w:t xml:space="preserve">db/create-readonly-role.sql</w:t>
+      </w:r>
+      <w:r>
+        <w:rPr>
+          <w:sz w:val="21"/>
+          <w:szCs w:val="21"/>
+        </w:rPr>
+        <w:t xml:space="preserve"> additionally creates a SELECT-only role (</w:t>
+      </w:r>
+      <w:r>
+        <w:rPr>
+          <w:rFonts w:ascii="Consolas" w:hAnsi="Consolas" w:cs="Consolas"/>
+          <w:color w:val="1F3864"/>
+          <w:sz w:val="19"/>
+          <w:szCs w:val="19"/>
+        </w:rPr>
+        <w:t xml:space="preserve">lending_admin</w:t>
+      </w:r>
+      <w:r>
+        <w:rPr>
+          <w:sz w:val="21"/>
+          <w:szCs w:val="21"/>
+        </w:rPr>
+        <w:t xml:space="preserve">) for environments that want it enforced by privileges.</w:t>
+      </w:r>
+    </w:p>
+    <w:p>
+      <w:pPr>
+        <w:pStyle w:val="ListParagraph"/>
+        <w:numPr>
+          <w:ilvl w:val="0"/>
+          <w:numId w:val="1"/>
+        </w:numPr>
+        <w:spacing w:after="80" w:line="264"/>
+      </w:pPr>
+      <w:r>
+        <w:rPr>
+          <w:b/>
+          <w:bCs/>
+          <w:sz w:val="21"/>
+          <w:szCs w:val="21"/>
+        </w:rPr>
+        <w:t xml:space="preserve">Exposure.</w:t>
+      </w:r>
+      <w:r>
+        <w:rPr>
+          <w:sz w:val="21"/>
+          <w:szCs w:val="21"/>
+        </w:rPr>
+        <w:t xml:space="preserve"> </w:t>
+      </w:r>
+      <w:r>
+        <w:rPr>
+          <w:rFonts w:ascii="Consolas" w:hAnsi="Consolas" w:cs="Consolas"/>
+          <w:color w:val="1F3864"/>
+          <w:sz w:val="19"/>
+          <w:szCs w:val="19"/>
+        </w:rPr>
+        <w:t xml:space="preserve">/api/**</w:t>
+      </w:r>
+      <w:r>
+        <w:rPr>
+          <w:sz w:val="21"/>
+          <w:szCs w:val="21"/>
+        </w:rPr>
+        <w:t xml:space="preserve"> requires login; the static bundle, </w:t>
+      </w:r>
+      <w:r>
+        <w:rPr>
+          <w:rFonts w:ascii="Consolas" w:hAnsi="Consolas" w:cs="Consolas"/>
+          <w:color w:val="1F3864"/>
+          <w:sz w:val="19"/>
+          <w:szCs w:val="19"/>
+        </w:rPr>
+        <w:t xml:space="preserve">/actuator/health</w:t>
+      </w:r>
+      <w:r>
+        <w:rPr>
+          <w:sz w:val="21"/>
+          <w:szCs w:val="21"/>
+        </w:rPr>
+        <w:t xml:space="preserve">, Swagger UI and </w:t>
+      </w:r>
+      <w:r>
+        <w:rPr>
+          <w:rFonts w:ascii="Consolas" w:hAnsi="Consolas" w:cs="Consolas"/>
+          <w:color w:val="1F3864"/>
+          <w:sz w:val="19"/>
+          <w:szCs w:val="19"/>
+        </w:rPr>
+        <w:t xml:space="preserve">/v3/api-docs</w:t>
+      </w:r>
+      <w:r>
+        <w:rPr>
+          <w:sz w:val="21"/>
+          <w:szCs w:val="21"/>
+        </w:rPr>
+        <w:t xml:space="preserve"> are public (they contain no data). CSRF is disabled because there are no cookie sessions.</w:t>
+      </w:r>
+    </w:p>
+    <w:p>
+      <w:pPr>
+        <w:pStyle w:val="ListParagraph"/>
+        <w:numPr>
+          <w:ilvl w:val="0"/>
+          <w:numId w:val="1"/>
+        </w:numPr>
+        <w:spacing w:after="80" w:line="264"/>
+      </w:pPr>
+      <w:r>
+        <w:rPr>
+          <w:b/>
+          <w:bCs/>
+          <w:sz w:val="21"/>
+          <w:szCs w:val="21"/>
+        </w:rPr>
+        <w:t xml:space="preserve">Not production-grade.</w:t>
+      </w:r>
+      <w:r>
+        <w:rPr>
+          <w:sz w:val="21"/>
+          <w:szCs w:val="21"/>
+        </w:rPr>
+        <w:t xml:space="preserve"> Single shared account, no roles, no audit trail, no rate limiting. Replace with SSO and per-user roles before real use (see §15.10).</w:t>
+      </w:r>
+    </w:p>
+    <w:p>
+      <w:pPr>
+        <w:pStyle w:val="Heading3"/>
+        <w:spacing w:after="100" w:before="200"/>
+      </w:pPr>
+      <w:r>
+        <w:rPr>
+          <w:b/>
+          <w:bCs/>
+          <w:color w:val="2E5AA8"/>
+          <w:sz w:val="22"/>
+          <w:szCs w:val="22"/>
+        </w:rPr>
+        <w:t xml:space="preserve">15.2.6 Configuration</w:t>
+      </w:r>
+    </w:p>
+    <w:tbl>
+      <w:tblPr>
+        <w:tblW w:type="dxa" w:w="9500"/>
+        <w:tblBorders>
+          <w:top w:val="single" w:color="auto" w:sz="4"/>
+          <w:left w:val="single" w:color="auto" w:sz="4"/>
+          <w:bottom w:val="single" w:color="auto" w:sz="4"/>
+          <w:right w:val="single" w:color="auto" w:sz="4"/>
+          <w:insideH w:val="single" w:color="auto" w:sz="4"/>
+          <w:insideV w:val="single" w:color="auto" w:sz="4"/>
+        </w:tblBorders>
+      </w:tblPr>
+      <w:tblGrid>
+        <w:gridCol w:w="3000"/>
+        <w:gridCol w:w="2200"/>
+        <w:gridCol w:w="4300"/>
+      </w:tblGrid>
+      <w:tr>
+        <w:trPr>
+          <w:tblHeader/>
+        </w:trPr>
+        <w:tc>
+          <w:tcPr>
+            <w:tcW w:type="dxa" w:w="3000"/>
+            <w:shd w:fill="1F3864" w:val="clear"/>
+            <w:tcMar>
+              <w:top w:type="dxa" w:w="60"/>
+              <w:left w:type="dxa" w:w="100"/>
+              <w:bottom w:type="dxa" w:w="60"/>
+              <w:right w:type="dxa" w:w="100"/>
+            </w:tcMar>
+            <w:vAlign w:val="center"/>
+          </w:tcPr>
+          <w:p>
+            <w:pPr>
+              <w:jc w:val="left"/>
+            </w:pPr>
+            <w:r>
+              <w:rPr>
+                <w:b/>
+                <w:bCs/>
+                <w:color w:val="FFFFFF"/>
+                <w:sz w:val="19"/>
+                <w:szCs w:val="19"/>
+              </w:rPr>
+              <w:t xml:space="preserve">Variable</w:t>
+            </w:r>
+          </w:p>
+        </w:tc>
+        <w:tc>
+          <w:tcPr>
+            <w:tcW w:type="dxa" w:w="2200"/>
+            <w:shd w:fill="1F3864" w:val="clear"/>
+            <w:tcMar>
+              <w:top w:type="dxa" w:w="60"/>
+              <w:left w:type="dxa" w:w="100"/>
+              <w:bottom w:type="dxa" w:w="60"/>
+              <w:right w:type="dxa" w:w="100"/>
+            </w:tcMar>
+            <w:vAlign w:val="center"/>
+          </w:tcPr>
+          <w:p>
+            <w:pPr>
+              <w:jc w:val="left"/>
+            </w:pPr>
+            <w:r>
+              <w:rPr>
+                <w:b/>
+                <w:bCs/>
+                <w:color w:val="FFFFFF"/>
+                <w:sz w:val="19"/>
+                <w:szCs w:val="19"/>
+              </w:rPr>
+              <w:t xml:space="preserve">Default</w:t>
+            </w:r>
+          </w:p>
+        </w:tc>
+        <w:tc>
+          <w:tcPr>
+            <w:tcW w:type="dxa" w:w="4300"/>
+            <w:shd w:fill="1F3864" w:val="clear"/>
+            <w:tcMar>
+              <w:top w:type="dxa" w:w="60"/>
+              <w:left w:type="dxa" w:w="100"/>
+              <w:bottom w:type="dxa" w:w="60"/>
+              <w:right w:type="dxa" w:w="100"/>
+            </w:tcMar>
+            <w:vAlign w:val="center"/>
+          </w:tcPr>
+          <w:p>
+            <w:pPr>
+              <w:jc w:val="left"/>
+            </w:pPr>
+            <w:r>
+              <w:rPr>
+                <w:b/>
+                <w:bCs/>
+                <w:color w:val="FFFFFF"/>
+                <w:sz w:val="19"/>
+                <w:szCs w:val="19"/>
+              </w:rPr>
+              <w:t xml:space="preserve">Purpose</w:t>
+            </w:r>
+          </w:p>
+        </w:tc>
+      </w:tr>
+      <w:tr>
+        <w:trPr>
+          <w:cantSplit/>
+        </w:trPr>
+        <w:tc>
+          <w:tcPr>
+            <w:tcW w:type="dxa" w:w="3000"/>
+            <w:tcMar>
+              <w:top w:type="dxa" w:w="60"/>
+              <w:left w:type="dxa" w:w="100"/>
+              <w:bottom w:type="dxa" w:w="60"/>
+              <w:right w:type="dxa" w:w="100"/>
+            </w:tcMar>
+            <w:vAlign w:val="center"/>
+          </w:tcPr>
+          <w:p>
+            <w:pPr>
+              <w:jc w:val="left"/>
+            </w:pPr>
+            <w:r>
+              <w:rPr>
+                <w:sz w:val="19"/>
+                <w:szCs w:val="19"/>
+              </w:rPr>
+              <w:t xml:space="preserve">DB_URL, or DB_HOST / DB_PORT / DB_NAME</w:t>
+            </w:r>
+          </w:p>
+        </w:tc>
+        <w:tc>
+          <w:tcPr>
+            <w:tcW w:type="dxa" w:w="2200"/>
+            <w:tcMar>
+              <w:top w:type="dxa" w:w="60"/>
+              <w:left w:type="dxa" w:w="100"/>
+              <w:bottom w:type="dxa" w:w="60"/>
+              <w:right w:type="dxa" w:w="100"/>
+            </w:tcMar>
+            <w:vAlign w:val="center"/>
+          </w:tcPr>
+          <w:p>
+            <w:pPr>
+              <w:jc w:val="left"/>
+            </w:pPr>
+            <w:r>
+              <w:rPr>
+                <w:sz w:val="19"/>
+                <w:szCs w:val="19"/>
+              </w:rPr>
+              <w:t xml:space="preserve">localhost / 5432 / lending</w:t>
+            </w:r>
+          </w:p>
+        </w:tc>
+        <w:tc>
+          <w:tcPr>
+            <w:tcW w:type="dxa" w:w="4300"/>
+            <w:tcMar>
+              <w:top w:type="dxa" w:w="60"/>
+              <w:left w:type="dxa" w:w="100"/>
+              <w:bottom w:type="dxa" w:w="60"/>
+              <w:right w:type="dxa" w:w="100"/>
+            </w:tcMar>
+            <w:vAlign w:val="center"/>
+          </w:tcPr>
+          <w:p>
+            <w:pPr>
+              <w:jc w:val="left"/>
+            </w:pPr>
+            <w:r>
+              <w:rPr>
+                <w:sz w:val="19"/>
+                <w:szCs w:val="19"/>
+              </w:rPr>
+              <w:t xml:space="preserve">Lending database (Render supplies host, port and name)</w:t>
+            </w:r>
+          </w:p>
+        </w:tc>
+      </w:tr>
+      <w:tr>
+        <w:trPr>
+          <w:cantSplit/>
+        </w:trPr>
+        <w:tc>
+          <w:tcPr>
+            <w:tcW w:type="dxa" w:w="3000"/>
+            <w:shd w:fill="F5F8FC" w:val="clear"/>
+            <w:tcMar>
+              <w:top w:type="dxa" w:w="60"/>
+              <w:left w:type="dxa" w:w="100"/>
+              <w:bottom w:type="dxa" w:w="60"/>
+              <w:right w:type="dxa" w:w="100"/>
+            </w:tcMar>
+            <w:vAlign w:val="center"/>
+          </w:tcPr>
+          <w:p>
+            <w:pPr>
+              <w:jc w:val="left"/>
+            </w:pPr>
+            <w:r>
+              <w:rPr>
+                <w:sz w:val="19"/>
+                <w:szCs w:val="19"/>
+              </w:rPr>
+              <w:t xml:space="preserve">DB_USER, DB_PASSWORD</w:t>
+            </w:r>
+          </w:p>
+        </w:tc>
+        <w:tc>
+          <w:tcPr>
+            <w:tcW w:type="dxa" w:w="2200"/>
+            <w:shd w:fill="F5F8FC" w:val="clear"/>
+            <w:tcMar>
+              <w:top w:type="dxa" w:w="60"/>
+              <w:left w:type="dxa" w:w="100"/>
+              <w:bottom w:type="dxa" w:w="60"/>
+              <w:right w:type="dxa" w:w="100"/>
+            </w:tcMar>
+            <w:vAlign w:val="center"/>
+          </w:tcPr>
+          <w:p>
+            <w:pPr>
+              <w:jc w:val="left"/>
+            </w:pPr>
+            <w:r>
+              <w:rPr>
+                <w:sz w:val="19"/>
+                <w:szCs w:val="19"/>
+              </w:rPr>
+              <w:t xml:space="preserve">lending_app / changeme</w:t>
+            </w:r>
+          </w:p>
+        </w:tc>
+        <w:tc>
+          <w:tcPr>
+            <w:tcW w:type="dxa" w:w="4300"/>
+            <w:shd w:fill="F5F8FC" w:val="clear"/>
+            <w:tcMar>
+              <w:top w:type="dxa" w:w="60"/>
+              <w:left w:type="dxa" w:w="100"/>
+              <w:bottom w:type="dxa" w:w="60"/>
+              <w:right w:type="dxa" w:w="100"/>
+            </w:tcMar>
+            <w:vAlign w:val="center"/>
+          </w:tcPr>
+          <w:p>
+            <w:pPr>
+              <w:jc w:val="left"/>
+            </w:pPr>
+            <w:r>
+              <w:rPr>
+                <w:sz w:val="19"/>
+                <w:szCs w:val="19"/>
+              </w:rPr>
+              <w:t xml:space="preserve">Database credentials</w:t>
+            </w:r>
+          </w:p>
+        </w:tc>
+      </w:tr>
+      <w:tr>
+        <w:trPr>
+          <w:cantSplit/>
+        </w:trPr>
+        <w:tc>
+          <w:tcPr>
+            <w:tcW w:type="dxa" w:w="3000"/>
+            <w:tcMar>
+              <w:top w:type="dxa" w:w="60"/>
+              <w:left w:type="dxa" w:w="100"/>
+              <w:bottom w:type="dxa" w:w="60"/>
+              <w:right w:type="dxa" w:w="100"/>
+            </w:tcMar>
+            <w:vAlign w:val="center"/>
+          </w:tcPr>
+          <w:p>
+            <w:pPr>
+              <w:jc w:val="left"/>
+            </w:pPr>
+            <w:r>
+              <w:rPr>
+                <w:sz w:val="19"/>
+                <w:szCs w:val="19"/>
+              </w:rPr>
+              <w:t xml:space="preserve">DB_POOL_SIZE, DB_POOL_MIN_IDLE</w:t>
+            </w:r>
+          </w:p>
+        </w:tc>
+        <w:tc>
+          <w:tcPr>
+            <w:tcW w:type="dxa" w:w="2200"/>
+            <w:tcMar>
+              <w:top w:type="dxa" w:w="60"/>
+              <w:left w:type="dxa" w:w="100"/>
+              <w:bottom w:type="dxa" w:w="60"/>
+              <w:right w:type="dxa" w:w="100"/>
+            </w:tcMar>
+            <w:vAlign w:val="center"/>
+          </w:tcPr>
+          <w:p>
+            <w:pPr>
+              <w:jc w:val="left"/>
+            </w:pPr>
+            <w:r>
+              <w:rPr>
+                <w:sz w:val="19"/>
+                <w:szCs w:val="19"/>
+              </w:rPr>
+              <w:t xml:space="preserve">5 / 1 (Render: 3 / 1)</w:t>
+            </w:r>
+          </w:p>
+        </w:tc>
+        <w:tc>
+          <w:tcPr>
+            <w:tcW w:type="dxa" w:w="4300"/>
+            <w:tcMar>
+              <w:top w:type="dxa" w:w="60"/>
+              <w:left w:type="dxa" w:w="100"/>
+              <w:bottom w:type="dxa" w:w="60"/>
+              <w:right w:type="dxa" w:w="100"/>
+            </w:tcMar>
+            <w:vAlign w:val="center"/>
+          </w:tcPr>
+          <w:p>
+            <w:pPr>
+              <w:jc w:val="left"/>
+            </w:pPr>
+            <w:r>
+              <w:rPr>
+                <w:sz w:val="19"/>
+                <w:szCs w:val="19"/>
+              </w:rPr>
+              <w:t xml:space="preserve">Connection pool sizing</w:t>
+            </w:r>
+          </w:p>
+        </w:tc>
+      </w:tr>
+      <w:tr>
+        <w:trPr>
+          <w:cantSplit/>
+        </w:trPr>
+        <w:tc>
+          <w:tcPr>
+            <w:tcW w:type="dxa" w:w="3000"/>
+            <w:shd w:fill="F5F8FC" w:val="clear"/>
+            <w:tcMar>
+              <w:top w:type="dxa" w:w="60"/>
+              <w:left w:type="dxa" w:w="100"/>
+              <w:bottom w:type="dxa" w:w="60"/>
+              <w:right w:type="dxa" w:w="100"/>
+            </w:tcMar>
+            <w:vAlign w:val="center"/>
+          </w:tcPr>
+          <w:p>
+            <w:pPr>
+              <w:jc w:val="left"/>
+            </w:pPr>
+            <w:r>
+              <w:rPr>
+                <w:sz w:val="19"/>
+                <w:szCs w:val="19"/>
+              </w:rPr>
+              <w:t xml:space="preserve">ADMIN_USERNAME, ADMIN_PASSWORD</w:t>
+            </w:r>
+          </w:p>
+        </w:tc>
+        <w:tc>
+          <w:tcPr>
+            <w:tcW w:type="dxa" w:w="2200"/>
+            <w:shd w:fill="F5F8FC" w:val="clear"/>
+            <w:tcMar>
+              <w:top w:type="dxa" w:w="60"/>
+              <w:left w:type="dxa" w:w="100"/>
+              <w:bottom w:type="dxa" w:w="60"/>
+              <w:right w:type="dxa" w:w="100"/>
+            </w:tcMar>
+            <w:vAlign w:val="center"/>
+          </w:tcPr>
+          <w:p>
+            <w:pPr>
+              <w:jc w:val="left"/>
+            </w:pPr>
+            <w:r>
+              <w:rPr>
+                <w:sz w:val="19"/>
+                <w:szCs w:val="19"/>
+              </w:rPr>
+              <w:t xml:space="preserve">admin / changeme</w:t>
+            </w:r>
+          </w:p>
+        </w:tc>
+        <w:tc>
+          <w:tcPr>
+            <w:tcW w:type="dxa" w:w="4300"/>
+            <w:shd w:fill="F5F8FC" w:val="clear"/>
+            <w:tcMar>
+              <w:top w:type="dxa" w:w="60"/>
+              <w:left w:type="dxa" w:w="100"/>
+              <w:bottom w:type="dxa" w:w="60"/>
+              <w:right w:type="dxa" w:w="100"/>
+            </w:tcMar>
+            <w:vAlign w:val="center"/>
+          </w:tcPr>
+          <w:p>
+            <w:pPr>
+              <w:jc w:val="left"/>
+            </w:pPr>
+            <w:r>
+              <w:rPr>
+                <w:sz w:val="19"/>
+                <w:szCs w:val="19"/>
+              </w:rPr>
+              <w:t xml:space="preserve">Console login — change in every real environment</w:t>
+            </w:r>
+          </w:p>
+        </w:tc>
+      </w:tr>
+      <w:tr>
+        <w:trPr>
+          <w:cantSplit/>
+        </w:trPr>
+        <w:tc>
+          <w:tcPr>
+            <w:tcW w:type="dxa" w:w="3000"/>
+            <w:tcMar>
+              <w:top w:type="dxa" w:w="60"/>
+              <w:left w:type="dxa" w:w="100"/>
+              <w:bottom w:type="dxa" w:w="60"/>
+              <w:right w:type="dxa" w:w="100"/>
+            </w:tcMar>
+            <w:vAlign w:val="center"/>
+          </w:tcPr>
+          <w:p>
+            <w:pPr>
+              <w:jc w:val="left"/>
+            </w:pPr>
+            <w:r>
+              <w:rPr>
+                <w:sz w:val="19"/>
+                <w:szCs w:val="19"/>
+              </w:rPr>
+              <w:t xml:space="preserve">LENDING_SERVICE_URL</w:t>
+            </w:r>
+          </w:p>
+        </w:tc>
+        <w:tc>
+          <w:tcPr>
+            <w:tcW w:type="dxa" w:w="2200"/>
+            <w:tcMar>
+              <w:top w:type="dxa" w:w="60"/>
+              <w:left w:type="dxa" w:w="100"/>
+              <w:bottom w:type="dxa" w:w="60"/>
+              <w:right w:type="dxa" w:w="100"/>
+            </w:tcMar>
+            <w:vAlign w:val="center"/>
+          </w:tcPr>
+          <w:p>
+            <w:pPr>
+              <w:jc w:val="left"/>
+            </w:pPr>
+            <w:r>
+              <w:rPr>
+                <w:sz w:val="19"/>
+                <w:szCs w:val="19"/>
+              </w:rPr>
+              <w:t xml:space="preserve">empty</w:t>
+            </w:r>
+          </w:p>
+        </w:tc>
+        <w:tc>
+          <w:tcPr>
+            <w:tcW w:type="dxa" w:w="4300"/>
+            <w:tcMar>
+              <w:top w:type="dxa" w:w="60"/>
+              <w:left w:type="dxa" w:w="100"/>
+              <w:bottom w:type="dxa" w:w="60"/>
+              <w:right w:type="dxa" w:w="100"/>
+            </w:tcMar>
+            <w:vAlign w:val="center"/>
+          </w:tcPr>
+          <w:p>
+            <w:pPr>
+              <w:jc w:val="left"/>
+            </w:pPr>
+            <w:r>
+              <w:rPr>
+                <w:sz w:val="19"/>
+                <w:szCs w:val="19"/>
+              </w:rPr>
+              <w:t xml:space="preserve">Base URL of lending-service for the statement download</w:t>
+            </w:r>
+          </w:p>
+        </w:tc>
+      </w:tr>
+      <w:tr>
+        <w:trPr>
+          <w:cantSplit/>
+        </w:trPr>
+        <w:tc>
+          <w:tcPr>
+            <w:tcW w:type="dxa" w:w="3000"/>
+            <w:shd w:fill="F5F8FC" w:val="clear"/>
+            <w:tcMar>
+              <w:top w:type="dxa" w:w="60"/>
+              <w:left w:type="dxa" w:w="100"/>
+              <w:bottom w:type="dxa" w:w="60"/>
+              <w:right w:type="dxa" w:w="100"/>
+            </w:tcMar>
+            <w:vAlign w:val="center"/>
+          </w:tcPr>
+          <w:p>
+            <w:pPr>
+              <w:jc w:val="left"/>
+            </w:pPr>
+            <w:r>
+              <w:rPr>
+                <w:sz w:val="19"/>
+                <w:szCs w:val="19"/>
+              </w:rPr>
+              <w:t xml:space="preserve">ADMIN_TIMEZONE</w:t>
+            </w:r>
+          </w:p>
+        </w:tc>
+        <w:tc>
+          <w:tcPr>
+            <w:tcW w:type="dxa" w:w="2200"/>
+            <w:shd w:fill="F5F8FC" w:val="clear"/>
+            <w:tcMar>
+              <w:top w:type="dxa" w:w="60"/>
+              <w:left w:type="dxa" w:w="100"/>
+              <w:bottom w:type="dxa" w:w="60"/>
+              <w:right w:type="dxa" w:w="100"/>
+            </w:tcMar>
+            <w:vAlign w:val="center"/>
+          </w:tcPr>
+          <w:p>
+            <w:pPr>
+              <w:jc w:val="left"/>
+            </w:pPr>
+            <w:r>
+              <w:rPr>
+                <w:sz w:val="19"/>
+                <w:szCs w:val="19"/>
+              </w:rPr>
+              <w:t xml:space="preserve">Asia/Kolkata</w:t>
+            </w:r>
+          </w:p>
+        </w:tc>
+        <w:tc>
+          <w:tcPr>
+            <w:tcW w:type="dxa" w:w="4300"/>
+            <w:shd w:fill="F5F8FC" w:val="clear"/>
+            <w:tcMar>
+              <w:top w:type="dxa" w:w="60"/>
+              <w:left w:type="dxa" w:w="100"/>
+              <w:bottom w:type="dxa" w:w="60"/>
+              <w:right w:type="dxa" w:w="100"/>
+            </w:tcMar>
+            <w:vAlign w:val="center"/>
+          </w:tcPr>
+          <w:p>
+            <w:pPr>
+              <w:jc w:val="left"/>
+            </w:pPr>
+            <w:r>
+              <w:rPr>
+                <w:sz w:val="19"/>
+                <w:szCs w:val="19"/>
+              </w:rPr>
+              <w:t xml:space="preserve">Defines 'today' for due and overdue</w:t>
+            </w:r>
+          </w:p>
+        </w:tc>
+      </w:tr>
+      <w:tr>
+        <w:trPr>
+          <w:cantSplit/>
+        </w:trPr>
+        <w:tc>
+          <w:tcPr>
+            <w:tcW w:type="dxa" w:w="3000"/>
+            <w:tcMar>
+              <w:top w:type="dxa" w:w="60"/>
+              <w:left w:type="dxa" w:w="100"/>
+              <w:bottom w:type="dxa" w:w="60"/>
+              <w:right w:type="dxa" w:w="100"/>
+            </w:tcMar>
+            <w:vAlign w:val="center"/>
+          </w:tcPr>
+          <w:p>
+            <w:pPr>
+              <w:jc w:val="left"/>
+            </w:pPr>
+            <w:r>
+              <w:rPr>
+                <w:sz w:val="19"/>
+                <w:szCs w:val="19"/>
+              </w:rPr>
+              <w:t xml:space="preserve">SERVER_PORT</w:t>
+            </w:r>
+          </w:p>
+        </w:tc>
+        <w:tc>
+          <w:tcPr>
+            <w:tcW w:type="dxa" w:w="2200"/>
+            <w:tcMar>
+              <w:top w:type="dxa" w:w="60"/>
+              <w:left w:type="dxa" w:w="100"/>
+              <w:bottom w:type="dxa" w:w="60"/>
+              <w:right w:type="dxa" w:w="100"/>
+            </w:tcMar>
+            <w:vAlign w:val="center"/>
+          </w:tcPr>
+          <w:p>
+            <w:pPr>
+              <w:jc w:val="left"/>
+            </w:pPr>
+            <w:r>
+              <w:rPr>
+                <w:sz w:val="19"/>
+                <w:szCs w:val="19"/>
+              </w:rPr>
+              <w:t xml:space="preserve">8082 (Render: 10000)</w:t>
+            </w:r>
+          </w:p>
+        </w:tc>
+        <w:tc>
+          <w:tcPr>
+            <w:tcW w:type="dxa" w:w="4300"/>
+            <w:tcMar>
+              <w:top w:type="dxa" w:w="60"/>
+              <w:left w:type="dxa" w:w="100"/>
+              <w:bottom w:type="dxa" w:w="60"/>
+              <w:right w:type="dxa" w:w="100"/>
+            </w:tcMar>
+            <w:vAlign w:val="center"/>
+          </w:tcPr>
+          <w:p>
+            <w:pPr>
+              <w:jc w:val="left"/>
+            </w:pPr>
+            <w:r>
+              <w:rPr>
+                <w:sz w:val="19"/>
+                <w:szCs w:val="19"/>
+              </w:rPr>
+              <w:t xml:space="preserve">HTTP port</w:t>
+            </w:r>
+          </w:p>
+        </w:tc>
+      </w:tr>
+    </w:tbl>
+    <w:p>
+      <w:pPr>
+        <w:spacing w:after="120"/>
+      </w:pPr>
+    </w:p>
+    <w:p>
+      <w:pPr>
+        <w:pStyle w:val="Heading3"/>
+        <w:spacing w:after="100" w:before="200"/>
+      </w:pPr>
+      <w:r>
+        <w:rPr>
+          <w:b/>
+          <w:bCs/>
+          <w:color w:val="2E5AA8"/>
+          <w:sz w:val="22"/>
+          <w:szCs w:val="22"/>
+        </w:rPr>
+        <w:t xml:space="preserve">15.2.7 Build, run and deploy</w:t>
+      </w:r>
+    </w:p>
+    <w:p>
+      <w:pPr>
+        <w:pStyle w:val="ListParagraph"/>
+        <w:numPr>
+          <w:ilvl w:val="0"/>
+          <w:numId w:val="1"/>
+        </w:numPr>
+        <w:spacing w:after="80" w:line="264"/>
+      </w:pPr>
+      <w:r>
+        <w:rPr>
+          <w:b/>
+          <w:bCs/>
+          <w:sz w:val="21"/>
+          <w:szCs w:val="21"/>
+        </w:rPr>
+        <w:t xml:space="preserve">Local development:</w:t>
+      </w:r>
+      <w:r>
+        <w:rPr>
+          <w:sz w:val="21"/>
+          <w:szCs w:val="21"/>
+        </w:rPr>
+        <w:t xml:space="preserve"> </w:t>
+      </w:r>
+      <w:r>
+        <w:rPr>
+          <w:rFonts w:ascii="Consolas" w:hAnsi="Consolas" w:cs="Consolas"/>
+          <w:color w:val="1F3864"/>
+          <w:sz w:val="19"/>
+          <w:szCs w:val="19"/>
+        </w:rPr>
+        <w:t xml:space="preserve">mvn spring-boot:run</w:t>
+      </w:r>
+      <w:r>
+        <w:rPr>
+          <w:sz w:val="21"/>
+          <w:szCs w:val="21"/>
+        </w:rPr>
+        <w:t xml:space="preserve"> in </w:t>
+      </w:r>
+      <w:r>
+        <w:rPr>
+          <w:rFonts w:ascii="Consolas" w:hAnsi="Consolas" w:cs="Consolas"/>
+          <w:color w:val="1F3864"/>
+          <w:sz w:val="19"/>
+          <w:szCs w:val="19"/>
+        </w:rPr>
+        <w:t xml:space="preserve">lending-admin-service</w:t>
+      </w:r>
+      <w:r>
+        <w:rPr>
+          <w:sz w:val="21"/>
+          <w:szCs w:val="21"/>
+        </w:rPr>
+        <w:t xml:space="preserve">, and </w:t>
+      </w:r>
+      <w:r>
+        <w:rPr>
+          <w:rFonts w:ascii="Consolas" w:hAnsi="Consolas" w:cs="Consolas"/>
+          <w:color w:val="1F3864"/>
+          <w:sz w:val="19"/>
+          <w:szCs w:val="19"/>
+        </w:rPr>
+        <w:t xml:space="preserve">npm run dev</w:t>
+      </w:r>
+      <w:r>
+        <w:rPr>
+          <w:sz w:val="21"/>
+          <w:szCs w:val="21"/>
+        </w:rPr>
+        <w:t xml:space="preserve"> in </w:t>
+      </w:r>
+      <w:r>
+        <w:rPr>
+          <w:rFonts w:ascii="Consolas" w:hAnsi="Consolas" w:cs="Consolas"/>
+          <w:color w:val="1F3864"/>
+          <w:sz w:val="19"/>
+          <w:szCs w:val="19"/>
+        </w:rPr>
+        <w:t xml:space="preserve">frontend</w:t>
+      </w:r>
+      <w:r>
+        <w:rPr>
+          <w:sz w:val="21"/>
+          <w:szCs w:val="21"/>
+        </w:rPr>
+        <w:t xml:space="preserve"> (Vite proxies </w:t>
+      </w:r>
+      <w:r>
+        <w:rPr>
+          <w:rFonts w:ascii="Consolas" w:hAnsi="Consolas" w:cs="Consolas"/>
+          <w:color w:val="1F3864"/>
+          <w:sz w:val="19"/>
+          <w:szCs w:val="19"/>
+        </w:rPr>
+        <w:t xml:space="preserve">/api</w:t>
+      </w:r>
+      <w:r>
+        <w:rPr>
+          <w:sz w:val="21"/>
+          <w:szCs w:val="21"/>
+        </w:rPr>
+        <w:t xml:space="preserve"> to port 8082).</w:t>
+      </w:r>
+    </w:p>
+    <w:p>
+      <w:pPr>
+        <w:pStyle w:val="ListParagraph"/>
+        <w:numPr>
+          <w:ilvl w:val="0"/>
+          <w:numId w:val="1"/>
+        </w:numPr>
+        <w:spacing w:after="80" w:line="264"/>
+      </w:pPr>
+      <w:r>
+        <w:rPr>
+          <w:b/>
+          <w:bCs/>
+          <w:sz w:val="21"/>
+          <w:szCs w:val="21"/>
+        </w:rPr>
+        <w:t xml:space="preserve">Docker Compose:</w:t>
+      </w:r>
+      <w:r>
+        <w:rPr>
+          <w:sz w:val="21"/>
+          <w:szCs w:val="21"/>
+        </w:rPr>
+        <w:t xml:space="preserve"> </w:t>
+      </w:r>
+      <w:r>
+        <w:rPr>
+          <w:rFonts w:ascii="Consolas" w:hAnsi="Consolas" w:cs="Consolas"/>
+          <w:color w:val="1F3864"/>
+          <w:sz w:val="19"/>
+          <w:szCs w:val="19"/>
+        </w:rPr>
+        <w:t xml:space="preserve">docker compose up --build lending-admin-service</w:t>
+      </w:r>
+      <w:r>
+        <w:rPr>
+          <w:sz w:val="21"/>
+          <w:szCs w:val="21"/>
+        </w:rPr>
+        <w:t xml:space="preserve"> from the repo root; it starts Postgres and lending-service first and serves the console on http://localhost:8082.</w:t>
+      </w:r>
+    </w:p>
+    <w:p>
+      <w:pPr>
+        <w:pStyle w:val="ListParagraph"/>
+        <w:numPr>
+          <w:ilvl w:val="0"/>
+          <w:numId w:val="1"/>
+        </w:numPr>
+        <w:spacing w:after="80" w:line="264"/>
+      </w:pPr>
+      <w:r>
+        <w:rPr>
+          <w:b/>
+          <w:bCs/>
+          <w:sz w:val="21"/>
+          <w:szCs w:val="21"/>
+        </w:rPr>
+        <w:t xml:space="preserve">Render:</w:t>
+      </w:r>
+      <w:r>
+        <w:rPr>
+          <w:sz w:val="21"/>
+          <w:szCs w:val="21"/>
+        </w:rPr>
+        <w:t xml:space="preserve"> </w:t>
+      </w:r>
+      <w:r>
+        <w:rPr>
+          <w:rFonts w:ascii="Consolas" w:hAnsi="Consolas" w:cs="Consolas"/>
+          <w:color w:val="1F3864"/>
+          <w:sz w:val="19"/>
+          <w:szCs w:val="19"/>
+        </w:rPr>
+        <w:t xml:space="preserve">render.yaml</w:t>
+      </w:r>
+      <w:r>
+        <w:rPr>
+          <w:sz w:val="21"/>
+          <w:szCs w:val="21"/>
+        </w:rPr>
+        <w:t xml:space="preserve"> defines the </w:t>
+      </w:r>
+      <w:r>
+        <w:rPr>
+          <w:rFonts w:ascii="Consolas" w:hAnsi="Consolas" w:cs="Consolas"/>
+          <w:color w:val="1F3864"/>
+          <w:sz w:val="19"/>
+          <w:szCs w:val="19"/>
+        </w:rPr>
+        <w:t xml:space="preserve">lending-admin-service</w:t>
+      </w:r>
+      <w:r>
+        <w:rPr>
+          <w:sz w:val="21"/>
+          <w:szCs w:val="21"/>
+        </w:rPr>
+        <w:t xml:space="preserve"> web service (free plan, Singapore, Docker, health check </w:t>
+      </w:r>
+      <w:r>
+        <w:rPr>
+          <w:rFonts w:ascii="Consolas" w:hAnsi="Consolas" w:cs="Consolas"/>
+          <w:color w:val="1F3864"/>
+          <w:sz w:val="19"/>
+          <w:szCs w:val="19"/>
+        </w:rPr>
+        <w:t xml:space="preserve">/actuator/health</w:t>
+      </w:r>
+      <w:r>
+        <w:rPr>
+          <w:sz w:val="21"/>
+          <w:szCs w:val="21"/>
+        </w:rPr>
+        <w:t xml:space="preserve">, heap capped at 256 MB, generated </w:t>
+      </w:r>
+      <w:r>
+        <w:rPr>
+          <w:rFonts w:ascii="Consolas" w:hAnsi="Consolas" w:cs="Consolas"/>
+          <w:color w:val="1F3864"/>
+          <w:sz w:val="19"/>
+          <w:szCs w:val="19"/>
+        </w:rPr>
+        <w:t xml:space="preserve">ADMIN_PASSWORD</w:t>
+      </w:r>
+      <w:r>
+        <w:rPr>
+          <w:sz w:val="21"/>
+          <w:szCs w:val="21"/>
+        </w:rPr>
+        <w:t xml:space="preserve">, </w:t>
+      </w:r>
+      <w:r>
+        <w:rPr>
+          <w:rFonts w:ascii="Consolas" w:hAnsi="Consolas" w:cs="Consolas"/>
+          <w:color w:val="1F3864"/>
+          <w:sz w:val="19"/>
+          <w:szCs w:val="19"/>
+        </w:rPr>
+        <w:t xml:space="preserve">LENDING_SERVICE_URL</w:t>
+      </w:r>
+      <w:r>
+        <w:rPr>
+          <w:sz w:val="21"/>
+          <w:szCs w:val="21"/>
+        </w:rPr>
+        <w:t xml:space="preserve"> preset to the Lending sandbox URL).</w:t>
+      </w:r>
+    </w:p>
+    <w:p>
+      <w:pPr>
+        <w:pStyle w:val="ListParagraph"/>
+        <w:numPr>
+          <w:ilvl w:val="0"/>
+          <w:numId w:val="1"/>
+        </w:numPr>
+        <w:spacing w:after="80" w:line="264"/>
+      </w:pPr>
+      <w:r>
+        <w:rPr>
+          <w:b/>
+          <w:bCs/>
+          <w:sz w:val="21"/>
+          <w:szCs w:val="21"/>
+        </w:rPr>
+        <w:t xml:space="preserve">Root reactor:</w:t>
+      </w:r>
+      <w:r>
+        <w:rPr>
+          <w:sz w:val="21"/>
+          <w:szCs w:val="21"/>
+        </w:rPr>
+        <w:t xml:space="preserve"> </w:t>
+      </w:r>
+      <w:r>
+        <w:rPr>
+          <w:rFonts w:ascii="Consolas" w:hAnsi="Consolas" w:cs="Consolas"/>
+          <w:color w:val="1F3864"/>
+          <w:sz w:val="19"/>
+          <w:szCs w:val="19"/>
+        </w:rPr>
+        <w:t xml:space="preserve">lending-admin-service</w:t>
+      </w:r>
+      <w:r>
+        <w:rPr>
+          <w:sz w:val="21"/>
+          <w:szCs w:val="21"/>
+        </w:rPr>
+        <w:t xml:space="preserve"> is listed as a module in the root </w:t>
+      </w:r>
+      <w:r>
+        <w:rPr>
+          <w:rFonts w:ascii="Consolas" w:hAnsi="Consolas" w:cs="Consolas"/>
+          <w:color w:val="1F3864"/>
+          <w:sz w:val="19"/>
+          <w:szCs w:val="19"/>
+        </w:rPr>
+        <w:t xml:space="preserve">pom.xml</w:t>
+      </w:r>
+      <w:r>
+        <w:rPr>
+          <w:sz w:val="21"/>
+          <w:szCs w:val="21"/>
+        </w:rPr>
+        <w:t xml:space="preserve">; </w:t>
+      </w:r>
+      <w:r>
+        <w:rPr>
+          <w:rFonts w:ascii="Consolas" w:hAnsi="Consolas" w:cs="Consolas"/>
+          <w:color w:val="1F3864"/>
+          <w:sz w:val="19"/>
+          <w:szCs w:val="19"/>
+        </w:rPr>
+        <w:t xml:space="preserve">mvn package</w:t>
+      </w:r>
+      <w:r>
+        <w:rPr>
+          <w:sz w:val="21"/>
+          <w:szCs w:val="21"/>
+        </w:rPr>
+        <w:t xml:space="preserve"> there builds the API only. The UI is built by the Dockerfile.</w:t>
+      </w:r>
+    </w:p>
+    <w:p>
+      <w:pPr>
+        <w:pStyle w:val="Heading3"/>
+        <w:spacing w:after="100" w:before="200"/>
+      </w:pPr>
+      <w:r>
+        <w:rPr>
+          <w:b/>
+          <w:bCs/>
+          <w:color w:val="2E5AA8"/>
+          <w:sz w:val="22"/>
+          <w:szCs w:val="22"/>
+        </w:rPr>
+        <w:t xml:space="preserve">15.2.8 Verification status</w:t>
+      </w:r>
+    </w:p>
+    <w:p>
+      <w:pPr>
+        <w:spacing w:after="140" w:line="276"/>
+      </w:pPr>
+      <w:r>
+        <w:rPr>
+          <w:sz w:val="21"/>
+          <w:szCs w:val="21"/>
+        </w:rPr>
+        <w:t xml:space="preserve">The admin SQL and row mappers were exercised against a local PostgreSQL 16 with all migrations (V1-V9, batch V1-V2) and seeded data: search, account detail, schedule versions, accruals, payments, mortgage, dashboard, upcoming, overdue and buckets, payments search, accrual summary, ledger outbox and batch job list. This found and fixed one SQL concatenation defect. The React app compiles with </w:t>
+      </w:r>
+      <w:r>
+        <w:rPr>
+          <w:rFonts w:ascii="Consolas" w:hAnsi="Consolas" w:cs="Consolas"/>
+          <w:color w:val="1F3864"/>
+          <w:sz w:val="19"/>
+          <w:szCs w:val="19"/>
+        </w:rPr>
+        <w:t xml:space="preserve">tsc</w:t>
+      </w:r>
+      <w:r>
+        <w:rPr>
+          <w:sz w:val="21"/>
+          <w:szCs w:val="21"/>
+        </w:rPr>
+        <w:t xml:space="preserve"> and builds with Vite. </w:t>
+      </w:r>
+      <w:r>
+        <w:rPr>
+          <w:b/>
+          <w:bCs/>
+          <w:sz w:val="21"/>
+          <w:szCs w:val="21"/>
+        </w:rPr>
+        <w:t xml:space="preserve">Not yet done:</w:t>
+      </w:r>
+      <w:r>
+        <w:rPr>
+          <w:sz w:val="21"/>
+          <w:szCs w:val="21"/>
+        </w:rPr>
+        <w:t xml:space="preserve"> a Maven build of the Spring layer (Maven Central was unreachable in the authoring sandbox), the JUnit test run, and a browser walk-through of every page. The first Docker build on Render is the first real compile; treat any failure there as a normal fix-forward item.</w:t>
+      </w:r>
+    </w:p>
+    <w:p>
+      <w:pPr>
+        <w:pStyle w:val="Heading2"/>
+        <w:spacing w:after="120" w:before="280"/>
+      </w:pPr>
+      <w:r>
+        <w:rPr>
+          <w:b/>
+          <w:bCs/>
+          <w:color w:val="2E5AA8"/>
+          <w:sz w:val="25"/>
+          <w:szCs w:val="25"/>
+        </w:rPr>
+        <w:t xml:space="preserve">15.3 Customer Statement (PDF)</w:t>
+      </w:r>
+    </w:p>
+    <w:p>
+      <w:pPr>
+        <w:spacing w:after="140" w:line="276"/>
+      </w:pPr>
+      <w:r>
+        <w:rPr>
+          <w:sz w:val="21"/>
+          <w:szCs w:val="21"/>
+        </w:rPr>
+        <w:t xml:space="preserve">lending-service gained a </w:t>
+      </w:r>
+      <w:r>
+        <w:rPr>
+          <w:rFonts w:ascii="Consolas" w:hAnsi="Consolas" w:cs="Consolas"/>
+          <w:color w:val="1F3864"/>
+          <w:sz w:val="19"/>
+          <w:szCs w:val="19"/>
+        </w:rPr>
+        <w:t xml:space="preserve">statement</w:t>
+      </w:r>
+      <w:r>
+        <w:rPr>
+          <w:sz w:val="21"/>
+          <w:szCs w:val="21"/>
+        </w:rPr>
+        <w:t xml:space="preserve"> package (controller, service, data record, renderer) built on OpenPDF. Endpoints: </w:t>
+      </w:r>
+      <w:r>
+        <w:rPr>
+          <w:rFonts w:ascii="Consolas" w:hAnsi="Consolas" w:cs="Consolas"/>
+          <w:color w:val="1F3864"/>
+          <w:sz w:val="19"/>
+          <w:szCs w:val="19"/>
+        </w:rPr>
+        <w:t xml:space="preserve">GET /api/v1/loan-accounts/{accountId}/statement</w:t>
+      </w:r>
+      <w:r>
+        <w:rPr>
+          <w:sz w:val="21"/>
+          <w:szCs w:val="21"/>
+        </w:rPr>
+        <w:t xml:space="preserve"> and </w:t>
+      </w:r>
+      <w:r>
+        <w:rPr>
+          <w:rFonts w:ascii="Consolas" w:hAnsi="Consolas" w:cs="Consolas"/>
+          <w:color w:val="1F3864"/>
+          <w:sz w:val="19"/>
+          <w:szCs w:val="19"/>
+        </w:rPr>
+        <w:t xml:space="preserve">GET /api/v1/loan-accounts/by-account-number/{accountNumber}/statement</w:t>
+      </w:r>
+      <w:r>
+        <w:rPr>
+          <w:sz w:val="21"/>
+          <w:szCs w:val="21"/>
+        </w:rPr>
+        <w:t xml:space="preserve">, both producing </w:t>
+      </w:r>
+      <w:r>
+        <w:rPr>
+          <w:rFonts w:ascii="Consolas" w:hAnsi="Consolas" w:cs="Consolas"/>
+          <w:color w:val="1F3864"/>
+          <w:sz w:val="19"/>
+          <w:szCs w:val="19"/>
+        </w:rPr>
+        <w:t xml:space="preserve">application/pdf</w:t>
+      </w:r>
+      <w:r>
+        <w:rPr>
+          <w:sz w:val="21"/>
+          <w:szCs w:val="21"/>
+        </w:rPr>
+        <w:t xml:space="preserve">. </w:t>
+      </w:r>
+      <w:r>
+        <w:rPr>
+          <w:rFonts w:ascii="Consolas" w:hAnsi="Consolas" w:cs="Consolas"/>
+          <w:color w:val="1F3864"/>
+          <w:sz w:val="19"/>
+          <w:szCs w:val="19"/>
+        </w:rPr>
+        <w:t xml:space="preserve">LoanStatementData</w:t>
+      </w:r>
+      <w:r>
+        <w:rPr>
+          <w:sz w:val="21"/>
+          <w:szCs w:val="21"/>
+        </w:rPr>
+        <w:t xml:space="preserve"> holds everything the statement shows (account terms, the full repayment view in instalment order — instalments paid under earlier schedule versions followed by the current schedule — and the payments that reached the account) and the derived figures (instalments paid, next instalment, overdue amount, total paid, outstanding principal), kept free of PDF code so Excel or JSON exports can reuse it. A unit test renders a sample statement. The admin console's Download statement button proxies this endpoint.</w:t>
+      </w:r>
+    </w:p>
+    <w:p>
+      <w:pPr>
+        <w:pStyle w:val="Heading2"/>
+        <w:spacing w:after="120" w:before="280"/>
+      </w:pPr>
+      <w:r>
+        <w:rPr>
+          <w:b/>
+          <w:bCs/>
+          <w:color w:val="2E5AA8"/>
+          <w:sz w:val="25"/>
+          <w:szCs w:val="25"/>
+        </w:rPr>
+        <w:t xml:space="preserve">15.4 Partition Maintenance (V9)</w:t>
+      </w:r>
+    </w:p>
+    <w:p>
+      <w:pPr>
+        <w:spacing w:after="140" w:line="276"/>
+      </w:pPr>
+      <w:r>
+        <w:rPr>
+          <w:rFonts w:ascii="Consolas" w:hAnsi="Consolas" w:cs="Consolas"/>
+          <w:color w:val="1F3864"/>
+          <w:sz w:val="19"/>
+          <w:szCs w:val="19"/>
+        </w:rPr>
+        <w:t xml:space="preserve">interest_accrual</w:t>
+      </w:r>
+      <w:r>
+        <w:rPr>
+          <w:sz w:val="21"/>
+          <w:szCs w:val="21"/>
+        </w:rPr>
+        <w:t xml:space="preserve"> and </w:t>
+      </w:r>
+      <w:r>
+        <w:rPr>
+          <w:rFonts w:ascii="Consolas" w:hAnsi="Consolas" w:cs="Consolas"/>
+          <w:color w:val="1F3864"/>
+          <w:sz w:val="19"/>
+          <w:szCs w:val="19"/>
+        </w:rPr>
+        <w:t xml:space="preserve">emi_transaction</w:t>
+      </w:r>
+      <w:r>
+        <w:rPr>
+          <w:sz w:val="21"/>
+          <w:szCs w:val="21"/>
+        </w:rPr>
+        <w:t xml:space="preserve"> are range-partitioned by month. V5/V6 only created partitions for July-September 2026, so any accrual or EMI dated 1 October 2026 or later failed with 'no partition of relation found for row', which the API mapped to HTTP 409 Conflict (seen when running accruals for all accounts).</w:t>
+      </w:r>
+    </w:p>
+    <w:p>
+      <w:pPr>
+        <w:pStyle w:val="ListParagraph"/>
+        <w:numPr>
+          <w:ilvl w:val="0"/>
+          <w:numId w:val="1"/>
+        </w:numPr>
+        <w:spacing w:after="80" w:line="264"/>
+      </w:pPr>
+      <w:r>
+        <w:rPr>
+          <w:b/>
+          <w:bCs/>
+          <w:sz w:val="21"/>
+          <w:szCs w:val="21"/>
+        </w:rPr>
+        <w:t xml:space="preserve">Migration V9</w:t>
+      </w:r>
+      <w:r>
+        <w:rPr>
+          <w:sz w:val="21"/>
+          <w:szCs w:val="21"/>
+        </w:rPr>
+        <w:t xml:space="preserve"> creates October 2026 to December 2027 for both tables using the idempotent </w:t>
+      </w:r>
+      <w:r>
+        <w:rPr>
+          <w:rFonts w:ascii="Consolas" w:hAnsi="Consolas" w:cs="Consolas"/>
+          <w:color w:val="1F3864"/>
+          <w:sz w:val="19"/>
+          <w:szCs w:val="19"/>
+        </w:rPr>
+        <w:t xml:space="preserve">create_monthly_partition</w:t>
+      </w:r>
+      <w:r>
+        <w:rPr>
+          <w:sz w:val="21"/>
+          <w:szCs w:val="21"/>
+        </w:rPr>
+        <w:t xml:space="preserve"> function.</w:t>
+      </w:r>
+    </w:p>
+    <w:p>
+      <w:pPr>
+        <w:pStyle w:val="ListParagraph"/>
+        <w:numPr>
+          <w:ilvl w:val="0"/>
+          <w:numId w:val="1"/>
+        </w:numPr>
+        <w:spacing w:after="80" w:line="264"/>
+      </w:pPr>
+      <w:r>
+        <w:rPr>
+          <w:b/>
+          <w:bCs/>
+          <w:sz w:val="21"/>
+          <w:szCs w:val="21"/>
+        </w:rPr>
+        <w:t xml:space="preserve">PartitionMaintenanceService</w:t>
+      </w:r>
+      <w:r>
+        <w:rPr>
+          <w:sz w:val="21"/>
+          <w:szCs w:val="21"/>
+        </w:rPr>
+        <w:t xml:space="preserve"> ensures the current month plus six months ahead exist: once at application start and on a schedule (02:30 IST on the 1st and 15th). A failure is logged and never blocks startup.</w:t>
+      </w:r>
+    </w:p>
+    <w:p>
+      <w:pPr>
+        <w:pStyle w:val="ListParagraph"/>
+        <w:numPr>
+          <w:ilvl w:val="0"/>
+          <w:numId w:val="1"/>
+        </w:numPr>
+        <w:spacing w:after="80" w:line="264"/>
+      </w:pPr>
+      <w:r>
+        <w:rPr>
+          <w:b/>
+          <w:bCs/>
+          <w:sz w:val="21"/>
+          <w:szCs w:val="21"/>
+        </w:rPr>
+        <w:t xml:space="preserve">Operational rule:</w:t>
+      </w:r>
+      <w:r>
+        <w:rPr>
+          <w:sz w:val="21"/>
+          <w:szCs w:val="21"/>
+        </w:rPr>
+        <w:t xml:space="preserve"> a business date outside the covered months still returns 409 until the next maintenance run; check the application log for 'Partition maintenance failed'.</w:t>
+      </w:r>
+    </w:p>
+    <w:p>
+      <w:pPr>
+        <w:pStyle w:val="Heading2"/>
+        <w:spacing w:after="120" w:before="280"/>
+      </w:pPr>
+      <w:r>
+        <w:rPr>
+          <w:b/>
+          <w:bCs/>
+          <w:color w:val="2E5AA8"/>
+          <w:sz w:val="25"/>
+          <w:szCs w:val="25"/>
+        </w:rPr>
+        <w:t xml:space="preserve">15.5 Bulk Endpoints and Error Mapping</w:t>
+      </w:r>
+    </w:p>
+    <w:p>
+      <w:pPr>
+        <w:spacing w:after="140" w:line="276"/>
+      </w:pPr>
+      <w:r>
+        <w:rPr>
+          <w:rFonts w:ascii="Consolas" w:hAnsi="Consolas" w:cs="Consolas"/>
+          <w:color w:val="1F3864"/>
+          <w:sz w:val="19"/>
+          <w:szCs w:val="19"/>
+        </w:rPr>
+        <w:t xml:space="preserve">LoanAccountBulkController</w:t>
+      </w:r>
+      <w:r>
+        <w:rPr>
+          <w:sz w:val="21"/>
+          <w:szCs w:val="21"/>
+        </w:rPr>
+        <w:t xml:space="preserve"> exposes bulk create and bulk disburse (maximum 200 items per call). Each item is processed independently and reported in the response; one failing item never undoes the others. Both calls are idempotent so a whole batch can be re-sent safely. A global handler now maps request-mapping problems to 404, 405, 415 and 400. Sample payloads for 100 accounts are in </w:t>
+      </w:r>
+      <w:r>
+        <w:rPr>
+          <w:rFonts w:ascii="Consolas" w:hAnsi="Consolas" w:cs="Consolas"/>
+          <w:color w:val="1F3864"/>
+          <w:sz w:val="19"/>
+          <w:szCs w:val="19"/>
+        </w:rPr>
+        <w:t xml:space="preserve">samples/</w:t>
+      </w:r>
+      <w:r>
+        <w:rPr>
+          <w:sz w:val="21"/>
+          <w:szCs w:val="21"/>
+        </w:rPr>
+        <w:t xml:space="preserve">.</w:t>
+      </w:r>
+    </w:p>
+    <w:p>
+      <w:pPr>
+        <w:pStyle w:val="Heading2"/>
+        <w:spacing w:after="120" w:before="280"/>
+      </w:pPr>
+      <w:r>
+        <w:rPr>
+          <w:b/>
+          <w:bCs/>
+          <w:color w:val="2E5AA8"/>
+          <w:sz w:val="25"/>
+          <w:szCs w:val="25"/>
+        </w:rPr>
+        <w:t xml:space="preserve">15.6 Sandbox (Render) Topology and URLs</w:t>
+      </w:r>
+    </w:p>
+    <w:p>
+      <w:pPr>
+        <w:spacing w:after="140" w:line="276"/>
+      </w:pPr>
+      <w:r>
+        <w:rPr>
+          <w:sz w:val="21"/>
+          <w:szCs w:val="21"/>
+        </w:rPr>
+        <w:t xml:space="preserve">One free PostgreSQL database and three Docker web services share the Singapore region and talk to the database over Render's private network. The admin console reaches lending-service only for the statement PDF, over its public URL.</w:t>
+      </w:r>
+    </w:p>
+    <w:tbl>
+      <w:tblPr>
+        <w:tblW w:type="dxa" w:w="9500"/>
+        <w:tblBorders>
+          <w:top w:val="single" w:color="auto" w:sz="4"/>
+          <w:left w:val="single" w:color="auto" w:sz="4"/>
+          <w:bottom w:val="single" w:color="auto" w:sz="4"/>
+          <w:right w:val="single" w:color="auto" w:sz="4"/>
+          <w:insideH w:val="single" w:color="auto" w:sz="4"/>
+          <w:insideV w:val="single" w:color="auto" w:sz="4"/>
+        </w:tblBorders>
+      </w:tblPr>
+      <w:tblGrid>
+        <w:gridCol w:w="2300"/>
+        <w:gridCol w:w="4300"/>
+        <w:gridCol w:w="2900"/>
+      </w:tblGrid>
+      <w:tr>
+        <w:trPr>
+          <w:tblHeader/>
+        </w:trPr>
+        <w:tc>
+          <w:tcPr>
+            <w:tcW w:type="dxa" w:w="2300"/>
+            <w:shd w:fill="1F3864" w:val="clear"/>
+            <w:tcMar>
+              <w:top w:type="dxa" w:w="60"/>
+              <w:left w:type="dxa" w:w="100"/>
+              <w:bottom w:type="dxa" w:w="60"/>
+              <w:right w:type="dxa" w:w="100"/>
+            </w:tcMar>
+            <w:vAlign w:val="center"/>
+          </w:tcPr>
+          <w:p>
+            <w:pPr>
+              <w:jc w:val="left"/>
+            </w:pPr>
+            <w:r>
+              <w:rPr>
+                <w:b/>
+                <w:bCs/>
+                <w:color w:val="FFFFFF"/>
+                <w:sz w:val="19"/>
+                <w:szCs w:val="19"/>
+              </w:rPr>
+              <w:t xml:space="preserve">Item</w:t>
+            </w:r>
+          </w:p>
+        </w:tc>
+        <w:tc>
+          <w:tcPr>
+            <w:tcW w:type="dxa" w:w="4300"/>
+            <w:shd w:fill="1F3864" w:val="clear"/>
+            <w:tcMar>
+              <w:top w:type="dxa" w:w="60"/>
+              <w:left w:type="dxa" w:w="100"/>
+              <w:bottom w:type="dxa" w:w="60"/>
+              <w:right w:type="dxa" w:w="100"/>
+            </w:tcMar>
+            <w:vAlign w:val="center"/>
+          </w:tcPr>
+          <w:p>
+            <w:pPr>
+              <w:jc w:val="left"/>
+            </w:pPr>
+            <w:r>
+              <w:rPr>
+                <w:b/>
+                <w:bCs/>
+                <w:color w:val="FFFFFF"/>
+                <w:sz w:val="19"/>
+                <w:szCs w:val="19"/>
+              </w:rPr>
+              <w:t xml:space="preserve">URL</w:t>
+            </w:r>
+          </w:p>
+        </w:tc>
+        <w:tc>
+          <w:tcPr>
+            <w:tcW w:type="dxa" w:w="2900"/>
+            <w:shd w:fill="1F3864" w:val="clear"/>
+            <w:tcMar>
+              <w:top w:type="dxa" w:w="60"/>
+              <w:left w:type="dxa" w:w="100"/>
+              <w:bottom w:type="dxa" w:w="60"/>
+              <w:right w:type="dxa" w:w="100"/>
+            </w:tcMar>
+            <w:vAlign w:val="center"/>
+          </w:tcPr>
+          <w:p>
+            <w:pPr>
+              <w:jc w:val="left"/>
+            </w:pPr>
+            <w:r>
+              <w:rPr>
+                <w:b/>
+                <w:bCs/>
+                <w:color w:val="FFFFFF"/>
+                <w:sz w:val="19"/>
+                <w:szCs w:val="19"/>
+              </w:rPr>
+              <w:t xml:space="preserve">Notes</w:t>
+            </w:r>
+          </w:p>
+        </w:tc>
+      </w:tr>
+      <w:tr>
+        <w:trPr>
+          <w:cantSplit/>
+        </w:trPr>
+        <w:tc>
+          <w:tcPr>
+            <w:tcW w:type="dxa" w:w="2300"/>
+            <w:tcMar>
+              <w:top w:type="dxa" w:w="60"/>
+              <w:left w:type="dxa" w:w="100"/>
+              <w:bottom w:type="dxa" w:w="60"/>
+              <w:right w:type="dxa" w:w="100"/>
+            </w:tcMar>
+            <w:vAlign w:val="center"/>
+          </w:tcPr>
+          <w:p>
+            <w:pPr>
+              <w:jc w:val="left"/>
+            </w:pPr>
+            <w:r>
+              <w:rPr>
+                <w:sz w:val="19"/>
+                <w:szCs w:val="19"/>
+              </w:rPr>
+              <w:t xml:space="preserve">Lending API (sandbox)</w:t>
+            </w:r>
+          </w:p>
+        </w:tc>
+        <w:tc>
+          <w:tcPr>
+            <w:tcW w:type="dxa" w:w="4300"/>
+            <w:tcMar>
+              <w:top w:type="dxa" w:w="60"/>
+              <w:left w:type="dxa" w:w="100"/>
+              <w:bottom w:type="dxa" w:w="60"/>
+              <w:right w:type="dxa" w:w="100"/>
+            </w:tcMar>
+            <w:vAlign w:val="center"/>
+          </w:tcPr>
+          <w:p>
+            <w:pPr>
+              <w:jc w:val="left"/>
+            </w:pPr>
+            <w:r>
+              <w:rPr>
+                <w:sz w:val="19"/>
+                <w:szCs w:val="19"/>
+              </w:rPr>
+              <w:t xml:space="preserve">https://lending-service-5tqm.onrender.com</w:t>
+            </w:r>
+          </w:p>
+        </w:tc>
+        <w:tc>
+          <w:tcPr>
+            <w:tcW w:type="dxa" w:w="2900"/>
+            <w:tcMar>
+              <w:top w:type="dxa" w:w="60"/>
+              <w:left w:type="dxa" w:w="100"/>
+              <w:bottom w:type="dxa" w:w="60"/>
+              <w:right w:type="dxa" w:w="100"/>
+            </w:tcMar>
+            <w:vAlign w:val="center"/>
+          </w:tcPr>
+          <w:p>
+            <w:pPr>
+              <w:jc w:val="left"/>
+            </w:pPr>
+            <w:r>
+              <w:rPr>
+                <w:sz w:val="19"/>
+                <w:szCs w:val="19"/>
+              </w:rPr>
+              <w:t xml:space="preserve">Render free tier; sleeps when idle, first call takes ~1 minute</w:t>
+            </w:r>
+          </w:p>
+        </w:tc>
+      </w:tr>
+      <w:tr>
+        <w:trPr>
+          <w:cantSplit/>
+        </w:trPr>
+        <w:tc>
+          <w:tcPr>
+            <w:tcW w:type="dxa" w:w="2300"/>
+            <w:shd w:fill="F5F8FC" w:val="clear"/>
+            <w:tcMar>
+              <w:top w:type="dxa" w:w="60"/>
+              <w:left w:type="dxa" w:w="100"/>
+              <w:bottom w:type="dxa" w:w="60"/>
+              <w:right w:type="dxa" w:w="100"/>
+            </w:tcMar>
+            <w:vAlign w:val="center"/>
+          </w:tcPr>
+          <w:p>
+            <w:pPr>
+              <w:jc w:val="left"/>
+            </w:pPr>
+            <w:r>
+              <w:rPr>
+                <w:sz w:val="19"/>
+                <w:szCs w:val="19"/>
+              </w:rPr>
+              <w:t xml:space="preserve">Lending Swagger UI</w:t>
+            </w:r>
+          </w:p>
+        </w:tc>
+        <w:tc>
+          <w:tcPr>
+            <w:tcW w:type="dxa" w:w="4300"/>
+            <w:shd w:fill="F5F8FC" w:val="clear"/>
+            <w:tcMar>
+              <w:top w:type="dxa" w:w="60"/>
+              <w:left w:type="dxa" w:w="100"/>
+              <w:bottom w:type="dxa" w:w="60"/>
+              <w:right w:type="dxa" w:w="100"/>
+            </w:tcMar>
+            <w:vAlign w:val="center"/>
+          </w:tcPr>
+          <w:p>
+            <w:pPr>
+              <w:jc w:val="left"/>
+            </w:pPr>
+            <w:r>
+              <w:rPr>
+                <w:sz w:val="19"/>
+                <w:szCs w:val="19"/>
+              </w:rPr>
+              <w:t xml:space="preserve">https://lending-service-5tqm.onrender.com/swagger-ui.html</w:t>
+            </w:r>
+          </w:p>
+        </w:tc>
+        <w:tc>
+          <w:tcPr>
+            <w:tcW w:type="dxa" w:w="2900"/>
+            <w:shd w:fill="F5F8FC" w:val="clear"/>
+            <w:tcMar>
+              <w:top w:type="dxa" w:w="60"/>
+              <w:left w:type="dxa" w:w="100"/>
+              <w:bottom w:type="dxa" w:w="60"/>
+              <w:right w:type="dxa" w:w="100"/>
+            </w:tcMar>
+            <w:vAlign w:val="center"/>
+          </w:tcPr>
+          <w:p>
+            <w:pPr>
+              <w:jc w:val="left"/>
+            </w:pPr>
+            <w:r>
+              <w:rPr>
+                <w:sz w:val="19"/>
+                <w:szCs w:val="19"/>
+              </w:rPr>
+              <w:t xml:space="preserve">Try-it-out with pre-filled examples; OpenAPI JSON at /v3/api-docs</w:t>
+            </w:r>
+          </w:p>
+        </w:tc>
+      </w:tr>
+      <w:tr>
+        <w:trPr>
+          <w:cantSplit/>
+        </w:trPr>
+        <w:tc>
+          <w:tcPr>
+            <w:tcW w:type="dxa" w:w="2300"/>
+            <w:tcMar>
+              <w:top w:type="dxa" w:w="60"/>
+              <w:left w:type="dxa" w:w="100"/>
+              <w:bottom w:type="dxa" w:w="60"/>
+              <w:right w:type="dxa" w:w="100"/>
+            </w:tcMar>
+            <w:vAlign w:val="center"/>
+          </w:tcPr>
+          <w:p>
+            <w:pPr>
+              <w:jc w:val="left"/>
+            </w:pPr>
+            <w:r>
+              <w:rPr>
+                <w:sz w:val="19"/>
+                <w:szCs w:val="19"/>
+              </w:rPr>
+              <w:t xml:space="preserve">Admin portal (sandbox)</w:t>
+            </w:r>
+          </w:p>
+        </w:tc>
+        <w:tc>
+          <w:tcPr>
+            <w:tcW w:type="dxa" w:w="4300"/>
+            <w:tcMar>
+              <w:top w:type="dxa" w:w="60"/>
+              <w:left w:type="dxa" w:w="100"/>
+              <w:bottom w:type="dxa" w:w="60"/>
+              <w:right w:type="dxa" w:w="100"/>
+            </w:tcMar>
+            <w:vAlign w:val="center"/>
+          </w:tcPr>
+          <w:p>
+            <w:pPr>
+              <w:jc w:val="left"/>
+            </w:pPr>
+            <w:r>
+              <w:rPr>
+                <w:sz w:val="19"/>
+                <w:szCs w:val="19"/>
+              </w:rPr>
+              <w:t xml:space="preserve">https://lending-admin-service-&lt;suffix&gt;.onrender.com</w:t>
+            </w:r>
+          </w:p>
+        </w:tc>
+        <w:tc>
+          <w:tcPr>
+            <w:tcW w:type="dxa" w:w="2900"/>
+            <w:tcMar>
+              <w:top w:type="dxa" w:w="60"/>
+              <w:left w:type="dxa" w:w="100"/>
+              <w:bottom w:type="dxa" w:w="60"/>
+              <w:right w:type="dxa" w:w="100"/>
+            </w:tcMar>
+            <w:vAlign w:val="center"/>
+          </w:tcPr>
+          <w:p>
+            <w:pPr>
+              <w:jc w:val="left"/>
+            </w:pPr>
+            <w:r>
+              <w:rPr>
+                <w:sz w:val="19"/>
+                <w:szCs w:val="19"/>
+              </w:rPr>
+              <w:t xml:space="preserve">Render assigns the random suffix when the service is first created; copy it from the Render dashboard</w:t>
+            </w:r>
+          </w:p>
+        </w:tc>
+      </w:tr>
+      <w:tr>
+        <w:trPr>
+          <w:cantSplit/>
+        </w:trPr>
+        <w:tc>
+          <w:tcPr>
+            <w:tcW w:type="dxa" w:w="2300"/>
+            <w:shd w:fill="F5F8FC" w:val="clear"/>
+            <w:tcMar>
+              <w:top w:type="dxa" w:w="60"/>
+              <w:left w:type="dxa" w:w="100"/>
+              <w:bottom w:type="dxa" w:w="60"/>
+              <w:right w:type="dxa" w:w="100"/>
+            </w:tcMar>
+            <w:vAlign w:val="center"/>
+          </w:tcPr>
+          <w:p>
+            <w:pPr>
+              <w:jc w:val="left"/>
+            </w:pPr>
+            <w:r>
+              <w:rPr>
+                <w:sz w:val="19"/>
+                <w:szCs w:val="19"/>
+              </w:rPr>
+              <w:t xml:space="preserve">Admin Swagger UI</w:t>
+            </w:r>
+          </w:p>
+        </w:tc>
+        <w:tc>
+          <w:tcPr>
+            <w:tcW w:type="dxa" w:w="4300"/>
+            <w:shd w:fill="F5F8FC" w:val="clear"/>
+            <w:tcMar>
+              <w:top w:type="dxa" w:w="60"/>
+              <w:left w:type="dxa" w:w="100"/>
+              <w:bottom w:type="dxa" w:w="60"/>
+              <w:right w:type="dxa" w:w="100"/>
+            </w:tcMar>
+            <w:vAlign w:val="center"/>
+          </w:tcPr>
+          <w:p>
+            <w:pPr>
+              <w:jc w:val="left"/>
+            </w:pPr>
+            <w:r>
+              <w:rPr>
+                <w:sz w:val="19"/>
+                <w:szCs w:val="19"/>
+              </w:rPr>
+              <w:t xml:space="preserve">https://lending-admin-service-&lt;suffix&gt;.onrender.com/swagger-ui.html</w:t>
+            </w:r>
+          </w:p>
+        </w:tc>
+        <w:tc>
+          <w:tcPr>
+            <w:tcW w:type="dxa" w:w="2900"/>
+            <w:shd w:fill="F5F8FC" w:val="clear"/>
+            <w:tcMar>
+              <w:top w:type="dxa" w:w="60"/>
+              <w:left w:type="dxa" w:w="100"/>
+              <w:bottom w:type="dxa" w:w="60"/>
+              <w:right w:type="dxa" w:w="100"/>
+            </w:tcMar>
+            <w:vAlign w:val="center"/>
+          </w:tcPr>
+          <w:p>
+            <w:pPr>
+              <w:jc w:val="left"/>
+            </w:pPr>
+            <w:r>
+              <w:rPr>
+                <w:sz w:val="19"/>
+                <w:szCs w:val="19"/>
+              </w:rPr>
+              <w:t xml:space="preserve">Page is public; click Authorize and enter the admin login before Try-it-out</w:t>
+            </w:r>
+          </w:p>
+        </w:tc>
+      </w:tr>
+      <w:tr>
+        <w:trPr>
+          <w:cantSplit/>
+        </w:trPr>
+        <w:tc>
+          <w:tcPr>
+            <w:tcW w:type="dxa" w:w="2300"/>
+            <w:tcMar>
+              <w:top w:type="dxa" w:w="60"/>
+              <w:left w:type="dxa" w:w="100"/>
+              <w:bottom w:type="dxa" w:w="60"/>
+              <w:right w:type="dxa" w:w="100"/>
+            </w:tcMar>
+            <w:vAlign w:val="center"/>
+          </w:tcPr>
+          <w:p>
+            <w:pPr>
+              <w:jc w:val="left"/>
+            </w:pPr>
+            <w:r>
+              <w:rPr>
+                <w:sz w:val="19"/>
+                <w:szCs w:val="19"/>
+              </w:rPr>
+              <w:t xml:space="preserve">Admin health</w:t>
+            </w:r>
+          </w:p>
+        </w:tc>
+        <w:tc>
+          <w:tcPr>
+            <w:tcW w:type="dxa" w:w="4300"/>
+            <w:tcMar>
+              <w:top w:type="dxa" w:w="60"/>
+              <w:left w:type="dxa" w:w="100"/>
+              <w:bottom w:type="dxa" w:w="60"/>
+              <w:right w:type="dxa" w:w="100"/>
+            </w:tcMar>
+            <w:vAlign w:val="center"/>
+          </w:tcPr>
+          <w:p>
+            <w:pPr>
+              <w:jc w:val="left"/>
+            </w:pPr>
+            <w:r>
+              <w:rPr>
+                <w:sz w:val="19"/>
+                <w:szCs w:val="19"/>
+              </w:rPr>
+              <w:t xml:space="preserve">https://lending-admin-service-&lt;suffix&gt;.onrender.com/actuator/health</w:t>
+            </w:r>
+          </w:p>
+        </w:tc>
+        <w:tc>
+          <w:tcPr>
+            <w:tcW w:type="dxa" w:w="2900"/>
+            <w:tcMar>
+              <w:top w:type="dxa" w:w="60"/>
+              <w:left w:type="dxa" w:w="100"/>
+              <w:bottom w:type="dxa" w:w="60"/>
+              <w:right w:type="dxa" w:w="100"/>
+            </w:tcMar>
+            <w:vAlign w:val="center"/>
+          </w:tcPr>
+          <w:p>
+            <w:pPr>
+              <w:jc w:val="left"/>
+            </w:pPr>
+            <w:r>
+              <w:rPr>
+                <w:sz w:val="19"/>
+                <w:szCs w:val="19"/>
+              </w:rPr>
+              <w:t xml:space="preserve">Public; used by Render as the health check</w:t>
+            </w:r>
+          </w:p>
+        </w:tc>
+      </w:tr>
+      <w:tr>
+        <w:trPr>
+          <w:cantSplit/>
+        </w:trPr>
+        <w:tc>
+          <w:tcPr>
+            <w:tcW w:type="dxa" w:w="2300"/>
+            <w:shd w:fill="F5F8FC" w:val="clear"/>
+            <w:tcMar>
+              <w:top w:type="dxa" w:w="60"/>
+              <w:left w:type="dxa" w:w="100"/>
+              <w:bottom w:type="dxa" w:w="60"/>
+              <w:right w:type="dxa" w:w="100"/>
+            </w:tcMar>
+            <w:vAlign w:val="center"/>
+          </w:tcPr>
+          <w:p>
+            <w:pPr>
+              <w:jc w:val="left"/>
+            </w:pPr>
+            <w:r>
+              <w:rPr>
+                <w:sz w:val="19"/>
+                <w:szCs w:val="19"/>
+              </w:rPr>
+              <w:t xml:space="preserve">Admin login</w:t>
+            </w:r>
+          </w:p>
+        </w:tc>
+        <w:tc>
+          <w:tcPr>
+            <w:tcW w:type="dxa" w:w="4300"/>
+            <w:shd w:fill="F5F8FC" w:val="clear"/>
+            <w:tcMar>
+              <w:top w:type="dxa" w:w="60"/>
+              <w:left w:type="dxa" w:w="100"/>
+              <w:bottom w:type="dxa" w:w="60"/>
+              <w:right w:type="dxa" w:w="100"/>
+            </w:tcMar>
+            <w:vAlign w:val="center"/>
+          </w:tcPr>
+          <w:p>
+            <w:pPr>
+              <w:jc w:val="left"/>
+            </w:pPr>
+            <w:r>
+              <w:rPr>
+                <w:sz w:val="19"/>
+                <w:szCs w:val="19"/>
+              </w:rPr>
+              <w:t xml:space="preserve">user: admin</w:t>
+            </w:r>
+          </w:p>
+        </w:tc>
+        <w:tc>
+          <w:tcPr>
+            <w:tcW w:type="dxa" w:w="2900"/>
+            <w:shd w:fill="F5F8FC" w:val="clear"/>
+            <w:tcMar>
+              <w:top w:type="dxa" w:w="60"/>
+              <w:left w:type="dxa" w:w="100"/>
+              <w:bottom w:type="dxa" w:w="60"/>
+              <w:right w:type="dxa" w:w="100"/>
+            </w:tcMar>
+            <w:vAlign w:val="center"/>
+          </w:tcPr>
+          <w:p>
+            <w:pPr>
+              <w:jc w:val="left"/>
+            </w:pPr>
+            <w:r>
+              <w:rPr>
+                <w:sz w:val="19"/>
+                <w:szCs w:val="19"/>
+              </w:rPr>
+              <w:t xml:space="preserve">Password: Render dashboard &gt; lending-admin-service &gt; Environment &gt; ADMIN_PASSWORD (locally: changeme)</w:t>
+            </w:r>
+          </w:p>
+        </w:tc>
+      </w:tr>
+    </w:tbl>
+    <w:p>
+      <w:pPr>
+        <w:spacing w:after="120"/>
+      </w:pPr>
+    </w:p>
+    <w:p>
+      <w:pPr>
+        <w:spacing w:after="140" w:line="276"/>
+      </w:pPr>
+      <w:r>
+        <w:rPr>
+          <w:sz w:val="21"/>
+          <w:szCs w:val="21"/>
+        </w:rPr>
+        <w:t xml:space="preserve">Free-tier behaviour: web services sleep after about 15 minutes idle (first request ~1 minute), so batch Quartz schedules do not fire while asleep; the free database is deleted 30 days after creation; there is no Kafka, so batch completion events are dropped and logged.</w:t>
+      </w:r>
+    </w:p>
+    <w:p>
+      <w:pPr>
+        <w:pStyle w:val="Heading2"/>
+        <w:spacing w:after="120" w:before="280"/>
+      </w:pPr>
+      <w:r>
+        <w:rPr>
+          <w:b/>
+          <w:bCs/>
+          <w:color w:val="2E5AA8"/>
+          <w:sz w:val="25"/>
+          <w:szCs w:val="25"/>
+        </w:rPr>
+        <w:t xml:space="preserve">15.7 Operational Scripts</w:t>
+      </w:r>
+    </w:p>
+    <w:tbl>
+      <w:tblPr>
+        <w:tblW w:type="dxa" w:w="9500"/>
+        <w:tblBorders>
+          <w:top w:val="single" w:color="auto" w:sz="4"/>
+          <w:left w:val="single" w:color="auto" w:sz="4"/>
+          <w:bottom w:val="single" w:color="auto" w:sz="4"/>
+          <w:right w:val="single" w:color="auto" w:sz="4"/>
+          <w:insideH w:val="single" w:color="auto" w:sz="4"/>
+          <w:insideV w:val="single" w:color="auto" w:sz="4"/>
+        </w:tblBorders>
+      </w:tblPr>
+      <w:tblGrid>
+        <w:gridCol w:w="3200"/>
+        <w:gridCol w:w="6300"/>
+      </w:tblGrid>
+      <w:tr>
+        <w:trPr>
+          <w:tblHeader/>
+        </w:trPr>
+        <w:tc>
+          <w:tcPr>
+            <w:tcW w:type="dxa" w:w="3200"/>
+            <w:shd w:fill="1F3864" w:val="clear"/>
+            <w:tcMar>
+              <w:top w:type="dxa" w:w="60"/>
+              <w:left w:type="dxa" w:w="100"/>
+              <w:bottom w:type="dxa" w:w="60"/>
+              <w:right w:type="dxa" w:w="100"/>
+            </w:tcMar>
+            <w:vAlign w:val="center"/>
+          </w:tcPr>
+          <w:p>
+            <w:pPr>
+              <w:jc w:val="left"/>
+            </w:pPr>
+            <w:r>
+              <w:rPr>
+                <w:b/>
+                <w:bCs/>
+                <w:color w:val="FFFFFF"/>
+                <w:sz w:val="19"/>
+                <w:szCs w:val="19"/>
+              </w:rPr>
+              <w:t xml:space="preserve">Script</w:t>
+            </w:r>
+          </w:p>
+        </w:tc>
+        <w:tc>
+          <w:tcPr>
+            <w:tcW w:type="dxa" w:w="6300"/>
+            <w:shd w:fill="1F3864" w:val="clear"/>
+            <w:tcMar>
+              <w:top w:type="dxa" w:w="60"/>
+              <w:left w:type="dxa" w:w="100"/>
+              <w:bottom w:type="dxa" w:w="60"/>
+              <w:right w:type="dxa" w:w="100"/>
+            </w:tcMar>
+            <w:vAlign w:val="center"/>
+          </w:tcPr>
+          <w:p>
+            <w:pPr>
+              <w:jc w:val="left"/>
+            </w:pPr>
+            <w:r>
+              <w:rPr>
+                <w:b/>
+                <w:bCs/>
+                <w:color w:val="FFFFFF"/>
+                <w:sz w:val="19"/>
+                <w:szCs w:val="19"/>
+              </w:rPr>
+              <w:t xml:space="preserve">Use</w:t>
+            </w:r>
+          </w:p>
+        </w:tc>
+      </w:tr>
+      <w:tr>
+        <w:trPr>
+          <w:cantSplit/>
+        </w:trPr>
+        <w:tc>
+          <w:tcPr>
+            <w:tcW w:type="dxa" w:w="3200"/>
+            <w:tcMar>
+              <w:top w:type="dxa" w:w="60"/>
+              <w:left w:type="dxa" w:w="100"/>
+              <w:bottom w:type="dxa" w:w="60"/>
+              <w:right w:type="dxa" w:w="100"/>
+            </w:tcMar>
+            <w:vAlign w:val="center"/>
+          </w:tcPr>
+          <w:p>
+            <w:pPr>
+              <w:jc w:val="left"/>
+            </w:pPr>
+            <w:r>
+              <w:rPr>
+                <w:sz w:val="19"/>
+                <w:szCs w:val="19"/>
+              </w:rPr>
+              <w:t xml:space="preserve">scripts/run-accrual.sh | .ps1</w:t>
+            </w:r>
+          </w:p>
+        </w:tc>
+        <w:tc>
+          <w:tcPr>
+            <w:tcW w:type="dxa" w:w="6300"/>
+            <w:tcMar>
+              <w:top w:type="dxa" w:w="60"/>
+              <w:left w:type="dxa" w:w="100"/>
+              <w:bottom w:type="dxa" w:w="60"/>
+              <w:right w:type="dxa" w:w="100"/>
+            </w:tcMar>
+            <w:vAlign w:val="center"/>
+          </w:tcPr>
+          <w:p>
+            <w:pPr>
+              <w:jc w:val="left"/>
+            </w:pPr>
+            <w:r>
+              <w:rPr>
+                <w:sz w:val="19"/>
+                <w:szCs w:val="19"/>
+              </w:rPr>
+              <w:t xml:space="preserve">Runs </w:t>
+            </w:r>
+            <w:r>
+              <w:rPr>
+                <w:rFonts w:ascii="Consolas" w:hAnsi="Consolas" w:cs="Consolas"/>
+                <w:color w:val="1F3864"/>
+                <w:sz w:val="17"/>
+                <w:szCs w:val="17"/>
+              </w:rPr>
+              <w:t xml:space="preserve">POST /api/v1/interest-accruals/run?businessDate=</w:t>
+            </w:r>
+            <w:r>
+              <w:rPr>
+                <w:sz w:val="19"/>
+                <w:szCs w:val="19"/>
+              </w:rPr>
+              <w:t xml:space="preserve"> for all accounts. Environment: BASE_URL (required), BUSINESS_DATE (default today IST), CHECK_ACCOUNT_ID (optional spot check). Retries while a sleeping Render service wakes. Idempotent per account and date; only ACTIVE accounts accrue.</w:t>
+            </w:r>
+          </w:p>
+        </w:tc>
+      </w:tr>
+      <w:tr>
+        <w:trPr>
+          <w:cantSplit/>
+        </w:trPr>
+        <w:tc>
+          <w:tcPr>
+            <w:tcW w:type="dxa" w:w="3200"/>
+            <w:shd w:fill="F5F8FC" w:val="clear"/>
+            <w:tcMar>
+              <w:top w:type="dxa" w:w="60"/>
+              <w:left w:type="dxa" w:w="100"/>
+              <w:bottom w:type="dxa" w:w="60"/>
+              <w:right w:type="dxa" w:w="100"/>
+            </w:tcMar>
+            <w:vAlign w:val="center"/>
+          </w:tcPr>
+          <w:p>
+            <w:pPr>
+              <w:jc w:val="left"/>
+            </w:pPr>
+            <w:r>
+              <w:rPr>
+                <w:sz w:val="19"/>
+                <w:szCs w:val="19"/>
+              </w:rPr>
+              <w:t xml:space="preserve">scripts/create-loan-account.sh | .ps1</w:t>
+            </w:r>
+          </w:p>
+        </w:tc>
+        <w:tc>
+          <w:tcPr>
+            <w:tcW w:type="dxa" w:w="6300"/>
+            <w:shd w:fill="F5F8FC" w:val="clear"/>
+            <w:tcMar>
+              <w:top w:type="dxa" w:w="60"/>
+              <w:left w:type="dxa" w:w="100"/>
+              <w:bottom w:type="dxa" w:w="60"/>
+              <w:right w:type="dxa" w:w="100"/>
+            </w:tcMar>
+            <w:vAlign w:val="center"/>
+          </w:tcPr>
+          <w:p>
+            <w:pPr>
+              <w:jc w:val="left"/>
+            </w:pPr>
+            <w:r>
+              <w:rPr>
+                <w:sz w:val="19"/>
+                <w:szCs w:val="19"/>
+              </w:rPr>
+              <w:t xml:space="preserve">Creates one loan account through the REST API.</w:t>
+            </w:r>
+          </w:p>
+        </w:tc>
+      </w:tr>
+      <w:tr>
+        <w:trPr>
+          <w:cantSplit/>
+        </w:trPr>
+        <w:tc>
+          <w:tcPr>
+            <w:tcW w:type="dxa" w:w="3200"/>
+            <w:tcMar>
+              <w:top w:type="dxa" w:w="60"/>
+              <w:left w:type="dxa" w:w="100"/>
+              <w:bottom w:type="dxa" w:w="60"/>
+              <w:right w:type="dxa" w:w="100"/>
+            </w:tcMar>
+            <w:vAlign w:val="center"/>
+          </w:tcPr>
+          <w:p>
+            <w:pPr>
+              <w:jc w:val="left"/>
+            </w:pPr>
+            <w:r>
+              <w:rPr>
+                <w:sz w:val="19"/>
+                <w:szCs w:val="19"/>
+              </w:rPr>
+              <w:t xml:space="preserve">samples/*.json</w:t>
+            </w:r>
+          </w:p>
+        </w:tc>
+        <w:tc>
+          <w:tcPr>
+            <w:tcW w:type="dxa" w:w="6300"/>
+            <w:tcMar>
+              <w:top w:type="dxa" w:w="60"/>
+              <w:left w:type="dxa" w:w="100"/>
+              <w:bottom w:type="dxa" w:w="60"/>
+              <w:right w:type="dxa" w:w="100"/>
+            </w:tcMar>
+            <w:vAlign w:val="center"/>
+          </w:tcPr>
+          <w:p>
+            <w:pPr>
+              <w:jc w:val="left"/>
+            </w:pPr>
+            <w:r>
+              <w:rPr>
+                <w:sz w:val="19"/>
+                <w:szCs w:val="19"/>
+              </w:rPr>
+              <w:t xml:space="preserve">Bulk create (100 accounts) and bulk disburse payloads.</w:t>
+            </w:r>
+          </w:p>
+        </w:tc>
+      </w:tr>
+    </w:tbl>
+    <w:p>
+      <w:pPr>
+        <w:spacing w:after="120"/>
+      </w:pPr>
+    </w:p>
+    <w:p>
+      <w:pPr>
+        <w:pStyle w:val="Heading2"/>
+        <w:spacing w:after="120" w:before="280"/>
+      </w:pPr>
+      <w:r>
+        <w:rPr>
+          <w:b/>
+          <w:bCs/>
+          <w:color w:val="2E5AA8"/>
+          <w:sz w:val="25"/>
+          <w:szCs w:val="25"/>
+        </w:rPr>
+        <w:t xml:space="preserve">15.8 Updated Deployment View</w:t>
+      </w:r>
+    </w:p>
+    <w:tbl>
+      <w:tblPr>
+        <w:tblW w:type="dxa" w:w="9500"/>
+        <w:tblBorders>
+          <w:top w:val="single" w:color="auto" w:sz="4"/>
+          <w:left w:val="single" w:color="auto" w:sz="4"/>
+          <w:bottom w:val="single" w:color="auto" w:sz="4"/>
+          <w:right w:val="single" w:color="auto" w:sz="4"/>
+          <w:insideH w:val="single" w:color="auto" w:sz="4"/>
+          <w:insideV w:val="single" w:color="auto" w:sz="4"/>
+        </w:tblBorders>
+      </w:tblPr>
+      <w:tblGrid>
+        <w:gridCol w:w="2400"/>
+        <w:gridCol w:w="2000"/>
+        <w:gridCol w:w="2000"/>
+        <w:gridCol w:w="3100"/>
+      </w:tblGrid>
+      <w:tr>
+        <w:trPr>
+          <w:tblHeader/>
+        </w:trPr>
+        <w:tc>
+          <w:tcPr>
+            <w:tcW w:type="dxa" w:w="2400"/>
+            <w:shd w:fill="1F3864" w:val="clear"/>
+            <w:tcMar>
+              <w:top w:type="dxa" w:w="60"/>
+              <w:left w:type="dxa" w:w="100"/>
+              <w:bottom w:type="dxa" w:w="60"/>
+              <w:right w:type="dxa" w:w="100"/>
+            </w:tcMar>
+            <w:vAlign w:val="center"/>
+          </w:tcPr>
+          <w:p>
+            <w:pPr>
+              <w:jc w:val="left"/>
+            </w:pPr>
+            <w:r>
+              <w:rPr>
+                <w:b/>
+                <w:bCs/>
+                <w:color w:val="FFFFFF"/>
+                <w:sz w:val="19"/>
+                <w:szCs w:val="19"/>
+              </w:rPr>
+              <w:t xml:space="preserve">Service</w:t>
+            </w:r>
+          </w:p>
+        </w:tc>
+        <w:tc>
+          <w:tcPr>
+            <w:tcW w:type="dxa" w:w="2000"/>
+            <w:shd w:fill="1F3864" w:val="clear"/>
+            <w:tcMar>
+              <w:top w:type="dxa" w:w="60"/>
+              <w:left w:type="dxa" w:w="100"/>
+              <w:bottom w:type="dxa" w:w="60"/>
+              <w:right w:type="dxa" w:w="100"/>
+            </w:tcMar>
+            <w:vAlign w:val="center"/>
+          </w:tcPr>
+          <w:p>
+            <w:pPr>
+              <w:jc w:val="left"/>
+            </w:pPr>
+            <w:r>
+              <w:rPr>
+                <w:b/>
+                <w:bCs/>
+                <w:color w:val="FFFFFF"/>
+                <w:sz w:val="19"/>
+                <w:szCs w:val="19"/>
+              </w:rPr>
+              <w:t xml:space="preserve">Port (local / Render)</w:t>
+            </w:r>
+          </w:p>
+        </w:tc>
+        <w:tc>
+          <w:tcPr>
+            <w:tcW w:type="dxa" w:w="2000"/>
+            <w:shd w:fill="1F3864" w:val="clear"/>
+            <w:tcMar>
+              <w:top w:type="dxa" w:w="60"/>
+              <w:left w:type="dxa" w:w="100"/>
+              <w:bottom w:type="dxa" w:w="60"/>
+              <w:right w:type="dxa" w:w="100"/>
+            </w:tcMar>
+            <w:vAlign w:val="center"/>
+          </w:tcPr>
+          <w:p>
+            <w:pPr>
+              <w:jc w:val="left"/>
+            </w:pPr>
+            <w:r>
+              <w:rPr>
+                <w:b/>
+                <w:bCs/>
+                <w:color w:val="FFFFFF"/>
+                <w:sz w:val="19"/>
+                <w:szCs w:val="19"/>
+              </w:rPr>
+              <w:t xml:space="preserve">Auth</w:t>
+            </w:r>
+          </w:p>
+        </w:tc>
+        <w:tc>
+          <w:tcPr>
+            <w:tcW w:type="dxa" w:w="3100"/>
+            <w:shd w:fill="1F3864" w:val="clear"/>
+            <w:tcMar>
+              <w:top w:type="dxa" w:w="60"/>
+              <w:left w:type="dxa" w:w="100"/>
+              <w:bottom w:type="dxa" w:w="60"/>
+              <w:right w:type="dxa" w:w="100"/>
+            </w:tcMar>
+            <w:vAlign w:val="center"/>
+          </w:tcPr>
+          <w:p>
+            <w:pPr>
+              <w:jc w:val="left"/>
+            </w:pPr>
+            <w:r>
+              <w:rPr>
+                <w:b/>
+                <w:bCs/>
+                <w:color w:val="FFFFFF"/>
+                <w:sz w:val="19"/>
+                <w:szCs w:val="19"/>
+              </w:rPr>
+              <w:t xml:space="preserve">Data</w:t>
+            </w:r>
+          </w:p>
+        </w:tc>
+      </w:tr>
+      <w:tr>
+        <w:trPr>
+          <w:cantSplit/>
+        </w:trPr>
+        <w:tc>
+          <w:tcPr>
+            <w:tcW w:type="dxa" w:w="2400"/>
+            <w:tcMar>
+              <w:top w:type="dxa" w:w="60"/>
+              <w:left w:type="dxa" w:w="100"/>
+              <w:bottom w:type="dxa" w:w="60"/>
+              <w:right w:type="dxa" w:w="100"/>
+            </w:tcMar>
+            <w:vAlign w:val="center"/>
+          </w:tcPr>
+          <w:p>
+            <w:pPr>
+              <w:jc w:val="left"/>
+            </w:pPr>
+            <w:r>
+              <w:rPr>
+                <w:sz w:val="19"/>
+                <w:szCs w:val="19"/>
+              </w:rPr>
+              <w:t xml:space="preserve">lending-service</w:t>
+            </w:r>
+          </w:p>
+        </w:tc>
+        <w:tc>
+          <w:tcPr>
+            <w:tcW w:type="dxa" w:w="2000"/>
+            <w:tcMar>
+              <w:top w:type="dxa" w:w="60"/>
+              <w:left w:type="dxa" w:w="100"/>
+              <w:bottom w:type="dxa" w:w="60"/>
+              <w:right w:type="dxa" w:w="100"/>
+            </w:tcMar>
+            <w:vAlign w:val="center"/>
+          </w:tcPr>
+          <w:p>
+            <w:pPr>
+              <w:jc w:val="left"/>
+            </w:pPr>
+            <w:r>
+              <w:rPr>
+                <w:sz w:val="19"/>
+                <w:szCs w:val="19"/>
+              </w:rPr>
+              <w:t xml:space="preserve">8080 / 10000</w:t>
+            </w:r>
+          </w:p>
+        </w:tc>
+        <w:tc>
+          <w:tcPr>
+            <w:tcW w:type="dxa" w:w="2000"/>
+            <w:tcMar>
+              <w:top w:type="dxa" w:w="60"/>
+              <w:left w:type="dxa" w:w="100"/>
+              <w:bottom w:type="dxa" w:w="60"/>
+              <w:right w:type="dxa" w:w="100"/>
+            </w:tcMar>
+            <w:vAlign w:val="center"/>
+          </w:tcPr>
+          <w:p>
+            <w:pPr>
+              <w:jc w:val="left"/>
+            </w:pPr>
+            <w:r>
+              <w:rPr>
+                <w:sz w:val="19"/>
+                <w:szCs w:val="19"/>
+              </w:rPr>
+              <w:t xml:space="preserve">none (v1.0 gap)</w:t>
+            </w:r>
+          </w:p>
+        </w:tc>
+        <w:tc>
+          <w:tcPr>
+            <w:tcW w:type="dxa" w:w="3100"/>
+            <w:tcMar>
+              <w:top w:type="dxa" w:w="60"/>
+              <w:left w:type="dxa" w:w="100"/>
+              <w:bottom w:type="dxa" w:w="60"/>
+              <w:right w:type="dxa" w:w="100"/>
+            </w:tcMar>
+            <w:vAlign w:val="center"/>
+          </w:tcPr>
+          <w:p>
+            <w:pPr>
+              <w:jc w:val="left"/>
+            </w:pPr>
+            <w:r>
+              <w:rPr>
+                <w:sz w:val="19"/>
+                <w:szCs w:val="19"/>
+              </w:rPr>
+              <w:t xml:space="preserve">Read/write lending schema, Flyway V1-V9</w:t>
+            </w:r>
+          </w:p>
+        </w:tc>
+      </w:tr>
+      <w:tr>
+        <w:trPr>
+          <w:cantSplit/>
+        </w:trPr>
+        <w:tc>
+          <w:tcPr>
+            <w:tcW w:type="dxa" w:w="2400"/>
+            <w:shd w:fill="F5F8FC" w:val="clear"/>
+            <w:tcMar>
+              <w:top w:type="dxa" w:w="60"/>
+              <w:left w:type="dxa" w:w="100"/>
+              <w:bottom w:type="dxa" w:w="60"/>
+              <w:right w:type="dxa" w:w="100"/>
+            </w:tcMar>
+            <w:vAlign w:val="center"/>
+          </w:tcPr>
+          <w:p>
+            <w:pPr>
+              <w:jc w:val="left"/>
+            </w:pPr>
+            <w:r>
+              <w:rPr>
+                <w:sz w:val="19"/>
+                <w:szCs w:val="19"/>
+              </w:rPr>
+              <w:t xml:space="preserve">lending-batch-service</w:t>
+            </w:r>
+          </w:p>
+        </w:tc>
+        <w:tc>
+          <w:tcPr>
+            <w:tcW w:type="dxa" w:w="2000"/>
+            <w:shd w:fill="F5F8FC" w:val="clear"/>
+            <w:tcMar>
+              <w:top w:type="dxa" w:w="60"/>
+              <w:left w:type="dxa" w:w="100"/>
+              <w:bottom w:type="dxa" w:w="60"/>
+              <w:right w:type="dxa" w:w="100"/>
+            </w:tcMar>
+            <w:vAlign w:val="center"/>
+          </w:tcPr>
+          <w:p>
+            <w:pPr>
+              <w:jc w:val="left"/>
+            </w:pPr>
+            <w:r>
+              <w:rPr>
+                <w:sz w:val="19"/>
+                <w:szCs w:val="19"/>
+              </w:rPr>
+              <w:t xml:space="preserve">8081 / 10000</w:t>
+            </w:r>
+          </w:p>
+        </w:tc>
+        <w:tc>
+          <w:tcPr>
+            <w:tcW w:type="dxa" w:w="2000"/>
+            <w:shd w:fill="F5F8FC" w:val="clear"/>
+            <w:tcMar>
+              <w:top w:type="dxa" w:w="60"/>
+              <w:left w:type="dxa" w:w="100"/>
+              <w:bottom w:type="dxa" w:w="60"/>
+              <w:right w:type="dxa" w:w="100"/>
+            </w:tcMar>
+            <w:vAlign w:val="center"/>
+          </w:tcPr>
+          <w:p>
+            <w:pPr>
+              <w:jc w:val="left"/>
+            </w:pPr>
+            <w:r>
+              <w:rPr>
+                <w:sz w:val="19"/>
+                <w:szCs w:val="19"/>
+              </w:rPr>
+              <w:t xml:space="preserve">Basic: batch-admin</w:t>
+            </w:r>
+          </w:p>
+        </w:tc>
+        <w:tc>
+          <w:tcPr>
+            <w:tcW w:type="dxa" w:w="3100"/>
+            <w:shd w:fill="F5F8FC" w:val="clear"/>
+            <w:tcMar>
+              <w:top w:type="dxa" w:w="60"/>
+              <w:left w:type="dxa" w:w="100"/>
+              <w:bottom w:type="dxa" w:w="60"/>
+              <w:right w:type="dxa" w:w="100"/>
+            </w:tcMar>
+            <w:vAlign w:val="center"/>
+          </w:tcPr>
+          <w:p>
+            <w:pPr>
+              <w:jc w:val="left"/>
+            </w:pPr>
+            <w:r>
+              <w:rPr>
+                <w:sz w:val="19"/>
+                <w:szCs w:val="19"/>
+              </w:rPr>
+              <w:t xml:space="preserve">Batch schema; reads public.loan_account</w:t>
+            </w:r>
+          </w:p>
+        </w:tc>
+      </w:tr>
+      <w:tr>
+        <w:trPr>
+          <w:cantSplit/>
+        </w:trPr>
+        <w:tc>
+          <w:tcPr>
+            <w:tcW w:type="dxa" w:w="2400"/>
+            <w:tcMar>
+              <w:top w:type="dxa" w:w="60"/>
+              <w:left w:type="dxa" w:w="100"/>
+              <w:bottom w:type="dxa" w:w="60"/>
+              <w:right w:type="dxa" w:w="100"/>
+            </w:tcMar>
+            <w:vAlign w:val="center"/>
+          </w:tcPr>
+          <w:p>
+            <w:pPr>
+              <w:jc w:val="left"/>
+            </w:pPr>
+            <w:r>
+              <w:rPr>
+                <w:sz w:val="19"/>
+                <w:szCs w:val="19"/>
+              </w:rPr>
+              <w:t xml:space="preserve">lending-admin-service</w:t>
+            </w:r>
+          </w:p>
+        </w:tc>
+        <w:tc>
+          <w:tcPr>
+            <w:tcW w:type="dxa" w:w="2000"/>
+            <w:tcMar>
+              <w:top w:type="dxa" w:w="60"/>
+              <w:left w:type="dxa" w:w="100"/>
+              <w:bottom w:type="dxa" w:w="60"/>
+              <w:right w:type="dxa" w:w="100"/>
+            </w:tcMar>
+            <w:vAlign w:val="center"/>
+          </w:tcPr>
+          <w:p>
+            <w:pPr>
+              <w:jc w:val="left"/>
+            </w:pPr>
+            <w:r>
+              <w:rPr>
+                <w:sz w:val="19"/>
+                <w:szCs w:val="19"/>
+              </w:rPr>
+              <w:t xml:space="preserve">8082 / 10000</w:t>
+            </w:r>
+          </w:p>
+        </w:tc>
+        <w:tc>
+          <w:tcPr>
+            <w:tcW w:type="dxa" w:w="2000"/>
+            <w:tcMar>
+              <w:top w:type="dxa" w:w="60"/>
+              <w:left w:type="dxa" w:w="100"/>
+              <w:bottom w:type="dxa" w:w="60"/>
+              <w:right w:type="dxa" w:w="100"/>
+            </w:tcMar>
+            <w:vAlign w:val="center"/>
+          </w:tcPr>
+          <w:p>
+            <w:pPr>
+              <w:jc w:val="left"/>
+            </w:pPr>
+            <w:r>
+              <w:rPr>
+                <w:sz w:val="19"/>
+                <w:szCs w:val="19"/>
+              </w:rPr>
+              <w:t xml:space="preserve">Basic: admin</w:t>
+            </w:r>
+          </w:p>
+        </w:tc>
+        <w:tc>
+          <w:tcPr>
+            <w:tcW w:type="dxa" w:w="3100"/>
+            <w:tcMar>
+              <w:top w:type="dxa" w:w="60"/>
+              <w:left w:type="dxa" w:w="100"/>
+              <w:bottom w:type="dxa" w:w="60"/>
+              <w:right w:type="dxa" w:w="100"/>
+            </w:tcMar>
+            <w:vAlign w:val="center"/>
+          </w:tcPr>
+          <w:p>
+            <w:pPr>
+              <w:jc w:val="left"/>
+            </w:pPr>
+            <w:r>
+              <w:rPr>
+                <w:sz w:val="19"/>
+                <w:szCs w:val="19"/>
+              </w:rPr>
+              <w:t xml:space="preserve">Read-only on public and batch schemas</w:t>
+            </w:r>
+          </w:p>
+        </w:tc>
+      </w:tr>
+      <w:tr>
+        <w:trPr>
+          <w:cantSplit/>
+        </w:trPr>
+        <w:tc>
+          <w:tcPr>
+            <w:tcW w:type="dxa" w:w="2400"/>
+            <w:shd w:fill="F5F8FC" w:val="clear"/>
+            <w:tcMar>
+              <w:top w:type="dxa" w:w="60"/>
+              <w:left w:type="dxa" w:w="100"/>
+              <w:bottom w:type="dxa" w:w="60"/>
+              <w:right w:type="dxa" w:w="100"/>
+            </w:tcMar>
+            <w:vAlign w:val="center"/>
+          </w:tcPr>
+          <w:p>
+            <w:pPr>
+              <w:jc w:val="left"/>
+            </w:pPr>
+            <w:r>
+              <w:rPr>
+                <w:sz w:val="19"/>
+                <w:szCs w:val="19"/>
+              </w:rPr>
+              <w:t xml:space="preserve">PostgreSQL 16</w:t>
+            </w:r>
+          </w:p>
+        </w:tc>
+        <w:tc>
+          <w:tcPr>
+            <w:tcW w:type="dxa" w:w="2000"/>
+            <w:shd w:fill="F5F8FC" w:val="clear"/>
+            <w:tcMar>
+              <w:top w:type="dxa" w:w="60"/>
+              <w:left w:type="dxa" w:w="100"/>
+              <w:bottom w:type="dxa" w:w="60"/>
+              <w:right w:type="dxa" w:w="100"/>
+            </w:tcMar>
+            <w:vAlign w:val="center"/>
+          </w:tcPr>
+          <w:p>
+            <w:pPr>
+              <w:jc w:val="left"/>
+            </w:pPr>
+            <w:r>
+              <w:rPr>
+                <w:sz w:val="19"/>
+                <w:szCs w:val="19"/>
+              </w:rPr>
+              <w:t xml:space="preserve">5432</w:t>
+            </w:r>
+          </w:p>
+        </w:tc>
+        <w:tc>
+          <w:tcPr>
+            <w:tcW w:type="dxa" w:w="2000"/>
+            <w:shd w:fill="F5F8FC" w:val="clear"/>
+            <w:tcMar>
+              <w:top w:type="dxa" w:w="60"/>
+              <w:left w:type="dxa" w:w="100"/>
+              <w:bottom w:type="dxa" w:w="60"/>
+              <w:right w:type="dxa" w:w="100"/>
+            </w:tcMar>
+            <w:vAlign w:val="center"/>
+          </w:tcPr>
+          <w:p>
+            <w:pPr>
+              <w:jc w:val="left"/>
+            </w:pPr>
+            <w:r>
+              <w:rPr>
+                <w:sz w:val="19"/>
+                <w:szCs w:val="19"/>
+              </w:rPr>
+              <w:t xml:space="preserve">roles per service</w:t>
+            </w:r>
+          </w:p>
+        </w:tc>
+        <w:tc>
+          <w:tcPr>
+            <w:tcW w:type="dxa" w:w="3100"/>
+            <w:shd w:fill="F5F8FC" w:val="clear"/>
+            <w:tcMar>
+              <w:top w:type="dxa" w:w="60"/>
+              <w:left w:type="dxa" w:w="100"/>
+              <w:bottom w:type="dxa" w:w="60"/>
+              <w:right w:type="dxa" w:w="100"/>
+            </w:tcMar>
+            <w:vAlign w:val="center"/>
+          </w:tcPr>
+          <w:p>
+            <w:pPr>
+              <w:jc w:val="left"/>
+            </w:pPr>
+            <w:r>
+              <w:rPr>
+                <w:sz w:val="19"/>
+                <w:szCs w:val="19"/>
+              </w:rPr>
+              <w:t xml:space="preserve">Shared database </w:t>
+            </w:r>
+            <w:r>
+              <w:rPr>
+                <w:rFonts w:ascii="Consolas" w:hAnsi="Consolas" w:cs="Consolas"/>
+                <w:color w:val="1F3864"/>
+                <w:sz w:val="17"/>
+                <w:szCs w:val="17"/>
+              </w:rPr>
+              <w:t xml:space="preserve">lending</w:t>
+            </w:r>
+          </w:p>
+        </w:tc>
+      </w:tr>
+    </w:tbl>
+    <w:p>
+      <w:pPr>
+        <w:spacing w:after="120"/>
+      </w:pPr>
+    </w:p>
+    <w:p>
+      <w:pPr>
+        <w:pStyle w:val="Heading2"/>
+        <w:spacing w:after="120" w:before="280"/>
+      </w:pPr>
+      <w:r>
+        <w:rPr>
+          <w:b/>
+          <w:bCs/>
+          <w:color w:val="2E5AA8"/>
+          <w:sz w:val="25"/>
+          <w:szCs w:val="25"/>
+        </w:rPr>
+        <w:t xml:space="preserve">15.9 Updates to Earlier Chapters</w:t>
+      </w:r>
+    </w:p>
+    <w:p>
+      <w:pPr>
+        <w:pStyle w:val="ListParagraph"/>
+        <w:numPr>
+          <w:ilvl w:val="0"/>
+          <w:numId w:val="1"/>
+        </w:numPr>
+        <w:spacing w:after="80" w:line="264"/>
+      </w:pPr>
+      <w:r>
+        <w:rPr>
+          <w:b/>
+          <w:bCs/>
+          <w:sz w:val="21"/>
+          <w:szCs w:val="21"/>
+        </w:rPr>
+        <w:t xml:space="preserve">§1.2, §2.1, §2.4:</w:t>
+      </w:r>
+      <w:r>
+        <w:rPr>
+          <w:sz w:val="21"/>
+          <w:szCs w:val="21"/>
+        </w:rPr>
+        <w:t xml:space="preserve"> the platform is now three deployable units, not two. The admin console is a read-only consumer of the same database and is not part of the write path.</w:t>
+      </w:r>
+    </w:p>
+    <w:p>
+      <w:pPr>
+        <w:pStyle w:val="ListParagraph"/>
+        <w:numPr>
+          <w:ilvl w:val="0"/>
+          <w:numId w:val="1"/>
+        </w:numPr>
+        <w:spacing w:after="80" w:line="264"/>
+      </w:pPr>
+      <w:r>
+        <w:rPr>
+          <w:b/>
+          <w:bCs/>
+          <w:sz w:val="21"/>
+          <w:szCs w:val="21"/>
+        </w:rPr>
+        <w:t xml:space="preserve">§6.1:</w:t>
+      </w:r>
+      <w:r>
+        <w:rPr>
+          <w:sz w:val="21"/>
+          <w:szCs w:val="21"/>
+        </w:rPr>
+        <w:t xml:space="preserve"> the public schema now has Flyway migrations V1-V9; V9 adds the partitions described in §15.4.</w:t>
+      </w:r>
+    </w:p>
+    <w:p>
+      <w:pPr>
+        <w:pStyle w:val="ListParagraph"/>
+        <w:numPr>
+          <w:ilvl w:val="0"/>
+          <w:numId w:val="1"/>
+        </w:numPr>
+        <w:spacing w:after="80" w:line="264"/>
+      </w:pPr>
+      <w:r>
+        <w:rPr>
+          <w:b/>
+          <w:bCs/>
+          <w:sz w:val="21"/>
+          <w:szCs w:val="21"/>
+        </w:rPr>
+        <w:t xml:space="preserve">§9.1:</w:t>
+      </w:r>
+      <w:r>
+        <w:rPr>
+          <w:sz w:val="21"/>
+          <w:szCs w:val="21"/>
+        </w:rPr>
+        <w:t xml:space="preserve"> direct SQL integration now has a second consumer (the admin console), always read-only.</w:t>
+      </w:r>
+    </w:p>
+    <w:p>
+      <w:pPr>
+        <w:pStyle w:val="ListParagraph"/>
+        <w:numPr>
+          <w:ilvl w:val="0"/>
+          <w:numId w:val="1"/>
+        </w:numPr>
+        <w:spacing w:after="80" w:line="264"/>
+      </w:pPr>
+      <w:r>
+        <w:rPr>
+          <w:b/>
+          <w:bCs/>
+          <w:sz w:val="21"/>
+          <w:szCs w:val="21"/>
+        </w:rPr>
+        <w:t xml:space="preserve">§10:</w:t>
+      </w:r>
+      <w:r>
+        <w:rPr>
+          <w:sz w:val="21"/>
+          <w:szCs w:val="21"/>
+        </w:rPr>
+        <w:t xml:space="preserve"> lending-service still has no authentication; the admin console and batch admin API do (HTTP Basic).</w:t>
+      </w:r>
+    </w:p>
+    <w:p>
+      <w:pPr>
+        <w:pStyle w:val="ListParagraph"/>
+        <w:numPr>
+          <w:ilvl w:val="0"/>
+          <w:numId w:val="1"/>
+        </w:numPr>
+        <w:spacing w:after="80" w:line="264"/>
+      </w:pPr>
+      <w:r>
+        <w:rPr>
+          <w:b/>
+          <w:bCs/>
+          <w:sz w:val="21"/>
+          <w:szCs w:val="21"/>
+        </w:rPr>
+        <w:t xml:space="preserve">§12:</w:t>
+      </w:r>
+      <w:r>
+        <w:rPr>
+          <w:sz w:val="21"/>
+          <w:szCs w:val="21"/>
+        </w:rPr>
+        <w:t xml:space="preserve"> local compose and the Render blueprint both include the admin service.</w:t>
+      </w:r>
+    </w:p>
+    <w:p>
+      <w:pPr>
+        <w:pStyle w:val="Heading2"/>
+        <w:spacing w:after="120" w:before="280"/>
+      </w:pPr>
+      <w:r>
+        <w:rPr>
+          <w:b/>
+          <w:bCs/>
+          <w:color w:val="2E5AA8"/>
+          <w:sz w:val="25"/>
+          <w:szCs w:val="25"/>
+        </w:rPr>
+        <w:t xml:space="preserve">15.10 Remaining Gaps</w:t>
+      </w:r>
+    </w:p>
+    <w:p>
+      <w:pPr>
+        <w:pStyle w:val="ListParagraph"/>
+        <w:numPr>
+          <w:ilvl w:val="0"/>
+          <w:numId w:val="1"/>
+        </w:numPr>
+        <w:spacing w:after="80" w:line="264"/>
+      </w:pPr>
+      <w:r>
+        <w:rPr>
+          <w:sz w:val="21"/>
+          <w:szCs w:val="21"/>
+        </w:rPr>
+        <w:t xml:space="preserve">lending-service API is unauthenticated; the admin console's single shared login is a stop-gap, not an access-control model.</w:t>
+      </w:r>
+    </w:p>
+    <w:p>
+      <w:pPr>
+        <w:pStyle w:val="ListParagraph"/>
+        <w:numPr>
+          <w:ilvl w:val="0"/>
+          <w:numId w:val="1"/>
+        </w:numPr>
+        <w:spacing w:after="80" w:line="264"/>
+      </w:pPr>
+      <w:r>
+        <w:rPr>
+          <w:sz w:val="21"/>
+          <w:szCs w:val="21"/>
+        </w:rPr>
+        <w:t xml:space="preserve">The 36 batch job bodies are still stubs; the Batch page therefore shows framework executions only.</w:t>
+      </w:r>
+    </w:p>
+    <w:p>
+      <w:pPr>
+        <w:pStyle w:val="ListParagraph"/>
+        <w:numPr>
+          <w:ilvl w:val="0"/>
+          <w:numId w:val="1"/>
+        </w:numPr>
+        <w:spacing w:after="80" w:line="264"/>
+      </w:pPr>
+      <w:r>
+        <w:rPr>
+          <w:sz w:val="21"/>
+          <w:szCs w:val="21"/>
+        </w:rPr>
+        <w:t xml:space="preserve">Ledger posting is still a stub, so outbox rows can stay PENDING or FAILED.</w:t>
+      </w:r>
+    </w:p>
+    <w:p>
+      <w:pPr>
+        <w:pStyle w:val="ListParagraph"/>
+        <w:numPr>
+          <w:ilvl w:val="0"/>
+          <w:numId w:val="1"/>
+        </w:numPr>
+        <w:spacing w:after="80" w:line="264"/>
+      </w:pPr>
+      <w:r>
+        <w:rPr>
+          <w:sz w:val="21"/>
+          <w:szCs w:val="21"/>
+        </w:rPr>
+        <w:t xml:space="preserve">The admin Spring layer needs a first Maven build, test run and browser walk-through (§15.2.8).</w:t>
+      </w:r>
+    </w:p>
+    <w:p>
+      <w:pPr>
+        <w:pStyle w:val="ListParagraph"/>
+        <w:numPr>
+          <w:ilvl w:val="0"/>
+          <w:numId w:val="1"/>
+        </w:numPr>
+        <w:spacing w:after="80" w:line="264"/>
+      </w:pPr>
+      <w:r>
+        <w:rPr>
+          <w:sz w:val="21"/>
+          <w:szCs w:val="21"/>
+        </w:rPr>
+        <w:t xml:space="preserve">The pasted GitHub personal access tokens used for early pushes must be revoked; use short-lived tokens or a credential manager.</w:t>
       </w:r>
     </w:p>
     <w:sectPr>

--- a/docs/Lending_Platform_Technical_Design_Document.docx
+++ b/docs/Lending_Platform_Technical_Design_Document.docx
@@ -51,7 +51,7 @@
           <w:sz w:val="22"/>
           <w:szCs w:val="22"/>
         </w:rPr>
-        <w:t xml:space="preserve">lending-service (account-servicing API), lending-batch-service (batch job platform) &amp; lending-admin-service (read-only admin portal)</w:t>
+        <w:t xml:space="preserve">lending-service (account-servicing API), lending-batch-service (batch job platform) &amp; lending-admin-service (admin portal)</w:t>
       </w:r>
     </w:p>
     <w:p>
@@ -79,7 +79,7 @@
           <w:sz w:val="20"/>
           <w:szCs w:val="20"/>
         </w:rPr>
-        <w:t xml:space="preserve">Document version 1.1 — updated 10 October 2026 (adds Admin Portal and changes since v1.0)</w:t>
+        <w:t xml:space="preserve">Document version 1.2 — updated 11 October 2026 (adds Admin Portal, loan product master and changes since v1.0)</w:t>
       </w:r>
     </w:p>
     <w:p>
@@ -215,14 +215,14 @@
           <w:sz w:val="21"/>
           <w:szCs w:val="21"/>
         </w:rPr>
-        <w:t xml:space="preserve">Version 1.1 (10 October 2026):</w:t>
-      </w:r>
-      <w:r>
-        <w:rPr>
-          <w:sz w:val="21"/>
-          <w:szCs w:val="21"/>
-        </w:rPr>
-        <w:t xml:space="preserve"> adds the read-only lending-admin-service and the changes made since v1.0 — customer PDF statement, bulk operations, partition maintenance (V9), Render sandbox deployment and operational scripts. They are collected in Chapter 15, which also lists the sandbox and Swagger URLs; the remaining chapters describe the v1.0 baseline unless Chapter 15 says otherwise.</w:t>
+        <w:t xml:space="preserve">Version 1.2 (11 October 2026):</w:t>
+      </w:r>
+      <w:r>
+        <w:rPr>
+          <w:sz w:val="21"/>
+          <w:szCs w:val="21"/>
+        </w:rPr>
+        <w:t xml:space="preserve"> adds the lending-admin-service, the loan product master (V10) and the changes made since v1.0 — customer PDF statement, bulk operations, partition maintenance (V9), Render sandbox deployment and operational scripts. They are collected in Chapter 15, which also lists the sandbox and Swagger URLs; the remaining chapters describe the v1.0 baseline unless Chapter 15 says otherwise.</w:t>
       </w:r>
     </w:p>
     <w:p>
@@ -15205,7 +15205,7 @@
                 <w:sz w:val="19"/>
                 <w:szCs w:val="19"/>
               </w:rPr>
-              <w:t xml:space="preserve">Documentation</w:t>
+              <w:t xml:space="preserve">Database</w:t>
             </w:r>
           </w:p>
         </w:tc>
@@ -15230,7 +15230,7 @@
                 <w:sz w:val="19"/>
                 <w:szCs w:val="19"/>
               </w:rPr>
-              <w:t xml:space="preserve">Architecture deck</w:t>
+              <w:t xml:space="preserve">V10: loan product master</w:t>
             </w:r>
           </w:p>
         </w:tc>
@@ -15238,6 +15238,320 @@
           <w:tcPr>
             <w:tcW w:type="dxa" w:w="5600"/>
             <w:shd w:fill="F5F8FC" w:val="clear"/>
+            <w:tcMar>
+              <w:top w:type="dxa" w:w="60"/>
+              <w:left w:type="dxa" w:w="100"/>
+              <w:bottom w:type="dxa" w:w="60"/>
+              <w:right w:type="dxa" w:w="100"/>
+            </w:tcMar>
+            <w:vAlign w:val="center"/>
+          </w:tcPr>
+          <w:p>
+            <w:pPr>
+              <w:jc w:val="left"/>
+            </w:pPr>
+            <w:r>
+              <w:rPr>
+                <w:sz w:val="19"/>
+                <w:szCs w:val="19"/>
+              </w:rPr>
+              <w:t xml:space="preserve">New table </w:t>
+            </w:r>
+            <w:r>
+              <w:rPr>
+                <w:rFonts w:ascii="Consolas" w:hAnsi="Consolas" w:cs="Consolas"/>
+                <w:color w:val="1F3864"/>
+                <w:sz w:val="17"/>
+                <w:szCs w:val="17"/>
+              </w:rPr>
+              <w:t xml:space="preserve">loan_product</w:t>
+            </w:r>
+            <w:r>
+              <w:rPr>
+                <w:sz w:val="19"/>
+                <w:szCs w:val="19"/>
+              </w:rPr>
+              <w:t xml:space="preserve">; </w:t>
+            </w:r>
+            <w:r>
+              <w:rPr>
+                <w:rFonts w:ascii="Consolas" w:hAnsi="Consolas" w:cs="Consolas"/>
+                <w:color w:val="1F3864"/>
+                <w:sz w:val="17"/>
+                <w:szCs w:val="17"/>
+              </w:rPr>
+              <w:t xml:space="preserve">loan_account</w:t>
+            </w:r>
+            <w:r>
+              <w:rPr>
+                <w:sz w:val="19"/>
+                <w:szCs w:val="19"/>
+              </w:rPr>
+              <w:t xml:space="preserve"> gains </w:t>
+            </w:r>
+            <w:r>
+              <w:rPr>
+                <w:rFonts w:ascii="Consolas" w:hAnsi="Consolas" w:cs="Consolas"/>
+                <w:color w:val="1F3864"/>
+                <w:sz w:val="17"/>
+                <w:szCs w:val="17"/>
+              </w:rPr>
+              <w:t xml:space="preserve">product_id</w:t>
+            </w:r>
+            <w:r>
+              <w:rPr>
+                <w:sz w:val="19"/>
+                <w:szCs w:val="19"/>
+              </w:rPr>
+              <w:t xml:space="preserve"> (required foreign key) and </w:t>
+            </w:r>
+            <w:r>
+              <w:rPr>
+                <w:rFonts w:ascii="Consolas" w:hAnsi="Consolas" w:cs="Consolas"/>
+                <w:color w:val="1F3864"/>
+                <w:sz w:val="17"/>
+                <w:szCs w:val="17"/>
+              </w:rPr>
+              <w:t xml:space="preserve">schedule_type</w:t>
+            </w:r>
+            <w:r>
+              <w:rPr>
+                <w:sz w:val="19"/>
+                <w:szCs w:val="19"/>
+              </w:rPr>
+              <w:t xml:space="preserve"> (§15.12).</w:t>
+            </w:r>
+          </w:p>
+        </w:tc>
+      </w:tr>
+      <w:tr>
+        <w:trPr>
+          <w:cantSplit/>
+        </w:trPr>
+        <w:tc>
+          <w:tcPr>
+            <w:tcW w:type="dxa" w:w="1500"/>
+            <w:tcMar>
+              <w:top w:type="dxa" w:w="60"/>
+              <w:left w:type="dxa" w:w="100"/>
+              <w:bottom w:type="dxa" w:w="60"/>
+              <w:right w:type="dxa" w:w="100"/>
+            </w:tcMar>
+            <w:vAlign w:val="center"/>
+          </w:tcPr>
+          <w:p>
+            <w:pPr>
+              <w:jc w:val="left"/>
+            </w:pPr>
+            <w:r>
+              <w:rPr>
+                <w:sz w:val="19"/>
+                <w:szCs w:val="19"/>
+              </w:rPr>
+              <w:t xml:space="preserve">lending-service</w:t>
+            </w:r>
+          </w:p>
+        </w:tc>
+        <w:tc>
+          <w:tcPr>
+            <w:tcW w:type="dxa" w:w="2400"/>
+            <w:tcMar>
+              <w:top w:type="dxa" w:w="60"/>
+              <w:left w:type="dxa" w:w="100"/>
+              <w:bottom w:type="dxa" w:w="60"/>
+              <w:right w:type="dxa" w:w="100"/>
+            </w:tcMar>
+            <w:vAlign w:val="center"/>
+          </w:tcPr>
+          <w:p>
+            <w:pPr>
+              <w:jc w:val="left"/>
+            </w:pPr>
+            <w:r>
+              <w:rPr>
+                <w:sz w:val="19"/>
+                <w:szCs w:val="19"/>
+              </w:rPr>
+              <w:t xml:space="preserve">Product-driven accounts</w:t>
+            </w:r>
+          </w:p>
+        </w:tc>
+        <w:tc>
+          <w:tcPr>
+            <w:tcW w:type="dxa" w:w="5600"/>
+            <w:tcMar>
+              <w:top w:type="dxa" w:w="60"/>
+              <w:left w:type="dxa" w:w="100"/>
+              <w:bottom w:type="dxa" w:w="60"/>
+              <w:right w:type="dxa" w:w="100"/>
+            </w:tcMar>
+            <w:vAlign w:val="center"/>
+          </w:tcPr>
+          <w:p>
+            <w:pPr>
+              <w:jc w:val="left"/>
+            </w:pPr>
+            <w:r>
+              <w:rPr>
+                <w:sz w:val="19"/>
+                <w:szCs w:val="19"/>
+              </w:rPr>
+              <w:t xml:space="preserve">Account creation looks up an ACTIVE product, defaults rate type, rate, benchmark, spread, day count and schedule type from it, and enforces its bands. New API </w:t>
+            </w:r>
+            <w:r>
+              <w:rPr>
+                <w:rFonts w:ascii="Consolas" w:hAnsi="Consolas" w:cs="Consolas"/>
+                <w:color w:val="1F3864"/>
+                <w:sz w:val="17"/>
+                <w:szCs w:val="17"/>
+              </w:rPr>
+              <w:t xml:space="preserve">/api/v1/loan-products</w:t>
+            </w:r>
+            <w:r>
+              <w:rPr>
+                <w:sz w:val="19"/>
+                <w:szCs w:val="19"/>
+              </w:rPr>
+              <w:t xml:space="preserve">. A floating rate reset is floored and capped at the product's rate band (§15.12).</w:t>
+            </w:r>
+          </w:p>
+        </w:tc>
+      </w:tr>
+      <w:tr>
+        <w:trPr>
+          <w:cantSplit/>
+        </w:trPr>
+        <w:tc>
+          <w:tcPr>
+            <w:tcW w:type="dxa" w:w="1500"/>
+            <w:shd w:fill="F5F8FC" w:val="clear"/>
+            <w:tcMar>
+              <w:top w:type="dxa" w:w="60"/>
+              <w:left w:type="dxa" w:w="100"/>
+              <w:bottom w:type="dxa" w:w="60"/>
+              <w:right w:type="dxa" w:w="100"/>
+            </w:tcMar>
+            <w:vAlign w:val="center"/>
+          </w:tcPr>
+          <w:p>
+            <w:pPr>
+              <w:jc w:val="left"/>
+            </w:pPr>
+            <w:r>
+              <w:rPr>
+                <w:sz w:val="19"/>
+                <w:szCs w:val="19"/>
+              </w:rPr>
+              <w:t xml:space="preserve">lending-admin-service</w:t>
+            </w:r>
+          </w:p>
+        </w:tc>
+        <w:tc>
+          <w:tcPr>
+            <w:tcW w:type="dxa" w:w="2400"/>
+            <w:shd w:fill="F5F8FC" w:val="clear"/>
+            <w:tcMar>
+              <w:top w:type="dxa" w:w="60"/>
+              <w:left w:type="dxa" w:w="100"/>
+              <w:bottom w:type="dxa" w:w="60"/>
+              <w:right w:type="dxa" w:w="100"/>
+            </w:tcMar>
+            <w:vAlign w:val="center"/>
+          </w:tcPr>
+          <w:p>
+            <w:pPr>
+              <w:jc w:val="left"/>
+            </w:pPr>
+            <w:r>
+              <w:rPr>
+                <w:sz w:val="19"/>
+                <w:szCs w:val="19"/>
+              </w:rPr>
+              <w:t xml:space="preserve">Products screen</w:t>
+            </w:r>
+          </w:p>
+        </w:tc>
+        <w:tc>
+          <w:tcPr>
+            <w:tcW w:type="dxa" w:w="5600"/>
+            <w:shd w:fill="F5F8FC" w:val="clear"/>
+            <w:tcMar>
+              <w:top w:type="dxa" w:w="60"/>
+              <w:left w:type="dxa" w:w="100"/>
+              <w:bottom w:type="dxa" w:w="60"/>
+              <w:right w:type="dxa" w:w="100"/>
+            </w:tcMar>
+            <w:vAlign w:val="center"/>
+          </w:tcPr>
+          <w:p>
+            <w:pPr>
+              <w:jc w:val="left"/>
+            </w:pPr>
+            <w:r>
+              <w:rPr>
+                <w:sz w:val="19"/>
+                <w:szCs w:val="19"/>
+              </w:rPr>
+              <w:t xml:space="preserve">View, create and edit products; saved through lending-service (§15.12.6).</w:t>
+            </w:r>
+          </w:p>
+        </w:tc>
+      </w:tr>
+      <w:tr>
+        <w:trPr>
+          <w:cantSplit/>
+        </w:trPr>
+        <w:tc>
+          <w:tcPr>
+            <w:tcW w:type="dxa" w:w="1500"/>
+            <w:tcMar>
+              <w:top w:type="dxa" w:w="60"/>
+              <w:left w:type="dxa" w:w="100"/>
+              <w:bottom w:type="dxa" w:w="60"/>
+              <w:right w:type="dxa" w:w="100"/>
+            </w:tcMar>
+            <w:vAlign w:val="center"/>
+          </w:tcPr>
+          <w:p>
+            <w:pPr>
+              <w:jc w:val="left"/>
+            </w:pPr>
+            <w:r>
+              <w:rPr>
+                <w:sz w:val="19"/>
+                <w:szCs w:val="19"/>
+              </w:rPr>
+              <w:t xml:space="preserve">Documentation</w:t>
+            </w:r>
+          </w:p>
+        </w:tc>
+        <w:tc>
+          <w:tcPr>
+            <w:tcW w:type="dxa" w:w="2400"/>
+            <w:tcMar>
+              <w:top w:type="dxa" w:w="60"/>
+              <w:left w:type="dxa" w:w="100"/>
+              <w:bottom w:type="dxa" w:w="60"/>
+              <w:right w:type="dxa" w:w="100"/>
+            </w:tcMar>
+            <w:vAlign w:val="center"/>
+          </w:tcPr>
+          <w:p>
+            <w:pPr>
+              <w:jc w:val="left"/>
+            </w:pPr>
+            <w:r>
+              <w:rPr>
+                <w:sz w:val="19"/>
+                <w:szCs w:val="19"/>
+              </w:rPr>
+              <w:t xml:space="preserve">Architecture deck</w:t>
+            </w:r>
+          </w:p>
+        </w:tc>
+        <w:tc>
+          <w:tcPr>
+            <w:tcW w:type="dxa" w:w="5600"/>
             <w:tcMar>
               <w:top w:type="dxa" w:w="60"/>
               <w:left w:type="dxa" w:w="100"/>
@@ -15403,14 +15717,14 @@
           <w:sz w:val="21"/>
           <w:szCs w:val="21"/>
         </w:rPr>
-        <w:t xml:space="preserve">Inquiry only, with one exception.</w:t>
-      </w:r>
-      <w:r>
-        <w:rPr>
-          <w:sz w:val="21"/>
-          <w:szCs w:val="21"/>
-        </w:rPr>
-        <w:t xml:space="preserve"> No create, disburse, waive or payment actions; those would need the Lending write API behind a proper role model and audit trail. The exception is the Configuration screen, which edits batch job settings, and it does so through the batch service's own validated API, never by writing to the database (§15.2.9).</w:t>
+        <w:t xml:space="preserve">Inquiry only, with two exceptions.</w:t>
+      </w:r>
+      <w:r>
+        <w:rPr>
+          <w:sz w:val="21"/>
+          <w:szCs w:val="21"/>
+        </w:rPr>
+        <w:t xml:space="preserve"> No create, disburse, waive or payment actions; those would need the Lending write API behind a proper role model and audit trail. The exceptions are the Configuration screen, which edits batch job settings, and the Products screen, which edits loan products. Both go through the owning service's own validated API (batch service, lending-service), never by writing to the database (§15.2.9, §15.12.6).</w:t>
       </w:r>
     </w:p>
     <w:p>
@@ -17224,6 +17538,130 @@
                 <w:szCs w:val="19"/>
               </w:rPr>
               <w:t xml:space="preserve">All 36 batch job configurations, read live from batch.batch_job_config, and whether editing is enabled</w:t>
+            </w:r>
+          </w:p>
+        </w:tc>
+      </w:tr>
+      <w:tr>
+        <w:trPr>
+          <w:cantSplit/>
+        </w:trPr>
+        <w:tc>
+          <w:tcPr>
+            <w:tcW w:type="dxa" w:w="3600"/>
+            <w:shd w:fill="F5F8FC" w:val="clear"/>
+            <w:tcMar>
+              <w:top w:type="dxa" w:w="60"/>
+              <w:left w:type="dxa" w:w="100"/>
+              <w:bottom w:type="dxa" w:w="60"/>
+              <w:right w:type="dxa" w:w="100"/>
+            </w:tcMar>
+            <w:vAlign w:val="center"/>
+          </w:tcPr>
+          <w:p>
+            <w:pPr>
+              <w:jc w:val="left"/>
+            </w:pPr>
+            <w:r>
+              <w:rPr>
+                <w:sz w:val="19"/>
+                <w:szCs w:val="19"/>
+              </w:rPr>
+              <w:t xml:space="preserve">GET /products</w:t>
+            </w:r>
+          </w:p>
+        </w:tc>
+        <w:tc>
+          <w:tcPr>
+            <w:tcW w:type="dxa" w:w="5900"/>
+            <w:shd w:fill="F5F8FC" w:val="clear"/>
+            <w:tcMar>
+              <w:top w:type="dxa" w:w="60"/>
+              <w:left w:type="dxa" w:w="100"/>
+              <w:bottom w:type="dxa" w:w="60"/>
+              <w:right w:type="dxa" w:w="100"/>
+            </w:tcMar>
+            <w:vAlign w:val="center"/>
+          </w:tcPr>
+          <w:p>
+            <w:pPr>
+              <w:jc w:val="left"/>
+            </w:pPr>
+            <w:r>
+              <w:rPr>
+                <w:sz w:val="19"/>
+                <w:szCs w:val="19"/>
+              </w:rPr>
+              <w:t xml:space="preserve">Loan products with parameters, bands, status, number of accounts and version, plus whether editing is enabled</w:t>
+            </w:r>
+          </w:p>
+        </w:tc>
+      </w:tr>
+      <w:tr>
+        <w:trPr>
+          <w:cantSplit/>
+        </w:trPr>
+        <w:tc>
+          <w:tcPr>
+            <w:tcW w:type="dxa" w:w="3600"/>
+            <w:tcMar>
+              <w:top w:type="dxa" w:w="60"/>
+              <w:left w:type="dxa" w:w="100"/>
+              <w:bottom w:type="dxa" w:w="60"/>
+              <w:right w:type="dxa" w:w="100"/>
+            </w:tcMar>
+            <w:vAlign w:val="center"/>
+          </w:tcPr>
+          <w:p>
+            <w:pPr>
+              <w:jc w:val="left"/>
+            </w:pPr>
+            <w:r>
+              <w:rPr>
+                <w:sz w:val="19"/>
+                <w:szCs w:val="19"/>
+              </w:rPr>
+              <w:t xml:space="preserve">POST /products  |  PUT /products/{code}</w:t>
+            </w:r>
+          </w:p>
+        </w:tc>
+        <w:tc>
+          <w:tcPr>
+            <w:tcW w:type="dxa" w:w="5900"/>
+            <w:tcMar>
+              <w:top w:type="dxa" w:w="60"/>
+              <w:left w:type="dxa" w:w="100"/>
+              <w:bottom w:type="dxa" w:w="60"/>
+              <w:right w:type="dxa" w:w="100"/>
+            </w:tcMar>
+            <w:vAlign w:val="center"/>
+          </w:tcPr>
+          <w:p>
+            <w:pPr>
+              <w:jc w:val="left"/>
+            </w:pPr>
+            <w:r>
+              <w:rPr>
+                <w:sz w:val="19"/>
+                <w:szCs w:val="19"/>
+              </w:rPr>
+              <w:t xml:space="preserve">Create or replace a product. Sent to lending-service, which validates and saves it. 400 invalid value, 404 unknown product, 409 someone else changed it (</w:t>
+            </w:r>
+            <w:r>
+              <w:rPr>
+                <w:rFonts w:ascii="Consolas" w:hAnsi="Consolas" w:cs="Consolas"/>
+                <w:color w:val="1F3864"/>
+                <w:sz w:val="17"/>
+                <w:szCs w:val="17"/>
+              </w:rPr>
+              <w:t xml:space="preserve">expectedVersion</w:t>
+            </w:r>
+            <w:r>
+              <w:rPr>
+                <w:sz w:val="19"/>
+                <w:szCs w:val="19"/>
+              </w:rPr>
+              <w:t xml:space="preserve">) or the code exists, 503 editing not set up, 502 lending-service unreachable</w:t>
             </w:r>
           </w:p>
         </w:tc>
@@ -21638,7 +22076,7 @@
                 <w:sz w:val="19"/>
                 <w:szCs w:val="19"/>
               </w:rPr>
-              <w:t xml:space="preserve">Read/write lending schema, Flyway V1-V9</w:t>
+              <w:t xml:space="preserve">Read/write lending schema, Flyway V1-V10</w:t>
             </w:r>
           </w:p>
         </w:tc>
@@ -22034,7 +22472,7 @@
           <w:sz w:val="21"/>
           <w:szCs w:val="21"/>
         </w:rPr>
-        <w:t xml:space="preserve"> the public schema now has Flyway migrations V1-V9; V9 adds the partitions described in §15.4.</w:t>
+        <w:t xml:space="preserve"> the public schema now has Flyway migrations V1-V10; V9 adds the partitions described in §15.4 and V10 the product master described in §15.12.</w:t>
       </w:r>
     </w:p>
     <w:p>
@@ -22079,14 +22517,94 @@
           <w:sz w:val="21"/>
           <w:szCs w:val="21"/>
         </w:rPr>
-        <w:t xml:space="preserve">§10:</w:t>
-      </w:r>
-      <w:r>
-        <w:rPr>
-          <w:sz w:val="21"/>
-          <w:szCs w:val="21"/>
-        </w:rPr>
-        <w:t xml:space="preserve"> lending-service still has no authentication; the admin console and batch admin API do (HTTP Basic).</w:t>
+        <w:t xml:space="preserve">§6 data model and §7 account creation:</w:t>
+      </w:r>
+      <w:r>
+        <w:rPr>
+          <w:sz w:val="21"/>
+          <w:szCs w:val="21"/>
+        </w:rPr>
+        <w:t xml:space="preserve"> </w:t>
+      </w:r>
+      <w:r>
+        <w:rPr>
+          <w:rFonts w:ascii="Consolas" w:hAnsi="Consolas" w:cs="Consolas"/>
+          <w:color w:val="1F3864"/>
+          <w:sz w:val="19"/>
+          <w:szCs w:val="19"/>
+        </w:rPr>
+        <w:t xml:space="preserve">loan_account</w:t>
+      </w:r>
+      <w:r>
+        <w:rPr>
+          <w:sz w:val="21"/>
+          <w:szCs w:val="21"/>
+        </w:rPr>
+        <w:t xml:space="preserve"> now references </w:t>
+      </w:r>
+      <w:r>
+        <w:rPr>
+          <w:rFonts w:ascii="Consolas" w:hAnsi="Consolas" w:cs="Consolas"/>
+          <w:color w:val="1F3864"/>
+          <w:sz w:val="19"/>
+          <w:szCs w:val="19"/>
+        </w:rPr>
+        <w:t xml:space="preserve">loan_product</w:t>
+      </w:r>
+      <w:r>
+        <w:rPr>
+          <w:sz w:val="21"/>
+          <w:szCs w:val="21"/>
+        </w:rPr>
+        <w:t xml:space="preserve"> (</w:t>
+      </w:r>
+      <w:r>
+        <w:rPr>
+          <w:rFonts w:ascii="Consolas" w:hAnsi="Consolas" w:cs="Consolas"/>
+          <w:color w:val="1F3864"/>
+          <w:sz w:val="19"/>
+          <w:szCs w:val="19"/>
+        </w:rPr>
+        <w:t xml:space="preserve">product_id</w:t>
+      </w:r>
+      <w:r>
+        <w:rPr>
+          <w:sz w:val="21"/>
+          <w:szCs w:val="21"/>
+        </w:rPr>
+        <w:t xml:space="preserve">) and carries </w:t>
+      </w:r>
+      <w:r>
+        <w:rPr>
+          <w:rFonts w:ascii="Consolas" w:hAnsi="Consolas" w:cs="Consolas"/>
+          <w:color w:val="1F3864"/>
+          <w:sz w:val="19"/>
+          <w:szCs w:val="19"/>
+        </w:rPr>
+        <w:t xml:space="preserve">schedule_type</w:t>
+      </w:r>
+      <w:r>
+        <w:rPr>
+          <w:sz w:val="21"/>
+          <w:szCs w:val="21"/>
+        </w:rPr>
+        <w:t xml:space="preserve">; </w:t>
+      </w:r>
+      <w:r>
+        <w:rPr>
+          <w:rFonts w:ascii="Consolas" w:hAnsi="Consolas" w:cs="Consolas"/>
+          <w:color w:val="1F3864"/>
+          <w:sz w:val="19"/>
+          <w:szCs w:val="19"/>
+        </w:rPr>
+        <w:t xml:space="preserve">productCode</w:t>
+      </w:r>
+      <w:r>
+        <w:rPr>
+          <w:sz w:val="21"/>
+          <w:szCs w:val="21"/>
+        </w:rPr>
+        <w:t xml:space="preserve"> in the create request must name an ACTIVE product, and account type, rate type, rate, benchmark, spread and day count are optional, defaulted from it (§15.12.3).</w:t>
       </w:r>
     </w:p>
     <w:p>
@@ -22105,30 +22623,14 @@
           <w:sz w:val="21"/>
           <w:szCs w:val="21"/>
         </w:rPr>
-        <w:t xml:space="preserve">§12:</w:t>
-      </w:r>
-      <w:r>
-        <w:rPr>
-          <w:sz w:val="21"/>
-          <w:szCs w:val="21"/>
-        </w:rPr>
-        <w:t xml:space="preserve"> local compose and the Render blueprint both include the admin service.</w:t>
-      </w:r>
-    </w:p>
-    <w:p>
-      <w:pPr>
-        <w:pStyle w:val="Heading2"/>
-        <w:spacing w:after="120" w:before="280"/>
-      </w:pPr>
-      <w:r>
-        <w:rPr>
-          <w:b/>
-          <w:bCs/>
-          <w:color w:val="2E5AA8"/>
-          <w:sz w:val="25"/>
-          <w:szCs w:val="25"/>
-        </w:rPr>
-        <w:t xml:space="preserve">15.10 Remaining Gaps</w:t>
+        <w:t xml:space="preserve">§10:</w:t>
+      </w:r>
+      <w:r>
+        <w:rPr>
+          <w:sz w:val="21"/>
+          <w:szCs w:val="21"/>
+        </w:rPr>
+        <w:t xml:space="preserve"> lending-service still has no authentication; the admin console and batch admin API do (HTTP Basic).</w:t>
       </w:r>
     </w:p>
     <w:p>
@@ -22142,10 +22644,35 @@
       </w:pPr>
       <w:r>
         <w:rPr>
-          <w:sz w:val="21"/>
-          <w:szCs w:val="21"/>
-        </w:rPr>
-        <w:t xml:space="preserve">lending-service API is unauthenticated; the admin console's single shared login is a stop-gap, not an access-control model.</w:t>
+          <w:b/>
+          <w:bCs/>
+          <w:sz w:val="21"/>
+          <w:szCs w:val="21"/>
+        </w:rPr>
+        <w:t xml:space="preserve">§12:</w:t>
+      </w:r>
+      <w:r>
+        <w:rPr>
+          <w:sz w:val="21"/>
+          <w:szCs w:val="21"/>
+        </w:rPr>
+        <w:t xml:space="preserve"> local compose and the Render blueprint both include the admin service.</w:t>
+      </w:r>
+    </w:p>
+    <w:p>
+      <w:pPr>
+        <w:pStyle w:val="Heading2"/>
+        <w:spacing w:after="120" w:before="280"/>
+      </w:pPr>
+      <w:r>
+        <w:rPr>
+          <w:b/>
+          <w:bCs/>
+          <w:color w:val="2E5AA8"/>
+          <w:sz w:val="25"/>
+          <w:szCs w:val="25"/>
+        </w:rPr>
+        <w:t xml:space="preserve">15.10 Remaining Gaps</w:t>
       </w:r>
     </w:p>
     <w:p>
@@ -22162,7 +22689,7 @@
           <w:sz w:val="21"/>
           <w:szCs w:val="21"/>
         </w:rPr>
-        <w:t xml:space="preserve">The 36 batch job bodies are still stubs; the Batch page therefore shows framework executions only.</w:t>
+        <w:t xml:space="preserve">lending-service API is unauthenticated; the admin console's single shared login is a stop-gap, not an access-control model.</w:t>
       </w:r>
     </w:p>
     <w:p>
@@ -22179,7 +22706,7 @@
           <w:sz w:val="21"/>
           <w:szCs w:val="21"/>
         </w:rPr>
-        <w:t xml:space="preserve">Ledger posting is still a stub, so outbox rows can stay PENDING or FAILED.</w:t>
+        <w:t xml:space="preserve">The 36 batch job bodies are still stubs; the Batch page therefore shows framework executions only.</w:t>
       </w:r>
     </w:p>
     <w:p>
@@ -22196,7 +22723,7 @@
           <w:sz w:val="21"/>
           <w:szCs w:val="21"/>
         </w:rPr>
-        <w:t xml:space="preserve">Batch job edits have no audit trail beyond the row version, and any signed-in console user can edit.</w:t>
+        <w:t xml:space="preserve">Ledger posting is still a stub, so outbox rows can stay PENDING or FAILED.</w:t>
       </w:r>
     </w:p>
     <w:p>
@@ -22213,23 +22740,7 @@
           <w:sz w:val="21"/>
           <w:szCs w:val="21"/>
         </w:rPr>
-        <w:t xml:space="preserve">The batch service change (</w:t>
-      </w:r>
-      <w:r>
-        <w:rPr>
-          <w:rFonts w:ascii="Consolas" w:hAnsi="Consolas" w:cs="Consolas"/>
-          <w:color w:val="1F3864"/>
-          <w:sz w:val="19"/>
-          <w:szCs w:val="19"/>
-        </w:rPr>
-        <w:t xml:space="preserve">PUT /jobs/{name}</w:t>
-      </w:r>
-      <w:r>
-        <w:rPr>
-          <w:sz w:val="21"/>
-          <w:szCs w:val="21"/>
-        </w:rPr>
-        <w:t xml:space="preserve">) and the admin Configuration backend have not been compiled by Maven yet; the batch service has no automated test for the new endpoint.</w:t>
+        <w:t xml:space="preserve">Batch job edits have no audit trail beyond the row version, and any signed-in console user can edit.</w:t>
       </w:r>
     </w:p>
     <w:p>
@@ -22246,7 +22757,172 @@
           <w:sz w:val="21"/>
           <w:szCs w:val="21"/>
         </w:rPr>
+        <w:t xml:space="preserve">The batch service change (</w:t>
+      </w:r>
+      <w:r>
+        <w:rPr>
+          <w:rFonts w:ascii="Consolas" w:hAnsi="Consolas" w:cs="Consolas"/>
+          <w:color w:val="1F3864"/>
+          <w:sz w:val="19"/>
+          <w:szCs w:val="19"/>
+        </w:rPr>
+        <w:t xml:space="preserve">PUT /jobs/{name}</w:t>
+      </w:r>
+      <w:r>
+        <w:rPr>
+          <w:sz w:val="21"/>
+          <w:szCs w:val="21"/>
+        </w:rPr>
+        <w:t xml:space="preserve">) and the admin Configuration backend have not been compiled by Maven yet; the batch service has no automated test for the new endpoint.</w:t>
+      </w:r>
+    </w:p>
+    <w:p>
+      <w:pPr>
+        <w:pStyle w:val="ListParagraph"/>
+        <w:numPr>
+          <w:ilvl w:val="0"/>
+          <w:numId w:val="1"/>
+        </w:numPr>
+        <w:spacing w:after="80" w:line="264"/>
+      </w:pPr>
+      <w:r>
+        <w:rPr>
+          <w:sz w:val="21"/>
+          <w:szCs w:val="21"/>
+        </w:rPr>
         <w:t xml:space="preserve">The admin Spring layer needs a first Maven build, test run and browser walk-through (§15.2.8).</w:t>
+      </w:r>
+    </w:p>
+    <w:p>
+      <w:pPr>
+        <w:pStyle w:val="ListParagraph"/>
+        <w:numPr>
+          <w:ilvl w:val="0"/>
+          <w:numId w:val="1"/>
+        </w:numPr>
+        <w:spacing w:after="80" w:line="264"/>
+      </w:pPr>
+      <w:r>
+        <w:rPr>
+          <w:sz w:val="21"/>
+          <w:szCs w:val="21"/>
+        </w:rPr>
+        <w:t xml:space="preserve">Loan product changes are not audited (who changed what, and the previous values); only the row version is kept. The product API shares lending-service's lack of authentication.</w:t>
+      </w:r>
+    </w:p>
+    <w:p>
+      <w:pPr>
+        <w:pStyle w:val="ListParagraph"/>
+        <w:numPr>
+          <w:ilvl w:val="0"/>
+          <w:numId w:val="1"/>
+        </w:numPr>
+        <w:spacing w:after="80" w:line="264"/>
+      </w:pPr>
+      <w:r>
+        <w:rPr>
+          <w:sz w:val="21"/>
+          <w:szCs w:val="21"/>
+        </w:rPr>
+        <w:t xml:space="preserve">The V10 migration, the product classes and their tests (</w:t>
+      </w:r>
+      <w:r>
+        <w:rPr>
+          <w:rFonts w:ascii="Consolas" w:hAnsi="Consolas" w:cs="Consolas"/>
+          <w:color w:val="1F3864"/>
+          <w:sz w:val="19"/>
+          <w:szCs w:val="19"/>
+        </w:rPr>
+        <w:t xml:space="preserve">AccountTermsResolverTest</w:t>
+      </w:r>
+      <w:r>
+        <w:rPr>
+          <w:sz w:val="21"/>
+          <w:szCs w:val="21"/>
+        </w:rPr>
+        <w:t xml:space="preserve">, </w:t>
+      </w:r>
+      <w:r>
+        <w:rPr>
+          <w:rFonts w:ascii="Consolas" w:hAnsi="Consolas" w:cs="Consolas"/>
+          <w:color w:val="1F3864"/>
+          <w:sz w:val="19"/>
+          <w:szCs w:val="19"/>
+        </w:rPr>
+        <w:t xml:space="preserve">LoanProductValidationTest</w:t>
+      </w:r>
+      <w:r>
+        <w:rPr>
+          <w:sz w:val="21"/>
+          <w:szCs w:val="21"/>
+        </w:rPr>
+        <w:t xml:space="preserve">, </w:t>
+      </w:r>
+      <w:r>
+        <w:rPr>
+          <w:rFonts w:ascii="Consolas" w:hAnsi="Consolas" w:cs="Consolas"/>
+          <w:color w:val="1F3864"/>
+          <w:sz w:val="19"/>
+          <w:szCs w:val="19"/>
+        </w:rPr>
+        <w:t xml:space="preserve">LoanProductServiceTest</w:t>
+      </w:r>
+      <w:r>
+        <w:rPr>
+          <w:sz w:val="21"/>
+          <w:szCs w:val="21"/>
+        </w:rPr>
+        <w:t xml:space="preserve">, </w:t>
+      </w:r>
+      <w:r>
+        <w:rPr>
+          <w:rFonts w:ascii="Consolas" w:hAnsi="Consolas" w:cs="Consolas"/>
+          <w:color w:val="1F3864"/>
+          <w:sz w:val="19"/>
+          <w:szCs w:val="19"/>
+        </w:rPr>
+        <w:t xml:space="preserve">LoanProductIntegrationTest</w:t>
+      </w:r>
+      <w:r>
+        <w:rPr>
+          <w:sz w:val="21"/>
+          <w:szCs w:val="21"/>
+        </w:rPr>
+        <w:t xml:space="preserve">) have not been compiled or run by Maven. V10 was run on PostgreSQL 16 against sample and legacy data, and the admin Products screen was exercised against a mock server.</w:t>
+      </w:r>
+    </w:p>
+    <w:p>
+      <w:pPr>
+        <w:pStyle w:val="ListParagraph"/>
+        <w:numPr>
+          <w:ilvl w:val="0"/>
+          <w:numId w:val="1"/>
+        </w:numPr>
+        <w:spacing w:after="80" w:line="264"/>
+      </w:pPr>
+      <w:r>
+        <w:rPr>
+          <w:sz w:val="21"/>
+          <w:szCs w:val="21"/>
+        </w:rPr>
+        <w:t xml:space="preserve">There is no event to reprice or reschedule every account of a product after a product change; this was a deliberate choice (§15.12.5).</w:t>
+      </w:r>
+    </w:p>
+    <w:p>
+      <w:pPr>
+        <w:pStyle w:val="ListParagraph"/>
+        <w:numPr>
+          <w:ilvl w:val="0"/>
+          <w:numId w:val="1"/>
+        </w:numPr>
+        <w:spacing w:after="80" w:line="264"/>
+      </w:pPr>
+      <w:r>
+        <w:rPr>
+          <w:sz w:val="21"/>
+          <w:szCs w:val="21"/>
+        </w:rPr>
+        <w:t xml:space="preserve">Only the EMI schedule type exists; equal-principal and interest-only schedules are not implemented.</w:t>
       </w:r>
     </w:p>
     <w:p>
@@ -29550,7 +30226,7 @@
                 <w:sz w:val="19"/>
                 <w:szCs w:val="19"/>
               </w:rPr>
-              <w:t xml:space="preserve">Enables the statement PDF download.</w:t>
+              <w:t xml:space="preserve">Enables the statement PDF download and editing of loan products.</w:t>
             </w:r>
           </w:p>
         </w:tc>
@@ -30644,7 +31320,7 @@
                 <w:sz w:val="19"/>
                 <w:szCs w:val="19"/>
               </w:rPr>
-              <w:t xml:space="preserve">EMI</w:t>
+              <w:t xml:space="preserve">Product</w:t>
             </w:r>
           </w:p>
         </w:tc>
@@ -30669,7 +31345,7 @@
                 <w:sz w:val="19"/>
                 <w:szCs w:val="19"/>
               </w:rPr>
-              <w:t xml:space="preserve">EMI formula</w:t>
+              <w:t xml:space="preserve">Product master</w:t>
             </w:r>
           </w:p>
         </w:tc>
@@ -30694,7 +31370,7 @@
                 <w:sz w:val="19"/>
                 <w:szCs w:val="19"/>
               </w:rPr>
-              <w:t xml:space="preserve">reducing balance, monthly rest; straight-line P / n when the rate is 0; rounded to 2 decimals HALF_UP</w:t>
+              <w:t xml:space="preserve">table loan_product (API /api/v1/loan-products, view under Products); an account copies the product's terms when created and keeps its own copy afterwards</w:t>
             </w:r>
           </w:p>
         </w:tc>
@@ -30723,7 +31399,7 @@
                 <w:sz w:val="19"/>
                 <w:szCs w:val="19"/>
               </w:rPr>
-              <w:t xml:space="preserve">Delinquency</w:t>
+              <w:t xml:space="preserve">Product</w:t>
             </w:r>
           </w:p>
         </w:tc>
@@ -30747,7 +31423,7 @@
                 <w:sz w:val="19"/>
                 <w:szCs w:val="19"/>
               </w:rPr>
-              <w:t xml:space="preserve">Classification bands (days past due)</w:t>
+              <w:t xml:space="preserve">Defaults and limits</w:t>
             </w:r>
           </w:p>
         </w:tc>
@@ -30771,7 +31447,7 @@
                 <w:sz w:val="19"/>
                 <w:szCs w:val="19"/>
               </w:rPr>
-              <w:t xml:space="preserve">0 ACTIVE; 1-30 SMA-0; 31-60 SMA-1; 61-90 SMA-2; 91-365 Substandard; 366-1095 Doubtful; over 1095 Loss</w:t>
+              <w:t xml:space="preserve">omitted rate type, rate, benchmark, spread, day count and schedule type are taken from the product; account type and rate type must equal the product's; rate, spread, amount and tenure must be inside the product's bands (no band = no limit)</w:t>
             </w:r>
           </w:p>
         </w:tc>
@@ -30801,7 +31477,7 @@
                 <w:sz w:val="19"/>
                 <w:szCs w:val="19"/>
               </w:rPr>
-              <w:t xml:space="preserve">Mortgage</w:t>
+              <w:t xml:space="preserve">Product</w:t>
             </w:r>
           </w:p>
         </w:tc>
@@ -30826,7 +31502,7 @@
                 <w:sz w:val="19"/>
                 <w:szCs w:val="19"/>
               </w:rPr>
-              <w:t xml:space="preserve">LTV</w:t>
+              <w:t xml:space="preserve">Rate reset</w:t>
             </w:r>
           </w:p>
         </w:tc>
@@ -30851,7 +31527,7 @@
                 <w:sz w:val="19"/>
                 <w:szCs w:val="19"/>
               </w:rPr>
-              <w:t xml:space="preserve">sanctioned amount / valuation x 100 (against the sanctioned amount, not outstanding principal)</w:t>
+              <w:t xml:space="preserve">a floating reset (benchmark + spread) is floored and capped at the product's rate band</w:t>
             </w:r>
           </w:p>
         </w:tc>
@@ -30880,7 +31556,7 @@
                 <w:sz w:val="19"/>
                 <w:szCs w:val="19"/>
               </w:rPr>
-              <w:t xml:space="preserve">Idempotency</w:t>
+              <w:t xml:space="preserve">EMI</w:t>
             </w:r>
           </w:p>
         </w:tc>
@@ -30904,7 +31580,7 @@
                 <w:sz w:val="19"/>
                 <w:szCs w:val="19"/>
               </w:rPr>
-              <w:t xml:space="preserve">Create account / EMI posting / accrual</w:t>
+              <w:t xml:space="preserve">EMI formula</w:t>
             </w:r>
           </w:p>
         </w:tc>
@@ -30928,7 +31604,7 @@
                 <w:sz w:val="19"/>
                 <w:szCs w:val="19"/>
               </w:rPr>
-              <w:t xml:space="preserve">sanctionRefId; (accountId, Idempotency-Key); (accountId, businessDate)</w:t>
+              <w:t xml:space="preserve">reducing balance, monthly rest; straight-line P / n when the rate is 0; rounded to 2 decimals HALF_UP</w:t>
             </w:r>
           </w:p>
         </w:tc>
@@ -30958,7 +31634,7 @@
                 <w:sz w:val="19"/>
                 <w:szCs w:val="19"/>
               </w:rPr>
-              <w:t xml:space="preserve">Bulk</w:t>
+              <w:t xml:space="preserve">Delinquency</w:t>
             </w:r>
           </w:p>
         </w:tc>
@@ -30983,7 +31659,7 @@
                 <w:sz w:val="19"/>
                 <w:szCs w:val="19"/>
               </w:rPr>
-              <w:t xml:space="preserve">Items per bulk call</w:t>
+              <w:t xml:space="preserve">Classification bands (days past due)</w:t>
             </w:r>
           </w:p>
         </w:tc>
@@ -31008,7 +31684,7 @@
                 <w:sz w:val="19"/>
                 <w:szCs w:val="19"/>
               </w:rPr>
-              <w:t xml:space="preserve">200 maximum</w:t>
+              <w:t xml:space="preserve">0 ACTIVE; 1-30 SMA-0; 31-60 SMA-1; 61-90 SMA-2; 91-365 Substandard; 366-1095 Doubtful; over 1095 Loss</w:t>
             </w:r>
           </w:p>
         </w:tc>
@@ -31037,7 +31713,7 @@
                 <w:sz w:val="19"/>
                 <w:szCs w:val="19"/>
               </w:rPr>
-              <w:t xml:space="preserve">Storage</w:t>
+              <w:t xml:space="preserve">Mortgage</w:t>
             </w:r>
           </w:p>
         </w:tc>
@@ -31061,7 +31737,7 @@
                 <w:sz w:val="19"/>
                 <w:szCs w:val="19"/>
               </w:rPr>
-              <w:t xml:space="preserve">Monthly partitions</w:t>
+              <w:t xml:space="preserve">LTV</w:t>
             </w:r>
           </w:p>
         </w:tc>
@@ -31085,7 +31761,7 @@
                 <w:sz w:val="19"/>
                 <w:szCs w:val="19"/>
               </w:rPr>
-              <w:t xml:space="preserve">interest_accrual and emi_transaction: current month + 6 ahead, created at startup and at 02:30 IST on the 1st and 15th</w:t>
+              <w:t xml:space="preserve">sanctioned amount / valuation x 100 (against the sanctioned amount, not outstanding principal)</w:t>
             </w:r>
           </w:p>
         </w:tc>
@@ -31115,7 +31791,7 @@
                 <w:sz w:val="19"/>
                 <w:szCs w:val="19"/>
               </w:rPr>
-              <w:t xml:space="preserve">Admin console</w:t>
+              <w:t xml:space="preserve">Idempotency</w:t>
             </w:r>
           </w:p>
         </w:tc>
@@ -31140,7 +31816,7 @@
                 <w:sz w:val="19"/>
                 <w:szCs w:val="19"/>
               </w:rPr>
-              <w:t xml:space="preserve">Overdue rule</w:t>
+              <w:t xml:space="preserve">Create account / EMI posting / accrual</w:t>
             </w:r>
           </w:p>
         </w:tc>
@@ -31165,7 +31841,7 @@
                 <w:sz w:val="19"/>
                 <w:szCs w:val="19"/>
               </w:rPr>
-              <w:t xml:space="preserve">unpaid instalment with a due date before today in the business timezone; DPD buckets 1-30, 31-60, 61-90, 90+</w:t>
+              <w:t xml:space="preserve">sanctionRefId; (accountId, Idempotency-Key); (accountId, businessDate)</w:t>
             </w:r>
           </w:p>
         </w:tc>
@@ -31194,7 +31870,7 @@
                 <w:sz w:val="19"/>
                 <w:szCs w:val="19"/>
               </w:rPr>
-              <w:t xml:space="preserve">Admin console</w:t>
+              <w:t xml:space="preserve">Bulk</w:t>
             </w:r>
           </w:p>
         </w:tc>
@@ -31218,7 +31894,7 @@
                 <w:sz w:val="19"/>
                 <w:szCs w:val="19"/>
               </w:rPr>
-              <w:t xml:space="preserve">Excluded from portfolio figures</w:t>
+              <w:t xml:space="preserve">Items per bulk call</w:t>
             </w:r>
           </w:p>
         </w:tc>
@@ -31242,7 +31918,7 @@
                 <w:sz w:val="19"/>
                 <w:szCs w:val="19"/>
               </w:rPr>
-              <w:t xml:space="preserve">PENDING_DISBURSEMENT, CLOSED, FORECLOSED, WRITTEN_OFF</w:t>
+              <w:t xml:space="preserve">200 maximum</w:t>
             </w:r>
           </w:p>
         </w:tc>
@@ -31272,7 +31948,7 @@
                 <w:sz w:val="19"/>
                 <w:szCs w:val="19"/>
               </w:rPr>
-              <w:t xml:space="preserve">Batch</w:t>
+              <w:t xml:space="preserve">Storage</w:t>
             </w:r>
           </w:p>
         </w:tc>
@@ -31297,7 +31973,7 @@
                 <w:sz w:val="19"/>
                 <w:szCs w:val="19"/>
               </w:rPr>
-              <w:t xml:space="preserve">Job set</w:t>
+              <w:t xml:space="preserve">Monthly partitions</w:t>
             </w:r>
           </w:p>
         </w:tc>
@@ -31322,6 +31998,240 @@
                 <w:sz w:val="19"/>
                 <w:szCs w:val="19"/>
               </w:rPr>
+              <w:t xml:space="preserve">interest_accrual and emi_transaction: current month + 6 ahead, created at startup and at 02:30 IST on the 1st and 15th</w:t>
+            </w:r>
+          </w:p>
+        </w:tc>
+      </w:tr>
+      <w:tr>
+        <w:trPr>
+          <w:cantSplit/>
+        </w:trPr>
+        <w:tc>
+          <w:tcPr>
+            <w:tcW w:type="dxa" w:w="1800"/>
+            <w:tcMar>
+              <w:top w:type="dxa" w:w="60"/>
+              <w:left w:type="dxa" w:w="100"/>
+              <w:bottom w:type="dxa" w:w="60"/>
+              <w:right w:type="dxa" w:w="100"/>
+            </w:tcMar>
+            <w:vAlign w:val="center"/>
+          </w:tcPr>
+          <w:p>
+            <w:pPr>
+              <w:jc w:val="left"/>
+            </w:pPr>
+            <w:r>
+              <w:rPr>
+                <w:sz w:val="19"/>
+                <w:szCs w:val="19"/>
+              </w:rPr>
+              <w:t xml:space="preserve">Admin console</w:t>
+            </w:r>
+          </w:p>
+        </w:tc>
+        <w:tc>
+          <w:tcPr>
+            <w:tcW w:type="dxa" w:w="3200"/>
+            <w:tcMar>
+              <w:top w:type="dxa" w:w="60"/>
+              <w:left w:type="dxa" w:w="100"/>
+              <w:bottom w:type="dxa" w:w="60"/>
+              <w:right w:type="dxa" w:w="100"/>
+            </w:tcMar>
+            <w:vAlign w:val="center"/>
+          </w:tcPr>
+          <w:p>
+            <w:pPr>
+              <w:jc w:val="left"/>
+            </w:pPr>
+            <w:r>
+              <w:rPr>
+                <w:sz w:val="19"/>
+                <w:szCs w:val="19"/>
+              </w:rPr>
+              <w:t xml:space="preserve">Overdue rule</w:t>
+            </w:r>
+          </w:p>
+        </w:tc>
+        <w:tc>
+          <w:tcPr>
+            <w:tcW w:type="dxa" w:w="4500"/>
+            <w:tcMar>
+              <w:top w:type="dxa" w:w="60"/>
+              <w:left w:type="dxa" w:w="100"/>
+              <w:bottom w:type="dxa" w:w="60"/>
+              <w:right w:type="dxa" w:w="100"/>
+            </w:tcMar>
+            <w:vAlign w:val="center"/>
+          </w:tcPr>
+          <w:p>
+            <w:pPr>
+              <w:jc w:val="left"/>
+            </w:pPr>
+            <w:r>
+              <w:rPr>
+                <w:sz w:val="19"/>
+                <w:szCs w:val="19"/>
+              </w:rPr>
+              <w:t xml:space="preserve">unpaid instalment with a due date before today in the business timezone; DPD buckets 1-30, 31-60, 61-90, 90+</w:t>
+            </w:r>
+          </w:p>
+        </w:tc>
+      </w:tr>
+      <w:tr>
+        <w:trPr>
+          <w:cantSplit/>
+        </w:trPr>
+        <w:tc>
+          <w:tcPr>
+            <w:tcW w:type="dxa" w:w="1800"/>
+            <w:shd w:fill="F5F8FC" w:val="clear"/>
+            <w:tcMar>
+              <w:top w:type="dxa" w:w="60"/>
+              <w:left w:type="dxa" w:w="100"/>
+              <w:bottom w:type="dxa" w:w="60"/>
+              <w:right w:type="dxa" w:w="100"/>
+            </w:tcMar>
+            <w:vAlign w:val="center"/>
+          </w:tcPr>
+          <w:p>
+            <w:pPr>
+              <w:jc w:val="left"/>
+            </w:pPr>
+            <w:r>
+              <w:rPr>
+                <w:sz w:val="19"/>
+                <w:szCs w:val="19"/>
+              </w:rPr>
+              <w:t xml:space="preserve">Admin console</w:t>
+            </w:r>
+          </w:p>
+        </w:tc>
+        <w:tc>
+          <w:tcPr>
+            <w:tcW w:type="dxa" w:w="3200"/>
+            <w:shd w:fill="F5F8FC" w:val="clear"/>
+            <w:tcMar>
+              <w:top w:type="dxa" w:w="60"/>
+              <w:left w:type="dxa" w:w="100"/>
+              <w:bottom w:type="dxa" w:w="60"/>
+              <w:right w:type="dxa" w:w="100"/>
+            </w:tcMar>
+            <w:vAlign w:val="center"/>
+          </w:tcPr>
+          <w:p>
+            <w:pPr>
+              <w:jc w:val="left"/>
+            </w:pPr>
+            <w:r>
+              <w:rPr>
+                <w:sz w:val="19"/>
+                <w:szCs w:val="19"/>
+              </w:rPr>
+              <w:t xml:space="preserve">Excluded from portfolio figures</w:t>
+            </w:r>
+          </w:p>
+        </w:tc>
+        <w:tc>
+          <w:tcPr>
+            <w:tcW w:type="dxa" w:w="4500"/>
+            <w:shd w:fill="F5F8FC" w:val="clear"/>
+            <w:tcMar>
+              <w:top w:type="dxa" w:w="60"/>
+              <w:left w:type="dxa" w:w="100"/>
+              <w:bottom w:type="dxa" w:w="60"/>
+              <w:right w:type="dxa" w:w="100"/>
+            </w:tcMar>
+            <w:vAlign w:val="center"/>
+          </w:tcPr>
+          <w:p>
+            <w:pPr>
+              <w:jc w:val="left"/>
+            </w:pPr>
+            <w:r>
+              <w:rPr>
+                <w:sz w:val="19"/>
+                <w:szCs w:val="19"/>
+              </w:rPr>
+              <w:t xml:space="preserve">PENDING_DISBURSEMENT, CLOSED, FORECLOSED, WRITTEN_OFF</w:t>
+            </w:r>
+          </w:p>
+        </w:tc>
+      </w:tr>
+      <w:tr>
+        <w:trPr>
+          <w:cantSplit/>
+        </w:trPr>
+        <w:tc>
+          <w:tcPr>
+            <w:tcW w:type="dxa" w:w="1800"/>
+            <w:tcMar>
+              <w:top w:type="dxa" w:w="60"/>
+              <w:left w:type="dxa" w:w="100"/>
+              <w:bottom w:type="dxa" w:w="60"/>
+              <w:right w:type="dxa" w:w="100"/>
+            </w:tcMar>
+            <w:vAlign w:val="center"/>
+          </w:tcPr>
+          <w:p>
+            <w:pPr>
+              <w:jc w:val="left"/>
+            </w:pPr>
+            <w:r>
+              <w:rPr>
+                <w:sz w:val="19"/>
+                <w:szCs w:val="19"/>
+              </w:rPr>
+              <w:t xml:space="preserve">Batch</w:t>
+            </w:r>
+          </w:p>
+        </w:tc>
+        <w:tc>
+          <w:tcPr>
+            <w:tcW w:type="dxa" w:w="3200"/>
+            <w:tcMar>
+              <w:top w:type="dxa" w:w="60"/>
+              <w:left w:type="dxa" w:w="100"/>
+              <w:bottom w:type="dxa" w:w="60"/>
+              <w:right w:type="dxa" w:w="100"/>
+            </w:tcMar>
+            <w:vAlign w:val="center"/>
+          </w:tcPr>
+          <w:p>
+            <w:pPr>
+              <w:jc w:val="left"/>
+            </w:pPr>
+            <w:r>
+              <w:rPr>
+                <w:sz w:val="19"/>
+                <w:szCs w:val="19"/>
+              </w:rPr>
+              <w:t xml:space="preserve">Job set</w:t>
+            </w:r>
+          </w:p>
+        </w:tc>
+        <w:tc>
+          <w:tcPr>
+            <w:tcW w:type="dxa" w:w="4500"/>
+            <w:tcMar>
+              <w:top w:type="dxa" w:w="60"/>
+              <w:left w:type="dxa" w:w="100"/>
+              <w:bottom w:type="dxa" w:w="60"/>
+              <w:right w:type="dxa" w:w="100"/>
+            </w:tcMar>
+            <w:vAlign w:val="center"/>
+          </w:tcPr>
+          <w:p>
+            <w:pPr>
+              <w:jc w:val="left"/>
+            </w:pPr>
+            <w:r>
+              <w:rPr>
+                <w:sz w:val="19"/>
+                <w:szCs w:val="19"/>
+              </w:rPr>
               <w:t xml:space="preserve">36 job slots; per-job settings live in batch.batch_job_config (editable on the Batch jobs tab)</w:t>
             </w:r>
           </w:p>
@@ -31332,6 +32242,4352 @@
       <w:pPr>
         <w:spacing w:after="120"/>
       </w:pPr>
+    </w:p>
+    <w:p>
+      <w:pPr>
+        <w:pStyle w:val="Heading2"/>
+        <w:spacing w:after="120" w:before="280"/>
+      </w:pPr>
+      <w:r>
+        <w:rPr>
+          <w:b/>
+          <w:bCs/>
+          <w:color w:val="2E5AA8"/>
+          <w:sz w:val="25"/>
+          <w:szCs w:val="25"/>
+        </w:rPr>
+        <w:t xml:space="preserve">15.12 Loan Product Master</w:t>
+      </w:r>
+    </w:p>
+    <w:p>
+      <w:pPr>
+        <w:pStyle w:val="Heading3"/>
+        <w:spacing w:after="100" w:before="200"/>
+      </w:pPr>
+      <w:r>
+        <w:rPr>
+          <w:b/>
+          <w:bCs/>
+          <w:color w:val="2E5AA8"/>
+          <w:sz w:val="22"/>
+          <w:szCs w:val="22"/>
+        </w:rPr>
+        <w:t xml:space="preserve">15.12.1 Why</w:t>
+      </w:r>
+    </w:p>
+    <w:p>
+      <w:pPr>
+        <w:spacing w:after="140" w:line="276"/>
+      </w:pPr>
+      <w:r>
+        <w:rPr>
+          <w:sz w:val="21"/>
+          <w:szCs w:val="21"/>
+        </w:rPr>
+        <w:t xml:space="preserve">Before this change every account carried its own product code, rate type, rate and day-count convention, supplied by the caller. The product code was free text with no meaning: nothing validated it, and nothing defined what a product allows. The product master makes the product the single place where those terms are defined. An account is opened </w:t>
+      </w:r>
+      <w:r>
+        <w:rPr>
+          <w:b/>
+          <w:bCs/>
+          <w:sz w:val="21"/>
+          <w:szCs w:val="21"/>
+        </w:rPr>
+        <w:t xml:space="preserve">from</w:t>
+      </w:r>
+      <w:r>
+        <w:rPr>
+          <w:sz w:val="21"/>
+          <w:szCs w:val="21"/>
+        </w:rPr>
+        <w:t xml:space="preserve"> a product: it takes the product's terms by default and may override them only inside the product's limits.</w:t>
+      </w:r>
+    </w:p>
+    <w:p>
+      <w:pPr>
+        <w:pStyle w:val="Heading3"/>
+        <w:spacing w:after="100" w:before="200"/>
+      </w:pPr>
+      <w:r>
+        <w:rPr>
+          <w:b/>
+          <w:bCs/>
+          <w:color w:val="2E5AA8"/>
+          <w:sz w:val="22"/>
+          <w:szCs w:val="22"/>
+        </w:rPr>
+        <w:t xml:space="preserve">15.12.2 Data model (migration V10)</w:t>
+      </w:r>
+    </w:p>
+    <w:p>
+      <w:pPr>
+        <w:spacing w:after="140" w:line="276"/>
+      </w:pPr>
+      <w:r>
+        <w:rPr>
+          <w:sz w:val="21"/>
+          <w:szCs w:val="21"/>
+        </w:rPr>
+        <w:t xml:space="preserve">Table </w:t>
+      </w:r>
+      <w:r>
+        <w:rPr>
+          <w:rFonts w:ascii="Consolas" w:hAnsi="Consolas" w:cs="Consolas"/>
+          <w:color w:val="1F3864"/>
+          <w:sz w:val="19"/>
+          <w:szCs w:val="19"/>
+        </w:rPr>
+        <w:t xml:space="preserve">loan_product</w:t>
+      </w:r>
+      <w:r>
+        <w:rPr>
+          <w:sz w:val="21"/>
+          <w:szCs w:val="21"/>
+        </w:rPr>
+        <w:t xml:space="preserve"> (one row per product; </w:t>
+      </w:r>
+      <w:r>
+        <w:rPr>
+          <w:rFonts w:ascii="Consolas" w:hAnsi="Consolas" w:cs="Consolas"/>
+          <w:color w:val="1F3864"/>
+          <w:sz w:val="19"/>
+          <w:szCs w:val="19"/>
+        </w:rPr>
+        <w:t xml:space="preserve">product_code</w:t>
+      </w:r>
+      <w:r>
+        <w:rPr>
+          <w:sz w:val="21"/>
+          <w:szCs w:val="21"/>
+        </w:rPr>
+        <w:t xml:space="preserve"> is unique). Columns and their meaning:</w:t>
+      </w:r>
+    </w:p>
+    <w:tbl>
+      <w:tblPr>
+        <w:tblW w:type="dxa" w:w="9500"/>
+        <w:tblBorders>
+          <w:top w:val="single" w:color="auto" w:sz="4"/>
+          <w:left w:val="single" w:color="auto" w:sz="4"/>
+          <w:bottom w:val="single" w:color="auto" w:sz="4"/>
+          <w:right w:val="single" w:color="auto" w:sz="4"/>
+          <w:insideH w:val="single" w:color="auto" w:sz="4"/>
+          <w:insideV w:val="single" w:color="auto" w:sz="4"/>
+        </w:tblBorders>
+      </w:tblPr>
+      <w:tblGrid>
+        <w:gridCol w:w="2300"/>
+        <w:gridCol w:w="4300"/>
+        <w:gridCol w:w="2900"/>
+      </w:tblGrid>
+      <w:tr>
+        <w:trPr>
+          <w:tblHeader/>
+        </w:trPr>
+        <w:tc>
+          <w:tcPr>
+            <w:tcW w:type="dxa" w:w="2300"/>
+            <w:shd w:fill="1F3864" w:val="clear"/>
+            <w:tcMar>
+              <w:top w:type="dxa" w:w="60"/>
+              <w:left w:type="dxa" w:w="100"/>
+              <w:bottom w:type="dxa" w:w="60"/>
+              <w:right w:type="dxa" w:w="100"/>
+            </w:tcMar>
+            <w:vAlign w:val="center"/>
+          </w:tcPr>
+          <w:p>
+            <w:pPr>
+              <w:jc w:val="left"/>
+            </w:pPr>
+            <w:r>
+              <w:rPr>
+                <w:b/>
+                <w:bCs/>
+                <w:color w:val="FFFFFF"/>
+                <w:sz w:val="19"/>
+                <w:szCs w:val="19"/>
+              </w:rPr>
+              <w:t xml:space="preserve">Parameter</w:t>
+            </w:r>
+          </w:p>
+        </w:tc>
+        <w:tc>
+          <w:tcPr>
+            <w:tcW w:type="dxa" w:w="4300"/>
+            <w:shd w:fill="1F3864" w:val="clear"/>
+            <w:tcMar>
+              <w:top w:type="dxa" w:w="60"/>
+              <w:left w:type="dxa" w:w="100"/>
+              <w:bottom w:type="dxa" w:w="60"/>
+              <w:right w:type="dxa" w:w="100"/>
+            </w:tcMar>
+            <w:vAlign w:val="center"/>
+          </w:tcPr>
+          <w:p>
+            <w:pPr>
+              <w:jc w:val="left"/>
+            </w:pPr>
+            <w:r>
+              <w:rPr>
+                <w:b/>
+                <w:bCs/>
+                <w:color w:val="FFFFFF"/>
+                <w:sz w:val="19"/>
+                <w:szCs w:val="19"/>
+              </w:rPr>
+              <w:t xml:space="preserve">Rules</w:t>
+            </w:r>
+          </w:p>
+        </w:tc>
+        <w:tc>
+          <w:tcPr>
+            <w:tcW w:type="dxa" w:w="2900"/>
+            <w:shd w:fill="1F3864" w:val="clear"/>
+            <w:tcMar>
+              <w:top w:type="dxa" w:w="60"/>
+              <w:left w:type="dxa" w:w="100"/>
+              <w:bottom w:type="dxa" w:w="60"/>
+              <w:right w:type="dxa" w:w="100"/>
+            </w:tcMar>
+            <w:vAlign w:val="center"/>
+          </w:tcPr>
+          <w:p>
+            <w:pPr>
+              <w:jc w:val="left"/>
+            </w:pPr>
+            <w:r>
+              <w:rPr>
+                <w:b/>
+                <w:bCs/>
+                <w:color w:val="FFFFFF"/>
+                <w:sz w:val="19"/>
+                <w:szCs w:val="19"/>
+              </w:rPr>
+              <w:t xml:space="preserve">Used for</w:t>
+            </w:r>
+          </w:p>
+        </w:tc>
+      </w:tr>
+      <w:tr>
+        <w:trPr>
+          <w:cantSplit/>
+        </w:trPr>
+        <w:tc>
+          <w:tcPr>
+            <w:tcW w:type="dxa" w:w="2300"/>
+            <w:tcMar>
+              <w:top w:type="dxa" w:w="60"/>
+              <w:left w:type="dxa" w:w="100"/>
+              <w:bottom w:type="dxa" w:w="60"/>
+              <w:right w:type="dxa" w:w="100"/>
+            </w:tcMar>
+            <w:vAlign w:val="center"/>
+          </w:tcPr>
+          <w:p>
+            <w:pPr>
+              <w:jc w:val="left"/>
+            </w:pPr>
+            <w:r>
+              <w:rPr>
+                <w:sz w:val="19"/>
+                <w:szCs w:val="19"/>
+              </w:rPr>
+              <w:t xml:space="preserve">Product code</w:t>
+            </w:r>
+          </w:p>
+        </w:tc>
+        <w:tc>
+          <w:tcPr>
+            <w:tcW w:type="dxa" w:w="4300"/>
+            <w:tcMar>
+              <w:top w:type="dxa" w:w="60"/>
+              <w:left w:type="dxa" w:w="100"/>
+              <w:bottom w:type="dxa" w:w="60"/>
+              <w:right w:type="dxa" w:w="100"/>
+            </w:tcMar>
+            <w:vAlign w:val="center"/>
+          </w:tcPr>
+          <w:p>
+            <w:pPr>
+              <w:jc w:val="left"/>
+            </w:pPr>
+            <w:r>
+              <w:rPr>
+                <w:sz w:val="19"/>
+                <w:szCs w:val="19"/>
+              </w:rPr>
+              <w:t xml:space="preserve">Up to 10 characters (letters, digits, - and _); unique; cannot be changed</w:t>
+            </w:r>
+          </w:p>
+        </w:tc>
+        <w:tc>
+          <w:tcPr>
+            <w:tcW w:type="dxa" w:w="2900"/>
+            <w:tcMar>
+              <w:top w:type="dxa" w:w="60"/>
+              <w:left w:type="dxa" w:w="100"/>
+              <w:bottom w:type="dxa" w:w="60"/>
+              <w:right w:type="dxa" w:w="100"/>
+            </w:tcMar>
+            <w:vAlign w:val="center"/>
+          </w:tcPr>
+          <w:p>
+            <w:pPr>
+              <w:jc w:val="left"/>
+            </w:pPr>
+            <w:r>
+              <w:rPr>
+                <w:sz w:val="19"/>
+                <w:szCs w:val="19"/>
+              </w:rPr>
+              <w:t xml:space="preserve">Copied to the account (account number prefix, reports)</w:t>
+            </w:r>
+          </w:p>
+        </w:tc>
+      </w:tr>
+      <w:tr>
+        <w:trPr>
+          <w:cantSplit/>
+        </w:trPr>
+        <w:tc>
+          <w:tcPr>
+            <w:tcW w:type="dxa" w:w="2300"/>
+            <w:shd w:fill="F5F8FC" w:val="clear"/>
+            <w:tcMar>
+              <w:top w:type="dxa" w:w="60"/>
+              <w:left w:type="dxa" w:w="100"/>
+              <w:bottom w:type="dxa" w:w="60"/>
+              <w:right w:type="dxa" w:w="100"/>
+            </w:tcMar>
+            <w:vAlign w:val="center"/>
+          </w:tcPr>
+          <w:p>
+            <w:pPr>
+              <w:jc w:val="left"/>
+            </w:pPr>
+            <w:r>
+              <w:rPr>
+                <w:sz w:val="19"/>
+                <w:szCs w:val="19"/>
+              </w:rPr>
+              <w:t xml:space="preserve">Name, description</w:t>
+            </w:r>
+          </w:p>
+        </w:tc>
+        <w:tc>
+          <w:tcPr>
+            <w:tcW w:type="dxa" w:w="4300"/>
+            <w:shd w:fill="F5F8FC" w:val="clear"/>
+            <w:tcMar>
+              <w:top w:type="dxa" w:w="60"/>
+              <w:left w:type="dxa" w:w="100"/>
+              <w:bottom w:type="dxa" w:w="60"/>
+              <w:right w:type="dxa" w:w="100"/>
+            </w:tcMar>
+            <w:vAlign w:val="center"/>
+          </w:tcPr>
+          <w:p>
+            <w:pPr>
+              <w:jc w:val="left"/>
+            </w:pPr>
+            <w:r>
+              <w:rPr>
+                <w:sz w:val="19"/>
+                <w:szCs w:val="19"/>
+              </w:rPr>
+              <w:t xml:space="preserve">Free text</w:t>
+            </w:r>
+          </w:p>
+        </w:tc>
+        <w:tc>
+          <w:tcPr>
+            <w:tcW w:type="dxa" w:w="2900"/>
+            <w:shd w:fill="F5F8FC" w:val="clear"/>
+            <w:tcMar>
+              <w:top w:type="dxa" w:w="60"/>
+              <w:left w:type="dxa" w:w="100"/>
+              <w:bottom w:type="dxa" w:w="60"/>
+              <w:right w:type="dxa" w:w="100"/>
+            </w:tcMar>
+            <w:vAlign w:val="center"/>
+          </w:tcPr>
+          <w:p>
+            <w:pPr>
+              <w:jc w:val="left"/>
+            </w:pPr>
+            <w:r>
+              <w:rPr>
+                <w:sz w:val="19"/>
+                <w:szCs w:val="19"/>
+              </w:rPr>
+              <w:t xml:space="preserve">Display only</w:t>
+            </w:r>
+          </w:p>
+        </w:tc>
+      </w:tr>
+      <w:tr>
+        <w:trPr>
+          <w:cantSplit/>
+        </w:trPr>
+        <w:tc>
+          <w:tcPr>
+            <w:tcW w:type="dxa" w:w="2300"/>
+            <w:tcMar>
+              <w:top w:type="dxa" w:w="60"/>
+              <w:left w:type="dxa" w:w="100"/>
+              <w:bottom w:type="dxa" w:w="60"/>
+              <w:right w:type="dxa" w:w="100"/>
+            </w:tcMar>
+            <w:vAlign w:val="center"/>
+          </w:tcPr>
+          <w:p>
+            <w:pPr>
+              <w:jc w:val="left"/>
+            </w:pPr>
+            <w:r>
+              <w:rPr>
+                <w:sz w:val="19"/>
+                <w:szCs w:val="19"/>
+              </w:rPr>
+              <w:t xml:space="preserve">Account type</w:t>
+            </w:r>
+          </w:p>
+        </w:tc>
+        <w:tc>
+          <w:tcPr>
+            <w:tcW w:type="dxa" w:w="4300"/>
+            <w:tcMar>
+              <w:top w:type="dxa" w:w="60"/>
+              <w:left w:type="dxa" w:w="100"/>
+              <w:bottom w:type="dxa" w:w="60"/>
+              <w:right w:type="dxa" w:w="100"/>
+            </w:tcMar>
+            <w:vAlign w:val="center"/>
+          </w:tcPr>
+          <w:p>
+            <w:pPr>
+              <w:jc w:val="left"/>
+            </w:pPr>
+            <w:r>
+              <w:rPr>
+                <w:sz w:val="19"/>
+                <w:szCs w:val="19"/>
+              </w:rPr>
+              <w:t xml:space="preserve">UNSECURED or MORTGAGE</w:t>
+            </w:r>
+          </w:p>
+        </w:tc>
+        <w:tc>
+          <w:tcPr>
+            <w:tcW w:type="dxa" w:w="2900"/>
+            <w:tcMar>
+              <w:top w:type="dxa" w:w="60"/>
+              <w:left w:type="dxa" w:w="100"/>
+              <w:bottom w:type="dxa" w:w="60"/>
+              <w:right w:type="dxa" w:w="100"/>
+            </w:tcMar>
+            <w:vAlign w:val="center"/>
+          </w:tcPr>
+          <w:p>
+            <w:pPr>
+              <w:jc w:val="left"/>
+            </w:pPr>
+            <w:r>
+              <w:rPr>
+                <w:sz w:val="19"/>
+                <w:szCs w:val="19"/>
+              </w:rPr>
+              <w:t xml:space="preserve">Defaulted onto the account; if the request gives one it must match</w:t>
+            </w:r>
+          </w:p>
+        </w:tc>
+      </w:tr>
+      <w:tr>
+        <w:trPr>
+          <w:cantSplit/>
+        </w:trPr>
+        <w:tc>
+          <w:tcPr>
+            <w:tcW w:type="dxa" w:w="2300"/>
+            <w:shd w:fill="F5F8FC" w:val="clear"/>
+            <w:tcMar>
+              <w:top w:type="dxa" w:w="60"/>
+              <w:left w:type="dxa" w:w="100"/>
+              <w:bottom w:type="dxa" w:w="60"/>
+              <w:right w:type="dxa" w:w="100"/>
+            </w:tcMar>
+            <w:vAlign w:val="center"/>
+          </w:tcPr>
+          <w:p>
+            <w:pPr>
+              <w:jc w:val="left"/>
+            </w:pPr>
+            <w:r>
+              <w:rPr>
+                <w:sz w:val="19"/>
+                <w:szCs w:val="19"/>
+              </w:rPr>
+              <w:t xml:space="preserve">Rate type</w:t>
+            </w:r>
+          </w:p>
+        </w:tc>
+        <w:tc>
+          <w:tcPr>
+            <w:tcW w:type="dxa" w:w="4300"/>
+            <w:shd w:fill="F5F8FC" w:val="clear"/>
+            <w:tcMar>
+              <w:top w:type="dxa" w:w="60"/>
+              <w:left w:type="dxa" w:w="100"/>
+              <w:bottom w:type="dxa" w:w="60"/>
+              <w:right w:type="dxa" w:w="100"/>
+            </w:tcMar>
+            <w:vAlign w:val="center"/>
+          </w:tcPr>
+          <w:p>
+            <w:pPr>
+              <w:jc w:val="left"/>
+            </w:pPr>
+            <w:r>
+              <w:rPr>
+                <w:sz w:val="19"/>
+                <w:szCs w:val="19"/>
+              </w:rPr>
+              <w:t xml:space="preserve">FIXED or FLOATING</w:t>
+            </w:r>
+          </w:p>
+        </w:tc>
+        <w:tc>
+          <w:tcPr>
+            <w:tcW w:type="dxa" w:w="2900"/>
+            <w:shd w:fill="F5F8FC" w:val="clear"/>
+            <w:tcMar>
+              <w:top w:type="dxa" w:w="60"/>
+              <w:left w:type="dxa" w:w="100"/>
+              <w:bottom w:type="dxa" w:w="60"/>
+              <w:right w:type="dxa" w:w="100"/>
+            </w:tcMar>
+            <w:vAlign w:val="center"/>
+          </w:tcPr>
+          <w:p>
+            <w:pPr>
+              <w:jc w:val="left"/>
+            </w:pPr>
+            <w:r>
+              <w:rPr>
+                <w:sz w:val="19"/>
+                <w:szCs w:val="19"/>
+              </w:rPr>
+              <w:t xml:space="preserve">Defaulted onto the account; if the request gives one it must match</w:t>
+            </w:r>
+          </w:p>
+        </w:tc>
+      </w:tr>
+      <w:tr>
+        <w:trPr>
+          <w:cantSplit/>
+        </w:trPr>
+        <w:tc>
+          <w:tcPr>
+            <w:tcW w:type="dxa" w:w="2300"/>
+            <w:tcMar>
+              <w:top w:type="dxa" w:w="60"/>
+              <w:left w:type="dxa" w:w="100"/>
+              <w:bottom w:type="dxa" w:w="60"/>
+              <w:right w:type="dxa" w:w="100"/>
+            </w:tcMar>
+            <w:vAlign w:val="center"/>
+          </w:tcPr>
+          <w:p>
+            <w:pPr>
+              <w:jc w:val="left"/>
+            </w:pPr>
+            <w:r>
+              <w:rPr>
+                <w:sz w:val="19"/>
+                <w:szCs w:val="19"/>
+              </w:rPr>
+              <w:t xml:space="preserve">Schedule type</w:t>
+            </w:r>
+          </w:p>
+        </w:tc>
+        <w:tc>
+          <w:tcPr>
+            <w:tcW w:type="dxa" w:w="4300"/>
+            <w:tcMar>
+              <w:top w:type="dxa" w:w="60"/>
+              <w:left w:type="dxa" w:w="100"/>
+              <w:bottom w:type="dxa" w:w="60"/>
+              <w:right w:type="dxa" w:w="100"/>
+            </w:tcMar>
+            <w:vAlign w:val="center"/>
+          </w:tcPr>
+          <w:p>
+            <w:pPr>
+              <w:jc w:val="left"/>
+            </w:pPr>
+            <w:r>
+              <w:rPr>
+                <w:sz w:val="19"/>
+                <w:szCs w:val="19"/>
+              </w:rPr>
+              <w:t xml:space="preserve">EMI (reducing balance, equated monthly instalments). The only type implemented</w:t>
+            </w:r>
+          </w:p>
+        </w:tc>
+        <w:tc>
+          <w:tcPr>
+            <w:tcW w:type="dxa" w:w="2900"/>
+            <w:tcMar>
+              <w:top w:type="dxa" w:w="60"/>
+              <w:left w:type="dxa" w:w="100"/>
+              <w:bottom w:type="dxa" w:w="60"/>
+              <w:right w:type="dxa" w:w="100"/>
+            </w:tcMar>
+            <w:vAlign w:val="center"/>
+          </w:tcPr>
+          <w:p>
+            <w:pPr>
+              <w:jc w:val="left"/>
+            </w:pPr>
+            <w:r>
+              <w:rPr>
+                <w:sz w:val="19"/>
+                <w:szCs w:val="19"/>
+              </w:rPr>
+              <w:t xml:space="preserve">Copied to the account (</w:t>
+            </w:r>
+            <w:r>
+              <w:rPr>
+                <w:rFonts w:ascii="Consolas" w:hAnsi="Consolas" w:cs="Consolas"/>
+                <w:color w:val="1F3864"/>
+                <w:sz w:val="17"/>
+                <w:szCs w:val="17"/>
+              </w:rPr>
+              <w:t xml:space="preserve">loan_account.schedule_type</w:t>
+            </w:r>
+            <w:r>
+              <w:rPr>
+                <w:sz w:val="19"/>
+                <w:szCs w:val="19"/>
+              </w:rPr>
+              <w:t xml:space="preserve">)</w:t>
+            </w:r>
+          </w:p>
+        </w:tc>
+      </w:tr>
+      <w:tr>
+        <w:trPr>
+          <w:cantSplit/>
+        </w:trPr>
+        <w:tc>
+          <w:tcPr>
+            <w:tcW w:type="dxa" w:w="2300"/>
+            <w:shd w:fill="F5F8FC" w:val="clear"/>
+            <w:tcMar>
+              <w:top w:type="dxa" w:w="60"/>
+              <w:left w:type="dxa" w:w="100"/>
+              <w:bottom w:type="dxa" w:w="60"/>
+              <w:right w:type="dxa" w:w="100"/>
+            </w:tcMar>
+            <w:vAlign w:val="center"/>
+          </w:tcPr>
+          <w:p>
+            <w:pPr>
+              <w:jc w:val="left"/>
+            </w:pPr>
+            <w:r>
+              <w:rPr>
+                <w:sz w:val="19"/>
+                <w:szCs w:val="19"/>
+              </w:rPr>
+              <w:t xml:space="preserve">Day-count convention</w:t>
+            </w:r>
+          </w:p>
+        </w:tc>
+        <w:tc>
+          <w:tcPr>
+            <w:tcW w:type="dxa" w:w="4300"/>
+            <w:shd w:fill="F5F8FC" w:val="clear"/>
+            <w:tcMar>
+              <w:top w:type="dxa" w:w="60"/>
+              <w:left w:type="dxa" w:w="100"/>
+              <w:bottom w:type="dxa" w:w="60"/>
+              <w:right w:type="dxa" w:w="100"/>
+            </w:tcMar>
+            <w:vAlign w:val="center"/>
+          </w:tcPr>
+          <w:p>
+            <w:pPr>
+              <w:jc w:val="left"/>
+            </w:pPr>
+            <w:r>
+              <w:rPr>
+                <w:sz w:val="19"/>
+                <w:szCs w:val="19"/>
+              </w:rPr>
+              <w:t xml:space="preserve">ACT/365, ACT/ACT or 30/360</w:t>
+            </w:r>
+          </w:p>
+        </w:tc>
+        <w:tc>
+          <w:tcPr>
+            <w:tcW w:type="dxa" w:w="2900"/>
+            <w:shd w:fill="F5F8FC" w:val="clear"/>
+            <w:tcMar>
+              <w:top w:type="dxa" w:w="60"/>
+              <w:left w:type="dxa" w:w="100"/>
+              <w:bottom w:type="dxa" w:w="60"/>
+              <w:right w:type="dxa" w:w="100"/>
+            </w:tcMar>
+            <w:vAlign w:val="center"/>
+          </w:tcPr>
+          <w:p>
+            <w:pPr>
+              <w:jc w:val="left"/>
+            </w:pPr>
+            <w:r>
+              <w:rPr>
+                <w:sz w:val="19"/>
+                <w:szCs w:val="19"/>
+              </w:rPr>
+              <w:t xml:space="preserve">Defaulted; the request may override</w:t>
+            </w:r>
+          </w:p>
+        </w:tc>
+      </w:tr>
+      <w:tr>
+        <w:trPr>
+          <w:cantSplit/>
+        </w:trPr>
+        <w:tc>
+          <w:tcPr>
+            <w:tcW w:type="dxa" w:w="2300"/>
+            <w:tcMar>
+              <w:top w:type="dxa" w:w="60"/>
+              <w:left w:type="dxa" w:w="100"/>
+              <w:bottom w:type="dxa" w:w="60"/>
+              <w:right w:type="dxa" w:w="100"/>
+            </w:tcMar>
+            <w:vAlign w:val="center"/>
+          </w:tcPr>
+          <w:p>
+            <w:pPr>
+              <w:jc w:val="left"/>
+            </w:pPr>
+            <w:r>
+              <w:rPr>
+                <w:sz w:val="19"/>
+                <w:szCs w:val="19"/>
+              </w:rPr>
+              <w:t xml:space="preserve">Benchmark</w:t>
+            </w:r>
+          </w:p>
+        </w:tc>
+        <w:tc>
+          <w:tcPr>
+            <w:tcW w:type="dxa" w:w="4300"/>
+            <w:tcMar>
+              <w:top w:type="dxa" w:w="60"/>
+              <w:left w:type="dxa" w:w="100"/>
+              <w:bottom w:type="dxa" w:w="60"/>
+              <w:right w:type="dxa" w:w="100"/>
+            </w:tcMar>
+            <w:vAlign w:val="center"/>
+          </w:tcPr>
+          <w:p>
+            <w:pPr>
+              <w:jc w:val="left"/>
+            </w:pPr>
+            <w:r>
+              <w:rPr>
+                <w:sz w:val="19"/>
+                <w:szCs w:val="19"/>
+              </w:rPr>
+              <w:t xml:space="preserve">Required for FLOATING (for example REPO, MCLR_1Y); not allowed for FIXED</w:t>
+            </w:r>
+          </w:p>
+        </w:tc>
+        <w:tc>
+          <w:tcPr>
+            <w:tcW w:type="dxa" w:w="2900"/>
+            <w:tcMar>
+              <w:top w:type="dxa" w:w="60"/>
+              <w:left w:type="dxa" w:w="100"/>
+              <w:bottom w:type="dxa" w:w="60"/>
+              <w:right w:type="dxa" w:w="100"/>
+            </w:tcMar>
+            <w:vAlign w:val="center"/>
+          </w:tcPr>
+          <w:p>
+            <w:pPr>
+              <w:jc w:val="left"/>
+            </w:pPr>
+            <w:r>
+              <w:rPr>
+                <w:sz w:val="19"/>
+                <w:szCs w:val="19"/>
+              </w:rPr>
+              <w:t xml:space="preserve">Defaulted; the request may override</w:t>
+            </w:r>
+          </w:p>
+        </w:tc>
+      </w:tr>
+      <w:tr>
+        <w:trPr>
+          <w:cantSplit/>
+        </w:trPr>
+        <w:tc>
+          <w:tcPr>
+            <w:tcW w:type="dxa" w:w="2300"/>
+            <w:shd w:fill="F5F8FC" w:val="clear"/>
+            <w:tcMar>
+              <w:top w:type="dxa" w:w="60"/>
+              <w:left w:type="dxa" w:w="100"/>
+              <w:bottom w:type="dxa" w:w="60"/>
+              <w:right w:type="dxa" w:w="100"/>
+            </w:tcMar>
+            <w:vAlign w:val="center"/>
+          </w:tcPr>
+          <w:p>
+            <w:pPr>
+              <w:jc w:val="left"/>
+            </w:pPr>
+            <w:r>
+              <w:rPr>
+                <w:sz w:val="19"/>
+                <w:szCs w:val="19"/>
+              </w:rPr>
+              <w:t xml:space="preserve">Default interest rate</w:t>
+            </w:r>
+          </w:p>
+        </w:tc>
+        <w:tc>
+          <w:tcPr>
+            <w:tcW w:type="dxa" w:w="4300"/>
+            <w:shd w:fill="F5F8FC" w:val="clear"/>
+            <w:tcMar>
+              <w:top w:type="dxa" w:w="60"/>
+              <w:left w:type="dxa" w:w="100"/>
+              <w:bottom w:type="dxa" w:w="60"/>
+              <w:right w:type="dxa" w:w="100"/>
+            </w:tcMar>
+            <w:vAlign w:val="center"/>
+          </w:tcPr>
+          <w:p>
+            <w:pPr>
+              <w:jc w:val="left"/>
+            </w:pPr>
+            <w:r>
+              <w:rPr>
+                <w:sz w:val="19"/>
+                <w:szCs w:val="19"/>
+              </w:rPr>
+              <w:t xml:space="preserve">Annual %, between 0 and 99.9999; must lie inside the rate band</w:t>
+            </w:r>
+          </w:p>
+        </w:tc>
+        <w:tc>
+          <w:tcPr>
+            <w:tcW w:type="dxa" w:w="2900"/>
+            <w:shd w:fill="F5F8FC" w:val="clear"/>
+            <w:tcMar>
+              <w:top w:type="dxa" w:w="60"/>
+              <w:left w:type="dxa" w:w="100"/>
+              <w:bottom w:type="dxa" w:w="60"/>
+              <w:right w:type="dxa" w:w="100"/>
+            </w:tcMar>
+            <w:vAlign w:val="center"/>
+          </w:tcPr>
+          <w:p>
+            <w:pPr>
+              <w:jc w:val="left"/>
+            </w:pPr>
+            <w:r>
+              <w:rPr>
+                <w:sz w:val="19"/>
+                <w:szCs w:val="19"/>
+              </w:rPr>
+              <w:t xml:space="preserve">Used when the request gives no rate</w:t>
+            </w:r>
+          </w:p>
+        </w:tc>
+      </w:tr>
+      <w:tr>
+        <w:trPr>
+          <w:cantSplit/>
+        </w:trPr>
+        <w:tc>
+          <w:tcPr>
+            <w:tcW w:type="dxa" w:w="2300"/>
+            <w:tcMar>
+              <w:top w:type="dxa" w:w="60"/>
+              <w:left w:type="dxa" w:w="100"/>
+              <w:bottom w:type="dxa" w:w="60"/>
+              <w:right w:type="dxa" w:w="100"/>
+            </w:tcMar>
+            <w:vAlign w:val="center"/>
+          </w:tcPr>
+          <w:p>
+            <w:pPr>
+              <w:jc w:val="left"/>
+            </w:pPr>
+            <w:r>
+              <w:rPr>
+                <w:sz w:val="19"/>
+                <w:szCs w:val="19"/>
+              </w:rPr>
+              <w:t xml:space="preserve">Default spread</w:t>
+            </w:r>
+          </w:p>
+        </w:tc>
+        <w:tc>
+          <w:tcPr>
+            <w:tcW w:type="dxa" w:w="4300"/>
+            <w:tcMar>
+              <w:top w:type="dxa" w:w="60"/>
+              <w:left w:type="dxa" w:w="100"/>
+              <w:bottom w:type="dxa" w:w="60"/>
+              <w:right w:type="dxa" w:w="100"/>
+            </w:tcMar>
+            <w:vAlign w:val="center"/>
+          </w:tcPr>
+          <w:p>
+            <w:pPr>
+              <w:jc w:val="left"/>
+            </w:pPr>
+            <w:r>
+              <w:rPr>
+                <w:sz w:val="19"/>
+                <w:szCs w:val="19"/>
+              </w:rPr>
+              <w:t xml:space="preserve">FLOATING only; must lie inside the spread band</w:t>
+            </w:r>
+          </w:p>
+        </w:tc>
+        <w:tc>
+          <w:tcPr>
+            <w:tcW w:type="dxa" w:w="2900"/>
+            <w:tcMar>
+              <w:top w:type="dxa" w:w="60"/>
+              <w:left w:type="dxa" w:w="100"/>
+              <w:bottom w:type="dxa" w:w="60"/>
+              <w:right w:type="dxa" w:w="100"/>
+            </w:tcMar>
+            <w:vAlign w:val="center"/>
+          </w:tcPr>
+          <w:p>
+            <w:pPr>
+              <w:jc w:val="left"/>
+            </w:pPr>
+            <w:r>
+              <w:rPr>
+                <w:sz w:val="19"/>
+                <w:szCs w:val="19"/>
+              </w:rPr>
+              <w:t xml:space="preserve">Used when the request gives no spread</w:t>
+            </w:r>
+          </w:p>
+        </w:tc>
+      </w:tr>
+      <w:tr>
+        <w:trPr>
+          <w:cantSplit/>
+        </w:trPr>
+        <w:tc>
+          <w:tcPr>
+            <w:tcW w:type="dxa" w:w="2300"/>
+            <w:shd w:fill="F5F8FC" w:val="clear"/>
+            <w:tcMar>
+              <w:top w:type="dxa" w:w="60"/>
+              <w:left w:type="dxa" w:w="100"/>
+              <w:bottom w:type="dxa" w:w="60"/>
+              <w:right w:type="dxa" w:w="100"/>
+            </w:tcMar>
+            <w:vAlign w:val="center"/>
+          </w:tcPr>
+          <w:p>
+            <w:pPr>
+              <w:jc w:val="left"/>
+            </w:pPr>
+            <w:r>
+              <w:rPr>
+                <w:sz w:val="19"/>
+                <w:szCs w:val="19"/>
+              </w:rPr>
+              <w:t xml:space="preserve">Rate band (min / max)</w:t>
+            </w:r>
+          </w:p>
+        </w:tc>
+        <w:tc>
+          <w:tcPr>
+            <w:tcW w:type="dxa" w:w="4300"/>
+            <w:shd w:fill="F5F8FC" w:val="clear"/>
+            <w:tcMar>
+              <w:top w:type="dxa" w:w="60"/>
+              <w:left w:type="dxa" w:w="100"/>
+              <w:bottom w:type="dxa" w:w="60"/>
+              <w:right w:type="dxa" w:w="100"/>
+            </w:tcMar>
+            <w:vAlign w:val="center"/>
+          </w:tcPr>
+          <w:p>
+            <w:pPr>
+              <w:jc w:val="left"/>
+            </w:pPr>
+            <w:r>
+              <w:rPr>
+                <w:sz w:val="19"/>
+                <w:szCs w:val="19"/>
+              </w:rPr>
+              <w:t xml:space="preserve">Annual %; empty = no limit</w:t>
+            </w:r>
+          </w:p>
+        </w:tc>
+        <w:tc>
+          <w:tcPr>
+            <w:tcW w:type="dxa" w:w="2900"/>
+            <w:shd w:fill="F5F8FC" w:val="clear"/>
+            <w:tcMar>
+              <w:top w:type="dxa" w:w="60"/>
+              <w:left w:type="dxa" w:w="100"/>
+              <w:bottom w:type="dxa" w:w="60"/>
+              <w:right w:type="dxa" w:w="100"/>
+            </w:tcMar>
+            <w:vAlign w:val="center"/>
+          </w:tcPr>
+          <w:p>
+            <w:pPr>
+              <w:jc w:val="left"/>
+            </w:pPr>
+            <w:r>
+              <w:rPr>
+                <w:sz w:val="19"/>
+                <w:szCs w:val="19"/>
+              </w:rPr>
+              <w:t xml:space="preserve">Account rate must lie inside; also floors and caps a floating rate reset</w:t>
+            </w:r>
+          </w:p>
+        </w:tc>
+      </w:tr>
+      <w:tr>
+        <w:trPr>
+          <w:cantSplit/>
+        </w:trPr>
+        <w:tc>
+          <w:tcPr>
+            <w:tcW w:type="dxa" w:w="2300"/>
+            <w:tcMar>
+              <w:top w:type="dxa" w:w="60"/>
+              <w:left w:type="dxa" w:w="100"/>
+              <w:bottom w:type="dxa" w:w="60"/>
+              <w:right w:type="dxa" w:w="100"/>
+            </w:tcMar>
+            <w:vAlign w:val="center"/>
+          </w:tcPr>
+          <w:p>
+            <w:pPr>
+              <w:jc w:val="left"/>
+            </w:pPr>
+            <w:r>
+              <w:rPr>
+                <w:sz w:val="19"/>
+                <w:szCs w:val="19"/>
+              </w:rPr>
+              <w:t xml:space="preserve">Spread band (min / max)</w:t>
+            </w:r>
+          </w:p>
+        </w:tc>
+        <w:tc>
+          <w:tcPr>
+            <w:tcW w:type="dxa" w:w="4300"/>
+            <w:tcMar>
+              <w:top w:type="dxa" w:w="60"/>
+              <w:left w:type="dxa" w:w="100"/>
+              <w:bottom w:type="dxa" w:w="60"/>
+              <w:right w:type="dxa" w:w="100"/>
+            </w:tcMar>
+            <w:vAlign w:val="center"/>
+          </w:tcPr>
+          <w:p>
+            <w:pPr>
+              <w:jc w:val="left"/>
+            </w:pPr>
+            <w:r>
+              <w:rPr>
+                <w:sz w:val="19"/>
+                <w:szCs w:val="19"/>
+              </w:rPr>
+              <w:t xml:space="preserve">FLOATING only; empty = no limit</w:t>
+            </w:r>
+          </w:p>
+        </w:tc>
+        <w:tc>
+          <w:tcPr>
+            <w:tcW w:type="dxa" w:w="2900"/>
+            <w:tcMar>
+              <w:top w:type="dxa" w:w="60"/>
+              <w:left w:type="dxa" w:w="100"/>
+              <w:bottom w:type="dxa" w:w="60"/>
+              <w:right w:type="dxa" w:w="100"/>
+            </w:tcMar>
+            <w:vAlign w:val="center"/>
+          </w:tcPr>
+          <w:p>
+            <w:pPr>
+              <w:jc w:val="left"/>
+            </w:pPr>
+            <w:r>
+              <w:rPr>
+                <w:sz w:val="19"/>
+                <w:szCs w:val="19"/>
+              </w:rPr>
+              <w:t xml:space="preserve">Account spread must lie inside</w:t>
+            </w:r>
+          </w:p>
+        </w:tc>
+      </w:tr>
+      <w:tr>
+        <w:trPr>
+          <w:cantSplit/>
+        </w:trPr>
+        <w:tc>
+          <w:tcPr>
+            <w:tcW w:type="dxa" w:w="2300"/>
+            <w:shd w:fill="F5F8FC" w:val="clear"/>
+            <w:tcMar>
+              <w:top w:type="dxa" w:w="60"/>
+              <w:left w:type="dxa" w:w="100"/>
+              <w:bottom w:type="dxa" w:w="60"/>
+              <w:right w:type="dxa" w:w="100"/>
+            </w:tcMar>
+            <w:vAlign w:val="center"/>
+          </w:tcPr>
+          <w:p>
+            <w:pPr>
+              <w:jc w:val="left"/>
+            </w:pPr>
+            <w:r>
+              <w:rPr>
+                <w:sz w:val="19"/>
+                <w:szCs w:val="19"/>
+              </w:rPr>
+              <w:t xml:space="preserve">Sanctioned amount band</w:t>
+            </w:r>
+          </w:p>
+        </w:tc>
+        <w:tc>
+          <w:tcPr>
+            <w:tcW w:type="dxa" w:w="4300"/>
+            <w:shd w:fill="F5F8FC" w:val="clear"/>
+            <w:tcMar>
+              <w:top w:type="dxa" w:w="60"/>
+              <w:left w:type="dxa" w:w="100"/>
+              <w:bottom w:type="dxa" w:w="60"/>
+              <w:right w:type="dxa" w:w="100"/>
+            </w:tcMar>
+            <w:vAlign w:val="center"/>
+          </w:tcPr>
+          <w:p>
+            <w:pPr>
+              <w:jc w:val="left"/>
+            </w:pPr>
+            <w:r>
+              <w:rPr>
+                <w:sz w:val="19"/>
+                <w:szCs w:val="19"/>
+              </w:rPr>
+              <w:t xml:space="preserve">Empty = no limit</w:t>
+            </w:r>
+          </w:p>
+        </w:tc>
+        <w:tc>
+          <w:tcPr>
+            <w:tcW w:type="dxa" w:w="2900"/>
+            <w:shd w:fill="F5F8FC" w:val="clear"/>
+            <w:tcMar>
+              <w:top w:type="dxa" w:w="60"/>
+              <w:left w:type="dxa" w:w="100"/>
+              <w:bottom w:type="dxa" w:w="60"/>
+              <w:right w:type="dxa" w:w="100"/>
+            </w:tcMar>
+            <w:vAlign w:val="center"/>
+          </w:tcPr>
+          <w:p>
+            <w:pPr>
+              <w:jc w:val="left"/>
+            </w:pPr>
+            <w:r>
+              <w:rPr>
+                <w:sz w:val="19"/>
+                <w:szCs w:val="19"/>
+              </w:rPr>
+              <w:t xml:space="preserve">Sanctioned amount must lie inside</w:t>
+            </w:r>
+          </w:p>
+        </w:tc>
+      </w:tr>
+      <w:tr>
+        <w:trPr>
+          <w:cantSplit/>
+        </w:trPr>
+        <w:tc>
+          <w:tcPr>
+            <w:tcW w:type="dxa" w:w="2300"/>
+            <w:tcMar>
+              <w:top w:type="dxa" w:w="60"/>
+              <w:left w:type="dxa" w:w="100"/>
+              <w:bottom w:type="dxa" w:w="60"/>
+              <w:right w:type="dxa" w:w="100"/>
+            </w:tcMar>
+            <w:vAlign w:val="center"/>
+          </w:tcPr>
+          <w:p>
+            <w:pPr>
+              <w:jc w:val="left"/>
+            </w:pPr>
+            <w:r>
+              <w:rPr>
+                <w:sz w:val="19"/>
+                <w:szCs w:val="19"/>
+              </w:rPr>
+              <w:t xml:space="preserve">Tenure band (months)</w:t>
+            </w:r>
+          </w:p>
+        </w:tc>
+        <w:tc>
+          <w:tcPr>
+            <w:tcW w:type="dxa" w:w="4300"/>
+            <w:tcMar>
+              <w:top w:type="dxa" w:w="60"/>
+              <w:left w:type="dxa" w:w="100"/>
+              <w:bottom w:type="dxa" w:w="60"/>
+              <w:right w:type="dxa" w:w="100"/>
+            </w:tcMar>
+            <w:vAlign w:val="center"/>
+          </w:tcPr>
+          <w:p>
+            <w:pPr>
+              <w:jc w:val="left"/>
+            </w:pPr>
+            <w:r>
+              <w:rPr>
+                <w:sz w:val="19"/>
+                <w:szCs w:val="19"/>
+              </w:rPr>
+              <w:t xml:space="preserve">Empty = no limit</w:t>
+            </w:r>
+          </w:p>
+        </w:tc>
+        <w:tc>
+          <w:tcPr>
+            <w:tcW w:type="dxa" w:w="2900"/>
+            <w:tcMar>
+              <w:top w:type="dxa" w:w="60"/>
+              <w:left w:type="dxa" w:w="100"/>
+              <w:bottom w:type="dxa" w:w="60"/>
+              <w:right w:type="dxa" w:w="100"/>
+            </w:tcMar>
+            <w:vAlign w:val="center"/>
+          </w:tcPr>
+          <w:p>
+            <w:pPr>
+              <w:jc w:val="left"/>
+            </w:pPr>
+            <w:r>
+              <w:rPr>
+                <w:sz w:val="19"/>
+                <w:szCs w:val="19"/>
+              </w:rPr>
+              <w:t xml:space="preserve">Tenure must lie inside</w:t>
+            </w:r>
+          </w:p>
+        </w:tc>
+      </w:tr>
+      <w:tr>
+        <w:trPr>
+          <w:cantSplit/>
+        </w:trPr>
+        <w:tc>
+          <w:tcPr>
+            <w:tcW w:type="dxa" w:w="2300"/>
+            <w:shd w:fill="F5F8FC" w:val="clear"/>
+            <w:tcMar>
+              <w:top w:type="dxa" w:w="60"/>
+              <w:left w:type="dxa" w:w="100"/>
+              <w:bottom w:type="dxa" w:w="60"/>
+              <w:right w:type="dxa" w:w="100"/>
+            </w:tcMar>
+            <w:vAlign w:val="center"/>
+          </w:tcPr>
+          <w:p>
+            <w:pPr>
+              <w:jc w:val="left"/>
+            </w:pPr>
+            <w:r>
+              <w:rPr>
+                <w:sz w:val="19"/>
+                <w:szCs w:val="19"/>
+              </w:rPr>
+              <w:t xml:space="preserve">Status</w:t>
+            </w:r>
+          </w:p>
+        </w:tc>
+        <w:tc>
+          <w:tcPr>
+            <w:tcW w:type="dxa" w:w="4300"/>
+            <w:shd w:fill="F5F8FC" w:val="clear"/>
+            <w:tcMar>
+              <w:top w:type="dxa" w:w="60"/>
+              <w:left w:type="dxa" w:w="100"/>
+              <w:bottom w:type="dxa" w:w="60"/>
+              <w:right w:type="dxa" w:w="100"/>
+            </w:tcMar>
+            <w:vAlign w:val="center"/>
+          </w:tcPr>
+          <w:p>
+            <w:pPr>
+              <w:jc w:val="left"/>
+            </w:pPr>
+            <w:r>
+              <w:rPr>
+                <w:sz w:val="19"/>
+                <w:szCs w:val="19"/>
+              </w:rPr>
+              <w:t xml:space="preserve">ACTIVE or INACTIVE</w:t>
+            </w:r>
+          </w:p>
+        </w:tc>
+        <w:tc>
+          <w:tcPr>
+            <w:tcW w:type="dxa" w:w="2900"/>
+            <w:shd w:fill="F5F8FC" w:val="clear"/>
+            <w:tcMar>
+              <w:top w:type="dxa" w:w="60"/>
+              <w:left w:type="dxa" w:w="100"/>
+              <w:bottom w:type="dxa" w:w="60"/>
+              <w:right w:type="dxa" w:w="100"/>
+            </w:tcMar>
+            <w:vAlign w:val="center"/>
+          </w:tcPr>
+          <w:p>
+            <w:pPr>
+              <w:jc w:val="left"/>
+            </w:pPr>
+            <w:r>
+              <w:rPr>
+                <w:sz w:val="19"/>
+                <w:szCs w:val="19"/>
+              </w:rPr>
+              <w:t xml:space="preserve">Only ACTIVE products can be used for new accounts</w:t>
+            </w:r>
+          </w:p>
+        </w:tc>
+      </w:tr>
+    </w:tbl>
+    <w:p>
+      <w:pPr>
+        <w:spacing w:after="120"/>
+      </w:pPr>
+    </w:p>
+    <w:p>
+      <w:pPr>
+        <w:spacing w:after="140" w:line="276"/>
+      </w:pPr>
+      <w:r>
+        <w:rPr>
+          <w:sz w:val="21"/>
+          <w:szCs w:val="21"/>
+        </w:rPr>
+        <w:t xml:space="preserve">Database constraints back these rules: allowed values of account type, rate type, schedule type, day count and status; a FLOATING product must have a benchmark; each minimum must not exceed its maximum. A </w:t>
+      </w:r>
+      <w:r>
+        <w:rPr>
+          <w:rFonts w:ascii="Consolas" w:hAnsi="Consolas" w:cs="Consolas"/>
+          <w:color w:val="1F3864"/>
+          <w:sz w:val="19"/>
+          <w:szCs w:val="19"/>
+        </w:rPr>
+        <w:t xml:space="preserve">NULL</w:t>
+      </w:r>
+      <w:r>
+        <w:rPr>
+          <w:sz w:val="21"/>
+          <w:szCs w:val="21"/>
+        </w:rPr>
+        <w:t xml:space="preserve"> minimum or maximum means no limit. Standard columns </w:t>
+      </w:r>
+      <w:r>
+        <w:rPr>
+          <w:rFonts w:ascii="Consolas" w:hAnsi="Consolas" w:cs="Consolas"/>
+          <w:color w:val="1F3864"/>
+          <w:sz w:val="19"/>
+          <w:szCs w:val="19"/>
+        </w:rPr>
+        <w:t xml:space="preserve">version</w:t>
+      </w:r>
+      <w:r>
+        <w:rPr>
+          <w:sz w:val="21"/>
+          <w:szCs w:val="21"/>
+        </w:rPr>
+        <w:t xml:space="preserve"> (optimistic lock), </w:t>
+      </w:r>
+      <w:r>
+        <w:rPr>
+          <w:rFonts w:ascii="Consolas" w:hAnsi="Consolas" w:cs="Consolas"/>
+          <w:color w:val="1F3864"/>
+          <w:sz w:val="19"/>
+          <w:szCs w:val="19"/>
+        </w:rPr>
+        <w:t xml:space="preserve">created_at</w:t>
+      </w:r>
+      <w:r>
+        <w:rPr>
+          <w:sz w:val="21"/>
+          <w:szCs w:val="21"/>
+        </w:rPr>
+        <w:t xml:space="preserve"> and </w:t>
+      </w:r>
+      <w:r>
+        <w:rPr>
+          <w:rFonts w:ascii="Consolas" w:hAnsi="Consolas" w:cs="Consolas"/>
+          <w:color w:val="1F3864"/>
+          <w:sz w:val="19"/>
+          <w:szCs w:val="19"/>
+        </w:rPr>
+        <w:t xml:space="preserve">updated_at</w:t>
+      </w:r>
+      <w:r>
+        <w:rPr>
+          <w:sz w:val="21"/>
+          <w:szCs w:val="21"/>
+        </w:rPr>
+        <w:t xml:space="preserve"> are maintained as on the other tables.</w:t>
+      </w:r>
+    </w:p>
+    <w:p>
+      <w:pPr>
+        <w:spacing w:after="140" w:line="276"/>
+      </w:pPr>
+      <w:r>
+        <w:rPr>
+          <w:rFonts w:ascii="Consolas" w:hAnsi="Consolas" w:cs="Consolas"/>
+          <w:color w:val="1F3864"/>
+          <w:sz w:val="19"/>
+          <w:szCs w:val="19"/>
+        </w:rPr>
+        <w:t xml:space="preserve">loan_account</w:t>
+      </w:r>
+      <w:r>
+        <w:rPr>
+          <w:sz w:val="21"/>
+          <w:szCs w:val="21"/>
+        </w:rPr>
+        <w:t xml:space="preserve"> gains </w:t>
+      </w:r>
+      <w:r>
+        <w:rPr>
+          <w:rFonts w:ascii="Consolas" w:hAnsi="Consolas" w:cs="Consolas"/>
+          <w:color w:val="1F3864"/>
+          <w:sz w:val="19"/>
+          <w:szCs w:val="19"/>
+        </w:rPr>
+        <w:t xml:space="preserve">product_id</w:t>
+      </w:r>
+      <w:r>
+        <w:rPr>
+          <w:sz w:val="21"/>
+          <w:szCs w:val="21"/>
+        </w:rPr>
+        <w:t xml:space="preserve"> (required, foreign key to </w:t>
+      </w:r>
+      <w:r>
+        <w:rPr>
+          <w:rFonts w:ascii="Consolas" w:hAnsi="Consolas" w:cs="Consolas"/>
+          <w:color w:val="1F3864"/>
+          <w:sz w:val="19"/>
+          <w:szCs w:val="19"/>
+        </w:rPr>
+        <w:t xml:space="preserve">loan_product</w:t>
+      </w:r>
+      <w:r>
+        <w:rPr>
+          <w:sz w:val="21"/>
+          <w:szCs w:val="21"/>
+        </w:rPr>
+        <w:t xml:space="preserve">) and </w:t>
+      </w:r>
+      <w:r>
+        <w:rPr>
+          <w:rFonts w:ascii="Consolas" w:hAnsi="Consolas" w:cs="Consolas"/>
+          <w:color w:val="1F3864"/>
+          <w:sz w:val="19"/>
+          <w:szCs w:val="19"/>
+        </w:rPr>
+        <w:t xml:space="preserve">schedule_type</w:t>
+      </w:r>
+      <w:r>
+        <w:rPr>
+          <w:sz w:val="21"/>
+          <w:szCs w:val="21"/>
+        </w:rPr>
+        <w:t xml:space="preserve"> (default EMI). </w:t>
+      </w:r>
+      <w:r>
+        <w:rPr>
+          <w:rFonts w:ascii="Consolas" w:hAnsi="Consolas" w:cs="Consolas"/>
+          <w:color w:val="1F3864"/>
+          <w:sz w:val="19"/>
+          <w:szCs w:val="19"/>
+        </w:rPr>
+        <w:t xml:space="preserve">product_code</w:t>
+      </w:r>
+      <w:r>
+        <w:rPr>
+          <w:sz w:val="21"/>
+          <w:szCs w:val="21"/>
+        </w:rPr>
+        <w:t xml:space="preserve"> stays on the account as before, so existing queries, the admin portal and the account number prefix are unaffected. The account keeps its own copy of every term: later product edits never rewrite it.</w:t>
+      </w:r>
+    </w:p>
+    <w:p>
+      <w:pPr>
+        <w:spacing w:after="140" w:line="276"/>
+      </w:pPr>
+      <w:r>
+        <w:rPr>
+          <w:sz w:val="21"/>
+          <w:szCs w:val="21"/>
+        </w:rPr>
+        <w:t xml:space="preserve">V10 seeds six standard products, creates one open product (no limits, named 'Legacy product CODE') for any other code already used by an existing account, and then links every existing account to its product before making </w:t>
+      </w:r>
+      <w:r>
+        <w:rPr>
+          <w:rFonts w:ascii="Consolas" w:hAnsi="Consolas" w:cs="Consolas"/>
+          <w:color w:val="1F3864"/>
+          <w:sz w:val="19"/>
+          <w:szCs w:val="19"/>
+        </w:rPr>
+        <w:t xml:space="preserve">product_id</w:t>
+      </w:r>
+      <w:r>
+        <w:rPr>
+          <w:sz w:val="21"/>
+          <w:szCs w:val="21"/>
+        </w:rPr>
+        <w:t xml:space="preserve"> required. Existing accounts are not re-validated against the bands.</w:t>
+      </w:r>
+    </w:p>
+    <w:tbl>
+      <w:tblPr>
+        <w:tblW w:type="dxa" w:w="9500"/>
+        <w:tblBorders>
+          <w:top w:val="single" w:color="auto" w:sz="4"/>
+          <w:left w:val="single" w:color="auto" w:sz="4"/>
+          <w:bottom w:val="single" w:color="auto" w:sz="4"/>
+          <w:right w:val="single" w:color="auto" w:sz="4"/>
+          <w:insideH w:val="single" w:color="auto" w:sz="4"/>
+          <w:insideV w:val="single" w:color="auto" w:sz="4"/>
+        </w:tblBorders>
+      </w:tblPr>
+      <w:tblGrid>
+        <w:gridCol w:w="700"/>
+        <w:gridCol w:w="1400"/>
+        <w:gridCol w:w="1200"/>
+        <w:gridCol w:w="1800"/>
+        <w:gridCol w:w="800"/>
+        <w:gridCol w:w="1300"/>
+        <w:gridCol w:w="1500"/>
+        <w:gridCol w:w="800"/>
+      </w:tblGrid>
+      <w:tr>
+        <w:trPr>
+          <w:tblHeader/>
+        </w:trPr>
+        <w:tc>
+          <w:tcPr>
+            <w:tcW w:type="dxa" w:w="700"/>
+            <w:shd w:fill="1F3864" w:val="clear"/>
+            <w:tcMar>
+              <w:top w:type="dxa" w:w="60"/>
+              <w:left w:type="dxa" w:w="100"/>
+              <w:bottom w:type="dxa" w:w="60"/>
+              <w:right w:type="dxa" w:w="100"/>
+            </w:tcMar>
+            <w:vAlign w:val="center"/>
+          </w:tcPr>
+          <w:p>
+            <w:pPr>
+              <w:jc w:val="left"/>
+            </w:pPr>
+            <w:r>
+              <w:rPr>
+                <w:b/>
+                <w:bCs/>
+                <w:color w:val="FFFFFF"/>
+                <w:sz w:val="19"/>
+                <w:szCs w:val="19"/>
+              </w:rPr>
+              <w:t xml:space="preserve">Code</w:t>
+            </w:r>
+          </w:p>
+        </w:tc>
+        <w:tc>
+          <w:tcPr>
+            <w:tcW w:type="dxa" w:w="1400"/>
+            <w:shd w:fill="1F3864" w:val="clear"/>
+            <w:tcMar>
+              <w:top w:type="dxa" w:w="60"/>
+              <w:left w:type="dxa" w:w="100"/>
+              <w:bottom w:type="dxa" w:w="60"/>
+              <w:right w:type="dxa" w:w="100"/>
+            </w:tcMar>
+            <w:vAlign w:val="center"/>
+          </w:tcPr>
+          <w:p>
+            <w:pPr>
+              <w:jc w:val="left"/>
+            </w:pPr>
+            <w:r>
+              <w:rPr>
+                <w:b/>
+                <w:bCs/>
+                <w:color w:val="FFFFFF"/>
+                <w:sz w:val="19"/>
+                <w:szCs w:val="19"/>
+              </w:rPr>
+              <w:t xml:space="preserve">Name</w:t>
+            </w:r>
+          </w:p>
+        </w:tc>
+        <w:tc>
+          <w:tcPr>
+            <w:tcW w:type="dxa" w:w="1200"/>
+            <w:shd w:fill="1F3864" w:val="clear"/>
+            <w:tcMar>
+              <w:top w:type="dxa" w:w="60"/>
+              <w:left w:type="dxa" w:w="100"/>
+              <w:bottom w:type="dxa" w:w="60"/>
+              <w:right w:type="dxa" w:w="100"/>
+            </w:tcMar>
+            <w:vAlign w:val="center"/>
+          </w:tcPr>
+          <w:p>
+            <w:pPr>
+              <w:jc w:val="left"/>
+            </w:pPr>
+            <w:r>
+              <w:rPr>
+                <w:b/>
+                <w:bCs/>
+                <w:color w:val="FFFFFF"/>
+                <w:sz w:val="19"/>
+                <w:szCs w:val="19"/>
+              </w:rPr>
+              <w:t xml:space="preserve">Account type</w:t>
+            </w:r>
+          </w:p>
+        </w:tc>
+        <w:tc>
+          <w:tcPr>
+            <w:tcW w:type="dxa" w:w="1800"/>
+            <w:shd w:fill="1F3864" w:val="clear"/>
+            <w:tcMar>
+              <w:top w:type="dxa" w:w="60"/>
+              <w:left w:type="dxa" w:w="100"/>
+              <w:bottom w:type="dxa" w:w="60"/>
+              <w:right w:type="dxa" w:w="100"/>
+            </w:tcMar>
+            <w:vAlign w:val="center"/>
+          </w:tcPr>
+          <w:p>
+            <w:pPr>
+              <w:jc w:val="left"/>
+            </w:pPr>
+            <w:r>
+              <w:rPr>
+                <w:b/>
+                <w:bCs/>
+                <w:color w:val="FFFFFF"/>
+                <w:sz w:val="19"/>
+                <w:szCs w:val="19"/>
+              </w:rPr>
+              <w:t xml:space="preserve">Rate type</w:t>
+            </w:r>
+          </w:p>
+        </w:tc>
+        <w:tc>
+          <w:tcPr>
+            <w:tcW w:type="dxa" w:w="800"/>
+            <w:shd w:fill="1F3864" w:val="clear"/>
+            <w:tcMar>
+              <w:top w:type="dxa" w:w="60"/>
+              <w:left w:type="dxa" w:w="100"/>
+              <w:bottom w:type="dxa" w:w="60"/>
+              <w:right w:type="dxa" w:w="100"/>
+            </w:tcMar>
+            <w:vAlign w:val="center"/>
+          </w:tcPr>
+          <w:p>
+            <w:pPr>
+              <w:jc w:val="left"/>
+            </w:pPr>
+            <w:r>
+              <w:rPr>
+                <w:b/>
+                <w:bCs/>
+                <w:color w:val="FFFFFF"/>
+                <w:sz w:val="19"/>
+                <w:szCs w:val="19"/>
+              </w:rPr>
+              <w:t xml:space="preserve">Default rate</w:t>
+            </w:r>
+          </w:p>
+        </w:tc>
+        <w:tc>
+          <w:tcPr>
+            <w:tcW w:type="dxa" w:w="1300"/>
+            <w:shd w:fill="1F3864" w:val="clear"/>
+            <w:tcMar>
+              <w:top w:type="dxa" w:w="60"/>
+              <w:left w:type="dxa" w:w="100"/>
+              <w:bottom w:type="dxa" w:w="60"/>
+              <w:right w:type="dxa" w:w="100"/>
+            </w:tcMar>
+            <w:vAlign w:val="center"/>
+          </w:tcPr>
+          <w:p>
+            <w:pPr>
+              <w:jc w:val="left"/>
+            </w:pPr>
+            <w:r>
+              <w:rPr>
+                <w:b/>
+                <w:bCs/>
+                <w:color w:val="FFFFFF"/>
+                <w:sz w:val="19"/>
+                <w:szCs w:val="19"/>
+              </w:rPr>
+              <w:t xml:space="preserve">Rate band</w:t>
+            </w:r>
+          </w:p>
+        </w:tc>
+        <w:tc>
+          <w:tcPr>
+            <w:tcW w:type="dxa" w:w="1500"/>
+            <w:shd w:fill="1F3864" w:val="clear"/>
+            <w:tcMar>
+              <w:top w:type="dxa" w:w="60"/>
+              <w:left w:type="dxa" w:w="100"/>
+              <w:bottom w:type="dxa" w:w="60"/>
+              <w:right w:type="dxa" w:w="100"/>
+            </w:tcMar>
+            <w:vAlign w:val="center"/>
+          </w:tcPr>
+          <w:p>
+            <w:pPr>
+              <w:jc w:val="left"/>
+            </w:pPr>
+            <w:r>
+              <w:rPr>
+                <w:b/>
+                <w:bCs/>
+                <w:color w:val="FFFFFF"/>
+                <w:sz w:val="19"/>
+                <w:szCs w:val="19"/>
+              </w:rPr>
+              <w:t xml:space="preserve">Amount band</w:t>
+            </w:r>
+          </w:p>
+        </w:tc>
+        <w:tc>
+          <w:tcPr>
+            <w:tcW w:type="dxa" w:w="800"/>
+            <w:shd w:fill="1F3864" w:val="clear"/>
+            <w:tcMar>
+              <w:top w:type="dxa" w:w="60"/>
+              <w:left w:type="dxa" w:w="100"/>
+              <w:bottom w:type="dxa" w:w="60"/>
+              <w:right w:type="dxa" w:w="100"/>
+            </w:tcMar>
+            <w:vAlign w:val="center"/>
+          </w:tcPr>
+          <w:p>
+            <w:pPr>
+              <w:jc w:val="left"/>
+            </w:pPr>
+            <w:r>
+              <w:rPr>
+                <w:b/>
+                <w:bCs/>
+                <w:color w:val="FFFFFF"/>
+                <w:sz w:val="19"/>
+                <w:szCs w:val="19"/>
+              </w:rPr>
+              <w:t xml:space="preserve">Months</w:t>
+            </w:r>
+          </w:p>
+        </w:tc>
+      </w:tr>
+      <w:tr>
+        <w:trPr>
+          <w:cantSplit/>
+        </w:trPr>
+        <w:tc>
+          <w:tcPr>
+            <w:tcW w:type="dxa" w:w="700"/>
+            <w:tcMar>
+              <w:top w:type="dxa" w:w="60"/>
+              <w:left w:type="dxa" w:w="100"/>
+              <w:bottom w:type="dxa" w:w="60"/>
+              <w:right w:type="dxa" w:w="100"/>
+            </w:tcMar>
+            <w:vAlign w:val="center"/>
+          </w:tcPr>
+          <w:p>
+            <w:pPr>
+              <w:jc w:val="left"/>
+            </w:pPr>
+            <w:r>
+              <w:rPr>
+                <w:sz w:val="19"/>
+                <w:szCs w:val="19"/>
+              </w:rPr>
+              <w:t xml:space="preserve">PL01</w:t>
+            </w:r>
+          </w:p>
+        </w:tc>
+        <w:tc>
+          <w:tcPr>
+            <w:tcW w:type="dxa" w:w="1400"/>
+            <w:tcMar>
+              <w:top w:type="dxa" w:w="60"/>
+              <w:left w:type="dxa" w:w="100"/>
+              <w:bottom w:type="dxa" w:w="60"/>
+              <w:right w:type="dxa" w:w="100"/>
+            </w:tcMar>
+            <w:vAlign w:val="center"/>
+          </w:tcPr>
+          <w:p>
+            <w:pPr>
+              <w:jc w:val="left"/>
+            </w:pPr>
+            <w:r>
+              <w:rPr>
+                <w:sz w:val="19"/>
+                <w:szCs w:val="19"/>
+              </w:rPr>
+              <w:t xml:space="preserve">Personal Loan</w:t>
+            </w:r>
+          </w:p>
+        </w:tc>
+        <w:tc>
+          <w:tcPr>
+            <w:tcW w:type="dxa" w:w="1200"/>
+            <w:tcMar>
+              <w:top w:type="dxa" w:w="60"/>
+              <w:left w:type="dxa" w:w="100"/>
+              <w:bottom w:type="dxa" w:w="60"/>
+              <w:right w:type="dxa" w:w="100"/>
+            </w:tcMar>
+            <w:vAlign w:val="center"/>
+          </w:tcPr>
+          <w:p>
+            <w:pPr>
+              <w:jc w:val="left"/>
+            </w:pPr>
+            <w:r>
+              <w:rPr>
+                <w:sz w:val="19"/>
+                <w:szCs w:val="19"/>
+              </w:rPr>
+              <w:t xml:space="preserve">Unsecured</w:t>
+            </w:r>
+          </w:p>
+        </w:tc>
+        <w:tc>
+          <w:tcPr>
+            <w:tcW w:type="dxa" w:w="1800"/>
+            <w:tcMar>
+              <w:top w:type="dxa" w:w="60"/>
+              <w:left w:type="dxa" w:w="100"/>
+              <w:bottom w:type="dxa" w:w="60"/>
+              <w:right w:type="dxa" w:w="100"/>
+            </w:tcMar>
+            <w:vAlign w:val="center"/>
+          </w:tcPr>
+          <w:p>
+            <w:pPr>
+              <w:jc w:val="left"/>
+            </w:pPr>
+            <w:r>
+              <w:rPr>
+                <w:sz w:val="19"/>
+                <w:szCs w:val="19"/>
+              </w:rPr>
+              <w:t xml:space="preserve">Fixed</w:t>
+            </w:r>
+          </w:p>
+        </w:tc>
+        <w:tc>
+          <w:tcPr>
+            <w:tcW w:type="dxa" w:w="800"/>
+            <w:tcMar>
+              <w:top w:type="dxa" w:w="60"/>
+              <w:left w:type="dxa" w:w="100"/>
+              <w:bottom w:type="dxa" w:w="60"/>
+              <w:right w:type="dxa" w:w="100"/>
+            </w:tcMar>
+            <w:vAlign w:val="center"/>
+          </w:tcPr>
+          <w:p>
+            <w:pPr>
+              <w:jc w:val="left"/>
+            </w:pPr>
+            <w:r>
+              <w:rPr>
+                <w:sz w:val="19"/>
+                <w:szCs w:val="19"/>
+              </w:rPr>
+              <w:t xml:space="preserve">10.50%</w:t>
+            </w:r>
+          </w:p>
+        </w:tc>
+        <w:tc>
+          <w:tcPr>
+            <w:tcW w:type="dxa" w:w="1300"/>
+            <w:tcMar>
+              <w:top w:type="dxa" w:w="60"/>
+              <w:left w:type="dxa" w:w="100"/>
+              <w:bottom w:type="dxa" w:w="60"/>
+              <w:right w:type="dxa" w:w="100"/>
+            </w:tcMar>
+            <w:vAlign w:val="center"/>
+          </w:tcPr>
+          <w:p>
+            <w:pPr>
+              <w:jc w:val="left"/>
+            </w:pPr>
+            <w:r>
+              <w:rPr>
+                <w:sz w:val="19"/>
+                <w:szCs w:val="19"/>
+              </w:rPr>
+              <w:t xml:space="preserve">8.00% to 17.00%</w:t>
+            </w:r>
+          </w:p>
+        </w:tc>
+        <w:tc>
+          <w:tcPr>
+            <w:tcW w:type="dxa" w:w="1500"/>
+            <w:tcMar>
+              <w:top w:type="dxa" w:w="60"/>
+              <w:left w:type="dxa" w:w="100"/>
+              <w:bottom w:type="dxa" w:w="60"/>
+              <w:right w:type="dxa" w:w="100"/>
+            </w:tcMar>
+            <w:vAlign w:val="center"/>
+          </w:tcPr>
+          <w:p>
+            <w:pPr>
+              <w:jc w:val="left"/>
+            </w:pPr>
+            <w:r>
+              <w:rPr>
+                <w:sz w:val="19"/>
+                <w:szCs w:val="19"/>
+              </w:rPr>
+              <w:t xml:space="preserve">50,000 to 50,00,000</w:t>
+            </w:r>
+          </w:p>
+        </w:tc>
+        <w:tc>
+          <w:tcPr>
+            <w:tcW w:type="dxa" w:w="800"/>
+            <w:tcMar>
+              <w:top w:type="dxa" w:w="60"/>
+              <w:left w:type="dxa" w:w="100"/>
+              <w:bottom w:type="dxa" w:w="60"/>
+              <w:right w:type="dxa" w:w="100"/>
+            </w:tcMar>
+            <w:vAlign w:val="center"/>
+          </w:tcPr>
+          <w:p>
+            <w:pPr>
+              <w:jc w:val="left"/>
+            </w:pPr>
+            <w:r>
+              <w:rPr>
+                <w:sz w:val="19"/>
+                <w:szCs w:val="19"/>
+              </w:rPr>
+              <w:t xml:space="preserve">6 to 84</w:t>
+            </w:r>
+          </w:p>
+        </w:tc>
+      </w:tr>
+      <w:tr>
+        <w:trPr>
+          <w:cantSplit/>
+        </w:trPr>
+        <w:tc>
+          <w:tcPr>
+            <w:tcW w:type="dxa" w:w="700"/>
+            <w:shd w:fill="F5F8FC" w:val="clear"/>
+            <w:tcMar>
+              <w:top w:type="dxa" w:w="60"/>
+              <w:left w:type="dxa" w:w="100"/>
+              <w:bottom w:type="dxa" w:w="60"/>
+              <w:right w:type="dxa" w:w="100"/>
+            </w:tcMar>
+            <w:vAlign w:val="center"/>
+          </w:tcPr>
+          <w:p>
+            <w:pPr>
+              <w:jc w:val="left"/>
+            </w:pPr>
+            <w:r>
+              <w:rPr>
+                <w:sz w:val="19"/>
+                <w:szCs w:val="19"/>
+              </w:rPr>
+              <w:t xml:space="preserve">BL01</w:t>
+            </w:r>
+          </w:p>
+        </w:tc>
+        <w:tc>
+          <w:tcPr>
+            <w:tcW w:type="dxa" w:w="1400"/>
+            <w:shd w:fill="F5F8FC" w:val="clear"/>
+            <w:tcMar>
+              <w:top w:type="dxa" w:w="60"/>
+              <w:left w:type="dxa" w:w="100"/>
+              <w:bottom w:type="dxa" w:w="60"/>
+              <w:right w:type="dxa" w:w="100"/>
+            </w:tcMar>
+            <w:vAlign w:val="center"/>
+          </w:tcPr>
+          <w:p>
+            <w:pPr>
+              <w:jc w:val="left"/>
+            </w:pPr>
+            <w:r>
+              <w:rPr>
+                <w:sz w:val="19"/>
+                <w:szCs w:val="19"/>
+              </w:rPr>
+              <w:t xml:space="preserve">Business Loan</w:t>
+            </w:r>
+          </w:p>
+        </w:tc>
+        <w:tc>
+          <w:tcPr>
+            <w:tcW w:type="dxa" w:w="1200"/>
+            <w:shd w:fill="F5F8FC" w:val="clear"/>
+            <w:tcMar>
+              <w:top w:type="dxa" w:w="60"/>
+              <w:left w:type="dxa" w:w="100"/>
+              <w:bottom w:type="dxa" w:w="60"/>
+              <w:right w:type="dxa" w:w="100"/>
+            </w:tcMar>
+            <w:vAlign w:val="center"/>
+          </w:tcPr>
+          <w:p>
+            <w:pPr>
+              <w:jc w:val="left"/>
+            </w:pPr>
+            <w:r>
+              <w:rPr>
+                <w:sz w:val="19"/>
+                <w:szCs w:val="19"/>
+              </w:rPr>
+              <w:t xml:space="preserve">Unsecured</w:t>
+            </w:r>
+          </w:p>
+        </w:tc>
+        <w:tc>
+          <w:tcPr>
+            <w:tcW w:type="dxa" w:w="1800"/>
+            <w:shd w:fill="F5F8FC" w:val="clear"/>
+            <w:tcMar>
+              <w:top w:type="dxa" w:w="60"/>
+              <w:left w:type="dxa" w:w="100"/>
+              <w:bottom w:type="dxa" w:w="60"/>
+              <w:right w:type="dxa" w:w="100"/>
+            </w:tcMar>
+            <w:vAlign w:val="center"/>
+          </w:tcPr>
+          <w:p>
+            <w:pPr>
+              <w:jc w:val="left"/>
+            </w:pPr>
+            <w:r>
+              <w:rPr>
+                <w:sz w:val="19"/>
+                <w:szCs w:val="19"/>
+              </w:rPr>
+              <w:t xml:space="preserve">Fixed</w:t>
+            </w:r>
+          </w:p>
+        </w:tc>
+        <w:tc>
+          <w:tcPr>
+            <w:tcW w:type="dxa" w:w="800"/>
+            <w:shd w:fill="F5F8FC" w:val="clear"/>
+            <w:tcMar>
+              <w:top w:type="dxa" w:w="60"/>
+              <w:left w:type="dxa" w:w="100"/>
+              <w:bottom w:type="dxa" w:w="60"/>
+              <w:right w:type="dxa" w:w="100"/>
+            </w:tcMar>
+            <w:vAlign w:val="center"/>
+          </w:tcPr>
+          <w:p>
+            <w:pPr>
+              <w:jc w:val="left"/>
+            </w:pPr>
+            <w:r>
+              <w:rPr>
+                <w:sz w:val="19"/>
+                <w:szCs w:val="19"/>
+              </w:rPr>
+              <w:t xml:space="preserve">11.50%</w:t>
+            </w:r>
+          </w:p>
+        </w:tc>
+        <w:tc>
+          <w:tcPr>
+            <w:tcW w:type="dxa" w:w="1300"/>
+            <w:shd w:fill="F5F8FC" w:val="clear"/>
+            <w:tcMar>
+              <w:top w:type="dxa" w:w="60"/>
+              <w:left w:type="dxa" w:w="100"/>
+              <w:bottom w:type="dxa" w:w="60"/>
+              <w:right w:type="dxa" w:w="100"/>
+            </w:tcMar>
+            <w:vAlign w:val="center"/>
+          </w:tcPr>
+          <w:p>
+            <w:pPr>
+              <w:jc w:val="left"/>
+            </w:pPr>
+            <w:r>
+              <w:rPr>
+                <w:sz w:val="19"/>
+                <w:szCs w:val="19"/>
+              </w:rPr>
+              <w:t xml:space="preserve">9.00% to 17.00%</w:t>
+            </w:r>
+          </w:p>
+        </w:tc>
+        <w:tc>
+          <w:tcPr>
+            <w:tcW w:type="dxa" w:w="1500"/>
+            <w:shd w:fill="F5F8FC" w:val="clear"/>
+            <w:tcMar>
+              <w:top w:type="dxa" w:w="60"/>
+              <w:left w:type="dxa" w:w="100"/>
+              <w:bottom w:type="dxa" w:w="60"/>
+              <w:right w:type="dxa" w:w="100"/>
+            </w:tcMar>
+            <w:vAlign w:val="center"/>
+          </w:tcPr>
+          <w:p>
+            <w:pPr>
+              <w:jc w:val="left"/>
+            </w:pPr>
+            <w:r>
+              <w:rPr>
+                <w:sz w:val="19"/>
+                <w:szCs w:val="19"/>
+              </w:rPr>
+              <w:t xml:space="preserve">1,00,000 to 1,00,00,000</w:t>
+            </w:r>
+          </w:p>
+        </w:tc>
+        <w:tc>
+          <w:tcPr>
+            <w:tcW w:type="dxa" w:w="800"/>
+            <w:shd w:fill="F5F8FC" w:val="clear"/>
+            <w:tcMar>
+              <w:top w:type="dxa" w:w="60"/>
+              <w:left w:type="dxa" w:w="100"/>
+              <w:bottom w:type="dxa" w:w="60"/>
+              <w:right w:type="dxa" w:w="100"/>
+            </w:tcMar>
+            <w:vAlign w:val="center"/>
+          </w:tcPr>
+          <w:p>
+            <w:pPr>
+              <w:jc w:val="left"/>
+            </w:pPr>
+            <w:r>
+              <w:rPr>
+                <w:sz w:val="19"/>
+                <w:szCs w:val="19"/>
+              </w:rPr>
+              <w:t xml:space="preserve">12 to 120</w:t>
+            </w:r>
+          </w:p>
+        </w:tc>
+      </w:tr>
+      <w:tr>
+        <w:trPr>
+          <w:cantSplit/>
+        </w:trPr>
+        <w:tc>
+          <w:tcPr>
+            <w:tcW w:type="dxa" w:w="700"/>
+            <w:tcMar>
+              <w:top w:type="dxa" w:w="60"/>
+              <w:left w:type="dxa" w:w="100"/>
+              <w:bottom w:type="dxa" w:w="60"/>
+              <w:right w:type="dxa" w:w="100"/>
+            </w:tcMar>
+            <w:vAlign w:val="center"/>
+          </w:tcPr>
+          <w:p>
+            <w:pPr>
+              <w:jc w:val="left"/>
+            </w:pPr>
+            <w:r>
+              <w:rPr>
+                <w:sz w:val="19"/>
+                <w:szCs w:val="19"/>
+              </w:rPr>
+              <w:t xml:space="preserve">EL01</w:t>
+            </w:r>
+          </w:p>
+        </w:tc>
+        <w:tc>
+          <w:tcPr>
+            <w:tcW w:type="dxa" w:w="1400"/>
+            <w:tcMar>
+              <w:top w:type="dxa" w:w="60"/>
+              <w:left w:type="dxa" w:w="100"/>
+              <w:bottom w:type="dxa" w:w="60"/>
+              <w:right w:type="dxa" w:w="100"/>
+            </w:tcMar>
+            <w:vAlign w:val="center"/>
+          </w:tcPr>
+          <w:p>
+            <w:pPr>
+              <w:jc w:val="left"/>
+            </w:pPr>
+            <w:r>
+              <w:rPr>
+                <w:sz w:val="19"/>
+                <w:szCs w:val="19"/>
+              </w:rPr>
+              <w:t xml:space="preserve">Education Loan</w:t>
+            </w:r>
+          </w:p>
+        </w:tc>
+        <w:tc>
+          <w:tcPr>
+            <w:tcW w:type="dxa" w:w="1200"/>
+            <w:tcMar>
+              <w:top w:type="dxa" w:w="60"/>
+              <w:left w:type="dxa" w:w="100"/>
+              <w:bottom w:type="dxa" w:w="60"/>
+              <w:right w:type="dxa" w:w="100"/>
+            </w:tcMar>
+            <w:vAlign w:val="center"/>
+          </w:tcPr>
+          <w:p>
+            <w:pPr>
+              <w:jc w:val="left"/>
+            </w:pPr>
+            <w:r>
+              <w:rPr>
+                <w:sz w:val="19"/>
+                <w:szCs w:val="19"/>
+              </w:rPr>
+              <w:t xml:space="preserve">Unsecured</w:t>
+            </w:r>
+          </w:p>
+        </w:tc>
+        <w:tc>
+          <w:tcPr>
+            <w:tcW w:type="dxa" w:w="1800"/>
+            <w:tcMar>
+              <w:top w:type="dxa" w:w="60"/>
+              <w:left w:type="dxa" w:w="100"/>
+              <w:bottom w:type="dxa" w:w="60"/>
+              <w:right w:type="dxa" w:w="100"/>
+            </w:tcMar>
+            <w:vAlign w:val="center"/>
+          </w:tcPr>
+          <w:p>
+            <w:pPr>
+              <w:jc w:val="left"/>
+            </w:pPr>
+            <w:r>
+              <w:rPr>
+                <w:sz w:val="19"/>
+                <w:szCs w:val="19"/>
+              </w:rPr>
+              <w:t xml:space="preserve">Fixed</w:t>
+            </w:r>
+          </w:p>
+        </w:tc>
+        <w:tc>
+          <w:tcPr>
+            <w:tcW w:type="dxa" w:w="800"/>
+            <w:tcMar>
+              <w:top w:type="dxa" w:w="60"/>
+              <w:left w:type="dxa" w:w="100"/>
+              <w:bottom w:type="dxa" w:w="60"/>
+              <w:right w:type="dxa" w:w="100"/>
+            </w:tcMar>
+            <w:vAlign w:val="center"/>
+          </w:tcPr>
+          <w:p>
+            <w:pPr>
+              <w:jc w:val="left"/>
+            </w:pPr>
+            <w:r>
+              <w:rPr>
+                <w:sz w:val="19"/>
+                <w:szCs w:val="19"/>
+              </w:rPr>
+              <w:t xml:space="preserve">9.50%</w:t>
+            </w:r>
+          </w:p>
+        </w:tc>
+        <w:tc>
+          <w:tcPr>
+            <w:tcW w:type="dxa" w:w="1300"/>
+            <w:tcMar>
+              <w:top w:type="dxa" w:w="60"/>
+              <w:left w:type="dxa" w:w="100"/>
+              <w:bottom w:type="dxa" w:w="60"/>
+              <w:right w:type="dxa" w:w="100"/>
+            </w:tcMar>
+            <w:vAlign w:val="center"/>
+          </w:tcPr>
+          <w:p>
+            <w:pPr>
+              <w:jc w:val="left"/>
+            </w:pPr>
+            <w:r>
+              <w:rPr>
+                <w:sz w:val="19"/>
+                <w:szCs w:val="19"/>
+              </w:rPr>
+              <w:t xml:space="preserve">8.00% to 13.00%</w:t>
+            </w:r>
+          </w:p>
+        </w:tc>
+        <w:tc>
+          <w:tcPr>
+            <w:tcW w:type="dxa" w:w="1500"/>
+            <w:tcMar>
+              <w:top w:type="dxa" w:w="60"/>
+              <w:left w:type="dxa" w:w="100"/>
+              <w:bottom w:type="dxa" w:w="60"/>
+              <w:right w:type="dxa" w:w="100"/>
+            </w:tcMar>
+            <w:vAlign w:val="center"/>
+          </w:tcPr>
+          <w:p>
+            <w:pPr>
+              <w:jc w:val="left"/>
+            </w:pPr>
+            <w:r>
+              <w:rPr>
+                <w:sz w:val="19"/>
+                <w:szCs w:val="19"/>
+              </w:rPr>
+              <w:t xml:space="preserve">1,00,000 to 50,00,000</w:t>
+            </w:r>
+          </w:p>
+        </w:tc>
+        <w:tc>
+          <w:tcPr>
+            <w:tcW w:type="dxa" w:w="800"/>
+            <w:tcMar>
+              <w:top w:type="dxa" w:w="60"/>
+              <w:left w:type="dxa" w:w="100"/>
+              <w:bottom w:type="dxa" w:w="60"/>
+              <w:right w:type="dxa" w:w="100"/>
+            </w:tcMar>
+            <w:vAlign w:val="center"/>
+          </w:tcPr>
+          <w:p>
+            <w:pPr>
+              <w:jc w:val="left"/>
+            </w:pPr>
+            <w:r>
+              <w:rPr>
+                <w:sz w:val="19"/>
+                <w:szCs w:val="19"/>
+              </w:rPr>
+              <w:t xml:space="preserve">12 to 120</w:t>
+            </w:r>
+          </w:p>
+        </w:tc>
+      </w:tr>
+      <w:tr>
+        <w:trPr>
+          <w:cantSplit/>
+        </w:trPr>
+        <w:tc>
+          <w:tcPr>
+            <w:tcW w:type="dxa" w:w="700"/>
+            <w:shd w:fill="F5F8FC" w:val="clear"/>
+            <w:tcMar>
+              <w:top w:type="dxa" w:w="60"/>
+              <w:left w:type="dxa" w:w="100"/>
+              <w:bottom w:type="dxa" w:w="60"/>
+              <w:right w:type="dxa" w:w="100"/>
+            </w:tcMar>
+            <w:vAlign w:val="center"/>
+          </w:tcPr>
+          <w:p>
+            <w:pPr>
+              <w:jc w:val="left"/>
+            </w:pPr>
+            <w:r>
+              <w:rPr>
+                <w:sz w:val="19"/>
+                <w:szCs w:val="19"/>
+              </w:rPr>
+              <w:t xml:space="preserve">GL01</w:t>
+            </w:r>
+          </w:p>
+        </w:tc>
+        <w:tc>
+          <w:tcPr>
+            <w:tcW w:type="dxa" w:w="1400"/>
+            <w:shd w:fill="F5F8FC" w:val="clear"/>
+            <w:tcMar>
+              <w:top w:type="dxa" w:w="60"/>
+              <w:left w:type="dxa" w:w="100"/>
+              <w:bottom w:type="dxa" w:w="60"/>
+              <w:right w:type="dxa" w:w="100"/>
+            </w:tcMar>
+            <w:vAlign w:val="center"/>
+          </w:tcPr>
+          <w:p>
+            <w:pPr>
+              <w:jc w:val="left"/>
+            </w:pPr>
+            <w:r>
+              <w:rPr>
+                <w:sz w:val="19"/>
+                <w:szCs w:val="19"/>
+              </w:rPr>
+              <w:t xml:space="preserve">Gold Loan</w:t>
+            </w:r>
+          </w:p>
+        </w:tc>
+        <w:tc>
+          <w:tcPr>
+            <w:tcW w:type="dxa" w:w="1200"/>
+            <w:shd w:fill="F5F8FC" w:val="clear"/>
+            <w:tcMar>
+              <w:top w:type="dxa" w:w="60"/>
+              <w:left w:type="dxa" w:w="100"/>
+              <w:bottom w:type="dxa" w:w="60"/>
+              <w:right w:type="dxa" w:w="100"/>
+            </w:tcMar>
+            <w:vAlign w:val="center"/>
+          </w:tcPr>
+          <w:p>
+            <w:pPr>
+              <w:jc w:val="left"/>
+            </w:pPr>
+            <w:r>
+              <w:rPr>
+                <w:sz w:val="19"/>
+                <w:szCs w:val="19"/>
+              </w:rPr>
+              <w:t xml:space="preserve">Unsecured</w:t>
+            </w:r>
+          </w:p>
+        </w:tc>
+        <w:tc>
+          <w:tcPr>
+            <w:tcW w:type="dxa" w:w="1800"/>
+            <w:shd w:fill="F5F8FC" w:val="clear"/>
+            <w:tcMar>
+              <w:top w:type="dxa" w:w="60"/>
+              <w:left w:type="dxa" w:w="100"/>
+              <w:bottom w:type="dxa" w:w="60"/>
+              <w:right w:type="dxa" w:w="100"/>
+            </w:tcMar>
+            <w:vAlign w:val="center"/>
+          </w:tcPr>
+          <w:p>
+            <w:pPr>
+              <w:jc w:val="left"/>
+            </w:pPr>
+            <w:r>
+              <w:rPr>
+                <w:sz w:val="19"/>
+                <w:szCs w:val="19"/>
+              </w:rPr>
+              <w:t xml:space="preserve">Fixed</w:t>
+            </w:r>
+          </w:p>
+        </w:tc>
+        <w:tc>
+          <w:tcPr>
+            <w:tcW w:type="dxa" w:w="800"/>
+            <w:shd w:fill="F5F8FC" w:val="clear"/>
+            <w:tcMar>
+              <w:top w:type="dxa" w:w="60"/>
+              <w:left w:type="dxa" w:w="100"/>
+              <w:bottom w:type="dxa" w:w="60"/>
+              <w:right w:type="dxa" w:w="100"/>
+            </w:tcMar>
+            <w:vAlign w:val="center"/>
+          </w:tcPr>
+          <w:p>
+            <w:pPr>
+              <w:jc w:val="left"/>
+            </w:pPr>
+            <w:r>
+              <w:rPr>
+                <w:sz w:val="19"/>
+                <w:szCs w:val="19"/>
+              </w:rPr>
+              <w:t xml:space="preserve">9.00%</w:t>
+            </w:r>
+          </w:p>
+        </w:tc>
+        <w:tc>
+          <w:tcPr>
+            <w:tcW w:type="dxa" w:w="1300"/>
+            <w:shd w:fill="F5F8FC" w:val="clear"/>
+            <w:tcMar>
+              <w:top w:type="dxa" w:w="60"/>
+              <w:left w:type="dxa" w:w="100"/>
+              <w:bottom w:type="dxa" w:w="60"/>
+              <w:right w:type="dxa" w:w="100"/>
+            </w:tcMar>
+            <w:vAlign w:val="center"/>
+          </w:tcPr>
+          <w:p>
+            <w:pPr>
+              <w:jc w:val="left"/>
+            </w:pPr>
+            <w:r>
+              <w:rPr>
+                <w:sz w:val="19"/>
+                <w:szCs w:val="19"/>
+              </w:rPr>
+              <w:t xml:space="preserve">7.00% to 13.00%</w:t>
+            </w:r>
+          </w:p>
+        </w:tc>
+        <w:tc>
+          <w:tcPr>
+            <w:tcW w:type="dxa" w:w="1500"/>
+            <w:shd w:fill="F5F8FC" w:val="clear"/>
+            <w:tcMar>
+              <w:top w:type="dxa" w:w="60"/>
+              <w:left w:type="dxa" w:w="100"/>
+              <w:bottom w:type="dxa" w:w="60"/>
+              <w:right w:type="dxa" w:w="100"/>
+            </w:tcMar>
+            <w:vAlign w:val="center"/>
+          </w:tcPr>
+          <w:p>
+            <w:pPr>
+              <w:jc w:val="left"/>
+            </w:pPr>
+            <w:r>
+              <w:rPr>
+                <w:sz w:val="19"/>
+                <w:szCs w:val="19"/>
+              </w:rPr>
+              <w:t xml:space="preserve">10,000 to 10,00,000</w:t>
+            </w:r>
+          </w:p>
+        </w:tc>
+        <w:tc>
+          <w:tcPr>
+            <w:tcW w:type="dxa" w:w="800"/>
+            <w:shd w:fill="F5F8FC" w:val="clear"/>
+            <w:tcMar>
+              <w:top w:type="dxa" w:w="60"/>
+              <w:left w:type="dxa" w:w="100"/>
+              <w:bottom w:type="dxa" w:w="60"/>
+              <w:right w:type="dxa" w:w="100"/>
+            </w:tcMar>
+            <w:vAlign w:val="center"/>
+          </w:tcPr>
+          <w:p>
+            <w:pPr>
+              <w:jc w:val="left"/>
+            </w:pPr>
+            <w:r>
+              <w:rPr>
+                <w:sz w:val="19"/>
+                <w:szCs w:val="19"/>
+              </w:rPr>
+              <w:t xml:space="preserve">3 to 36</w:t>
+            </w:r>
+          </w:p>
+        </w:tc>
+      </w:tr>
+      <w:tr>
+        <w:trPr>
+          <w:cantSplit/>
+        </w:trPr>
+        <w:tc>
+          <w:tcPr>
+            <w:tcW w:type="dxa" w:w="700"/>
+            <w:tcMar>
+              <w:top w:type="dxa" w:w="60"/>
+              <w:left w:type="dxa" w:w="100"/>
+              <w:bottom w:type="dxa" w:w="60"/>
+              <w:right w:type="dxa" w:w="100"/>
+            </w:tcMar>
+            <w:vAlign w:val="center"/>
+          </w:tcPr>
+          <w:p>
+            <w:pPr>
+              <w:jc w:val="left"/>
+            </w:pPr>
+            <w:r>
+              <w:rPr>
+                <w:sz w:val="19"/>
+                <w:szCs w:val="19"/>
+              </w:rPr>
+              <w:t xml:space="preserve">AL01</w:t>
+            </w:r>
+          </w:p>
+        </w:tc>
+        <w:tc>
+          <w:tcPr>
+            <w:tcW w:type="dxa" w:w="1400"/>
+            <w:tcMar>
+              <w:top w:type="dxa" w:w="60"/>
+              <w:left w:type="dxa" w:w="100"/>
+              <w:bottom w:type="dxa" w:w="60"/>
+              <w:right w:type="dxa" w:w="100"/>
+            </w:tcMar>
+            <w:vAlign w:val="center"/>
+          </w:tcPr>
+          <w:p>
+            <w:pPr>
+              <w:jc w:val="left"/>
+            </w:pPr>
+            <w:r>
+              <w:rPr>
+                <w:sz w:val="19"/>
+                <w:szCs w:val="19"/>
+              </w:rPr>
+              <w:t xml:space="preserve">Auto Loan</w:t>
+            </w:r>
+          </w:p>
+        </w:tc>
+        <w:tc>
+          <w:tcPr>
+            <w:tcW w:type="dxa" w:w="1200"/>
+            <w:tcMar>
+              <w:top w:type="dxa" w:w="60"/>
+              <w:left w:type="dxa" w:w="100"/>
+              <w:bottom w:type="dxa" w:w="60"/>
+              <w:right w:type="dxa" w:w="100"/>
+            </w:tcMar>
+            <w:vAlign w:val="center"/>
+          </w:tcPr>
+          <w:p>
+            <w:pPr>
+              <w:jc w:val="left"/>
+            </w:pPr>
+            <w:r>
+              <w:rPr>
+                <w:sz w:val="19"/>
+                <w:szCs w:val="19"/>
+              </w:rPr>
+              <w:t xml:space="preserve">Unsecured</w:t>
+            </w:r>
+          </w:p>
+        </w:tc>
+        <w:tc>
+          <w:tcPr>
+            <w:tcW w:type="dxa" w:w="1800"/>
+            <w:tcMar>
+              <w:top w:type="dxa" w:w="60"/>
+              <w:left w:type="dxa" w:w="100"/>
+              <w:bottom w:type="dxa" w:w="60"/>
+              <w:right w:type="dxa" w:w="100"/>
+            </w:tcMar>
+            <w:vAlign w:val="center"/>
+          </w:tcPr>
+          <w:p>
+            <w:pPr>
+              <w:jc w:val="left"/>
+            </w:pPr>
+            <w:r>
+              <w:rPr>
+                <w:sz w:val="19"/>
+                <w:szCs w:val="19"/>
+              </w:rPr>
+              <w:t xml:space="preserve">Floating, REPO + 3.00% (spread 1% to 5%)</w:t>
+            </w:r>
+          </w:p>
+        </w:tc>
+        <w:tc>
+          <w:tcPr>
+            <w:tcW w:type="dxa" w:w="800"/>
+            <w:tcMar>
+              <w:top w:type="dxa" w:w="60"/>
+              <w:left w:type="dxa" w:w="100"/>
+              <w:bottom w:type="dxa" w:w="60"/>
+              <w:right w:type="dxa" w:w="100"/>
+            </w:tcMar>
+            <w:vAlign w:val="center"/>
+          </w:tcPr>
+          <w:p>
+            <w:pPr>
+              <w:jc w:val="left"/>
+            </w:pPr>
+            <w:r>
+              <w:rPr>
+                <w:sz w:val="19"/>
+                <w:szCs w:val="19"/>
+              </w:rPr>
+              <w:t xml:space="preserve">9.75%</w:t>
+            </w:r>
+          </w:p>
+        </w:tc>
+        <w:tc>
+          <w:tcPr>
+            <w:tcW w:type="dxa" w:w="1300"/>
+            <w:tcMar>
+              <w:top w:type="dxa" w:w="60"/>
+              <w:left w:type="dxa" w:w="100"/>
+              <w:bottom w:type="dxa" w:w="60"/>
+              <w:right w:type="dxa" w:w="100"/>
+            </w:tcMar>
+            <w:vAlign w:val="center"/>
+          </w:tcPr>
+          <w:p>
+            <w:pPr>
+              <w:jc w:val="left"/>
+            </w:pPr>
+            <w:r>
+              <w:rPr>
+                <w:sz w:val="19"/>
+                <w:szCs w:val="19"/>
+              </w:rPr>
+              <w:t xml:space="preserve">8.00% to 13.00%</w:t>
+            </w:r>
+          </w:p>
+        </w:tc>
+        <w:tc>
+          <w:tcPr>
+            <w:tcW w:type="dxa" w:w="1500"/>
+            <w:tcMar>
+              <w:top w:type="dxa" w:w="60"/>
+              <w:left w:type="dxa" w:w="100"/>
+              <w:bottom w:type="dxa" w:w="60"/>
+              <w:right w:type="dxa" w:w="100"/>
+            </w:tcMar>
+            <w:vAlign w:val="center"/>
+          </w:tcPr>
+          <w:p>
+            <w:pPr>
+              <w:jc w:val="left"/>
+            </w:pPr>
+            <w:r>
+              <w:rPr>
+                <w:sz w:val="19"/>
+                <w:szCs w:val="19"/>
+              </w:rPr>
+              <w:t xml:space="preserve">1,00,000 to 50,00,000</w:t>
+            </w:r>
+          </w:p>
+        </w:tc>
+        <w:tc>
+          <w:tcPr>
+            <w:tcW w:type="dxa" w:w="800"/>
+            <w:tcMar>
+              <w:top w:type="dxa" w:w="60"/>
+              <w:left w:type="dxa" w:w="100"/>
+              <w:bottom w:type="dxa" w:w="60"/>
+              <w:right w:type="dxa" w:w="100"/>
+            </w:tcMar>
+            <w:vAlign w:val="center"/>
+          </w:tcPr>
+          <w:p>
+            <w:pPr>
+              <w:jc w:val="left"/>
+            </w:pPr>
+            <w:r>
+              <w:rPr>
+                <w:sz w:val="19"/>
+                <w:szCs w:val="19"/>
+              </w:rPr>
+              <w:t xml:space="preserve">12 to 84</w:t>
+            </w:r>
+          </w:p>
+        </w:tc>
+      </w:tr>
+      <w:tr>
+        <w:trPr>
+          <w:cantSplit/>
+        </w:trPr>
+        <w:tc>
+          <w:tcPr>
+            <w:tcW w:type="dxa" w:w="700"/>
+            <w:shd w:fill="F5F8FC" w:val="clear"/>
+            <w:tcMar>
+              <w:top w:type="dxa" w:w="60"/>
+              <w:left w:type="dxa" w:w="100"/>
+              <w:bottom w:type="dxa" w:w="60"/>
+              <w:right w:type="dxa" w:w="100"/>
+            </w:tcMar>
+            <w:vAlign w:val="center"/>
+          </w:tcPr>
+          <w:p>
+            <w:pPr>
+              <w:jc w:val="left"/>
+            </w:pPr>
+            <w:r>
+              <w:rPr>
+                <w:sz w:val="19"/>
+                <w:szCs w:val="19"/>
+              </w:rPr>
+              <w:t xml:space="preserve">HL01</w:t>
+            </w:r>
+          </w:p>
+        </w:tc>
+        <w:tc>
+          <w:tcPr>
+            <w:tcW w:type="dxa" w:w="1400"/>
+            <w:shd w:fill="F5F8FC" w:val="clear"/>
+            <w:tcMar>
+              <w:top w:type="dxa" w:w="60"/>
+              <w:left w:type="dxa" w:w="100"/>
+              <w:bottom w:type="dxa" w:w="60"/>
+              <w:right w:type="dxa" w:w="100"/>
+            </w:tcMar>
+            <w:vAlign w:val="center"/>
+          </w:tcPr>
+          <w:p>
+            <w:pPr>
+              <w:jc w:val="left"/>
+            </w:pPr>
+            <w:r>
+              <w:rPr>
+                <w:sz w:val="19"/>
+                <w:szCs w:val="19"/>
+              </w:rPr>
+              <w:t xml:space="preserve">Home Loan</w:t>
+            </w:r>
+          </w:p>
+        </w:tc>
+        <w:tc>
+          <w:tcPr>
+            <w:tcW w:type="dxa" w:w="1200"/>
+            <w:shd w:fill="F5F8FC" w:val="clear"/>
+            <w:tcMar>
+              <w:top w:type="dxa" w:w="60"/>
+              <w:left w:type="dxa" w:w="100"/>
+              <w:bottom w:type="dxa" w:w="60"/>
+              <w:right w:type="dxa" w:w="100"/>
+            </w:tcMar>
+            <w:vAlign w:val="center"/>
+          </w:tcPr>
+          <w:p>
+            <w:pPr>
+              <w:jc w:val="left"/>
+            </w:pPr>
+            <w:r>
+              <w:rPr>
+                <w:sz w:val="19"/>
+                <w:szCs w:val="19"/>
+              </w:rPr>
+              <w:t xml:space="preserve">Mortgage</w:t>
+            </w:r>
+          </w:p>
+        </w:tc>
+        <w:tc>
+          <w:tcPr>
+            <w:tcW w:type="dxa" w:w="1800"/>
+            <w:shd w:fill="F5F8FC" w:val="clear"/>
+            <w:tcMar>
+              <w:top w:type="dxa" w:w="60"/>
+              <w:left w:type="dxa" w:w="100"/>
+              <w:bottom w:type="dxa" w:w="60"/>
+              <w:right w:type="dxa" w:w="100"/>
+            </w:tcMar>
+            <w:vAlign w:val="center"/>
+          </w:tcPr>
+          <w:p>
+            <w:pPr>
+              <w:jc w:val="left"/>
+            </w:pPr>
+            <w:r>
+              <w:rPr>
+                <w:sz w:val="19"/>
+                <w:szCs w:val="19"/>
+              </w:rPr>
+              <w:t xml:space="preserve">Floating, REPO + 2.50% (spread 1% to 5%)</w:t>
+            </w:r>
+          </w:p>
+        </w:tc>
+        <w:tc>
+          <w:tcPr>
+            <w:tcW w:type="dxa" w:w="800"/>
+            <w:shd w:fill="F5F8FC" w:val="clear"/>
+            <w:tcMar>
+              <w:top w:type="dxa" w:w="60"/>
+              <w:left w:type="dxa" w:w="100"/>
+              <w:bottom w:type="dxa" w:w="60"/>
+              <w:right w:type="dxa" w:w="100"/>
+            </w:tcMar>
+            <w:vAlign w:val="center"/>
+          </w:tcPr>
+          <w:p>
+            <w:pPr>
+              <w:jc w:val="left"/>
+            </w:pPr>
+            <w:r>
+              <w:rPr>
+                <w:sz w:val="19"/>
+                <w:szCs w:val="19"/>
+              </w:rPr>
+              <w:t xml:space="preserve">8.75%</w:t>
+            </w:r>
+          </w:p>
+        </w:tc>
+        <w:tc>
+          <w:tcPr>
+            <w:tcW w:type="dxa" w:w="1300"/>
+            <w:shd w:fill="F5F8FC" w:val="clear"/>
+            <w:tcMar>
+              <w:top w:type="dxa" w:w="60"/>
+              <w:left w:type="dxa" w:w="100"/>
+              <w:bottom w:type="dxa" w:w="60"/>
+              <w:right w:type="dxa" w:w="100"/>
+            </w:tcMar>
+            <w:vAlign w:val="center"/>
+          </w:tcPr>
+          <w:p>
+            <w:pPr>
+              <w:jc w:val="left"/>
+            </w:pPr>
+            <w:r>
+              <w:rPr>
+                <w:sz w:val="19"/>
+                <w:szCs w:val="19"/>
+              </w:rPr>
+              <w:t xml:space="preserve">8.00% to 13.00%</w:t>
+            </w:r>
+          </w:p>
+        </w:tc>
+        <w:tc>
+          <w:tcPr>
+            <w:tcW w:type="dxa" w:w="1500"/>
+            <w:shd w:fill="F5F8FC" w:val="clear"/>
+            <w:tcMar>
+              <w:top w:type="dxa" w:w="60"/>
+              <w:left w:type="dxa" w:w="100"/>
+              <w:bottom w:type="dxa" w:w="60"/>
+              <w:right w:type="dxa" w:w="100"/>
+            </w:tcMar>
+            <w:vAlign w:val="center"/>
+          </w:tcPr>
+          <w:p>
+            <w:pPr>
+              <w:jc w:val="left"/>
+            </w:pPr>
+            <w:r>
+              <w:rPr>
+                <w:sz w:val="19"/>
+                <w:szCs w:val="19"/>
+              </w:rPr>
+              <w:t xml:space="preserve">5,00,000 to 5,00,00,000</w:t>
+            </w:r>
+          </w:p>
+        </w:tc>
+        <w:tc>
+          <w:tcPr>
+            <w:tcW w:type="dxa" w:w="800"/>
+            <w:shd w:fill="F5F8FC" w:val="clear"/>
+            <w:tcMar>
+              <w:top w:type="dxa" w:w="60"/>
+              <w:left w:type="dxa" w:w="100"/>
+              <w:bottom w:type="dxa" w:w="60"/>
+              <w:right w:type="dxa" w:w="100"/>
+            </w:tcMar>
+            <w:vAlign w:val="center"/>
+          </w:tcPr>
+          <w:p>
+            <w:pPr>
+              <w:jc w:val="left"/>
+            </w:pPr>
+            <w:r>
+              <w:rPr>
+                <w:sz w:val="19"/>
+                <w:szCs w:val="19"/>
+              </w:rPr>
+              <w:t xml:space="preserve">60 to 360</w:t>
+            </w:r>
+          </w:p>
+        </w:tc>
+      </w:tr>
+    </w:tbl>
+    <w:p>
+      <w:pPr>
+        <w:spacing w:after="120"/>
+      </w:pPr>
+    </w:p>
+    <w:p>
+      <w:pPr>
+        <w:pStyle w:val="Heading3"/>
+        <w:spacing w:after="100" w:before="200"/>
+      </w:pPr>
+      <w:r>
+        <w:rPr>
+          <w:b/>
+          <w:bCs/>
+          <w:color w:val="2E5AA8"/>
+          <w:sz w:val="22"/>
+          <w:szCs w:val="22"/>
+        </w:rPr>
+        <w:t xml:space="preserve">15.12.3 Account creation</w:t>
+      </w:r>
+    </w:p>
+    <w:p>
+      <w:pPr>
+        <w:spacing w:after="140" w:line="276"/>
+      </w:pPr>
+      <w:r>
+        <w:rPr>
+          <w:rFonts w:ascii="Consolas" w:hAnsi="Consolas" w:cs="Consolas"/>
+          <w:color w:val="1F3864"/>
+          <w:sz w:val="19"/>
+          <w:szCs w:val="19"/>
+        </w:rPr>
+        <w:t xml:space="preserve">POST /api/v1/loan-accounts</w:t>
+      </w:r>
+      <w:r>
+        <w:rPr>
+          <w:sz w:val="21"/>
+          <w:szCs w:val="21"/>
+        </w:rPr>
+        <w:t xml:space="preserve"> and the bulk create call resolve the product in </w:t>
+      </w:r>
+      <w:r>
+        <w:rPr>
+          <w:rFonts w:ascii="Consolas" w:hAnsi="Consolas" w:cs="Consolas"/>
+          <w:color w:val="1F3864"/>
+          <w:sz w:val="19"/>
+          <w:szCs w:val="19"/>
+        </w:rPr>
+        <w:t xml:space="preserve">AccountTermsResolver</w:t>
+      </w:r>
+      <w:r>
+        <w:rPr>
+          <w:sz w:val="21"/>
+          <w:szCs w:val="21"/>
+        </w:rPr>
+        <w:t xml:space="preserve"> (package </w:t>
+      </w:r>
+      <w:r>
+        <w:rPr>
+          <w:rFonts w:ascii="Consolas" w:hAnsi="Consolas" w:cs="Consolas"/>
+          <w:color w:val="1F3864"/>
+          <w:sz w:val="19"/>
+          <w:szCs w:val="19"/>
+        </w:rPr>
+        <w:t xml:space="preserve">com.bank.lending.product.service</w:t>
+      </w:r>
+      <w:r>
+        <w:rPr>
+          <w:sz w:val="21"/>
+          <w:szCs w:val="21"/>
+        </w:rPr>
+        <w:t xml:space="preserve">) before anything is saved. The retry rule is unchanged: a repeat request with the same </w:t>
+      </w:r>
+      <w:r>
+        <w:rPr>
+          <w:rFonts w:ascii="Consolas" w:hAnsi="Consolas" w:cs="Consolas"/>
+          <w:color w:val="1F3864"/>
+          <w:sz w:val="19"/>
+          <w:szCs w:val="19"/>
+        </w:rPr>
+        <w:t xml:space="preserve">sanctionRefId</w:t>
+      </w:r>
+      <w:r>
+        <w:rPr>
+          <w:sz w:val="21"/>
+          <w:szCs w:val="21"/>
+        </w:rPr>
+        <w:t xml:space="preserve"> returns the existing account without looking at the product again.</w:t>
+      </w:r>
+    </w:p>
+    <w:tbl>
+      <w:tblPr>
+        <w:tblW w:type="dxa" w:w="9500"/>
+        <w:tblBorders>
+          <w:top w:val="single" w:color="auto" w:sz="4"/>
+          <w:left w:val="single" w:color="auto" w:sz="4"/>
+          <w:bottom w:val="single" w:color="auto" w:sz="4"/>
+          <w:right w:val="single" w:color="auto" w:sz="4"/>
+          <w:insideH w:val="single" w:color="auto" w:sz="4"/>
+          <w:insideV w:val="single" w:color="auto" w:sz="4"/>
+        </w:tblBorders>
+      </w:tblPr>
+      <w:tblGrid>
+        <w:gridCol w:w="2300"/>
+        <w:gridCol w:w="7200"/>
+      </w:tblGrid>
+      <w:tr>
+        <w:trPr>
+          <w:tblHeader/>
+        </w:trPr>
+        <w:tc>
+          <w:tcPr>
+            <w:tcW w:type="dxa" w:w="2300"/>
+            <w:shd w:fill="1F3864" w:val="clear"/>
+            <w:tcMar>
+              <w:top w:type="dxa" w:w="60"/>
+              <w:left w:type="dxa" w:w="100"/>
+              <w:bottom w:type="dxa" w:w="60"/>
+              <w:right w:type="dxa" w:w="100"/>
+            </w:tcMar>
+            <w:vAlign w:val="center"/>
+          </w:tcPr>
+          <w:p>
+            <w:pPr>
+              <w:jc w:val="left"/>
+            </w:pPr>
+            <w:r>
+              <w:rPr>
+                <w:b/>
+                <w:bCs/>
+                <w:color w:val="FFFFFF"/>
+                <w:sz w:val="19"/>
+                <w:szCs w:val="19"/>
+              </w:rPr>
+              <w:t xml:space="preserve">Request field</w:t>
+            </w:r>
+          </w:p>
+        </w:tc>
+        <w:tc>
+          <w:tcPr>
+            <w:tcW w:type="dxa" w:w="7200"/>
+            <w:shd w:fill="1F3864" w:val="clear"/>
+            <w:tcMar>
+              <w:top w:type="dxa" w:w="60"/>
+              <w:left w:type="dxa" w:w="100"/>
+              <w:bottom w:type="dxa" w:w="60"/>
+              <w:right w:type="dxa" w:w="100"/>
+            </w:tcMar>
+            <w:vAlign w:val="center"/>
+          </w:tcPr>
+          <w:p>
+            <w:pPr>
+              <w:jc w:val="left"/>
+            </w:pPr>
+            <w:r>
+              <w:rPr>
+                <w:b/>
+                <w:bCs/>
+                <w:color w:val="FFFFFF"/>
+                <w:sz w:val="19"/>
+                <w:szCs w:val="19"/>
+              </w:rPr>
+              <w:t xml:space="preserve">Behaviour</w:t>
+            </w:r>
+          </w:p>
+        </w:tc>
+      </w:tr>
+      <w:tr>
+        <w:trPr>
+          <w:cantSplit/>
+        </w:trPr>
+        <w:tc>
+          <w:tcPr>
+            <w:tcW w:type="dxa" w:w="2300"/>
+            <w:tcMar>
+              <w:top w:type="dxa" w:w="60"/>
+              <w:left w:type="dxa" w:w="100"/>
+              <w:bottom w:type="dxa" w:w="60"/>
+              <w:right w:type="dxa" w:w="100"/>
+            </w:tcMar>
+            <w:vAlign w:val="center"/>
+          </w:tcPr>
+          <w:p>
+            <w:pPr>
+              <w:jc w:val="left"/>
+            </w:pPr>
+            <w:r>
+              <w:rPr>
+                <w:sz w:val="19"/>
+                <w:szCs w:val="19"/>
+              </w:rPr>
+              <w:t xml:space="preserve">productCode</w:t>
+            </w:r>
+          </w:p>
+        </w:tc>
+        <w:tc>
+          <w:tcPr>
+            <w:tcW w:type="dxa" w:w="7200"/>
+            <w:tcMar>
+              <w:top w:type="dxa" w:w="60"/>
+              <w:left w:type="dxa" w:w="100"/>
+              <w:bottom w:type="dxa" w:w="60"/>
+              <w:right w:type="dxa" w:w="100"/>
+            </w:tcMar>
+            <w:vAlign w:val="center"/>
+          </w:tcPr>
+          <w:p>
+            <w:pPr>
+              <w:jc w:val="left"/>
+            </w:pPr>
+            <w:r>
+              <w:rPr>
+                <w:sz w:val="19"/>
+                <w:szCs w:val="19"/>
+              </w:rPr>
+              <w:t xml:space="preserve">Required. Must exist (404 if not) and be ACTIVE (409 if INACTIVE).</w:t>
+            </w:r>
+          </w:p>
+        </w:tc>
+      </w:tr>
+      <w:tr>
+        <w:trPr>
+          <w:cantSplit/>
+        </w:trPr>
+        <w:tc>
+          <w:tcPr>
+            <w:tcW w:type="dxa" w:w="2300"/>
+            <w:shd w:fill="F5F8FC" w:val="clear"/>
+            <w:tcMar>
+              <w:top w:type="dxa" w:w="60"/>
+              <w:left w:type="dxa" w:w="100"/>
+              <w:bottom w:type="dxa" w:w="60"/>
+              <w:right w:type="dxa" w:w="100"/>
+            </w:tcMar>
+            <w:vAlign w:val="center"/>
+          </w:tcPr>
+          <w:p>
+            <w:pPr>
+              <w:jc w:val="left"/>
+            </w:pPr>
+            <w:r>
+              <w:rPr>
+                <w:sz w:val="19"/>
+                <w:szCs w:val="19"/>
+              </w:rPr>
+              <w:t xml:space="preserve">accountType, rateType</w:t>
+            </w:r>
+          </w:p>
+        </w:tc>
+        <w:tc>
+          <w:tcPr>
+            <w:tcW w:type="dxa" w:w="7200"/>
+            <w:shd w:fill="F5F8FC" w:val="clear"/>
+            <w:tcMar>
+              <w:top w:type="dxa" w:w="60"/>
+              <w:left w:type="dxa" w:w="100"/>
+              <w:bottom w:type="dxa" w:w="60"/>
+              <w:right w:type="dxa" w:w="100"/>
+            </w:tcMar>
+            <w:vAlign w:val="center"/>
+          </w:tcPr>
+          <w:p>
+            <w:pPr>
+              <w:jc w:val="left"/>
+            </w:pPr>
+            <w:r>
+              <w:rPr>
+                <w:sz w:val="19"/>
+                <w:szCs w:val="19"/>
+              </w:rPr>
+              <w:t xml:space="preserve">Optional. Defaulted from the product. If supplied they must equal the product's.</w:t>
+            </w:r>
+          </w:p>
+        </w:tc>
+      </w:tr>
+      <w:tr>
+        <w:trPr>
+          <w:cantSplit/>
+        </w:trPr>
+        <w:tc>
+          <w:tcPr>
+            <w:tcW w:type="dxa" w:w="2300"/>
+            <w:tcMar>
+              <w:top w:type="dxa" w:w="60"/>
+              <w:left w:type="dxa" w:w="100"/>
+              <w:bottom w:type="dxa" w:w="60"/>
+              <w:right w:type="dxa" w:w="100"/>
+            </w:tcMar>
+            <w:vAlign w:val="center"/>
+          </w:tcPr>
+          <w:p>
+            <w:pPr>
+              <w:jc w:val="left"/>
+            </w:pPr>
+            <w:r>
+              <w:rPr>
+                <w:sz w:val="19"/>
+                <w:szCs w:val="19"/>
+              </w:rPr>
+              <w:t xml:space="preserve">interestRate</w:t>
+            </w:r>
+          </w:p>
+        </w:tc>
+        <w:tc>
+          <w:tcPr>
+            <w:tcW w:type="dxa" w:w="7200"/>
+            <w:tcMar>
+              <w:top w:type="dxa" w:w="60"/>
+              <w:left w:type="dxa" w:w="100"/>
+              <w:bottom w:type="dxa" w:w="60"/>
+              <w:right w:type="dxa" w:w="100"/>
+            </w:tcMar>
+            <w:vAlign w:val="center"/>
+          </w:tcPr>
+          <w:p>
+            <w:pPr>
+              <w:jc w:val="left"/>
+            </w:pPr>
+            <w:r>
+              <w:rPr>
+                <w:sz w:val="19"/>
+                <w:szCs w:val="19"/>
+              </w:rPr>
+              <w:t xml:space="preserve">Optional. Defaults to the product's default rate. A supplied value must lie inside the product's rate band.</w:t>
+            </w:r>
+          </w:p>
+        </w:tc>
+      </w:tr>
+      <w:tr>
+        <w:trPr>
+          <w:cantSplit/>
+        </w:trPr>
+        <w:tc>
+          <w:tcPr>
+            <w:tcW w:type="dxa" w:w="2300"/>
+            <w:shd w:fill="F5F8FC" w:val="clear"/>
+            <w:tcMar>
+              <w:top w:type="dxa" w:w="60"/>
+              <w:left w:type="dxa" w:w="100"/>
+              <w:bottom w:type="dxa" w:w="60"/>
+              <w:right w:type="dxa" w:w="100"/>
+            </w:tcMar>
+            <w:vAlign w:val="center"/>
+          </w:tcPr>
+          <w:p>
+            <w:pPr>
+              <w:jc w:val="left"/>
+            </w:pPr>
+            <w:r>
+              <w:rPr>
+                <w:sz w:val="19"/>
+                <w:szCs w:val="19"/>
+              </w:rPr>
+              <w:t xml:space="preserve">benchmarkRateRef, spread</w:t>
+            </w:r>
+          </w:p>
+        </w:tc>
+        <w:tc>
+          <w:tcPr>
+            <w:tcW w:type="dxa" w:w="7200"/>
+            <w:shd w:fill="F5F8FC" w:val="clear"/>
+            <w:tcMar>
+              <w:top w:type="dxa" w:w="60"/>
+              <w:left w:type="dxa" w:w="100"/>
+              <w:bottom w:type="dxa" w:w="60"/>
+              <w:right w:type="dxa" w:w="100"/>
+            </w:tcMar>
+            <w:vAlign w:val="center"/>
+          </w:tcPr>
+          <w:p>
+            <w:pPr>
+              <w:jc w:val="left"/>
+            </w:pPr>
+            <w:r>
+              <w:rPr>
+                <w:sz w:val="19"/>
+                <w:szCs w:val="19"/>
+              </w:rPr>
+              <w:t xml:space="preserve">FLOATING products only. Default to the product's benchmark and default spread; a supplied spread must lie inside the spread band. Supplying either for a FIXED product is rejected.</w:t>
+            </w:r>
+          </w:p>
+        </w:tc>
+      </w:tr>
+      <w:tr>
+        <w:trPr>
+          <w:cantSplit/>
+        </w:trPr>
+        <w:tc>
+          <w:tcPr>
+            <w:tcW w:type="dxa" w:w="2300"/>
+            <w:tcMar>
+              <w:top w:type="dxa" w:w="60"/>
+              <w:left w:type="dxa" w:w="100"/>
+              <w:bottom w:type="dxa" w:w="60"/>
+              <w:right w:type="dxa" w:w="100"/>
+            </w:tcMar>
+            <w:vAlign w:val="center"/>
+          </w:tcPr>
+          <w:p>
+            <w:pPr>
+              <w:jc w:val="left"/>
+            </w:pPr>
+            <w:r>
+              <w:rPr>
+                <w:sz w:val="19"/>
+                <w:szCs w:val="19"/>
+              </w:rPr>
+              <w:t xml:space="preserve">dayCountConvention</w:t>
+            </w:r>
+          </w:p>
+        </w:tc>
+        <w:tc>
+          <w:tcPr>
+            <w:tcW w:type="dxa" w:w="7200"/>
+            <w:tcMar>
+              <w:top w:type="dxa" w:w="60"/>
+              <w:left w:type="dxa" w:w="100"/>
+              <w:bottom w:type="dxa" w:w="60"/>
+              <w:right w:type="dxa" w:w="100"/>
+            </w:tcMar>
+            <w:vAlign w:val="center"/>
+          </w:tcPr>
+          <w:p>
+            <w:pPr>
+              <w:jc w:val="left"/>
+            </w:pPr>
+            <w:r>
+              <w:rPr>
+                <w:sz w:val="19"/>
+                <w:szCs w:val="19"/>
+              </w:rPr>
+              <w:t xml:space="preserve">Optional. Defaults to the product's convention; the caller may override.</w:t>
+            </w:r>
+          </w:p>
+        </w:tc>
+      </w:tr>
+      <w:tr>
+        <w:trPr>
+          <w:cantSplit/>
+        </w:trPr>
+        <w:tc>
+          <w:tcPr>
+            <w:tcW w:type="dxa" w:w="2300"/>
+            <w:shd w:fill="F5F8FC" w:val="clear"/>
+            <w:tcMar>
+              <w:top w:type="dxa" w:w="60"/>
+              <w:left w:type="dxa" w:w="100"/>
+              <w:bottom w:type="dxa" w:w="60"/>
+              <w:right w:type="dxa" w:w="100"/>
+            </w:tcMar>
+            <w:vAlign w:val="center"/>
+          </w:tcPr>
+          <w:p>
+            <w:pPr>
+              <w:jc w:val="left"/>
+            </w:pPr>
+            <w:r>
+              <w:rPr>
+                <w:sz w:val="19"/>
+                <w:szCs w:val="19"/>
+              </w:rPr>
+              <w:t xml:space="preserve">sanctionedAmount, tenureMonths</w:t>
+            </w:r>
+          </w:p>
+        </w:tc>
+        <w:tc>
+          <w:tcPr>
+            <w:tcW w:type="dxa" w:w="7200"/>
+            <w:shd w:fill="F5F8FC" w:val="clear"/>
+            <w:tcMar>
+              <w:top w:type="dxa" w:w="60"/>
+              <w:left w:type="dxa" w:w="100"/>
+              <w:bottom w:type="dxa" w:w="60"/>
+              <w:right w:type="dxa" w:w="100"/>
+            </w:tcMar>
+            <w:vAlign w:val="center"/>
+          </w:tcPr>
+          <w:p>
+            <w:pPr>
+              <w:jc w:val="left"/>
+            </w:pPr>
+            <w:r>
+              <w:rPr>
+                <w:sz w:val="19"/>
+                <w:szCs w:val="19"/>
+              </w:rPr>
+              <w:t xml:space="preserve">Required. Must lie inside the product's amount and tenure bands.</w:t>
+            </w:r>
+          </w:p>
+        </w:tc>
+      </w:tr>
+      <w:tr>
+        <w:trPr>
+          <w:cantSplit/>
+        </w:trPr>
+        <w:tc>
+          <w:tcPr>
+            <w:tcW w:type="dxa" w:w="2300"/>
+            <w:tcMar>
+              <w:top w:type="dxa" w:w="60"/>
+              <w:left w:type="dxa" w:w="100"/>
+              <w:bottom w:type="dxa" w:w="60"/>
+              <w:right w:type="dxa" w:w="100"/>
+            </w:tcMar>
+            <w:vAlign w:val="center"/>
+          </w:tcPr>
+          <w:p>
+            <w:pPr>
+              <w:jc w:val="left"/>
+            </w:pPr>
+            <w:r>
+              <w:rPr>
+                <w:sz w:val="19"/>
+                <w:szCs w:val="19"/>
+              </w:rPr>
+              <w:t xml:space="preserve">Errors</w:t>
+            </w:r>
+          </w:p>
+        </w:tc>
+        <w:tc>
+          <w:tcPr>
+            <w:tcW w:type="dxa" w:w="7200"/>
+            <w:tcMar>
+              <w:top w:type="dxa" w:w="60"/>
+              <w:left w:type="dxa" w:w="100"/>
+              <w:bottom w:type="dxa" w:w="60"/>
+              <w:right w:type="dxa" w:w="100"/>
+            </w:tcMar>
+            <w:vAlign w:val="center"/>
+          </w:tcPr>
+          <w:p>
+            <w:pPr>
+              <w:jc w:val="left"/>
+            </w:pPr>
+            <w:r>
+              <w:rPr>
+                <w:sz w:val="19"/>
+                <w:szCs w:val="19"/>
+              </w:rPr>
+              <w:t xml:space="preserve">All violations are collected and returned together in one HTTP 400 message, for example: </w:t>
+            </w:r>
+            <w:r>
+              <w:rPr>
+                <w:rFonts w:ascii="Consolas" w:hAnsi="Consolas" w:cs="Consolas"/>
+                <w:color w:val="1F3864"/>
+                <w:sz w:val="17"/>
+                <w:szCs w:val="17"/>
+              </w:rPr>
+              <w:t xml:space="preserve">Account does not satisfy product PL01: interestRate 30 is above the maximum 17; tenureMonths 120 is above the maximum 84</w:t>
+            </w:r>
+            <w:r>
+              <w:rPr>
+                <w:sz w:val="19"/>
+                <w:szCs w:val="19"/>
+              </w:rPr>
+              <w:t xml:space="preserve">. In a bulk call each item reports its own message.</w:t>
+            </w:r>
+          </w:p>
+        </w:tc>
+      </w:tr>
+    </w:tbl>
+    <w:p>
+      <w:pPr>
+        <w:spacing w:after="120"/>
+      </w:pPr>
+    </w:p>
+    <w:p>
+      <w:pPr>
+        <w:spacing w:after="140" w:line="276"/>
+      </w:pPr>
+      <w:r>
+        <w:rPr>
+          <w:sz w:val="21"/>
+          <w:szCs w:val="21"/>
+        </w:rPr>
+        <w:t xml:space="preserve">The response now also returns </w:t>
+      </w:r>
+      <w:r>
+        <w:rPr>
+          <w:rFonts w:ascii="Consolas" w:hAnsi="Consolas" w:cs="Consolas"/>
+          <w:color w:val="1F3864"/>
+          <w:sz w:val="19"/>
+          <w:szCs w:val="19"/>
+        </w:rPr>
+        <w:t xml:space="preserve">productId</w:t>
+      </w:r>
+      <w:r>
+        <w:rPr>
+          <w:sz w:val="21"/>
+          <w:szCs w:val="21"/>
+        </w:rPr>
+        <w:t xml:space="preserve"> and </w:t>
+      </w:r>
+      <w:r>
+        <w:rPr>
+          <w:rFonts w:ascii="Consolas" w:hAnsi="Consolas" w:cs="Consolas"/>
+          <w:color w:val="1F3864"/>
+          <w:sz w:val="19"/>
+          <w:szCs w:val="19"/>
+        </w:rPr>
+        <w:t xml:space="preserve">scheduleType</w:t>
+      </w:r>
+      <w:r>
+        <w:rPr>
+          <w:sz w:val="21"/>
+          <w:szCs w:val="21"/>
+        </w:rPr>
+        <w:t xml:space="preserve">.</w:t>
+      </w:r>
+    </w:p>
+    <w:p>
+      <w:pPr>
+        <w:pStyle w:val="Heading3"/>
+        <w:spacing w:after="100" w:before="200"/>
+      </w:pPr>
+      <w:r>
+        <w:rPr>
+          <w:b/>
+          <w:bCs/>
+          <w:color w:val="2E5AA8"/>
+          <w:sz w:val="22"/>
+          <w:szCs w:val="22"/>
+        </w:rPr>
+        <w:t xml:space="preserve">15.12.4 Product API (lending-service)</w:t>
+      </w:r>
+    </w:p>
+    <w:tbl>
+      <w:tblPr>
+        <w:tblW w:type="dxa" w:w="9500"/>
+        <w:tblBorders>
+          <w:top w:val="single" w:color="auto" w:sz="4"/>
+          <w:left w:val="single" w:color="auto" w:sz="4"/>
+          <w:bottom w:val="single" w:color="auto" w:sz="4"/>
+          <w:right w:val="single" w:color="auto" w:sz="4"/>
+          <w:insideH w:val="single" w:color="auto" w:sz="4"/>
+          <w:insideV w:val="single" w:color="auto" w:sz="4"/>
+        </w:tblBorders>
+      </w:tblPr>
+      <w:tblGrid>
+        <w:gridCol w:w="3300"/>
+        <w:gridCol w:w="6200"/>
+      </w:tblGrid>
+      <w:tr>
+        <w:trPr>
+          <w:tblHeader/>
+        </w:trPr>
+        <w:tc>
+          <w:tcPr>
+            <w:tcW w:type="dxa" w:w="3300"/>
+            <w:shd w:fill="1F3864" w:val="clear"/>
+            <w:tcMar>
+              <w:top w:type="dxa" w:w="60"/>
+              <w:left w:type="dxa" w:w="100"/>
+              <w:bottom w:type="dxa" w:w="60"/>
+              <w:right w:type="dxa" w:w="100"/>
+            </w:tcMar>
+            <w:vAlign w:val="center"/>
+          </w:tcPr>
+          <w:p>
+            <w:pPr>
+              <w:jc w:val="left"/>
+            </w:pPr>
+            <w:r>
+              <w:rPr>
+                <w:b/>
+                <w:bCs/>
+                <w:color w:val="FFFFFF"/>
+                <w:sz w:val="19"/>
+                <w:szCs w:val="19"/>
+              </w:rPr>
+              <w:t xml:space="preserve">Endpoint</w:t>
+            </w:r>
+          </w:p>
+        </w:tc>
+        <w:tc>
+          <w:tcPr>
+            <w:tcW w:type="dxa" w:w="6200"/>
+            <w:shd w:fill="1F3864" w:val="clear"/>
+            <w:tcMar>
+              <w:top w:type="dxa" w:w="60"/>
+              <w:left w:type="dxa" w:w="100"/>
+              <w:bottom w:type="dxa" w:w="60"/>
+              <w:right w:type="dxa" w:w="100"/>
+            </w:tcMar>
+            <w:vAlign w:val="center"/>
+          </w:tcPr>
+          <w:p>
+            <w:pPr>
+              <w:jc w:val="left"/>
+            </w:pPr>
+            <w:r>
+              <w:rPr>
+                <w:b/>
+                <w:bCs/>
+                <w:color w:val="FFFFFF"/>
+                <w:sz w:val="19"/>
+                <w:szCs w:val="19"/>
+              </w:rPr>
+              <w:t xml:space="preserve">Behaviour</w:t>
+            </w:r>
+          </w:p>
+        </w:tc>
+      </w:tr>
+      <w:tr>
+        <w:trPr>
+          <w:cantSplit/>
+        </w:trPr>
+        <w:tc>
+          <w:tcPr>
+            <w:tcW w:type="dxa" w:w="3300"/>
+            <w:tcMar>
+              <w:top w:type="dxa" w:w="60"/>
+              <w:left w:type="dxa" w:w="100"/>
+              <w:bottom w:type="dxa" w:w="60"/>
+              <w:right w:type="dxa" w:w="100"/>
+            </w:tcMar>
+            <w:vAlign w:val="center"/>
+          </w:tcPr>
+          <w:p>
+            <w:pPr>
+              <w:jc w:val="left"/>
+            </w:pPr>
+            <w:r>
+              <w:rPr>
+                <w:sz w:val="19"/>
+                <w:szCs w:val="19"/>
+              </w:rPr>
+              <w:t xml:space="preserve">GET /api/v1/loan-products?status=</w:t>
+            </w:r>
+          </w:p>
+        </w:tc>
+        <w:tc>
+          <w:tcPr>
+            <w:tcW w:type="dxa" w:w="6200"/>
+            <w:tcMar>
+              <w:top w:type="dxa" w:w="60"/>
+              <w:left w:type="dxa" w:w="100"/>
+              <w:bottom w:type="dxa" w:w="60"/>
+              <w:right w:type="dxa" w:w="100"/>
+            </w:tcMar>
+            <w:vAlign w:val="center"/>
+          </w:tcPr>
+          <w:p>
+            <w:pPr>
+              <w:jc w:val="left"/>
+            </w:pPr>
+            <w:r>
+              <w:rPr>
+                <w:sz w:val="19"/>
+                <w:szCs w:val="19"/>
+              </w:rPr>
+              <w:t xml:space="preserve">List products, optionally only ACTIVE or INACTIVE.</w:t>
+            </w:r>
+          </w:p>
+        </w:tc>
+      </w:tr>
+      <w:tr>
+        <w:trPr>
+          <w:cantSplit/>
+        </w:trPr>
+        <w:tc>
+          <w:tcPr>
+            <w:tcW w:type="dxa" w:w="3300"/>
+            <w:shd w:fill="F5F8FC" w:val="clear"/>
+            <w:tcMar>
+              <w:top w:type="dxa" w:w="60"/>
+              <w:left w:type="dxa" w:w="100"/>
+              <w:bottom w:type="dxa" w:w="60"/>
+              <w:right w:type="dxa" w:w="100"/>
+            </w:tcMar>
+            <w:vAlign w:val="center"/>
+          </w:tcPr>
+          <w:p>
+            <w:pPr>
+              <w:jc w:val="left"/>
+            </w:pPr>
+            <w:r>
+              <w:rPr>
+                <w:sz w:val="19"/>
+                <w:szCs w:val="19"/>
+              </w:rPr>
+              <w:t xml:space="preserve">GET /api/v1/loan-products/{code}</w:t>
+            </w:r>
+          </w:p>
+        </w:tc>
+        <w:tc>
+          <w:tcPr>
+            <w:tcW w:type="dxa" w:w="6200"/>
+            <w:shd w:fill="F5F8FC" w:val="clear"/>
+            <w:tcMar>
+              <w:top w:type="dxa" w:w="60"/>
+              <w:left w:type="dxa" w:w="100"/>
+              <w:bottom w:type="dxa" w:w="60"/>
+              <w:right w:type="dxa" w:w="100"/>
+            </w:tcMar>
+            <w:vAlign w:val="center"/>
+          </w:tcPr>
+          <w:p>
+            <w:pPr>
+              <w:jc w:val="left"/>
+            </w:pPr>
+            <w:r>
+              <w:rPr>
+                <w:sz w:val="19"/>
+                <w:szCs w:val="19"/>
+              </w:rPr>
+              <w:t xml:space="preserve">One product; 404 if unknown.</w:t>
+            </w:r>
+          </w:p>
+        </w:tc>
+      </w:tr>
+      <w:tr>
+        <w:trPr>
+          <w:cantSplit/>
+        </w:trPr>
+        <w:tc>
+          <w:tcPr>
+            <w:tcW w:type="dxa" w:w="3300"/>
+            <w:tcMar>
+              <w:top w:type="dxa" w:w="60"/>
+              <w:left w:type="dxa" w:w="100"/>
+              <w:bottom w:type="dxa" w:w="60"/>
+              <w:right w:type="dxa" w:w="100"/>
+            </w:tcMar>
+            <w:vAlign w:val="center"/>
+          </w:tcPr>
+          <w:p>
+            <w:pPr>
+              <w:jc w:val="left"/>
+            </w:pPr>
+            <w:r>
+              <w:rPr>
+                <w:sz w:val="19"/>
+                <w:szCs w:val="19"/>
+              </w:rPr>
+              <w:t xml:space="preserve">POST /api/v1/loan-products</w:t>
+            </w:r>
+          </w:p>
+        </w:tc>
+        <w:tc>
+          <w:tcPr>
+            <w:tcW w:type="dxa" w:w="6200"/>
+            <w:tcMar>
+              <w:top w:type="dxa" w:w="60"/>
+              <w:left w:type="dxa" w:w="100"/>
+              <w:bottom w:type="dxa" w:w="60"/>
+              <w:right w:type="dxa" w:w="100"/>
+            </w:tcMar>
+            <w:vAlign w:val="center"/>
+          </w:tcPr>
+          <w:p>
+            <w:pPr>
+              <w:jc w:val="left"/>
+            </w:pPr>
+            <w:r>
+              <w:rPr>
+                <w:sz w:val="19"/>
+                <w:szCs w:val="19"/>
+              </w:rPr>
+              <w:t xml:space="preserve">Create. 409 if the code exists; 400 with the list of problems if the definition is inconsistent (floating without benchmark, minimum above maximum, default outside its band, benchmark or spread on a fixed product, rate outside 0 to 99.9999).</w:t>
+            </w:r>
+          </w:p>
+        </w:tc>
+      </w:tr>
+      <w:tr>
+        <w:trPr>
+          <w:cantSplit/>
+        </w:trPr>
+        <w:tc>
+          <w:tcPr>
+            <w:tcW w:type="dxa" w:w="3300"/>
+            <w:shd w:fill="F5F8FC" w:val="clear"/>
+            <w:tcMar>
+              <w:top w:type="dxa" w:w="60"/>
+              <w:left w:type="dxa" w:w="100"/>
+              <w:bottom w:type="dxa" w:w="60"/>
+              <w:right w:type="dxa" w:w="100"/>
+            </w:tcMar>
+            <w:vAlign w:val="center"/>
+          </w:tcPr>
+          <w:p>
+            <w:pPr>
+              <w:jc w:val="left"/>
+            </w:pPr>
+            <w:r>
+              <w:rPr>
+                <w:sz w:val="19"/>
+                <w:szCs w:val="19"/>
+              </w:rPr>
+              <w:t xml:space="preserve">PUT /api/v1/loan-products/{code}</w:t>
+            </w:r>
+          </w:p>
+        </w:tc>
+        <w:tc>
+          <w:tcPr>
+            <w:tcW w:type="dxa" w:w="6200"/>
+            <w:shd w:fill="F5F8FC" w:val="clear"/>
+            <w:tcMar>
+              <w:top w:type="dxa" w:w="60"/>
+              <w:left w:type="dxa" w:w="100"/>
+              <w:bottom w:type="dxa" w:w="60"/>
+              <w:right w:type="dxa" w:w="100"/>
+            </w:tcMar>
+            <w:vAlign w:val="center"/>
+          </w:tcPr>
+          <w:p>
+            <w:pPr>
+              <w:jc w:val="left"/>
+            </w:pPr>
+            <w:r>
+              <w:rPr>
+                <w:sz w:val="19"/>
+                <w:szCs w:val="19"/>
+              </w:rPr>
+              <w:t xml:space="preserve">Replace the editable parameters (the full definition is sent; the code cannot change). </w:t>
+            </w:r>
+            <w:r>
+              <w:rPr>
+                <w:rFonts w:ascii="Consolas" w:hAnsi="Consolas" w:cs="Consolas"/>
+                <w:color w:val="1F3864"/>
+                <w:sz w:val="17"/>
+                <w:szCs w:val="17"/>
+              </w:rPr>
+              <w:t xml:space="preserve">expectedVersion</w:t>
+            </w:r>
+            <w:r>
+              <w:rPr>
+                <w:sz w:val="19"/>
+                <w:szCs w:val="19"/>
+              </w:rPr>
+              <w:t xml:space="preserve"> is optional; when given and the product has changed since, the call is refused with 409.</w:t>
+            </w:r>
+          </w:p>
+        </w:tc>
+      </w:tr>
+    </w:tbl>
+    <w:p>
+      <w:pPr>
+        <w:spacing w:after="120"/>
+      </w:pPr>
+    </w:p>
+    <w:p>
+      <w:pPr>
+        <w:spacing w:after="140" w:line="276"/>
+      </w:pPr>
+      <w:r>
+        <w:rPr>
+          <w:sz w:val="21"/>
+          <w:szCs w:val="21"/>
+        </w:rPr>
+        <w:t xml:space="preserve">Swagger shows the group 'Loan Products' with an example body.</w:t>
+      </w:r>
+    </w:p>
+    <w:p>
+      <w:pPr>
+        <w:pStyle w:val="Heading3"/>
+        <w:spacing w:after="100" w:before="200"/>
+      </w:pPr>
+      <w:r>
+        <w:rPr>
+          <w:b/>
+          <w:bCs/>
+          <w:color w:val="2E5AA8"/>
+          <w:sz w:val="22"/>
+          <w:szCs w:val="22"/>
+        </w:rPr>
+        <w:t xml:space="preserve">15.12.5 When a product change takes effect</w:t>
+      </w:r>
+    </w:p>
+    <w:p>
+      <w:pPr>
+        <w:pStyle w:val="ListParagraph"/>
+        <w:numPr>
+          <w:ilvl w:val="0"/>
+          <w:numId w:val="1"/>
+        </w:numPr>
+        <w:spacing w:after="80" w:line="264"/>
+      </w:pPr>
+      <w:r>
+        <w:rPr>
+          <w:b/>
+          <w:bCs/>
+          <w:sz w:val="21"/>
+          <w:szCs w:val="21"/>
+        </w:rPr>
+        <w:t xml:space="preserve">New accounts:</w:t>
+      </w:r>
+      <w:r>
+        <w:rPr>
+          <w:sz w:val="21"/>
+          <w:szCs w:val="21"/>
+        </w:rPr>
+        <w:t xml:space="preserve"> an account opened after the change uses the new defaults and is checked against the new bands.</w:t>
+      </w:r>
+    </w:p>
+    <w:p>
+      <w:pPr>
+        <w:pStyle w:val="ListParagraph"/>
+        <w:numPr>
+          <w:ilvl w:val="0"/>
+          <w:numId w:val="1"/>
+        </w:numPr>
+        <w:spacing w:after="80" w:line="264"/>
+      </w:pPr>
+      <w:r>
+        <w:rPr>
+          <w:b/>
+          <w:bCs/>
+          <w:sz w:val="21"/>
+          <w:szCs w:val="21"/>
+        </w:rPr>
+        <w:t xml:space="preserve">Existing accounts:</w:t>
+      </w:r>
+      <w:r>
+        <w:rPr>
+          <w:sz w:val="21"/>
+          <w:szCs w:val="21"/>
+        </w:rPr>
+        <w:t xml:space="preserve"> unchanged. Rate type, rate, spread, day count and schedule type were copied at opening and stay as they were.</w:t>
+      </w:r>
+    </w:p>
+    <w:p>
+      <w:pPr>
+        <w:pStyle w:val="ListParagraph"/>
+        <w:numPr>
+          <w:ilvl w:val="0"/>
+          <w:numId w:val="1"/>
+        </w:numPr>
+        <w:spacing w:after="80" w:line="264"/>
+      </w:pPr>
+      <w:r>
+        <w:rPr>
+          <w:b/>
+          <w:bCs/>
+          <w:sz w:val="21"/>
+          <w:szCs w:val="21"/>
+        </w:rPr>
+        <w:t xml:space="preserve">Rescheduling an individual account:</w:t>
+      </w:r>
+      <w:r>
+        <w:rPr>
+          <w:sz w:val="21"/>
+          <w:szCs w:val="21"/>
+        </w:rPr>
+        <w:t xml:space="preserve"> when a floating rate reset (</w:t>
+      </w:r>
+      <w:r>
+        <w:rPr>
+          <w:rFonts w:ascii="Consolas" w:hAnsi="Consolas" w:cs="Consolas"/>
+          <w:color w:val="1F3864"/>
+          <w:sz w:val="19"/>
+          <w:szCs w:val="19"/>
+        </w:rPr>
+        <w:t xml:space="preserve">POST /api/v1/loan-accounts/rate-resets</w:t>
+      </w:r>
+      <w:r>
+        <w:rPr>
+          <w:sz w:val="21"/>
+          <w:szCs w:val="21"/>
+        </w:rPr>
+        <w:t xml:space="preserve"> or the rate-reset batch jobs) regenerates an account's schedule, the new rate (benchmark plus the account's spread) is floored and capped at the product's </w:t>
+      </w:r>
+      <w:r>
+        <w:rPr>
+          <w:b/>
+          <w:bCs/>
+          <w:sz w:val="21"/>
+          <w:szCs w:val="21"/>
+        </w:rPr>
+        <w:t xml:space="preserve">current</w:t>
+      </w:r>
+      <w:r>
+        <w:rPr>
+          <w:sz w:val="21"/>
+          <w:szCs w:val="21"/>
+        </w:rPr>
+        <w:t xml:space="preserve"> rate band. Part-payment rescheduling does not consult the product.</w:t>
+      </w:r>
+    </w:p>
+    <w:p>
+      <w:pPr>
+        <w:pStyle w:val="ListParagraph"/>
+        <w:numPr>
+          <w:ilvl w:val="0"/>
+          <w:numId w:val="1"/>
+        </w:numPr>
+        <w:spacing w:after="80" w:line="264"/>
+      </w:pPr>
+      <w:r>
+        <w:rPr>
+          <w:b/>
+          <w:bCs/>
+          <w:sz w:val="21"/>
+          <w:szCs w:val="21"/>
+        </w:rPr>
+        <w:t xml:space="preserve">Not built, by decision:</w:t>
+      </w:r>
+      <w:r>
+        <w:rPr>
+          <w:sz w:val="21"/>
+          <w:szCs w:val="21"/>
+        </w:rPr>
+        <w:t xml:space="preserve"> there is no event, job or button that reprices or reschedules all accounts of a product when its parameters change. It can be added later as a separate, controlled batch.</w:t>
+      </w:r>
+    </w:p>
+    <w:p>
+      <w:pPr>
+        <w:pStyle w:val="Heading3"/>
+        <w:spacing w:after="100" w:before="200"/>
+      </w:pPr>
+      <w:r>
+        <w:rPr>
+          <w:b/>
+          <w:bCs/>
+          <w:color w:val="2E5AA8"/>
+          <w:sz w:val="22"/>
+          <w:szCs w:val="22"/>
+        </w:rPr>
+        <w:t xml:space="preserve">15.12.6 Admin portal</w:t>
+      </w:r>
+    </w:p>
+    <w:p>
+      <w:pPr>
+        <w:spacing w:after="140" w:line="276"/>
+      </w:pPr>
+      <w:r>
+        <w:rPr>
+          <w:sz w:val="21"/>
+          <w:szCs w:val="21"/>
+        </w:rPr>
+        <w:t xml:space="preserve">The Products screen lists every product (type, schedule and day count, default rate and benchmark, rate and spread band, amount band, tenure band, status, number of accounts) and offers New product and Edit. The form covers all parameters; the code is fixed once created. The portal never writes to the database: it calls the lending-service product API (</w:t>
+      </w:r>
+      <w:r>
+        <w:rPr>
+          <w:rFonts w:ascii="Consolas" w:hAnsi="Consolas" w:cs="Consolas"/>
+          <w:color w:val="1F3864"/>
+          <w:sz w:val="19"/>
+          <w:szCs w:val="19"/>
+        </w:rPr>
+        <w:t xml:space="preserve">LendingProductClient</w:t>
+      </w:r>
+      <w:r>
+        <w:rPr>
+          <w:sz w:val="21"/>
+          <w:szCs w:val="21"/>
+        </w:rPr>
+        <w:t xml:space="preserve">, needs </w:t>
+      </w:r>
+      <w:r>
+        <w:rPr>
+          <w:rFonts w:ascii="Consolas" w:hAnsi="Consolas" w:cs="Consolas"/>
+          <w:color w:val="1F3864"/>
+          <w:sz w:val="19"/>
+          <w:szCs w:val="19"/>
+        </w:rPr>
+        <w:t xml:space="preserve">LENDING_SERVICE_URL</w:t>
+      </w:r>
+      <w:r>
+        <w:rPr>
+          <w:sz w:val="21"/>
+          <w:szCs w:val="21"/>
+        </w:rPr>
+        <w:t xml:space="preserve">), sends the version it loaded as </w:t>
+      </w:r>
+      <w:r>
+        <w:rPr>
+          <w:rFonts w:ascii="Consolas" w:hAnsi="Consolas" w:cs="Consolas"/>
+          <w:color w:val="1F3864"/>
+          <w:sz w:val="19"/>
+          <w:szCs w:val="19"/>
+        </w:rPr>
+        <w:t xml:space="preserve">expectedVersion</w:t>
+      </w:r>
+      <w:r>
+        <w:rPr>
+          <w:sz w:val="21"/>
+          <w:szCs w:val="21"/>
+        </w:rPr>
+        <w:t xml:space="preserve">, and shows any validation or conflict message from the service in the dialog. Without </w:t>
+      </w:r>
+      <w:r>
+        <w:rPr>
+          <w:rFonts w:ascii="Consolas" w:hAnsi="Consolas" w:cs="Consolas"/>
+          <w:color w:val="1F3864"/>
+          <w:sz w:val="19"/>
+          <w:szCs w:val="19"/>
+        </w:rPr>
+        <w:t xml:space="preserve">LENDING_SERVICE_URL</w:t>
+      </w:r>
+      <w:r>
+        <w:rPr>
+          <w:sz w:val="21"/>
+          <w:szCs w:val="21"/>
+        </w:rPr>
+        <w:t xml:space="preserve"> the screen is view-only. Reads use the portal's normal read-only connection.</w:t>
+      </w:r>
+    </w:p>
+    <w:p>
+      <w:pPr>
+        <w:pStyle w:val="Heading3"/>
+        <w:spacing w:after="100" w:before="200"/>
+      </w:pPr>
+      <w:r>
+        <w:rPr>
+          <w:b/>
+          <w:bCs/>
+          <w:color w:val="2E5AA8"/>
+          <w:sz w:val="22"/>
+          <w:szCs w:val="22"/>
+        </w:rPr>
+        <w:t xml:space="preserve">15.12.7 Tests and verification status</w:t>
+      </w:r>
+    </w:p>
+    <w:p>
+      <w:pPr>
+        <w:pStyle w:val="ListParagraph"/>
+        <w:numPr>
+          <w:ilvl w:val="0"/>
+          <w:numId w:val="1"/>
+        </w:numPr>
+        <w:spacing w:after="80" w:line="264"/>
+      </w:pPr>
+      <w:r>
+        <w:rPr>
+          <w:rFonts w:ascii="Consolas" w:hAnsi="Consolas" w:cs="Consolas"/>
+          <w:color w:val="1F3864"/>
+          <w:sz w:val="19"/>
+          <w:szCs w:val="19"/>
+        </w:rPr>
+        <w:t xml:space="preserve">AccountTermsResolverTest</w:t>
+      </w:r>
+      <w:r>
+        <w:rPr>
+          <w:sz w:val="21"/>
+          <w:szCs w:val="21"/>
+        </w:rPr>
+        <w:t xml:space="preserve"> (defaults, overrides, band violations reported together, type mismatch, unknown and inactive product), </w:t>
+      </w:r>
+      <w:r>
+        <w:rPr>
+          <w:rFonts w:ascii="Consolas" w:hAnsi="Consolas" w:cs="Consolas"/>
+          <w:color w:val="1F3864"/>
+          <w:sz w:val="19"/>
+          <w:szCs w:val="19"/>
+        </w:rPr>
+        <w:t xml:space="preserve">LoanProductValidationTest</w:t>
+      </w:r>
+      <w:r>
+        <w:rPr>
+          <w:sz w:val="21"/>
+          <w:szCs w:val="21"/>
+        </w:rPr>
+        <w:t xml:space="preserve"> (definition rules), </w:t>
+      </w:r>
+      <w:r>
+        <w:rPr>
+          <w:rFonts w:ascii="Consolas" w:hAnsi="Consolas" w:cs="Consolas"/>
+          <w:color w:val="1F3864"/>
+          <w:sz w:val="19"/>
+          <w:szCs w:val="19"/>
+        </w:rPr>
+        <w:t xml:space="preserve">LoanProductServiceTest</w:t>
+      </w:r>
+      <w:r>
+        <w:rPr>
+          <w:sz w:val="21"/>
+          <w:szCs w:val="21"/>
+        </w:rPr>
+        <w:t xml:space="preserve"> (stale </w:t>
+      </w:r>
+      <w:r>
+        <w:rPr>
+          <w:rFonts w:ascii="Consolas" w:hAnsi="Consolas" w:cs="Consolas"/>
+          <w:color w:val="1F3864"/>
+          <w:sz w:val="19"/>
+          <w:szCs w:val="19"/>
+        </w:rPr>
+        <w:t xml:space="preserve">expectedVersion</w:t>
+      </w:r>
+      <w:r>
+        <w:rPr>
+          <w:sz w:val="21"/>
+          <w:szCs w:val="21"/>
+        </w:rPr>
+        <w:t xml:space="preserve"> refused), </w:t>
+      </w:r>
+      <w:r>
+        <w:rPr>
+          <w:rFonts w:ascii="Consolas" w:hAnsi="Consolas" w:cs="Consolas"/>
+          <w:color w:val="1F3864"/>
+          <w:sz w:val="19"/>
+          <w:szCs w:val="19"/>
+        </w:rPr>
+        <w:t xml:space="preserve">LoanProductIntegrationTest</w:t>
+      </w:r>
+      <w:r>
+        <w:rPr>
+          <w:sz w:val="21"/>
+          <w:szCs w:val="21"/>
+        </w:rPr>
+        <w:t xml:space="preserve"> (seeded products, database constraint, defaults on a real account, band rejection), plus </w:t>
+      </w:r>
+      <w:r>
+        <w:rPr>
+          <w:rFonts w:ascii="Consolas" w:hAnsi="Consolas" w:cs="Consolas"/>
+          <w:color w:val="1F3864"/>
+          <w:sz w:val="19"/>
+          <w:szCs w:val="19"/>
+        </w:rPr>
+        <w:t xml:space="preserve">FlywayMigrationTest</w:t>
+      </w:r>
+      <w:r>
+        <w:rPr>
+          <w:sz w:val="21"/>
+          <w:szCs w:val="21"/>
+        </w:rPr>
+        <w:t xml:space="preserve"> and </w:t>
+      </w:r>
+      <w:r>
+        <w:rPr>
+          <w:rFonts w:ascii="Consolas" w:hAnsi="Consolas" w:cs="Consolas"/>
+          <w:color w:val="1F3864"/>
+          <w:sz w:val="19"/>
+          <w:szCs w:val="19"/>
+        </w:rPr>
+        <w:t xml:space="preserve">LoanAccountRepositoryIntegrationTest</w:t>
+      </w:r>
+      <w:r>
+        <w:rPr>
+          <w:sz w:val="21"/>
+          <w:szCs w:val="21"/>
+        </w:rPr>
+        <w:t xml:space="preserve"> updated for V10. None has been run by Maven yet.</w:t>
+      </w:r>
+    </w:p>
+    <w:p>
+      <w:pPr>
+        <w:pStyle w:val="ListParagraph"/>
+        <w:numPr>
+          <w:ilvl w:val="0"/>
+          <w:numId w:val="1"/>
+        </w:numPr>
+        <w:spacing w:after="80" w:line="264"/>
+      </w:pPr>
+      <w:r>
+        <w:rPr>
+          <w:sz w:val="21"/>
+          <w:szCs w:val="21"/>
+        </w:rPr>
+        <w:t xml:space="preserve">Verified: V10 applied on PostgreSQL 16 to an empty schema and to a 40-account database with legacy product codes (every account linked, legacy products created); the admin product query returned all products with account counts; the Products screen was exercised against a mock server (list, edit, validation error, conflict, create).</w:t>
+      </w:r>
     </w:p>
     <w:sectPr>
       <w:headerReference w:type="default" r:id="rId9"/>

--- a/docs/Lending_Platform_Technical_Design_Document.docx
+++ b/docs/Lending_Platform_Technical_Design_Document.docx
@@ -79,7 +79,7 @@
           <w:sz w:val="20"/>
           <w:szCs w:val="20"/>
         </w:rPr>
-        <w:t xml:space="preserve">Document version 1.2 — updated 11 October 2026 (adds Admin Portal, loan product master and changes since v1.0)</w:t>
+        <w:t xml:space="preserve">Document version 1.3 — updated 11 October 2026 (adds Admin Portal, loan product master, day-count conventions and schedule types)</w:t>
       </w:r>
     </w:p>
     <w:p>
@@ -223,6 +223,27 @@
           <w:szCs w:val="21"/>
         </w:rPr>
         <w:t xml:space="preserve"> adds the lending-admin-service, the loan product master (V10) and the changes made since v1.0 — customer PDF statement, bulk operations, partition maintenance (V9), Render sandbox deployment and operational scripts. They are collected in Chapter 15, which also lists the sandbox and Swagger URLs; the remaining chapters describe the v1.0 baseline unless Chapter 15 says otherwise.</w:t>
+      </w:r>
+    </w:p>
+    <w:p>
+      <w:pPr>
+        <w:spacing w:after="140" w:line="276"/>
+      </w:pPr>
+      <w:r>
+        <w:rPr>
+          <w:b/>
+          <w:bCs/>
+          <w:sz w:val="21"/>
+          <w:szCs w:val="21"/>
+        </w:rPr>
+        <w:t xml:space="preserve">Version 1.3 (11 October 2026):</w:t>
+      </w:r>
+      <w:r>
+        <w:rPr>
+          <w:sz w:val="21"/>
+          <w:szCs w:val="21"/>
+        </w:rPr>
+        <w:t xml:space="preserve"> adds day-count conventions (ACT/360, 30/360 US, 30E/360 beside ACT/365 and ACT/ACT), five schedule types (EMI, equal principal, interest only, balloon, step-up EMI) and the product parameters that go with them: repayment frequency, moratorium, balloon % and step-up %. See §15.13.</w:t>
       </w:r>
     </w:p>
     <w:p>
@@ -15521,6 +15542,289 @@
                 <w:sz w:val="19"/>
                 <w:szCs w:val="19"/>
               </w:rPr>
+              <w:t xml:space="preserve">Database</w:t>
+            </w:r>
+          </w:p>
+        </w:tc>
+        <w:tc>
+          <w:tcPr>
+            <w:tcW w:type="dxa" w:w="2400"/>
+            <w:tcMar>
+              <w:top w:type="dxa" w:w="60"/>
+              <w:left w:type="dxa" w:w="100"/>
+              <w:bottom w:type="dxa" w:w="60"/>
+              <w:right w:type="dxa" w:w="100"/>
+            </w:tcMar>
+            <w:vAlign w:val="center"/>
+          </w:tcPr>
+          <w:p>
+            <w:pPr>
+              <w:jc w:val="left"/>
+            </w:pPr>
+            <w:r>
+              <w:rPr>
+                <w:sz w:val="19"/>
+                <w:szCs w:val="19"/>
+              </w:rPr>
+              <w:t xml:space="preserve">V11: day counts, schedule types and parameters</w:t>
+            </w:r>
+          </w:p>
+        </w:tc>
+        <w:tc>
+          <w:tcPr>
+            <w:tcW w:type="dxa" w:w="5600"/>
+            <w:tcMar>
+              <w:top w:type="dxa" w:w="60"/>
+              <w:left w:type="dxa" w:w="100"/>
+              <w:bottom w:type="dxa" w:w="60"/>
+              <w:right w:type="dxa" w:w="100"/>
+            </w:tcMar>
+            <w:vAlign w:val="center"/>
+          </w:tcPr>
+          <w:p>
+            <w:pPr>
+              <w:jc w:val="left"/>
+            </w:pPr>
+            <w:r>
+              <w:rPr>
+                <w:sz w:val="19"/>
+                <w:szCs w:val="19"/>
+              </w:rPr>
+              <w:t xml:space="preserve">Day-count and schedule-type checks widened; </w:t>
+            </w:r>
+            <w:r>
+              <w:rPr>
+                <w:rFonts w:ascii="Consolas" w:hAnsi="Consolas" w:cs="Consolas"/>
+                <w:color w:val="1F3864"/>
+                <w:sz w:val="17"/>
+                <w:szCs w:val="17"/>
+              </w:rPr>
+              <w:t xml:space="preserve">loan_product</w:t>
+            </w:r>
+            <w:r>
+              <w:rPr>
+                <w:sz w:val="19"/>
+                <w:szCs w:val="19"/>
+              </w:rPr>
+              <w:t xml:space="preserve"> and </w:t>
+            </w:r>
+            <w:r>
+              <w:rPr>
+                <w:rFonts w:ascii="Consolas" w:hAnsi="Consolas" w:cs="Consolas"/>
+                <w:color w:val="1F3864"/>
+                <w:sz w:val="17"/>
+                <w:szCs w:val="17"/>
+              </w:rPr>
+              <w:t xml:space="preserve">loan_account</w:t>
+            </w:r>
+            <w:r>
+              <w:rPr>
+                <w:sz w:val="19"/>
+                <w:szCs w:val="19"/>
+              </w:rPr>
+              <w:t xml:space="preserve"> gain repayment frequency, moratorium, balloon % and step-up % (product also holds allowed frequencies and maximums); five sample products (§15.13).</w:t>
+            </w:r>
+          </w:p>
+        </w:tc>
+      </w:tr>
+      <w:tr>
+        <w:trPr>
+          <w:cantSplit/>
+        </w:trPr>
+        <w:tc>
+          <w:tcPr>
+            <w:tcW w:type="dxa" w:w="1500"/>
+            <w:shd w:fill="F5F8FC" w:val="clear"/>
+            <w:tcMar>
+              <w:top w:type="dxa" w:w="60"/>
+              <w:left w:type="dxa" w:w="100"/>
+              <w:bottom w:type="dxa" w:w="60"/>
+              <w:right w:type="dxa" w:w="100"/>
+            </w:tcMar>
+            <w:vAlign w:val="center"/>
+          </w:tcPr>
+          <w:p>
+            <w:pPr>
+              <w:jc w:val="left"/>
+            </w:pPr>
+            <w:r>
+              <w:rPr>
+                <w:sz w:val="19"/>
+                <w:szCs w:val="19"/>
+              </w:rPr>
+              <w:t xml:space="preserve">lending-service</w:t>
+            </w:r>
+          </w:p>
+        </w:tc>
+        <w:tc>
+          <w:tcPr>
+            <w:tcW w:type="dxa" w:w="2400"/>
+            <w:shd w:fill="F5F8FC" w:val="clear"/>
+            <w:tcMar>
+              <w:top w:type="dxa" w:w="60"/>
+              <w:left w:type="dxa" w:w="100"/>
+              <w:bottom w:type="dxa" w:w="60"/>
+              <w:right w:type="dxa" w:w="100"/>
+            </w:tcMar>
+            <w:vAlign w:val="center"/>
+          </w:tcPr>
+          <w:p>
+            <w:pPr>
+              <w:jc w:val="left"/>
+            </w:pPr>
+            <w:r>
+              <w:rPr>
+                <w:sz w:val="19"/>
+                <w:szCs w:val="19"/>
+              </w:rPr>
+              <w:t xml:space="preserve">Schedule engine</w:t>
+            </w:r>
+          </w:p>
+        </w:tc>
+        <w:tc>
+          <w:tcPr>
+            <w:tcW w:type="dxa" w:w="5600"/>
+            <w:shd w:fill="F5F8FC" w:val="clear"/>
+            <w:tcMar>
+              <w:top w:type="dxa" w:w="60"/>
+              <w:left w:type="dxa" w:w="100"/>
+              <w:bottom w:type="dxa" w:w="60"/>
+              <w:right w:type="dxa" w:w="100"/>
+            </w:tcMar>
+            <w:vAlign w:val="center"/>
+          </w:tcPr>
+          <w:p>
+            <w:pPr>
+              <w:jc w:val="left"/>
+            </w:pPr>
+            <w:r>
+              <w:rPr>
+                <w:sz w:val="19"/>
+                <w:szCs w:val="19"/>
+              </w:rPr>
+              <w:t xml:space="preserve">New </w:t>
+            </w:r>
+            <w:r>
+              <w:rPr>
+                <w:rFonts w:ascii="Consolas" w:hAnsi="Consolas" w:cs="Consolas"/>
+                <w:color w:val="1F3864"/>
+                <w:sz w:val="17"/>
+                <w:szCs w:val="17"/>
+              </w:rPr>
+              <w:t xml:space="preserve">ScheduleCalculator</w:t>
+            </w:r>
+            <w:r>
+              <w:rPr>
+                <w:sz w:val="19"/>
+                <w:szCs w:val="19"/>
+              </w:rPr>
+              <w:t xml:space="preserve"> builds EMI, equal-principal, interest-only, balloon and step-up schedules for any repayment frequency, with an optional moratorium; each instalment's interest follows the day count (ACT/365, ACT/ACT, ACT/360, 30/360, 30E/360). Used for the first schedule and for reschedules (§15.13).</w:t>
+            </w:r>
+          </w:p>
+        </w:tc>
+      </w:tr>
+      <w:tr>
+        <w:trPr>
+          <w:cantSplit/>
+        </w:trPr>
+        <w:tc>
+          <w:tcPr>
+            <w:tcW w:type="dxa" w:w="1500"/>
+            <w:tcMar>
+              <w:top w:type="dxa" w:w="60"/>
+              <w:left w:type="dxa" w:w="100"/>
+              <w:bottom w:type="dxa" w:w="60"/>
+              <w:right w:type="dxa" w:w="100"/>
+            </w:tcMar>
+            <w:vAlign w:val="center"/>
+          </w:tcPr>
+          <w:p>
+            <w:pPr>
+              <w:jc w:val="left"/>
+            </w:pPr>
+            <w:r>
+              <w:rPr>
+                <w:sz w:val="19"/>
+                <w:szCs w:val="19"/>
+              </w:rPr>
+              <w:t xml:space="preserve">lending-admin-service</w:t>
+            </w:r>
+          </w:p>
+        </w:tc>
+        <w:tc>
+          <w:tcPr>
+            <w:tcW w:type="dxa" w:w="2400"/>
+            <w:tcMar>
+              <w:top w:type="dxa" w:w="60"/>
+              <w:left w:type="dxa" w:w="100"/>
+              <w:bottom w:type="dxa" w:w="60"/>
+              <w:right w:type="dxa" w:w="100"/>
+            </w:tcMar>
+            <w:vAlign w:val="center"/>
+          </w:tcPr>
+          <w:p>
+            <w:pPr>
+              <w:jc w:val="left"/>
+            </w:pPr>
+            <w:r>
+              <w:rPr>
+                <w:sz w:val="19"/>
+                <w:szCs w:val="19"/>
+              </w:rPr>
+              <w:t xml:space="preserve">Products screen: schedule options</w:t>
+            </w:r>
+          </w:p>
+        </w:tc>
+        <w:tc>
+          <w:tcPr>
+            <w:tcW w:type="dxa" w:w="5600"/>
+            <w:tcMar>
+              <w:top w:type="dxa" w:w="60"/>
+              <w:left w:type="dxa" w:w="100"/>
+              <w:bottom w:type="dxa" w:w="60"/>
+              <w:right w:type="dxa" w:w="100"/>
+            </w:tcMar>
+            <w:vAlign w:val="center"/>
+          </w:tcPr>
+          <w:p>
+            <w:pPr>
+              <w:jc w:val="left"/>
+            </w:pPr>
+            <w:r>
+              <w:rPr>
+                <w:sz w:val="19"/>
+                <w:szCs w:val="19"/>
+              </w:rPr>
+              <w:t xml:space="preserve">Schedule type, day count, frequencies, moratorium, balloon and step-up fields (shown only when they apply) and a Repayment column (§15.13.9).</w:t>
+            </w:r>
+          </w:p>
+        </w:tc>
+      </w:tr>
+      <w:tr>
+        <w:trPr>
+          <w:cantSplit/>
+        </w:trPr>
+        <w:tc>
+          <w:tcPr>
+            <w:tcW w:type="dxa" w:w="1500"/>
+            <w:shd w:fill="F5F8FC" w:val="clear"/>
+            <w:tcMar>
+              <w:top w:type="dxa" w:w="60"/>
+              <w:left w:type="dxa" w:w="100"/>
+              <w:bottom w:type="dxa" w:w="60"/>
+              <w:right w:type="dxa" w:w="100"/>
+            </w:tcMar>
+            <w:vAlign w:val="center"/>
+          </w:tcPr>
+          <w:p>
+            <w:pPr>
+              <w:jc w:val="left"/>
+            </w:pPr>
+            <w:r>
+              <w:rPr>
+                <w:sz w:val="19"/>
+                <w:szCs w:val="19"/>
+              </w:rPr>
               <w:t xml:space="preserve">Documentation</w:t>
             </w:r>
           </w:p>
@@ -15528,6 +15832,7 @@
         <w:tc>
           <w:tcPr>
             <w:tcW w:type="dxa" w:w="2400"/>
+            <w:shd w:fill="F5F8FC" w:val="clear"/>
             <w:tcMar>
               <w:top w:type="dxa" w:w="60"/>
               <w:left w:type="dxa" w:w="100"/>
@@ -15552,6 +15857,7 @@
         <w:tc>
           <w:tcPr>
             <w:tcW w:type="dxa" w:w="5600"/>
+            <w:shd w:fill="F5F8FC" w:val="clear"/>
             <w:tcMar>
               <w:top w:type="dxa" w:w="60"/>
               <w:left w:type="dxa" w:w="100"/>
@@ -22472,7 +22778,7 @@
           <w:sz w:val="21"/>
           <w:szCs w:val="21"/>
         </w:rPr>
-        <w:t xml:space="preserve"> the public schema now has Flyway migrations V1-V10; V9 adds the partitions described in §15.4 and V10 the product master described in §15.12.</w:t>
+        <w:t xml:space="preserve"> the public schema now has Flyway migrations V1-V11; V9 adds the partitions described in §15.4, V10 the product master described in §15.12 and V11 the day-count, schedule-type and schedule-parameter additions described in §15.13.</w:t>
       </w:r>
     </w:p>
     <w:p>
@@ -22623,14 +22929,14 @@
           <w:sz w:val="21"/>
           <w:szCs w:val="21"/>
         </w:rPr>
-        <w:t xml:space="preserve">§10:</w:t>
-      </w:r>
-      <w:r>
-        <w:rPr>
-          <w:sz w:val="21"/>
-          <w:szCs w:val="21"/>
-        </w:rPr>
-        <w:t xml:space="preserve"> lending-service still has no authentication; the admin console and batch admin API do (HTTP Basic).</w:t>
+        <w:t xml:space="preserve">Schedule generation (v1.0 chapters on amortization):</w:t>
+      </w:r>
+      <w:r>
+        <w:rPr>
+          <w:sz w:val="21"/>
+          <w:szCs w:val="21"/>
+        </w:rPr>
+        <w:t xml:space="preserve"> the monthly-only, always-level-EMI schedule is replaced by the engine in §15.13: five schedule types, four repayment frequencies, moratorium, and interest per instalment under the account's day count. Accounts without the new settings behave as monthly EMI.</w:t>
       </w:r>
     </w:p>
     <w:p>
@@ -22649,30 +22955,14 @@
           <w:sz w:val="21"/>
           <w:szCs w:val="21"/>
         </w:rPr>
-        <w:t xml:space="preserve">§12:</w:t>
-      </w:r>
-      <w:r>
-        <w:rPr>
-          <w:sz w:val="21"/>
-          <w:szCs w:val="21"/>
-        </w:rPr>
-        <w:t xml:space="preserve"> local compose and the Render blueprint both include the admin service.</w:t>
-      </w:r>
-    </w:p>
-    <w:p>
-      <w:pPr>
-        <w:pStyle w:val="Heading2"/>
-        <w:spacing w:after="120" w:before="280"/>
-      </w:pPr>
-      <w:r>
-        <w:rPr>
-          <w:b/>
-          <w:bCs/>
-          <w:color w:val="2E5AA8"/>
-          <w:sz w:val="25"/>
-          <w:szCs w:val="25"/>
-        </w:rPr>
-        <w:t xml:space="preserve">15.10 Remaining Gaps</w:t>
+        <w:t xml:space="preserve">§10:</w:t>
+      </w:r>
+      <w:r>
+        <w:rPr>
+          <w:sz w:val="21"/>
+          <w:szCs w:val="21"/>
+        </w:rPr>
+        <w:t xml:space="preserve"> lending-service still has no authentication; the admin console and batch admin API do (HTTP Basic).</w:t>
       </w:r>
     </w:p>
     <w:p>
@@ -22686,10 +22976,35 @@
       </w:pPr>
       <w:r>
         <w:rPr>
-          <w:sz w:val="21"/>
-          <w:szCs w:val="21"/>
-        </w:rPr>
-        <w:t xml:space="preserve">lending-service API is unauthenticated; the admin console's single shared login is a stop-gap, not an access-control model.</w:t>
+          <w:b/>
+          <w:bCs/>
+          <w:sz w:val="21"/>
+          <w:szCs w:val="21"/>
+        </w:rPr>
+        <w:t xml:space="preserve">§12:</w:t>
+      </w:r>
+      <w:r>
+        <w:rPr>
+          <w:sz w:val="21"/>
+          <w:szCs w:val="21"/>
+        </w:rPr>
+        <w:t xml:space="preserve"> local compose and the Render blueprint both include the admin service.</w:t>
+      </w:r>
+    </w:p>
+    <w:p>
+      <w:pPr>
+        <w:pStyle w:val="Heading2"/>
+        <w:spacing w:after="120" w:before="280"/>
+      </w:pPr>
+      <w:r>
+        <w:rPr>
+          <w:b/>
+          <w:bCs/>
+          <w:color w:val="2E5AA8"/>
+          <w:sz w:val="25"/>
+          <w:szCs w:val="25"/>
+        </w:rPr>
+        <w:t xml:space="preserve">15.10 Remaining Gaps</w:t>
       </w:r>
     </w:p>
     <w:p>
@@ -22706,7 +23021,7 @@
           <w:sz w:val="21"/>
           <w:szCs w:val="21"/>
         </w:rPr>
-        <w:t xml:space="preserve">The 36 batch job bodies are still stubs; the Batch page therefore shows framework executions only.</w:t>
+        <w:t xml:space="preserve">lending-service API is unauthenticated; the admin console's single shared login is a stop-gap, not an access-control model.</w:t>
       </w:r>
     </w:p>
     <w:p>
@@ -22723,7 +23038,7 @@
           <w:sz w:val="21"/>
           <w:szCs w:val="21"/>
         </w:rPr>
-        <w:t xml:space="preserve">Ledger posting is still a stub, so outbox rows can stay PENDING or FAILED.</w:t>
+        <w:t xml:space="preserve">The 36 batch job bodies are still stubs; the Batch page therefore shows framework executions only.</w:t>
       </w:r>
     </w:p>
     <w:p>
@@ -22740,7 +23055,7 @@
           <w:sz w:val="21"/>
           <w:szCs w:val="21"/>
         </w:rPr>
-        <w:t xml:space="preserve">Batch job edits have no audit trail beyond the row version, and any signed-in console user can edit.</w:t>
+        <w:t xml:space="preserve">Ledger posting is still a stub, so outbox rows can stay PENDING or FAILED.</w:t>
       </w:r>
     </w:p>
     <w:p>
@@ -22757,23 +23072,7 @@
           <w:sz w:val="21"/>
           <w:szCs w:val="21"/>
         </w:rPr>
-        <w:t xml:space="preserve">The batch service change (</w:t>
-      </w:r>
-      <w:r>
-        <w:rPr>
-          <w:rFonts w:ascii="Consolas" w:hAnsi="Consolas" w:cs="Consolas"/>
-          <w:color w:val="1F3864"/>
-          <w:sz w:val="19"/>
-          <w:szCs w:val="19"/>
-        </w:rPr>
-        <w:t xml:space="preserve">PUT /jobs/{name}</w:t>
-      </w:r>
-      <w:r>
-        <w:rPr>
-          <w:sz w:val="21"/>
-          <w:szCs w:val="21"/>
-        </w:rPr>
-        <w:t xml:space="preserve">) and the admin Configuration backend have not been compiled by Maven yet; the batch service has no automated test for the new endpoint.</w:t>
+        <w:t xml:space="preserve">Batch job edits have no audit trail beyond the row version, and any signed-in console user can edit.</w:t>
       </w:r>
     </w:p>
     <w:p>
@@ -22790,7 +23089,23 @@
           <w:sz w:val="21"/>
           <w:szCs w:val="21"/>
         </w:rPr>
-        <w:t xml:space="preserve">The admin Spring layer needs a first Maven build, test run and browser walk-through (§15.2.8).</w:t>
+        <w:t xml:space="preserve">The batch service change (</w:t>
+      </w:r>
+      <w:r>
+        <w:rPr>
+          <w:rFonts w:ascii="Consolas" w:hAnsi="Consolas" w:cs="Consolas"/>
+          <w:color w:val="1F3864"/>
+          <w:sz w:val="19"/>
+          <w:szCs w:val="19"/>
+        </w:rPr>
+        <w:t xml:space="preserve">PUT /jobs/{name}</w:t>
+      </w:r>
+      <w:r>
+        <w:rPr>
+          <w:sz w:val="21"/>
+          <w:szCs w:val="21"/>
+        </w:rPr>
+        <w:t xml:space="preserve">) and the admin Configuration backend have not been compiled by Maven yet; the batch service has no automated test for the new endpoint.</w:t>
       </w:r>
     </w:p>
     <w:p>
@@ -22807,7 +23122,7 @@
           <w:sz w:val="21"/>
           <w:szCs w:val="21"/>
         </w:rPr>
-        <w:t xml:space="preserve">Loan product changes are not audited (who changed what, and the previous values); only the row version is kept. The product API shares lending-service's lack of authentication.</w:t>
+        <w:t xml:space="preserve">The admin Spring layer needs a first Maven build, test run and browser walk-through (§15.2.8).</w:t>
       </w:r>
     </w:p>
     <w:p>
@@ -22824,71 +23139,7 @@
           <w:sz w:val="21"/>
           <w:szCs w:val="21"/>
         </w:rPr>
-        <w:t xml:space="preserve">The V10 migration, the product classes and their tests (</w:t>
-      </w:r>
-      <w:r>
-        <w:rPr>
-          <w:rFonts w:ascii="Consolas" w:hAnsi="Consolas" w:cs="Consolas"/>
-          <w:color w:val="1F3864"/>
-          <w:sz w:val="19"/>
-          <w:szCs w:val="19"/>
-        </w:rPr>
-        <w:t xml:space="preserve">AccountTermsResolverTest</w:t>
-      </w:r>
-      <w:r>
-        <w:rPr>
-          <w:sz w:val="21"/>
-          <w:szCs w:val="21"/>
-        </w:rPr>
-        <w:t xml:space="preserve">, </w:t>
-      </w:r>
-      <w:r>
-        <w:rPr>
-          <w:rFonts w:ascii="Consolas" w:hAnsi="Consolas" w:cs="Consolas"/>
-          <w:color w:val="1F3864"/>
-          <w:sz w:val="19"/>
-          <w:szCs w:val="19"/>
-        </w:rPr>
-        <w:t xml:space="preserve">LoanProductValidationTest</w:t>
-      </w:r>
-      <w:r>
-        <w:rPr>
-          <w:sz w:val="21"/>
-          <w:szCs w:val="21"/>
-        </w:rPr>
-        <w:t xml:space="preserve">, </w:t>
-      </w:r>
-      <w:r>
-        <w:rPr>
-          <w:rFonts w:ascii="Consolas" w:hAnsi="Consolas" w:cs="Consolas"/>
-          <w:color w:val="1F3864"/>
-          <w:sz w:val="19"/>
-          <w:szCs w:val="19"/>
-        </w:rPr>
-        <w:t xml:space="preserve">LoanProductServiceTest</w:t>
-      </w:r>
-      <w:r>
-        <w:rPr>
-          <w:sz w:val="21"/>
-          <w:szCs w:val="21"/>
-        </w:rPr>
-        <w:t xml:space="preserve">, </w:t>
-      </w:r>
-      <w:r>
-        <w:rPr>
-          <w:rFonts w:ascii="Consolas" w:hAnsi="Consolas" w:cs="Consolas"/>
-          <w:color w:val="1F3864"/>
-          <w:sz w:val="19"/>
-          <w:szCs w:val="19"/>
-        </w:rPr>
-        <w:t xml:space="preserve">LoanProductIntegrationTest</w:t>
-      </w:r>
-      <w:r>
-        <w:rPr>
-          <w:sz w:val="21"/>
-          <w:szCs w:val="21"/>
-        </w:rPr>
-        <w:t xml:space="preserve">) have not been compiled or run by Maven. V10 was run on PostgreSQL 16 against sample and legacy data, and the admin Products screen was exercised against a mock server.</w:t>
+        <w:t xml:space="preserve">Loan product changes are not audited (who changed what, and the previous values); only the row version is kept. The product API shares lending-service's lack of authentication.</w:t>
       </w:r>
     </w:p>
     <w:p>
@@ -22905,7 +23156,71 @@
           <w:sz w:val="21"/>
           <w:szCs w:val="21"/>
         </w:rPr>
-        <w:t xml:space="preserve">There is no event to reprice or reschedule every account of a product after a product change; this was a deliberate choice (§15.12.5).</w:t>
+        <w:t xml:space="preserve">The V10 migration, the product classes and their tests (</w:t>
+      </w:r>
+      <w:r>
+        <w:rPr>
+          <w:rFonts w:ascii="Consolas" w:hAnsi="Consolas" w:cs="Consolas"/>
+          <w:color w:val="1F3864"/>
+          <w:sz w:val="19"/>
+          <w:szCs w:val="19"/>
+        </w:rPr>
+        <w:t xml:space="preserve">AccountTermsResolverTest</w:t>
+      </w:r>
+      <w:r>
+        <w:rPr>
+          <w:sz w:val="21"/>
+          <w:szCs w:val="21"/>
+        </w:rPr>
+        <w:t xml:space="preserve">, </w:t>
+      </w:r>
+      <w:r>
+        <w:rPr>
+          <w:rFonts w:ascii="Consolas" w:hAnsi="Consolas" w:cs="Consolas"/>
+          <w:color w:val="1F3864"/>
+          <w:sz w:val="19"/>
+          <w:szCs w:val="19"/>
+        </w:rPr>
+        <w:t xml:space="preserve">LoanProductValidationTest</w:t>
+      </w:r>
+      <w:r>
+        <w:rPr>
+          <w:sz w:val="21"/>
+          <w:szCs w:val="21"/>
+        </w:rPr>
+        <w:t xml:space="preserve">, </w:t>
+      </w:r>
+      <w:r>
+        <w:rPr>
+          <w:rFonts w:ascii="Consolas" w:hAnsi="Consolas" w:cs="Consolas"/>
+          <w:color w:val="1F3864"/>
+          <w:sz w:val="19"/>
+          <w:szCs w:val="19"/>
+        </w:rPr>
+        <w:t xml:space="preserve">LoanProductServiceTest</w:t>
+      </w:r>
+      <w:r>
+        <w:rPr>
+          <w:sz w:val="21"/>
+          <w:szCs w:val="21"/>
+        </w:rPr>
+        <w:t xml:space="preserve">, </w:t>
+      </w:r>
+      <w:r>
+        <w:rPr>
+          <w:rFonts w:ascii="Consolas" w:hAnsi="Consolas" w:cs="Consolas"/>
+          <w:color w:val="1F3864"/>
+          <w:sz w:val="19"/>
+          <w:szCs w:val="19"/>
+        </w:rPr>
+        <w:t xml:space="preserve">LoanProductIntegrationTest</w:t>
+      </w:r>
+      <w:r>
+        <w:rPr>
+          <w:sz w:val="21"/>
+          <w:szCs w:val="21"/>
+        </w:rPr>
+        <w:t xml:space="preserve">) have not been compiled or run by Maven. V10 was run on PostgreSQL 16 against sample and legacy data, and the admin Products screen was exercised against a mock server.</w:t>
       </w:r>
     </w:p>
     <w:p>
@@ -22922,7 +23237,122 @@
           <w:sz w:val="21"/>
           <w:szCs w:val="21"/>
         </w:rPr>
-        <w:t xml:space="preserve">Only the EMI schedule type exists; equal-principal and interest-only schedules are not implemented.</w:t>
+        <w:t xml:space="preserve">There is no event to reprice or reschedule every account of a product after a product change; this was a deliberate choice (§15.12.5).</w:t>
+      </w:r>
+    </w:p>
+    <w:p>
+      <w:pPr>
+        <w:pStyle w:val="ListParagraph"/>
+        <w:numPr>
+          <w:ilvl w:val="0"/>
+          <w:numId w:val="1"/>
+        </w:numPr>
+        <w:spacing w:after="80" w:line="264"/>
+      </w:pPr>
+      <w:r>
+        <w:rPr>
+          <w:sz w:val="21"/>
+          <w:szCs w:val="21"/>
+        </w:rPr>
+        <w:t xml:space="preserve">V11, the schedule engine and everything built on it (</w:t>
+      </w:r>
+      <w:r>
+        <w:rPr>
+          <w:rFonts w:ascii="Consolas" w:hAnsi="Consolas" w:cs="Consolas"/>
+          <w:color w:val="1F3864"/>
+          <w:sz w:val="19"/>
+          <w:szCs w:val="19"/>
+        </w:rPr>
+        <w:t xml:space="preserve">ScheduleCalculator</w:t>
+      </w:r>
+      <w:r>
+        <w:rPr>
+          <w:sz w:val="21"/>
+          <w:szCs w:val="21"/>
+        </w:rPr>
+        <w:t xml:space="preserve">, </w:t>
+      </w:r>
+      <w:r>
+        <w:rPr>
+          <w:rFonts w:ascii="Consolas" w:hAnsi="Consolas" w:cs="Consolas"/>
+          <w:color w:val="1F3864"/>
+          <w:sz w:val="19"/>
+          <w:szCs w:val="19"/>
+        </w:rPr>
+        <w:t xml:space="preserve">DayCountCalculator</w:t>
+      </w:r>
+      <w:r>
+        <w:rPr>
+          <w:sz w:val="21"/>
+          <w:szCs w:val="21"/>
+        </w:rPr>
+        <w:t xml:space="preserve">, </w:t>
+      </w:r>
+      <w:r>
+        <w:rPr>
+          <w:rFonts w:ascii="Consolas" w:hAnsi="Consolas" w:cs="Consolas"/>
+          <w:color w:val="1F3864"/>
+          <w:sz w:val="19"/>
+          <w:szCs w:val="19"/>
+        </w:rPr>
+        <w:t xml:space="preserve">ScheduleParameterRules</w:t>
+      </w:r>
+      <w:r>
+        <w:rPr>
+          <w:sz w:val="21"/>
+          <w:szCs w:val="21"/>
+        </w:rPr>
+        <w:t xml:space="preserve">, the changed product, account and schedule services, the statement labels, the admin Products changes and the new tests) have not been compiled or run by Maven. The calculator classes were compiled with </w:t>
+      </w:r>
+      <w:r>
+        <w:rPr>
+          <w:rFonts w:ascii="Consolas" w:hAnsi="Consolas" w:cs="Consolas"/>
+          <w:color w:val="1F3864"/>
+          <w:sz w:val="19"/>
+          <w:szCs w:val="19"/>
+        </w:rPr>
+        <w:t xml:space="preserve">javac</w:t>
+      </w:r>
+      <w:r>
+        <w:rPr>
+          <w:sz w:val="21"/>
+          <w:szCs w:val="21"/>
+        </w:rPr>
+        <w:t xml:space="preserve"> and exercised directly (§15.13.10); V11 was run on PostgreSQL 16 after V1-V10 with an existing account.</w:t>
+      </w:r>
+    </w:p>
+    <w:p>
+      <w:pPr>
+        <w:pStyle w:val="ListParagraph"/>
+        <w:numPr>
+          <w:ilvl w:val="0"/>
+          <w:numId w:val="1"/>
+        </w:numPr>
+        <w:spacing w:after="80" w:line="264"/>
+      </w:pPr>
+      <w:r>
+        <w:rPr>
+          <w:sz w:val="21"/>
+          <w:szCs w:val="21"/>
+        </w:rPr>
+        <w:t xml:space="preserve">Reschedules (part-payment, rate reset) rebuild the remaining instalments from the stored account settings and the current schedule; there is no holiday calendar or business-day adjustment of due dates, and the first period of a loan is always a full period (no broken-period interest from the disbursement date).</w:t>
+      </w:r>
+    </w:p>
+    <w:p>
+      <w:pPr>
+        <w:pStyle w:val="ListParagraph"/>
+        <w:numPr>
+          <w:ilvl w:val="0"/>
+          <w:numId w:val="1"/>
+        </w:numPr>
+        <w:spacing w:after="80" w:line="264"/>
+      </w:pPr>
+      <w:r>
+        <w:rPr>
+          <w:sz w:val="21"/>
+          <w:szCs w:val="21"/>
+        </w:rPr>
+        <w:t xml:space="preserve">Part-payment keeps the number of remaining instalments (the instalment is recalculated); it cannot shorten the tenure.</w:t>
       </w:r>
     </w:p>
     <w:p>
@@ -31213,7 +31643,7 @@
                 <w:sz w:val="19"/>
                 <w:szCs w:val="19"/>
               </w:rPr>
-              <w:t xml:space="preserve">ACT_365 = 365; ACT_ACT = 365 or 366 by leap year; THIRTY_360 = 360</w:t>
+              <w:t xml:space="preserve">ACT_365 = actual days / 365; ACT_ACT = actual days / 365 or 366 by year; ACT_360 = actual days / 360; THIRTY_360 (30/360 US) and THIRTY_E_360 (30E/360) = 30-day months / 360</w:t>
             </w:r>
           </w:p>
         </w:tc>
@@ -31556,7 +31986,7 @@
                 <w:sz w:val="19"/>
                 <w:szCs w:val="19"/>
               </w:rPr>
-              <w:t xml:space="preserve">EMI</w:t>
+              <w:t xml:space="preserve">Schedule</w:t>
             </w:r>
           </w:p>
         </w:tc>
@@ -31580,7 +32010,7 @@
                 <w:sz w:val="19"/>
                 <w:szCs w:val="19"/>
               </w:rPr>
-              <w:t xml:space="preserve">EMI formula</w:t>
+              <w:t xml:space="preserve">Schedule types</w:t>
             </w:r>
           </w:p>
         </w:tc>
@@ -31604,7 +32034,7 @@
                 <w:sz w:val="19"/>
                 <w:szCs w:val="19"/>
               </w:rPr>
-              <w:t xml:space="preserve">reducing balance, monthly rest; straight-line P / n when the rate is 0; rounded to 2 decimals HALF_UP</w:t>
+              <w:t xml:space="preserve">EMI = level instalments; EQUAL_PRINCIPAL = same principal each time; INTEREST_ONLY = interest each time, all principal with the last; BALLOON = level instalments leaving balloon % for the last; STEP_UP_EMI = instalment rises by step-up % each year</w:t>
             </w:r>
           </w:p>
         </w:tc>
@@ -31634,7 +32064,7 @@
                 <w:sz w:val="19"/>
                 <w:szCs w:val="19"/>
               </w:rPr>
-              <w:t xml:space="preserve">Delinquency</w:t>
+              <w:t xml:space="preserve">Schedule</w:t>
             </w:r>
           </w:p>
         </w:tc>
@@ -31659,7 +32089,7 @@
                 <w:sz w:val="19"/>
                 <w:szCs w:val="19"/>
               </w:rPr>
-              <w:t xml:space="preserve">Classification bands (days past due)</w:t>
+              <w:t xml:space="preserve">Repayment frequency</w:t>
             </w:r>
           </w:p>
         </w:tc>
@@ -31684,7 +32114,7 @@
                 <w:sz w:val="19"/>
                 <w:szCs w:val="19"/>
               </w:rPr>
-              <w:t xml:space="preserve">0 ACTIVE; 1-30 SMA-0; 31-60 SMA-1; 61-90 SMA-2; 91-365 Substandard; 366-1095 Doubtful; over 1095 Loss</w:t>
+              <w:t xml:space="preserve">MONTHLY, QUARTERLY, HALF_YEARLY or YEARLY; tenure must be a whole number of periods; due dates are the first due date plus whole periods</w:t>
             </w:r>
           </w:p>
         </w:tc>
@@ -31713,7 +32143,7 @@
                 <w:sz w:val="19"/>
                 <w:szCs w:val="19"/>
               </w:rPr>
-              <w:t xml:space="preserve">Mortgage</w:t>
+              <w:t xml:space="preserve">Schedule</w:t>
             </w:r>
           </w:p>
         </w:tc>
@@ -31737,7 +32167,7 @@
                 <w:sz w:val="19"/>
                 <w:szCs w:val="19"/>
               </w:rPr>
-              <w:t xml:space="preserve">LTV</w:t>
+              <w:t xml:space="preserve">Moratorium</w:t>
             </w:r>
           </w:p>
         </w:tc>
@@ -31761,7 +32191,7 @@
                 <w:sz w:val="19"/>
                 <w:szCs w:val="19"/>
               </w:rPr>
-              <w:t xml:space="preserve">sanctioned amount / valuation x 100 (against the sanctioned amount, not outstanding principal)</w:t>
+              <w:t xml:space="preserve">the first N months pay interest only (not for INTEREST_ONLY); N must be a whole number of periods and leave at least one repayment instalment</w:t>
             </w:r>
           </w:p>
         </w:tc>
@@ -31791,7 +32221,7 @@
                 <w:sz w:val="19"/>
                 <w:szCs w:val="19"/>
               </w:rPr>
-              <w:t xml:space="preserve">Idempotency</w:t>
+              <w:t xml:space="preserve">Schedule</w:t>
             </w:r>
           </w:p>
         </w:tc>
@@ -31816,7 +32246,7 @@
                 <w:sz w:val="19"/>
                 <w:szCs w:val="19"/>
               </w:rPr>
-              <w:t xml:space="preserve">Create account / EMI posting / accrual</w:t>
+              <w:t xml:space="preserve">Interest per instalment</w:t>
             </w:r>
           </w:p>
         </w:tc>
@@ -31841,7 +32271,7 @@
                 <w:sz w:val="19"/>
                 <w:szCs w:val="19"/>
               </w:rPr>
-              <w:t xml:space="preserve">sanctionRefId; (accountId, Idempotency-Key); (accountId, businessDate)</w:t>
+              <w:t xml:space="preserve">outstanding x annual rate x year fraction between the due dates under the day count; the last instalment clears whatever balance is left</w:t>
             </w:r>
           </w:p>
         </w:tc>
@@ -31870,7 +32300,7 @@
                 <w:sz w:val="19"/>
                 <w:szCs w:val="19"/>
               </w:rPr>
-              <w:t xml:space="preserve">Bulk</w:t>
+              <w:t xml:space="preserve">Schedule</w:t>
             </w:r>
           </w:p>
         </w:tc>
@@ -31894,7 +32324,7 @@
                 <w:sz w:val="19"/>
                 <w:szCs w:val="19"/>
               </w:rPr>
-              <w:t xml:space="preserve">Items per bulk call</w:t>
+              <w:t xml:space="preserve">Instalment sizing</w:t>
             </w:r>
           </w:p>
         </w:tc>
@@ -31918,7 +32348,7 @@
                 <w:sz w:val="19"/>
                 <w:szCs w:val="19"/>
               </w:rPr>
-              <w:t xml:space="preserve">200 maximum</w:t>
+              <w:t xml:space="preserve">reducing balance at the average rate per period under the day count; straight-line when the rate is 0; rounded to 2 decimals HALF_UP</w:t>
             </w:r>
           </w:p>
         </w:tc>
@@ -31948,7 +32378,7 @@
                 <w:sz w:val="19"/>
                 <w:szCs w:val="19"/>
               </w:rPr>
-              <w:t xml:space="preserve">Storage</w:t>
+              <w:t xml:space="preserve">Schedule</w:t>
             </w:r>
           </w:p>
         </w:tc>
@@ -31973,7 +32403,7 @@
                 <w:sz w:val="19"/>
                 <w:szCs w:val="19"/>
               </w:rPr>
-              <w:t xml:space="preserve">Monthly partitions</w:t>
+              <w:t xml:space="preserve">Reschedule</w:t>
             </w:r>
           </w:p>
         </w:tc>
@@ -31998,7 +32428,7 @@
                 <w:sz w:val="19"/>
                 <w:szCs w:val="19"/>
               </w:rPr>
-              <w:t xml:space="preserve">interest_accrual and emi_transaction: current month + 6 ahead, created at startup and at 02:30 IST on the 1st and 15th</w:t>
+              <w:t xml:space="preserve">after a part-payment or a floating rate reset the remaining instalments are rebuilt with the same type, a running moratorium carries on, and a step-up schedule stays in its current year</w:t>
             </w:r>
           </w:p>
         </w:tc>
@@ -32027,7 +32457,7 @@
                 <w:sz w:val="19"/>
                 <w:szCs w:val="19"/>
               </w:rPr>
-              <w:t xml:space="preserve">Admin console</w:t>
+              <w:t xml:space="preserve">Delinquency</w:t>
             </w:r>
           </w:p>
         </w:tc>
@@ -32051,7 +32481,7 @@
                 <w:sz w:val="19"/>
                 <w:szCs w:val="19"/>
               </w:rPr>
-              <w:t xml:space="preserve">Overdue rule</w:t>
+              <w:t xml:space="preserve">Classification bands (days past due)</w:t>
             </w:r>
           </w:p>
         </w:tc>
@@ -32075,7 +32505,7 @@
                 <w:sz w:val="19"/>
                 <w:szCs w:val="19"/>
               </w:rPr>
-              <w:t xml:space="preserve">unpaid instalment with a due date before today in the business timezone; DPD buckets 1-30, 31-60, 61-90, 90+</w:t>
+              <w:t xml:space="preserve">0 ACTIVE; 1-30 SMA-0; 31-60 SMA-1; 61-90 SMA-2; 91-365 Substandard; 366-1095 Doubtful; over 1095 Loss</w:t>
             </w:r>
           </w:p>
         </w:tc>
@@ -32105,7 +32535,7 @@
                 <w:sz w:val="19"/>
                 <w:szCs w:val="19"/>
               </w:rPr>
-              <w:t xml:space="preserve">Admin console</w:t>
+              <w:t xml:space="preserve">Mortgage</w:t>
             </w:r>
           </w:p>
         </w:tc>
@@ -32130,7 +32560,7 @@
                 <w:sz w:val="19"/>
                 <w:szCs w:val="19"/>
               </w:rPr>
-              <w:t xml:space="preserve">Excluded from portfolio figures</w:t>
+              <w:t xml:space="preserve">LTV</w:t>
             </w:r>
           </w:p>
         </w:tc>
@@ -32155,7 +32585,7 @@
                 <w:sz w:val="19"/>
                 <w:szCs w:val="19"/>
               </w:rPr>
-              <w:t xml:space="preserve">PENDING_DISBURSEMENT, CLOSED, FORECLOSED, WRITTEN_OFF</w:t>
+              <w:t xml:space="preserve">sanctioned amount / valuation x 100 (against the sanctioned amount, not outstanding principal)</w:t>
             </w:r>
           </w:p>
         </w:tc>
@@ -32184,6 +32614,398 @@
                 <w:sz w:val="19"/>
                 <w:szCs w:val="19"/>
               </w:rPr>
+              <w:t xml:space="preserve">Idempotency</w:t>
+            </w:r>
+          </w:p>
+        </w:tc>
+        <w:tc>
+          <w:tcPr>
+            <w:tcW w:type="dxa" w:w="3200"/>
+            <w:tcMar>
+              <w:top w:type="dxa" w:w="60"/>
+              <w:left w:type="dxa" w:w="100"/>
+              <w:bottom w:type="dxa" w:w="60"/>
+              <w:right w:type="dxa" w:w="100"/>
+            </w:tcMar>
+            <w:vAlign w:val="center"/>
+          </w:tcPr>
+          <w:p>
+            <w:pPr>
+              <w:jc w:val="left"/>
+            </w:pPr>
+            <w:r>
+              <w:rPr>
+                <w:sz w:val="19"/>
+                <w:szCs w:val="19"/>
+              </w:rPr>
+              <w:t xml:space="preserve">Create account / EMI posting / accrual</w:t>
+            </w:r>
+          </w:p>
+        </w:tc>
+        <w:tc>
+          <w:tcPr>
+            <w:tcW w:type="dxa" w:w="4500"/>
+            <w:tcMar>
+              <w:top w:type="dxa" w:w="60"/>
+              <w:left w:type="dxa" w:w="100"/>
+              <w:bottom w:type="dxa" w:w="60"/>
+              <w:right w:type="dxa" w:w="100"/>
+            </w:tcMar>
+            <w:vAlign w:val="center"/>
+          </w:tcPr>
+          <w:p>
+            <w:pPr>
+              <w:jc w:val="left"/>
+            </w:pPr>
+            <w:r>
+              <w:rPr>
+                <w:sz w:val="19"/>
+                <w:szCs w:val="19"/>
+              </w:rPr>
+              <w:t xml:space="preserve">sanctionRefId; (accountId, Idempotency-Key); (accountId, businessDate)</w:t>
+            </w:r>
+          </w:p>
+        </w:tc>
+      </w:tr>
+      <w:tr>
+        <w:trPr>
+          <w:cantSplit/>
+        </w:trPr>
+        <w:tc>
+          <w:tcPr>
+            <w:tcW w:type="dxa" w:w="1800"/>
+            <w:shd w:fill="F5F8FC" w:val="clear"/>
+            <w:tcMar>
+              <w:top w:type="dxa" w:w="60"/>
+              <w:left w:type="dxa" w:w="100"/>
+              <w:bottom w:type="dxa" w:w="60"/>
+              <w:right w:type="dxa" w:w="100"/>
+            </w:tcMar>
+            <w:vAlign w:val="center"/>
+          </w:tcPr>
+          <w:p>
+            <w:pPr>
+              <w:jc w:val="left"/>
+            </w:pPr>
+            <w:r>
+              <w:rPr>
+                <w:sz w:val="19"/>
+                <w:szCs w:val="19"/>
+              </w:rPr>
+              <w:t xml:space="preserve">Bulk</w:t>
+            </w:r>
+          </w:p>
+        </w:tc>
+        <w:tc>
+          <w:tcPr>
+            <w:tcW w:type="dxa" w:w="3200"/>
+            <w:shd w:fill="F5F8FC" w:val="clear"/>
+            <w:tcMar>
+              <w:top w:type="dxa" w:w="60"/>
+              <w:left w:type="dxa" w:w="100"/>
+              <w:bottom w:type="dxa" w:w="60"/>
+              <w:right w:type="dxa" w:w="100"/>
+            </w:tcMar>
+            <w:vAlign w:val="center"/>
+          </w:tcPr>
+          <w:p>
+            <w:pPr>
+              <w:jc w:val="left"/>
+            </w:pPr>
+            <w:r>
+              <w:rPr>
+                <w:sz w:val="19"/>
+                <w:szCs w:val="19"/>
+              </w:rPr>
+              <w:t xml:space="preserve">Items per bulk call</w:t>
+            </w:r>
+          </w:p>
+        </w:tc>
+        <w:tc>
+          <w:tcPr>
+            <w:tcW w:type="dxa" w:w="4500"/>
+            <w:shd w:fill="F5F8FC" w:val="clear"/>
+            <w:tcMar>
+              <w:top w:type="dxa" w:w="60"/>
+              <w:left w:type="dxa" w:w="100"/>
+              <w:bottom w:type="dxa" w:w="60"/>
+              <w:right w:type="dxa" w:w="100"/>
+            </w:tcMar>
+            <w:vAlign w:val="center"/>
+          </w:tcPr>
+          <w:p>
+            <w:pPr>
+              <w:jc w:val="left"/>
+            </w:pPr>
+            <w:r>
+              <w:rPr>
+                <w:sz w:val="19"/>
+                <w:szCs w:val="19"/>
+              </w:rPr>
+              <w:t xml:space="preserve">200 maximum</w:t>
+            </w:r>
+          </w:p>
+        </w:tc>
+      </w:tr>
+      <w:tr>
+        <w:trPr>
+          <w:cantSplit/>
+        </w:trPr>
+        <w:tc>
+          <w:tcPr>
+            <w:tcW w:type="dxa" w:w="1800"/>
+            <w:tcMar>
+              <w:top w:type="dxa" w:w="60"/>
+              <w:left w:type="dxa" w:w="100"/>
+              <w:bottom w:type="dxa" w:w="60"/>
+              <w:right w:type="dxa" w:w="100"/>
+            </w:tcMar>
+            <w:vAlign w:val="center"/>
+          </w:tcPr>
+          <w:p>
+            <w:pPr>
+              <w:jc w:val="left"/>
+            </w:pPr>
+            <w:r>
+              <w:rPr>
+                <w:sz w:val="19"/>
+                <w:szCs w:val="19"/>
+              </w:rPr>
+              <w:t xml:space="preserve">Storage</w:t>
+            </w:r>
+          </w:p>
+        </w:tc>
+        <w:tc>
+          <w:tcPr>
+            <w:tcW w:type="dxa" w:w="3200"/>
+            <w:tcMar>
+              <w:top w:type="dxa" w:w="60"/>
+              <w:left w:type="dxa" w:w="100"/>
+              <w:bottom w:type="dxa" w:w="60"/>
+              <w:right w:type="dxa" w:w="100"/>
+            </w:tcMar>
+            <w:vAlign w:val="center"/>
+          </w:tcPr>
+          <w:p>
+            <w:pPr>
+              <w:jc w:val="left"/>
+            </w:pPr>
+            <w:r>
+              <w:rPr>
+                <w:sz w:val="19"/>
+                <w:szCs w:val="19"/>
+              </w:rPr>
+              <w:t xml:space="preserve">Monthly partitions</w:t>
+            </w:r>
+          </w:p>
+        </w:tc>
+        <w:tc>
+          <w:tcPr>
+            <w:tcW w:type="dxa" w:w="4500"/>
+            <w:tcMar>
+              <w:top w:type="dxa" w:w="60"/>
+              <w:left w:type="dxa" w:w="100"/>
+              <w:bottom w:type="dxa" w:w="60"/>
+              <w:right w:type="dxa" w:w="100"/>
+            </w:tcMar>
+            <w:vAlign w:val="center"/>
+          </w:tcPr>
+          <w:p>
+            <w:pPr>
+              <w:jc w:val="left"/>
+            </w:pPr>
+            <w:r>
+              <w:rPr>
+                <w:sz w:val="19"/>
+                <w:szCs w:val="19"/>
+              </w:rPr>
+              <w:t xml:space="preserve">interest_accrual and emi_transaction: current month + 6 ahead, created at startup and at 02:30 IST on the 1st and 15th</w:t>
+            </w:r>
+          </w:p>
+        </w:tc>
+      </w:tr>
+      <w:tr>
+        <w:trPr>
+          <w:cantSplit/>
+        </w:trPr>
+        <w:tc>
+          <w:tcPr>
+            <w:tcW w:type="dxa" w:w="1800"/>
+            <w:shd w:fill="F5F8FC" w:val="clear"/>
+            <w:tcMar>
+              <w:top w:type="dxa" w:w="60"/>
+              <w:left w:type="dxa" w:w="100"/>
+              <w:bottom w:type="dxa" w:w="60"/>
+              <w:right w:type="dxa" w:w="100"/>
+            </w:tcMar>
+            <w:vAlign w:val="center"/>
+          </w:tcPr>
+          <w:p>
+            <w:pPr>
+              <w:jc w:val="left"/>
+            </w:pPr>
+            <w:r>
+              <w:rPr>
+                <w:sz w:val="19"/>
+                <w:szCs w:val="19"/>
+              </w:rPr>
+              <w:t xml:space="preserve">Admin console</w:t>
+            </w:r>
+          </w:p>
+        </w:tc>
+        <w:tc>
+          <w:tcPr>
+            <w:tcW w:type="dxa" w:w="3200"/>
+            <w:shd w:fill="F5F8FC" w:val="clear"/>
+            <w:tcMar>
+              <w:top w:type="dxa" w:w="60"/>
+              <w:left w:type="dxa" w:w="100"/>
+              <w:bottom w:type="dxa" w:w="60"/>
+              <w:right w:type="dxa" w:w="100"/>
+            </w:tcMar>
+            <w:vAlign w:val="center"/>
+          </w:tcPr>
+          <w:p>
+            <w:pPr>
+              <w:jc w:val="left"/>
+            </w:pPr>
+            <w:r>
+              <w:rPr>
+                <w:sz w:val="19"/>
+                <w:szCs w:val="19"/>
+              </w:rPr>
+              <w:t xml:space="preserve">Overdue rule</w:t>
+            </w:r>
+          </w:p>
+        </w:tc>
+        <w:tc>
+          <w:tcPr>
+            <w:tcW w:type="dxa" w:w="4500"/>
+            <w:shd w:fill="F5F8FC" w:val="clear"/>
+            <w:tcMar>
+              <w:top w:type="dxa" w:w="60"/>
+              <w:left w:type="dxa" w:w="100"/>
+              <w:bottom w:type="dxa" w:w="60"/>
+              <w:right w:type="dxa" w:w="100"/>
+            </w:tcMar>
+            <w:vAlign w:val="center"/>
+          </w:tcPr>
+          <w:p>
+            <w:pPr>
+              <w:jc w:val="left"/>
+            </w:pPr>
+            <w:r>
+              <w:rPr>
+                <w:sz w:val="19"/>
+                <w:szCs w:val="19"/>
+              </w:rPr>
+              <w:t xml:space="preserve">unpaid instalment with a due date before today in the business timezone; DPD buckets 1-30, 31-60, 61-90, 90+</w:t>
+            </w:r>
+          </w:p>
+        </w:tc>
+      </w:tr>
+      <w:tr>
+        <w:trPr>
+          <w:cantSplit/>
+        </w:trPr>
+        <w:tc>
+          <w:tcPr>
+            <w:tcW w:type="dxa" w:w="1800"/>
+            <w:tcMar>
+              <w:top w:type="dxa" w:w="60"/>
+              <w:left w:type="dxa" w:w="100"/>
+              <w:bottom w:type="dxa" w:w="60"/>
+              <w:right w:type="dxa" w:w="100"/>
+            </w:tcMar>
+            <w:vAlign w:val="center"/>
+          </w:tcPr>
+          <w:p>
+            <w:pPr>
+              <w:jc w:val="left"/>
+            </w:pPr>
+            <w:r>
+              <w:rPr>
+                <w:sz w:val="19"/>
+                <w:szCs w:val="19"/>
+              </w:rPr>
+              <w:t xml:space="preserve">Admin console</w:t>
+            </w:r>
+          </w:p>
+        </w:tc>
+        <w:tc>
+          <w:tcPr>
+            <w:tcW w:type="dxa" w:w="3200"/>
+            <w:tcMar>
+              <w:top w:type="dxa" w:w="60"/>
+              <w:left w:type="dxa" w:w="100"/>
+              <w:bottom w:type="dxa" w:w="60"/>
+              <w:right w:type="dxa" w:w="100"/>
+            </w:tcMar>
+            <w:vAlign w:val="center"/>
+          </w:tcPr>
+          <w:p>
+            <w:pPr>
+              <w:jc w:val="left"/>
+            </w:pPr>
+            <w:r>
+              <w:rPr>
+                <w:sz w:val="19"/>
+                <w:szCs w:val="19"/>
+              </w:rPr>
+              <w:t xml:space="preserve">Excluded from portfolio figures</w:t>
+            </w:r>
+          </w:p>
+        </w:tc>
+        <w:tc>
+          <w:tcPr>
+            <w:tcW w:type="dxa" w:w="4500"/>
+            <w:tcMar>
+              <w:top w:type="dxa" w:w="60"/>
+              <w:left w:type="dxa" w:w="100"/>
+              <w:bottom w:type="dxa" w:w="60"/>
+              <w:right w:type="dxa" w:w="100"/>
+            </w:tcMar>
+            <w:vAlign w:val="center"/>
+          </w:tcPr>
+          <w:p>
+            <w:pPr>
+              <w:jc w:val="left"/>
+            </w:pPr>
+            <w:r>
+              <w:rPr>
+                <w:sz w:val="19"/>
+                <w:szCs w:val="19"/>
+              </w:rPr>
+              <w:t xml:space="preserve">PENDING_DISBURSEMENT, CLOSED, FORECLOSED, WRITTEN_OFF</w:t>
+            </w:r>
+          </w:p>
+        </w:tc>
+      </w:tr>
+      <w:tr>
+        <w:trPr>
+          <w:cantSplit/>
+        </w:trPr>
+        <w:tc>
+          <w:tcPr>
+            <w:tcW w:type="dxa" w:w="1800"/>
+            <w:shd w:fill="F5F8FC" w:val="clear"/>
+            <w:tcMar>
+              <w:top w:type="dxa" w:w="60"/>
+              <w:left w:type="dxa" w:w="100"/>
+              <w:bottom w:type="dxa" w:w="60"/>
+              <w:right w:type="dxa" w:w="100"/>
+            </w:tcMar>
+            <w:vAlign w:val="center"/>
+          </w:tcPr>
+          <w:p>
+            <w:pPr>
+              <w:jc w:val="left"/>
+            </w:pPr>
+            <w:r>
+              <w:rPr>
+                <w:sz w:val="19"/>
+                <w:szCs w:val="19"/>
+              </w:rPr>
               <w:t xml:space="preserve">Batch</w:t>
             </w:r>
           </w:p>
@@ -32191,6 +33013,7 @@
         <w:tc>
           <w:tcPr>
             <w:tcW w:type="dxa" w:w="3200"/>
+            <w:shd w:fill="F5F8FC" w:val="clear"/>
             <w:tcMar>
               <w:top w:type="dxa" w:w="60"/>
               <w:left w:type="dxa" w:w="100"/>
@@ -32215,6 +33038,7 @@
         <w:tc>
           <w:tcPr>
             <w:tcW w:type="dxa" w:w="4500"/>
+            <w:shd w:fill="F5F8FC" w:val="clear"/>
             <w:tcMar>
               <w:top w:type="dxa" w:w="60"/>
               <w:left w:type="dxa" w:w="100"/>
@@ -32831,7 +33655,7 @@
                 <w:sz w:val="19"/>
                 <w:szCs w:val="19"/>
               </w:rPr>
-              <w:t xml:space="preserve">EMI (reducing balance, equated monthly instalments). The only type implemented</w:t>
+              <w:t xml:space="preserve">EMI, EQUAL_PRINCIPAL, INTEREST_ONLY, BALLOON or STEP_UP_EMI (§15.13.3)</w:t>
             </w:r>
           </w:p>
         </w:tc>
@@ -32871,7 +33695,7 @@
                 <w:sz w:val="19"/>
                 <w:szCs w:val="19"/>
               </w:rPr>
-              <w:t xml:space="preserve">)</w:t>
+              <w:t xml:space="preserve">); cannot be overridden per account</w:t>
             </w:r>
           </w:p>
         </w:tc>
@@ -32926,7 +33750,7 @@
                 <w:sz w:val="19"/>
                 <w:szCs w:val="19"/>
               </w:rPr>
-              <w:t xml:space="preserve">ACT/365, ACT/ACT or 30/360</w:t>
+              <w:t xml:space="preserve">ACT/365, ACT/ACT, ACT/360, 30/360 (US) or 30E/360 (§15.13.2)</w:t>
             </w:r>
           </w:p>
         </w:tc>
@@ -32980,7 +33804,7 @@
                 <w:sz w:val="19"/>
                 <w:szCs w:val="19"/>
               </w:rPr>
-              <w:t xml:space="preserve">Benchmark</w:t>
+              <w:t xml:space="preserve">Repayment frequency</w:t>
             </w:r>
           </w:p>
         </w:tc>
@@ -33004,7 +33828,7 @@
                 <w:sz w:val="19"/>
                 <w:szCs w:val="19"/>
               </w:rPr>
-              <w:t xml:space="preserve">Required for FLOATING (for example REPO, MCLR_1Y); not allowed for FIXED</w:t>
+              <w:t xml:space="preserve">MONTHLY, QUARTERLY, HALF_YEARLY or YEARLY; must be one of the allowed frequencies</w:t>
             </w:r>
           </w:p>
         </w:tc>
@@ -33028,7 +33852,7 @@
                 <w:sz w:val="19"/>
                 <w:szCs w:val="19"/>
               </w:rPr>
-              <w:t xml:space="preserve">Defaulted; the request may override</w:t>
+              <w:t xml:space="preserve">Defaulted; the request may pick another allowed frequency. Tenure must be a whole number of periods</w:t>
             </w:r>
           </w:p>
         </w:tc>
@@ -33058,7 +33882,7 @@
                 <w:sz w:val="19"/>
                 <w:szCs w:val="19"/>
               </w:rPr>
-              <w:t xml:space="preserve">Default interest rate</w:t>
+              <w:t xml:space="preserve">Allowed frequencies</w:t>
             </w:r>
           </w:p>
         </w:tc>
@@ -33083,7 +33907,7 @@
                 <w:sz w:val="19"/>
                 <w:szCs w:val="19"/>
               </w:rPr>
-              <w:t xml:space="preserve">Annual %, between 0 and 99.9999; must lie inside the rate band</w:t>
+              <w:t xml:space="preserve">One or more of the four frequencies; defaults to just the default frequency</w:t>
             </w:r>
           </w:p>
         </w:tc>
@@ -33108,7 +33932,7 @@
                 <w:sz w:val="19"/>
                 <w:szCs w:val="19"/>
               </w:rPr>
-              <w:t xml:space="preserve">Used when the request gives no rate</w:t>
+              <w:t xml:space="preserve">The only frequencies an account may choose</w:t>
             </w:r>
           </w:p>
         </w:tc>
@@ -33137,7 +33961,7 @@
                 <w:sz w:val="19"/>
                 <w:szCs w:val="19"/>
               </w:rPr>
-              <w:t xml:space="preserve">Default spread</w:t>
+              <w:t xml:space="preserve">Moratorium (default / max months)</w:t>
             </w:r>
           </w:p>
         </w:tc>
@@ -33161,7 +33985,7 @@
                 <w:sz w:val="19"/>
                 <w:szCs w:val="19"/>
               </w:rPr>
-              <w:t xml:space="preserve">FLOATING only; must lie inside the spread band</w:t>
+              <w:t xml:space="preserve">0 or more; not for INTEREST_ONLY; empty maximum = no limit</w:t>
             </w:r>
           </w:p>
         </w:tc>
@@ -33185,7 +34009,7 @@
                 <w:sz w:val="19"/>
                 <w:szCs w:val="19"/>
               </w:rPr>
-              <w:t xml:space="preserve">Used when the request gives no spread</w:t>
+              <w:t xml:space="preserve">Opening months of interest-only repayment; the request may choose any value up to the maximum</w:t>
             </w:r>
           </w:p>
         </w:tc>
@@ -33215,7 +34039,7 @@
                 <w:sz w:val="19"/>
                 <w:szCs w:val="19"/>
               </w:rPr>
-              <w:t xml:space="preserve">Rate band (min / max)</w:t>
+              <w:t xml:space="preserve">Balloon % (default / max)</w:t>
             </w:r>
           </w:p>
         </w:tc>
@@ -33240,7 +34064,7 @@
                 <w:sz w:val="19"/>
                 <w:szCs w:val="19"/>
               </w:rPr>
-              <w:t xml:space="preserve">Annual %; empty = no limit</w:t>
+              <w:t xml:space="preserve">BALLOON only: above 0 and below 100; maximum below 100</w:t>
             </w:r>
           </w:p>
         </w:tc>
@@ -33265,7 +34089,7 @@
                 <w:sz w:val="19"/>
                 <w:szCs w:val="19"/>
               </w:rPr>
-              <w:t xml:space="preserve">Account rate must lie inside; also floors and caps a floating rate reset</w:t>
+              <w:t xml:space="preserve">Share of the amount lent left for the last instalment; the request may choose up to the maximum</w:t>
             </w:r>
           </w:p>
         </w:tc>
@@ -33294,7 +34118,7 @@
                 <w:sz w:val="19"/>
                 <w:szCs w:val="19"/>
               </w:rPr>
-              <w:t xml:space="preserve">Spread band (min / max)</w:t>
+              <w:t xml:space="preserve">Step-up % a year (default / max)</w:t>
             </w:r>
           </w:p>
         </w:tc>
@@ -33318,7 +34142,7 @@
                 <w:sz w:val="19"/>
                 <w:szCs w:val="19"/>
               </w:rPr>
-              <w:t xml:space="preserve">FLOATING only; empty = no limit</w:t>
+              <w:t xml:space="preserve">STEP_UP_EMI only: above 0, up to 100</w:t>
             </w:r>
           </w:p>
         </w:tc>
@@ -33342,7 +34166,7 @@
                 <w:sz w:val="19"/>
                 <w:szCs w:val="19"/>
               </w:rPr>
-              <w:t xml:space="preserve">Account spread must lie inside</w:t>
+              <w:t xml:space="preserve">Yearly rise of the instalment; the request may choose up to the maximum</w:t>
             </w:r>
           </w:p>
         </w:tc>
@@ -33372,7 +34196,7 @@
                 <w:sz w:val="19"/>
                 <w:szCs w:val="19"/>
               </w:rPr>
-              <w:t xml:space="preserve">Sanctioned amount band</w:t>
+              <w:t xml:space="preserve">Benchmark</w:t>
             </w:r>
           </w:p>
         </w:tc>
@@ -33397,7 +34221,7 @@
                 <w:sz w:val="19"/>
                 <w:szCs w:val="19"/>
               </w:rPr>
-              <w:t xml:space="preserve">Empty = no limit</w:t>
+              <w:t xml:space="preserve">Required for FLOATING (for example REPO, MCLR_1Y); not allowed for FIXED</w:t>
             </w:r>
           </w:p>
         </w:tc>
@@ -33422,7 +34246,7 @@
                 <w:sz w:val="19"/>
                 <w:szCs w:val="19"/>
               </w:rPr>
-              <w:t xml:space="preserve">Sanctioned amount must lie inside</w:t>
+              <w:t xml:space="preserve">Defaulted; the request may override</w:t>
             </w:r>
           </w:p>
         </w:tc>
@@ -33451,7 +34275,7 @@
                 <w:sz w:val="19"/>
                 <w:szCs w:val="19"/>
               </w:rPr>
-              <w:t xml:space="preserve">Tenure band (months)</w:t>
+              <w:t xml:space="preserve">Default interest rate</w:t>
             </w:r>
           </w:p>
         </w:tc>
@@ -33475,7 +34299,7 @@
                 <w:sz w:val="19"/>
                 <w:szCs w:val="19"/>
               </w:rPr>
-              <w:t xml:space="preserve">Empty = no limit</w:t>
+              <w:t xml:space="preserve">Annual %, between 0 and 99.9999; must lie inside the rate band</w:t>
             </w:r>
           </w:p>
         </w:tc>
@@ -33499,7 +34323,7 @@
                 <w:sz w:val="19"/>
                 <w:szCs w:val="19"/>
               </w:rPr>
-              <w:t xml:space="preserve">Tenure must lie inside</w:t>
+              <w:t xml:space="preserve">Used when the request gives no rate</w:t>
             </w:r>
           </w:p>
         </w:tc>
@@ -33529,7 +34353,7 @@
                 <w:sz w:val="19"/>
                 <w:szCs w:val="19"/>
               </w:rPr>
-              <w:t xml:space="preserve">Status</w:t>
+              <w:t xml:space="preserve">Default spread</w:t>
             </w:r>
           </w:p>
         </w:tc>
@@ -33554,7 +34378,7 @@
                 <w:sz w:val="19"/>
                 <w:szCs w:val="19"/>
               </w:rPr>
-              <w:t xml:space="preserve">ACTIVE or INACTIVE</w:t>
+              <w:t xml:space="preserve">FLOATING only; must lie inside the spread band</w:t>
             </w:r>
           </w:p>
         </w:tc>
@@ -33562,6 +34386,397 @@
           <w:tcPr>
             <w:tcW w:type="dxa" w:w="2900"/>
             <w:shd w:fill="F5F8FC" w:val="clear"/>
+            <w:tcMar>
+              <w:top w:type="dxa" w:w="60"/>
+              <w:left w:type="dxa" w:w="100"/>
+              <w:bottom w:type="dxa" w:w="60"/>
+              <w:right w:type="dxa" w:w="100"/>
+            </w:tcMar>
+            <w:vAlign w:val="center"/>
+          </w:tcPr>
+          <w:p>
+            <w:pPr>
+              <w:jc w:val="left"/>
+            </w:pPr>
+            <w:r>
+              <w:rPr>
+                <w:sz w:val="19"/>
+                <w:szCs w:val="19"/>
+              </w:rPr>
+              <w:t xml:space="preserve">Used when the request gives no spread</w:t>
+            </w:r>
+          </w:p>
+        </w:tc>
+      </w:tr>
+      <w:tr>
+        <w:trPr>
+          <w:cantSplit/>
+        </w:trPr>
+        <w:tc>
+          <w:tcPr>
+            <w:tcW w:type="dxa" w:w="2300"/>
+            <w:tcMar>
+              <w:top w:type="dxa" w:w="60"/>
+              <w:left w:type="dxa" w:w="100"/>
+              <w:bottom w:type="dxa" w:w="60"/>
+              <w:right w:type="dxa" w:w="100"/>
+            </w:tcMar>
+            <w:vAlign w:val="center"/>
+          </w:tcPr>
+          <w:p>
+            <w:pPr>
+              <w:jc w:val="left"/>
+            </w:pPr>
+            <w:r>
+              <w:rPr>
+                <w:sz w:val="19"/>
+                <w:szCs w:val="19"/>
+              </w:rPr>
+              <w:t xml:space="preserve">Rate band (min / max)</w:t>
+            </w:r>
+          </w:p>
+        </w:tc>
+        <w:tc>
+          <w:tcPr>
+            <w:tcW w:type="dxa" w:w="4300"/>
+            <w:tcMar>
+              <w:top w:type="dxa" w:w="60"/>
+              <w:left w:type="dxa" w:w="100"/>
+              <w:bottom w:type="dxa" w:w="60"/>
+              <w:right w:type="dxa" w:w="100"/>
+            </w:tcMar>
+            <w:vAlign w:val="center"/>
+          </w:tcPr>
+          <w:p>
+            <w:pPr>
+              <w:jc w:val="left"/>
+            </w:pPr>
+            <w:r>
+              <w:rPr>
+                <w:sz w:val="19"/>
+                <w:szCs w:val="19"/>
+              </w:rPr>
+              <w:t xml:space="preserve">Annual %; empty = no limit</w:t>
+            </w:r>
+          </w:p>
+        </w:tc>
+        <w:tc>
+          <w:tcPr>
+            <w:tcW w:type="dxa" w:w="2900"/>
+            <w:tcMar>
+              <w:top w:type="dxa" w:w="60"/>
+              <w:left w:type="dxa" w:w="100"/>
+              <w:bottom w:type="dxa" w:w="60"/>
+              <w:right w:type="dxa" w:w="100"/>
+            </w:tcMar>
+            <w:vAlign w:val="center"/>
+          </w:tcPr>
+          <w:p>
+            <w:pPr>
+              <w:jc w:val="left"/>
+            </w:pPr>
+            <w:r>
+              <w:rPr>
+                <w:sz w:val="19"/>
+                <w:szCs w:val="19"/>
+              </w:rPr>
+              <w:t xml:space="preserve">Account rate must lie inside; also floors and caps a floating rate reset</w:t>
+            </w:r>
+          </w:p>
+        </w:tc>
+      </w:tr>
+      <w:tr>
+        <w:trPr>
+          <w:cantSplit/>
+        </w:trPr>
+        <w:tc>
+          <w:tcPr>
+            <w:tcW w:type="dxa" w:w="2300"/>
+            <w:shd w:fill="F5F8FC" w:val="clear"/>
+            <w:tcMar>
+              <w:top w:type="dxa" w:w="60"/>
+              <w:left w:type="dxa" w:w="100"/>
+              <w:bottom w:type="dxa" w:w="60"/>
+              <w:right w:type="dxa" w:w="100"/>
+            </w:tcMar>
+            <w:vAlign w:val="center"/>
+          </w:tcPr>
+          <w:p>
+            <w:pPr>
+              <w:jc w:val="left"/>
+            </w:pPr>
+            <w:r>
+              <w:rPr>
+                <w:sz w:val="19"/>
+                <w:szCs w:val="19"/>
+              </w:rPr>
+              <w:t xml:space="preserve">Spread band (min / max)</w:t>
+            </w:r>
+          </w:p>
+        </w:tc>
+        <w:tc>
+          <w:tcPr>
+            <w:tcW w:type="dxa" w:w="4300"/>
+            <w:shd w:fill="F5F8FC" w:val="clear"/>
+            <w:tcMar>
+              <w:top w:type="dxa" w:w="60"/>
+              <w:left w:type="dxa" w:w="100"/>
+              <w:bottom w:type="dxa" w:w="60"/>
+              <w:right w:type="dxa" w:w="100"/>
+            </w:tcMar>
+            <w:vAlign w:val="center"/>
+          </w:tcPr>
+          <w:p>
+            <w:pPr>
+              <w:jc w:val="left"/>
+            </w:pPr>
+            <w:r>
+              <w:rPr>
+                <w:sz w:val="19"/>
+                <w:szCs w:val="19"/>
+              </w:rPr>
+              <w:t xml:space="preserve">FLOATING only; empty = no limit</w:t>
+            </w:r>
+          </w:p>
+        </w:tc>
+        <w:tc>
+          <w:tcPr>
+            <w:tcW w:type="dxa" w:w="2900"/>
+            <w:shd w:fill="F5F8FC" w:val="clear"/>
+            <w:tcMar>
+              <w:top w:type="dxa" w:w="60"/>
+              <w:left w:type="dxa" w:w="100"/>
+              <w:bottom w:type="dxa" w:w="60"/>
+              <w:right w:type="dxa" w:w="100"/>
+            </w:tcMar>
+            <w:vAlign w:val="center"/>
+          </w:tcPr>
+          <w:p>
+            <w:pPr>
+              <w:jc w:val="left"/>
+            </w:pPr>
+            <w:r>
+              <w:rPr>
+                <w:sz w:val="19"/>
+                <w:szCs w:val="19"/>
+              </w:rPr>
+              <w:t xml:space="preserve">Account spread must lie inside</w:t>
+            </w:r>
+          </w:p>
+        </w:tc>
+      </w:tr>
+      <w:tr>
+        <w:trPr>
+          <w:cantSplit/>
+        </w:trPr>
+        <w:tc>
+          <w:tcPr>
+            <w:tcW w:type="dxa" w:w="2300"/>
+            <w:tcMar>
+              <w:top w:type="dxa" w:w="60"/>
+              <w:left w:type="dxa" w:w="100"/>
+              <w:bottom w:type="dxa" w:w="60"/>
+              <w:right w:type="dxa" w:w="100"/>
+            </w:tcMar>
+            <w:vAlign w:val="center"/>
+          </w:tcPr>
+          <w:p>
+            <w:pPr>
+              <w:jc w:val="left"/>
+            </w:pPr>
+            <w:r>
+              <w:rPr>
+                <w:sz w:val="19"/>
+                <w:szCs w:val="19"/>
+              </w:rPr>
+              <w:t xml:space="preserve">Sanctioned amount band</w:t>
+            </w:r>
+          </w:p>
+        </w:tc>
+        <w:tc>
+          <w:tcPr>
+            <w:tcW w:type="dxa" w:w="4300"/>
+            <w:tcMar>
+              <w:top w:type="dxa" w:w="60"/>
+              <w:left w:type="dxa" w:w="100"/>
+              <w:bottom w:type="dxa" w:w="60"/>
+              <w:right w:type="dxa" w:w="100"/>
+            </w:tcMar>
+            <w:vAlign w:val="center"/>
+          </w:tcPr>
+          <w:p>
+            <w:pPr>
+              <w:jc w:val="left"/>
+            </w:pPr>
+            <w:r>
+              <w:rPr>
+                <w:sz w:val="19"/>
+                <w:szCs w:val="19"/>
+              </w:rPr>
+              <w:t xml:space="preserve">Empty = no limit</w:t>
+            </w:r>
+          </w:p>
+        </w:tc>
+        <w:tc>
+          <w:tcPr>
+            <w:tcW w:type="dxa" w:w="2900"/>
+            <w:tcMar>
+              <w:top w:type="dxa" w:w="60"/>
+              <w:left w:type="dxa" w:w="100"/>
+              <w:bottom w:type="dxa" w:w="60"/>
+              <w:right w:type="dxa" w:w="100"/>
+            </w:tcMar>
+            <w:vAlign w:val="center"/>
+          </w:tcPr>
+          <w:p>
+            <w:pPr>
+              <w:jc w:val="left"/>
+            </w:pPr>
+            <w:r>
+              <w:rPr>
+                <w:sz w:val="19"/>
+                <w:szCs w:val="19"/>
+              </w:rPr>
+              <w:t xml:space="preserve">Sanctioned amount must lie inside</w:t>
+            </w:r>
+          </w:p>
+        </w:tc>
+      </w:tr>
+      <w:tr>
+        <w:trPr>
+          <w:cantSplit/>
+        </w:trPr>
+        <w:tc>
+          <w:tcPr>
+            <w:tcW w:type="dxa" w:w="2300"/>
+            <w:shd w:fill="F5F8FC" w:val="clear"/>
+            <w:tcMar>
+              <w:top w:type="dxa" w:w="60"/>
+              <w:left w:type="dxa" w:w="100"/>
+              <w:bottom w:type="dxa" w:w="60"/>
+              <w:right w:type="dxa" w:w="100"/>
+            </w:tcMar>
+            <w:vAlign w:val="center"/>
+          </w:tcPr>
+          <w:p>
+            <w:pPr>
+              <w:jc w:val="left"/>
+            </w:pPr>
+            <w:r>
+              <w:rPr>
+                <w:sz w:val="19"/>
+                <w:szCs w:val="19"/>
+              </w:rPr>
+              <w:t xml:space="preserve">Tenure band (months)</w:t>
+            </w:r>
+          </w:p>
+        </w:tc>
+        <w:tc>
+          <w:tcPr>
+            <w:tcW w:type="dxa" w:w="4300"/>
+            <w:shd w:fill="F5F8FC" w:val="clear"/>
+            <w:tcMar>
+              <w:top w:type="dxa" w:w="60"/>
+              <w:left w:type="dxa" w:w="100"/>
+              <w:bottom w:type="dxa" w:w="60"/>
+              <w:right w:type="dxa" w:w="100"/>
+            </w:tcMar>
+            <w:vAlign w:val="center"/>
+          </w:tcPr>
+          <w:p>
+            <w:pPr>
+              <w:jc w:val="left"/>
+            </w:pPr>
+            <w:r>
+              <w:rPr>
+                <w:sz w:val="19"/>
+                <w:szCs w:val="19"/>
+              </w:rPr>
+              <w:t xml:space="preserve">Empty = no limit</w:t>
+            </w:r>
+          </w:p>
+        </w:tc>
+        <w:tc>
+          <w:tcPr>
+            <w:tcW w:type="dxa" w:w="2900"/>
+            <w:shd w:fill="F5F8FC" w:val="clear"/>
+            <w:tcMar>
+              <w:top w:type="dxa" w:w="60"/>
+              <w:left w:type="dxa" w:w="100"/>
+              <w:bottom w:type="dxa" w:w="60"/>
+              <w:right w:type="dxa" w:w="100"/>
+            </w:tcMar>
+            <w:vAlign w:val="center"/>
+          </w:tcPr>
+          <w:p>
+            <w:pPr>
+              <w:jc w:val="left"/>
+            </w:pPr>
+            <w:r>
+              <w:rPr>
+                <w:sz w:val="19"/>
+                <w:szCs w:val="19"/>
+              </w:rPr>
+              <w:t xml:space="preserve">Tenure must lie inside</w:t>
+            </w:r>
+          </w:p>
+        </w:tc>
+      </w:tr>
+      <w:tr>
+        <w:trPr>
+          <w:cantSplit/>
+        </w:trPr>
+        <w:tc>
+          <w:tcPr>
+            <w:tcW w:type="dxa" w:w="2300"/>
+            <w:tcMar>
+              <w:top w:type="dxa" w:w="60"/>
+              <w:left w:type="dxa" w:w="100"/>
+              <w:bottom w:type="dxa" w:w="60"/>
+              <w:right w:type="dxa" w:w="100"/>
+            </w:tcMar>
+            <w:vAlign w:val="center"/>
+          </w:tcPr>
+          <w:p>
+            <w:pPr>
+              <w:jc w:val="left"/>
+            </w:pPr>
+            <w:r>
+              <w:rPr>
+                <w:sz w:val="19"/>
+                <w:szCs w:val="19"/>
+              </w:rPr>
+              <w:t xml:space="preserve">Status</w:t>
+            </w:r>
+          </w:p>
+        </w:tc>
+        <w:tc>
+          <w:tcPr>
+            <w:tcW w:type="dxa" w:w="4300"/>
+            <w:tcMar>
+              <w:top w:type="dxa" w:w="60"/>
+              <w:left w:type="dxa" w:w="100"/>
+              <w:bottom w:type="dxa" w:w="60"/>
+              <w:right w:type="dxa" w:w="100"/>
+            </w:tcMar>
+            <w:vAlign w:val="center"/>
+          </w:tcPr>
+          <w:p>
+            <w:pPr>
+              <w:jc w:val="left"/>
+            </w:pPr>
+            <w:r>
+              <w:rPr>
+                <w:sz w:val="19"/>
+                <w:szCs w:val="19"/>
+              </w:rPr>
+              <w:t xml:space="preserve">ACTIVE or INACTIVE</w:t>
+            </w:r>
+          </w:p>
+        </w:tc>
+        <w:tc>
+          <w:tcPr>
+            <w:tcW w:type="dxa" w:w="2900"/>
             <w:tcMar>
               <w:top w:type="dxa" w:w="60"/>
               <w:left w:type="dxa" w:w="100"/>
@@ -36587,6 +37802,4811 @@
           <w:szCs w:val="21"/>
         </w:rPr>
         <w:t xml:space="preserve">Verified: V10 applied on PostgreSQL 16 to an empty schema and to a 40-account database with legacy product codes (every account linked, legacy products created); the admin product query returned all products with account counts; the Products screen was exercised against a mock server (list, edit, validation error, conflict, create).</w:t>
+      </w:r>
+    </w:p>
+    <w:p>
+      <w:pPr>
+        <w:pStyle w:val="Heading2"/>
+        <w:spacing w:after="120" w:before="280"/>
+      </w:pPr>
+      <w:r>
+        <w:rPr>
+          <w:b/>
+          <w:bCs/>
+          <w:color w:val="2E5AA8"/>
+          <w:sz w:val="25"/>
+          <w:szCs w:val="25"/>
+        </w:rPr>
+        <w:t xml:space="preserve">15.13 Day-Count Conventions, Schedule Types and Schedule Parameters (V11)</w:t>
+      </w:r>
+    </w:p>
+    <w:p>
+      <w:pPr>
+        <w:pStyle w:val="Heading3"/>
+        <w:spacing w:after="100" w:before="200"/>
+      </w:pPr>
+      <w:r>
+        <w:rPr>
+          <w:b/>
+          <w:bCs/>
+          <w:color w:val="2E5AA8"/>
+          <w:sz w:val="22"/>
+          <w:szCs w:val="22"/>
+        </w:rPr>
+        <w:t xml:space="preserve">15.13.1 What changed</w:t>
+      </w:r>
+    </w:p>
+    <w:p>
+      <w:pPr>
+        <w:spacing w:after="140" w:line="276"/>
+      </w:pPr>
+      <w:r>
+        <w:rPr>
+          <w:sz w:val="21"/>
+          <w:szCs w:val="21"/>
+        </w:rPr>
+        <w:t xml:space="preserve">Until V10 every account had one schedule: monthly, level EMI, with interest priced as annual rate / 12 whatever the account's day count, which only affected the daily accrual batch. V11 and the new schedule engine let a </w:t>
+      </w:r>
+      <w:r>
+        <w:rPr>
+          <w:b/>
+          <w:bCs/>
+          <w:sz w:val="21"/>
+          <w:szCs w:val="21"/>
+        </w:rPr>
+        <w:t xml:space="preserve">product</w:t>
+      </w:r>
+      <w:r>
+        <w:rPr>
+          <w:sz w:val="21"/>
+          <w:szCs w:val="21"/>
+        </w:rPr>
+        <w:t xml:space="preserve"> define how its loans are repaid and how interest is counted. The product holds a default for each setting and a maximum an account may choose; an account copies its values when opened, so later product edits never rewrite it.</w:t>
+      </w:r>
+    </w:p>
+    <w:p>
+      <w:pPr>
+        <w:pStyle w:val="Heading3"/>
+        <w:spacing w:after="100" w:before="200"/>
+      </w:pPr>
+      <w:r>
+        <w:rPr>
+          <w:b/>
+          <w:bCs/>
+          <w:color w:val="2E5AA8"/>
+          <w:sz w:val="22"/>
+          <w:szCs w:val="22"/>
+        </w:rPr>
+        <w:t xml:space="preserve">15.13.2 Day-count conventions</w:t>
+      </w:r>
+    </w:p>
+    <w:tbl>
+      <w:tblPr>
+        <w:tblW w:type="dxa" w:w="9500"/>
+        <w:tblBorders>
+          <w:top w:val="single" w:color="auto" w:sz="4"/>
+          <w:left w:val="single" w:color="auto" w:sz="4"/>
+          <w:bottom w:val="single" w:color="auto" w:sz="4"/>
+          <w:right w:val="single" w:color="auto" w:sz="4"/>
+          <w:insideH w:val="single" w:color="auto" w:sz="4"/>
+          <w:insideV w:val="single" w:color="auto" w:sz="4"/>
+        </w:tblBorders>
+      </w:tblPr>
+      <w:tblGrid>
+        <w:gridCol w:w="1500"/>
+        <w:gridCol w:w="1300"/>
+        <w:gridCol w:w="4500"/>
+        <w:gridCol w:w="2200"/>
+      </w:tblGrid>
+      <w:tr>
+        <w:trPr>
+          <w:tblHeader/>
+        </w:trPr>
+        <w:tc>
+          <w:tcPr>
+            <w:tcW w:type="dxa" w:w="1500"/>
+            <w:shd w:fill="1F3864" w:val="clear"/>
+            <w:tcMar>
+              <w:top w:type="dxa" w:w="60"/>
+              <w:left w:type="dxa" w:w="100"/>
+              <w:bottom w:type="dxa" w:w="60"/>
+              <w:right w:type="dxa" w:w="100"/>
+            </w:tcMar>
+            <w:vAlign w:val="center"/>
+          </w:tcPr>
+          <w:p>
+            <w:pPr>
+              <w:jc w:val="left"/>
+            </w:pPr>
+            <w:r>
+              <w:rPr>
+                <w:b/>
+                <w:bCs/>
+                <w:color w:val="FFFFFF"/>
+                <w:sz w:val="19"/>
+                <w:szCs w:val="19"/>
+              </w:rPr>
+              <w:t xml:space="preserve">Convention</w:t>
+            </w:r>
+          </w:p>
+        </w:tc>
+        <w:tc>
+          <w:tcPr>
+            <w:tcW w:type="dxa" w:w="1300"/>
+            <w:shd w:fill="1F3864" w:val="clear"/>
+            <w:tcMar>
+              <w:top w:type="dxa" w:w="60"/>
+              <w:left w:type="dxa" w:w="100"/>
+              <w:bottom w:type="dxa" w:w="60"/>
+              <w:right w:type="dxa" w:w="100"/>
+            </w:tcMar>
+            <w:vAlign w:val="center"/>
+          </w:tcPr>
+          <w:p>
+            <w:pPr>
+              <w:jc w:val="left"/>
+            </w:pPr>
+            <w:r>
+              <w:rPr>
+                <w:b/>
+                <w:bCs/>
+                <w:color w:val="FFFFFF"/>
+                <w:sz w:val="19"/>
+                <w:szCs w:val="19"/>
+              </w:rPr>
+              <w:t xml:space="preserve">Stored as</w:t>
+            </w:r>
+          </w:p>
+        </w:tc>
+        <w:tc>
+          <w:tcPr>
+            <w:tcW w:type="dxa" w:w="4500"/>
+            <w:shd w:fill="1F3864" w:val="clear"/>
+            <w:tcMar>
+              <w:top w:type="dxa" w:w="60"/>
+              <w:left w:type="dxa" w:w="100"/>
+              <w:bottom w:type="dxa" w:w="60"/>
+              <w:right w:type="dxa" w:w="100"/>
+            </w:tcMar>
+            <w:vAlign w:val="center"/>
+          </w:tcPr>
+          <w:p>
+            <w:pPr>
+              <w:jc w:val="left"/>
+            </w:pPr>
+            <w:r>
+              <w:rPr>
+                <w:b/>
+                <w:bCs/>
+                <w:color w:val="FFFFFF"/>
+                <w:sz w:val="19"/>
+                <w:szCs w:val="19"/>
+              </w:rPr>
+              <w:t xml:space="preserve">Interest for one instalment period</w:t>
+            </w:r>
+          </w:p>
+        </w:tc>
+        <w:tc>
+          <w:tcPr>
+            <w:tcW w:type="dxa" w:w="2200"/>
+            <w:shd w:fill="1F3864" w:val="clear"/>
+            <w:tcMar>
+              <w:top w:type="dxa" w:w="60"/>
+              <w:left w:type="dxa" w:w="100"/>
+              <w:bottom w:type="dxa" w:w="60"/>
+              <w:right w:type="dxa" w:w="100"/>
+            </w:tcMar>
+            <w:vAlign w:val="center"/>
+          </w:tcPr>
+          <w:p>
+            <w:pPr>
+              <w:jc w:val="left"/>
+            </w:pPr>
+            <w:r>
+              <w:rPr>
+                <w:b/>
+                <w:bCs/>
+                <w:color w:val="FFFFFF"/>
+                <w:sz w:val="19"/>
+                <w:szCs w:val="19"/>
+              </w:rPr>
+              <w:t xml:space="preserve">Daily accrual basis</w:t>
+            </w:r>
+          </w:p>
+        </w:tc>
+      </w:tr>
+      <w:tr>
+        <w:trPr>
+          <w:cantSplit/>
+        </w:trPr>
+        <w:tc>
+          <w:tcPr>
+            <w:tcW w:type="dxa" w:w="1500"/>
+            <w:tcMar>
+              <w:top w:type="dxa" w:w="60"/>
+              <w:left w:type="dxa" w:w="100"/>
+              <w:bottom w:type="dxa" w:w="60"/>
+              <w:right w:type="dxa" w:w="100"/>
+            </w:tcMar>
+            <w:vAlign w:val="center"/>
+          </w:tcPr>
+          <w:p>
+            <w:pPr>
+              <w:jc w:val="left"/>
+            </w:pPr>
+            <w:r>
+              <w:rPr>
+                <w:sz w:val="19"/>
+                <w:szCs w:val="19"/>
+              </w:rPr>
+              <w:t xml:space="preserve">ACT_365</w:t>
+            </w:r>
+          </w:p>
+        </w:tc>
+        <w:tc>
+          <w:tcPr>
+            <w:tcW w:type="dxa" w:w="1300"/>
+            <w:tcMar>
+              <w:top w:type="dxa" w:w="60"/>
+              <w:left w:type="dxa" w:w="100"/>
+              <w:bottom w:type="dxa" w:w="60"/>
+              <w:right w:type="dxa" w:w="100"/>
+            </w:tcMar>
+            <w:vAlign w:val="center"/>
+          </w:tcPr>
+          <w:p>
+            <w:pPr>
+              <w:jc w:val="left"/>
+            </w:pPr>
+            <w:r>
+              <w:rPr>
+                <w:sz w:val="19"/>
+                <w:szCs w:val="19"/>
+              </w:rPr>
+              <w:t xml:space="preserve">ACT/365</w:t>
+            </w:r>
+          </w:p>
+        </w:tc>
+        <w:tc>
+          <w:tcPr>
+            <w:tcW w:type="dxa" w:w="4500"/>
+            <w:tcMar>
+              <w:top w:type="dxa" w:w="60"/>
+              <w:left w:type="dxa" w:w="100"/>
+              <w:bottom w:type="dxa" w:w="60"/>
+              <w:right w:type="dxa" w:w="100"/>
+            </w:tcMar>
+            <w:vAlign w:val="center"/>
+          </w:tcPr>
+          <w:p>
+            <w:pPr>
+              <w:jc w:val="left"/>
+            </w:pPr>
+            <w:r>
+              <w:rPr>
+                <w:sz w:val="19"/>
+                <w:szCs w:val="19"/>
+              </w:rPr>
+              <w:t xml:space="preserve">Actual days / 365</w:t>
+            </w:r>
+          </w:p>
+        </w:tc>
+        <w:tc>
+          <w:tcPr>
+            <w:tcW w:type="dxa" w:w="2200"/>
+            <w:tcMar>
+              <w:top w:type="dxa" w:w="60"/>
+              <w:left w:type="dxa" w:w="100"/>
+              <w:bottom w:type="dxa" w:w="60"/>
+              <w:right w:type="dxa" w:w="100"/>
+            </w:tcMar>
+            <w:vAlign w:val="center"/>
+          </w:tcPr>
+          <w:p>
+            <w:pPr>
+              <w:jc w:val="left"/>
+            </w:pPr>
+            <w:r>
+              <w:rPr>
+                <w:sz w:val="19"/>
+                <w:szCs w:val="19"/>
+              </w:rPr>
+              <w:t xml:space="preserve">365</w:t>
+            </w:r>
+          </w:p>
+        </w:tc>
+      </w:tr>
+      <w:tr>
+        <w:trPr>
+          <w:cantSplit/>
+        </w:trPr>
+        <w:tc>
+          <w:tcPr>
+            <w:tcW w:type="dxa" w:w="1500"/>
+            <w:shd w:fill="F5F8FC" w:val="clear"/>
+            <w:tcMar>
+              <w:top w:type="dxa" w:w="60"/>
+              <w:left w:type="dxa" w:w="100"/>
+              <w:bottom w:type="dxa" w:w="60"/>
+              <w:right w:type="dxa" w:w="100"/>
+            </w:tcMar>
+            <w:vAlign w:val="center"/>
+          </w:tcPr>
+          <w:p>
+            <w:pPr>
+              <w:jc w:val="left"/>
+            </w:pPr>
+            <w:r>
+              <w:rPr>
+                <w:sz w:val="19"/>
+                <w:szCs w:val="19"/>
+              </w:rPr>
+              <w:t xml:space="preserve">ACT_ACT</w:t>
+            </w:r>
+          </w:p>
+        </w:tc>
+        <w:tc>
+          <w:tcPr>
+            <w:tcW w:type="dxa" w:w="1300"/>
+            <w:shd w:fill="F5F8FC" w:val="clear"/>
+            <w:tcMar>
+              <w:top w:type="dxa" w:w="60"/>
+              <w:left w:type="dxa" w:w="100"/>
+              <w:bottom w:type="dxa" w:w="60"/>
+              <w:right w:type="dxa" w:w="100"/>
+            </w:tcMar>
+            <w:vAlign w:val="center"/>
+          </w:tcPr>
+          <w:p>
+            <w:pPr>
+              <w:jc w:val="left"/>
+            </w:pPr>
+            <w:r>
+              <w:rPr>
+                <w:sz w:val="19"/>
+                <w:szCs w:val="19"/>
+              </w:rPr>
+              <w:t xml:space="preserve">ACT/ACT</w:t>
+            </w:r>
+          </w:p>
+        </w:tc>
+        <w:tc>
+          <w:tcPr>
+            <w:tcW w:type="dxa" w:w="4500"/>
+            <w:shd w:fill="F5F8FC" w:val="clear"/>
+            <w:tcMar>
+              <w:top w:type="dxa" w:w="60"/>
+              <w:left w:type="dxa" w:w="100"/>
+              <w:bottom w:type="dxa" w:w="60"/>
+              <w:right w:type="dxa" w:w="100"/>
+            </w:tcMar>
+            <w:vAlign w:val="center"/>
+          </w:tcPr>
+          <w:p>
+            <w:pPr>
+              <w:jc w:val="left"/>
+            </w:pPr>
+            <w:r>
+              <w:rPr>
+                <w:sz w:val="19"/>
+                <w:szCs w:val="19"/>
+              </w:rPr>
+              <w:t xml:space="preserve">Actual days, each calendar year's days divided by that year's length (365 or 366)</w:t>
+            </w:r>
+          </w:p>
+        </w:tc>
+        <w:tc>
+          <w:tcPr>
+            <w:tcW w:type="dxa" w:w="2200"/>
+            <w:shd w:fill="F5F8FC" w:val="clear"/>
+            <w:tcMar>
+              <w:top w:type="dxa" w:w="60"/>
+              <w:left w:type="dxa" w:w="100"/>
+              <w:bottom w:type="dxa" w:w="60"/>
+              <w:right w:type="dxa" w:w="100"/>
+            </w:tcMar>
+            <w:vAlign w:val="center"/>
+          </w:tcPr>
+          <w:p>
+            <w:pPr>
+              <w:jc w:val="left"/>
+            </w:pPr>
+            <w:r>
+              <w:rPr>
+                <w:sz w:val="19"/>
+                <w:szCs w:val="19"/>
+              </w:rPr>
+              <w:t xml:space="preserve">365 or 366 by year</w:t>
+            </w:r>
+          </w:p>
+        </w:tc>
+      </w:tr>
+      <w:tr>
+        <w:trPr>
+          <w:cantSplit/>
+        </w:trPr>
+        <w:tc>
+          <w:tcPr>
+            <w:tcW w:type="dxa" w:w="1500"/>
+            <w:tcMar>
+              <w:top w:type="dxa" w:w="60"/>
+              <w:left w:type="dxa" w:w="100"/>
+              <w:bottom w:type="dxa" w:w="60"/>
+              <w:right w:type="dxa" w:w="100"/>
+            </w:tcMar>
+            <w:vAlign w:val="center"/>
+          </w:tcPr>
+          <w:p>
+            <w:pPr>
+              <w:jc w:val="left"/>
+            </w:pPr>
+            <w:r>
+              <w:rPr>
+                <w:sz w:val="19"/>
+                <w:szCs w:val="19"/>
+              </w:rPr>
+              <w:t xml:space="preserve">ACT_360</w:t>
+            </w:r>
+          </w:p>
+        </w:tc>
+        <w:tc>
+          <w:tcPr>
+            <w:tcW w:type="dxa" w:w="1300"/>
+            <w:tcMar>
+              <w:top w:type="dxa" w:w="60"/>
+              <w:left w:type="dxa" w:w="100"/>
+              <w:bottom w:type="dxa" w:w="60"/>
+              <w:right w:type="dxa" w:w="100"/>
+            </w:tcMar>
+            <w:vAlign w:val="center"/>
+          </w:tcPr>
+          <w:p>
+            <w:pPr>
+              <w:jc w:val="left"/>
+            </w:pPr>
+            <w:r>
+              <w:rPr>
+                <w:sz w:val="19"/>
+                <w:szCs w:val="19"/>
+              </w:rPr>
+              <w:t xml:space="preserve">ACT/360</w:t>
+            </w:r>
+          </w:p>
+        </w:tc>
+        <w:tc>
+          <w:tcPr>
+            <w:tcW w:type="dxa" w:w="4500"/>
+            <w:tcMar>
+              <w:top w:type="dxa" w:w="60"/>
+              <w:left w:type="dxa" w:w="100"/>
+              <w:bottom w:type="dxa" w:w="60"/>
+              <w:right w:type="dxa" w:w="100"/>
+            </w:tcMar>
+            <w:vAlign w:val="center"/>
+          </w:tcPr>
+          <w:p>
+            <w:pPr>
+              <w:jc w:val="left"/>
+            </w:pPr>
+            <w:r>
+              <w:rPr>
+                <w:sz w:val="19"/>
+                <w:szCs w:val="19"/>
+              </w:rPr>
+              <w:t xml:space="preserve">Actual days / 360</w:t>
+            </w:r>
+          </w:p>
+        </w:tc>
+        <w:tc>
+          <w:tcPr>
+            <w:tcW w:type="dxa" w:w="2200"/>
+            <w:tcMar>
+              <w:top w:type="dxa" w:w="60"/>
+              <w:left w:type="dxa" w:w="100"/>
+              <w:bottom w:type="dxa" w:w="60"/>
+              <w:right w:type="dxa" w:w="100"/>
+            </w:tcMar>
+            <w:vAlign w:val="center"/>
+          </w:tcPr>
+          <w:p>
+            <w:pPr>
+              <w:jc w:val="left"/>
+            </w:pPr>
+            <w:r>
+              <w:rPr>
+                <w:sz w:val="19"/>
+                <w:szCs w:val="19"/>
+              </w:rPr>
+              <w:t xml:space="preserve">360</w:t>
+            </w:r>
+          </w:p>
+        </w:tc>
+      </w:tr>
+      <w:tr>
+        <w:trPr>
+          <w:cantSplit/>
+        </w:trPr>
+        <w:tc>
+          <w:tcPr>
+            <w:tcW w:type="dxa" w:w="1500"/>
+            <w:shd w:fill="F5F8FC" w:val="clear"/>
+            <w:tcMar>
+              <w:top w:type="dxa" w:w="60"/>
+              <w:left w:type="dxa" w:w="100"/>
+              <w:bottom w:type="dxa" w:w="60"/>
+              <w:right w:type="dxa" w:w="100"/>
+            </w:tcMar>
+            <w:vAlign w:val="center"/>
+          </w:tcPr>
+          <w:p>
+            <w:pPr>
+              <w:jc w:val="left"/>
+            </w:pPr>
+            <w:r>
+              <w:rPr>
+                <w:sz w:val="19"/>
+                <w:szCs w:val="19"/>
+              </w:rPr>
+              <w:t xml:space="preserve">THIRTY_360</w:t>
+            </w:r>
+          </w:p>
+        </w:tc>
+        <w:tc>
+          <w:tcPr>
+            <w:tcW w:type="dxa" w:w="1300"/>
+            <w:shd w:fill="F5F8FC" w:val="clear"/>
+            <w:tcMar>
+              <w:top w:type="dxa" w:w="60"/>
+              <w:left w:type="dxa" w:w="100"/>
+              <w:bottom w:type="dxa" w:w="60"/>
+              <w:right w:type="dxa" w:w="100"/>
+            </w:tcMar>
+            <w:vAlign w:val="center"/>
+          </w:tcPr>
+          <w:p>
+            <w:pPr>
+              <w:jc w:val="left"/>
+            </w:pPr>
+            <w:r>
+              <w:rPr>
+                <w:sz w:val="19"/>
+                <w:szCs w:val="19"/>
+              </w:rPr>
+              <w:t xml:space="preserve">30/360</w:t>
+            </w:r>
+          </w:p>
+        </w:tc>
+        <w:tc>
+          <w:tcPr>
+            <w:tcW w:type="dxa" w:w="4500"/>
+            <w:shd w:fill="F5F8FC" w:val="clear"/>
+            <w:tcMar>
+              <w:top w:type="dxa" w:w="60"/>
+              <w:left w:type="dxa" w:w="100"/>
+              <w:bottom w:type="dxa" w:w="60"/>
+              <w:right w:type="dxa" w:w="100"/>
+            </w:tcMar>
+            <w:vAlign w:val="center"/>
+          </w:tcPr>
+          <w:p>
+            <w:pPr>
+              <w:jc w:val="left"/>
+            </w:pPr>
+            <w:r>
+              <w:rPr>
+                <w:sz w:val="19"/>
+                <w:szCs w:val="19"/>
+              </w:rPr>
+              <w:t xml:space="preserve">30/360 US (bond basis): 31st counts as 30th when the start day is 30 or 31; end-of-February rules apply</w:t>
+            </w:r>
+          </w:p>
+        </w:tc>
+        <w:tc>
+          <w:tcPr>
+            <w:tcW w:type="dxa" w:w="2200"/>
+            <w:shd w:fill="F5F8FC" w:val="clear"/>
+            <w:tcMar>
+              <w:top w:type="dxa" w:w="60"/>
+              <w:left w:type="dxa" w:w="100"/>
+              <w:bottom w:type="dxa" w:w="60"/>
+              <w:right w:type="dxa" w:w="100"/>
+            </w:tcMar>
+            <w:vAlign w:val="center"/>
+          </w:tcPr>
+          <w:p>
+            <w:pPr>
+              <w:jc w:val="left"/>
+            </w:pPr>
+            <w:r>
+              <w:rPr>
+                <w:sz w:val="19"/>
+                <w:szCs w:val="19"/>
+              </w:rPr>
+              <w:t xml:space="preserve">360</w:t>
+            </w:r>
+          </w:p>
+        </w:tc>
+      </w:tr>
+      <w:tr>
+        <w:trPr>
+          <w:cantSplit/>
+        </w:trPr>
+        <w:tc>
+          <w:tcPr>
+            <w:tcW w:type="dxa" w:w="1500"/>
+            <w:tcMar>
+              <w:top w:type="dxa" w:w="60"/>
+              <w:left w:type="dxa" w:w="100"/>
+              <w:bottom w:type="dxa" w:w="60"/>
+              <w:right w:type="dxa" w:w="100"/>
+            </w:tcMar>
+            <w:vAlign w:val="center"/>
+          </w:tcPr>
+          <w:p>
+            <w:pPr>
+              <w:jc w:val="left"/>
+            </w:pPr>
+            <w:r>
+              <w:rPr>
+                <w:sz w:val="19"/>
+                <w:szCs w:val="19"/>
+              </w:rPr>
+              <w:t xml:space="preserve">THIRTY_E_360</w:t>
+            </w:r>
+          </w:p>
+        </w:tc>
+        <w:tc>
+          <w:tcPr>
+            <w:tcW w:type="dxa" w:w="1300"/>
+            <w:tcMar>
+              <w:top w:type="dxa" w:w="60"/>
+              <w:left w:type="dxa" w:w="100"/>
+              <w:bottom w:type="dxa" w:w="60"/>
+              <w:right w:type="dxa" w:w="100"/>
+            </w:tcMar>
+            <w:vAlign w:val="center"/>
+          </w:tcPr>
+          <w:p>
+            <w:pPr>
+              <w:jc w:val="left"/>
+            </w:pPr>
+            <w:r>
+              <w:rPr>
+                <w:sz w:val="19"/>
+                <w:szCs w:val="19"/>
+              </w:rPr>
+              <w:t xml:space="preserve">30E/360</w:t>
+            </w:r>
+          </w:p>
+        </w:tc>
+        <w:tc>
+          <w:tcPr>
+            <w:tcW w:type="dxa" w:w="4500"/>
+            <w:tcMar>
+              <w:top w:type="dxa" w:w="60"/>
+              <w:left w:type="dxa" w:w="100"/>
+              <w:bottom w:type="dxa" w:w="60"/>
+              <w:right w:type="dxa" w:w="100"/>
+            </w:tcMar>
+            <w:vAlign w:val="center"/>
+          </w:tcPr>
+          <w:p>
+            <w:pPr>
+              <w:jc w:val="left"/>
+            </w:pPr>
+            <w:r>
+              <w:rPr>
+                <w:sz w:val="19"/>
+                <w:szCs w:val="19"/>
+              </w:rPr>
+              <w:t xml:space="preserve">30E/360 (Eurobond basis): every 31st counts as the 30th</w:t>
+            </w:r>
+          </w:p>
+        </w:tc>
+        <w:tc>
+          <w:tcPr>
+            <w:tcW w:type="dxa" w:w="2200"/>
+            <w:tcMar>
+              <w:top w:type="dxa" w:w="60"/>
+              <w:left w:type="dxa" w:w="100"/>
+              <w:bottom w:type="dxa" w:w="60"/>
+              <w:right w:type="dxa" w:w="100"/>
+            </w:tcMar>
+            <w:vAlign w:val="center"/>
+          </w:tcPr>
+          <w:p>
+            <w:pPr>
+              <w:jc w:val="left"/>
+            </w:pPr>
+            <w:r>
+              <w:rPr>
+                <w:sz w:val="19"/>
+                <w:szCs w:val="19"/>
+              </w:rPr>
+              <w:t xml:space="preserve">360</w:t>
+            </w:r>
+          </w:p>
+        </w:tc>
+      </w:tr>
+    </w:tbl>
+    <w:p>
+      <w:pPr>
+        <w:spacing w:after="120"/>
+      </w:pPr>
+    </w:p>
+    <w:p>
+      <w:pPr>
+        <w:spacing w:after="140" w:line="276"/>
+      </w:pPr>
+      <w:r>
+        <w:rPr>
+          <w:sz w:val="21"/>
+          <w:szCs w:val="21"/>
+        </w:rPr>
+        <w:t xml:space="preserve">Period interest is </w:t>
+      </w:r>
+      <w:r>
+        <w:rPr>
+          <w:rFonts w:ascii="Consolas" w:hAnsi="Consolas" w:cs="Consolas"/>
+          <w:color w:val="1F3864"/>
+          <w:sz w:val="19"/>
+          <w:szCs w:val="19"/>
+        </w:rPr>
+        <w:t xml:space="preserve">outstanding x annual rate x year fraction(period start, due date)</w:t>
+      </w:r>
+      <w:r>
+        <w:rPr>
+          <w:sz w:val="21"/>
+          <w:szCs w:val="21"/>
+        </w:rPr>
+        <w:t xml:space="preserve">, rounded to 2 decimals. The year fraction is computed by </w:t>
+      </w:r>
+      <w:r>
+        <w:rPr>
+          <w:rFonts w:ascii="Consolas" w:hAnsi="Consolas" w:cs="Consolas"/>
+          <w:color w:val="1F3864"/>
+          <w:sz w:val="19"/>
+          <w:szCs w:val="19"/>
+        </w:rPr>
+        <w:t xml:space="preserve">DayCountCalculator.yearFraction</w:t>
+      </w:r>
+      <w:r>
+        <w:rPr>
+          <w:sz w:val="21"/>
+          <w:szCs w:val="21"/>
+        </w:rPr>
+        <w:t xml:space="preserve">. The </w:t>
+      </w:r>
+      <w:r>
+        <w:rPr>
+          <w:b/>
+          <w:bCs/>
+          <w:sz w:val="21"/>
+          <w:szCs w:val="21"/>
+        </w:rPr>
+        <w:t xml:space="preserve">daily</w:t>
+      </w:r>
+      <w:r>
+        <w:rPr>
+          <w:sz w:val="21"/>
+          <w:szCs w:val="21"/>
+        </w:rPr>
+        <w:t xml:space="preserve"> accrual job still accrues one day at a time; a single day has no 30/360 date pair, so the three 360-day conventions accrue </w:t>
+      </w:r>
+      <w:r>
+        <w:rPr>
+          <w:rFonts w:ascii="Consolas" w:hAnsi="Consolas" w:cs="Consolas"/>
+          <w:color w:val="1F3864"/>
+          <w:sz w:val="19"/>
+          <w:szCs w:val="19"/>
+        </w:rPr>
+        <w:t xml:space="preserve">rate / 360</w:t>
+      </w:r>
+      <w:r>
+        <w:rPr>
+          <w:sz w:val="21"/>
+          <w:szCs w:val="21"/>
+        </w:rPr>
+        <w:t xml:space="preserve"> a day there.</w:t>
+      </w:r>
+    </w:p>
+    <w:p>
+      <w:pPr>
+        <w:pStyle w:val="Heading3"/>
+        <w:spacing w:after="100" w:before="200"/>
+      </w:pPr>
+      <w:r>
+        <w:rPr>
+          <w:b/>
+          <w:bCs/>
+          <w:color w:val="2E5AA8"/>
+          <w:sz w:val="22"/>
+          <w:szCs w:val="22"/>
+        </w:rPr>
+        <w:t xml:space="preserve">15.13.3 Schedule types</w:t>
+      </w:r>
+    </w:p>
+    <w:tbl>
+      <w:tblPr>
+        <w:tblW w:type="dxa" w:w="9500"/>
+        <w:tblBorders>
+          <w:top w:val="single" w:color="auto" w:sz="4"/>
+          <w:left w:val="single" w:color="auto" w:sz="4"/>
+          <w:bottom w:val="single" w:color="auto" w:sz="4"/>
+          <w:right w:val="single" w:color="auto" w:sz="4"/>
+          <w:insideH w:val="single" w:color="auto" w:sz="4"/>
+          <w:insideV w:val="single" w:color="auto" w:sz="4"/>
+        </w:tblBorders>
+      </w:tblPr>
+      <w:tblGrid>
+        <w:gridCol w:w="1800"/>
+        <w:gridCol w:w="5100"/>
+        <w:gridCol w:w="2600"/>
+      </w:tblGrid>
+      <w:tr>
+        <w:trPr>
+          <w:tblHeader/>
+        </w:trPr>
+        <w:tc>
+          <w:tcPr>
+            <w:tcW w:type="dxa" w:w="1800"/>
+            <w:shd w:fill="1F3864" w:val="clear"/>
+            <w:tcMar>
+              <w:top w:type="dxa" w:w="60"/>
+              <w:left w:type="dxa" w:w="100"/>
+              <w:bottom w:type="dxa" w:w="60"/>
+              <w:right w:type="dxa" w:w="100"/>
+            </w:tcMar>
+            <w:vAlign w:val="center"/>
+          </w:tcPr>
+          <w:p>
+            <w:pPr>
+              <w:jc w:val="left"/>
+            </w:pPr>
+            <w:r>
+              <w:rPr>
+                <w:b/>
+                <w:bCs/>
+                <w:color w:val="FFFFFF"/>
+                <w:sz w:val="19"/>
+                <w:szCs w:val="19"/>
+              </w:rPr>
+              <w:t xml:space="preserve">Schedule type</w:t>
+            </w:r>
+          </w:p>
+        </w:tc>
+        <w:tc>
+          <w:tcPr>
+            <w:tcW w:type="dxa" w:w="5100"/>
+            <w:shd w:fill="1F3864" w:val="clear"/>
+            <w:tcMar>
+              <w:top w:type="dxa" w:w="60"/>
+              <w:left w:type="dxa" w:w="100"/>
+              <w:bottom w:type="dxa" w:w="60"/>
+              <w:right w:type="dxa" w:w="100"/>
+            </w:tcMar>
+            <w:vAlign w:val="center"/>
+          </w:tcPr>
+          <w:p>
+            <w:pPr>
+              <w:jc w:val="left"/>
+            </w:pPr>
+            <w:r>
+              <w:rPr>
+                <w:b/>
+                <w:bCs/>
+                <w:color w:val="FFFFFF"/>
+                <w:sz w:val="19"/>
+                <w:szCs w:val="19"/>
+              </w:rPr>
+              <w:t xml:space="preserve">How the instalments are set</w:t>
+            </w:r>
+          </w:p>
+        </w:tc>
+        <w:tc>
+          <w:tcPr>
+            <w:tcW w:type="dxa" w:w="2600"/>
+            <w:shd w:fill="1F3864" w:val="clear"/>
+            <w:tcMar>
+              <w:top w:type="dxa" w:w="60"/>
+              <w:left w:type="dxa" w:w="100"/>
+              <w:bottom w:type="dxa" w:w="60"/>
+              <w:right w:type="dxa" w:w="100"/>
+            </w:tcMar>
+            <w:vAlign w:val="center"/>
+          </w:tcPr>
+          <w:p>
+            <w:pPr>
+              <w:jc w:val="left"/>
+            </w:pPr>
+            <w:r>
+              <w:rPr>
+                <w:b/>
+                <w:bCs/>
+                <w:color w:val="FFFFFF"/>
+                <w:sz w:val="19"/>
+                <w:szCs w:val="19"/>
+              </w:rPr>
+              <w:t xml:space="preserve">Headline instalment (`emi_amount`)</w:t>
+            </w:r>
+          </w:p>
+        </w:tc>
+      </w:tr>
+      <w:tr>
+        <w:trPr>
+          <w:cantSplit/>
+        </w:trPr>
+        <w:tc>
+          <w:tcPr>
+            <w:tcW w:type="dxa" w:w="1800"/>
+            <w:tcMar>
+              <w:top w:type="dxa" w:w="60"/>
+              <w:left w:type="dxa" w:w="100"/>
+              <w:bottom w:type="dxa" w:w="60"/>
+              <w:right w:type="dxa" w:w="100"/>
+            </w:tcMar>
+            <w:vAlign w:val="center"/>
+          </w:tcPr>
+          <w:p>
+            <w:pPr>
+              <w:jc w:val="left"/>
+            </w:pPr>
+            <w:r>
+              <w:rPr>
+                <w:sz w:val="19"/>
+                <w:szCs w:val="19"/>
+              </w:rPr>
+              <w:t xml:space="preserve">EMI</w:t>
+            </w:r>
+          </w:p>
+        </w:tc>
+        <w:tc>
+          <w:tcPr>
+            <w:tcW w:type="dxa" w:w="5100"/>
+            <w:tcMar>
+              <w:top w:type="dxa" w:w="60"/>
+              <w:left w:type="dxa" w:w="100"/>
+              <w:bottom w:type="dxa" w:w="60"/>
+              <w:right w:type="dxa" w:w="100"/>
+            </w:tcMar>
+            <w:vAlign w:val="center"/>
+          </w:tcPr>
+          <w:p>
+            <w:pPr>
+              <w:jc w:val="left"/>
+            </w:pPr>
+            <w:r>
+              <w:rPr>
+                <w:sz w:val="19"/>
+                <w:szCs w:val="19"/>
+              </w:rPr>
+              <w:t xml:space="preserve">Level instalment from the reducing-balance formula; principal = instalment - interest</w:t>
+            </w:r>
+          </w:p>
+        </w:tc>
+        <w:tc>
+          <w:tcPr>
+            <w:tcW w:type="dxa" w:w="2600"/>
+            <w:tcMar>
+              <w:top w:type="dxa" w:w="60"/>
+              <w:left w:type="dxa" w:w="100"/>
+              <w:bottom w:type="dxa" w:w="60"/>
+              <w:right w:type="dxa" w:w="100"/>
+            </w:tcMar>
+            <w:vAlign w:val="center"/>
+          </w:tcPr>
+          <w:p>
+            <w:pPr>
+              <w:jc w:val="left"/>
+            </w:pPr>
+            <w:r>
+              <w:rPr>
+                <w:sz w:val="19"/>
+                <w:szCs w:val="19"/>
+              </w:rPr>
+              <w:t xml:space="preserve">The level instalment</w:t>
+            </w:r>
+          </w:p>
+        </w:tc>
+      </w:tr>
+      <w:tr>
+        <w:trPr>
+          <w:cantSplit/>
+        </w:trPr>
+        <w:tc>
+          <w:tcPr>
+            <w:tcW w:type="dxa" w:w="1800"/>
+            <w:shd w:fill="F5F8FC" w:val="clear"/>
+            <w:tcMar>
+              <w:top w:type="dxa" w:w="60"/>
+              <w:left w:type="dxa" w:w="100"/>
+              <w:bottom w:type="dxa" w:w="60"/>
+              <w:right w:type="dxa" w:w="100"/>
+            </w:tcMar>
+            <w:vAlign w:val="center"/>
+          </w:tcPr>
+          <w:p>
+            <w:pPr>
+              <w:jc w:val="left"/>
+            </w:pPr>
+            <w:r>
+              <w:rPr>
+                <w:sz w:val="19"/>
+                <w:szCs w:val="19"/>
+              </w:rPr>
+              <w:t xml:space="preserve">EQUAL_PRINCIPAL</w:t>
+            </w:r>
+          </w:p>
+        </w:tc>
+        <w:tc>
+          <w:tcPr>
+            <w:tcW w:type="dxa" w:w="5100"/>
+            <w:shd w:fill="F5F8FC" w:val="clear"/>
+            <w:tcMar>
+              <w:top w:type="dxa" w:w="60"/>
+              <w:left w:type="dxa" w:w="100"/>
+              <w:bottom w:type="dxa" w:w="60"/>
+              <w:right w:type="dxa" w:w="100"/>
+            </w:tcMar>
+            <w:vAlign w:val="center"/>
+          </w:tcPr>
+          <w:p>
+            <w:pPr>
+              <w:jc w:val="left"/>
+            </w:pPr>
+            <w:r>
+              <w:rPr>
+                <w:sz w:val="19"/>
+                <w:szCs w:val="19"/>
+              </w:rPr>
+              <w:t xml:space="preserve">Principal / number of repaying instalments each time, plus interest on the balance, so the instalment falls</w:t>
+            </w:r>
+          </w:p>
+        </w:tc>
+        <w:tc>
+          <w:tcPr>
+            <w:tcW w:type="dxa" w:w="2600"/>
+            <w:shd w:fill="F5F8FC" w:val="clear"/>
+            <w:tcMar>
+              <w:top w:type="dxa" w:w="60"/>
+              <w:left w:type="dxa" w:w="100"/>
+              <w:bottom w:type="dxa" w:w="60"/>
+              <w:right w:type="dxa" w:w="100"/>
+            </w:tcMar>
+            <w:vAlign w:val="center"/>
+          </w:tcPr>
+          <w:p>
+            <w:pPr>
+              <w:jc w:val="left"/>
+            </w:pPr>
+            <w:r>
+              <w:rPr>
+                <w:sz w:val="19"/>
+                <w:szCs w:val="19"/>
+              </w:rPr>
+              <w:t xml:space="preserve">The first (highest) repaying instalment</w:t>
+            </w:r>
+          </w:p>
+        </w:tc>
+      </w:tr>
+      <w:tr>
+        <w:trPr>
+          <w:cantSplit/>
+        </w:trPr>
+        <w:tc>
+          <w:tcPr>
+            <w:tcW w:type="dxa" w:w="1800"/>
+            <w:tcMar>
+              <w:top w:type="dxa" w:w="60"/>
+              <w:left w:type="dxa" w:w="100"/>
+              <w:bottom w:type="dxa" w:w="60"/>
+              <w:right w:type="dxa" w:w="100"/>
+            </w:tcMar>
+            <w:vAlign w:val="center"/>
+          </w:tcPr>
+          <w:p>
+            <w:pPr>
+              <w:jc w:val="left"/>
+            </w:pPr>
+            <w:r>
+              <w:rPr>
+                <w:sz w:val="19"/>
+                <w:szCs w:val="19"/>
+              </w:rPr>
+              <w:t xml:space="preserve">INTEREST_ONLY</w:t>
+            </w:r>
+          </w:p>
+        </w:tc>
+        <w:tc>
+          <w:tcPr>
+            <w:tcW w:type="dxa" w:w="5100"/>
+            <w:tcMar>
+              <w:top w:type="dxa" w:w="60"/>
+              <w:left w:type="dxa" w:w="100"/>
+              <w:bottom w:type="dxa" w:w="60"/>
+              <w:right w:type="dxa" w:w="100"/>
+            </w:tcMar>
+            <w:vAlign w:val="center"/>
+          </w:tcPr>
+          <w:p>
+            <w:pPr>
+              <w:jc w:val="left"/>
+            </w:pPr>
+            <w:r>
+              <w:rPr>
+                <w:sz w:val="19"/>
+                <w:szCs w:val="19"/>
+              </w:rPr>
+              <w:t xml:space="preserve">Interest only each time; the whole principal is repaid with the last instalment (bullet)</w:t>
+            </w:r>
+          </w:p>
+        </w:tc>
+        <w:tc>
+          <w:tcPr>
+            <w:tcW w:type="dxa" w:w="2600"/>
+            <w:tcMar>
+              <w:top w:type="dxa" w:w="60"/>
+              <w:left w:type="dxa" w:w="100"/>
+              <w:bottom w:type="dxa" w:w="60"/>
+              <w:right w:type="dxa" w:w="100"/>
+            </w:tcMar>
+            <w:vAlign w:val="center"/>
+          </w:tcPr>
+          <w:p>
+            <w:pPr>
+              <w:jc w:val="left"/>
+            </w:pPr>
+            <w:r>
+              <w:rPr>
+                <w:sz w:val="19"/>
+                <w:szCs w:val="19"/>
+              </w:rPr>
+              <w:t xml:space="preserve">The first interest instalment</w:t>
+            </w:r>
+          </w:p>
+        </w:tc>
+      </w:tr>
+      <w:tr>
+        <w:trPr>
+          <w:cantSplit/>
+        </w:trPr>
+        <w:tc>
+          <w:tcPr>
+            <w:tcW w:type="dxa" w:w="1800"/>
+            <w:shd w:fill="F5F8FC" w:val="clear"/>
+            <w:tcMar>
+              <w:top w:type="dxa" w:w="60"/>
+              <w:left w:type="dxa" w:w="100"/>
+              <w:bottom w:type="dxa" w:w="60"/>
+              <w:right w:type="dxa" w:w="100"/>
+            </w:tcMar>
+            <w:vAlign w:val="center"/>
+          </w:tcPr>
+          <w:p>
+            <w:pPr>
+              <w:jc w:val="left"/>
+            </w:pPr>
+            <w:r>
+              <w:rPr>
+                <w:sz w:val="19"/>
+                <w:szCs w:val="19"/>
+              </w:rPr>
+              <w:t xml:space="preserve">BALLOON</w:t>
+            </w:r>
+          </w:p>
+        </w:tc>
+        <w:tc>
+          <w:tcPr>
+            <w:tcW w:type="dxa" w:w="5100"/>
+            <w:shd w:fill="F5F8FC" w:val="clear"/>
+            <w:tcMar>
+              <w:top w:type="dxa" w:w="60"/>
+              <w:left w:type="dxa" w:w="100"/>
+              <w:bottom w:type="dxa" w:w="60"/>
+              <w:right w:type="dxa" w:w="100"/>
+            </w:tcMar>
+            <w:vAlign w:val="center"/>
+          </w:tcPr>
+          <w:p>
+            <w:pPr>
+              <w:jc w:val="left"/>
+            </w:pPr>
+            <w:r>
+              <w:rPr>
+                <w:sz w:val="19"/>
+                <w:szCs w:val="19"/>
+              </w:rPr>
+              <w:t xml:space="preserve">Level instalments sized so that the balloon amount (balloon % of the amount lent) is left to repay with the last instalment</w:t>
+            </w:r>
+          </w:p>
+        </w:tc>
+        <w:tc>
+          <w:tcPr>
+            <w:tcW w:type="dxa" w:w="2600"/>
+            <w:shd w:fill="F5F8FC" w:val="clear"/>
+            <w:tcMar>
+              <w:top w:type="dxa" w:w="60"/>
+              <w:left w:type="dxa" w:w="100"/>
+              <w:bottom w:type="dxa" w:w="60"/>
+              <w:right w:type="dxa" w:w="100"/>
+            </w:tcMar>
+            <w:vAlign w:val="center"/>
+          </w:tcPr>
+          <w:p>
+            <w:pPr>
+              <w:jc w:val="left"/>
+            </w:pPr>
+            <w:r>
+              <w:rPr>
+                <w:sz w:val="19"/>
+                <w:szCs w:val="19"/>
+              </w:rPr>
+              <w:t xml:space="preserve">The regular instalment, without the balloon</w:t>
+            </w:r>
+          </w:p>
+        </w:tc>
+      </w:tr>
+      <w:tr>
+        <w:trPr>
+          <w:cantSplit/>
+        </w:trPr>
+        <w:tc>
+          <w:tcPr>
+            <w:tcW w:type="dxa" w:w="1800"/>
+            <w:tcMar>
+              <w:top w:type="dxa" w:w="60"/>
+              <w:left w:type="dxa" w:w="100"/>
+              <w:bottom w:type="dxa" w:w="60"/>
+              <w:right w:type="dxa" w:w="100"/>
+            </w:tcMar>
+            <w:vAlign w:val="center"/>
+          </w:tcPr>
+          <w:p>
+            <w:pPr>
+              <w:jc w:val="left"/>
+            </w:pPr>
+            <w:r>
+              <w:rPr>
+                <w:sz w:val="19"/>
+                <w:szCs w:val="19"/>
+              </w:rPr>
+              <w:t xml:space="preserve">STEP_UP_EMI</w:t>
+            </w:r>
+          </w:p>
+        </w:tc>
+        <w:tc>
+          <w:tcPr>
+            <w:tcW w:type="dxa" w:w="5100"/>
+            <w:tcMar>
+              <w:top w:type="dxa" w:w="60"/>
+              <w:left w:type="dxa" w:w="100"/>
+              <w:bottom w:type="dxa" w:w="60"/>
+              <w:right w:type="dxa" w:w="100"/>
+            </w:tcMar>
+            <w:vAlign w:val="center"/>
+          </w:tcPr>
+          <w:p>
+            <w:pPr>
+              <w:jc w:val="left"/>
+            </w:pPr>
+            <w:r>
+              <w:rPr>
+                <w:sz w:val="19"/>
+                <w:szCs w:val="19"/>
+              </w:rPr>
+              <w:t xml:space="preserve">First-year instalment solved so that the growing stream of instalments repays the loan; the instalment rises by the step-up % at the start of each year</w:t>
+            </w:r>
+          </w:p>
+        </w:tc>
+        <w:tc>
+          <w:tcPr>
+            <w:tcW w:type="dxa" w:w="2600"/>
+            <w:tcMar>
+              <w:top w:type="dxa" w:w="60"/>
+              <w:left w:type="dxa" w:w="100"/>
+              <w:bottom w:type="dxa" w:w="60"/>
+              <w:right w:type="dxa" w:w="100"/>
+            </w:tcMar>
+            <w:vAlign w:val="center"/>
+          </w:tcPr>
+          <w:p>
+            <w:pPr>
+              <w:jc w:val="left"/>
+            </w:pPr>
+            <w:r>
+              <w:rPr>
+                <w:sz w:val="19"/>
+                <w:szCs w:val="19"/>
+              </w:rPr>
+              <w:t xml:space="preserve">The first-year instalment</w:t>
+            </w:r>
+          </w:p>
+        </w:tc>
+      </w:tr>
+    </w:tbl>
+    <w:p>
+      <w:pPr>
+        <w:spacing w:after="120"/>
+      </w:pPr>
+    </w:p>
+    <w:p>
+      <w:pPr>
+        <w:spacing w:after="140" w:line="276"/>
+      </w:pPr>
+      <w:r>
+        <w:rPr>
+          <w:sz w:val="21"/>
+          <w:szCs w:val="21"/>
+        </w:rPr>
+        <w:t xml:space="preserve">In every type </w:t>
+      </w:r>
+      <w:r>
+        <w:rPr>
+          <w:b/>
+          <w:bCs/>
+          <w:sz w:val="21"/>
+          <w:szCs w:val="21"/>
+        </w:rPr>
+        <w:t xml:space="preserve">the last instalment clears whatever balance is left</w:t>
+      </w:r>
+      <w:r>
+        <w:rPr>
+          <w:sz w:val="21"/>
+          <w:szCs w:val="21"/>
+        </w:rPr>
+        <w:t xml:space="preserve">. Sizing uses the average rate per period under the day count; the interest actually charged still varies a little with the number of days in each period (28 / 30 / 31), so the last instalment differs slightly from the others, and by more for a long ACT/ACT loan across leap years. A zero rate gives straight-line principal.</w:t>
+      </w:r>
+    </w:p>
+    <w:p>
+      <w:pPr>
+        <w:pStyle w:val="Heading3"/>
+        <w:spacing w:after="100" w:before="200"/>
+      </w:pPr>
+      <w:r>
+        <w:rPr>
+          <w:b/>
+          <w:bCs/>
+          <w:color w:val="2E5AA8"/>
+          <w:sz w:val="22"/>
+          <w:szCs w:val="22"/>
+        </w:rPr>
+        <w:t xml:space="preserve">15.13.4 Schedule parameters and their rules</w:t>
+      </w:r>
+    </w:p>
+    <w:tbl>
+      <w:tblPr>
+        <w:tblW w:type="dxa" w:w="9500"/>
+        <w:tblBorders>
+          <w:top w:val="single" w:color="auto" w:sz="4"/>
+          <w:left w:val="single" w:color="auto" w:sz="4"/>
+          <w:bottom w:val="single" w:color="auto" w:sz="4"/>
+          <w:right w:val="single" w:color="auto" w:sz="4"/>
+          <w:insideH w:val="single" w:color="auto" w:sz="4"/>
+          <w:insideV w:val="single" w:color="auto" w:sz="4"/>
+        </w:tblBorders>
+      </w:tblPr>
+      <w:tblGrid>
+        <w:gridCol w:w="2200"/>
+        <w:gridCol w:w="2300"/>
+        <w:gridCol w:w="5000"/>
+      </w:tblGrid>
+      <w:tr>
+        <w:trPr>
+          <w:tblHeader/>
+        </w:trPr>
+        <w:tc>
+          <w:tcPr>
+            <w:tcW w:type="dxa" w:w="2200"/>
+            <w:shd w:fill="1F3864" w:val="clear"/>
+            <w:tcMar>
+              <w:top w:type="dxa" w:w="60"/>
+              <w:left w:type="dxa" w:w="100"/>
+              <w:bottom w:type="dxa" w:w="60"/>
+              <w:right w:type="dxa" w:w="100"/>
+            </w:tcMar>
+            <w:vAlign w:val="center"/>
+          </w:tcPr>
+          <w:p>
+            <w:pPr>
+              <w:jc w:val="left"/>
+            </w:pPr>
+            <w:r>
+              <w:rPr>
+                <w:b/>
+                <w:bCs/>
+                <w:color w:val="FFFFFF"/>
+                <w:sz w:val="19"/>
+                <w:szCs w:val="19"/>
+              </w:rPr>
+              <w:t xml:space="preserve">Parameter</w:t>
+            </w:r>
+          </w:p>
+        </w:tc>
+        <w:tc>
+          <w:tcPr>
+            <w:tcW w:type="dxa" w:w="2300"/>
+            <w:shd w:fill="1F3864" w:val="clear"/>
+            <w:tcMar>
+              <w:top w:type="dxa" w:w="60"/>
+              <w:left w:type="dxa" w:w="100"/>
+              <w:bottom w:type="dxa" w:w="60"/>
+              <w:right w:type="dxa" w:w="100"/>
+            </w:tcMar>
+            <w:vAlign w:val="center"/>
+          </w:tcPr>
+          <w:p>
+            <w:pPr>
+              <w:jc w:val="left"/>
+            </w:pPr>
+            <w:r>
+              <w:rPr>
+                <w:b/>
+                <w:bCs/>
+                <w:color w:val="FFFFFF"/>
+                <w:sz w:val="19"/>
+                <w:szCs w:val="19"/>
+              </w:rPr>
+              <w:t xml:space="preserve">Applies to</w:t>
+            </w:r>
+          </w:p>
+        </w:tc>
+        <w:tc>
+          <w:tcPr>
+            <w:tcW w:type="dxa" w:w="5000"/>
+            <w:shd w:fill="1F3864" w:val="clear"/>
+            <w:tcMar>
+              <w:top w:type="dxa" w:w="60"/>
+              <w:left w:type="dxa" w:w="100"/>
+              <w:bottom w:type="dxa" w:w="60"/>
+              <w:right w:type="dxa" w:w="100"/>
+            </w:tcMar>
+            <w:vAlign w:val="center"/>
+          </w:tcPr>
+          <w:p>
+            <w:pPr>
+              <w:jc w:val="left"/>
+            </w:pPr>
+            <w:r>
+              <w:rPr>
+                <w:b/>
+                <w:bCs/>
+                <w:color w:val="FFFFFF"/>
+                <w:sz w:val="19"/>
+                <w:szCs w:val="19"/>
+              </w:rPr>
+              <w:t xml:space="preserve">Rules (checked for the product's defaults and for each account; all problems are reported together)</w:t>
+            </w:r>
+          </w:p>
+        </w:tc>
+      </w:tr>
+      <w:tr>
+        <w:trPr>
+          <w:cantSplit/>
+        </w:trPr>
+        <w:tc>
+          <w:tcPr>
+            <w:tcW w:type="dxa" w:w="2200"/>
+            <w:tcMar>
+              <w:top w:type="dxa" w:w="60"/>
+              <w:left w:type="dxa" w:w="100"/>
+              <w:bottom w:type="dxa" w:w="60"/>
+              <w:right w:type="dxa" w:w="100"/>
+            </w:tcMar>
+            <w:vAlign w:val="center"/>
+          </w:tcPr>
+          <w:p>
+            <w:pPr>
+              <w:jc w:val="left"/>
+            </w:pPr>
+            <w:r>
+              <w:rPr>
+                <w:sz w:val="19"/>
+                <w:szCs w:val="19"/>
+              </w:rPr>
+              <w:t xml:space="preserve">Repayment frequency</w:t>
+            </w:r>
+          </w:p>
+        </w:tc>
+        <w:tc>
+          <w:tcPr>
+            <w:tcW w:type="dxa" w:w="2300"/>
+            <w:tcMar>
+              <w:top w:type="dxa" w:w="60"/>
+              <w:left w:type="dxa" w:w="100"/>
+              <w:bottom w:type="dxa" w:w="60"/>
+              <w:right w:type="dxa" w:w="100"/>
+            </w:tcMar>
+            <w:vAlign w:val="center"/>
+          </w:tcPr>
+          <w:p>
+            <w:pPr>
+              <w:jc w:val="left"/>
+            </w:pPr>
+            <w:r>
+              <w:rPr>
+                <w:sz w:val="19"/>
+                <w:szCs w:val="19"/>
+              </w:rPr>
+              <w:t xml:space="preserve">All</w:t>
+            </w:r>
+          </w:p>
+        </w:tc>
+        <w:tc>
+          <w:tcPr>
+            <w:tcW w:type="dxa" w:w="5000"/>
+            <w:tcMar>
+              <w:top w:type="dxa" w:w="60"/>
+              <w:left w:type="dxa" w:w="100"/>
+              <w:bottom w:type="dxa" w:w="60"/>
+              <w:right w:type="dxa" w:w="100"/>
+            </w:tcMar>
+            <w:vAlign w:val="center"/>
+          </w:tcPr>
+          <w:p>
+            <w:pPr>
+              <w:jc w:val="left"/>
+            </w:pPr>
+            <w:r>
+              <w:rPr>
+                <w:sz w:val="19"/>
+                <w:szCs w:val="19"/>
+              </w:rPr>
+              <w:t xml:space="preserve">MONTHLY (1), QUARTERLY (3), HALF_YEARLY (6) or YEARLY (12 months). The account's frequency must be in the product's allowed list. Tenure must be a whole number of periods. Due dates are the first due date plus whole periods (month-end safe).</w:t>
+            </w:r>
+          </w:p>
+        </w:tc>
+      </w:tr>
+      <w:tr>
+        <w:trPr>
+          <w:cantSplit/>
+        </w:trPr>
+        <w:tc>
+          <w:tcPr>
+            <w:tcW w:type="dxa" w:w="2200"/>
+            <w:shd w:fill="F5F8FC" w:val="clear"/>
+            <w:tcMar>
+              <w:top w:type="dxa" w:w="60"/>
+              <w:left w:type="dxa" w:w="100"/>
+              <w:bottom w:type="dxa" w:w="60"/>
+              <w:right w:type="dxa" w:w="100"/>
+            </w:tcMar>
+            <w:vAlign w:val="center"/>
+          </w:tcPr>
+          <w:p>
+            <w:pPr>
+              <w:jc w:val="left"/>
+            </w:pPr>
+            <w:r>
+              <w:rPr>
+                <w:sz w:val="19"/>
+                <w:szCs w:val="19"/>
+              </w:rPr>
+              <w:t xml:space="preserve">Moratorium months</w:t>
+            </w:r>
+          </w:p>
+        </w:tc>
+        <w:tc>
+          <w:tcPr>
+            <w:tcW w:type="dxa" w:w="2300"/>
+            <w:shd w:fill="F5F8FC" w:val="clear"/>
+            <w:tcMar>
+              <w:top w:type="dxa" w:w="60"/>
+              <w:left w:type="dxa" w:w="100"/>
+              <w:bottom w:type="dxa" w:w="60"/>
+              <w:right w:type="dxa" w:w="100"/>
+            </w:tcMar>
+            <w:vAlign w:val="center"/>
+          </w:tcPr>
+          <w:p>
+            <w:pPr>
+              <w:jc w:val="left"/>
+            </w:pPr>
+            <w:r>
+              <w:rPr>
+                <w:sz w:val="19"/>
+                <w:szCs w:val="19"/>
+              </w:rPr>
+              <w:t xml:space="preserve">All except INTEREST_ONLY</w:t>
+            </w:r>
+          </w:p>
+        </w:tc>
+        <w:tc>
+          <w:tcPr>
+            <w:tcW w:type="dxa" w:w="5000"/>
+            <w:shd w:fill="F5F8FC" w:val="clear"/>
+            <w:tcMar>
+              <w:top w:type="dxa" w:w="60"/>
+              <w:left w:type="dxa" w:w="100"/>
+              <w:bottom w:type="dxa" w:w="60"/>
+              <w:right w:type="dxa" w:w="100"/>
+            </w:tcMar>
+            <w:vAlign w:val="center"/>
+          </w:tcPr>
+          <w:p>
+            <w:pPr>
+              <w:jc w:val="left"/>
+            </w:pPr>
+            <w:r>
+              <w:rPr>
+                <w:sz w:val="19"/>
+                <w:szCs w:val="19"/>
+              </w:rPr>
+              <w:t xml:space="preserve">0 or more; a whole number of periods; must leave at least one repaying instalment; not above the product maximum. The first N / period instalments are interest only; the balance does not change.</w:t>
+            </w:r>
+          </w:p>
+        </w:tc>
+      </w:tr>
+      <w:tr>
+        <w:trPr>
+          <w:cantSplit/>
+        </w:trPr>
+        <w:tc>
+          <w:tcPr>
+            <w:tcW w:type="dxa" w:w="2200"/>
+            <w:tcMar>
+              <w:top w:type="dxa" w:w="60"/>
+              <w:left w:type="dxa" w:w="100"/>
+              <w:bottom w:type="dxa" w:w="60"/>
+              <w:right w:type="dxa" w:w="100"/>
+            </w:tcMar>
+            <w:vAlign w:val="center"/>
+          </w:tcPr>
+          <w:p>
+            <w:pPr>
+              <w:jc w:val="left"/>
+            </w:pPr>
+            <w:r>
+              <w:rPr>
+                <w:sz w:val="19"/>
+                <w:szCs w:val="19"/>
+              </w:rPr>
+              <w:t xml:space="preserve">Balloon %</w:t>
+            </w:r>
+          </w:p>
+        </w:tc>
+        <w:tc>
+          <w:tcPr>
+            <w:tcW w:type="dxa" w:w="2300"/>
+            <w:tcMar>
+              <w:top w:type="dxa" w:w="60"/>
+              <w:left w:type="dxa" w:w="100"/>
+              <w:bottom w:type="dxa" w:w="60"/>
+              <w:right w:type="dxa" w:w="100"/>
+            </w:tcMar>
+            <w:vAlign w:val="center"/>
+          </w:tcPr>
+          <w:p>
+            <w:pPr>
+              <w:jc w:val="left"/>
+            </w:pPr>
+            <w:r>
+              <w:rPr>
+                <w:sz w:val="19"/>
+                <w:szCs w:val="19"/>
+              </w:rPr>
+              <w:t xml:space="preserve">BALLOON</w:t>
+            </w:r>
+          </w:p>
+        </w:tc>
+        <w:tc>
+          <w:tcPr>
+            <w:tcW w:type="dxa" w:w="5000"/>
+            <w:tcMar>
+              <w:top w:type="dxa" w:w="60"/>
+              <w:left w:type="dxa" w:w="100"/>
+              <w:bottom w:type="dxa" w:w="60"/>
+              <w:right w:type="dxa" w:w="100"/>
+            </w:tcMar>
+            <w:vAlign w:val="center"/>
+          </w:tcPr>
+          <w:p>
+            <w:pPr>
+              <w:jc w:val="left"/>
+            </w:pPr>
+            <w:r>
+              <w:rPr>
+                <w:sz w:val="19"/>
+                <w:szCs w:val="19"/>
+              </w:rPr>
+              <w:t xml:space="preserve">Above 0 and below 100; not above the product maximum. Must be 0 for every other type.</w:t>
+            </w:r>
+          </w:p>
+        </w:tc>
+      </w:tr>
+      <w:tr>
+        <w:trPr>
+          <w:cantSplit/>
+        </w:trPr>
+        <w:tc>
+          <w:tcPr>
+            <w:tcW w:type="dxa" w:w="2200"/>
+            <w:shd w:fill="F5F8FC" w:val="clear"/>
+            <w:tcMar>
+              <w:top w:type="dxa" w:w="60"/>
+              <w:left w:type="dxa" w:w="100"/>
+              <w:bottom w:type="dxa" w:w="60"/>
+              <w:right w:type="dxa" w:w="100"/>
+            </w:tcMar>
+            <w:vAlign w:val="center"/>
+          </w:tcPr>
+          <w:p>
+            <w:pPr>
+              <w:jc w:val="left"/>
+            </w:pPr>
+            <w:r>
+              <w:rPr>
+                <w:sz w:val="19"/>
+                <w:szCs w:val="19"/>
+              </w:rPr>
+              <w:t xml:space="preserve">Step-up % a year</w:t>
+            </w:r>
+          </w:p>
+        </w:tc>
+        <w:tc>
+          <w:tcPr>
+            <w:tcW w:type="dxa" w:w="2300"/>
+            <w:shd w:fill="F5F8FC" w:val="clear"/>
+            <w:tcMar>
+              <w:top w:type="dxa" w:w="60"/>
+              <w:left w:type="dxa" w:w="100"/>
+              <w:bottom w:type="dxa" w:w="60"/>
+              <w:right w:type="dxa" w:w="100"/>
+            </w:tcMar>
+            <w:vAlign w:val="center"/>
+          </w:tcPr>
+          <w:p>
+            <w:pPr>
+              <w:jc w:val="left"/>
+            </w:pPr>
+            <w:r>
+              <w:rPr>
+                <w:sz w:val="19"/>
+                <w:szCs w:val="19"/>
+              </w:rPr>
+              <w:t xml:space="preserve">STEP_UP_EMI</w:t>
+            </w:r>
+          </w:p>
+        </w:tc>
+        <w:tc>
+          <w:tcPr>
+            <w:tcW w:type="dxa" w:w="5000"/>
+            <w:shd w:fill="F5F8FC" w:val="clear"/>
+            <w:tcMar>
+              <w:top w:type="dxa" w:w="60"/>
+              <w:left w:type="dxa" w:w="100"/>
+              <w:bottom w:type="dxa" w:w="60"/>
+              <w:right w:type="dxa" w:w="100"/>
+            </w:tcMar>
+            <w:vAlign w:val="center"/>
+          </w:tcPr>
+          <w:p>
+            <w:pPr>
+              <w:jc w:val="left"/>
+            </w:pPr>
+            <w:r>
+              <w:rPr>
+                <w:sz w:val="19"/>
+                <w:szCs w:val="19"/>
+              </w:rPr>
+              <w:t xml:space="preserve">Above 0, up to 100; not above the product maximum. Must be 0 for every other type. With a moratorium the step-up years count from the first repaying instalment.</w:t>
+            </w:r>
+          </w:p>
+        </w:tc>
+      </w:tr>
+    </w:tbl>
+    <w:p>
+      <w:pPr>
+        <w:spacing w:after="120"/>
+      </w:pPr>
+    </w:p>
+    <w:p>
+      <w:pPr>
+        <w:spacing w:after="140" w:line="276"/>
+      </w:pPr>
+      <w:r>
+        <w:rPr>
+          <w:sz w:val="21"/>
+          <w:szCs w:val="21"/>
+        </w:rPr>
+        <w:t xml:space="preserve">The rules live in </w:t>
+      </w:r>
+      <w:r>
+        <w:rPr>
+          <w:rFonts w:ascii="Consolas" w:hAnsi="Consolas" w:cs="Consolas"/>
+          <w:color w:val="1F3864"/>
+          <w:sz w:val="19"/>
+          <w:szCs w:val="19"/>
+        </w:rPr>
+        <w:t xml:space="preserve">ScheduleParameterRules</w:t>
+      </w:r>
+      <w:r>
+        <w:rPr>
+          <w:sz w:val="21"/>
+          <w:szCs w:val="21"/>
+        </w:rPr>
+        <w:t xml:space="preserve"> and are shared by </w:t>
+      </w:r>
+      <w:r>
+        <w:rPr>
+          <w:rFonts w:ascii="Consolas" w:hAnsi="Consolas" w:cs="Consolas"/>
+          <w:color w:val="1F3864"/>
+          <w:sz w:val="19"/>
+          <w:szCs w:val="19"/>
+        </w:rPr>
+        <w:t xml:space="preserve">LoanProductService.validate</w:t>
+      </w:r>
+      <w:r>
+        <w:rPr>
+          <w:sz w:val="21"/>
+          <w:szCs w:val="21"/>
+        </w:rPr>
+        <w:t xml:space="preserve"> (product definition) and </w:t>
+      </w:r>
+      <w:r>
+        <w:rPr>
+          <w:rFonts w:ascii="Consolas" w:hAnsi="Consolas" w:cs="Consolas"/>
+          <w:color w:val="1F3864"/>
+          <w:sz w:val="19"/>
+          <w:szCs w:val="19"/>
+        </w:rPr>
+        <w:t xml:space="preserve">AccountTermsResolver</w:t>
+      </w:r>
+      <w:r>
+        <w:rPr>
+          <w:sz w:val="21"/>
+          <w:szCs w:val="21"/>
+        </w:rPr>
+        <w:t xml:space="preserve"> (account creation).</w:t>
+      </w:r>
+    </w:p>
+    <w:p>
+      <w:pPr>
+        <w:pStyle w:val="Heading3"/>
+        <w:spacing w:after="100" w:before="200"/>
+      </w:pPr>
+      <w:r>
+        <w:rPr>
+          <w:b/>
+          <w:bCs/>
+          <w:color w:val="2E5AA8"/>
+          <w:sz w:val="22"/>
+          <w:szCs w:val="22"/>
+        </w:rPr>
+        <w:t xml:space="preserve">15.13.5 Worked examples</w:t>
+      </w:r>
+    </w:p>
+    <w:p>
+      <w:pPr>
+        <w:spacing w:after="140" w:line="276"/>
+      </w:pPr>
+      <w:r>
+        <w:rPr>
+          <w:sz w:val="21"/>
+          <w:szCs w:val="21"/>
+        </w:rPr>
+        <w:t xml:space="preserve">Figures from running </w:t>
+      </w:r>
+      <w:r>
+        <w:rPr>
+          <w:rFonts w:ascii="Consolas" w:hAnsi="Consolas" w:cs="Consolas"/>
+          <w:color w:val="1F3864"/>
+          <w:sz w:val="19"/>
+          <w:szCs w:val="19"/>
+        </w:rPr>
+        <w:t xml:space="preserve">ScheduleCalculator</w:t>
+      </w:r>
+      <w:r>
+        <w:rPr>
+          <w:sz w:val="21"/>
+          <w:szCs w:val="21"/>
+        </w:rPr>
+        <w:t xml:space="preserve"> for 10,00,000 at 12% a year, first due date 5 November 2026 (rupees):</w:t>
+      </w:r>
+    </w:p>
+    <w:tbl>
+      <w:tblPr>
+        <w:tblW w:type="dxa" w:w="9500"/>
+        <w:tblBorders>
+          <w:top w:val="single" w:color="auto" w:sz="4"/>
+          <w:left w:val="single" w:color="auto" w:sz="4"/>
+          <w:bottom w:val="single" w:color="auto" w:sz="4"/>
+          <w:right w:val="single" w:color="auto" w:sz="4"/>
+          <w:insideH w:val="single" w:color="auto" w:sz="4"/>
+          <w:insideV w:val="single" w:color="auto" w:sz="4"/>
+        </w:tblBorders>
+      </w:tblPr>
+      <w:tblGrid>
+        <w:gridCol w:w="2300"/>
+        <w:gridCol w:w="1700"/>
+        <w:gridCol w:w="1700"/>
+        <w:gridCol w:w="1600"/>
+        <w:gridCol w:w="2200"/>
+      </w:tblGrid>
+      <w:tr>
+        <w:trPr>
+          <w:tblHeader/>
+        </w:trPr>
+        <w:tc>
+          <w:tcPr>
+            <w:tcW w:type="dxa" w:w="2300"/>
+            <w:shd w:fill="1F3864" w:val="clear"/>
+            <w:tcMar>
+              <w:top w:type="dxa" w:w="60"/>
+              <w:left w:type="dxa" w:w="100"/>
+              <w:bottom w:type="dxa" w:w="60"/>
+              <w:right w:type="dxa" w:w="100"/>
+            </w:tcMar>
+            <w:vAlign w:val="center"/>
+          </w:tcPr>
+          <w:p>
+            <w:pPr>
+              <w:jc w:val="left"/>
+            </w:pPr>
+            <w:r>
+              <w:rPr>
+                <w:b/>
+                <w:bCs/>
+                <w:color w:val="FFFFFF"/>
+                <w:sz w:val="19"/>
+                <w:szCs w:val="19"/>
+              </w:rPr>
+              <w:t xml:space="preserve">Case</w:t>
+            </w:r>
+          </w:p>
+        </w:tc>
+        <w:tc>
+          <w:tcPr>
+            <w:tcW w:type="dxa" w:w="1700"/>
+            <w:shd w:fill="1F3864" w:val="clear"/>
+            <w:tcMar>
+              <w:top w:type="dxa" w:w="60"/>
+              <w:left w:type="dxa" w:w="100"/>
+              <w:bottom w:type="dxa" w:w="60"/>
+              <w:right w:type="dxa" w:w="100"/>
+            </w:tcMar>
+            <w:vAlign w:val="center"/>
+          </w:tcPr>
+          <w:p>
+            <w:pPr>
+              <w:jc w:val="left"/>
+            </w:pPr>
+            <w:r>
+              <w:rPr>
+                <w:b/>
+                <w:bCs/>
+                <w:color w:val="FFFFFF"/>
+                <w:sz w:val="19"/>
+                <w:szCs w:val="19"/>
+              </w:rPr>
+              <w:t xml:space="preserve">Regular instalment</w:t>
+            </w:r>
+          </w:p>
+        </w:tc>
+        <w:tc>
+          <w:tcPr>
+            <w:tcW w:type="dxa" w:w="1700"/>
+            <w:shd w:fill="1F3864" w:val="clear"/>
+            <w:tcMar>
+              <w:top w:type="dxa" w:w="60"/>
+              <w:left w:type="dxa" w:w="100"/>
+              <w:bottom w:type="dxa" w:w="60"/>
+              <w:right w:type="dxa" w:w="100"/>
+            </w:tcMar>
+            <w:vAlign w:val="center"/>
+          </w:tcPr>
+          <w:p>
+            <w:pPr>
+              <w:jc w:val="left"/>
+            </w:pPr>
+            <w:r>
+              <w:rPr>
+                <w:b/>
+                <w:bCs/>
+                <w:color w:val="FFFFFF"/>
+                <w:sz w:val="19"/>
+                <w:szCs w:val="19"/>
+              </w:rPr>
+              <w:t xml:space="preserve">Last instalment</w:t>
+            </w:r>
+          </w:p>
+        </w:tc>
+        <w:tc>
+          <w:tcPr>
+            <w:tcW w:type="dxa" w:w="1600"/>
+            <w:shd w:fill="1F3864" w:val="clear"/>
+            <w:tcMar>
+              <w:top w:type="dxa" w:w="60"/>
+              <w:left w:type="dxa" w:w="100"/>
+              <w:bottom w:type="dxa" w:w="60"/>
+              <w:right w:type="dxa" w:w="100"/>
+            </w:tcMar>
+            <w:vAlign w:val="center"/>
+          </w:tcPr>
+          <w:p>
+            <w:pPr>
+              <w:jc w:val="left"/>
+            </w:pPr>
+            <w:r>
+              <w:rPr>
+                <w:b/>
+                <w:bCs/>
+                <w:color w:val="FFFFFF"/>
+                <w:sz w:val="19"/>
+                <w:szCs w:val="19"/>
+              </w:rPr>
+              <w:t xml:space="preserve">Total interest</w:t>
+            </w:r>
+          </w:p>
+        </w:tc>
+        <w:tc>
+          <w:tcPr>
+            <w:tcW w:type="dxa" w:w="2200"/>
+            <w:shd w:fill="1F3864" w:val="clear"/>
+            <w:tcMar>
+              <w:top w:type="dxa" w:w="60"/>
+              <w:left w:type="dxa" w:w="100"/>
+              <w:bottom w:type="dxa" w:w="60"/>
+              <w:right w:type="dxa" w:w="100"/>
+            </w:tcMar>
+            <w:vAlign w:val="center"/>
+          </w:tcPr>
+          <w:p>
+            <w:pPr>
+              <w:jc w:val="left"/>
+            </w:pPr>
+            <w:r>
+              <w:rPr>
+                <w:b/>
+                <w:bCs/>
+                <w:color w:val="FFFFFF"/>
+                <w:sz w:val="19"/>
+                <w:szCs w:val="19"/>
+              </w:rPr>
+              <w:t xml:space="preserve">Notes</w:t>
+            </w:r>
+          </w:p>
+        </w:tc>
+      </w:tr>
+      <w:tr>
+        <w:trPr>
+          <w:cantSplit/>
+        </w:trPr>
+        <w:tc>
+          <w:tcPr>
+            <w:tcW w:type="dxa" w:w="2300"/>
+            <w:tcMar>
+              <w:top w:type="dxa" w:w="60"/>
+              <w:left w:type="dxa" w:w="100"/>
+              <w:bottom w:type="dxa" w:w="60"/>
+              <w:right w:type="dxa" w:w="100"/>
+            </w:tcMar>
+            <w:vAlign w:val="center"/>
+          </w:tcPr>
+          <w:p>
+            <w:pPr>
+              <w:jc w:val="left"/>
+            </w:pPr>
+            <w:r>
+              <w:rPr>
+                <w:sz w:val="19"/>
+                <w:szCs w:val="19"/>
+              </w:rPr>
+              <w:t xml:space="preserve">EMI, 12 months, 30/360</w:t>
+            </w:r>
+          </w:p>
+        </w:tc>
+        <w:tc>
+          <w:tcPr>
+            <w:tcW w:type="dxa" w:w="1700"/>
+            <w:tcMar>
+              <w:top w:type="dxa" w:w="60"/>
+              <w:left w:type="dxa" w:w="100"/>
+              <w:bottom w:type="dxa" w:w="60"/>
+              <w:right w:type="dxa" w:w="100"/>
+            </w:tcMar>
+            <w:vAlign w:val="center"/>
+          </w:tcPr>
+          <w:p>
+            <w:pPr>
+              <w:jc w:val="left"/>
+            </w:pPr>
+            <w:r>
+              <w:rPr>
+                <w:sz w:val="19"/>
+                <w:szCs w:val="19"/>
+              </w:rPr>
+              <w:t xml:space="preserve">88,848.79</w:t>
+            </w:r>
+          </w:p>
+        </w:tc>
+        <w:tc>
+          <w:tcPr>
+            <w:tcW w:type="dxa" w:w="1700"/>
+            <w:tcMar>
+              <w:top w:type="dxa" w:w="60"/>
+              <w:left w:type="dxa" w:w="100"/>
+              <w:bottom w:type="dxa" w:w="60"/>
+              <w:right w:type="dxa" w:w="100"/>
+            </w:tcMar>
+            <w:vAlign w:val="center"/>
+          </w:tcPr>
+          <w:p>
+            <w:pPr>
+              <w:jc w:val="left"/>
+            </w:pPr>
+            <w:r>
+              <w:rPr>
+                <w:sz w:val="19"/>
+                <w:szCs w:val="19"/>
+              </w:rPr>
+              <w:t xml:space="preserve">88,848.76</w:t>
+            </w:r>
+          </w:p>
+        </w:tc>
+        <w:tc>
+          <w:tcPr>
+            <w:tcW w:type="dxa" w:w="1600"/>
+            <w:tcMar>
+              <w:top w:type="dxa" w:w="60"/>
+              <w:left w:type="dxa" w:w="100"/>
+              <w:bottom w:type="dxa" w:w="60"/>
+              <w:right w:type="dxa" w:w="100"/>
+            </w:tcMar>
+            <w:vAlign w:val="center"/>
+          </w:tcPr>
+          <w:p>
+            <w:pPr>
+              <w:jc w:val="left"/>
+            </w:pPr>
+            <w:r>
+              <w:rPr>
+                <w:sz w:val="19"/>
+                <w:szCs w:val="19"/>
+              </w:rPr>
+              <w:t xml:space="preserve">66,185.45</w:t>
+            </w:r>
+          </w:p>
+        </w:tc>
+        <w:tc>
+          <w:tcPr>
+            <w:tcW w:type="dxa" w:w="2200"/>
+            <w:tcMar>
+              <w:top w:type="dxa" w:w="60"/>
+              <w:left w:type="dxa" w:w="100"/>
+              <w:bottom w:type="dxa" w:w="60"/>
+              <w:right w:type="dxa" w:w="100"/>
+            </w:tcMar>
+            <w:vAlign w:val="center"/>
+          </w:tcPr>
+          <w:p>
+            <w:pPr>
+              <w:jc w:val="left"/>
+            </w:pPr>
+            <w:r>
+              <w:rPr>
+                <w:sz w:val="19"/>
+                <w:szCs w:val="19"/>
+              </w:rPr>
+              <w:t xml:space="preserve">Interest 10,000.00 in month 1</w:t>
+            </w:r>
+          </w:p>
+        </w:tc>
+      </w:tr>
+      <w:tr>
+        <w:trPr>
+          <w:cantSplit/>
+        </w:trPr>
+        <w:tc>
+          <w:tcPr>
+            <w:tcW w:type="dxa" w:w="2300"/>
+            <w:shd w:fill="F5F8FC" w:val="clear"/>
+            <w:tcMar>
+              <w:top w:type="dxa" w:w="60"/>
+              <w:left w:type="dxa" w:w="100"/>
+              <w:bottom w:type="dxa" w:w="60"/>
+              <w:right w:type="dxa" w:w="100"/>
+            </w:tcMar>
+            <w:vAlign w:val="center"/>
+          </w:tcPr>
+          <w:p>
+            <w:pPr>
+              <w:jc w:val="left"/>
+            </w:pPr>
+            <w:r>
+              <w:rPr>
+                <w:sz w:val="19"/>
+                <w:szCs w:val="19"/>
+              </w:rPr>
+              <w:t xml:space="preserve">EMI, 12 months, ACT/365</w:t>
+            </w:r>
+          </w:p>
+        </w:tc>
+        <w:tc>
+          <w:tcPr>
+            <w:tcW w:type="dxa" w:w="1700"/>
+            <w:shd w:fill="F5F8FC" w:val="clear"/>
+            <w:tcMar>
+              <w:top w:type="dxa" w:w="60"/>
+              <w:left w:type="dxa" w:w="100"/>
+              <w:bottom w:type="dxa" w:w="60"/>
+              <w:right w:type="dxa" w:w="100"/>
+            </w:tcMar>
+            <w:vAlign w:val="center"/>
+          </w:tcPr>
+          <w:p>
+            <w:pPr>
+              <w:jc w:val="left"/>
+            </w:pPr>
+            <w:r>
+              <w:rPr>
+                <w:sz w:val="19"/>
+                <w:szCs w:val="19"/>
+              </w:rPr>
+              <w:t xml:space="preserve">88,848.79</w:t>
+            </w:r>
+          </w:p>
+        </w:tc>
+        <w:tc>
+          <w:tcPr>
+            <w:tcW w:type="dxa" w:w="1700"/>
+            <w:shd w:fill="F5F8FC" w:val="clear"/>
+            <w:tcMar>
+              <w:top w:type="dxa" w:w="60"/>
+              <w:left w:type="dxa" w:w="100"/>
+              <w:bottom w:type="dxa" w:w="60"/>
+              <w:right w:type="dxa" w:w="100"/>
+            </w:tcMar>
+            <w:vAlign w:val="center"/>
+          </w:tcPr>
+          <w:p>
+            <w:pPr>
+              <w:jc w:val="left"/>
+            </w:pPr>
+            <w:r>
+              <w:rPr>
+                <w:sz w:val="19"/>
+                <w:szCs w:val="19"/>
+              </w:rPr>
+              <w:t xml:space="preserve">88,836.10</w:t>
+            </w:r>
+          </w:p>
+        </w:tc>
+        <w:tc>
+          <w:tcPr>
+            <w:tcW w:type="dxa" w:w="1600"/>
+            <w:shd w:fill="F5F8FC" w:val="clear"/>
+            <w:tcMar>
+              <w:top w:type="dxa" w:w="60"/>
+              <w:left w:type="dxa" w:w="100"/>
+              <w:bottom w:type="dxa" w:w="60"/>
+              <w:right w:type="dxa" w:w="100"/>
+            </w:tcMar>
+            <w:vAlign w:val="center"/>
+          </w:tcPr>
+          <w:p>
+            <w:pPr>
+              <w:jc w:val="left"/>
+            </w:pPr>
+            <w:r>
+              <w:rPr>
+                <w:sz w:val="19"/>
+                <w:szCs w:val="19"/>
+              </w:rPr>
+              <w:t xml:space="preserve">66,172.79</w:t>
+            </w:r>
+          </w:p>
+        </w:tc>
+        <w:tc>
+          <w:tcPr>
+            <w:tcW w:type="dxa" w:w="2200"/>
+            <w:shd w:fill="F5F8FC" w:val="clear"/>
+            <w:tcMar>
+              <w:top w:type="dxa" w:w="60"/>
+              <w:left w:type="dxa" w:w="100"/>
+              <w:bottom w:type="dxa" w:w="60"/>
+              <w:right w:type="dxa" w:w="100"/>
+            </w:tcMar>
+            <w:vAlign w:val="center"/>
+          </w:tcPr>
+          <w:p>
+            <w:pPr>
+              <w:jc w:val="left"/>
+            </w:pPr>
+            <w:r>
+              <w:rPr>
+                <w:sz w:val="19"/>
+                <w:szCs w:val="19"/>
+              </w:rPr>
+              <w:t xml:space="preserve">Month 1 has 31 days: interest 10,191.78</w:t>
+            </w:r>
+          </w:p>
+        </w:tc>
+      </w:tr>
+      <w:tr>
+        <w:trPr>
+          <w:cantSplit/>
+        </w:trPr>
+        <w:tc>
+          <w:tcPr>
+            <w:tcW w:type="dxa" w:w="2300"/>
+            <w:tcMar>
+              <w:top w:type="dxa" w:w="60"/>
+              <w:left w:type="dxa" w:w="100"/>
+              <w:bottom w:type="dxa" w:w="60"/>
+              <w:right w:type="dxa" w:w="100"/>
+            </w:tcMar>
+            <w:vAlign w:val="center"/>
+          </w:tcPr>
+          <w:p>
+            <w:pPr>
+              <w:jc w:val="left"/>
+            </w:pPr>
+            <w:r>
+              <w:rPr>
+                <w:sz w:val="19"/>
+                <w:szCs w:val="19"/>
+              </w:rPr>
+              <w:t xml:space="preserve">Equal principal, 12 months, 30E/360</w:t>
+            </w:r>
+          </w:p>
+        </w:tc>
+        <w:tc>
+          <w:tcPr>
+            <w:tcW w:type="dxa" w:w="1700"/>
+            <w:tcMar>
+              <w:top w:type="dxa" w:w="60"/>
+              <w:left w:type="dxa" w:w="100"/>
+              <w:bottom w:type="dxa" w:w="60"/>
+              <w:right w:type="dxa" w:w="100"/>
+            </w:tcMar>
+            <w:vAlign w:val="center"/>
+          </w:tcPr>
+          <w:p>
+            <w:pPr>
+              <w:jc w:val="left"/>
+            </w:pPr>
+            <w:r>
+              <w:rPr>
+                <w:sz w:val="19"/>
+                <w:szCs w:val="19"/>
+              </w:rPr>
+              <w:t xml:space="preserve">93,333.33 (first)</w:t>
+            </w:r>
+          </w:p>
+        </w:tc>
+        <w:tc>
+          <w:tcPr>
+            <w:tcW w:type="dxa" w:w="1700"/>
+            <w:tcMar>
+              <w:top w:type="dxa" w:w="60"/>
+              <w:left w:type="dxa" w:w="100"/>
+              <w:bottom w:type="dxa" w:w="60"/>
+              <w:right w:type="dxa" w:w="100"/>
+            </w:tcMar>
+            <w:vAlign w:val="center"/>
+          </w:tcPr>
+          <w:p>
+            <w:pPr>
+              <w:jc w:val="left"/>
+            </w:pPr>
+            <w:r>
+              <w:rPr>
+                <w:sz w:val="19"/>
+                <w:szCs w:val="19"/>
+              </w:rPr>
+              <w:t xml:space="preserve">84,166.70</w:t>
+            </w:r>
+          </w:p>
+        </w:tc>
+        <w:tc>
+          <w:tcPr>
+            <w:tcW w:type="dxa" w:w="1600"/>
+            <w:tcMar>
+              <w:top w:type="dxa" w:w="60"/>
+              <w:left w:type="dxa" w:w="100"/>
+              <w:bottom w:type="dxa" w:w="60"/>
+              <w:right w:type="dxa" w:w="100"/>
+            </w:tcMar>
+            <w:vAlign w:val="center"/>
+          </w:tcPr>
+          <w:p>
+            <w:pPr>
+              <w:jc w:val="left"/>
+            </w:pPr>
+            <w:r>
+              <w:rPr>
+                <w:sz w:val="19"/>
+                <w:szCs w:val="19"/>
+              </w:rPr>
+              <w:t xml:space="preserve">65,000.00</w:t>
+            </w:r>
+          </w:p>
+        </w:tc>
+        <w:tc>
+          <w:tcPr>
+            <w:tcW w:type="dxa" w:w="2200"/>
+            <w:tcMar>
+              <w:top w:type="dxa" w:w="60"/>
+              <w:left w:type="dxa" w:w="100"/>
+              <w:bottom w:type="dxa" w:w="60"/>
+              <w:right w:type="dxa" w:w="100"/>
+            </w:tcMar>
+            <w:vAlign w:val="center"/>
+          </w:tcPr>
+          <w:p>
+            <w:pPr>
+              <w:jc w:val="left"/>
+            </w:pPr>
+            <w:r>
+              <w:rPr>
+                <w:sz w:val="19"/>
+                <w:szCs w:val="19"/>
+              </w:rPr>
+              <w:t xml:space="preserve">Principal 83,333.33 each time</w:t>
+            </w:r>
+          </w:p>
+        </w:tc>
+      </w:tr>
+      <w:tr>
+        <w:trPr>
+          <w:cantSplit/>
+        </w:trPr>
+        <w:tc>
+          <w:tcPr>
+            <w:tcW w:type="dxa" w:w="2300"/>
+            <w:shd w:fill="F5F8FC" w:val="clear"/>
+            <w:tcMar>
+              <w:top w:type="dxa" w:w="60"/>
+              <w:left w:type="dxa" w:w="100"/>
+              <w:bottom w:type="dxa" w:w="60"/>
+              <w:right w:type="dxa" w:w="100"/>
+            </w:tcMar>
+            <w:vAlign w:val="center"/>
+          </w:tcPr>
+          <w:p>
+            <w:pPr>
+              <w:jc w:val="left"/>
+            </w:pPr>
+            <w:r>
+              <w:rPr>
+                <w:sz w:val="19"/>
+                <w:szCs w:val="19"/>
+              </w:rPr>
+              <w:t xml:space="preserve">Interest only, 6 months, ACT/360</w:t>
+            </w:r>
+          </w:p>
+        </w:tc>
+        <w:tc>
+          <w:tcPr>
+            <w:tcW w:type="dxa" w:w="1700"/>
+            <w:shd w:fill="F5F8FC" w:val="clear"/>
+            <w:tcMar>
+              <w:top w:type="dxa" w:w="60"/>
+              <w:left w:type="dxa" w:w="100"/>
+              <w:bottom w:type="dxa" w:w="60"/>
+              <w:right w:type="dxa" w:w="100"/>
+            </w:tcMar>
+            <w:vAlign w:val="center"/>
+          </w:tcPr>
+          <w:p>
+            <w:pPr>
+              <w:jc w:val="left"/>
+            </w:pPr>
+            <w:r>
+              <w:rPr>
+                <w:sz w:val="19"/>
+                <w:szCs w:val="19"/>
+              </w:rPr>
+              <w:t xml:space="preserve">10,333.33 (first)</w:t>
+            </w:r>
+          </w:p>
+        </w:tc>
+        <w:tc>
+          <w:tcPr>
+            <w:tcW w:type="dxa" w:w="1700"/>
+            <w:shd w:fill="F5F8FC" w:val="clear"/>
+            <w:tcMar>
+              <w:top w:type="dxa" w:w="60"/>
+              <w:left w:type="dxa" w:w="100"/>
+              <w:bottom w:type="dxa" w:w="60"/>
+              <w:right w:type="dxa" w:w="100"/>
+            </w:tcMar>
+            <w:vAlign w:val="center"/>
+          </w:tcPr>
+          <w:p>
+            <w:pPr>
+              <w:jc w:val="left"/>
+            </w:pPr>
+            <w:r>
+              <w:rPr>
+                <w:sz w:val="19"/>
+                <w:szCs w:val="19"/>
+              </w:rPr>
+              <w:t xml:space="preserve">10,10,333.33</w:t>
+            </w:r>
+          </w:p>
+        </w:tc>
+        <w:tc>
+          <w:tcPr>
+            <w:tcW w:type="dxa" w:w="1600"/>
+            <w:shd w:fill="F5F8FC" w:val="clear"/>
+            <w:tcMar>
+              <w:top w:type="dxa" w:w="60"/>
+              <w:left w:type="dxa" w:w="100"/>
+              <w:bottom w:type="dxa" w:w="60"/>
+              <w:right w:type="dxa" w:w="100"/>
+            </w:tcMar>
+            <w:vAlign w:val="center"/>
+          </w:tcPr>
+          <w:p>
+            <w:pPr>
+              <w:jc w:val="left"/>
+            </w:pPr>
+            <w:r>
+              <w:rPr>
+                <w:sz w:val="19"/>
+                <w:szCs w:val="19"/>
+              </w:rPr>
+              <w:t xml:space="preserve">60,666.65</w:t>
+            </w:r>
+          </w:p>
+        </w:tc>
+        <w:tc>
+          <w:tcPr>
+            <w:tcW w:type="dxa" w:w="2200"/>
+            <w:shd w:fill="F5F8FC" w:val="clear"/>
+            <w:tcMar>
+              <w:top w:type="dxa" w:w="60"/>
+              <w:left w:type="dxa" w:w="100"/>
+              <w:bottom w:type="dxa" w:w="60"/>
+              <w:right w:type="dxa" w:w="100"/>
+            </w:tcMar>
+            <w:vAlign w:val="center"/>
+          </w:tcPr>
+          <w:p>
+            <w:pPr>
+              <w:jc w:val="left"/>
+            </w:pPr>
+            <w:r>
+              <w:rPr>
+                <w:sz w:val="19"/>
+                <w:szCs w:val="19"/>
+              </w:rPr>
+              <w:t xml:space="preserve">31-day month 10,333.33; 30-day month 10,000.00</w:t>
+            </w:r>
+          </w:p>
+        </w:tc>
+      </w:tr>
+      <w:tr>
+        <w:trPr>
+          <w:cantSplit/>
+        </w:trPr>
+        <w:tc>
+          <w:tcPr>
+            <w:tcW w:type="dxa" w:w="2300"/>
+            <w:tcMar>
+              <w:top w:type="dxa" w:w="60"/>
+              <w:left w:type="dxa" w:w="100"/>
+              <w:bottom w:type="dxa" w:w="60"/>
+              <w:right w:type="dxa" w:w="100"/>
+            </w:tcMar>
+            <w:vAlign w:val="center"/>
+          </w:tcPr>
+          <w:p>
+            <w:pPr>
+              <w:jc w:val="left"/>
+            </w:pPr>
+            <w:r>
+              <w:rPr>
+                <w:sz w:val="19"/>
+                <w:szCs w:val="19"/>
+              </w:rPr>
+              <w:t xml:space="preserve">Balloon 30%, 36 months, ACT/365</w:t>
+            </w:r>
+          </w:p>
+        </w:tc>
+        <w:tc>
+          <w:tcPr>
+            <w:tcW w:type="dxa" w:w="1700"/>
+            <w:tcMar>
+              <w:top w:type="dxa" w:w="60"/>
+              <w:left w:type="dxa" w:w="100"/>
+              <w:bottom w:type="dxa" w:w="60"/>
+              <w:right w:type="dxa" w:w="100"/>
+            </w:tcMar>
+            <w:vAlign w:val="center"/>
+          </w:tcPr>
+          <w:p>
+            <w:pPr>
+              <w:jc w:val="left"/>
+            </w:pPr>
+            <w:r>
+              <w:rPr>
+                <w:sz w:val="19"/>
+                <w:szCs w:val="19"/>
+              </w:rPr>
+              <w:t xml:space="preserve">26,256.42</w:t>
+            </w:r>
+          </w:p>
+        </w:tc>
+        <w:tc>
+          <w:tcPr>
+            <w:tcW w:type="dxa" w:w="1700"/>
+            <w:tcMar>
+              <w:top w:type="dxa" w:w="60"/>
+              <w:left w:type="dxa" w:w="100"/>
+              <w:bottom w:type="dxa" w:w="60"/>
+              <w:right w:type="dxa" w:w="100"/>
+            </w:tcMar>
+            <w:vAlign w:val="center"/>
+          </w:tcPr>
+          <w:p>
+            <w:pPr>
+              <w:jc w:val="left"/>
+            </w:pPr>
+            <w:r>
+              <w:rPr>
+                <w:sz w:val="19"/>
+                <w:szCs w:val="19"/>
+              </w:rPr>
+              <w:t xml:space="preserve">3,26,252.99</w:t>
+            </w:r>
+          </w:p>
+        </w:tc>
+        <w:tc>
+          <w:tcPr>
+            <w:tcW w:type="dxa" w:w="1600"/>
+            <w:tcMar>
+              <w:top w:type="dxa" w:w="60"/>
+              <w:left w:type="dxa" w:w="100"/>
+              <w:bottom w:type="dxa" w:w="60"/>
+              <w:right w:type="dxa" w:w="100"/>
+            </w:tcMar>
+            <w:vAlign w:val="center"/>
+          </w:tcPr>
+          <w:p>
+            <w:pPr>
+              <w:jc w:val="left"/>
+            </w:pPr>
+            <w:r>
+              <w:rPr>
+                <w:sz w:val="19"/>
+                <w:szCs w:val="19"/>
+              </w:rPr>
+              <w:t xml:space="preserve">2,45,227.69</w:t>
+            </w:r>
+          </w:p>
+        </w:tc>
+        <w:tc>
+          <w:tcPr>
+            <w:tcW w:type="dxa" w:w="2200"/>
+            <w:tcMar>
+              <w:top w:type="dxa" w:w="60"/>
+              <w:left w:type="dxa" w:w="100"/>
+              <w:bottom w:type="dxa" w:w="60"/>
+              <w:right w:type="dxa" w:w="100"/>
+            </w:tcMar>
+            <w:vAlign w:val="center"/>
+          </w:tcPr>
+          <w:p>
+            <w:pPr>
+              <w:jc w:val="left"/>
+            </w:pPr>
+            <w:r>
+              <w:rPr>
+                <w:sz w:val="19"/>
+                <w:szCs w:val="19"/>
+              </w:rPr>
+              <w:t xml:space="preserve">Last = regular + 3,00,000 balloon, within day-count variance</w:t>
+            </w:r>
+          </w:p>
+        </w:tc>
+      </w:tr>
+      <w:tr>
+        <w:trPr>
+          <w:cantSplit/>
+        </w:trPr>
+        <w:tc>
+          <w:tcPr>
+            <w:tcW w:type="dxa" w:w="2300"/>
+            <w:shd w:fill="F5F8FC" w:val="clear"/>
+            <w:tcMar>
+              <w:top w:type="dxa" w:w="60"/>
+              <w:left w:type="dxa" w:w="100"/>
+              <w:bottom w:type="dxa" w:w="60"/>
+              <w:right w:type="dxa" w:w="100"/>
+            </w:tcMar>
+            <w:vAlign w:val="center"/>
+          </w:tcPr>
+          <w:p>
+            <w:pPr>
+              <w:jc w:val="left"/>
+            </w:pPr>
+            <w:r>
+              <w:rPr>
+                <w:sz w:val="19"/>
+                <w:szCs w:val="19"/>
+              </w:rPr>
+              <w:t xml:space="preserve">Step-up 5%, 36 months, 30/360</w:t>
+            </w:r>
+          </w:p>
+        </w:tc>
+        <w:tc>
+          <w:tcPr>
+            <w:tcW w:type="dxa" w:w="1700"/>
+            <w:shd w:fill="F5F8FC" w:val="clear"/>
+            <w:tcMar>
+              <w:top w:type="dxa" w:w="60"/>
+              <w:left w:type="dxa" w:w="100"/>
+              <w:bottom w:type="dxa" w:w="60"/>
+              <w:right w:type="dxa" w:w="100"/>
+            </w:tcMar>
+            <w:vAlign w:val="center"/>
+          </w:tcPr>
+          <w:p>
+            <w:pPr>
+              <w:jc w:val="left"/>
+            </w:pPr>
+            <w:r>
+              <w:rPr>
+                <w:sz w:val="19"/>
+                <w:szCs w:val="19"/>
+              </w:rPr>
+              <w:t xml:space="preserve">31,730.43 year 1</w:t>
+            </w:r>
+          </w:p>
+        </w:tc>
+        <w:tc>
+          <w:tcPr>
+            <w:tcW w:type="dxa" w:w="1700"/>
+            <w:shd w:fill="F5F8FC" w:val="clear"/>
+            <w:tcMar>
+              <w:top w:type="dxa" w:w="60"/>
+              <w:left w:type="dxa" w:w="100"/>
+              <w:bottom w:type="dxa" w:w="60"/>
+              <w:right w:type="dxa" w:w="100"/>
+            </w:tcMar>
+            <w:vAlign w:val="center"/>
+          </w:tcPr>
+          <w:p>
+            <w:pPr>
+              <w:jc w:val="left"/>
+            </w:pPr>
+            <w:r>
+              <w:rPr>
+                <w:sz w:val="19"/>
+                <w:szCs w:val="19"/>
+              </w:rPr>
+              <w:t xml:space="preserve">34,982.66</w:t>
+            </w:r>
+          </w:p>
+        </w:tc>
+        <w:tc>
+          <w:tcPr>
+            <w:tcW w:type="dxa" w:w="1600"/>
+            <w:shd w:fill="F5F8FC" w:val="clear"/>
+            <w:tcMar>
+              <w:top w:type="dxa" w:w="60"/>
+              <w:left w:type="dxa" w:w="100"/>
+              <w:bottom w:type="dxa" w:w="60"/>
+              <w:right w:type="dxa" w:w="100"/>
+            </w:tcMar>
+            <w:vAlign w:val="center"/>
+          </w:tcPr>
+          <w:p>
+            <w:pPr>
+              <w:jc w:val="left"/>
+            </w:pPr>
+            <w:r>
+              <w:rPr>
+                <w:sz w:val="19"/>
+                <w:szCs w:val="19"/>
+              </w:rPr>
+              <w:t xml:space="preserve">2,00,362.02</w:t>
+            </w:r>
+          </w:p>
+        </w:tc>
+        <w:tc>
+          <w:tcPr>
+            <w:tcW w:type="dxa" w:w="2200"/>
+            <w:shd w:fill="F5F8FC" w:val="clear"/>
+            <w:tcMar>
+              <w:top w:type="dxa" w:w="60"/>
+              <w:left w:type="dxa" w:w="100"/>
+              <w:bottom w:type="dxa" w:w="60"/>
+              <w:right w:type="dxa" w:w="100"/>
+            </w:tcMar>
+            <w:vAlign w:val="center"/>
+          </w:tcPr>
+          <w:p>
+            <w:pPr>
+              <w:jc w:val="left"/>
+            </w:pPr>
+            <w:r>
+              <w:rPr>
+                <w:sz w:val="19"/>
+                <w:szCs w:val="19"/>
+              </w:rPr>
+              <w:t xml:space="preserve">Year 2: 33,316.95; year 3: 34,982.80</w:t>
+            </w:r>
+          </w:p>
+        </w:tc>
+      </w:tr>
+      <w:tr>
+        <w:trPr>
+          <w:cantSplit/>
+        </w:trPr>
+        <w:tc>
+          <w:tcPr>
+            <w:tcW w:type="dxa" w:w="2300"/>
+            <w:tcMar>
+              <w:top w:type="dxa" w:w="60"/>
+              <w:left w:type="dxa" w:w="100"/>
+              <w:bottom w:type="dxa" w:w="60"/>
+              <w:right w:type="dxa" w:w="100"/>
+            </w:tcMar>
+            <w:vAlign w:val="center"/>
+          </w:tcPr>
+          <w:p>
+            <w:pPr>
+              <w:jc w:val="left"/>
+            </w:pPr>
+            <w:r>
+              <w:rPr>
+                <w:sz w:val="19"/>
+                <w:szCs w:val="19"/>
+              </w:rPr>
+              <w:t xml:space="preserve">EMI, 36 months, 12 months moratorium, 30/360</w:t>
+            </w:r>
+          </w:p>
+        </w:tc>
+        <w:tc>
+          <w:tcPr>
+            <w:tcW w:type="dxa" w:w="1700"/>
+            <w:tcMar>
+              <w:top w:type="dxa" w:w="60"/>
+              <w:left w:type="dxa" w:w="100"/>
+              <w:bottom w:type="dxa" w:w="60"/>
+              <w:right w:type="dxa" w:w="100"/>
+            </w:tcMar>
+            <w:vAlign w:val="center"/>
+          </w:tcPr>
+          <w:p>
+            <w:pPr>
+              <w:jc w:val="left"/>
+            </w:pPr>
+            <w:r>
+              <w:rPr>
+                <w:sz w:val="19"/>
+                <w:szCs w:val="19"/>
+              </w:rPr>
+              <w:t xml:space="preserve">47,073.47</w:t>
+            </w:r>
+          </w:p>
+        </w:tc>
+        <w:tc>
+          <w:tcPr>
+            <w:tcW w:type="dxa" w:w="1700"/>
+            <w:tcMar>
+              <w:top w:type="dxa" w:w="60"/>
+              <w:left w:type="dxa" w:w="100"/>
+              <w:bottom w:type="dxa" w:w="60"/>
+              <w:right w:type="dxa" w:w="100"/>
+            </w:tcMar>
+            <w:vAlign w:val="center"/>
+          </w:tcPr>
+          <w:p>
+            <w:pPr>
+              <w:jc w:val="left"/>
+            </w:pPr>
+            <w:r>
+              <w:rPr>
+                <w:sz w:val="19"/>
+                <w:szCs w:val="19"/>
+              </w:rPr>
+              <w:t xml:space="preserve">47,073.49</w:t>
+            </w:r>
+          </w:p>
+        </w:tc>
+        <w:tc>
+          <w:tcPr>
+            <w:tcW w:type="dxa" w:w="1600"/>
+            <w:tcMar>
+              <w:top w:type="dxa" w:w="60"/>
+              <w:left w:type="dxa" w:w="100"/>
+              <w:bottom w:type="dxa" w:w="60"/>
+              <w:right w:type="dxa" w:w="100"/>
+            </w:tcMar>
+            <w:vAlign w:val="center"/>
+          </w:tcPr>
+          <w:p>
+            <w:pPr>
+              <w:jc w:val="left"/>
+            </w:pPr>
+            <w:r>
+              <w:rPr>
+                <w:sz w:val="19"/>
+                <w:szCs w:val="19"/>
+              </w:rPr>
+              <w:t xml:space="preserve">2,49,763.30</w:t>
+            </w:r>
+          </w:p>
+        </w:tc>
+        <w:tc>
+          <w:tcPr>
+            <w:tcW w:type="dxa" w:w="2200"/>
+            <w:tcMar>
+              <w:top w:type="dxa" w:w="60"/>
+              <w:left w:type="dxa" w:w="100"/>
+              <w:bottom w:type="dxa" w:w="60"/>
+              <w:right w:type="dxa" w:w="100"/>
+            </w:tcMar>
+            <w:vAlign w:val="center"/>
+          </w:tcPr>
+          <w:p>
+            <w:pPr>
+              <w:jc w:val="left"/>
+            </w:pPr>
+            <w:r>
+              <w:rPr>
+                <w:sz w:val="19"/>
+                <w:szCs w:val="19"/>
+              </w:rPr>
+              <w:t xml:space="preserve">12 instalments of 10,000.00 interest only first</w:t>
+            </w:r>
+          </w:p>
+        </w:tc>
+      </w:tr>
+    </w:tbl>
+    <w:p>
+      <w:pPr>
+        <w:spacing w:after="120"/>
+      </w:pPr>
+    </w:p>
+    <w:p>
+      <w:pPr>
+        <w:pStyle w:val="Heading3"/>
+        <w:spacing w:after="100" w:before="200"/>
+      </w:pPr>
+      <w:r>
+        <w:rPr>
+          <w:b/>
+          <w:bCs/>
+          <w:color w:val="2E5AA8"/>
+          <w:sz w:val="22"/>
+          <w:szCs w:val="22"/>
+        </w:rPr>
+        <w:t xml:space="preserve">15.13.6 Rescheduling</w:t>
+      </w:r>
+    </w:p>
+    <w:p>
+      <w:pPr>
+        <w:spacing w:after="140" w:line="276"/>
+      </w:pPr>
+      <w:r>
+        <w:rPr>
+          <w:rFonts w:ascii="Consolas" w:hAnsi="Consolas" w:cs="Consolas"/>
+          <w:color w:val="1F3864"/>
+          <w:sz w:val="19"/>
+          <w:szCs w:val="19"/>
+        </w:rPr>
+        <w:t xml:space="preserve">AmortizationScheduleService.regenerateSchedule</w:t>
+      </w:r>
+      <w:r>
+        <w:rPr>
+          <w:sz w:val="21"/>
+          <w:szCs w:val="21"/>
+        </w:rPr>
+        <w:t xml:space="preserve"> (part-payment and floating rate reset) now counts </w:t>
+      </w:r>
+      <w:r>
+        <w:rPr>
+          <w:b/>
+          <w:bCs/>
+          <w:sz w:val="21"/>
+          <w:szCs w:val="21"/>
+        </w:rPr>
+        <w:t xml:space="preserve">instalments</w:t>
+      </w:r>
+      <w:r>
+        <w:rPr>
+          <w:sz w:val="21"/>
+          <w:szCs w:val="21"/>
+        </w:rPr>
+        <w:t xml:space="preserve">, not months, and rebuilds the remaining instalments with the account's own schedule type, frequency and day count. A moratorium still running continues (the number of remaining interest-only instalments is read from the current schedule); a step-up schedule stays in the step-up year it is in; the balloon stays the original balloon amount, capped at the new outstanding balance. A part-payment keeps the number of remaining instalments and recalculates the instalment. As before, each regeneration writes a new </w:t>
+      </w:r>
+      <w:r>
+        <w:rPr>
+          <w:rFonts w:ascii="Consolas" w:hAnsi="Consolas" w:cs="Consolas"/>
+          <w:color w:val="1F3864"/>
+          <w:sz w:val="19"/>
+          <w:szCs w:val="19"/>
+        </w:rPr>
+        <w:t xml:space="preserve">schedule_version</w:t>
+      </w:r>
+      <w:r>
+        <w:rPr>
+          <w:sz w:val="21"/>
+          <w:szCs w:val="21"/>
+        </w:rPr>
+        <w:t xml:space="preserve">.</w:t>
+      </w:r>
+    </w:p>
+    <w:p>
+      <w:pPr>
+        <w:pStyle w:val="Heading3"/>
+        <w:spacing w:after="100" w:before="200"/>
+      </w:pPr>
+      <w:r>
+        <w:rPr>
+          <w:b/>
+          <w:bCs/>
+          <w:color w:val="2E5AA8"/>
+          <w:sz w:val="22"/>
+          <w:szCs w:val="22"/>
+        </w:rPr>
+        <w:t xml:space="preserve">15.13.7 Data model (migration V11)</w:t>
+      </w:r>
+    </w:p>
+    <w:p>
+      <w:pPr>
+        <w:pStyle w:val="ListParagraph"/>
+        <w:numPr>
+          <w:ilvl w:val="0"/>
+          <w:numId w:val="1"/>
+        </w:numPr>
+        <w:spacing w:after="80" w:line="264"/>
+      </w:pPr>
+      <w:r>
+        <w:rPr>
+          <w:rFonts w:ascii="Consolas" w:hAnsi="Consolas" w:cs="Consolas"/>
+          <w:color w:val="1F3864"/>
+          <w:sz w:val="19"/>
+          <w:szCs w:val="19"/>
+        </w:rPr>
+        <w:t xml:space="preserve">loan_product</w:t>
+      </w:r>
+      <w:r>
+        <w:rPr>
+          <w:sz w:val="21"/>
+          <w:szCs w:val="21"/>
+        </w:rPr>
+        <w:t xml:space="preserve"> and </w:t>
+      </w:r>
+      <w:r>
+        <w:rPr>
+          <w:rFonts w:ascii="Consolas" w:hAnsi="Consolas" w:cs="Consolas"/>
+          <w:color w:val="1F3864"/>
+          <w:sz w:val="19"/>
+          <w:szCs w:val="19"/>
+        </w:rPr>
+        <w:t xml:space="preserve">loan_account</w:t>
+      </w:r>
+      <w:r>
+        <w:rPr>
+          <w:sz w:val="21"/>
+          <w:szCs w:val="21"/>
+        </w:rPr>
+        <w:t xml:space="preserve">: the day-count and schedule-type CHECK constraints are replaced by </w:t>
+      </w:r>
+      <w:r>
+        <w:rPr>
+          <w:rFonts w:ascii="Consolas" w:hAnsi="Consolas" w:cs="Consolas"/>
+          <w:color w:val="1F3864"/>
+          <w:sz w:val="19"/>
+          <w:szCs w:val="19"/>
+        </w:rPr>
+        <w:t xml:space="preserve">chk_product_*</w:t>
+      </w:r>
+      <w:r>
+        <w:rPr>
+          <w:sz w:val="21"/>
+          <w:szCs w:val="21"/>
+        </w:rPr>
+        <w:t xml:space="preserve"> / </w:t>
+      </w:r>
+      <w:r>
+        <w:rPr>
+          <w:rFonts w:ascii="Consolas" w:hAnsi="Consolas" w:cs="Consolas"/>
+          <w:color w:val="1F3864"/>
+          <w:sz w:val="19"/>
+          <w:szCs w:val="19"/>
+        </w:rPr>
+        <w:t xml:space="preserve">chk_account_*</w:t>
+      </w:r>
+      <w:r>
+        <w:rPr>
+          <w:sz w:val="21"/>
+          <w:szCs w:val="21"/>
+        </w:rPr>
+        <w:t xml:space="preserve"> versions allowing the new values.</w:t>
+      </w:r>
+    </w:p>
+    <w:p>
+      <w:pPr>
+        <w:pStyle w:val="ListParagraph"/>
+        <w:numPr>
+          <w:ilvl w:val="0"/>
+          <w:numId w:val="1"/>
+        </w:numPr>
+        <w:spacing w:after="80" w:line="264"/>
+      </w:pPr>
+      <w:r>
+        <w:rPr>
+          <w:rFonts w:ascii="Consolas" w:hAnsi="Consolas" w:cs="Consolas"/>
+          <w:color w:val="1F3864"/>
+          <w:sz w:val="19"/>
+          <w:szCs w:val="19"/>
+        </w:rPr>
+        <w:t xml:space="preserve">loan_product</w:t>
+      </w:r>
+      <w:r>
+        <w:rPr>
+          <w:sz w:val="21"/>
+          <w:szCs w:val="21"/>
+        </w:rPr>
+        <w:t xml:space="preserve"> gains </w:t>
+      </w:r>
+      <w:r>
+        <w:rPr>
+          <w:rFonts w:ascii="Consolas" w:hAnsi="Consolas" w:cs="Consolas"/>
+          <w:color w:val="1F3864"/>
+          <w:sz w:val="19"/>
+          <w:szCs w:val="19"/>
+        </w:rPr>
+        <w:t xml:space="preserve">repayment_frequency</w:t>
+      </w:r>
+      <w:r>
+        <w:rPr>
+          <w:sz w:val="21"/>
+          <w:szCs w:val="21"/>
+        </w:rPr>
+        <w:t xml:space="preserve">, </w:t>
+      </w:r>
+      <w:r>
+        <w:rPr>
+          <w:rFonts w:ascii="Consolas" w:hAnsi="Consolas" w:cs="Consolas"/>
+          <w:color w:val="1F3864"/>
+          <w:sz w:val="19"/>
+          <w:szCs w:val="19"/>
+        </w:rPr>
+        <w:t xml:space="preserve">allowed_repayment_frequencies</w:t>
+      </w:r>
+      <w:r>
+        <w:rPr>
+          <w:sz w:val="21"/>
+          <w:szCs w:val="21"/>
+        </w:rPr>
+        <w:t xml:space="preserve"> (comma-separated), </w:t>
+      </w:r>
+      <w:r>
+        <w:rPr>
+          <w:rFonts w:ascii="Consolas" w:hAnsi="Consolas" w:cs="Consolas"/>
+          <w:color w:val="1F3864"/>
+          <w:sz w:val="19"/>
+          <w:szCs w:val="19"/>
+        </w:rPr>
+        <w:t xml:space="preserve">moratorium_months</w:t>
+      </w:r>
+      <w:r>
+        <w:rPr>
+          <w:sz w:val="21"/>
+          <w:szCs w:val="21"/>
+        </w:rPr>
+        <w:t xml:space="preserve">, </w:t>
+      </w:r>
+      <w:r>
+        <w:rPr>
+          <w:rFonts w:ascii="Consolas" w:hAnsi="Consolas" w:cs="Consolas"/>
+          <w:color w:val="1F3864"/>
+          <w:sz w:val="19"/>
+          <w:szCs w:val="19"/>
+        </w:rPr>
+        <w:t xml:space="preserve">max_moratorium_months</w:t>
+      </w:r>
+      <w:r>
+        <w:rPr>
+          <w:sz w:val="21"/>
+          <w:szCs w:val="21"/>
+        </w:rPr>
+        <w:t xml:space="preserve">, </w:t>
+      </w:r>
+      <w:r>
+        <w:rPr>
+          <w:rFonts w:ascii="Consolas" w:hAnsi="Consolas" w:cs="Consolas"/>
+          <w:color w:val="1F3864"/>
+          <w:sz w:val="19"/>
+          <w:szCs w:val="19"/>
+        </w:rPr>
+        <w:t xml:space="preserve">balloon_percent</w:t>
+      </w:r>
+      <w:r>
+        <w:rPr>
+          <w:sz w:val="21"/>
+          <w:szCs w:val="21"/>
+        </w:rPr>
+        <w:t xml:space="preserve">, </w:t>
+      </w:r>
+      <w:r>
+        <w:rPr>
+          <w:rFonts w:ascii="Consolas" w:hAnsi="Consolas" w:cs="Consolas"/>
+          <w:color w:val="1F3864"/>
+          <w:sz w:val="19"/>
+          <w:szCs w:val="19"/>
+        </w:rPr>
+        <w:t xml:space="preserve">max_balloon_percent</w:t>
+      </w:r>
+      <w:r>
+        <w:rPr>
+          <w:sz w:val="21"/>
+          <w:szCs w:val="21"/>
+        </w:rPr>
+        <w:t xml:space="preserve">, </w:t>
+      </w:r>
+      <w:r>
+        <w:rPr>
+          <w:rFonts w:ascii="Consolas" w:hAnsi="Consolas" w:cs="Consolas"/>
+          <w:color w:val="1F3864"/>
+          <w:sz w:val="19"/>
+          <w:szCs w:val="19"/>
+        </w:rPr>
+        <w:t xml:space="preserve">step_up_percent</w:t>
+      </w:r>
+      <w:r>
+        <w:rPr>
+          <w:sz w:val="21"/>
+          <w:szCs w:val="21"/>
+        </w:rPr>
+        <w:t xml:space="preserve">, </w:t>
+      </w:r>
+      <w:r>
+        <w:rPr>
+          <w:rFonts w:ascii="Consolas" w:hAnsi="Consolas" w:cs="Consolas"/>
+          <w:color w:val="1F3864"/>
+          <w:sz w:val="19"/>
+          <w:szCs w:val="19"/>
+        </w:rPr>
+        <w:t xml:space="preserve">max_step_up_percent</w:t>
+      </w:r>
+      <w:r>
+        <w:rPr>
+          <w:sz w:val="21"/>
+          <w:szCs w:val="21"/>
+        </w:rPr>
+        <w:t xml:space="preserve">, each with range checks. </w:t>
+      </w:r>
+      <w:r>
+        <w:rPr>
+          <w:rFonts w:ascii="Consolas" w:hAnsi="Consolas" w:cs="Consolas"/>
+          <w:color w:val="1F3864"/>
+          <w:sz w:val="19"/>
+          <w:szCs w:val="19"/>
+        </w:rPr>
+        <w:t xml:space="preserve">loan_account</w:t>
+      </w:r>
+      <w:r>
+        <w:rPr>
+          <w:sz w:val="21"/>
+          <w:szCs w:val="21"/>
+        </w:rPr>
+        <w:t xml:space="preserve"> gains </w:t>
+      </w:r>
+      <w:r>
+        <w:rPr>
+          <w:rFonts w:ascii="Consolas" w:hAnsi="Consolas" w:cs="Consolas"/>
+          <w:color w:val="1F3864"/>
+          <w:sz w:val="19"/>
+          <w:szCs w:val="19"/>
+        </w:rPr>
+        <w:t xml:space="preserve">repayment_frequency</w:t>
+      </w:r>
+      <w:r>
+        <w:rPr>
+          <w:sz w:val="21"/>
+          <w:szCs w:val="21"/>
+        </w:rPr>
+        <w:t xml:space="preserve">, </w:t>
+      </w:r>
+      <w:r>
+        <w:rPr>
+          <w:rFonts w:ascii="Consolas" w:hAnsi="Consolas" w:cs="Consolas"/>
+          <w:color w:val="1F3864"/>
+          <w:sz w:val="19"/>
+          <w:szCs w:val="19"/>
+        </w:rPr>
+        <w:t xml:space="preserve">moratorium_months</w:t>
+      </w:r>
+      <w:r>
+        <w:rPr>
+          <w:sz w:val="21"/>
+          <w:szCs w:val="21"/>
+        </w:rPr>
+        <w:t xml:space="preserve">, </w:t>
+      </w:r>
+      <w:r>
+        <w:rPr>
+          <w:rFonts w:ascii="Consolas" w:hAnsi="Consolas" w:cs="Consolas"/>
+          <w:color w:val="1F3864"/>
+          <w:sz w:val="19"/>
+          <w:szCs w:val="19"/>
+        </w:rPr>
+        <w:t xml:space="preserve">balloon_percent</w:t>
+      </w:r>
+      <w:r>
+        <w:rPr>
+          <w:sz w:val="21"/>
+          <w:szCs w:val="21"/>
+        </w:rPr>
+        <w:t xml:space="preserve">, </w:t>
+      </w:r>
+      <w:r>
+        <w:rPr>
+          <w:rFonts w:ascii="Consolas" w:hAnsi="Consolas" w:cs="Consolas"/>
+          <w:color w:val="1F3864"/>
+          <w:sz w:val="19"/>
+          <w:szCs w:val="19"/>
+        </w:rPr>
+        <w:t xml:space="preserve">step_up_percent</w:t>
+      </w:r>
+      <w:r>
+        <w:rPr>
+          <w:sz w:val="21"/>
+          <w:szCs w:val="21"/>
+        </w:rPr>
+        <w:t xml:space="preserve">.</w:t>
+      </w:r>
+    </w:p>
+    <w:p>
+      <w:pPr>
+        <w:pStyle w:val="ListParagraph"/>
+        <w:numPr>
+          <w:ilvl w:val="0"/>
+          <w:numId w:val="1"/>
+        </w:numPr>
+        <w:spacing w:after="80" w:line="264"/>
+      </w:pPr>
+      <w:r>
+        <w:rPr>
+          <w:sz w:val="21"/>
+          <w:szCs w:val="21"/>
+        </w:rPr>
+        <w:t xml:space="preserve">Existing rows get monthly, 0, 0, 0, so existing schedules mean what they always meant. The migration seeds five sample products:</w:t>
+      </w:r>
+    </w:p>
+    <w:tbl>
+      <w:tblPr>
+        <w:tblW w:type="dxa" w:w="9500"/>
+        <w:tblBorders>
+          <w:top w:val="single" w:color="auto" w:sz="4"/>
+          <w:left w:val="single" w:color="auto" w:sz="4"/>
+          <w:bottom w:val="single" w:color="auto" w:sz="4"/>
+          <w:right w:val="single" w:color="auto" w:sz="4"/>
+          <w:insideH w:val="single" w:color="auto" w:sz="4"/>
+          <w:insideV w:val="single" w:color="auto" w:sz="4"/>
+        </w:tblBorders>
+      </w:tblPr>
+      <w:tblGrid>
+        <w:gridCol w:w="700"/>
+        <w:gridCol w:w="2400"/>
+        <w:gridCol w:w="1500"/>
+        <w:gridCol w:w="1100"/>
+        <w:gridCol w:w="3800"/>
+      </w:tblGrid>
+      <w:tr>
+        <w:trPr>
+          <w:tblHeader/>
+        </w:trPr>
+        <w:tc>
+          <w:tcPr>
+            <w:tcW w:type="dxa" w:w="700"/>
+            <w:shd w:fill="1F3864" w:val="clear"/>
+            <w:tcMar>
+              <w:top w:type="dxa" w:w="60"/>
+              <w:left w:type="dxa" w:w="100"/>
+              <w:bottom w:type="dxa" w:w="60"/>
+              <w:right w:type="dxa" w:w="100"/>
+            </w:tcMar>
+            <w:vAlign w:val="center"/>
+          </w:tcPr>
+          <w:p>
+            <w:pPr>
+              <w:jc w:val="left"/>
+            </w:pPr>
+            <w:r>
+              <w:rPr>
+                <w:b/>
+                <w:bCs/>
+                <w:color w:val="FFFFFF"/>
+                <w:sz w:val="19"/>
+                <w:szCs w:val="19"/>
+              </w:rPr>
+              <w:t xml:space="preserve">Code</w:t>
+            </w:r>
+          </w:p>
+        </w:tc>
+        <w:tc>
+          <w:tcPr>
+            <w:tcW w:type="dxa" w:w="2400"/>
+            <w:shd w:fill="1F3864" w:val="clear"/>
+            <w:tcMar>
+              <w:top w:type="dxa" w:w="60"/>
+              <w:left w:type="dxa" w:w="100"/>
+              <w:bottom w:type="dxa" w:w="60"/>
+              <w:right w:type="dxa" w:w="100"/>
+            </w:tcMar>
+            <w:vAlign w:val="center"/>
+          </w:tcPr>
+          <w:p>
+            <w:pPr>
+              <w:jc w:val="left"/>
+            </w:pPr>
+            <w:r>
+              <w:rPr>
+                <w:b/>
+                <w:bCs/>
+                <w:color w:val="FFFFFF"/>
+                <w:sz w:val="19"/>
+                <w:szCs w:val="19"/>
+              </w:rPr>
+              <w:t xml:space="preserve">Name</w:t>
+            </w:r>
+          </w:p>
+        </w:tc>
+        <w:tc>
+          <w:tcPr>
+            <w:tcW w:type="dxa" w:w="1500"/>
+            <w:shd w:fill="1F3864" w:val="clear"/>
+            <w:tcMar>
+              <w:top w:type="dxa" w:w="60"/>
+              <w:left w:type="dxa" w:w="100"/>
+              <w:bottom w:type="dxa" w:w="60"/>
+              <w:right w:type="dxa" w:w="100"/>
+            </w:tcMar>
+            <w:vAlign w:val="center"/>
+          </w:tcPr>
+          <w:p>
+            <w:pPr>
+              <w:jc w:val="left"/>
+            </w:pPr>
+            <w:r>
+              <w:rPr>
+                <w:b/>
+                <w:bCs/>
+                <w:color w:val="FFFFFF"/>
+                <w:sz w:val="19"/>
+                <w:szCs w:val="19"/>
+              </w:rPr>
+              <w:t xml:space="preserve">Schedule</w:t>
+            </w:r>
+          </w:p>
+        </w:tc>
+        <w:tc>
+          <w:tcPr>
+            <w:tcW w:type="dxa" w:w="1100"/>
+            <w:shd w:fill="1F3864" w:val="clear"/>
+            <w:tcMar>
+              <w:top w:type="dxa" w:w="60"/>
+              <w:left w:type="dxa" w:w="100"/>
+              <w:bottom w:type="dxa" w:w="60"/>
+              <w:right w:type="dxa" w:w="100"/>
+            </w:tcMar>
+            <w:vAlign w:val="center"/>
+          </w:tcPr>
+          <w:p>
+            <w:pPr>
+              <w:jc w:val="left"/>
+            </w:pPr>
+            <w:r>
+              <w:rPr>
+                <w:b/>
+                <w:bCs/>
+                <w:color w:val="FFFFFF"/>
+                <w:sz w:val="19"/>
+                <w:szCs w:val="19"/>
+              </w:rPr>
+              <w:t xml:space="preserve">Day count</w:t>
+            </w:r>
+          </w:p>
+        </w:tc>
+        <w:tc>
+          <w:tcPr>
+            <w:tcW w:type="dxa" w:w="3800"/>
+            <w:shd w:fill="1F3864" w:val="clear"/>
+            <w:tcMar>
+              <w:top w:type="dxa" w:w="60"/>
+              <w:left w:type="dxa" w:w="100"/>
+              <w:bottom w:type="dxa" w:w="60"/>
+              <w:right w:type="dxa" w:w="100"/>
+            </w:tcMar>
+            <w:vAlign w:val="center"/>
+          </w:tcPr>
+          <w:p>
+            <w:pPr>
+              <w:jc w:val="left"/>
+            </w:pPr>
+            <w:r>
+              <w:rPr>
+                <w:b/>
+                <w:bCs/>
+                <w:color w:val="FFFFFF"/>
+                <w:sz w:val="19"/>
+                <w:szCs w:val="19"/>
+              </w:rPr>
+              <w:t xml:space="preserve">Parameters</w:t>
+            </w:r>
+          </w:p>
+        </w:tc>
+      </w:tr>
+      <w:tr>
+        <w:trPr>
+          <w:cantSplit/>
+        </w:trPr>
+        <w:tc>
+          <w:tcPr>
+            <w:tcW w:type="dxa" w:w="700"/>
+            <w:tcMar>
+              <w:top w:type="dxa" w:w="60"/>
+              <w:left w:type="dxa" w:w="100"/>
+              <w:bottom w:type="dxa" w:w="60"/>
+              <w:right w:type="dxa" w:w="100"/>
+            </w:tcMar>
+            <w:vAlign w:val="center"/>
+          </w:tcPr>
+          <w:p>
+            <w:pPr>
+              <w:jc w:val="left"/>
+            </w:pPr>
+            <w:r>
+              <w:rPr>
+                <w:sz w:val="19"/>
+                <w:szCs w:val="19"/>
+              </w:rPr>
+              <w:t xml:space="preserve">TL01</w:t>
+            </w:r>
+          </w:p>
+        </w:tc>
+        <w:tc>
+          <w:tcPr>
+            <w:tcW w:type="dxa" w:w="2400"/>
+            <w:tcMar>
+              <w:top w:type="dxa" w:w="60"/>
+              <w:left w:type="dxa" w:w="100"/>
+              <w:bottom w:type="dxa" w:w="60"/>
+              <w:right w:type="dxa" w:w="100"/>
+            </w:tcMar>
+            <w:vAlign w:val="center"/>
+          </w:tcPr>
+          <w:p>
+            <w:pPr>
+              <w:jc w:val="left"/>
+            </w:pPr>
+            <w:r>
+              <w:rPr>
+                <w:sz w:val="19"/>
+                <w:szCs w:val="19"/>
+              </w:rPr>
+              <w:t xml:space="preserve">Term Loan - Equal Principal</w:t>
+            </w:r>
+          </w:p>
+        </w:tc>
+        <w:tc>
+          <w:tcPr>
+            <w:tcW w:type="dxa" w:w="1500"/>
+            <w:tcMar>
+              <w:top w:type="dxa" w:w="60"/>
+              <w:left w:type="dxa" w:w="100"/>
+              <w:bottom w:type="dxa" w:w="60"/>
+              <w:right w:type="dxa" w:w="100"/>
+            </w:tcMar>
+            <w:vAlign w:val="center"/>
+          </w:tcPr>
+          <w:p>
+            <w:pPr>
+              <w:jc w:val="left"/>
+            </w:pPr>
+            <w:r>
+              <w:rPr>
+                <w:sz w:val="19"/>
+                <w:szCs w:val="19"/>
+              </w:rPr>
+              <w:t xml:space="preserve">Equal principal</w:t>
+            </w:r>
+          </w:p>
+        </w:tc>
+        <w:tc>
+          <w:tcPr>
+            <w:tcW w:type="dxa" w:w="1100"/>
+            <w:tcMar>
+              <w:top w:type="dxa" w:w="60"/>
+              <w:left w:type="dxa" w:w="100"/>
+              <w:bottom w:type="dxa" w:w="60"/>
+              <w:right w:type="dxa" w:w="100"/>
+            </w:tcMar>
+            <w:vAlign w:val="center"/>
+          </w:tcPr>
+          <w:p>
+            <w:pPr>
+              <w:jc w:val="left"/>
+            </w:pPr>
+            <w:r>
+              <w:rPr>
+                <w:sz w:val="19"/>
+                <w:szCs w:val="19"/>
+              </w:rPr>
+              <w:t xml:space="preserve">30E/360</w:t>
+            </w:r>
+          </w:p>
+        </w:tc>
+        <w:tc>
+          <w:tcPr>
+            <w:tcW w:type="dxa" w:w="3800"/>
+            <w:tcMar>
+              <w:top w:type="dxa" w:w="60"/>
+              <w:left w:type="dxa" w:w="100"/>
+              <w:bottom w:type="dxa" w:w="60"/>
+              <w:right w:type="dxa" w:w="100"/>
+            </w:tcMar>
+            <w:vAlign w:val="center"/>
+          </w:tcPr>
+          <w:p>
+            <w:pPr>
+              <w:jc w:val="left"/>
+            </w:pPr>
+            <w:r>
+              <w:rPr>
+                <w:sz w:val="19"/>
+                <w:szCs w:val="19"/>
+              </w:rPr>
+              <w:t xml:space="preserve">Monthly, quarterly or half-yearly; moratorium up to 12 months; 11.00%</w:t>
+            </w:r>
+          </w:p>
+        </w:tc>
+      </w:tr>
+      <w:tr>
+        <w:trPr>
+          <w:cantSplit/>
+        </w:trPr>
+        <w:tc>
+          <w:tcPr>
+            <w:tcW w:type="dxa" w:w="700"/>
+            <w:shd w:fill="F5F8FC" w:val="clear"/>
+            <w:tcMar>
+              <w:top w:type="dxa" w:w="60"/>
+              <w:left w:type="dxa" w:w="100"/>
+              <w:bottom w:type="dxa" w:w="60"/>
+              <w:right w:type="dxa" w:w="100"/>
+            </w:tcMar>
+            <w:vAlign w:val="center"/>
+          </w:tcPr>
+          <w:p>
+            <w:pPr>
+              <w:jc w:val="left"/>
+            </w:pPr>
+            <w:r>
+              <w:rPr>
+                <w:sz w:val="19"/>
+                <w:szCs w:val="19"/>
+              </w:rPr>
+              <w:t xml:space="preserve">BB01</w:t>
+            </w:r>
+          </w:p>
+        </w:tc>
+        <w:tc>
+          <w:tcPr>
+            <w:tcW w:type="dxa" w:w="2400"/>
+            <w:shd w:fill="F5F8FC" w:val="clear"/>
+            <w:tcMar>
+              <w:top w:type="dxa" w:w="60"/>
+              <w:left w:type="dxa" w:w="100"/>
+              <w:bottom w:type="dxa" w:w="60"/>
+              <w:right w:type="dxa" w:w="100"/>
+            </w:tcMar>
+            <w:vAlign w:val="center"/>
+          </w:tcPr>
+          <w:p>
+            <w:pPr>
+              <w:jc w:val="left"/>
+            </w:pPr>
+            <w:r>
+              <w:rPr>
+                <w:sz w:val="19"/>
+                <w:szCs w:val="19"/>
+              </w:rPr>
+              <w:t xml:space="preserve">Bridge Loan - Interest Only</w:t>
+            </w:r>
+          </w:p>
+        </w:tc>
+        <w:tc>
+          <w:tcPr>
+            <w:tcW w:type="dxa" w:w="1500"/>
+            <w:shd w:fill="F5F8FC" w:val="clear"/>
+            <w:tcMar>
+              <w:top w:type="dxa" w:w="60"/>
+              <w:left w:type="dxa" w:w="100"/>
+              <w:bottom w:type="dxa" w:w="60"/>
+              <w:right w:type="dxa" w:w="100"/>
+            </w:tcMar>
+            <w:vAlign w:val="center"/>
+          </w:tcPr>
+          <w:p>
+            <w:pPr>
+              <w:jc w:val="left"/>
+            </w:pPr>
+            <w:r>
+              <w:rPr>
+                <w:sz w:val="19"/>
+                <w:szCs w:val="19"/>
+              </w:rPr>
+              <w:t xml:space="preserve">Interest only</w:t>
+            </w:r>
+          </w:p>
+        </w:tc>
+        <w:tc>
+          <w:tcPr>
+            <w:tcW w:type="dxa" w:w="1100"/>
+            <w:shd w:fill="F5F8FC" w:val="clear"/>
+            <w:tcMar>
+              <w:top w:type="dxa" w:w="60"/>
+              <w:left w:type="dxa" w:w="100"/>
+              <w:bottom w:type="dxa" w:w="60"/>
+              <w:right w:type="dxa" w:w="100"/>
+            </w:tcMar>
+            <w:vAlign w:val="center"/>
+          </w:tcPr>
+          <w:p>
+            <w:pPr>
+              <w:jc w:val="left"/>
+            </w:pPr>
+            <w:r>
+              <w:rPr>
+                <w:sz w:val="19"/>
+                <w:szCs w:val="19"/>
+              </w:rPr>
+              <w:t xml:space="preserve">ACT/360</w:t>
+            </w:r>
+          </w:p>
+        </w:tc>
+        <w:tc>
+          <w:tcPr>
+            <w:tcW w:type="dxa" w:w="3800"/>
+            <w:shd w:fill="F5F8FC" w:val="clear"/>
+            <w:tcMar>
+              <w:top w:type="dxa" w:w="60"/>
+              <w:left w:type="dxa" w:w="100"/>
+              <w:bottom w:type="dxa" w:w="60"/>
+              <w:right w:type="dxa" w:w="100"/>
+            </w:tcMar>
+            <w:vAlign w:val="center"/>
+          </w:tcPr>
+          <w:p>
+            <w:pPr>
+              <w:jc w:val="left"/>
+            </w:pPr>
+            <w:r>
+              <w:rPr>
+                <w:sz w:val="19"/>
+                <w:szCs w:val="19"/>
+              </w:rPr>
+              <w:t xml:space="preserve">Monthly or quarterly; no moratorium; 12.00%</w:t>
+            </w:r>
+          </w:p>
+        </w:tc>
+      </w:tr>
+      <w:tr>
+        <w:trPr>
+          <w:cantSplit/>
+        </w:trPr>
+        <w:tc>
+          <w:tcPr>
+            <w:tcW w:type="dxa" w:w="700"/>
+            <w:tcMar>
+              <w:top w:type="dxa" w:w="60"/>
+              <w:left w:type="dxa" w:w="100"/>
+              <w:bottom w:type="dxa" w:w="60"/>
+              <w:right w:type="dxa" w:w="100"/>
+            </w:tcMar>
+            <w:vAlign w:val="center"/>
+          </w:tcPr>
+          <w:p>
+            <w:pPr>
+              <w:jc w:val="left"/>
+            </w:pPr>
+            <w:r>
+              <w:rPr>
+                <w:sz w:val="19"/>
+                <w:szCs w:val="19"/>
+              </w:rPr>
+              <w:t xml:space="preserve">AB01</w:t>
+            </w:r>
+          </w:p>
+        </w:tc>
+        <w:tc>
+          <w:tcPr>
+            <w:tcW w:type="dxa" w:w="2400"/>
+            <w:tcMar>
+              <w:top w:type="dxa" w:w="60"/>
+              <w:left w:type="dxa" w:w="100"/>
+              <w:bottom w:type="dxa" w:w="60"/>
+              <w:right w:type="dxa" w:w="100"/>
+            </w:tcMar>
+            <w:vAlign w:val="center"/>
+          </w:tcPr>
+          <w:p>
+            <w:pPr>
+              <w:jc w:val="left"/>
+            </w:pPr>
+            <w:r>
+              <w:rPr>
+                <w:sz w:val="19"/>
+                <w:szCs w:val="19"/>
+              </w:rPr>
+              <w:t xml:space="preserve">Auto Loan - Balloon</w:t>
+            </w:r>
+          </w:p>
+        </w:tc>
+        <w:tc>
+          <w:tcPr>
+            <w:tcW w:type="dxa" w:w="1500"/>
+            <w:tcMar>
+              <w:top w:type="dxa" w:w="60"/>
+              <w:left w:type="dxa" w:w="100"/>
+              <w:bottom w:type="dxa" w:w="60"/>
+              <w:right w:type="dxa" w:w="100"/>
+            </w:tcMar>
+            <w:vAlign w:val="center"/>
+          </w:tcPr>
+          <w:p>
+            <w:pPr>
+              <w:jc w:val="left"/>
+            </w:pPr>
+            <w:r>
+              <w:rPr>
+                <w:sz w:val="19"/>
+                <w:szCs w:val="19"/>
+              </w:rPr>
+              <w:t xml:space="preserve">Balloon</w:t>
+            </w:r>
+          </w:p>
+        </w:tc>
+        <w:tc>
+          <w:tcPr>
+            <w:tcW w:type="dxa" w:w="1100"/>
+            <w:tcMar>
+              <w:top w:type="dxa" w:w="60"/>
+              <w:left w:type="dxa" w:w="100"/>
+              <w:bottom w:type="dxa" w:w="60"/>
+              <w:right w:type="dxa" w:w="100"/>
+            </w:tcMar>
+            <w:vAlign w:val="center"/>
+          </w:tcPr>
+          <w:p>
+            <w:pPr>
+              <w:jc w:val="left"/>
+            </w:pPr>
+            <w:r>
+              <w:rPr>
+                <w:sz w:val="19"/>
+                <w:szCs w:val="19"/>
+              </w:rPr>
+              <w:t xml:space="preserve">ACT/365</w:t>
+            </w:r>
+          </w:p>
+        </w:tc>
+        <w:tc>
+          <w:tcPr>
+            <w:tcW w:type="dxa" w:w="3800"/>
+            <w:tcMar>
+              <w:top w:type="dxa" w:w="60"/>
+              <w:left w:type="dxa" w:w="100"/>
+              <w:bottom w:type="dxa" w:w="60"/>
+              <w:right w:type="dxa" w:w="100"/>
+            </w:tcMar>
+            <w:vAlign w:val="center"/>
+          </w:tcPr>
+          <w:p>
+            <w:pPr>
+              <w:jc w:val="left"/>
+            </w:pPr>
+            <w:r>
+              <w:rPr>
+                <w:sz w:val="19"/>
+                <w:szCs w:val="19"/>
+              </w:rPr>
+              <w:t xml:space="preserve">Balloon 30% (up to 50%); moratorium up to 6 months; 9.50%</w:t>
+            </w:r>
+          </w:p>
+        </w:tc>
+      </w:tr>
+      <w:tr>
+        <w:trPr>
+          <w:cantSplit/>
+        </w:trPr>
+        <w:tc>
+          <w:tcPr>
+            <w:tcW w:type="dxa" w:w="700"/>
+            <w:shd w:fill="F5F8FC" w:val="clear"/>
+            <w:tcMar>
+              <w:top w:type="dxa" w:w="60"/>
+              <w:left w:type="dxa" w:w="100"/>
+              <w:bottom w:type="dxa" w:w="60"/>
+              <w:right w:type="dxa" w:w="100"/>
+            </w:tcMar>
+            <w:vAlign w:val="center"/>
+          </w:tcPr>
+          <w:p>
+            <w:pPr>
+              <w:jc w:val="left"/>
+            </w:pPr>
+            <w:r>
+              <w:rPr>
+                <w:sz w:val="19"/>
+                <w:szCs w:val="19"/>
+              </w:rPr>
+              <w:t xml:space="preserve">SU01</w:t>
+            </w:r>
+          </w:p>
+        </w:tc>
+        <w:tc>
+          <w:tcPr>
+            <w:tcW w:type="dxa" w:w="2400"/>
+            <w:shd w:fill="F5F8FC" w:val="clear"/>
+            <w:tcMar>
+              <w:top w:type="dxa" w:w="60"/>
+              <w:left w:type="dxa" w:w="100"/>
+              <w:bottom w:type="dxa" w:w="60"/>
+              <w:right w:type="dxa" w:w="100"/>
+            </w:tcMar>
+            <w:vAlign w:val="center"/>
+          </w:tcPr>
+          <w:p>
+            <w:pPr>
+              <w:jc w:val="left"/>
+            </w:pPr>
+            <w:r>
+              <w:rPr>
+                <w:sz w:val="19"/>
+                <w:szCs w:val="19"/>
+              </w:rPr>
+              <w:t xml:space="preserve">Step-up Personal Loan</w:t>
+            </w:r>
+          </w:p>
+        </w:tc>
+        <w:tc>
+          <w:tcPr>
+            <w:tcW w:type="dxa" w:w="1500"/>
+            <w:shd w:fill="F5F8FC" w:val="clear"/>
+            <w:tcMar>
+              <w:top w:type="dxa" w:w="60"/>
+              <w:left w:type="dxa" w:w="100"/>
+              <w:bottom w:type="dxa" w:w="60"/>
+              <w:right w:type="dxa" w:w="100"/>
+            </w:tcMar>
+            <w:vAlign w:val="center"/>
+          </w:tcPr>
+          <w:p>
+            <w:pPr>
+              <w:jc w:val="left"/>
+            </w:pPr>
+            <w:r>
+              <w:rPr>
+                <w:sz w:val="19"/>
+                <w:szCs w:val="19"/>
+              </w:rPr>
+              <w:t xml:space="preserve">Step-up EMI</w:t>
+            </w:r>
+          </w:p>
+        </w:tc>
+        <w:tc>
+          <w:tcPr>
+            <w:tcW w:type="dxa" w:w="1100"/>
+            <w:shd w:fill="F5F8FC" w:val="clear"/>
+            <w:tcMar>
+              <w:top w:type="dxa" w:w="60"/>
+              <w:left w:type="dxa" w:w="100"/>
+              <w:bottom w:type="dxa" w:w="60"/>
+              <w:right w:type="dxa" w:w="100"/>
+            </w:tcMar>
+            <w:vAlign w:val="center"/>
+          </w:tcPr>
+          <w:p>
+            <w:pPr>
+              <w:jc w:val="left"/>
+            </w:pPr>
+            <w:r>
+              <w:rPr>
+                <w:sz w:val="19"/>
+                <w:szCs w:val="19"/>
+              </w:rPr>
+              <w:t xml:space="preserve">ACT/365</w:t>
+            </w:r>
+          </w:p>
+        </w:tc>
+        <w:tc>
+          <w:tcPr>
+            <w:tcW w:type="dxa" w:w="3800"/>
+            <w:shd w:fill="F5F8FC" w:val="clear"/>
+            <w:tcMar>
+              <w:top w:type="dxa" w:w="60"/>
+              <w:left w:type="dxa" w:w="100"/>
+              <w:bottom w:type="dxa" w:w="60"/>
+              <w:right w:type="dxa" w:w="100"/>
+            </w:tcMar>
+            <w:vAlign w:val="center"/>
+          </w:tcPr>
+          <w:p>
+            <w:pPr>
+              <w:jc w:val="left"/>
+            </w:pPr>
+            <w:r>
+              <w:rPr>
+                <w:sz w:val="19"/>
+                <w:szCs w:val="19"/>
+              </w:rPr>
+              <w:t xml:space="preserve">Step-up 5% a year (up to 15%); monthly or quarterly; 12.00%</w:t>
+            </w:r>
+          </w:p>
+        </w:tc>
+      </w:tr>
+      <w:tr>
+        <w:trPr>
+          <w:cantSplit/>
+        </w:trPr>
+        <w:tc>
+          <w:tcPr>
+            <w:tcW w:type="dxa" w:w="700"/>
+            <w:tcMar>
+              <w:top w:type="dxa" w:w="60"/>
+              <w:left w:type="dxa" w:w="100"/>
+              <w:bottom w:type="dxa" w:w="60"/>
+              <w:right w:type="dxa" w:w="100"/>
+            </w:tcMar>
+            <w:vAlign w:val="center"/>
+          </w:tcPr>
+          <w:p>
+            <w:pPr>
+              <w:jc w:val="left"/>
+            </w:pPr>
+            <w:r>
+              <w:rPr>
+                <w:sz w:val="19"/>
+                <w:szCs w:val="19"/>
+              </w:rPr>
+              <w:t xml:space="preserve">EM01</w:t>
+            </w:r>
+          </w:p>
+        </w:tc>
+        <w:tc>
+          <w:tcPr>
+            <w:tcW w:type="dxa" w:w="2400"/>
+            <w:tcMar>
+              <w:top w:type="dxa" w:w="60"/>
+              <w:left w:type="dxa" w:w="100"/>
+              <w:bottom w:type="dxa" w:w="60"/>
+              <w:right w:type="dxa" w:w="100"/>
+            </w:tcMar>
+            <w:vAlign w:val="center"/>
+          </w:tcPr>
+          <w:p>
+            <w:pPr>
+              <w:jc w:val="left"/>
+            </w:pPr>
+            <w:r>
+              <w:rPr>
+                <w:sz w:val="19"/>
+                <w:szCs w:val="19"/>
+              </w:rPr>
+              <w:t xml:space="preserve">Education Loan - Study Moratorium</w:t>
+            </w:r>
+          </w:p>
+        </w:tc>
+        <w:tc>
+          <w:tcPr>
+            <w:tcW w:type="dxa" w:w="1500"/>
+            <w:tcMar>
+              <w:top w:type="dxa" w:w="60"/>
+              <w:left w:type="dxa" w:w="100"/>
+              <w:bottom w:type="dxa" w:w="60"/>
+              <w:right w:type="dxa" w:w="100"/>
+            </w:tcMar>
+            <w:vAlign w:val="center"/>
+          </w:tcPr>
+          <w:p>
+            <w:pPr>
+              <w:jc w:val="left"/>
+            </w:pPr>
+            <w:r>
+              <w:rPr>
+                <w:sz w:val="19"/>
+                <w:szCs w:val="19"/>
+              </w:rPr>
+              <w:t xml:space="preserve">EMI</w:t>
+            </w:r>
+          </w:p>
+        </w:tc>
+        <w:tc>
+          <w:tcPr>
+            <w:tcW w:type="dxa" w:w="1100"/>
+            <w:tcMar>
+              <w:top w:type="dxa" w:w="60"/>
+              <w:left w:type="dxa" w:w="100"/>
+              <w:bottom w:type="dxa" w:w="60"/>
+              <w:right w:type="dxa" w:w="100"/>
+            </w:tcMar>
+            <w:vAlign w:val="center"/>
+          </w:tcPr>
+          <w:p>
+            <w:pPr>
+              <w:jc w:val="left"/>
+            </w:pPr>
+            <w:r>
+              <w:rPr>
+                <w:sz w:val="19"/>
+                <w:szCs w:val="19"/>
+              </w:rPr>
+              <w:t xml:space="preserve">30/360</w:t>
+            </w:r>
+          </w:p>
+        </w:tc>
+        <w:tc>
+          <w:tcPr>
+            <w:tcW w:type="dxa" w:w="3800"/>
+            <w:tcMar>
+              <w:top w:type="dxa" w:w="60"/>
+              <w:left w:type="dxa" w:w="100"/>
+              <w:bottom w:type="dxa" w:w="60"/>
+              <w:right w:type="dxa" w:w="100"/>
+            </w:tcMar>
+            <w:vAlign w:val="center"/>
+          </w:tcPr>
+          <w:p>
+            <w:pPr>
+              <w:jc w:val="left"/>
+            </w:pPr>
+            <w:r>
+              <w:rPr>
+                <w:sz w:val="19"/>
+                <w:szCs w:val="19"/>
+              </w:rPr>
+              <w:t xml:space="preserve">12 months moratorium (up to 48); monthly or quarterly; 9.50%</w:t>
+            </w:r>
+          </w:p>
+        </w:tc>
+      </w:tr>
+    </w:tbl>
+    <w:p>
+      <w:pPr>
+        <w:spacing w:after="120"/>
+      </w:pPr>
+    </w:p>
+    <w:p>
+      <w:pPr>
+        <w:pStyle w:val="Heading3"/>
+        <w:spacing w:after="100" w:before="200"/>
+      </w:pPr>
+      <w:r>
+        <w:rPr>
+          <w:b/>
+          <w:bCs/>
+          <w:color w:val="2E5AA8"/>
+          <w:sz w:val="22"/>
+          <w:szCs w:val="22"/>
+        </w:rPr>
+        <w:t xml:space="preserve">15.13.8 API changes</w:t>
+      </w:r>
+    </w:p>
+    <w:p>
+      <w:pPr>
+        <w:pStyle w:val="ListParagraph"/>
+        <w:numPr>
+          <w:ilvl w:val="0"/>
+          <w:numId w:val="1"/>
+        </w:numPr>
+        <w:spacing w:after="80" w:line="264"/>
+      </w:pPr>
+      <w:r>
+        <w:rPr>
+          <w:rFonts w:ascii="Consolas" w:hAnsi="Consolas" w:cs="Consolas"/>
+          <w:color w:val="1F3864"/>
+          <w:sz w:val="19"/>
+          <w:szCs w:val="19"/>
+        </w:rPr>
+        <w:t xml:space="preserve">POST /api/v1/loan-accounts</w:t>
+      </w:r>
+      <w:r>
+        <w:rPr>
+          <w:sz w:val="21"/>
+          <w:szCs w:val="21"/>
+        </w:rPr>
+        <w:t xml:space="preserve"> (and bulk): new optional </w:t>
+      </w:r>
+      <w:r>
+        <w:rPr>
+          <w:rFonts w:ascii="Consolas" w:hAnsi="Consolas" w:cs="Consolas"/>
+          <w:color w:val="1F3864"/>
+          <w:sz w:val="19"/>
+          <w:szCs w:val="19"/>
+        </w:rPr>
+        <w:t xml:space="preserve">repaymentFrequency</w:t>
+      </w:r>
+      <w:r>
+        <w:rPr>
+          <w:sz w:val="21"/>
+          <w:szCs w:val="21"/>
+        </w:rPr>
+        <w:t xml:space="preserve">, </w:t>
+      </w:r>
+      <w:r>
+        <w:rPr>
+          <w:rFonts w:ascii="Consolas" w:hAnsi="Consolas" w:cs="Consolas"/>
+          <w:color w:val="1F3864"/>
+          <w:sz w:val="19"/>
+          <w:szCs w:val="19"/>
+        </w:rPr>
+        <w:t xml:space="preserve">moratoriumMonths</w:t>
+      </w:r>
+      <w:r>
+        <w:rPr>
+          <w:sz w:val="21"/>
+          <w:szCs w:val="21"/>
+        </w:rPr>
+        <w:t xml:space="preserve">, </w:t>
+      </w:r>
+      <w:r>
+        <w:rPr>
+          <w:rFonts w:ascii="Consolas" w:hAnsi="Consolas" w:cs="Consolas"/>
+          <w:color w:val="1F3864"/>
+          <w:sz w:val="19"/>
+          <w:szCs w:val="19"/>
+        </w:rPr>
+        <w:t xml:space="preserve">balloonPercent</w:t>
+      </w:r>
+      <w:r>
+        <w:rPr>
+          <w:sz w:val="21"/>
+          <w:szCs w:val="21"/>
+        </w:rPr>
+        <w:t xml:space="preserve">, </w:t>
+      </w:r>
+      <w:r>
+        <w:rPr>
+          <w:rFonts w:ascii="Consolas" w:hAnsi="Consolas" w:cs="Consolas"/>
+          <w:color w:val="1F3864"/>
+          <w:sz w:val="19"/>
+          <w:szCs w:val="19"/>
+        </w:rPr>
+        <w:t xml:space="preserve">stepUpPercent</w:t>
+      </w:r>
+      <w:r>
+        <w:rPr>
+          <w:sz w:val="21"/>
+          <w:szCs w:val="21"/>
+        </w:rPr>
+        <w:t xml:space="preserve">; defaults from the product, limits from the product maximums, combination rules from §15.13.4. </w:t>
+      </w:r>
+      <w:r>
+        <w:rPr>
+          <w:rFonts w:ascii="Consolas" w:hAnsi="Consolas" w:cs="Consolas"/>
+          <w:color w:val="1F3864"/>
+          <w:sz w:val="19"/>
+          <w:szCs w:val="19"/>
+        </w:rPr>
+        <w:t xml:space="preserve">dayCountConvention</w:t>
+      </w:r>
+      <w:r>
+        <w:rPr>
+          <w:sz w:val="21"/>
+          <w:szCs w:val="21"/>
+        </w:rPr>
+        <w:t xml:space="preserve"> accepts </w:t>
+      </w:r>
+      <w:r>
+        <w:rPr>
+          <w:rFonts w:ascii="Consolas" w:hAnsi="Consolas" w:cs="Consolas"/>
+          <w:color w:val="1F3864"/>
+          <w:sz w:val="19"/>
+          <w:szCs w:val="19"/>
+        </w:rPr>
+        <w:t xml:space="preserve">ACT_360</w:t>
+      </w:r>
+      <w:r>
+        <w:rPr>
+          <w:sz w:val="21"/>
+          <w:szCs w:val="21"/>
+        </w:rPr>
+        <w:t xml:space="preserve"> and </w:t>
+      </w:r>
+      <w:r>
+        <w:rPr>
+          <w:rFonts w:ascii="Consolas" w:hAnsi="Consolas" w:cs="Consolas"/>
+          <w:color w:val="1F3864"/>
+          <w:sz w:val="19"/>
+          <w:szCs w:val="19"/>
+        </w:rPr>
+        <w:t xml:space="preserve">THIRTY_E_360</w:t>
+      </w:r>
+      <w:r>
+        <w:rPr>
+          <w:sz w:val="21"/>
+          <w:szCs w:val="21"/>
+        </w:rPr>
+        <w:t xml:space="preserve">. The response returns the four new fields.</w:t>
+      </w:r>
+    </w:p>
+    <w:p>
+      <w:pPr>
+        <w:pStyle w:val="ListParagraph"/>
+        <w:numPr>
+          <w:ilvl w:val="0"/>
+          <w:numId w:val="1"/>
+        </w:numPr>
+        <w:spacing w:after="80" w:line="264"/>
+      </w:pPr>
+      <w:r>
+        <w:rPr>
+          <w:rFonts w:ascii="Consolas" w:hAnsi="Consolas" w:cs="Consolas"/>
+          <w:color w:val="1F3864"/>
+          <w:sz w:val="19"/>
+          <w:szCs w:val="19"/>
+        </w:rPr>
+        <w:t xml:space="preserve">/api/v1/loan-products</w:t>
+      </w:r>
+      <w:r>
+        <w:rPr>
+          <w:sz w:val="21"/>
+          <w:szCs w:val="21"/>
+        </w:rPr>
+        <w:t xml:space="preserve">: new </w:t>
+      </w:r>
+      <w:r>
+        <w:rPr>
+          <w:rFonts w:ascii="Consolas" w:hAnsi="Consolas" w:cs="Consolas"/>
+          <w:color w:val="1F3864"/>
+          <w:sz w:val="19"/>
+          <w:szCs w:val="19"/>
+        </w:rPr>
+        <w:t xml:space="preserve">repaymentFrequency</w:t>
+      </w:r>
+      <w:r>
+        <w:rPr>
+          <w:sz w:val="21"/>
+          <w:szCs w:val="21"/>
+        </w:rPr>
+        <w:t xml:space="preserve">, </w:t>
+      </w:r>
+      <w:r>
+        <w:rPr>
+          <w:rFonts w:ascii="Consolas" w:hAnsi="Consolas" w:cs="Consolas"/>
+          <w:color w:val="1F3864"/>
+          <w:sz w:val="19"/>
+          <w:szCs w:val="19"/>
+        </w:rPr>
+        <w:t xml:space="preserve">allowedRepaymentFrequencies</w:t>
+      </w:r>
+      <w:r>
+        <w:rPr>
+          <w:sz w:val="21"/>
+          <w:szCs w:val="21"/>
+        </w:rPr>
+        <w:t xml:space="preserve">, </w:t>
+      </w:r>
+      <w:r>
+        <w:rPr>
+          <w:rFonts w:ascii="Consolas" w:hAnsi="Consolas" w:cs="Consolas"/>
+          <w:color w:val="1F3864"/>
+          <w:sz w:val="19"/>
+          <w:szCs w:val="19"/>
+        </w:rPr>
+        <w:t xml:space="preserve">moratoriumMonths</w:t>
+      </w:r>
+      <w:r>
+        <w:rPr>
+          <w:sz w:val="21"/>
+          <w:szCs w:val="21"/>
+        </w:rPr>
+        <w:t xml:space="preserve">, </w:t>
+      </w:r>
+      <w:r>
+        <w:rPr>
+          <w:rFonts w:ascii="Consolas" w:hAnsi="Consolas" w:cs="Consolas"/>
+          <w:color w:val="1F3864"/>
+          <w:sz w:val="19"/>
+          <w:szCs w:val="19"/>
+        </w:rPr>
+        <w:t xml:space="preserve">maxMoratoriumMonths</w:t>
+      </w:r>
+      <w:r>
+        <w:rPr>
+          <w:sz w:val="21"/>
+          <w:szCs w:val="21"/>
+        </w:rPr>
+        <w:t xml:space="preserve">, </w:t>
+      </w:r>
+      <w:r>
+        <w:rPr>
+          <w:rFonts w:ascii="Consolas" w:hAnsi="Consolas" w:cs="Consolas"/>
+          <w:color w:val="1F3864"/>
+          <w:sz w:val="19"/>
+          <w:szCs w:val="19"/>
+        </w:rPr>
+        <w:t xml:space="preserve">balloonPercent</w:t>
+      </w:r>
+      <w:r>
+        <w:rPr>
+          <w:sz w:val="21"/>
+          <w:szCs w:val="21"/>
+        </w:rPr>
+        <w:t xml:space="preserve">, </w:t>
+      </w:r>
+      <w:r>
+        <w:rPr>
+          <w:rFonts w:ascii="Consolas" w:hAnsi="Consolas" w:cs="Consolas"/>
+          <w:color w:val="1F3864"/>
+          <w:sz w:val="19"/>
+          <w:szCs w:val="19"/>
+        </w:rPr>
+        <w:t xml:space="preserve">maxBalloonPercent</w:t>
+      </w:r>
+      <w:r>
+        <w:rPr>
+          <w:sz w:val="21"/>
+          <w:szCs w:val="21"/>
+        </w:rPr>
+        <w:t xml:space="preserve">, </w:t>
+      </w:r>
+      <w:r>
+        <w:rPr>
+          <w:rFonts w:ascii="Consolas" w:hAnsi="Consolas" w:cs="Consolas"/>
+          <w:color w:val="1F3864"/>
+          <w:sz w:val="19"/>
+          <w:szCs w:val="19"/>
+        </w:rPr>
+        <w:t xml:space="preserve">stepUpPercent</w:t>
+      </w:r>
+      <w:r>
+        <w:rPr>
+          <w:sz w:val="21"/>
+          <w:szCs w:val="21"/>
+        </w:rPr>
+        <w:t xml:space="preserve">, </w:t>
+      </w:r>
+      <w:r>
+        <w:rPr>
+          <w:rFonts w:ascii="Consolas" w:hAnsi="Consolas" w:cs="Consolas"/>
+          <w:color w:val="1F3864"/>
+          <w:sz w:val="19"/>
+          <w:szCs w:val="19"/>
+        </w:rPr>
+        <w:t xml:space="preserve">maxStepUpPercent</w:t>
+      </w:r>
+      <w:r>
+        <w:rPr>
+          <w:sz w:val="21"/>
+          <w:szCs w:val="21"/>
+        </w:rPr>
+        <w:t xml:space="preserve">; </w:t>
+      </w:r>
+      <w:r>
+        <w:rPr>
+          <w:rFonts w:ascii="Consolas" w:hAnsi="Consolas" w:cs="Consolas"/>
+          <w:color w:val="1F3864"/>
+          <w:sz w:val="19"/>
+          <w:szCs w:val="19"/>
+        </w:rPr>
+        <w:t xml:space="preserve">scheduleType</w:t>
+      </w:r>
+      <w:r>
+        <w:rPr>
+          <w:sz w:val="21"/>
+          <w:szCs w:val="21"/>
+        </w:rPr>
+        <w:t xml:space="preserve"> accepts all five types. Swagger examples added for a step-up product, a quarterly account with moratorium and a balloon account.</w:t>
+      </w:r>
+    </w:p>
+    <w:p>
+      <w:pPr>
+        <w:pStyle w:val="ListParagraph"/>
+        <w:numPr>
+          <w:ilvl w:val="0"/>
+          <w:numId w:val="1"/>
+        </w:numPr>
+        <w:spacing w:after="80" w:line="264"/>
+      </w:pPr>
+      <w:r>
+        <w:rPr>
+          <w:sz w:val="21"/>
+          <w:szCs w:val="21"/>
+        </w:rPr>
+        <w:t xml:space="preserve">The customer statement shows the repayment plan (type, frequency, moratorium, balloon / step-up), a headline-instalment label that suits the type, and the day-count name.</w:t>
+      </w:r>
+    </w:p>
+    <w:p>
+      <w:pPr>
+        <w:pStyle w:val="Heading3"/>
+        <w:spacing w:after="100" w:before="200"/>
+      </w:pPr>
+      <w:r>
+        <w:rPr>
+          <w:b/>
+          <w:bCs/>
+          <w:color w:val="2E5AA8"/>
+          <w:sz w:val="22"/>
+          <w:szCs w:val="22"/>
+        </w:rPr>
+        <w:t xml:space="preserve">15.13.9 Admin portal</w:t>
+      </w:r>
+    </w:p>
+    <w:p>
+      <w:pPr>
+        <w:spacing w:after="140" w:line="276"/>
+      </w:pPr>
+      <w:r>
+        <w:rPr>
+          <w:sz w:val="21"/>
+          <w:szCs w:val="21"/>
+        </w:rPr>
+        <w:t xml:space="preserve">The Products table gains a Repayment column (type and, beneath, frequencies, moratorium, balloon and step-up). The product form gains schedule type (with a one-line explanation), default frequency, a check-box list of allowed frequencies, and moratorium, balloon and step-up defaults and maximums, which appear only for the types they apply to; the five day counts are offered. The Configuration screen lists the schedule rules among the fixed rules.</w:t>
+      </w:r>
+    </w:p>
+    <w:p>
+      <w:pPr>
+        <w:pStyle w:val="Heading3"/>
+        <w:spacing w:after="100" w:before="200"/>
+      </w:pPr>
+      <w:r>
+        <w:rPr>
+          <w:b/>
+          <w:bCs/>
+          <w:color w:val="2E5AA8"/>
+          <w:sz w:val="22"/>
+          <w:szCs w:val="22"/>
+        </w:rPr>
+        <w:t xml:space="preserve">15.13.10 Tests and verification status</w:t>
+      </w:r>
+    </w:p>
+    <w:p>
+      <w:pPr>
+        <w:pStyle w:val="ListParagraph"/>
+        <w:numPr>
+          <w:ilvl w:val="0"/>
+          <w:numId w:val="1"/>
+        </w:numPr>
+        <w:spacing w:after="80" w:line="264"/>
+      </w:pPr>
+      <w:r>
+        <w:rPr>
+          <w:sz w:val="21"/>
+          <w:szCs w:val="21"/>
+        </w:rPr>
+        <w:t xml:space="preserve">New Spring-free tests: </w:t>
+      </w:r>
+      <w:r>
+        <w:rPr>
+          <w:rFonts w:ascii="Consolas" w:hAnsi="Consolas" w:cs="Consolas"/>
+          <w:color w:val="1F3864"/>
+          <w:sz w:val="19"/>
+          <w:szCs w:val="19"/>
+        </w:rPr>
+        <w:t xml:space="preserve">ScheduleCalculatorTest</w:t>
+      </w:r>
+      <w:r>
+        <w:rPr>
+          <w:sz w:val="21"/>
+          <w:szCs w:val="21"/>
+        </w:rPr>
+        <w:t xml:space="preserve"> (each type repays in full, level / falling / stepped instalments, moratorium, quarterly dates, zero rate, single instalment, step-up continuation after a reschedule), </w:t>
+      </w:r>
+      <w:r>
+        <w:rPr>
+          <w:rFonts w:ascii="Consolas" w:hAnsi="Consolas" w:cs="Consolas"/>
+          <w:color w:val="1F3864"/>
+          <w:sz w:val="19"/>
+          <w:szCs w:val="19"/>
+        </w:rPr>
+        <w:t xml:space="preserve">DayCountCalculatorTest</w:t>
+      </w:r>
+      <w:r>
+        <w:rPr>
+          <w:sz w:val="21"/>
+          <w:szCs w:val="21"/>
+        </w:rPr>
+        <w:t xml:space="preserve"> (year fractions and daily basis), </w:t>
+      </w:r>
+      <w:r>
+        <w:rPr>
+          <w:rFonts w:ascii="Consolas" w:hAnsi="Consolas" w:cs="Consolas"/>
+          <w:color w:val="1F3864"/>
+          <w:sz w:val="19"/>
+          <w:szCs w:val="19"/>
+        </w:rPr>
+        <w:t xml:space="preserve">ScheduleParameterRulesTest</w:t>
+      </w:r>
+      <w:r>
+        <w:rPr>
+          <w:sz w:val="21"/>
+          <w:szCs w:val="21"/>
+        </w:rPr>
+        <w:t xml:space="preserve">. Extended: </w:t>
+      </w:r>
+      <w:r>
+        <w:rPr>
+          <w:rFonts w:ascii="Consolas" w:hAnsi="Consolas" w:cs="Consolas"/>
+          <w:color w:val="1F3864"/>
+          <w:sz w:val="19"/>
+          <w:szCs w:val="19"/>
+        </w:rPr>
+        <w:t xml:space="preserve">AccountTermsResolverTest</w:t>
+      </w:r>
+      <w:r>
+        <w:rPr>
+          <w:sz w:val="21"/>
+          <w:szCs w:val="21"/>
+        </w:rPr>
+        <w:t xml:space="preserve">, </w:t>
+      </w:r>
+      <w:r>
+        <w:rPr>
+          <w:rFonts w:ascii="Consolas" w:hAnsi="Consolas" w:cs="Consolas"/>
+          <w:color w:val="1F3864"/>
+          <w:sz w:val="19"/>
+          <w:szCs w:val="19"/>
+        </w:rPr>
+        <w:t xml:space="preserve">LoanProductValidationTest</w:t>
+      </w:r>
+      <w:r>
+        <w:rPr>
+          <w:sz w:val="21"/>
+          <w:szCs w:val="21"/>
+        </w:rPr>
+        <w:t xml:space="preserve">, </w:t>
+      </w:r>
+      <w:r>
+        <w:rPr>
+          <w:rFonts w:ascii="Consolas" w:hAnsi="Consolas" w:cs="Consolas"/>
+          <w:color w:val="1F3864"/>
+          <w:sz w:val="19"/>
+          <w:szCs w:val="19"/>
+        </w:rPr>
+        <w:t xml:space="preserve">LoanProductIntegrationTest</w:t>
+      </w:r>
+      <w:r>
+        <w:rPr>
+          <w:sz w:val="21"/>
+          <w:szCs w:val="21"/>
+        </w:rPr>
+        <w:t xml:space="preserve"> (seeded products, moratorium and balloon accounts end to end), </w:t>
+      </w:r>
+      <w:r>
+        <w:rPr>
+          <w:rFonts w:ascii="Consolas" w:hAnsi="Consolas" w:cs="Consolas"/>
+          <w:color w:val="1F3864"/>
+          <w:sz w:val="19"/>
+          <w:szCs w:val="19"/>
+        </w:rPr>
+        <w:t xml:space="preserve">FlywayMigrationTest</w:t>
+      </w:r>
+      <w:r>
+        <w:rPr>
+          <w:sz w:val="21"/>
+          <w:szCs w:val="21"/>
+        </w:rPr>
+        <w:t xml:space="preserve">. None has been run by Maven.</w:t>
+      </w:r>
+    </w:p>
+    <w:p>
+      <w:pPr>
+        <w:pStyle w:val="ListParagraph"/>
+        <w:numPr>
+          <w:ilvl w:val="0"/>
+          <w:numId w:val="1"/>
+        </w:numPr>
+        <w:spacing w:after="80" w:line="264"/>
+      </w:pPr>
+      <w:r>
+        <w:rPr>
+          <w:sz w:val="21"/>
+          <w:szCs w:val="21"/>
+        </w:rPr>
+        <w:t xml:space="preserve">Verified here: the three calculator classes compile with </w:t>
+      </w:r>
+      <w:r>
+        <w:rPr>
+          <w:rFonts w:ascii="Consolas" w:hAnsi="Consolas" w:cs="Consolas"/>
+          <w:color w:val="1F3864"/>
+          <w:sz w:val="19"/>
+          <w:szCs w:val="19"/>
+        </w:rPr>
+        <w:t xml:space="preserve">javac</w:t>
+      </w:r>
+      <w:r>
+        <w:rPr>
+          <w:sz w:val="21"/>
+          <w:szCs w:val="21"/>
+        </w:rPr>
+        <w:t xml:space="preserve"> and were run for the cases in §15.13.5 (every schedule repays exactly to zero; the reschedule continuation matched the original within 0.01); the other changed Java files parse; V11 applied on PostgreSQL 16 after V1-V10 with an existing account and seeded the five products; the admin Products screen was exercised against a mock server (list, balloon edit, conditional fields, create with step-up and quarterly).</w:t>
+      </w:r>
+    </w:p>
+    <w:p>
+      <w:pPr>
+        <w:pStyle w:val="Heading3"/>
+        <w:spacing w:after="100" w:before="200"/>
+      </w:pPr>
+      <w:r>
+        <w:rPr>
+          <w:b/>
+          <w:bCs/>
+          <w:color w:val="2E5AA8"/>
+          <w:sz w:val="22"/>
+          <w:szCs w:val="22"/>
+        </w:rPr>
+        <w:t xml:space="preserve">15.13.11 Limitations</w:t>
+      </w:r>
+    </w:p>
+    <w:p>
+      <w:pPr>
+        <w:pStyle w:val="ListParagraph"/>
+        <w:numPr>
+          <w:ilvl w:val="0"/>
+          <w:numId w:val="1"/>
+        </w:numPr>
+        <w:spacing w:after="80" w:line="264"/>
+      </w:pPr>
+      <w:r>
+        <w:rPr>
+          <w:sz w:val="21"/>
+          <w:szCs w:val="21"/>
+        </w:rPr>
+        <w:t xml:space="preserve">The first period of a loan is a full period before the first due date; interest from the disbursement date to the first due date is not separately computed.</w:t>
+      </w:r>
+    </w:p>
+    <w:p>
+      <w:pPr>
+        <w:pStyle w:val="ListParagraph"/>
+        <w:numPr>
+          <w:ilvl w:val="0"/>
+          <w:numId w:val="1"/>
+        </w:numPr>
+        <w:spacing w:after="80" w:line="264"/>
+      </w:pPr>
+      <w:r>
+        <w:rPr>
+          <w:sz w:val="21"/>
+          <w:szCs w:val="21"/>
+        </w:rPr>
+        <w:t xml:space="preserve">No business-day or holiday adjustment of due dates; the balloon is a percentage of the amount lent, not an absolute amount.</w:t>
+      </w:r>
+    </w:p>
+    <w:p>
+      <w:pPr>
+        <w:pStyle w:val="ListParagraph"/>
+        <w:numPr>
+          <w:ilvl w:val="0"/>
+          <w:numId w:val="1"/>
+        </w:numPr>
+        <w:spacing w:after="80" w:line="264"/>
+      </w:pPr>
+      <w:r>
+        <w:rPr>
+          <w:sz w:val="21"/>
+          <w:szCs w:val="21"/>
+        </w:rPr>
+        <w:t xml:space="preserve">The daily accrual job and the schedule can differ by small amounts under the 360-day conventions because accrual is per calendar day.</w:t>
+      </w:r>
+    </w:p>
+    <w:p>
+      <w:pPr>
+        <w:pStyle w:val="ListParagraph"/>
+        <w:numPr>
+          <w:ilvl w:val="0"/>
+          <w:numId w:val="1"/>
+        </w:numPr>
+        <w:spacing w:after="80" w:line="264"/>
+      </w:pPr>
+      <w:r>
+        <w:rPr>
+          <w:sz w:val="21"/>
+          <w:szCs w:val="21"/>
+        </w:rPr>
+        <w:t xml:space="preserve">An account's schedule type, day count and frequency cannot be changed after opening (a restructure would be a separate function).</w:t>
       </w:r>
     </w:p>
     <w:sectPr>

--- a/docs/Lending_Platform_Technical_Design_Document.docx
+++ b/docs/Lending_Platform_Technical_Design_Document.docx
@@ -79,7 +79,7 @@
           <w:sz w:val="20"/>
           <w:szCs w:val="20"/>
         </w:rPr>
-        <w:t xml:space="preserve">Document version 1.3 — updated 11 October 2026 (adds Admin Portal, loan product master, day-count conventions and schedule types)</w:t>
+        <w:t xml:space="preserve">Document version 1.4 — updated 12 October 2026 (adds the business date and end of day, batch jobs that call lending-service, and an admin portal and test suite on the business date)</w:t>
       </w:r>
     </w:p>
     <w:p>
@@ -244,6 +244,27 @@
           <w:szCs w:val="21"/>
         </w:rPr>
         <w:t xml:space="preserve"> adds day-count conventions (ACT/360, 30/360 US, 30E/360 beside ACT/365 and ACT/ACT), five schedule types (EMI, equal principal, interest only, balloon, step-up EMI) and the product parameters that go with them: repayment frequency, moratorium, balloon % and step-up %. See §15.13.</w:t>
+      </w:r>
+    </w:p>
+    <w:p>
+      <w:pPr>
+        <w:spacing w:after="140" w:line="276"/>
+      </w:pPr>
+      <w:r>
+        <w:rPr>
+          <w:b/>
+          <w:bCs/>
+          <w:sz w:val="21"/>
+          <w:szCs w:val="21"/>
+        </w:rPr>
+        <w:t xml:space="preserve">Version 1.4 (12 October 2026):</w:t>
+      </w:r>
+      <w:r>
+        <w:rPr>
+          <w:sz w:val="21"/>
+          <w:szCs w:val="21"/>
+        </w:rPr>
+        <w:t xml:space="preserve"> adds the platform business date (V13), the batch end-of-day run, nine batch jobs that call lending-service with a benchmark rate table (V12), and the admin portal and end-to-end test suite working on the business date. See §15.14 to §15.17.</w:t>
       </w:r>
     </w:p>
     <w:p>
@@ -22993,22 +23014,6 @@
     </w:p>
     <w:p>
       <w:pPr>
-        <w:pStyle w:val="Heading2"/>
-        <w:spacing w:after="120" w:before="280"/>
-      </w:pPr>
-      <w:r>
-        <w:rPr>
-          <w:b/>
-          <w:bCs/>
-          <w:color w:val="2E5AA8"/>
-          <w:sz w:val="25"/>
-          <w:szCs w:val="25"/>
-        </w:rPr>
-        <w:t xml:space="preserve">15.10 Remaining Gaps</w:t>
-      </w:r>
-    </w:p>
-    <w:p>
-      <w:pPr>
         <w:pStyle w:val="ListParagraph"/>
         <w:numPr>
           <w:ilvl w:val="0"/>
@@ -23018,10 +23023,83 @@
       </w:pPr>
       <w:r>
         <w:rPr>
-          <w:sz w:val="21"/>
-          <w:szCs w:val="21"/>
-        </w:rPr>
-        <w:t xml:space="preserve">lending-service API is unauthenticated; the admin console's single shared login is a stop-gap, not an access-control model.</w:t>
+          <w:b/>
+          <w:bCs/>
+          <w:sz w:val="21"/>
+          <w:szCs w:val="21"/>
+        </w:rPr>
+        <w:t xml:space="preserve">§6.1:</w:t>
+      </w:r>
+      <w:r>
+        <w:rPr>
+          <w:sz w:val="21"/>
+          <w:szCs w:val="21"/>
+        </w:rPr>
+        <w:t xml:space="preserve"> the public schema now has Flyway migrations V1-V13. V12 adds </w:t>
+      </w:r>
+      <w:r>
+        <w:rPr>
+          <w:rFonts w:ascii="Consolas" w:hAnsi="Consolas" w:cs="Consolas"/>
+          <w:color w:val="1F3864"/>
+          <w:sz w:val="19"/>
+          <w:szCs w:val="19"/>
+        </w:rPr>
+        <w:t xml:space="preserve">benchmark_rate</w:t>
+      </w:r>
+      <w:r>
+        <w:rPr>
+          <w:sz w:val="21"/>
+          <w:szCs w:val="21"/>
+        </w:rPr>
+        <w:t xml:space="preserve"> (§15.16) and V13 adds </w:t>
+      </w:r>
+      <w:r>
+        <w:rPr>
+          <w:rFonts w:ascii="Consolas" w:hAnsi="Consolas" w:cs="Consolas"/>
+          <w:color w:val="1F3864"/>
+          <w:sz w:val="19"/>
+          <w:szCs w:val="19"/>
+        </w:rPr>
+        <w:t xml:space="preserve">business_date_state</w:t>
+      </w:r>
+      <w:r>
+        <w:rPr>
+          <w:sz w:val="21"/>
+          <w:szCs w:val="21"/>
+        </w:rPr>
+        <w:t xml:space="preserve">, </w:t>
+      </w:r>
+      <w:r>
+        <w:rPr>
+          <w:rFonts w:ascii="Consolas" w:hAnsi="Consolas" w:cs="Consolas"/>
+          <w:color w:val="1F3864"/>
+          <w:sz w:val="19"/>
+          <w:szCs w:val="19"/>
+        </w:rPr>
+        <w:t xml:space="preserve">business_date_history</w:t>
+      </w:r>
+      <w:r>
+        <w:rPr>
+          <w:sz w:val="21"/>
+          <w:szCs w:val="21"/>
+        </w:rPr>
+        <w:t xml:space="preserve"> and </w:t>
+      </w:r>
+      <w:r>
+        <w:rPr>
+          <w:rFonts w:ascii="Consolas" w:hAnsi="Consolas" w:cs="Consolas"/>
+          <w:color w:val="1F3864"/>
+          <w:sz w:val="19"/>
+          <w:szCs w:val="19"/>
+        </w:rPr>
+        <w:t xml:space="preserve">non_working_day</w:t>
+      </w:r>
+      <w:r>
+        <w:rPr>
+          <w:sz w:val="21"/>
+          <w:szCs w:val="21"/>
+        </w:rPr>
+        <w:t xml:space="preserve"> (§15.14). The batch schema has migrations V1-V4; V4 sets the benchmark parameter of the daily rate-reset job (§15.16).</w:t>
       </w:r>
     </w:p>
     <w:p>
@@ -23035,10 +23113,19 @@
       </w:pPr>
       <w:r>
         <w:rPr>
-          <w:sz w:val="21"/>
-          <w:szCs w:val="21"/>
-        </w:rPr>
-        <w:t xml:space="preserve">The 36 batch job bodies are still stubs; the Batch page therefore shows framework executions only.</w:t>
+          <w:b/>
+          <w:bCs/>
+          <w:sz w:val="21"/>
+          <w:szCs w:val="21"/>
+        </w:rPr>
+        <w:t xml:space="preserve">§4 and §9 (batch):</w:t>
+      </w:r>
+      <w:r>
+        <w:rPr>
+          <w:sz w:val="21"/>
+          <w:szCs w:val="21"/>
+        </w:rPr>
+        <w:t xml:space="preserve"> the batch service now reads the business date from lending-service, runs a nightly end of day (§15.15), and calls lending-service for nine jobs (§15.16). Its database role is read-only on loan data for these jobs; the 27 remaining jobs are still stubs.</w:t>
       </w:r>
     </w:p>
     <w:p>
@@ -23052,10 +23139,51 @@
       </w:pPr>
       <w:r>
         <w:rPr>
-          <w:sz w:val="21"/>
-          <w:szCs w:val="21"/>
-        </w:rPr>
-        <w:t xml:space="preserve">Ledger posting is still a stub, so outbox rows can stay PENDING or FAILED.</w:t>
+          <w:b/>
+          <w:bCs/>
+          <w:sz w:val="21"/>
+          <w:szCs w:val="21"/>
+        </w:rPr>
+        <w:t xml:space="preserve">§7 and §8 (services and API):</w:t>
+      </w:r>
+      <w:r>
+        <w:rPr>
+          <w:sz w:val="21"/>
+          <w:szCs w:val="21"/>
+        </w:rPr>
+        <w:t xml:space="preserve"> payment, accrual, delinquency, rate-reset and statement services use the business date (§15.14.5). New endpoints: </w:t>
+      </w:r>
+      <w:r>
+        <w:rPr>
+          <w:rFonts w:ascii="Consolas" w:hAnsi="Consolas" w:cs="Consolas"/>
+          <w:color w:val="1F3864"/>
+          <w:sz w:val="19"/>
+          <w:szCs w:val="19"/>
+        </w:rPr>
+        <w:t xml:space="preserve">/api/v1/business-date/**</w:t>
+      </w:r>
+      <w:r>
+        <w:rPr>
+          <w:sz w:val="21"/>
+          <w:szCs w:val="21"/>
+        </w:rPr>
+        <w:t xml:space="preserve">, </w:t>
+      </w:r>
+      <w:r>
+        <w:rPr>
+          <w:rFonts w:ascii="Consolas" w:hAnsi="Consolas" w:cs="Consolas"/>
+          <w:color w:val="1F3864"/>
+          <w:sz w:val="19"/>
+          <w:szCs w:val="19"/>
+        </w:rPr>
+        <w:t xml:space="preserve">/api/v1/benchmark-rates/**</w:t>
+      </w:r>
+      <w:r>
+        <w:rPr>
+          <w:sz w:val="21"/>
+          <w:szCs w:val="21"/>
+        </w:rPr>
+        <w:t xml:space="preserve">, and per-account accrual, classification and rate-reset calls.</w:t>
       </w:r>
     </w:p>
     <w:p>
@@ -23069,10 +23197,19 @@
       </w:pPr>
       <w:r>
         <w:rPr>
-          <w:sz w:val="21"/>
-          <w:szCs w:val="21"/>
-        </w:rPr>
-        <w:t xml:space="preserve">Batch job edits have no audit trail beyond the row version, and any signed-in console user can edit.</w:t>
+          <w:b/>
+          <w:bCs/>
+          <w:sz w:val="21"/>
+          <w:szCs w:val="21"/>
+        </w:rPr>
+        <w:t xml:space="preserve">§15.2 (admin console):</w:t>
+      </w:r>
+      <w:r>
+        <w:rPr>
+          <w:sz w:val="21"/>
+          <w:szCs w:val="21"/>
+        </w:rPr>
+        <w:t xml:space="preserve"> every "today" in the console is the business date (§15.17.1). The console remains read-only.</w:t>
       </w:r>
     </w:p>
     <w:p>
@@ -23086,26 +23223,35 @@
       </w:pPr>
       <w:r>
         <w:rPr>
-          <w:sz w:val="21"/>
-          <w:szCs w:val="21"/>
-        </w:rPr>
-        <w:t xml:space="preserve">The batch service change (</w:t>
-      </w:r>
-      <w:r>
-        <w:rPr>
-          <w:rFonts w:ascii="Consolas" w:hAnsi="Consolas" w:cs="Consolas"/>
-          <w:color w:val="1F3864"/>
-          <w:sz w:val="19"/>
-          <w:szCs w:val="19"/>
-        </w:rPr>
-        <w:t xml:space="preserve">PUT /jobs/{name}</w:t>
-      </w:r>
-      <w:r>
-        <w:rPr>
-          <w:sz w:val="21"/>
-          <w:szCs w:val="21"/>
-        </w:rPr>
-        <w:t xml:space="preserve">) and the admin Configuration backend have not been compiled by Maven yet; the batch service has no automated test for the new endpoint.</w:t>
+          <w:b/>
+          <w:bCs/>
+          <w:sz w:val="21"/>
+          <w:szCs w:val="21"/>
+        </w:rPr>
+        <w:t xml:space="preserve">§15.11 (configuration inventory):</w:t>
+      </w:r>
+      <w:r>
+        <w:rPr>
+          <w:sz w:val="21"/>
+          <w:szCs w:val="21"/>
+        </w:rPr>
+        <w:t xml:space="preserve"> extended by the settings in §15.14.7, §15.15.4, §15.16.2 and §15.17.</w:t>
+      </w:r>
+    </w:p>
+    <w:p>
+      <w:pPr>
+        <w:pStyle w:val="Heading2"/>
+        <w:spacing w:after="120" w:before="280"/>
+      </w:pPr>
+      <w:r>
+        <w:rPr>
+          <w:b/>
+          <w:bCs/>
+          <w:color w:val="2E5AA8"/>
+          <w:sz w:val="25"/>
+          <w:szCs w:val="25"/>
+        </w:rPr>
+        <w:t xml:space="preserve">15.10 Remaining Gaps</w:t>
       </w:r>
     </w:p>
     <w:p>
@@ -23122,7 +23268,7 @@
           <w:sz w:val="21"/>
           <w:szCs w:val="21"/>
         </w:rPr>
-        <w:t xml:space="preserve">The admin Spring layer needs a first Maven build, test run and browser walk-through (§15.2.8).</w:t>
+        <w:t xml:space="preserve">lending-service API is unauthenticated; the admin console's single shared login is a stop-gap, not an access-control model.</w:t>
       </w:r>
     </w:p>
     <w:p>
@@ -23139,7 +23285,7 @@
           <w:sz w:val="21"/>
           <w:szCs w:val="21"/>
         </w:rPr>
-        <w:t xml:space="preserve">Loan product changes are not audited (who changed what, and the previous values); only the row version is kept. The product API shares lending-service's lack of authentication.</w:t>
+        <w:t xml:space="preserve">The 36 batch job bodies are still stubs; the Batch page therefore shows framework executions only.</w:t>
       </w:r>
     </w:p>
     <w:p>
@@ -23156,71 +23302,7 @@
           <w:sz w:val="21"/>
           <w:szCs w:val="21"/>
         </w:rPr>
-        <w:t xml:space="preserve">The V10 migration, the product classes and their tests (</w:t>
-      </w:r>
-      <w:r>
-        <w:rPr>
-          <w:rFonts w:ascii="Consolas" w:hAnsi="Consolas" w:cs="Consolas"/>
-          <w:color w:val="1F3864"/>
-          <w:sz w:val="19"/>
-          <w:szCs w:val="19"/>
-        </w:rPr>
-        <w:t xml:space="preserve">AccountTermsResolverTest</w:t>
-      </w:r>
-      <w:r>
-        <w:rPr>
-          <w:sz w:val="21"/>
-          <w:szCs w:val="21"/>
-        </w:rPr>
-        <w:t xml:space="preserve">, </w:t>
-      </w:r>
-      <w:r>
-        <w:rPr>
-          <w:rFonts w:ascii="Consolas" w:hAnsi="Consolas" w:cs="Consolas"/>
-          <w:color w:val="1F3864"/>
-          <w:sz w:val="19"/>
-          <w:szCs w:val="19"/>
-        </w:rPr>
-        <w:t xml:space="preserve">LoanProductValidationTest</w:t>
-      </w:r>
-      <w:r>
-        <w:rPr>
-          <w:sz w:val="21"/>
-          <w:szCs w:val="21"/>
-        </w:rPr>
-        <w:t xml:space="preserve">, </w:t>
-      </w:r>
-      <w:r>
-        <w:rPr>
-          <w:rFonts w:ascii="Consolas" w:hAnsi="Consolas" w:cs="Consolas"/>
-          <w:color w:val="1F3864"/>
-          <w:sz w:val="19"/>
-          <w:szCs w:val="19"/>
-        </w:rPr>
-        <w:t xml:space="preserve">LoanProductServiceTest</w:t>
-      </w:r>
-      <w:r>
-        <w:rPr>
-          <w:sz w:val="21"/>
-          <w:szCs w:val="21"/>
-        </w:rPr>
-        <w:t xml:space="preserve">, </w:t>
-      </w:r>
-      <w:r>
-        <w:rPr>
-          <w:rFonts w:ascii="Consolas" w:hAnsi="Consolas" w:cs="Consolas"/>
-          <w:color w:val="1F3864"/>
-          <w:sz w:val="19"/>
-          <w:szCs w:val="19"/>
-        </w:rPr>
-        <w:t xml:space="preserve">LoanProductIntegrationTest</w:t>
-      </w:r>
-      <w:r>
-        <w:rPr>
-          <w:sz w:val="21"/>
-          <w:szCs w:val="21"/>
-        </w:rPr>
-        <w:t xml:space="preserve">) have not been compiled or run by Maven. V10 was run on PostgreSQL 16 against sample and legacy data, and the admin Products screen was exercised against a mock server.</w:t>
+        <w:t xml:space="preserve">Ledger posting is still a stub, so outbox rows can stay PENDING or FAILED.</w:t>
       </w:r>
     </w:p>
     <w:p>
@@ -23237,7 +23319,7 @@
           <w:sz w:val="21"/>
           <w:szCs w:val="21"/>
         </w:rPr>
-        <w:t xml:space="preserve">There is no event to reprice or reschedule every account of a product after a product change; this was a deliberate choice (§15.12.5).</w:t>
+        <w:t xml:space="preserve">Batch job edits have no audit trail beyond the row version, and any signed-in console user can edit.</w:t>
       </w:r>
     </w:p>
     <w:p>
@@ -23254,7 +23336,7 @@
           <w:sz w:val="21"/>
           <w:szCs w:val="21"/>
         </w:rPr>
-        <w:t xml:space="preserve">V11, the schedule engine and everything built on it (</w:t>
+        <w:t xml:space="preserve">The batch service change (</w:t>
       </w:r>
       <w:r>
         <w:rPr>
@@ -23263,62 +23345,14 @@
           <w:sz w:val="19"/>
           <w:szCs w:val="19"/>
         </w:rPr>
-        <w:t xml:space="preserve">ScheduleCalculator</w:t>
-      </w:r>
-      <w:r>
-        <w:rPr>
-          <w:sz w:val="21"/>
-          <w:szCs w:val="21"/>
-        </w:rPr>
-        <w:t xml:space="preserve">, </w:t>
-      </w:r>
-      <w:r>
-        <w:rPr>
-          <w:rFonts w:ascii="Consolas" w:hAnsi="Consolas" w:cs="Consolas"/>
-          <w:color w:val="1F3864"/>
-          <w:sz w:val="19"/>
-          <w:szCs w:val="19"/>
-        </w:rPr>
-        <w:t xml:space="preserve">DayCountCalculator</w:t>
-      </w:r>
-      <w:r>
-        <w:rPr>
-          <w:sz w:val="21"/>
-          <w:szCs w:val="21"/>
-        </w:rPr>
-        <w:t xml:space="preserve">, </w:t>
-      </w:r>
-      <w:r>
-        <w:rPr>
-          <w:rFonts w:ascii="Consolas" w:hAnsi="Consolas" w:cs="Consolas"/>
-          <w:color w:val="1F3864"/>
-          <w:sz w:val="19"/>
-          <w:szCs w:val="19"/>
-        </w:rPr>
-        <w:t xml:space="preserve">ScheduleParameterRules</w:t>
-      </w:r>
-      <w:r>
-        <w:rPr>
-          <w:sz w:val="21"/>
-          <w:szCs w:val="21"/>
-        </w:rPr>
-        <w:t xml:space="preserve">, the changed product, account and schedule services, the statement labels, the admin Products changes and the new tests) have not been compiled or run by Maven. The calculator classes were compiled with </w:t>
-      </w:r>
-      <w:r>
-        <w:rPr>
-          <w:rFonts w:ascii="Consolas" w:hAnsi="Consolas" w:cs="Consolas"/>
-          <w:color w:val="1F3864"/>
-          <w:sz w:val="19"/>
-          <w:szCs w:val="19"/>
-        </w:rPr>
-        <w:t xml:space="preserve">javac</w:t>
-      </w:r>
-      <w:r>
-        <w:rPr>
-          <w:sz w:val="21"/>
-          <w:szCs w:val="21"/>
-        </w:rPr>
-        <w:t xml:space="preserve"> and exercised directly (§15.13.10); V11 was run on PostgreSQL 16 after V1-V10 with an existing account.</w:t>
+        <w:t xml:space="preserve">PUT /jobs/{name}</w:t>
+      </w:r>
+      <w:r>
+        <w:rPr>
+          <w:sz w:val="21"/>
+          <w:szCs w:val="21"/>
+        </w:rPr>
+        <w:t xml:space="preserve">) and the admin Configuration backend have not been compiled by Maven yet; the batch service has no automated test for the new endpoint.</w:t>
       </w:r>
     </w:p>
     <w:p>
@@ -23335,7 +23369,7 @@
           <w:sz w:val="21"/>
           <w:szCs w:val="21"/>
         </w:rPr>
-        <w:t xml:space="preserve">Reschedules (part-payment, rate reset) rebuild the remaining instalments from the stored account settings and the current schedule; there is no holiday calendar or business-day adjustment of due dates, and the first period of a loan is always a full period (no broken-period interest from the disbursement date).</w:t>
+        <w:t xml:space="preserve">The admin Spring layer needs a first Maven build, test run and browser walk-through (§15.2.8).</w:t>
       </w:r>
     </w:p>
     <w:p>
@@ -23352,7 +23386,7 @@
           <w:sz w:val="21"/>
           <w:szCs w:val="21"/>
         </w:rPr>
-        <w:t xml:space="preserve">Part-payment keeps the number of remaining instalments (the instalment is recalculated); it cannot shorten the tenure.</w:t>
+        <w:t xml:space="preserve">Loan product changes are not audited (who changed what, and the previous values); only the row version is kept. The product API shares lending-service's lack of authentication.</w:t>
       </w:r>
     </w:p>
     <w:p>
@@ -23369,7 +23403,436 @@
           <w:sz w:val="21"/>
           <w:szCs w:val="21"/>
         </w:rPr>
+        <w:t xml:space="preserve">The V10 migration, the product classes and their tests (</w:t>
+      </w:r>
+      <w:r>
+        <w:rPr>
+          <w:rFonts w:ascii="Consolas" w:hAnsi="Consolas" w:cs="Consolas"/>
+          <w:color w:val="1F3864"/>
+          <w:sz w:val="19"/>
+          <w:szCs w:val="19"/>
+        </w:rPr>
+        <w:t xml:space="preserve">AccountTermsResolverTest</w:t>
+      </w:r>
+      <w:r>
+        <w:rPr>
+          <w:sz w:val="21"/>
+          <w:szCs w:val="21"/>
+        </w:rPr>
+        <w:t xml:space="preserve">, </w:t>
+      </w:r>
+      <w:r>
+        <w:rPr>
+          <w:rFonts w:ascii="Consolas" w:hAnsi="Consolas" w:cs="Consolas"/>
+          <w:color w:val="1F3864"/>
+          <w:sz w:val="19"/>
+          <w:szCs w:val="19"/>
+        </w:rPr>
+        <w:t xml:space="preserve">LoanProductValidationTest</w:t>
+      </w:r>
+      <w:r>
+        <w:rPr>
+          <w:sz w:val="21"/>
+          <w:szCs w:val="21"/>
+        </w:rPr>
+        <w:t xml:space="preserve">, </w:t>
+      </w:r>
+      <w:r>
+        <w:rPr>
+          <w:rFonts w:ascii="Consolas" w:hAnsi="Consolas" w:cs="Consolas"/>
+          <w:color w:val="1F3864"/>
+          <w:sz w:val="19"/>
+          <w:szCs w:val="19"/>
+        </w:rPr>
+        <w:t xml:space="preserve">LoanProductServiceTest</w:t>
+      </w:r>
+      <w:r>
+        <w:rPr>
+          <w:sz w:val="21"/>
+          <w:szCs w:val="21"/>
+        </w:rPr>
+        <w:t xml:space="preserve">, </w:t>
+      </w:r>
+      <w:r>
+        <w:rPr>
+          <w:rFonts w:ascii="Consolas" w:hAnsi="Consolas" w:cs="Consolas"/>
+          <w:color w:val="1F3864"/>
+          <w:sz w:val="19"/>
+          <w:szCs w:val="19"/>
+        </w:rPr>
+        <w:t xml:space="preserve">LoanProductIntegrationTest</w:t>
+      </w:r>
+      <w:r>
+        <w:rPr>
+          <w:sz w:val="21"/>
+          <w:szCs w:val="21"/>
+        </w:rPr>
+        <w:t xml:space="preserve">) have not been compiled or run by Maven. V10 was run on PostgreSQL 16 against sample and legacy data, and the admin Products screen was exercised against a mock server.</w:t>
+      </w:r>
+    </w:p>
+    <w:p>
+      <w:pPr>
+        <w:pStyle w:val="ListParagraph"/>
+        <w:numPr>
+          <w:ilvl w:val="0"/>
+          <w:numId w:val="1"/>
+        </w:numPr>
+        <w:spacing w:after="80" w:line="264"/>
+      </w:pPr>
+      <w:r>
+        <w:rPr>
+          <w:sz w:val="21"/>
+          <w:szCs w:val="21"/>
+        </w:rPr>
+        <w:t xml:space="preserve">There is no event to reprice or reschedule every account of a product after a product change; this was a deliberate choice (§15.12.5).</w:t>
+      </w:r>
+    </w:p>
+    <w:p>
+      <w:pPr>
+        <w:pStyle w:val="ListParagraph"/>
+        <w:numPr>
+          <w:ilvl w:val="0"/>
+          <w:numId w:val="1"/>
+        </w:numPr>
+        <w:spacing w:after="80" w:line="264"/>
+      </w:pPr>
+      <w:r>
+        <w:rPr>
+          <w:sz w:val="21"/>
+          <w:szCs w:val="21"/>
+        </w:rPr>
+        <w:t xml:space="preserve">V11, the schedule engine and everything built on it (</w:t>
+      </w:r>
+      <w:r>
+        <w:rPr>
+          <w:rFonts w:ascii="Consolas" w:hAnsi="Consolas" w:cs="Consolas"/>
+          <w:color w:val="1F3864"/>
+          <w:sz w:val="19"/>
+          <w:szCs w:val="19"/>
+        </w:rPr>
+        <w:t xml:space="preserve">ScheduleCalculator</w:t>
+      </w:r>
+      <w:r>
+        <w:rPr>
+          <w:sz w:val="21"/>
+          <w:szCs w:val="21"/>
+        </w:rPr>
+        <w:t xml:space="preserve">, </w:t>
+      </w:r>
+      <w:r>
+        <w:rPr>
+          <w:rFonts w:ascii="Consolas" w:hAnsi="Consolas" w:cs="Consolas"/>
+          <w:color w:val="1F3864"/>
+          <w:sz w:val="19"/>
+          <w:szCs w:val="19"/>
+        </w:rPr>
+        <w:t xml:space="preserve">DayCountCalculator</w:t>
+      </w:r>
+      <w:r>
+        <w:rPr>
+          <w:sz w:val="21"/>
+          <w:szCs w:val="21"/>
+        </w:rPr>
+        <w:t xml:space="preserve">, </w:t>
+      </w:r>
+      <w:r>
+        <w:rPr>
+          <w:rFonts w:ascii="Consolas" w:hAnsi="Consolas" w:cs="Consolas"/>
+          <w:color w:val="1F3864"/>
+          <w:sz w:val="19"/>
+          <w:szCs w:val="19"/>
+        </w:rPr>
+        <w:t xml:space="preserve">ScheduleParameterRules</w:t>
+      </w:r>
+      <w:r>
+        <w:rPr>
+          <w:sz w:val="21"/>
+          <w:szCs w:val="21"/>
+        </w:rPr>
+        <w:t xml:space="preserve">, the changed product, account and schedule services, the statement labels, the admin Products changes and the new tests) have not been compiled or run by Maven. The calculator classes were compiled with </w:t>
+      </w:r>
+      <w:r>
+        <w:rPr>
+          <w:rFonts w:ascii="Consolas" w:hAnsi="Consolas" w:cs="Consolas"/>
+          <w:color w:val="1F3864"/>
+          <w:sz w:val="19"/>
+          <w:szCs w:val="19"/>
+        </w:rPr>
+        <w:t xml:space="preserve">javac</w:t>
+      </w:r>
+      <w:r>
+        <w:rPr>
+          <w:sz w:val="21"/>
+          <w:szCs w:val="21"/>
+        </w:rPr>
+        <w:t xml:space="preserve"> and exercised directly (§15.13.10); V11 was run on PostgreSQL 16 after V1-V10 with an existing account.</w:t>
+      </w:r>
+    </w:p>
+    <w:p>
+      <w:pPr>
+        <w:pStyle w:val="ListParagraph"/>
+        <w:numPr>
+          <w:ilvl w:val="0"/>
+          <w:numId w:val="1"/>
+        </w:numPr>
+        <w:spacing w:after="80" w:line="264"/>
+      </w:pPr>
+      <w:r>
+        <w:rPr>
+          <w:sz w:val="21"/>
+          <w:szCs w:val="21"/>
+        </w:rPr>
+        <w:t xml:space="preserve">Reschedules (part-payment, rate reset) rebuild the remaining instalments from the stored account settings and the current schedule; there is no holiday calendar or business-day adjustment of due dates, and the first period of a loan is always a full period (no broken-period interest from the disbursement date).</w:t>
+      </w:r>
+    </w:p>
+    <w:p>
+      <w:pPr>
+        <w:pStyle w:val="ListParagraph"/>
+        <w:numPr>
+          <w:ilvl w:val="0"/>
+          <w:numId w:val="1"/>
+        </w:numPr>
+        <w:spacing w:after="80" w:line="264"/>
+      </w:pPr>
+      <w:r>
+        <w:rPr>
+          <w:sz w:val="21"/>
+          <w:szCs w:val="21"/>
+        </w:rPr>
+        <w:t xml:space="preserve">Part-payment keeps the number of remaining instalments (the instalment is recalculated); it cannot shorten the tenure.</w:t>
+      </w:r>
+    </w:p>
+    <w:p>
+      <w:pPr>
+        <w:pStyle w:val="ListParagraph"/>
+        <w:numPr>
+          <w:ilvl w:val="0"/>
+          <w:numId w:val="1"/>
+        </w:numPr>
+        <w:spacing w:after="80" w:line="264"/>
+      </w:pPr>
+      <w:r>
+        <w:rPr>
+          <w:sz w:val="21"/>
+          <w:szCs w:val="21"/>
+        </w:rPr>
         <w:t xml:space="preserve">The pasted GitHub personal access tokens used for early pushes must be revoked; use short-lived tokens or a credential manager.</w:t>
+      </w:r>
+    </w:p>
+    <w:p>
+      <w:pPr>
+        <w:pStyle w:val="ListParagraph"/>
+        <w:numPr>
+          <w:ilvl w:val="0"/>
+          <w:numId w:val="1"/>
+        </w:numPr>
+        <w:spacing w:after="80" w:line="264"/>
+      </w:pPr>
+      <w:r>
+        <w:rPr>
+          <w:sz w:val="21"/>
+          <w:szCs w:val="21"/>
+        </w:rPr>
+        <w:t xml:space="preserve">V12, V13, the business-date service, controller and entities, the changes to the payment, accrual, account and statement services, the batch end-of-day classes and wiring, the nine job changes, the admin </w:t>
+      </w:r>
+      <w:r>
+        <w:rPr>
+          <w:rFonts w:ascii="Consolas" w:hAnsi="Consolas" w:cs="Consolas"/>
+          <w:color w:val="1F3864"/>
+          <w:sz w:val="19"/>
+          <w:szCs w:val="19"/>
+        </w:rPr>
+        <w:t xml:space="preserve">BusinessDateSource</w:t>
+      </w:r>
+      <w:r>
+        <w:rPr>
+          <w:sz w:val="21"/>
+          <w:szCs w:val="21"/>
+        </w:rPr>
+        <w:t xml:space="preserve"> and controller and the React change have </w:t>
+      </w:r>
+      <w:r>
+        <w:rPr>
+          <w:b/>
+          <w:bCs/>
+          <w:sz w:val="21"/>
+          <w:szCs w:val="21"/>
+        </w:rPr>
+        <w:t xml:space="preserve">not been compiled or run by Maven</w:t>
+      </w:r>
+      <w:r>
+        <w:rPr>
+          <w:sz w:val="21"/>
+          <w:szCs w:val="21"/>
+        </w:rPr>
+        <w:t xml:space="preserve">. The pure rules (</w:t>
+      </w:r>
+      <w:r>
+        <w:rPr>
+          <w:rFonts w:ascii="Consolas" w:hAnsi="Consolas" w:cs="Consolas"/>
+          <w:color w:val="1F3864"/>
+          <w:sz w:val="19"/>
+          <w:szCs w:val="19"/>
+        </w:rPr>
+        <w:t xml:space="preserve">BusinessDateRules</w:t>
+      </w:r>
+      <w:r>
+        <w:rPr>
+          <w:sz w:val="21"/>
+          <w:szCs w:val="21"/>
+        </w:rPr>
+        <w:t xml:space="preserve">), the end-of-day service, the business date provider and the lending client were compiled with </w:t>
+      </w:r>
+      <w:r>
+        <w:rPr>
+          <w:rFonts w:ascii="Consolas" w:hAnsi="Consolas" w:cs="Consolas"/>
+          <w:color w:val="1F3864"/>
+          <w:sz w:val="19"/>
+          <w:szCs w:val="19"/>
+        </w:rPr>
+        <w:t xml:space="preserve">javac</w:t>
+      </w:r>
+      <w:r>
+        <w:rPr>
+          <w:sz w:val="21"/>
+          <w:szCs w:val="21"/>
+        </w:rPr>
+        <w:t xml:space="preserve"> against stubs and their tests pass (§15.14.9, §15.15.6). The end-to-end suite was compiled and run against a mock platform (§15.17.2).</w:t>
+      </w:r>
+    </w:p>
+    <w:p>
+      <w:pPr>
+        <w:pStyle w:val="ListParagraph"/>
+        <w:numPr>
+          <w:ilvl w:val="0"/>
+          <w:numId w:val="1"/>
+        </w:numPr>
+        <w:spacing w:after="80" w:line="264"/>
+      </w:pPr>
+      <w:r>
+        <w:rPr>
+          <w:sz w:val="21"/>
+          <w:szCs w:val="21"/>
+        </w:rPr>
+        <w:t xml:space="preserve">Business date: MONTHLY and PERIODIC batch jobs are outside the end-of-day chain and take the date at their own start time; due dates are not adjusted for non-working days; the date moves one calendar day per end of day; the set endpoint can move the date and is not protected by authentication.</w:t>
+      </w:r>
+    </w:p>
+    <w:p>
+      <w:pPr>
+        <w:pStyle w:val="ListParagraph"/>
+        <w:numPr>
+          <w:ilvl w:val="0"/>
+          <w:numId w:val="1"/>
+        </w:numPr>
+        <w:spacing w:after="80" w:line="264"/>
+      </w:pPr>
+      <w:r>
+        <w:rPr>
+          <w:sz w:val="21"/>
+          <w:szCs w:val="21"/>
+        </w:rPr>
+        <w:t xml:space="preserve">The reader of a chunk job is built before the step listener populates </w:t>
+      </w:r>
+      <w:r>
+        <w:rPr>
+          <w:rFonts w:ascii="Consolas" w:hAnsi="Consolas" w:cs="Consolas"/>
+          <w:color w:val="1F3864"/>
+          <w:sz w:val="19"/>
+          <w:szCs w:val="19"/>
+        </w:rPr>
+        <w:t xml:space="preserve">BatchJobContext</w:t>
+      </w:r>
+      <w:r>
+        <w:rPr>
+          <w:sz w:val="21"/>
+          <w:szCs w:val="21"/>
+        </w:rPr>
+        <w:t xml:space="preserve">, so the business date and job parameters are available to processors and tasklets but not to a job's reader SQL.</w:t>
+      </w:r>
+    </w:p>
+    <w:p>
+      <w:pPr>
+        <w:pStyle w:val="ListParagraph"/>
+        <w:numPr>
+          <w:ilvl w:val="0"/>
+          <w:numId w:val="1"/>
+        </w:numPr>
+        <w:spacing w:after="80" w:line="264"/>
+      </w:pPr>
+      <w:r>
+        <w:rPr>
+          <w:sz w:val="21"/>
+          <w:szCs w:val="21"/>
+        </w:rPr>
+        <w:t xml:space="preserve">Interest accrual selects ACTIVE accounts only, so accrual stops once an account is classified SMA or NPA; this predates the business-date work and has not been changed.</w:t>
+      </w:r>
+    </w:p>
+    <w:p>
+      <w:pPr>
+        <w:pStyle w:val="ListParagraph"/>
+        <w:numPr>
+          <w:ilvl w:val="0"/>
+          <w:numId w:val="1"/>
+        </w:numPr>
+        <w:spacing w:after="80" w:line="264"/>
+      </w:pPr>
+      <w:r>
+        <w:rPr>
+          <w:sz w:val="21"/>
+          <w:szCs w:val="21"/>
+        </w:rPr>
+        <w:t xml:space="preserve">The all-accounts accrual, classification and rate-reset endpoints run in one transaction per call and are unchanged; the batch jobs avoid them by calling the per-account endpoints.</w:t>
+      </w:r>
+    </w:p>
+    <w:p>
+      <w:pPr>
+        <w:pStyle w:val="ListParagraph"/>
+        <w:numPr>
+          <w:ilvl w:val="0"/>
+          <w:numId w:val="1"/>
+        </w:numPr>
+        <w:spacing w:after="80" w:line="264"/>
+      </w:pPr>
+      <w:r>
+        <w:rPr>
+          <w:sz w:val="21"/>
+          <w:szCs w:val="21"/>
+        </w:rPr>
+        <w:t xml:space="preserve">Days past due is computed on demand and not stored; the DPD and NPA jobs call the same endpoint and the bands are fixed.</w:t>
+      </w:r>
+    </w:p>
+    <w:p>
+      <w:pPr>
+        <w:pStyle w:val="ListParagraph"/>
+        <w:numPr>
+          <w:ilvl w:val="0"/>
+          <w:numId w:val="1"/>
+        </w:numPr>
+        <w:spacing w:after="80" w:line="264"/>
+      </w:pPr>
+      <w:r>
+        <w:rPr>
+          <w:sz w:val="21"/>
+          <w:szCs w:val="21"/>
+        </w:rPr>
+        <w:t xml:space="preserve">If a failure occurs inside partition creation during an advance, the advance transaction rolls back (the partition DDL is idempotent, so a retry is safe).</w:t>
+      </w:r>
+    </w:p>
+    <w:p>
+      <w:pPr>
+        <w:pStyle w:val="ListParagraph"/>
+        <w:numPr>
+          <w:ilvl w:val="0"/>
+          <w:numId w:val="1"/>
+        </w:numPr>
+        <w:spacing w:after="80" w:line="264"/>
+      </w:pPr>
+      <w:r>
+        <w:rPr>
+          <w:sz w:val="21"/>
+          <w:szCs w:val="21"/>
+        </w:rPr>
+        <w:t xml:space="preserve">The GitHub token pasted in earlier sessions must be revoked.</w:t>
       </w:r>
     </w:p>
     <w:p>
@@ -42607,6 +43070,8572 @@
           <w:szCs w:val="21"/>
         </w:rPr>
         <w:t xml:space="preserve">An account's schedule type, day count and frequency cannot be changed after opening (a restructure would be a separate function).</w:t>
+      </w:r>
+    </w:p>
+    <w:p>
+      <w:pPr>
+        <w:pStyle w:val="Heading2"/>
+        <w:spacing w:after="120" w:before="280"/>
+      </w:pPr>
+      <w:r>
+        <w:rPr>
+          <w:b/>
+          <w:bCs/>
+          <w:color w:val="2E5AA8"/>
+          <w:sz w:val="25"/>
+          <w:szCs w:val="25"/>
+        </w:rPr>
+        <w:t xml:space="preserve">15.14 Business Date (V13)</w:t>
+      </w:r>
+    </w:p>
+    <w:p>
+      <w:pPr>
+        <w:pStyle w:val="Heading3"/>
+        <w:spacing w:after="100" w:before="200"/>
+      </w:pPr>
+      <w:r>
+        <w:rPr>
+          <w:b/>
+          <w:bCs/>
+          <w:color w:val="2E5AA8"/>
+          <w:sz w:val="22"/>
+          <w:szCs w:val="22"/>
+        </w:rPr>
+        <w:t xml:space="preserve">15.14.1 Purpose and design</w:t>
+      </w:r>
+    </w:p>
+    <w:p>
+      <w:pPr>
+        <w:spacing w:after="140" w:line="276"/>
+      </w:pPr>
+      <w:r>
+        <w:rPr>
+          <w:sz w:val="21"/>
+          <w:szCs w:val="21"/>
+        </w:rPr>
+        <w:t xml:space="preserve">Value dates, accrual, delinquency, statements and batch processing used the system clock, so a day could not be closed, a late item could not be booked to its own day and a test environment could not be moved through time. V13 adds a single </w:t>
+      </w:r>
+      <w:r>
+        <w:rPr>
+          <w:b/>
+          <w:bCs/>
+          <w:sz w:val="21"/>
+          <w:szCs w:val="21"/>
+        </w:rPr>
+        <w:t xml:space="preserve">business date</w:t>
+      </w:r>
+      <w:r>
+        <w:rPr>
+          <w:sz w:val="21"/>
+          <w:szCs w:val="21"/>
+        </w:rPr>
+        <w:t xml:space="preserve"> owned by lending-service. It moves only through an API, through the state machine </w:t>
+      </w:r>
+      <w:r>
+        <w:rPr>
+          <w:rFonts w:ascii="Consolas" w:hAnsi="Consolas" w:cs="Consolas"/>
+          <w:color w:val="1F3864"/>
+          <w:sz w:val="19"/>
+          <w:szCs w:val="19"/>
+        </w:rPr>
+        <w:t xml:space="preserve">OPEN --start end of day--&gt; EOD_RUNNING --advance--&gt; OPEN (next calendar day)</w:t>
+      </w:r>
+      <w:r>
+        <w:rPr>
+          <w:sz w:val="21"/>
+          <w:szCs w:val="21"/>
+        </w:rPr>
+        <w:t xml:space="preserve">. The batch service drives the transitions (§15.15); the other services only read the date.</w:t>
+      </w:r>
+    </w:p>
+    <w:p>
+      <w:pPr>
+        <w:pStyle w:val="Heading3"/>
+        <w:spacing w:after="100" w:before="200"/>
+      </w:pPr>
+      <w:r>
+        <w:rPr>
+          <w:b/>
+          <w:bCs/>
+          <w:color w:val="2E5AA8"/>
+          <w:sz w:val="22"/>
+          <w:szCs w:val="22"/>
+        </w:rPr>
+        <w:t xml:space="preserve">15.14.2 Data model</w:t>
+      </w:r>
+    </w:p>
+    <w:tbl>
+      <w:tblPr>
+        <w:tblW w:type="dxa" w:w="9500"/>
+        <w:tblBorders>
+          <w:top w:val="single" w:color="auto" w:sz="4"/>
+          <w:left w:val="single" w:color="auto" w:sz="4"/>
+          <w:bottom w:val="single" w:color="auto" w:sz="4"/>
+          <w:right w:val="single" w:color="auto" w:sz="4"/>
+          <w:insideH w:val="single" w:color="auto" w:sz="4"/>
+          <w:insideV w:val="single" w:color="auto" w:sz="4"/>
+        </w:tblBorders>
+      </w:tblPr>
+      <w:tblGrid>
+        <w:gridCol w:w="2500"/>
+        <w:gridCol w:w="7000"/>
+      </w:tblGrid>
+      <w:tr>
+        <w:trPr>
+          <w:tblHeader/>
+        </w:trPr>
+        <w:tc>
+          <w:tcPr>
+            <w:tcW w:type="dxa" w:w="2500"/>
+            <w:shd w:fill="1F3864" w:val="clear"/>
+            <w:tcMar>
+              <w:top w:type="dxa" w:w="60"/>
+              <w:left w:type="dxa" w:w="100"/>
+              <w:bottom w:type="dxa" w:w="60"/>
+              <w:right w:type="dxa" w:w="100"/>
+            </w:tcMar>
+            <w:vAlign w:val="center"/>
+          </w:tcPr>
+          <w:p>
+            <w:pPr>
+              <w:jc w:val="left"/>
+            </w:pPr>
+            <w:r>
+              <w:rPr>
+                <w:b/>
+                <w:bCs/>
+                <w:color w:val="FFFFFF"/>
+                <w:sz w:val="19"/>
+                <w:szCs w:val="19"/>
+              </w:rPr>
+              <w:t xml:space="preserve">Table</w:t>
+            </w:r>
+          </w:p>
+        </w:tc>
+        <w:tc>
+          <w:tcPr>
+            <w:tcW w:type="dxa" w:w="7000"/>
+            <w:shd w:fill="1F3864" w:val="clear"/>
+            <w:tcMar>
+              <w:top w:type="dxa" w:w="60"/>
+              <w:left w:type="dxa" w:w="100"/>
+              <w:bottom w:type="dxa" w:w="60"/>
+              <w:right w:type="dxa" w:w="100"/>
+            </w:tcMar>
+            <w:vAlign w:val="center"/>
+          </w:tcPr>
+          <w:p>
+            <w:pPr>
+              <w:jc w:val="left"/>
+            </w:pPr>
+            <w:r>
+              <w:rPr>
+                <w:b/>
+                <w:bCs/>
+                <w:color w:val="FFFFFF"/>
+                <w:sz w:val="19"/>
+                <w:szCs w:val="19"/>
+              </w:rPr>
+              <w:t xml:space="preserve">Columns and rules</w:t>
+            </w:r>
+          </w:p>
+        </w:tc>
+      </w:tr>
+      <w:tr>
+        <w:trPr>
+          <w:cantSplit/>
+        </w:trPr>
+        <w:tc>
+          <w:tcPr>
+            <w:tcW w:type="dxa" w:w="2500"/>
+            <w:tcMar>
+              <w:top w:type="dxa" w:w="60"/>
+              <w:left w:type="dxa" w:w="100"/>
+              <w:bottom w:type="dxa" w:w="60"/>
+              <w:right w:type="dxa" w:w="100"/>
+            </w:tcMar>
+            <w:vAlign w:val="center"/>
+          </w:tcPr>
+          <w:p>
+            <w:pPr>
+              <w:jc w:val="left"/>
+            </w:pPr>
+            <w:r>
+              <w:rPr>
+                <w:rFonts w:ascii="Consolas" w:hAnsi="Consolas" w:cs="Consolas"/>
+                <w:color w:val="1F3864"/>
+                <w:sz w:val="17"/>
+                <w:szCs w:val="17"/>
+              </w:rPr>
+              <w:t xml:space="preserve">business_date_state</w:t>
+            </w:r>
+          </w:p>
+        </w:tc>
+        <w:tc>
+          <w:tcPr>
+            <w:tcW w:type="dxa" w:w="7000"/>
+            <w:tcMar>
+              <w:top w:type="dxa" w:w="60"/>
+              <w:left w:type="dxa" w:w="100"/>
+              <w:bottom w:type="dxa" w:w="60"/>
+              <w:right w:type="dxa" w:w="100"/>
+            </w:tcMar>
+            <w:vAlign w:val="center"/>
+          </w:tcPr>
+          <w:p>
+            <w:pPr>
+              <w:jc w:val="left"/>
+            </w:pPr>
+            <w:r>
+              <w:rPr>
+                <w:sz w:val="19"/>
+                <w:szCs w:val="19"/>
+              </w:rPr>
+              <w:t xml:space="preserve">One row (</w:t>
+            </w:r>
+            <w:r>
+              <w:rPr>
+                <w:rFonts w:ascii="Consolas" w:hAnsi="Consolas" w:cs="Consolas"/>
+                <w:color w:val="1F3864"/>
+                <w:sz w:val="17"/>
+                <w:szCs w:val="17"/>
+              </w:rPr>
+              <w:t xml:space="preserve">id</w:t>
+            </w:r>
+            <w:r>
+              <w:rPr>
+                <w:sz w:val="19"/>
+                <w:szCs w:val="19"/>
+              </w:rPr>
+              <w:t xml:space="preserve"> pinned to 1 by a CHECK): </w:t>
+            </w:r>
+            <w:r>
+              <w:rPr>
+                <w:rFonts w:ascii="Consolas" w:hAnsi="Consolas" w:cs="Consolas"/>
+                <w:color w:val="1F3864"/>
+                <w:sz w:val="17"/>
+                <w:szCs w:val="17"/>
+              </w:rPr>
+              <w:t xml:space="preserve">business_date</w:t>
+            </w:r>
+            <w:r>
+              <w:rPr>
+                <w:sz w:val="19"/>
+                <w:szCs w:val="19"/>
+              </w:rPr>
+              <w:t xml:space="preserve">, </w:t>
+            </w:r>
+            <w:r>
+              <w:rPr>
+                <w:rFonts w:ascii="Consolas" w:hAnsi="Consolas" w:cs="Consolas"/>
+                <w:color w:val="1F3864"/>
+                <w:sz w:val="17"/>
+                <w:szCs w:val="17"/>
+              </w:rPr>
+              <w:t xml:space="preserve">previous_date</w:t>
+            </w:r>
+            <w:r>
+              <w:rPr>
+                <w:sz w:val="19"/>
+                <w:szCs w:val="19"/>
+              </w:rPr>
+              <w:t xml:space="preserve">, </w:t>
+            </w:r>
+            <w:r>
+              <w:rPr>
+                <w:rFonts w:ascii="Consolas" w:hAnsi="Consolas" w:cs="Consolas"/>
+                <w:color w:val="1F3864"/>
+                <w:sz w:val="17"/>
+                <w:szCs w:val="17"/>
+              </w:rPr>
+              <w:t xml:space="preserve">status</w:t>
+            </w:r>
+            <w:r>
+              <w:rPr>
+                <w:sz w:val="19"/>
+                <w:szCs w:val="19"/>
+              </w:rPr>
+              <w:t xml:space="preserve"> (CHECK in OPEN, EOD_RUNNING), </w:t>
+            </w:r>
+            <w:r>
+              <w:rPr>
+                <w:rFonts w:ascii="Consolas" w:hAnsi="Consolas" w:cs="Consolas"/>
+                <w:color w:val="1F3864"/>
+                <w:sz w:val="17"/>
+                <w:szCs w:val="17"/>
+              </w:rPr>
+              <w:t xml:space="preserve">updated_by</w:t>
+            </w:r>
+            <w:r>
+              <w:rPr>
+                <w:sz w:val="19"/>
+                <w:szCs w:val="19"/>
+              </w:rPr>
+              <w:t xml:space="preserve">, </w:t>
+            </w:r>
+            <w:r>
+              <w:rPr>
+                <w:rFonts w:ascii="Consolas" w:hAnsi="Consolas" w:cs="Consolas"/>
+                <w:color w:val="1F3864"/>
+                <w:sz w:val="17"/>
+                <w:szCs w:val="17"/>
+              </w:rPr>
+              <w:t xml:space="preserve">updated_at</w:t>
+            </w:r>
+            <w:r>
+              <w:rPr>
+                <w:sz w:val="19"/>
+                <w:szCs w:val="19"/>
+              </w:rPr>
+              <w:t xml:space="preserve">, </w:t>
+            </w:r>
+            <w:r>
+              <w:rPr>
+                <w:rFonts w:ascii="Consolas" w:hAnsi="Consolas" w:cs="Consolas"/>
+                <w:color w:val="1F3864"/>
+                <w:sz w:val="17"/>
+                <w:szCs w:val="17"/>
+              </w:rPr>
+              <w:t xml:space="preserve">version</w:t>
+            </w:r>
+            <w:r>
+              <w:rPr>
+                <w:sz w:val="19"/>
+                <w:szCs w:val="19"/>
+              </w:rPr>
+              <w:t xml:space="preserve">. Seeded in the migration with today's date in Asia/Kolkata and status OPEN.</w:t>
+            </w:r>
+          </w:p>
+        </w:tc>
+      </w:tr>
+      <w:tr>
+        <w:trPr>
+          <w:cantSplit/>
+        </w:trPr>
+        <w:tc>
+          <w:tcPr>
+            <w:tcW w:type="dxa" w:w="2500"/>
+            <w:shd w:fill="F5F8FC" w:val="clear"/>
+            <w:tcMar>
+              <w:top w:type="dxa" w:w="60"/>
+              <w:left w:type="dxa" w:w="100"/>
+              <w:bottom w:type="dxa" w:w="60"/>
+              <w:right w:type="dxa" w:w="100"/>
+            </w:tcMar>
+            <w:vAlign w:val="center"/>
+          </w:tcPr>
+          <w:p>
+            <w:pPr>
+              <w:jc w:val="left"/>
+            </w:pPr>
+            <w:r>
+              <w:rPr>
+                <w:rFonts w:ascii="Consolas" w:hAnsi="Consolas" w:cs="Consolas"/>
+                <w:color w:val="1F3864"/>
+                <w:sz w:val="17"/>
+                <w:szCs w:val="17"/>
+              </w:rPr>
+              <w:t xml:space="preserve">business_date_history</w:t>
+            </w:r>
+          </w:p>
+        </w:tc>
+        <w:tc>
+          <w:tcPr>
+            <w:tcW w:type="dxa" w:w="7000"/>
+            <w:shd w:fill="F5F8FC" w:val="clear"/>
+            <w:tcMar>
+              <w:top w:type="dxa" w:w="60"/>
+              <w:left w:type="dxa" w:w="100"/>
+              <w:bottom w:type="dxa" w:w="60"/>
+              <w:right w:type="dxa" w:w="100"/>
+            </w:tcMar>
+            <w:vAlign w:val="center"/>
+          </w:tcPr>
+          <w:p>
+            <w:pPr>
+              <w:jc w:val="left"/>
+            </w:pPr>
+            <w:r>
+              <w:rPr>
+                <w:sz w:val="19"/>
+                <w:szCs w:val="19"/>
+              </w:rPr>
+              <w:t xml:space="preserve">One row per business date opened: </w:t>
+            </w:r>
+            <w:r>
+              <w:rPr>
+                <w:rFonts w:ascii="Consolas" w:hAnsi="Consolas" w:cs="Consolas"/>
+                <w:color w:val="1F3864"/>
+                <w:sz w:val="17"/>
+                <w:szCs w:val="17"/>
+              </w:rPr>
+              <w:t xml:space="preserve">business_date</w:t>
+            </w:r>
+            <w:r>
+              <w:rPr>
+                <w:sz w:val="19"/>
+                <w:szCs w:val="19"/>
+              </w:rPr>
+              <w:t xml:space="preserve"> (primary key), </w:t>
+            </w:r>
+            <w:r>
+              <w:rPr>
+                <w:rFonts w:ascii="Consolas" w:hAnsi="Consolas" w:cs="Consolas"/>
+                <w:color w:val="1F3864"/>
+                <w:sz w:val="17"/>
+                <w:szCs w:val="17"/>
+              </w:rPr>
+              <w:t xml:space="preserve">opened_at</w:t>
+            </w:r>
+            <w:r>
+              <w:rPr>
+                <w:sz w:val="19"/>
+                <w:szCs w:val="19"/>
+              </w:rPr>
+              <w:t xml:space="preserve">, </w:t>
+            </w:r>
+            <w:r>
+              <w:rPr>
+                <w:rFonts w:ascii="Consolas" w:hAnsi="Consolas" w:cs="Consolas"/>
+                <w:color w:val="1F3864"/>
+                <w:sz w:val="17"/>
+                <w:szCs w:val="17"/>
+              </w:rPr>
+              <w:t xml:space="preserve">eod_started_at</w:t>
+            </w:r>
+            <w:r>
+              <w:rPr>
+                <w:sz w:val="19"/>
+                <w:szCs w:val="19"/>
+              </w:rPr>
+              <w:t xml:space="preserve">, </w:t>
+            </w:r>
+            <w:r>
+              <w:rPr>
+                <w:rFonts w:ascii="Consolas" w:hAnsi="Consolas" w:cs="Consolas"/>
+                <w:color w:val="1F3864"/>
+                <w:sz w:val="17"/>
+                <w:szCs w:val="17"/>
+              </w:rPr>
+              <w:t xml:space="preserve">closed_at</w:t>
+            </w:r>
+            <w:r>
+              <w:rPr>
+                <w:sz w:val="19"/>
+                <w:szCs w:val="19"/>
+              </w:rPr>
+              <w:t xml:space="preserve">, </w:t>
+            </w:r>
+            <w:r>
+              <w:rPr>
+                <w:rFonts w:ascii="Consolas" w:hAnsi="Consolas" w:cs="Consolas"/>
+                <w:color w:val="1F3864"/>
+                <w:sz w:val="17"/>
+                <w:szCs w:val="17"/>
+              </w:rPr>
+              <w:t xml:space="preserve">closed_by</w:t>
+            </w:r>
+            <w:r>
+              <w:rPr>
+                <w:sz w:val="19"/>
+                <w:szCs w:val="19"/>
+              </w:rPr>
+              <w:t xml:space="preserve">, </w:t>
+            </w:r>
+            <w:r>
+              <w:rPr>
+                <w:rFonts w:ascii="Consolas" w:hAnsi="Consolas" w:cs="Consolas"/>
+                <w:color w:val="1F3864"/>
+                <w:sz w:val="17"/>
+                <w:szCs w:val="17"/>
+              </w:rPr>
+              <w:t xml:space="preserve">note</w:t>
+            </w:r>
+            <w:r>
+              <w:rPr>
+                <w:sz w:val="19"/>
+                <w:szCs w:val="19"/>
+              </w:rPr>
+              <w:t xml:space="preserve"> (the reason, when the date was set).</w:t>
+            </w:r>
+          </w:p>
+        </w:tc>
+      </w:tr>
+      <w:tr>
+        <w:trPr>
+          <w:cantSplit/>
+        </w:trPr>
+        <w:tc>
+          <w:tcPr>
+            <w:tcW w:type="dxa" w:w="2500"/>
+            <w:tcMar>
+              <w:top w:type="dxa" w:w="60"/>
+              <w:left w:type="dxa" w:w="100"/>
+              <w:bottom w:type="dxa" w:w="60"/>
+              <w:right w:type="dxa" w:w="100"/>
+            </w:tcMar>
+            <w:vAlign w:val="center"/>
+          </w:tcPr>
+          <w:p>
+            <w:pPr>
+              <w:jc w:val="left"/>
+            </w:pPr>
+            <w:r>
+              <w:rPr>
+                <w:rFonts w:ascii="Consolas" w:hAnsi="Consolas" w:cs="Consolas"/>
+                <w:color w:val="1F3864"/>
+                <w:sz w:val="17"/>
+                <w:szCs w:val="17"/>
+              </w:rPr>
+              <w:t xml:space="preserve">non_working_day</w:t>
+            </w:r>
+          </w:p>
+        </w:tc>
+        <w:tc>
+          <w:tcPr>
+            <w:tcW w:type="dxa" w:w="7000"/>
+            <w:tcMar>
+              <w:top w:type="dxa" w:w="60"/>
+              <w:left w:type="dxa" w:w="100"/>
+              <w:bottom w:type="dxa" w:w="60"/>
+              <w:right w:type="dxa" w:w="100"/>
+            </w:tcMar>
+            <w:vAlign w:val="center"/>
+          </w:tcPr>
+          <w:p>
+            <w:pPr>
+              <w:jc w:val="left"/>
+            </w:pPr>
+            <w:r>
+              <w:rPr>
+                <w:sz w:val="19"/>
+                <w:szCs w:val="19"/>
+              </w:rPr>
+              <w:t xml:space="preserve">Holiday calendar: </w:t>
+            </w:r>
+            <w:r>
+              <w:rPr>
+                <w:rFonts w:ascii="Consolas" w:hAnsi="Consolas" w:cs="Consolas"/>
+                <w:color w:val="1F3864"/>
+                <w:sz w:val="17"/>
+                <w:szCs w:val="17"/>
+              </w:rPr>
+              <w:t xml:space="preserve">holiday_date</w:t>
+            </w:r>
+            <w:r>
+              <w:rPr>
+                <w:sz w:val="19"/>
+                <w:szCs w:val="19"/>
+              </w:rPr>
+              <w:t xml:space="preserve"> (primary key), </w:t>
+            </w:r>
+            <w:r>
+              <w:rPr>
+                <w:rFonts w:ascii="Consolas" w:hAnsi="Consolas" w:cs="Consolas"/>
+                <w:color w:val="1F3864"/>
+                <w:sz w:val="17"/>
+                <w:szCs w:val="17"/>
+              </w:rPr>
+              <w:t xml:space="preserve">description</w:t>
+            </w:r>
+            <w:r>
+              <w:rPr>
+                <w:sz w:val="19"/>
+                <w:szCs w:val="19"/>
+              </w:rPr>
+              <w:t xml:space="preserve">, </w:t>
+            </w:r>
+            <w:r>
+              <w:rPr>
+                <w:rFonts w:ascii="Consolas" w:hAnsi="Consolas" w:cs="Consolas"/>
+                <w:color w:val="1F3864"/>
+                <w:sz w:val="17"/>
+                <w:szCs w:val="17"/>
+              </w:rPr>
+              <w:t xml:space="preserve">created_at</w:t>
+            </w:r>
+            <w:r>
+              <w:rPr>
+                <w:sz w:val="19"/>
+                <w:szCs w:val="19"/>
+              </w:rPr>
+              <w:t xml:space="preserve">. Weekends are configuration, not rows.</w:t>
+            </w:r>
+          </w:p>
+        </w:tc>
+      </w:tr>
+    </w:tbl>
+    <w:p>
+      <w:pPr>
+        <w:spacing w:after="60"/>
+      </w:pPr>
+    </w:p>
+    <w:p>
+      <w:pPr>
+        <w:pStyle w:val="Heading3"/>
+        <w:spacing w:after="100" w:before="200"/>
+      </w:pPr>
+      <w:r>
+        <w:rPr>
+          <w:b/>
+          <w:bCs/>
+          <w:color w:val="2E5AA8"/>
+          <w:sz w:val="22"/>
+          <w:szCs w:val="22"/>
+        </w:rPr>
+        <w:t xml:space="preserve">15.14.3 State machine, locking and idempotency</w:t>
+      </w:r>
+    </w:p>
+    <w:p>
+      <w:pPr>
+        <w:pStyle w:val="ListParagraph"/>
+        <w:numPr>
+          <w:ilvl w:val="0"/>
+          <w:numId w:val="1"/>
+        </w:numPr>
+        <w:spacing w:after="80" w:line="264"/>
+      </w:pPr>
+      <w:r>
+        <w:rPr>
+          <w:rFonts w:ascii="Consolas" w:hAnsi="Consolas" w:cs="Consolas"/>
+          <w:color w:val="1F3864"/>
+          <w:sz w:val="19"/>
+          <w:szCs w:val="19"/>
+        </w:rPr>
+        <w:t xml:space="preserve">BusinessDateRules</w:t>
+      </w:r>
+      <w:r>
+        <w:rPr>
+          <w:sz w:val="21"/>
+          <w:szCs w:val="21"/>
+        </w:rPr>
+        <w:t xml:space="preserve"> holds the rules as pure static functions with no Spring or database dependency: </w:t>
+      </w:r>
+      <w:r>
+        <w:rPr>
+          <w:rFonts w:ascii="Consolas" w:hAnsi="Consolas" w:cs="Consolas"/>
+          <w:color w:val="1F3864"/>
+          <w:sz w:val="19"/>
+          <w:szCs w:val="19"/>
+        </w:rPr>
+        <w:t xml:space="preserve">nextDate</w:t>
+      </w:r>
+      <w:r>
+        <w:rPr>
+          <w:sz w:val="21"/>
+          <w:szCs w:val="21"/>
+        </w:rPr>
+        <w:t xml:space="preserve">, </w:t>
+      </w:r>
+      <w:r>
+        <w:rPr>
+          <w:rFonts w:ascii="Consolas" w:hAnsi="Consolas" w:cs="Consolas"/>
+          <w:color w:val="1F3864"/>
+          <w:sz w:val="19"/>
+          <w:szCs w:val="19"/>
+        </w:rPr>
+        <w:t xml:space="preserve">checkStartEndOfDay</w:t>
+      </w:r>
+      <w:r>
+        <w:rPr>
+          <w:sz w:val="21"/>
+          <w:szCs w:val="21"/>
+        </w:rPr>
+        <w:t xml:space="preserve">, </w:t>
+      </w:r>
+      <w:r>
+        <w:rPr>
+          <w:rFonts w:ascii="Consolas" w:hAnsi="Consolas" w:cs="Consolas"/>
+          <w:color w:val="1F3864"/>
+          <w:sz w:val="19"/>
+          <w:szCs w:val="19"/>
+        </w:rPr>
+        <w:t xml:space="preserve">checkAdvance</w:t>
+      </w:r>
+      <w:r>
+        <w:rPr>
+          <w:sz w:val="21"/>
+          <w:szCs w:val="21"/>
+        </w:rPr>
+        <w:t xml:space="preserve">, </w:t>
+      </w:r>
+      <w:r>
+        <w:rPr>
+          <w:rFonts w:ascii="Consolas" w:hAnsi="Consolas" w:cs="Consolas"/>
+          <w:color w:val="1F3864"/>
+          <w:sz w:val="19"/>
+          <w:szCs w:val="19"/>
+        </w:rPr>
+        <w:t xml:space="preserve">checkSet</w:t>
+      </w:r>
+      <w:r>
+        <w:rPr>
+          <w:sz w:val="21"/>
+          <w:szCs w:val="21"/>
+        </w:rPr>
+        <w:t xml:space="preserve">, </w:t>
+      </w:r>
+      <w:r>
+        <w:rPr>
+          <w:rFonts w:ascii="Consolas" w:hAnsi="Consolas" w:cs="Consolas"/>
+          <w:color w:val="1F3864"/>
+          <w:sz w:val="19"/>
+          <w:szCs w:val="19"/>
+        </w:rPr>
+        <w:t xml:space="preserve">checkNotAfter</w:t>
+      </w:r>
+      <w:r>
+        <w:rPr>
+          <w:sz w:val="21"/>
+          <w:szCs w:val="21"/>
+        </w:rPr>
+        <w:t xml:space="preserve">, </w:t>
+      </w:r>
+      <w:r>
+        <w:rPr>
+          <w:rFonts w:ascii="Consolas" w:hAnsi="Consolas" w:cs="Consolas"/>
+          <w:color w:val="1F3864"/>
+          <w:sz w:val="19"/>
+          <w:szCs w:val="19"/>
+        </w:rPr>
+        <w:t xml:space="preserve">isWorkingDay</w:t>
+      </w:r>
+      <w:r>
+        <w:rPr>
+          <w:sz w:val="21"/>
+          <w:szCs w:val="21"/>
+        </w:rPr>
+        <w:t xml:space="preserve">. </w:t>
+      </w:r>
+      <w:r>
+        <w:rPr>
+          <w:rFonts w:ascii="Consolas" w:hAnsi="Consolas" w:cs="Consolas"/>
+          <w:color w:val="1F3864"/>
+          <w:sz w:val="19"/>
+          <w:szCs w:val="19"/>
+        </w:rPr>
+        <w:t xml:space="preserve">BusinessDateService</w:t>
+      </w:r>
+      <w:r>
+        <w:rPr>
+          <w:sz w:val="21"/>
+          <w:szCs w:val="21"/>
+        </w:rPr>
+        <w:t xml:space="preserve"> applies them under a lock.</w:t>
+      </w:r>
+    </w:p>
+    <w:p>
+      <w:pPr>
+        <w:pStyle w:val="ListParagraph"/>
+        <w:numPr>
+          <w:ilvl w:val="0"/>
+          <w:numId w:val="1"/>
+        </w:numPr>
+        <w:spacing w:after="80" w:line="264"/>
+      </w:pPr>
+      <w:r>
+        <w:rPr>
+          <w:sz w:val="21"/>
+          <w:szCs w:val="21"/>
+        </w:rPr>
+        <w:t xml:space="preserve">Every transition reads the state row with </w:t>
+      </w:r>
+      <w:r>
+        <w:rPr>
+          <w:rFonts w:ascii="Consolas" w:hAnsi="Consolas" w:cs="Consolas"/>
+          <w:color w:val="1F3864"/>
+          <w:sz w:val="19"/>
+          <w:szCs w:val="19"/>
+        </w:rPr>
+        <w:t xml:space="preserve">findForUpdate</w:t>
+      </w:r>
+      <w:r>
+        <w:rPr>
+          <w:sz w:val="21"/>
+          <w:szCs w:val="21"/>
+        </w:rPr>
+        <w:t xml:space="preserve"> (</w:t>
+      </w:r>
+      <w:r>
+        <w:rPr>
+          <w:rFonts w:ascii="Consolas" w:hAnsi="Consolas" w:cs="Consolas"/>
+          <w:color w:val="1F3864"/>
+          <w:sz w:val="19"/>
+          <w:szCs w:val="19"/>
+        </w:rPr>
+        <w:t xml:space="preserve">@Lock(PESSIMISTIC_WRITE)</w:t>
+      </w:r>
+      <w:r>
+        <w:rPr>
+          <w:sz w:val="21"/>
+          <w:szCs w:val="21"/>
+        </w:rPr>
+        <w:t xml:space="preserve">), so concurrent start, advance and set calls, including from several batch instances, are serialised.</w:t>
+      </w:r>
+    </w:p>
+    <w:p>
+      <w:pPr>
+        <w:pStyle w:val="ListParagraph"/>
+        <w:numPr>
+          <w:ilvl w:val="0"/>
+          <w:numId w:val="1"/>
+        </w:numPr>
+        <w:spacing w:after="80" w:line="264"/>
+      </w:pPr>
+      <w:r>
+        <w:rPr>
+          <w:rFonts w:ascii="Consolas" w:hAnsi="Consolas" w:cs="Consolas"/>
+          <w:color w:val="1F3864"/>
+          <w:sz w:val="19"/>
+          <w:szCs w:val="19"/>
+        </w:rPr>
+        <w:t xml:space="preserve">checkAdvance</w:t>
+      </w:r>
+      <w:r>
+        <w:rPr>
+          <w:sz w:val="21"/>
+          <w:szCs w:val="21"/>
+        </w:rPr>
+        <w:t xml:space="preserve"> is idempotent on </w:t>
+      </w:r>
+      <w:r>
+        <w:rPr>
+          <w:rFonts w:ascii="Consolas" w:hAnsi="Consolas" w:cs="Consolas"/>
+          <w:color w:val="1F3864"/>
+          <w:sz w:val="19"/>
+          <w:szCs w:val="19"/>
+        </w:rPr>
+        <w:t xml:space="preserve">expectedBusinessDate</w:t>
+      </w:r>
+      <w:r>
+        <w:rPr>
+          <w:sz w:val="21"/>
+          <w:szCs w:val="21"/>
+        </w:rPr>
+        <w:t xml:space="preserve">: if the current date is already after it, the call returns the current state without changing anything (</w:t>
+      </w:r>
+      <w:r>
+        <w:rPr>
+          <w:rFonts w:ascii="Consolas" w:hAnsi="Consolas" w:cs="Consolas"/>
+          <w:color w:val="1F3864"/>
+          <w:sz w:val="19"/>
+          <w:szCs w:val="19"/>
+        </w:rPr>
+        <w:t xml:space="preserve">ALREADY_ADVANCED</w:t>
+      </w:r>
+      <w:r>
+        <w:rPr>
+          <w:sz w:val="21"/>
+          <w:szCs w:val="21"/>
+        </w:rPr>
+        <w:t xml:space="preserve">); if it equals the current date and the status is EOD_RUNNING it advances; otherwise it is a conflict.</w:t>
+      </w:r>
+    </w:p>
+    <w:p>
+      <w:pPr>
+        <w:pStyle w:val="ListParagraph"/>
+        <w:numPr>
+          <w:ilvl w:val="0"/>
+          <w:numId w:val="1"/>
+        </w:numPr>
+        <w:spacing w:after="80" w:line="264"/>
+      </w:pPr>
+      <w:r>
+        <w:rPr>
+          <w:rFonts w:ascii="Consolas" w:hAnsi="Consolas" w:cs="Consolas"/>
+          <w:color w:val="1F3864"/>
+          <w:sz w:val="19"/>
+          <w:szCs w:val="19"/>
+        </w:rPr>
+        <w:t xml:space="preserve">checkSet</w:t>
+      </w:r>
+      <w:r>
+        <w:rPr>
+          <w:sz w:val="21"/>
+          <w:szCs w:val="21"/>
+        </w:rPr>
+        <w:t xml:space="preserve"> refuses a set while EOD_RUNNING, and a backward set unless </w:t>
+      </w:r>
+      <w:r>
+        <w:rPr>
+          <w:rFonts w:ascii="Consolas" w:hAnsi="Consolas" w:cs="Consolas"/>
+          <w:color w:val="1F3864"/>
+          <w:sz w:val="19"/>
+          <w:szCs w:val="19"/>
+        </w:rPr>
+        <w:t xml:space="preserve">business-date.allow-backward-set</w:t>
+      </w:r>
+      <w:r>
+        <w:rPr>
+          <w:sz w:val="21"/>
+          <w:szCs w:val="21"/>
+        </w:rPr>
+        <w:t xml:space="preserve"> is true. Accruals already posted for later dates are not undone by a backward set.</w:t>
+      </w:r>
+    </w:p>
+    <w:p>
+      <w:pPr>
+        <w:pStyle w:val="ListParagraph"/>
+        <w:numPr>
+          <w:ilvl w:val="0"/>
+          <w:numId w:val="1"/>
+        </w:numPr>
+        <w:spacing w:after="80" w:line="264"/>
+      </w:pPr>
+      <w:r>
+        <w:rPr>
+          <w:sz w:val="21"/>
+          <w:szCs w:val="21"/>
+        </w:rPr>
+        <w:t xml:space="preserve">Errors reuse the existing handler: </w:t>
+      </w:r>
+      <w:r>
+        <w:rPr>
+          <w:rFonts w:ascii="Consolas" w:hAnsi="Consolas" w:cs="Consolas"/>
+          <w:color w:val="1F3864"/>
+          <w:sz w:val="19"/>
+          <w:szCs w:val="19"/>
+        </w:rPr>
+        <w:t xml:space="preserve">InvalidAccountStateException</w:t>
+      </w:r>
+      <w:r>
+        <w:rPr>
+          <w:sz w:val="21"/>
+          <w:szCs w:val="21"/>
+        </w:rPr>
+        <w:t xml:space="preserve"> maps to 409, </w:t>
+      </w:r>
+      <w:r>
+        <w:rPr>
+          <w:rFonts w:ascii="Consolas" w:hAnsi="Consolas" w:cs="Consolas"/>
+          <w:color w:val="1F3864"/>
+          <w:sz w:val="19"/>
+          <w:szCs w:val="19"/>
+        </w:rPr>
+        <w:t xml:space="preserve">IllegalArgumentException</w:t>
+      </w:r>
+      <w:r>
+        <w:rPr>
+          <w:sz w:val="21"/>
+          <w:szCs w:val="21"/>
+        </w:rPr>
+        <w:t xml:space="preserve"> (a date after the business date) to 400, </w:t>
+      </w:r>
+      <w:r>
+        <w:rPr>
+          <w:rFonts w:ascii="Consolas" w:hAnsi="Consolas" w:cs="Consolas"/>
+          <w:color w:val="1F3864"/>
+          <w:sz w:val="19"/>
+          <w:szCs w:val="19"/>
+        </w:rPr>
+        <w:t xml:space="preserve">ResourceNotFoundException</w:t>
+      </w:r>
+      <w:r>
+        <w:rPr>
+          <w:sz w:val="21"/>
+          <w:szCs w:val="21"/>
+        </w:rPr>
+        <w:t xml:space="preserve"> to 404.</w:t>
+      </w:r>
+    </w:p>
+    <w:p>
+      <w:pPr>
+        <w:pStyle w:val="ListParagraph"/>
+        <w:numPr>
+          <w:ilvl w:val="0"/>
+          <w:numId w:val="1"/>
+        </w:numPr>
+        <w:spacing w:after="80" w:line="264"/>
+      </w:pPr>
+      <w:r>
+        <w:rPr>
+          <w:sz w:val="21"/>
+          <w:szCs w:val="21"/>
+        </w:rPr>
+        <w:t xml:space="preserve">Advancing closes the history row of the closing date, opens the next, updates the state row and calls </w:t>
+      </w:r>
+      <w:r>
+        <w:rPr>
+          <w:rFonts w:ascii="Consolas" w:hAnsi="Consolas" w:cs="Consolas"/>
+          <w:color w:val="1F3864"/>
+          <w:sz w:val="19"/>
+          <w:szCs w:val="19"/>
+        </w:rPr>
+        <w:t xml:space="preserve">PartitionMaintenanceService.ensurePartitions(next)</w:t>
+      </w:r>
+      <w:r>
+        <w:rPr>
+          <w:sz w:val="21"/>
+          <w:szCs w:val="21"/>
+        </w:rPr>
+        <w:t xml:space="preserve"> in the same transaction.</w:t>
+      </w:r>
+    </w:p>
+    <w:p>
+      <w:pPr>
+        <w:pStyle w:val="Heading3"/>
+        <w:spacing w:after="100" w:before="200"/>
+      </w:pPr>
+      <w:r>
+        <w:rPr>
+          <w:b/>
+          <w:bCs/>
+          <w:color w:val="2E5AA8"/>
+          <w:sz w:val="22"/>
+          <w:szCs w:val="22"/>
+        </w:rPr>
+        <w:t xml:space="preserve">15.14.4 Code structure</w:t>
+      </w:r>
+    </w:p>
+    <w:p>
+      <w:pPr>
+        <w:spacing w:after="140" w:line="276"/>
+      </w:pPr>
+      <w:r>
+        <w:rPr>
+          <w:sz w:val="21"/>
+          <w:szCs w:val="21"/>
+        </w:rPr>
+        <w:t xml:space="preserve">Package </w:t>
+      </w:r>
+      <w:r>
+        <w:rPr>
+          <w:rFonts w:ascii="Consolas" w:hAnsi="Consolas" w:cs="Consolas"/>
+          <w:color w:val="1F3864"/>
+          <w:sz w:val="19"/>
+          <w:szCs w:val="19"/>
+        </w:rPr>
+        <w:t xml:space="preserve">com.bank.lending.businessdate</w:t>
+      </w:r>
+      <w:r>
+        <w:rPr>
+          <w:sz w:val="21"/>
+          <w:szCs w:val="21"/>
+        </w:rPr>
+        <w:t xml:space="preserve">: </w:t>
+      </w:r>
+      <w:r>
+        <w:rPr>
+          <w:rFonts w:ascii="Consolas" w:hAnsi="Consolas" w:cs="Consolas"/>
+          <w:color w:val="1F3864"/>
+          <w:sz w:val="19"/>
+          <w:szCs w:val="19"/>
+        </w:rPr>
+        <w:t xml:space="preserve">domain</w:t>
+      </w:r>
+      <w:r>
+        <w:rPr>
+          <w:sz w:val="21"/>
+          <w:szCs w:val="21"/>
+        </w:rPr>
+        <w:t xml:space="preserve"> (</w:t>
+      </w:r>
+      <w:r>
+        <w:rPr>
+          <w:rFonts w:ascii="Consolas" w:hAnsi="Consolas" w:cs="Consolas"/>
+          <w:color w:val="1F3864"/>
+          <w:sz w:val="19"/>
+          <w:szCs w:val="19"/>
+        </w:rPr>
+        <w:t xml:space="preserve">BusinessDateState</w:t>
+      </w:r>
+      <w:r>
+        <w:rPr>
+          <w:sz w:val="21"/>
+          <w:szCs w:val="21"/>
+        </w:rPr>
+        <w:t xml:space="preserve">, </w:t>
+      </w:r>
+      <w:r>
+        <w:rPr>
+          <w:rFonts w:ascii="Consolas" w:hAnsi="Consolas" w:cs="Consolas"/>
+          <w:color w:val="1F3864"/>
+          <w:sz w:val="19"/>
+          <w:szCs w:val="19"/>
+        </w:rPr>
+        <w:t xml:space="preserve">BusinessDateHistory</w:t>
+      </w:r>
+      <w:r>
+        <w:rPr>
+          <w:sz w:val="21"/>
+          <w:szCs w:val="21"/>
+        </w:rPr>
+        <w:t xml:space="preserve">, </w:t>
+      </w:r>
+      <w:r>
+        <w:rPr>
+          <w:rFonts w:ascii="Consolas" w:hAnsi="Consolas" w:cs="Consolas"/>
+          <w:color w:val="1F3864"/>
+          <w:sz w:val="19"/>
+          <w:szCs w:val="19"/>
+        </w:rPr>
+        <w:t xml:space="preserve">NonWorkingDay</w:t>
+      </w:r>
+      <w:r>
+        <w:rPr>
+          <w:sz w:val="21"/>
+          <w:szCs w:val="21"/>
+        </w:rPr>
+        <w:t xml:space="preserve">, </w:t>
+      </w:r>
+      <w:r>
+        <w:rPr>
+          <w:rFonts w:ascii="Consolas" w:hAnsi="Consolas" w:cs="Consolas"/>
+          <w:color w:val="1F3864"/>
+          <w:sz w:val="19"/>
+          <w:szCs w:val="19"/>
+        </w:rPr>
+        <w:t xml:space="preserve">BusinessDateStatus</w:t>
+      </w:r>
+      <w:r>
+        <w:rPr>
+          <w:sz w:val="21"/>
+          <w:szCs w:val="21"/>
+        </w:rPr>
+        <w:t xml:space="preserve">), </w:t>
+      </w:r>
+      <w:r>
+        <w:rPr>
+          <w:rFonts w:ascii="Consolas" w:hAnsi="Consolas" w:cs="Consolas"/>
+          <w:color w:val="1F3864"/>
+          <w:sz w:val="19"/>
+          <w:szCs w:val="19"/>
+        </w:rPr>
+        <w:t xml:space="preserve">repository</w:t>
+      </w:r>
+      <w:r>
+        <w:rPr>
+          <w:sz w:val="21"/>
+          <w:szCs w:val="21"/>
+        </w:rPr>
+        <w:t xml:space="preserve"> (three Spring Data repositories; </w:t>
+      </w:r>
+      <w:r>
+        <w:rPr>
+          <w:rFonts w:ascii="Consolas" w:hAnsi="Consolas" w:cs="Consolas"/>
+          <w:color w:val="1F3864"/>
+          <w:sz w:val="19"/>
+          <w:szCs w:val="19"/>
+        </w:rPr>
+        <w:t xml:space="preserve">findTop30ByOrderByBusinessDateDesc</w:t>
+      </w:r>
+      <w:r>
+        <w:rPr>
+          <w:sz w:val="21"/>
+          <w:szCs w:val="21"/>
+        </w:rPr>
+        <w:t xml:space="preserve"> for history), </w:t>
+      </w:r>
+      <w:r>
+        <w:rPr>
+          <w:rFonts w:ascii="Consolas" w:hAnsi="Consolas" w:cs="Consolas"/>
+          <w:color w:val="1F3864"/>
+          <w:sz w:val="19"/>
+          <w:szCs w:val="19"/>
+        </w:rPr>
+        <w:t xml:space="preserve">service</w:t>
+      </w:r>
+      <w:r>
+        <w:rPr>
+          <w:sz w:val="21"/>
+          <w:szCs w:val="21"/>
+        </w:rPr>
+        <w:t xml:space="preserve"> (</w:t>
+      </w:r>
+      <w:r>
+        <w:rPr>
+          <w:rFonts w:ascii="Consolas" w:hAnsi="Consolas" w:cs="Consolas"/>
+          <w:color w:val="1F3864"/>
+          <w:sz w:val="19"/>
+          <w:szCs w:val="19"/>
+        </w:rPr>
+        <w:t xml:space="preserve">BusinessDateRules</w:t>
+      </w:r>
+      <w:r>
+        <w:rPr>
+          <w:sz w:val="21"/>
+          <w:szCs w:val="21"/>
+        </w:rPr>
+        <w:t xml:space="preserve">, </w:t>
+      </w:r>
+      <w:r>
+        <w:rPr>
+          <w:rFonts w:ascii="Consolas" w:hAnsi="Consolas" w:cs="Consolas"/>
+          <w:color w:val="1F3864"/>
+          <w:sz w:val="19"/>
+          <w:szCs w:val="19"/>
+        </w:rPr>
+        <w:t xml:space="preserve">BusinessDateService</w:t>
+      </w:r>
+      <w:r>
+        <w:rPr>
+          <w:sz w:val="21"/>
+          <w:szCs w:val="21"/>
+        </w:rPr>
+        <w:t xml:space="preserve">), </w:t>
+      </w:r>
+      <w:r>
+        <w:rPr>
+          <w:rFonts w:ascii="Consolas" w:hAnsi="Consolas" w:cs="Consolas"/>
+          <w:color w:val="1F3864"/>
+          <w:sz w:val="19"/>
+          <w:szCs w:val="19"/>
+        </w:rPr>
+        <w:t xml:space="preserve">dto</w:t>
+      </w:r>
+      <w:r>
+        <w:rPr>
+          <w:sz w:val="21"/>
+          <w:szCs w:val="21"/>
+        </w:rPr>
+        <w:t xml:space="preserve"> (requests and responses) and </w:t>
+      </w:r>
+      <w:r>
+        <w:rPr>
+          <w:rFonts w:ascii="Consolas" w:hAnsi="Consolas" w:cs="Consolas"/>
+          <w:color w:val="1F3864"/>
+          <w:sz w:val="19"/>
+          <w:szCs w:val="19"/>
+        </w:rPr>
+        <w:t xml:space="preserve">web</w:t>
+      </w:r>
+      <w:r>
+        <w:rPr>
+          <w:sz w:val="21"/>
+          <w:szCs w:val="21"/>
+        </w:rPr>
+        <w:t xml:space="preserve"> (</w:t>
+      </w:r>
+      <w:r>
+        <w:rPr>
+          <w:rFonts w:ascii="Consolas" w:hAnsi="Consolas" w:cs="Consolas"/>
+          <w:color w:val="1F3864"/>
+          <w:sz w:val="19"/>
+          <w:szCs w:val="19"/>
+        </w:rPr>
+        <w:t xml:space="preserve">BusinessDateController</w:t>
+      </w:r>
+      <w:r>
+        <w:rPr>
+          <w:sz w:val="21"/>
+          <w:szCs w:val="21"/>
+        </w:rPr>
+        <w:t xml:space="preserve">, base path </w:t>
+      </w:r>
+      <w:r>
+        <w:rPr>
+          <w:rFonts w:ascii="Consolas" w:hAnsi="Consolas" w:cs="Consolas"/>
+          <w:color w:val="1F3864"/>
+          <w:sz w:val="19"/>
+          <w:szCs w:val="19"/>
+        </w:rPr>
+        <w:t xml:space="preserve">/api/v1/business-date</w:t>
+      </w:r>
+      <w:r>
+        <w:rPr>
+          <w:sz w:val="21"/>
+          <w:szCs w:val="21"/>
+        </w:rPr>
+        <w:t xml:space="preserve">). Public service methods: </w:t>
+      </w:r>
+      <w:r>
+        <w:rPr>
+          <w:rFonts w:ascii="Consolas" w:hAnsi="Consolas" w:cs="Consolas"/>
+          <w:color w:val="1F3864"/>
+          <w:sz w:val="19"/>
+          <w:szCs w:val="19"/>
+        </w:rPr>
+        <w:t xml:space="preserve">currentDate</w:t>
+      </w:r>
+      <w:r>
+        <w:rPr>
+          <w:sz w:val="21"/>
+          <w:szCs w:val="21"/>
+        </w:rPr>
+        <w:t xml:space="preserve">, </w:t>
+      </w:r>
+      <w:r>
+        <w:rPr>
+          <w:rFonts w:ascii="Consolas" w:hAnsi="Consolas" w:cs="Consolas"/>
+          <w:color w:val="1F3864"/>
+          <w:sz w:val="19"/>
+          <w:szCs w:val="19"/>
+        </w:rPr>
+        <w:t xml:space="preserve">state</w:t>
+      </w:r>
+      <w:r>
+        <w:rPr>
+          <w:sz w:val="21"/>
+          <w:szCs w:val="21"/>
+        </w:rPr>
+        <w:t xml:space="preserve">, </w:t>
+      </w:r>
+      <w:r>
+        <w:rPr>
+          <w:rFonts w:ascii="Consolas" w:hAnsi="Consolas" w:cs="Consolas"/>
+          <w:color w:val="1F3864"/>
+          <w:sz w:val="19"/>
+          <w:szCs w:val="19"/>
+        </w:rPr>
+        <w:t xml:space="preserve">history</w:t>
+      </w:r>
+      <w:r>
+        <w:rPr>
+          <w:sz w:val="21"/>
+          <w:szCs w:val="21"/>
+        </w:rPr>
+        <w:t xml:space="preserve">, </w:t>
+      </w:r>
+      <w:r>
+        <w:rPr>
+          <w:rFonts w:ascii="Consolas" w:hAnsi="Consolas" w:cs="Consolas"/>
+          <w:color w:val="1F3864"/>
+          <w:sz w:val="19"/>
+          <w:szCs w:val="19"/>
+        </w:rPr>
+        <w:t xml:space="preserve">assertNotFuture(date, what)</w:t>
+      </w:r>
+      <w:r>
+        <w:rPr>
+          <w:sz w:val="21"/>
+          <w:szCs w:val="21"/>
+        </w:rPr>
+        <w:t xml:space="preserve">, </w:t>
+      </w:r>
+      <w:r>
+        <w:rPr>
+          <w:rFonts w:ascii="Consolas" w:hAnsi="Consolas" w:cs="Consolas"/>
+          <w:color w:val="1F3864"/>
+          <w:sz w:val="19"/>
+          <w:szCs w:val="19"/>
+        </w:rPr>
+        <w:t xml:space="preserve">isWorkingDay</w:t>
+      </w:r>
+      <w:r>
+        <w:rPr>
+          <w:sz w:val="21"/>
+          <w:szCs w:val="21"/>
+        </w:rPr>
+        <w:t xml:space="preserve">, </w:t>
+      </w:r>
+      <w:r>
+        <w:rPr>
+          <w:rFonts w:ascii="Consolas" w:hAnsi="Consolas" w:cs="Consolas"/>
+          <w:color w:val="1F3864"/>
+          <w:sz w:val="19"/>
+          <w:szCs w:val="19"/>
+        </w:rPr>
+        <w:t xml:space="preserve">startEndOfDay(actor)</w:t>
+      </w:r>
+      <w:r>
+        <w:rPr>
+          <w:sz w:val="21"/>
+          <w:szCs w:val="21"/>
+        </w:rPr>
+        <w:t xml:space="preserve">, </w:t>
+      </w:r>
+      <w:r>
+        <w:rPr>
+          <w:rFonts w:ascii="Consolas" w:hAnsi="Consolas" w:cs="Consolas"/>
+          <w:color w:val="1F3864"/>
+          <w:sz w:val="19"/>
+          <w:szCs w:val="19"/>
+        </w:rPr>
+        <w:t xml:space="preserve">advance(expected, actor)</w:t>
+      </w:r>
+      <w:r>
+        <w:rPr>
+          <w:sz w:val="21"/>
+          <w:szCs w:val="21"/>
+        </w:rPr>
+        <w:t xml:space="preserve">, </w:t>
+      </w:r>
+      <w:r>
+        <w:rPr>
+          <w:rFonts w:ascii="Consolas" w:hAnsi="Consolas" w:cs="Consolas"/>
+          <w:color w:val="1F3864"/>
+          <w:sz w:val="19"/>
+          <w:szCs w:val="19"/>
+        </w:rPr>
+        <w:t xml:space="preserve">set(target, reason, actor)</w:t>
+      </w:r>
+      <w:r>
+        <w:rPr>
+          <w:sz w:val="21"/>
+          <w:szCs w:val="21"/>
+        </w:rPr>
+        <w:t xml:space="preserve"> and the holiday operations. The optional </w:t>
+      </w:r>
+      <w:r>
+        <w:rPr>
+          <w:rFonts w:ascii="Consolas" w:hAnsi="Consolas" w:cs="Consolas"/>
+          <w:color w:val="1F3864"/>
+          <w:sz w:val="19"/>
+          <w:szCs w:val="19"/>
+        </w:rPr>
+        <w:t xml:space="preserve">X-Actor</w:t>
+      </w:r>
+      <w:r>
+        <w:rPr>
+          <w:sz w:val="21"/>
+          <w:szCs w:val="21"/>
+        </w:rPr>
+        <w:t xml:space="preserve"> header becomes </w:t>
+      </w:r>
+      <w:r>
+        <w:rPr>
+          <w:rFonts w:ascii="Consolas" w:hAnsi="Consolas" w:cs="Consolas"/>
+          <w:color w:val="1F3864"/>
+          <w:sz w:val="19"/>
+          <w:szCs w:val="19"/>
+        </w:rPr>
+        <w:t xml:space="preserve">updated_by</w:t>
+      </w:r>
+      <w:r>
+        <w:rPr>
+          <w:sz w:val="21"/>
+          <w:szCs w:val="21"/>
+        </w:rPr>
+        <w:t xml:space="preserve"> and </w:t>
+      </w:r>
+      <w:r>
+        <w:rPr>
+          <w:rFonts w:ascii="Consolas" w:hAnsi="Consolas" w:cs="Consolas"/>
+          <w:color w:val="1F3864"/>
+          <w:sz w:val="19"/>
+          <w:szCs w:val="19"/>
+        </w:rPr>
+        <w:t xml:space="preserve">closed_by</w:t>
+      </w:r>
+      <w:r>
+        <w:rPr>
+          <w:sz w:val="21"/>
+          <w:szCs w:val="21"/>
+        </w:rPr>
+        <w:t xml:space="preserve">.</w:t>
+      </w:r>
+    </w:p>
+    <w:p>
+      <w:pPr>
+        <w:pStyle w:val="Heading3"/>
+        <w:spacing w:after="100" w:before="200"/>
+      </w:pPr>
+      <w:r>
+        <w:rPr>
+          <w:b/>
+          <w:bCs/>
+          <w:color w:val="2E5AA8"/>
+          <w:sz w:val="22"/>
+          <w:szCs w:val="22"/>
+        </w:rPr>
+        <w:t xml:space="preserve">15.14.5 Where the date is enforced</w:t>
+      </w:r>
+    </w:p>
+    <w:tbl>
+      <w:tblPr>
+        <w:tblW w:type="dxa" w:w="9500"/>
+        <w:tblBorders>
+          <w:top w:val="single" w:color="auto" w:sz="4"/>
+          <w:left w:val="single" w:color="auto" w:sz="4"/>
+          <w:bottom w:val="single" w:color="auto" w:sz="4"/>
+          <w:right w:val="single" w:color="auto" w:sz="4"/>
+          <w:insideH w:val="single" w:color="auto" w:sz="4"/>
+          <w:insideV w:val="single" w:color="auto" w:sz="4"/>
+        </w:tblBorders>
+      </w:tblPr>
+      <w:tblGrid>
+        <w:gridCol w:w="4000"/>
+        <w:gridCol w:w="5500"/>
+      </w:tblGrid>
+      <w:tr>
+        <w:trPr>
+          <w:tblHeader/>
+        </w:trPr>
+        <w:tc>
+          <w:tcPr>
+            <w:tcW w:type="dxa" w:w="4000"/>
+            <w:shd w:fill="1F3864" w:val="clear"/>
+            <w:tcMar>
+              <w:top w:type="dxa" w:w="60"/>
+              <w:left w:type="dxa" w:w="100"/>
+              <w:bottom w:type="dxa" w:w="60"/>
+              <w:right w:type="dxa" w:w="100"/>
+            </w:tcMar>
+            <w:vAlign w:val="center"/>
+          </w:tcPr>
+          <w:p>
+            <w:pPr>
+              <w:jc w:val="left"/>
+            </w:pPr>
+            <w:r>
+              <w:rPr>
+                <w:b/>
+                <w:bCs/>
+                <w:color w:val="FFFFFF"/>
+                <w:sz w:val="19"/>
+                <w:szCs w:val="19"/>
+              </w:rPr>
+              <w:t xml:space="preserve">Class and method</w:t>
+            </w:r>
+          </w:p>
+        </w:tc>
+        <w:tc>
+          <w:tcPr>
+            <w:tcW w:type="dxa" w:w="5500"/>
+            <w:shd w:fill="1F3864" w:val="clear"/>
+            <w:tcMar>
+              <w:top w:type="dxa" w:w="60"/>
+              <w:left w:type="dxa" w:w="100"/>
+              <w:bottom w:type="dxa" w:w="60"/>
+              <w:right w:type="dxa" w:w="100"/>
+            </w:tcMar>
+            <w:vAlign w:val="center"/>
+          </w:tcPr>
+          <w:p>
+            <w:pPr>
+              <w:jc w:val="left"/>
+            </w:pPr>
+            <w:r>
+              <w:rPr>
+                <w:b/>
+                <w:bCs/>
+                <w:color w:val="FFFFFF"/>
+                <w:sz w:val="19"/>
+                <w:szCs w:val="19"/>
+              </w:rPr>
+              <w:t xml:space="preserve">Change</w:t>
+            </w:r>
+          </w:p>
+        </w:tc>
+      </w:tr>
+      <w:tr>
+        <w:trPr>
+          <w:cantSplit/>
+        </w:trPr>
+        <w:tc>
+          <w:tcPr>
+            <w:tcW w:type="dxa" w:w="4000"/>
+            <w:tcMar>
+              <w:top w:type="dxa" w:w="60"/>
+              <w:left w:type="dxa" w:w="100"/>
+              <w:bottom w:type="dxa" w:w="60"/>
+              <w:right w:type="dxa" w:w="100"/>
+            </w:tcMar>
+            <w:vAlign w:val="center"/>
+          </w:tcPr>
+          <w:p>
+            <w:pPr>
+              <w:jc w:val="left"/>
+            </w:pPr>
+            <w:r>
+              <w:rPr>
+                <w:rFonts w:ascii="Consolas" w:hAnsi="Consolas" w:cs="Consolas"/>
+                <w:color w:val="1F3864"/>
+                <w:sz w:val="17"/>
+                <w:szCs w:val="17"/>
+              </w:rPr>
+              <w:t xml:space="preserve">EmiPaymentService</w:t>
+            </w:r>
+            <w:r>
+              <w:rPr>
+                <w:sz w:val="19"/>
+                <w:szCs w:val="19"/>
+              </w:rPr>
+              <w:t xml:space="preserve"> (EMI, part-payment, foreclosure)</w:t>
+            </w:r>
+          </w:p>
+        </w:tc>
+        <w:tc>
+          <w:tcPr>
+            <w:tcW w:type="dxa" w:w="5500"/>
+            <w:tcMar>
+              <w:top w:type="dxa" w:w="60"/>
+              <w:left w:type="dxa" w:w="100"/>
+              <w:bottom w:type="dxa" w:w="60"/>
+              <w:right w:type="dxa" w:w="100"/>
+            </w:tcMar>
+            <w:vAlign w:val="center"/>
+          </w:tcPr>
+          <w:p>
+            <w:pPr>
+              <w:jc w:val="left"/>
+            </w:pPr>
+            <w:r>
+              <w:rPr>
+                <w:rFonts w:ascii="Consolas" w:hAnsi="Consolas" w:cs="Consolas"/>
+                <w:color w:val="1F3864"/>
+                <w:sz w:val="17"/>
+                <w:szCs w:val="17"/>
+              </w:rPr>
+              <w:t xml:space="preserve">assertNotFuture</w:t>
+            </w:r>
+            <w:r>
+              <w:rPr>
+                <w:sz w:val="19"/>
+                <w:szCs w:val="19"/>
+              </w:rPr>
+              <w:t xml:space="preserve"> on the value or foreclosure date, after the idempotency lookup so a replay returns the earlier result.</w:t>
+            </w:r>
+          </w:p>
+        </w:tc>
+      </w:tr>
+      <w:tr>
+        <w:trPr>
+          <w:cantSplit/>
+        </w:trPr>
+        <w:tc>
+          <w:tcPr>
+            <w:tcW w:type="dxa" w:w="4000"/>
+            <w:shd w:fill="F5F8FC" w:val="clear"/>
+            <w:tcMar>
+              <w:top w:type="dxa" w:w="60"/>
+              <w:left w:type="dxa" w:w="100"/>
+              <w:bottom w:type="dxa" w:w="60"/>
+              <w:right w:type="dxa" w:w="100"/>
+            </w:tcMar>
+            <w:vAlign w:val="center"/>
+          </w:tcPr>
+          <w:p>
+            <w:pPr>
+              <w:jc w:val="left"/>
+            </w:pPr>
+            <w:r>
+              <w:rPr>
+                <w:rFonts w:ascii="Consolas" w:hAnsi="Consolas" w:cs="Consolas"/>
+                <w:color w:val="1F3864"/>
+                <w:sz w:val="17"/>
+                <w:szCs w:val="17"/>
+              </w:rPr>
+              <w:t xml:space="preserve">InterestAccrualService.runDailyAccrual</w:t>
+            </w:r>
+            <w:r>
+              <w:rPr>
+                <w:sz w:val="19"/>
+                <w:szCs w:val="19"/>
+              </w:rPr>
+              <w:t xml:space="preserve">, </w:t>
+            </w:r>
+            <w:r>
+              <w:rPr>
+                <w:rFonts w:ascii="Consolas" w:hAnsi="Consolas" w:cs="Consolas"/>
+                <w:color w:val="1F3864"/>
+                <w:sz w:val="17"/>
+                <w:szCs w:val="17"/>
+              </w:rPr>
+              <w:t xml:space="preserve">accrueAccount</w:t>
+            </w:r>
+          </w:p>
+        </w:tc>
+        <w:tc>
+          <w:tcPr>
+            <w:tcW w:type="dxa" w:w="5500"/>
+            <w:shd w:fill="F5F8FC" w:val="clear"/>
+            <w:tcMar>
+              <w:top w:type="dxa" w:w="60"/>
+              <w:left w:type="dxa" w:w="100"/>
+              <w:bottom w:type="dxa" w:w="60"/>
+              <w:right w:type="dxa" w:w="100"/>
+            </w:tcMar>
+            <w:vAlign w:val="center"/>
+          </w:tcPr>
+          <w:p>
+            <w:pPr>
+              <w:jc w:val="left"/>
+            </w:pPr>
+            <w:r>
+              <w:rPr>
+                <w:rFonts w:ascii="Consolas" w:hAnsi="Consolas" w:cs="Consolas"/>
+                <w:color w:val="1F3864"/>
+                <w:sz w:val="17"/>
+                <w:szCs w:val="17"/>
+              </w:rPr>
+              <w:t xml:space="preserve">assertNotFuture</w:t>
+            </w:r>
+            <w:r>
+              <w:rPr>
+                <w:sz w:val="19"/>
+                <w:szCs w:val="19"/>
+              </w:rPr>
+              <w:t xml:space="preserve"> on the accrual date.</w:t>
+            </w:r>
+          </w:p>
+        </w:tc>
+      </w:tr>
+      <w:tr>
+        <w:trPr>
+          <w:cantSplit/>
+        </w:trPr>
+        <w:tc>
+          <w:tcPr>
+            <w:tcW w:type="dxa" w:w="4000"/>
+            <w:tcMar>
+              <w:top w:type="dxa" w:w="60"/>
+              <w:left w:type="dxa" w:w="100"/>
+              <w:bottom w:type="dxa" w:w="60"/>
+              <w:right w:type="dxa" w:w="100"/>
+            </w:tcMar>
+            <w:vAlign w:val="center"/>
+          </w:tcPr>
+          <w:p>
+            <w:pPr>
+              <w:jc w:val="left"/>
+            </w:pPr>
+            <w:r>
+              <w:rPr>
+                <w:rFonts w:ascii="Consolas" w:hAnsi="Consolas" w:cs="Consolas"/>
+                <w:color w:val="1F3864"/>
+                <w:sz w:val="17"/>
+                <w:szCs w:val="17"/>
+              </w:rPr>
+              <w:t xml:space="preserve">LoanAccountService.classifyDelinquency</w:t>
+            </w:r>
+            <w:r>
+              <w:rPr>
+                <w:sz w:val="19"/>
+                <w:szCs w:val="19"/>
+              </w:rPr>
+              <w:t xml:space="preserve">, </w:t>
+            </w:r>
+            <w:r>
+              <w:rPr>
+                <w:rFonts w:ascii="Consolas" w:hAnsi="Consolas" w:cs="Consolas"/>
+                <w:color w:val="1F3864"/>
+                <w:sz w:val="17"/>
+                <w:szCs w:val="17"/>
+              </w:rPr>
+              <w:t xml:space="preserve">classifyOne</w:t>
+            </w:r>
+            <w:r>
+              <w:rPr>
+                <w:sz w:val="19"/>
+                <w:szCs w:val="19"/>
+              </w:rPr>
+              <w:t xml:space="preserve">, </w:t>
+            </w:r>
+            <w:r>
+              <w:rPr>
+                <w:rFonts w:ascii="Consolas" w:hAnsi="Consolas" w:cs="Consolas"/>
+                <w:color w:val="1F3864"/>
+                <w:sz w:val="17"/>
+                <w:szCs w:val="17"/>
+              </w:rPr>
+              <w:t xml:space="preserve">resetRateForAccount</w:t>
+            </w:r>
+          </w:p>
+        </w:tc>
+        <w:tc>
+          <w:tcPr>
+            <w:tcW w:type="dxa" w:w="5500"/>
+            <w:tcMar>
+              <w:top w:type="dxa" w:w="60"/>
+              <w:left w:type="dxa" w:w="100"/>
+              <w:bottom w:type="dxa" w:w="60"/>
+              <w:right w:type="dxa" w:w="100"/>
+            </w:tcMar>
+            <w:vAlign w:val="center"/>
+          </w:tcPr>
+          <w:p>
+            <w:pPr>
+              <w:jc w:val="left"/>
+            </w:pPr>
+            <w:r>
+              <w:rPr>
+                <w:rFonts w:ascii="Consolas" w:hAnsi="Consolas" w:cs="Consolas"/>
+                <w:color w:val="1F3864"/>
+                <w:sz w:val="17"/>
+                <w:szCs w:val="17"/>
+              </w:rPr>
+              <w:t xml:space="preserve">assertNotFuture</w:t>
+            </w:r>
+            <w:r>
+              <w:rPr>
+                <w:sz w:val="19"/>
+                <w:szCs w:val="19"/>
+              </w:rPr>
+              <w:t xml:space="preserve"> on the as-of or business date. </w:t>
+            </w:r>
+            <w:r>
+              <w:rPr>
+                <w:rFonts w:ascii="Consolas" w:hAnsi="Consolas" w:cs="Consolas"/>
+                <w:color w:val="1F3864"/>
+                <w:sz w:val="17"/>
+                <w:szCs w:val="17"/>
+              </w:rPr>
+              <w:t xml:space="preserve">LoanAccountService</w:t>
+            </w:r>
+            <w:r>
+              <w:rPr>
+                <w:sz w:val="19"/>
+                <w:szCs w:val="19"/>
+              </w:rPr>
+              <w:t xml:space="preserve"> takes </w:t>
+            </w:r>
+            <w:r>
+              <w:rPr>
+                <w:rFonts w:ascii="Consolas" w:hAnsi="Consolas" w:cs="Consolas"/>
+                <w:color w:val="1F3864"/>
+                <w:sz w:val="17"/>
+                <w:szCs w:val="17"/>
+              </w:rPr>
+              <w:t xml:space="preserve">BusinessDateService</w:t>
+            </w:r>
+            <w:r>
+              <w:rPr>
+                <w:sz w:val="19"/>
+                <w:szCs w:val="19"/>
+              </w:rPr>
+              <w:t xml:space="preserve"> as its ninth constructor argument.</w:t>
+            </w:r>
+          </w:p>
+        </w:tc>
+      </w:tr>
+      <w:tr>
+        <w:trPr>
+          <w:cantSplit/>
+        </w:trPr>
+        <w:tc>
+          <w:tcPr>
+            <w:tcW w:type="dxa" w:w="4000"/>
+            <w:shd w:fill="F5F8FC" w:val="clear"/>
+            <w:tcMar>
+              <w:top w:type="dxa" w:w="60"/>
+              <w:left w:type="dxa" w:w="100"/>
+              <w:bottom w:type="dxa" w:w="60"/>
+              <w:right w:type="dxa" w:w="100"/>
+            </w:tcMar>
+            <w:vAlign w:val="center"/>
+          </w:tcPr>
+          <w:p>
+            <w:pPr>
+              <w:jc w:val="left"/>
+            </w:pPr>
+            <w:r>
+              <w:rPr>
+                <w:rFonts w:ascii="Consolas" w:hAnsi="Consolas" w:cs="Consolas"/>
+                <w:color w:val="1F3864"/>
+                <w:sz w:val="17"/>
+                <w:szCs w:val="17"/>
+              </w:rPr>
+              <w:t xml:space="preserve">LoanStatementService</w:t>
+            </w:r>
+          </w:p>
+        </w:tc>
+        <w:tc>
+          <w:tcPr>
+            <w:tcW w:type="dxa" w:w="5500"/>
+            <w:shd w:fill="F5F8FC" w:val="clear"/>
+            <w:tcMar>
+              <w:top w:type="dxa" w:w="60"/>
+              <w:left w:type="dxa" w:w="100"/>
+              <w:bottom w:type="dxa" w:w="60"/>
+              <w:right w:type="dxa" w:w="100"/>
+            </w:tcMar>
+            <w:vAlign w:val="center"/>
+          </w:tcPr>
+          <w:p>
+            <w:pPr>
+              <w:jc w:val="left"/>
+            </w:pPr>
+            <w:r>
+              <w:rPr>
+                <w:sz w:val="19"/>
+                <w:szCs w:val="19"/>
+              </w:rPr>
+              <w:t xml:space="preserve">Statement date comes from </w:t>
+            </w:r>
+            <w:r>
+              <w:rPr>
+                <w:rFonts w:ascii="Consolas" w:hAnsi="Consolas" w:cs="Consolas"/>
+                <w:color w:val="1F3864"/>
+                <w:sz w:val="17"/>
+                <w:szCs w:val="17"/>
+              </w:rPr>
+              <w:t xml:space="preserve">currentDate()</w:t>
+            </w:r>
+            <w:r>
+              <w:rPr>
+                <w:sz w:val="19"/>
+                <w:szCs w:val="19"/>
+              </w:rPr>
+              <w:t xml:space="preserve">; the time-zone field was removed.</w:t>
+            </w:r>
+          </w:p>
+        </w:tc>
+      </w:tr>
+      <w:tr>
+        <w:trPr>
+          <w:cantSplit/>
+        </w:trPr>
+        <w:tc>
+          <w:tcPr>
+            <w:tcW w:type="dxa" w:w="4000"/>
+            <w:tcMar>
+              <w:top w:type="dxa" w:w="60"/>
+              <w:left w:type="dxa" w:w="100"/>
+              <w:bottom w:type="dxa" w:w="60"/>
+              <w:right w:type="dxa" w:w="100"/>
+            </w:tcMar>
+            <w:vAlign w:val="center"/>
+          </w:tcPr>
+          <w:p>
+            <w:pPr>
+              <w:jc w:val="left"/>
+            </w:pPr>
+            <w:r>
+              <w:rPr>
+                <w:rFonts w:ascii="Consolas" w:hAnsi="Consolas" w:cs="Consolas"/>
+                <w:color w:val="1F3864"/>
+                <w:sz w:val="17"/>
+                <w:szCs w:val="17"/>
+              </w:rPr>
+              <w:t xml:space="preserve">PartitionMaintenanceService</w:t>
+            </w:r>
+          </w:p>
+        </w:tc>
+        <w:tc>
+          <w:tcPr>
+            <w:tcW w:type="dxa" w:w="5500"/>
+            <w:tcMar>
+              <w:top w:type="dxa" w:w="60"/>
+              <w:left w:type="dxa" w:w="100"/>
+              <w:bottom w:type="dxa" w:w="60"/>
+              <w:right w:type="dxa" w:w="100"/>
+            </w:tcMar>
+            <w:vAlign w:val="center"/>
+          </w:tcPr>
+          <w:p>
+            <w:pPr>
+              <w:jc w:val="left"/>
+            </w:pPr>
+            <w:r>
+              <w:rPr>
+                <w:rFonts w:ascii="Consolas" w:hAnsi="Consolas" w:cs="Consolas"/>
+                <w:color w:val="1F3864"/>
+                <w:sz w:val="17"/>
+                <w:szCs w:val="17"/>
+              </w:rPr>
+              <w:t xml:space="preserve">ensurePartitions()</w:t>
+            </w:r>
+            <w:r>
+              <w:rPr>
+                <w:sz w:val="19"/>
+                <w:szCs w:val="19"/>
+              </w:rPr>
+              <w:t xml:space="preserve"> also covers the business-date month; new </w:t>
+            </w:r>
+            <w:r>
+              <w:rPr>
+                <w:rFonts w:ascii="Consolas" w:hAnsi="Consolas" w:cs="Consolas"/>
+                <w:color w:val="1F3864"/>
+                <w:sz w:val="17"/>
+                <w:szCs w:val="17"/>
+              </w:rPr>
+              <w:t xml:space="preserve">ensurePartitions(LocalDate from)</w:t>
+            </w:r>
+            <w:r>
+              <w:rPr>
+                <w:sz w:val="19"/>
+                <w:szCs w:val="19"/>
+              </w:rPr>
+              <w:t xml:space="preserve">. Called on advance, on set and at start-up, so </w:t>
+            </w:r>
+            <w:r>
+              <w:rPr>
+                <w:rFonts w:ascii="Consolas" w:hAnsi="Consolas" w:cs="Consolas"/>
+                <w:color w:val="1F3864"/>
+                <w:sz w:val="17"/>
+                <w:szCs w:val="17"/>
+              </w:rPr>
+              <w:t xml:space="preserve">interest_accrual</w:t>
+            </w:r>
+            <w:r>
+              <w:rPr>
+                <w:sz w:val="19"/>
+                <w:szCs w:val="19"/>
+              </w:rPr>
+              <w:t xml:space="preserve"> and </w:t>
+            </w:r>
+            <w:r>
+              <w:rPr>
+                <w:rFonts w:ascii="Consolas" w:hAnsi="Consolas" w:cs="Consolas"/>
+                <w:color w:val="1F3864"/>
+                <w:sz w:val="17"/>
+                <w:szCs w:val="17"/>
+              </w:rPr>
+              <w:t xml:space="preserve">emi_transaction</w:t>
+            </w:r>
+            <w:r>
+              <w:rPr>
+                <w:sz w:val="19"/>
+                <w:szCs w:val="19"/>
+              </w:rPr>
+              <w:t xml:space="preserve"> always have a partition for the business date.</w:t>
+            </w:r>
+          </w:p>
+        </w:tc>
+      </w:tr>
+    </w:tbl>
+    <w:p>
+      <w:pPr>
+        <w:spacing w:after="60"/>
+      </w:pPr>
+    </w:p>
+    <w:p>
+      <w:pPr>
+        <w:pStyle w:val="Heading3"/>
+        <w:spacing w:after="100" w:before="200"/>
+      </w:pPr>
+      <w:r>
+        <w:rPr>
+          <w:b/>
+          <w:bCs/>
+          <w:color w:val="2E5AA8"/>
+          <w:sz w:val="22"/>
+          <w:szCs w:val="22"/>
+        </w:rPr>
+        <w:t xml:space="preserve">15.14.6 Configuration</w:t>
+      </w:r>
+    </w:p>
+    <w:tbl>
+      <w:tblPr>
+        <w:tblW w:type="dxa" w:w="9500"/>
+        <w:tblBorders>
+          <w:top w:val="single" w:color="auto" w:sz="4"/>
+          <w:left w:val="single" w:color="auto" w:sz="4"/>
+          <w:bottom w:val="single" w:color="auto" w:sz="4"/>
+          <w:right w:val="single" w:color="auto" w:sz="4"/>
+          <w:insideH w:val="single" w:color="auto" w:sz="4"/>
+          <w:insideV w:val="single" w:color="auto" w:sz="4"/>
+        </w:tblBorders>
+      </w:tblPr>
+      <w:tblGrid>
+        <w:gridCol w:w="4200"/>
+        <w:gridCol w:w="1800"/>
+        <w:gridCol w:w="3500"/>
+      </w:tblGrid>
+      <w:tr>
+        <w:trPr>
+          <w:tblHeader/>
+        </w:trPr>
+        <w:tc>
+          <w:tcPr>
+            <w:tcW w:type="dxa" w:w="4200"/>
+            <w:shd w:fill="1F3864" w:val="clear"/>
+            <w:tcMar>
+              <w:top w:type="dxa" w:w="60"/>
+              <w:left w:type="dxa" w:w="100"/>
+              <w:bottom w:type="dxa" w:w="60"/>
+              <w:right w:type="dxa" w:w="100"/>
+            </w:tcMar>
+            <w:vAlign w:val="center"/>
+          </w:tcPr>
+          <w:p>
+            <w:pPr>
+              <w:jc w:val="left"/>
+            </w:pPr>
+            <w:r>
+              <w:rPr>
+                <w:b/>
+                <w:bCs/>
+                <w:color w:val="FFFFFF"/>
+                <w:sz w:val="19"/>
+                <w:szCs w:val="19"/>
+              </w:rPr>
+              <w:t xml:space="preserve">Property (environment variable)</w:t>
+            </w:r>
+          </w:p>
+        </w:tc>
+        <w:tc>
+          <w:tcPr>
+            <w:tcW w:type="dxa" w:w="1800"/>
+            <w:shd w:fill="1F3864" w:val="clear"/>
+            <w:tcMar>
+              <w:top w:type="dxa" w:w="60"/>
+              <w:left w:type="dxa" w:w="100"/>
+              <w:bottom w:type="dxa" w:w="60"/>
+              <w:right w:type="dxa" w:w="100"/>
+            </w:tcMar>
+            <w:vAlign w:val="center"/>
+          </w:tcPr>
+          <w:p>
+            <w:pPr>
+              <w:jc w:val="left"/>
+            </w:pPr>
+            <w:r>
+              <w:rPr>
+                <w:b/>
+                <w:bCs/>
+                <w:color w:val="FFFFFF"/>
+                <w:sz w:val="19"/>
+                <w:szCs w:val="19"/>
+              </w:rPr>
+              <w:t xml:space="preserve">Default</w:t>
+            </w:r>
+          </w:p>
+        </w:tc>
+        <w:tc>
+          <w:tcPr>
+            <w:tcW w:type="dxa" w:w="3500"/>
+            <w:shd w:fill="1F3864" w:val="clear"/>
+            <w:tcMar>
+              <w:top w:type="dxa" w:w="60"/>
+              <w:left w:type="dxa" w:w="100"/>
+              <w:bottom w:type="dxa" w:w="60"/>
+              <w:right w:type="dxa" w:w="100"/>
+            </w:tcMar>
+            <w:vAlign w:val="center"/>
+          </w:tcPr>
+          <w:p>
+            <w:pPr>
+              <w:jc w:val="left"/>
+            </w:pPr>
+            <w:r>
+              <w:rPr>
+                <w:b/>
+                <w:bCs/>
+                <w:color w:val="FFFFFF"/>
+                <w:sz w:val="19"/>
+                <w:szCs w:val="19"/>
+              </w:rPr>
+              <w:t xml:space="preserve">Meaning</w:t>
+            </w:r>
+          </w:p>
+        </w:tc>
+      </w:tr>
+      <w:tr>
+        <w:trPr>
+          <w:cantSplit/>
+        </w:trPr>
+        <w:tc>
+          <w:tcPr>
+            <w:tcW w:type="dxa" w:w="4200"/>
+            <w:tcMar>
+              <w:top w:type="dxa" w:w="60"/>
+              <w:left w:type="dxa" w:w="100"/>
+              <w:bottom w:type="dxa" w:w="60"/>
+              <w:right w:type="dxa" w:w="100"/>
+            </w:tcMar>
+            <w:vAlign w:val="center"/>
+          </w:tcPr>
+          <w:p>
+            <w:pPr>
+              <w:jc w:val="left"/>
+            </w:pPr>
+            <w:r>
+              <w:rPr>
+                <w:rFonts w:ascii="Consolas" w:hAnsi="Consolas" w:cs="Consolas"/>
+                <w:color w:val="1F3864"/>
+                <w:sz w:val="17"/>
+                <w:szCs w:val="17"/>
+              </w:rPr>
+              <w:t xml:space="preserve">business-date.weekend-days</w:t>
+            </w:r>
+            <w:r>
+              <w:rPr>
+                <w:sz w:val="19"/>
+                <w:szCs w:val="19"/>
+              </w:rPr>
+              <w:t xml:space="preserve"> (</w:t>
+            </w:r>
+            <w:r>
+              <w:rPr>
+                <w:rFonts w:ascii="Consolas" w:hAnsi="Consolas" w:cs="Consolas"/>
+                <w:color w:val="1F3864"/>
+                <w:sz w:val="17"/>
+                <w:szCs w:val="17"/>
+              </w:rPr>
+              <w:t xml:space="preserve">BUSINESS_DATE_WEEKEND_DAYS</w:t>
+            </w:r>
+            <w:r>
+              <w:rPr>
+                <w:sz w:val="19"/>
+                <w:szCs w:val="19"/>
+              </w:rPr>
+              <w:t xml:space="preserve">)</w:t>
+            </w:r>
+          </w:p>
+        </w:tc>
+        <w:tc>
+          <w:tcPr>
+            <w:tcW w:type="dxa" w:w="1800"/>
+            <w:tcMar>
+              <w:top w:type="dxa" w:w="60"/>
+              <w:left w:type="dxa" w:w="100"/>
+              <w:bottom w:type="dxa" w:w="60"/>
+              <w:right w:type="dxa" w:w="100"/>
+            </w:tcMar>
+            <w:vAlign w:val="center"/>
+          </w:tcPr>
+          <w:p>
+            <w:pPr>
+              <w:jc w:val="left"/>
+            </w:pPr>
+            <w:r>
+              <w:rPr>
+                <w:sz w:val="19"/>
+                <w:szCs w:val="19"/>
+              </w:rPr>
+              <w:t xml:space="preserve">SATURDAY,SUNDAY</w:t>
+            </w:r>
+          </w:p>
+        </w:tc>
+        <w:tc>
+          <w:tcPr>
+            <w:tcW w:type="dxa" w:w="3500"/>
+            <w:tcMar>
+              <w:top w:type="dxa" w:w="60"/>
+              <w:left w:type="dxa" w:w="100"/>
+              <w:bottom w:type="dxa" w:w="60"/>
+              <w:right w:type="dxa" w:w="100"/>
+            </w:tcMar>
+            <w:vAlign w:val="center"/>
+          </w:tcPr>
+          <w:p>
+            <w:pPr>
+              <w:jc w:val="left"/>
+            </w:pPr>
+            <w:r>
+              <w:rPr>
+                <w:sz w:val="19"/>
+                <w:szCs w:val="19"/>
+              </w:rPr>
+              <w:t xml:space="preserve">Days that are never working days.</w:t>
+            </w:r>
+          </w:p>
+        </w:tc>
+      </w:tr>
+      <w:tr>
+        <w:trPr>
+          <w:cantSplit/>
+        </w:trPr>
+        <w:tc>
+          <w:tcPr>
+            <w:tcW w:type="dxa" w:w="4200"/>
+            <w:shd w:fill="F5F8FC" w:val="clear"/>
+            <w:tcMar>
+              <w:top w:type="dxa" w:w="60"/>
+              <w:left w:type="dxa" w:w="100"/>
+              <w:bottom w:type="dxa" w:w="60"/>
+              <w:right w:type="dxa" w:w="100"/>
+            </w:tcMar>
+            <w:vAlign w:val="center"/>
+          </w:tcPr>
+          <w:p>
+            <w:pPr>
+              <w:jc w:val="left"/>
+            </w:pPr>
+            <w:r>
+              <w:rPr>
+                <w:rFonts w:ascii="Consolas" w:hAnsi="Consolas" w:cs="Consolas"/>
+                <w:color w:val="1F3864"/>
+                <w:sz w:val="17"/>
+                <w:szCs w:val="17"/>
+              </w:rPr>
+              <w:t xml:space="preserve">business-date.enforce-no-future-dates</w:t>
+            </w:r>
+            <w:r>
+              <w:rPr>
+                <w:sz w:val="19"/>
+                <w:szCs w:val="19"/>
+              </w:rPr>
+              <w:t xml:space="preserve"> (</w:t>
+            </w:r>
+            <w:r>
+              <w:rPr>
+                <w:rFonts w:ascii="Consolas" w:hAnsi="Consolas" w:cs="Consolas"/>
+                <w:color w:val="1F3864"/>
+                <w:sz w:val="17"/>
+                <w:szCs w:val="17"/>
+              </w:rPr>
+              <w:t xml:space="preserve">BUSINESS_DATE_ENFORCE_NO_FUTURE</w:t>
+            </w:r>
+            <w:r>
+              <w:rPr>
+                <w:sz w:val="19"/>
+                <w:szCs w:val="19"/>
+              </w:rPr>
+              <w:t xml:space="preserve">)</w:t>
+            </w:r>
+          </w:p>
+        </w:tc>
+        <w:tc>
+          <w:tcPr>
+            <w:tcW w:type="dxa" w:w="1800"/>
+            <w:shd w:fill="F5F8FC" w:val="clear"/>
+            <w:tcMar>
+              <w:top w:type="dxa" w:w="60"/>
+              <w:left w:type="dxa" w:w="100"/>
+              <w:bottom w:type="dxa" w:w="60"/>
+              <w:right w:type="dxa" w:w="100"/>
+            </w:tcMar>
+            <w:vAlign w:val="center"/>
+          </w:tcPr>
+          <w:p>
+            <w:pPr>
+              <w:jc w:val="left"/>
+            </w:pPr>
+            <w:r>
+              <w:rPr>
+                <w:sz w:val="19"/>
+                <w:szCs w:val="19"/>
+              </w:rPr>
+              <w:t xml:space="preserve">true</w:t>
+            </w:r>
+          </w:p>
+        </w:tc>
+        <w:tc>
+          <w:tcPr>
+            <w:tcW w:type="dxa" w:w="3500"/>
+            <w:shd w:fill="F5F8FC" w:val="clear"/>
+            <w:tcMar>
+              <w:top w:type="dxa" w:w="60"/>
+              <w:left w:type="dxa" w:w="100"/>
+              <w:bottom w:type="dxa" w:w="60"/>
+              <w:right w:type="dxa" w:w="100"/>
+            </w:tcMar>
+            <w:vAlign w:val="center"/>
+          </w:tcPr>
+          <w:p>
+            <w:pPr>
+              <w:jc w:val="left"/>
+            </w:pPr>
+            <w:r>
+              <w:rPr>
+                <w:sz w:val="19"/>
+                <w:szCs w:val="19"/>
+              </w:rPr>
+              <w:t xml:space="preserve">Refuse dates after the business date. Leave on except in throw-away environments.</w:t>
+            </w:r>
+          </w:p>
+        </w:tc>
+      </w:tr>
+      <w:tr>
+        <w:trPr>
+          <w:cantSplit/>
+        </w:trPr>
+        <w:tc>
+          <w:tcPr>
+            <w:tcW w:type="dxa" w:w="4200"/>
+            <w:tcMar>
+              <w:top w:type="dxa" w:w="60"/>
+              <w:left w:type="dxa" w:w="100"/>
+              <w:bottom w:type="dxa" w:w="60"/>
+              <w:right w:type="dxa" w:w="100"/>
+            </w:tcMar>
+            <w:vAlign w:val="center"/>
+          </w:tcPr>
+          <w:p>
+            <w:pPr>
+              <w:jc w:val="left"/>
+            </w:pPr>
+            <w:r>
+              <w:rPr>
+                <w:rFonts w:ascii="Consolas" w:hAnsi="Consolas" w:cs="Consolas"/>
+                <w:color w:val="1F3864"/>
+                <w:sz w:val="17"/>
+                <w:szCs w:val="17"/>
+              </w:rPr>
+              <w:t xml:space="preserve">business-date.allow-backward-set</w:t>
+            </w:r>
+            <w:r>
+              <w:rPr>
+                <w:sz w:val="19"/>
+                <w:szCs w:val="19"/>
+              </w:rPr>
+              <w:t xml:space="preserve"> (</w:t>
+            </w:r>
+            <w:r>
+              <w:rPr>
+                <w:rFonts w:ascii="Consolas" w:hAnsi="Consolas" w:cs="Consolas"/>
+                <w:color w:val="1F3864"/>
+                <w:sz w:val="17"/>
+                <w:szCs w:val="17"/>
+              </w:rPr>
+              <w:t xml:space="preserve">BUSINESS_DATE_ALLOW_BACKWARD_SET</w:t>
+            </w:r>
+            <w:r>
+              <w:rPr>
+                <w:sz w:val="19"/>
+                <w:szCs w:val="19"/>
+              </w:rPr>
+              <w:t xml:space="preserve">)</w:t>
+            </w:r>
+          </w:p>
+        </w:tc>
+        <w:tc>
+          <w:tcPr>
+            <w:tcW w:type="dxa" w:w="1800"/>
+            <w:tcMar>
+              <w:top w:type="dxa" w:w="60"/>
+              <w:left w:type="dxa" w:w="100"/>
+              <w:bottom w:type="dxa" w:w="60"/>
+              <w:right w:type="dxa" w:w="100"/>
+            </w:tcMar>
+            <w:vAlign w:val="center"/>
+          </w:tcPr>
+          <w:p>
+            <w:pPr>
+              <w:jc w:val="left"/>
+            </w:pPr>
+            <w:r>
+              <w:rPr>
+                <w:sz w:val="19"/>
+                <w:szCs w:val="19"/>
+              </w:rPr>
+              <w:t xml:space="preserve">false</w:t>
+            </w:r>
+          </w:p>
+        </w:tc>
+        <w:tc>
+          <w:tcPr>
+            <w:tcW w:type="dxa" w:w="3500"/>
+            <w:tcMar>
+              <w:top w:type="dxa" w:w="60"/>
+              <w:left w:type="dxa" w:w="100"/>
+              <w:bottom w:type="dxa" w:w="60"/>
+              <w:right w:type="dxa" w:w="100"/>
+            </w:tcMar>
+            <w:vAlign w:val="center"/>
+          </w:tcPr>
+          <w:p>
+            <w:pPr>
+              <w:jc w:val="left"/>
+            </w:pPr>
+            <w:r>
+              <w:rPr>
+                <w:sz w:val="19"/>
+                <w:szCs w:val="19"/>
+              </w:rPr>
+              <w:t xml:space="preserve">Allow </w:t>
+            </w:r>
+            <w:r>
+              <w:rPr>
+                <w:rFonts w:ascii="Consolas" w:hAnsi="Consolas" w:cs="Consolas"/>
+                <w:color w:val="1F3864"/>
+                <w:sz w:val="17"/>
+                <w:szCs w:val="17"/>
+              </w:rPr>
+              <w:t xml:space="preserve">PUT /api/v1/business-date</w:t>
+            </w:r>
+            <w:r>
+              <w:rPr>
+                <w:sz w:val="19"/>
+                <w:szCs w:val="19"/>
+              </w:rPr>
+              <w:t xml:space="preserve"> to move the date back (testing only).</w:t>
+            </w:r>
+          </w:p>
+        </w:tc>
+      </w:tr>
+      <w:tr>
+        <w:trPr>
+          <w:cantSplit/>
+        </w:trPr>
+        <w:tc>
+          <w:tcPr>
+            <w:tcW w:type="dxa" w:w="4200"/>
+            <w:shd w:fill="F5F8FC" w:val="clear"/>
+            <w:tcMar>
+              <w:top w:type="dxa" w:w="60"/>
+              <w:left w:type="dxa" w:w="100"/>
+              <w:bottom w:type="dxa" w:w="60"/>
+              <w:right w:type="dxa" w:w="100"/>
+            </w:tcMar>
+            <w:vAlign w:val="center"/>
+          </w:tcPr>
+          <w:p>
+            <w:pPr>
+              <w:jc w:val="left"/>
+            </w:pPr>
+            <w:r>
+              <w:rPr>
+                <w:rFonts w:ascii="Consolas" w:hAnsi="Consolas" w:cs="Consolas"/>
+                <w:color w:val="1F3864"/>
+                <w:sz w:val="17"/>
+                <w:szCs w:val="17"/>
+              </w:rPr>
+              <w:t xml:space="preserve">business-date.system-timezone</w:t>
+            </w:r>
+            <w:r>
+              <w:rPr>
+                <w:sz w:val="19"/>
+                <w:szCs w:val="19"/>
+              </w:rPr>
+              <w:t xml:space="preserve"> (</w:t>
+            </w:r>
+            <w:r>
+              <w:rPr>
+                <w:rFonts w:ascii="Consolas" w:hAnsi="Consolas" w:cs="Consolas"/>
+                <w:color w:val="1F3864"/>
+                <w:sz w:val="17"/>
+                <w:szCs w:val="17"/>
+              </w:rPr>
+              <w:t xml:space="preserve">BUSINESS_DATE_SYSTEM_TIMEZONE</w:t>
+            </w:r>
+            <w:r>
+              <w:rPr>
+                <w:sz w:val="19"/>
+                <w:szCs w:val="19"/>
+              </w:rPr>
+              <w:t xml:space="preserve">)</w:t>
+            </w:r>
+          </w:p>
+        </w:tc>
+        <w:tc>
+          <w:tcPr>
+            <w:tcW w:type="dxa" w:w="1800"/>
+            <w:shd w:fill="F5F8FC" w:val="clear"/>
+            <w:tcMar>
+              <w:top w:type="dxa" w:w="60"/>
+              <w:left w:type="dxa" w:w="100"/>
+              <w:bottom w:type="dxa" w:w="60"/>
+              <w:right w:type="dxa" w:w="100"/>
+            </w:tcMar>
+            <w:vAlign w:val="center"/>
+          </w:tcPr>
+          <w:p>
+            <w:pPr>
+              <w:jc w:val="left"/>
+            </w:pPr>
+            <w:r>
+              <w:rPr>
+                <w:sz w:val="19"/>
+                <w:szCs w:val="19"/>
+              </w:rPr>
+              <w:t xml:space="preserve">Asia/Kolkata</w:t>
+            </w:r>
+          </w:p>
+        </w:tc>
+        <w:tc>
+          <w:tcPr>
+            <w:tcW w:type="dxa" w:w="3500"/>
+            <w:shd w:fill="F5F8FC" w:val="clear"/>
+            <w:tcMar>
+              <w:top w:type="dxa" w:w="60"/>
+              <w:left w:type="dxa" w:w="100"/>
+              <w:bottom w:type="dxa" w:w="60"/>
+              <w:right w:type="dxa" w:w="100"/>
+            </w:tcMar>
+            <w:vAlign w:val="center"/>
+          </w:tcPr>
+          <w:p>
+            <w:pPr>
+              <w:jc w:val="left"/>
+            </w:pPr>
+            <w:r>
+              <w:rPr>
+                <w:sz w:val="19"/>
+                <w:szCs w:val="19"/>
+              </w:rPr>
+              <w:t xml:space="preserve">Used only to report the system date next to the business date.</w:t>
+            </w:r>
+          </w:p>
+        </w:tc>
+      </w:tr>
+    </w:tbl>
+    <w:p>
+      <w:pPr>
+        <w:spacing w:after="60"/>
+      </w:pPr>
+    </w:p>
+    <w:p>
+      <w:pPr>
+        <w:pStyle w:val="Heading3"/>
+        <w:spacing w:after="100" w:before="200"/>
+      </w:pPr>
+      <w:r>
+        <w:rPr>
+          <w:b/>
+          <w:bCs/>
+          <w:color w:val="2E5AA8"/>
+          <w:sz w:val="22"/>
+          <w:szCs w:val="22"/>
+        </w:rPr>
+        <w:t xml:space="preserve">15.14.7 API</w:t>
+      </w:r>
+    </w:p>
+    <w:p>
+      <w:pPr>
+        <w:spacing w:after="140" w:line="276"/>
+      </w:pPr>
+      <w:r>
+        <w:rPr>
+          <w:sz w:val="21"/>
+          <w:szCs w:val="21"/>
+        </w:rPr>
+        <w:t xml:space="preserve">The endpoints and their behaviour are described in the Functional Specification, §13.13: state, history, </w:t>
+      </w:r>
+      <w:r>
+        <w:rPr>
+          <w:rFonts w:ascii="Consolas" w:hAnsi="Consolas" w:cs="Consolas"/>
+          <w:color w:val="1F3864"/>
+          <w:sz w:val="19"/>
+          <w:szCs w:val="19"/>
+        </w:rPr>
+        <w:t xml:space="preserve">eod/start</w:t>
+      </w:r>
+      <w:r>
+        <w:rPr>
+          <w:sz w:val="21"/>
+          <w:szCs w:val="21"/>
+        </w:rPr>
+        <w:t xml:space="preserve">, </w:t>
+      </w:r>
+      <w:r>
+        <w:rPr>
+          <w:rFonts w:ascii="Consolas" w:hAnsi="Consolas" w:cs="Consolas"/>
+          <w:color w:val="1F3864"/>
+          <w:sz w:val="19"/>
+          <w:szCs w:val="19"/>
+        </w:rPr>
+        <w:t xml:space="preserve">advance</w:t>
+      </w:r>
+      <w:r>
+        <w:rPr>
+          <w:sz w:val="21"/>
+          <w:szCs w:val="21"/>
+        </w:rPr>
+        <w:t xml:space="preserve">, set, working-day check and the holiday calendar.</w:t>
+      </w:r>
+    </w:p>
+    <w:p>
+      <w:pPr>
+        <w:pStyle w:val="Heading3"/>
+        <w:spacing w:after="100" w:before="200"/>
+      </w:pPr>
+      <w:r>
+        <w:rPr>
+          <w:b/>
+          <w:bCs/>
+          <w:color w:val="2E5AA8"/>
+          <w:sz w:val="22"/>
+          <w:szCs w:val="22"/>
+        </w:rPr>
+        <w:t xml:space="preserve">15.14.8 Test coverage</w:t>
+      </w:r>
+    </w:p>
+    <w:p>
+      <w:pPr>
+        <w:pStyle w:val="ListParagraph"/>
+        <w:numPr>
+          <w:ilvl w:val="0"/>
+          <w:numId w:val="1"/>
+        </w:numPr>
+        <w:spacing w:after="80" w:line="264"/>
+      </w:pPr>
+      <w:r>
+        <w:rPr>
+          <w:rFonts w:ascii="Consolas" w:hAnsi="Consolas" w:cs="Consolas"/>
+          <w:color w:val="1F3864"/>
+          <w:sz w:val="19"/>
+          <w:szCs w:val="19"/>
+        </w:rPr>
+        <w:t xml:space="preserve">BusinessDateRulesTest</w:t>
+      </w:r>
+      <w:r>
+        <w:rPr>
+          <w:sz w:val="21"/>
+          <w:szCs w:val="21"/>
+        </w:rPr>
+        <w:t xml:space="preserve"> (7 cases: state transitions, idempotent advance, set rules, no-future check, working day) — compiled with </w:t>
+      </w:r>
+      <w:r>
+        <w:rPr>
+          <w:rFonts w:ascii="Consolas" w:hAnsi="Consolas" w:cs="Consolas"/>
+          <w:color w:val="1F3864"/>
+          <w:sz w:val="19"/>
+          <w:szCs w:val="19"/>
+        </w:rPr>
+        <w:t xml:space="preserve">javac</w:t>
+      </w:r>
+      <w:r>
+        <w:rPr>
+          <w:sz w:val="21"/>
+          <w:szCs w:val="21"/>
+        </w:rPr>
+        <w:t xml:space="preserve"> and passing outside Maven.</w:t>
+      </w:r>
+    </w:p>
+    <w:p>
+      <w:pPr>
+        <w:pStyle w:val="ListParagraph"/>
+        <w:numPr>
+          <w:ilvl w:val="0"/>
+          <w:numId w:val="1"/>
+        </w:numPr>
+        <w:spacing w:after="80" w:line="264"/>
+      </w:pPr>
+      <w:r>
+        <w:rPr>
+          <w:rFonts w:ascii="Consolas" w:hAnsi="Consolas" w:cs="Consolas"/>
+          <w:color w:val="1F3864"/>
+          <w:sz w:val="19"/>
+          <w:szCs w:val="19"/>
+        </w:rPr>
+        <w:t xml:space="preserve">AccountLevelBatchOperationsTest</w:t>
+      </w:r>
+      <w:r>
+        <w:rPr>
+          <w:sz w:val="21"/>
+          <w:szCs w:val="21"/>
+        </w:rPr>
+        <w:t xml:space="preserve"> was extended with a </w:t>
+      </w:r>
+      <w:r>
+        <w:rPr>
+          <w:rFonts w:ascii="Consolas" w:hAnsi="Consolas" w:cs="Consolas"/>
+          <w:color w:val="1F3864"/>
+          <w:sz w:val="19"/>
+          <w:szCs w:val="19"/>
+        </w:rPr>
+        <w:t xml:space="preserve">BusinessDateService</w:t>
+      </w:r>
+      <w:r>
+        <w:rPr>
+          <w:sz w:val="21"/>
+          <w:szCs w:val="21"/>
+        </w:rPr>
+        <w:t xml:space="preserve"> mock; </w:t>
+      </w:r>
+      <w:r>
+        <w:rPr>
+          <w:rFonts w:ascii="Consolas" w:hAnsi="Consolas" w:cs="Consolas"/>
+          <w:color w:val="1F3864"/>
+          <w:sz w:val="19"/>
+          <w:szCs w:val="19"/>
+        </w:rPr>
+        <w:t xml:space="preserve">FlywayMigrationTest</w:t>
+      </w:r>
+      <w:r>
+        <w:rPr>
+          <w:sz w:val="21"/>
+          <w:szCs w:val="21"/>
+        </w:rPr>
+        <w:t xml:space="preserve"> now expects </w:t>
+      </w:r>
+      <w:r>
+        <w:rPr>
+          <w:rFonts w:ascii="Consolas" w:hAnsi="Consolas" w:cs="Consolas"/>
+          <w:color w:val="1F3864"/>
+          <w:sz w:val="19"/>
+          <w:szCs w:val="19"/>
+        </w:rPr>
+        <w:t xml:space="preserve">benchmark_rate</w:t>
+      </w:r>
+      <w:r>
+        <w:rPr>
+          <w:sz w:val="21"/>
+          <w:szCs w:val="21"/>
+        </w:rPr>
+        <w:t xml:space="preserve">, </w:t>
+      </w:r>
+      <w:r>
+        <w:rPr>
+          <w:rFonts w:ascii="Consolas" w:hAnsi="Consolas" w:cs="Consolas"/>
+          <w:color w:val="1F3864"/>
+          <w:sz w:val="19"/>
+          <w:szCs w:val="19"/>
+        </w:rPr>
+        <w:t xml:space="preserve">business_date_state</w:t>
+      </w:r>
+      <w:r>
+        <w:rPr>
+          <w:sz w:val="21"/>
+          <w:szCs w:val="21"/>
+        </w:rPr>
+        <w:t xml:space="preserve">, </w:t>
+      </w:r>
+      <w:r>
+        <w:rPr>
+          <w:rFonts w:ascii="Consolas" w:hAnsi="Consolas" w:cs="Consolas"/>
+          <w:color w:val="1F3864"/>
+          <w:sz w:val="19"/>
+          <w:szCs w:val="19"/>
+        </w:rPr>
+        <w:t xml:space="preserve">business_date_history</w:t>
+      </w:r>
+      <w:r>
+        <w:rPr>
+          <w:sz w:val="21"/>
+          <w:szCs w:val="21"/>
+        </w:rPr>
+        <w:t xml:space="preserve"> and </w:t>
+      </w:r>
+      <w:r>
+        <w:rPr>
+          <w:rFonts w:ascii="Consolas" w:hAnsi="Consolas" w:cs="Consolas"/>
+          <w:color w:val="1F3864"/>
+          <w:sz w:val="19"/>
+          <w:szCs w:val="19"/>
+        </w:rPr>
+        <w:t xml:space="preserve">non_working_day</w:t>
+      </w:r>
+      <w:r>
+        <w:rPr>
+          <w:sz w:val="21"/>
+          <w:szCs w:val="21"/>
+        </w:rPr>
+        <w:t xml:space="preserve">. Neither has been run (the Flyway test needs Docker).</w:t>
+      </w:r>
+    </w:p>
+    <w:p>
+      <w:pPr>
+        <w:pStyle w:val="ListParagraph"/>
+        <w:numPr>
+          <w:ilvl w:val="0"/>
+          <w:numId w:val="1"/>
+        </w:numPr>
+        <w:spacing w:after="80" w:line="264"/>
+      </w:pPr>
+      <w:r>
+        <w:rPr>
+          <w:sz w:val="21"/>
+          <w:szCs w:val="21"/>
+        </w:rPr>
+        <w:t xml:space="preserve">Not covered by tests: the service under concurrent calls, the controller, and the enforcement calls in the payment, accrual, account and statement services.</w:t>
+      </w:r>
+    </w:p>
+    <w:p>
+      <w:pPr>
+        <w:pStyle w:val="Heading3"/>
+        <w:spacing w:after="100" w:before="200"/>
+      </w:pPr>
+      <w:r>
+        <w:rPr>
+          <w:b/>
+          <w:bCs/>
+          <w:color w:val="2E5AA8"/>
+          <w:sz w:val="22"/>
+          <w:szCs w:val="22"/>
+        </w:rPr>
+        <w:t xml:space="preserve">15.14.9 Verification status</w:t>
+      </w:r>
+    </w:p>
+    <w:p>
+      <w:pPr>
+        <w:spacing w:after="140" w:line="276"/>
+      </w:pPr>
+      <w:r>
+        <w:rPr>
+          <w:sz w:val="21"/>
+          <w:szCs w:val="21"/>
+        </w:rPr>
+        <w:t xml:space="preserve">Only the pure rules were compiled and run. The entities, repositories, service, controller and the changes to existing services are reviewed but not built with Maven, and V13 has not been run against PostgreSQL by this work.</w:t>
+      </w:r>
+    </w:p>
+    <w:p>
+      <w:pPr>
+        <w:pStyle w:val="Heading2"/>
+        <w:spacing w:after="120" w:before="280"/>
+      </w:pPr>
+      <w:r>
+        <w:rPr>
+          <w:b/>
+          <w:bCs/>
+          <w:color w:val="2E5AA8"/>
+          <w:sz w:val="25"/>
+          <w:szCs w:val="25"/>
+        </w:rPr>
+        <w:t xml:space="preserve">15.15 End of Day Orchestration (batch service)</w:t>
+      </w:r>
+    </w:p>
+    <w:p>
+      <w:pPr>
+        <w:pStyle w:val="Heading3"/>
+        <w:spacing w:after="100" w:before="200"/>
+      </w:pPr>
+      <w:r>
+        <w:rPr>
+          <w:b/>
+          <w:bCs/>
+          <w:color w:val="2E5AA8"/>
+          <w:sz w:val="22"/>
+          <w:szCs w:val="22"/>
+        </w:rPr>
+        <w:t xml:space="preserve">15.15.1 Components</w:t>
+      </w:r>
+    </w:p>
+    <w:tbl>
+      <w:tblPr>
+        <w:tblW w:type="dxa" w:w="9500"/>
+        <w:tblBorders>
+          <w:top w:val="single" w:color="auto" w:sz="4"/>
+          <w:left w:val="single" w:color="auto" w:sz="4"/>
+          <w:bottom w:val="single" w:color="auto" w:sz="4"/>
+          <w:right w:val="single" w:color="auto" w:sz="4"/>
+          <w:insideH w:val="single" w:color="auto" w:sz="4"/>
+          <w:insideV w:val="single" w:color="auto" w:sz="4"/>
+        </w:tblBorders>
+      </w:tblPr>
+      <w:tblGrid>
+        <w:gridCol w:w="3500"/>
+        <w:gridCol w:w="6000"/>
+      </w:tblGrid>
+      <w:tr>
+        <w:trPr>
+          <w:tblHeader/>
+        </w:trPr>
+        <w:tc>
+          <w:tcPr>
+            <w:tcW w:type="dxa" w:w="3500"/>
+            <w:shd w:fill="1F3864" w:val="clear"/>
+            <w:tcMar>
+              <w:top w:type="dxa" w:w="60"/>
+              <w:left w:type="dxa" w:w="100"/>
+              <w:bottom w:type="dxa" w:w="60"/>
+              <w:right w:type="dxa" w:w="100"/>
+            </w:tcMar>
+            <w:vAlign w:val="center"/>
+          </w:tcPr>
+          <w:p>
+            <w:pPr>
+              <w:jc w:val="left"/>
+            </w:pPr>
+            <w:r>
+              <w:rPr>
+                <w:b/>
+                <w:bCs/>
+                <w:color w:val="FFFFFF"/>
+                <w:sz w:val="19"/>
+                <w:szCs w:val="19"/>
+              </w:rPr>
+              <w:t xml:space="preserve">Class</w:t>
+            </w:r>
+          </w:p>
+        </w:tc>
+        <w:tc>
+          <w:tcPr>
+            <w:tcW w:type="dxa" w:w="6000"/>
+            <w:shd w:fill="1F3864" w:val="clear"/>
+            <w:tcMar>
+              <w:top w:type="dxa" w:w="60"/>
+              <w:left w:type="dxa" w:w="100"/>
+              <w:bottom w:type="dxa" w:w="60"/>
+              <w:right w:type="dxa" w:w="100"/>
+            </w:tcMar>
+            <w:vAlign w:val="center"/>
+          </w:tcPr>
+          <w:p>
+            <w:pPr>
+              <w:jc w:val="left"/>
+            </w:pPr>
+            <w:r>
+              <w:rPr>
+                <w:b/>
+                <w:bCs/>
+                <w:color w:val="FFFFFF"/>
+                <w:sz w:val="19"/>
+                <w:szCs w:val="19"/>
+              </w:rPr>
+              <w:t xml:space="preserve">Role</w:t>
+            </w:r>
+          </w:p>
+        </w:tc>
+      </w:tr>
+      <w:tr>
+        <w:trPr>
+          <w:cantSplit/>
+        </w:trPr>
+        <w:tc>
+          <w:tcPr>
+            <w:tcW w:type="dxa" w:w="3500"/>
+            <w:tcMar>
+              <w:top w:type="dxa" w:w="60"/>
+              <w:left w:type="dxa" w:w="100"/>
+              <w:bottom w:type="dxa" w:w="60"/>
+              <w:right w:type="dxa" w:w="100"/>
+            </w:tcMar>
+            <w:vAlign w:val="center"/>
+          </w:tcPr>
+          <w:p>
+            <w:pPr>
+              <w:jc w:val="left"/>
+            </w:pPr>
+            <w:r>
+              <w:rPr>
+                <w:rFonts w:ascii="Consolas" w:hAnsi="Consolas" w:cs="Consolas"/>
+                <w:color w:val="1F3864"/>
+                <w:sz w:val="17"/>
+                <w:szCs w:val="17"/>
+              </w:rPr>
+              <w:t xml:space="preserve">core/BusinessDateProvider</w:t>
+            </w:r>
+          </w:p>
+        </w:tc>
+        <w:tc>
+          <w:tcPr>
+            <w:tcW w:type="dxa" w:w="6000"/>
+            <w:tcMar>
+              <w:top w:type="dxa" w:w="60"/>
+              <w:left w:type="dxa" w:w="100"/>
+              <w:bottom w:type="dxa" w:w="60"/>
+              <w:right w:type="dxa" w:w="100"/>
+            </w:tcMar>
+            <w:vAlign w:val="center"/>
+          </w:tcPr>
+          <w:p>
+            <w:pPr>
+              <w:jc w:val="left"/>
+            </w:pPr>
+            <w:r>
+              <w:rPr>
+                <w:rFonts w:ascii="Consolas" w:hAnsi="Consolas" w:cs="Consolas"/>
+                <w:color w:val="1F3864"/>
+                <w:sz w:val="17"/>
+                <w:szCs w:val="17"/>
+              </w:rPr>
+              <w:t xml:space="preserve">current()</w:t>
+            </w:r>
+            <w:r>
+              <w:rPr>
+                <w:sz w:val="19"/>
+                <w:szCs w:val="19"/>
+              </w:rPr>
+              <w:t xml:space="preserve"> returns lending-service's business date (</w:t>
+            </w:r>
+            <w:r>
+              <w:rPr>
+                <w:rFonts w:ascii="Consolas" w:hAnsi="Consolas" w:cs="Consolas"/>
+                <w:color w:val="1F3864"/>
+                <w:sz w:val="17"/>
+                <w:szCs w:val="17"/>
+              </w:rPr>
+              <w:t xml:space="preserve">batch.business-date.source=LENDING</w:t>
+            </w:r>
+            <w:r>
+              <w:rPr>
+                <w:sz w:val="19"/>
+                <w:szCs w:val="19"/>
+              </w:rPr>
+              <w:t xml:space="preserve">) or, only for standalone use, the wall-clock date (</w:t>
+            </w:r>
+            <w:r>
+              <w:rPr>
+                <w:rFonts w:ascii="Consolas" w:hAnsi="Consolas" w:cs="Consolas"/>
+                <w:color w:val="1F3864"/>
+                <w:sz w:val="17"/>
+                <w:szCs w:val="17"/>
+              </w:rPr>
+              <w:t xml:space="preserve">SYSTEM</w:t>
+            </w:r>
+            <w:r>
+              <w:rPr>
+                <w:sz w:val="19"/>
+                <w:szCs w:val="19"/>
+              </w:rPr>
+              <w:t xml:space="preserve">).</w:t>
+            </w:r>
+          </w:p>
+        </w:tc>
+      </w:tr>
+      <w:tr>
+        <w:trPr>
+          <w:cantSplit/>
+        </w:trPr>
+        <w:tc>
+          <w:tcPr>
+            <w:tcW w:type="dxa" w:w="3500"/>
+            <w:shd w:fill="F5F8FC" w:val="clear"/>
+            <w:tcMar>
+              <w:top w:type="dxa" w:w="60"/>
+              <w:left w:type="dxa" w:w="100"/>
+              <w:bottom w:type="dxa" w:w="60"/>
+              <w:right w:type="dxa" w:w="100"/>
+            </w:tcMar>
+            <w:vAlign w:val="center"/>
+          </w:tcPr>
+          <w:p>
+            <w:pPr>
+              <w:jc w:val="left"/>
+            </w:pPr>
+            <w:r>
+              <w:rPr>
+                <w:rFonts w:ascii="Consolas" w:hAnsi="Consolas" w:cs="Consolas"/>
+                <w:color w:val="1F3864"/>
+                <w:sz w:val="17"/>
+                <w:szCs w:val="17"/>
+              </w:rPr>
+              <w:t xml:space="preserve">core/BatchJobContext</w:t>
+            </w:r>
+          </w:p>
+        </w:tc>
+        <w:tc>
+          <w:tcPr>
+            <w:tcW w:type="dxa" w:w="6000"/>
+            <w:shd w:fill="F5F8FC" w:val="clear"/>
+            <w:tcMar>
+              <w:top w:type="dxa" w:w="60"/>
+              <w:left w:type="dxa" w:w="100"/>
+              <w:bottom w:type="dxa" w:w="60"/>
+              <w:right w:type="dxa" w:w="100"/>
+            </w:tcMar>
+            <w:vAlign w:val="center"/>
+          </w:tcPr>
+          <w:p>
+            <w:pPr>
+              <w:jc w:val="left"/>
+            </w:pPr>
+            <w:r>
+              <w:rPr>
+                <w:rFonts w:ascii="Consolas" w:hAnsi="Consolas" w:cs="Consolas"/>
+                <w:color w:val="1F3864"/>
+                <w:sz w:val="17"/>
+                <w:szCs w:val="17"/>
+              </w:rPr>
+              <w:t xml:space="preserve">businessDate()</w:t>
+            </w:r>
+            <w:r>
+              <w:rPr>
+                <w:sz w:val="19"/>
+                <w:szCs w:val="19"/>
+              </w:rPr>
+              <w:t xml:space="preserve"> throws </w:t>
+            </w:r>
+            <w:r>
+              <w:rPr>
+                <w:rFonts w:ascii="Consolas" w:hAnsi="Consolas" w:cs="Consolas"/>
+                <w:color w:val="1F3864"/>
+                <w:sz w:val="17"/>
+                <w:szCs w:val="17"/>
+              </w:rPr>
+              <w:t xml:space="preserve">IllegalStateException</w:t>
+            </w:r>
+            <w:r>
+              <w:rPr>
+                <w:sz w:val="19"/>
+                <w:szCs w:val="19"/>
+              </w:rPr>
+              <w:t xml:space="preserve"> if no date was set; there is no fallback to the system clock.</w:t>
+            </w:r>
+          </w:p>
+        </w:tc>
+      </w:tr>
+      <w:tr>
+        <w:trPr>
+          <w:cantSplit/>
+        </w:trPr>
+        <w:tc>
+          <w:tcPr>
+            <w:tcW w:type="dxa" w:w="3500"/>
+            <w:tcMar>
+              <w:top w:type="dxa" w:w="60"/>
+              <w:left w:type="dxa" w:w="100"/>
+              <w:bottom w:type="dxa" w:w="60"/>
+              <w:right w:type="dxa" w:w="100"/>
+            </w:tcMar>
+            <w:vAlign w:val="center"/>
+          </w:tcPr>
+          <w:p>
+            <w:pPr>
+              <w:jc w:val="left"/>
+            </w:pPr>
+            <w:r>
+              <w:rPr>
+                <w:rFonts w:ascii="Consolas" w:hAnsi="Consolas" w:cs="Consolas"/>
+                <w:color w:val="1F3864"/>
+                <w:sz w:val="17"/>
+                <w:szCs w:val="17"/>
+              </w:rPr>
+              <w:t xml:space="preserve">core/launch/BatchJobLauncherService</w:t>
+            </w:r>
+          </w:p>
+        </w:tc>
+        <w:tc>
+          <w:tcPr>
+            <w:tcW w:type="dxa" w:w="6000"/>
+            <w:tcMar>
+              <w:top w:type="dxa" w:w="60"/>
+              <w:left w:type="dxa" w:w="100"/>
+              <w:bottom w:type="dxa" w:w="60"/>
+              <w:right w:type="dxa" w:w="100"/>
+            </w:tcMar>
+            <w:vAlign w:val="center"/>
+          </w:tcPr>
+          <w:p>
+            <w:pPr>
+              <w:jc w:val="left"/>
+            </w:pPr>
+            <w:r>
+              <w:rPr>
+                <w:sz w:val="19"/>
+                <w:szCs w:val="19"/>
+              </w:rPr>
+              <w:t xml:space="preserve">Takes </w:t>
+            </w:r>
+            <w:r>
+              <w:rPr>
+                <w:rFonts w:ascii="Consolas" w:hAnsi="Consolas" w:cs="Consolas"/>
+                <w:color w:val="1F3864"/>
+                <w:sz w:val="17"/>
+                <w:szCs w:val="17"/>
+              </w:rPr>
+              <w:t xml:space="preserve">BusinessDateProvider</w:t>
+            </w:r>
+            <w:r>
+              <w:rPr>
+                <w:sz w:val="19"/>
+                <w:szCs w:val="19"/>
+              </w:rPr>
+              <w:t xml:space="preserve">. A manual or scheduled launch without a date uses it. </w:t>
+            </w:r>
+            <w:r>
+              <w:rPr>
+                <w:rFonts w:ascii="Consolas" w:hAnsi="Consolas" w:cs="Consolas"/>
+                <w:color w:val="1F3864"/>
+                <w:sz w:val="17"/>
+                <w:szCs w:val="17"/>
+              </w:rPr>
+              <w:t xml:space="preserve">launchScheduled</w:t>
+            </w:r>
+            <w:r>
+              <w:rPr>
+                <w:sz w:val="19"/>
+                <w:szCs w:val="19"/>
+              </w:rPr>
+              <w:t xml:space="preserve"> returns without launching a DAILY job while </w:t>
+            </w:r>
+            <w:r>
+              <w:rPr>
+                <w:rFonts w:ascii="Consolas" w:hAnsi="Consolas" w:cs="Consolas"/>
+                <w:color w:val="1F3864"/>
+                <w:sz w:val="17"/>
+                <w:szCs w:val="17"/>
+              </w:rPr>
+              <w:t xml:space="preserve">batch.eod.enabled</w:t>
+            </w:r>
+            <w:r>
+              <w:rPr>
+                <w:sz w:val="19"/>
+                <w:szCs w:val="19"/>
+              </w:rPr>
+              <w:t xml:space="preserve"> is true. New </w:t>
+            </w:r>
+            <w:r>
+              <w:rPr>
+                <w:rFonts w:ascii="Consolas" w:hAnsi="Consolas" w:cs="Consolas"/>
+                <w:color w:val="1F3864"/>
+                <w:sz w:val="17"/>
+                <w:szCs w:val="17"/>
+              </w:rPr>
+              <w:t xml:space="preserve">launchForEndOfDay(job, date)</w:t>
+            </w:r>
+            <w:r>
+              <w:rPr>
+                <w:sz w:val="19"/>
+                <w:szCs w:val="19"/>
+              </w:rPr>
+              <w:t xml:space="preserve"> records the trigger as EOD.</w:t>
+            </w:r>
+          </w:p>
+        </w:tc>
+      </w:tr>
+      <w:tr>
+        <w:trPr>
+          <w:cantSplit/>
+        </w:trPr>
+        <w:tc>
+          <w:tcPr>
+            <w:tcW w:type="dxa" w:w="3500"/>
+            <w:shd w:fill="F5F8FC" w:val="clear"/>
+            <w:tcMar>
+              <w:top w:type="dxa" w:w="60"/>
+              <w:left w:type="dxa" w:w="100"/>
+              <w:bottom w:type="dxa" w:w="60"/>
+              <w:right w:type="dxa" w:w="100"/>
+            </w:tcMar>
+            <w:vAlign w:val="center"/>
+          </w:tcPr>
+          <w:p>
+            <w:pPr>
+              <w:jc w:val="left"/>
+            </w:pPr>
+            <w:r>
+              <w:rPr>
+                <w:rFonts w:ascii="Consolas" w:hAnsi="Consolas" w:cs="Consolas"/>
+                <w:color w:val="1F3864"/>
+                <w:sz w:val="17"/>
+                <w:szCs w:val="17"/>
+              </w:rPr>
+              <w:t xml:space="preserve">core/eod/EndOfDayService</w:t>
+            </w:r>
+          </w:p>
+        </w:tc>
+        <w:tc>
+          <w:tcPr>
+            <w:tcW w:type="dxa" w:w="6000"/>
+            <w:shd w:fill="F5F8FC" w:val="clear"/>
+            <w:tcMar>
+              <w:top w:type="dxa" w:w="60"/>
+              <w:left w:type="dxa" w:w="100"/>
+              <w:bottom w:type="dxa" w:w="60"/>
+              <w:right w:type="dxa" w:w="100"/>
+            </w:tcMar>
+            <w:vAlign w:val="center"/>
+          </w:tcPr>
+          <w:p>
+            <w:pPr>
+              <w:jc w:val="left"/>
+            </w:pPr>
+            <w:r>
+              <w:rPr>
+                <w:sz w:val="19"/>
+                <w:szCs w:val="19"/>
+              </w:rPr>
+              <w:t xml:space="preserve">A plain class (no Spring annotations) that runs one end of day against an </w:t>
+            </w:r>
+            <w:r>
+              <w:rPr>
+                <w:rFonts w:ascii="Consolas" w:hAnsi="Consolas" w:cs="Consolas"/>
+                <w:color w:val="1F3864"/>
+                <w:sz w:val="17"/>
+                <w:szCs w:val="17"/>
+              </w:rPr>
+              <w:t xml:space="preserve">EodJobGateway</w:t>
+            </w:r>
+            <w:r>
+              <w:rPr>
+                <w:sz w:val="19"/>
+                <w:szCs w:val="19"/>
+              </w:rPr>
+              <w:t xml:space="preserve">; unit-tested with fakes.</w:t>
+            </w:r>
+          </w:p>
+        </w:tc>
+      </w:tr>
+      <w:tr>
+        <w:trPr>
+          <w:cantSplit/>
+        </w:trPr>
+        <w:tc>
+          <w:tcPr>
+            <w:tcW w:type="dxa" w:w="3500"/>
+            <w:tcMar>
+              <w:top w:type="dxa" w:w="60"/>
+              <w:left w:type="dxa" w:w="100"/>
+              <w:bottom w:type="dxa" w:w="60"/>
+              <w:right w:type="dxa" w:w="100"/>
+            </w:tcMar>
+            <w:vAlign w:val="center"/>
+          </w:tcPr>
+          <w:p>
+            <w:pPr>
+              <w:jc w:val="left"/>
+            </w:pPr>
+            <w:r>
+              <w:rPr>
+                <w:rFonts w:ascii="Consolas" w:hAnsi="Consolas" w:cs="Consolas"/>
+                <w:color w:val="1F3864"/>
+                <w:sz w:val="17"/>
+                <w:szCs w:val="17"/>
+              </w:rPr>
+              <w:t xml:space="preserve">core/eod/EodJobGateway</w:t>
+            </w:r>
+            <w:r>
+              <w:rPr>
+                <w:sz w:val="19"/>
+                <w:szCs w:val="19"/>
+              </w:rPr>
+              <w:t xml:space="preserve">, </w:t>
+            </w:r>
+            <w:r>
+              <w:rPr>
+                <w:rFonts w:ascii="Consolas" w:hAnsi="Consolas" w:cs="Consolas"/>
+                <w:color w:val="1F3864"/>
+                <w:sz w:val="17"/>
+                <w:szCs w:val="17"/>
+              </w:rPr>
+              <w:t xml:space="preserve">SpringBatchEodJobGateway</w:t>
+            </w:r>
+          </w:p>
+        </w:tc>
+        <w:tc>
+          <w:tcPr>
+            <w:tcW w:type="dxa" w:w="6000"/>
+            <w:tcMar>
+              <w:top w:type="dxa" w:w="60"/>
+              <w:left w:type="dxa" w:w="100"/>
+              <w:bottom w:type="dxa" w:w="60"/>
+              <w:right w:type="dxa" w:w="100"/>
+            </w:tcMar>
+            <w:vAlign w:val="center"/>
+          </w:tcPr>
+          <w:p>
+            <w:pPr>
+              <w:jc w:val="left"/>
+            </w:pPr>
+            <w:r>
+              <w:rPr>
+                <w:sz w:val="19"/>
+                <w:szCs w:val="19"/>
+              </w:rPr>
+              <w:t xml:space="preserve">Lists the enabled DAILY jobs in priority order, tells whether a job already completed for a date, and runs one job for a date.</w:t>
+            </w:r>
+          </w:p>
+        </w:tc>
+      </w:tr>
+      <w:tr>
+        <w:trPr>
+          <w:cantSplit/>
+        </w:trPr>
+        <w:tc>
+          <w:tcPr>
+            <w:tcW w:type="dxa" w:w="3500"/>
+            <w:shd w:fill="F5F8FC" w:val="clear"/>
+            <w:tcMar>
+              <w:top w:type="dxa" w:w="60"/>
+              <w:left w:type="dxa" w:w="100"/>
+              <w:bottom w:type="dxa" w:w="60"/>
+              <w:right w:type="dxa" w:w="100"/>
+            </w:tcMar>
+            <w:vAlign w:val="center"/>
+          </w:tcPr>
+          <w:p>
+            <w:pPr>
+              <w:jc w:val="left"/>
+            </w:pPr>
+            <w:r>
+              <w:rPr>
+                <w:rFonts w:ascii="Consolas" w:hAnsi="Consolas" w:cs="Consolas"/>
+                <w:color w:val="1F3864"/>
+                <w:sz w:val="17"/>
+                <w:szCs w:val="17"/>
+              </w:rPr>
+              <w:t xml:space="preserve">core/eod/EndOfDayCoordinator</w:t>
+            </w:r>
+          </w:p>
+        </w:tc>
+        <w:tc>
+          <w:tcPr>
+            <w:tcW w:type="dxa" w:w="6000"/>
+            <w:shd w:fill="F5F8FC" w:val="clear"/>
+            <w:tcMar>
+              <w:top w:type="dxa" w:w="60"/>
+              <w:left w:type="dxa" w:w="100"/>
+              <w:bottom w:type="dxa" w:w="60"/>
+              <w:right w:type="dxa" w:w="100"/>
+            </w:tcMar>
+            <w:vAlign w:val="center"/>
+          </w:tcPr>
+          <w:p>
+            <w:pPr>
+              <w:jc w:val="left"/>
+            </w:pPr>
+            <w:r>
+              <w:rPr>
+                <w:sz w:val="19"/>
+                <w:szCs w:val="19"/>
+              </w:rPr>
+              <w:t xml:space="preserve">Runs the service on a single background thread, keeps the last result, and refuses a second run on the same instance.</w:t>
+            </w:r>
+          </w:p>
+        </w:tc>
+      </w:tr>
+      <w:tr>
+        <w:trPr>
+          <w:cantSplit/>
+        </w:trPr>
+        <w:tc>
+          <w:tcPr>
+            <w:tcW w:type="dxa" w:w="3500"/>
+            <w:tcMar>
+              <w:top w:type="dxa" w:w="60"/>
+              <w:left w:type="dxa" w:w="100"/>
+              <w:bottom w:type="dxa" w:w="60"/>
+              <w:right w:type="dxa" w:w="100"/>
+            </w:tcMar>
+            <w:vAlign w:val="center"/>
+          </w:tcPr>
+          <w:p>
+            <w:pPr>
+              <w:jc w:val="left"/>
+            </w:pPr>
+            <w:r>
+              <w:rPr>
+                <w:rFonts w:ascii="Consolas" w:hAnsi="Consolas" w:cs="Consolas"/>
+                <w:color w:val="1F3864"/>
+                <w:sz w:val="17"/>
+                <w:szCs w:val="17"/>
+              </w:rPr>
+              <w:t xml:space="preserve">core/eod/EndOfDayScheduler</w:t>
+            </w:r>
+          </w:p>
+        </w:tc>
+        <w:tc>
+          <w:tcPr>
+            <w:tcW w:type="dxa" w:w="6000"/>
+            <w:tcMar>
+              <w:top w:type="dxa" w:w="60"/>
+              <w:left w:type="dxa" w:w="100"/>
+              <w:bottom w:type="dxa" w:w="60"/>
+              <w:right w:type="dxa" w:w="100"/>
+            </w:tcMar>
+            <w:vAlign w:val="center"/>
+          </w:tcPr>
+          <w:p>
+            <w:pPr>
+              <w:jc w:val="left"/>
+            </w:pPr>
+            <w:r>
+              <w:rPr>
+                <w:sz w:val="19"/>
+                <w:szCs w:val="19"/>
+              </w:rPr>
+              <w:t xml:space="preserve">Starts the nightly run from </w:t>
+            </w:r>
+            <w:r>
+              <w:rPr>
+                <w:rFonts w:ascii="Consolas" w:hAnsi="Consolas" w:cs="Consolas"/>
+                <w:color w:val="1F3864"/>
+                <w:sz w:val="17"/>
+                <w:szCs w:val="17"/>
+              </w:rPr>
+              <w:t xml:space="preserve">batch.eod.cron</w:t>
+            </w:r>
+            <w:r>
+              <w:rPr>
+                <w:sz w:val="19"/>
+                <w:szCs w:val="19"/>
+              </w:rPr>
+              <w:t xml:space="preserve"> in </w:t>
+            </w:r>
+            <w:r>
+              <w:rPr>
+                <w:rFonts w:ascii="Consolas" w:hAnsi="Consolas" w:cs="Consolas"/>
+                <w:color w:val="1F3864"/>
+                <w:sz w:val="17"/>
+                <w:szCs w:val="17"/>
+              </w:rPr>
+              <w:t xml:space="preserve">batch.eod.zone</w:t>
+            </w:r>
+            <w:r>
+              <w:rPr>
+                <w:sz w:val="19"/>
+                <w:szCs w:val="19"/>
+              </w:rPr>
+              <w:t xml:space="preserve">.</w:t>
+            </w:r>
+          </w:p>
+        </w:tc>
+      </w:tr>
+      <w:tr>
+        <w:trPr>
+          <w:cantSplit/>
+        </w:trPr>
+        <w:tc>
+          <w:tcPr>
+            <w:tcW w:type="dxa" w:w="3500"/>
+            <w:shd w:fill="F5F8FC" w:val="clear"/>
+            <w:tcMar>
+              <w:top w:type="dxa" w:w="60"/>
+              <w:left w:type="dxa" w:w="100"/>
+              <w:bottom w:type="dxa" w:w="60"/>
+              <w:right w:type="dxa" w:w="100"/>
+            </w:tcMar>
+            <w:vAlign w:val="center"/>
+          </w:tcPr>
+          <w:p>
+            <w:pPr>
+              <w:jc w:val="left"/>
+            </w:pPr>
+            <w:r>
+              <w:rPr>
+                <w:rFonts w:ascii="Consolas" w:hAnsi="Consolas" w:cs="Consolas"/>
+                <w:color w:val="1F3864"/>
+                <w:sz w:val="17"/>
+                <w:szCs w:val="17"/>
+              </w:rPr>
+              <w:t xml:space="preserve">web/EndOfDayController</w:t>
+            </w:r>
+          </w:p>
+        </w:tc>
+        <w:tc>
+          <w:tcPr>
+            <w:tcW w:type="dxa" w:w="6000"/>
+            <w:shd w:fill="F5F8FC" w:val="clear"/>
+            <w:tcMar>
+              <w:top w:type="dxa" w:w="60"/>
+              <w:left w:type="dxa" w:w="100"/>
+              <w:bottom w:type="dxa" w:w="60"/>
+              <w:right w:type="dxa" w:w="100"/>
+            </w:tcMar>
+            <w:vAlign w:val="center"/>
+          </w:tcPr>
+          <w:p>
+            <w:pPr>
+              <w:jc w:val="left"/>
+            </w:pPr>
+            <w:r>
+              <w:rPr>
+                <w:rFonts w:ascii="Consolas" w:hAnsi="Consolas" w:cs="Consolas"/>
+                <w:color w:val="1F3864"/>
+                <w:sz w:val="17"/>
+                <w:szCs w:val="17"/>
+              </w:rPr>
+              <w:t xml:space="preserve">POST /api/v1/batch-admin/eod/run</w:t>
+            </w:r>
+            <w:r>
+              <w:rPr>
+                <w:sz w:val="19"/>
+                <w:szCs w:val="19"/>
+              </w:rPr>
+              <w:t xml:space="preserve"> (202 or 409) and </w:t>
+            </w:r>
+            <w:r>
+              <w:rPr>
+                <w:rFonts w:ascii="Consolas" w:hAnsi="Consolas" w:cs="Consolas"/>
+                <w:color w:val="1F3864"/>
+                <w:sz w:val="17"/>
+                <w:szCs w:val="17"/>
+              </w:rPr>
+              <w:t xml:space="preserve">GET /api/v1/batch-admin/eod/status</w:t>
+            </w:r>
+            <w:r>
+              <w:rPr>
+                <w:sz w:val="19"/>
+                <w:szCs w:val="19"/>
+              </w:rPr>
+              <w:t xml:space="preserve">.</w:t>
+            </w:r>
+          </w:p>
+        </w:tc>
+      </w:tr>
+      <w:tr>
+        <w:trPr>
+          <w:cantSplit/>
+        </w:trPr>
+        <w:tc>
+          <w:tcPr>
+            <w:tcW w:type="dxa" w:w="3500"/>
+            <w:tcMar>
+              <w:top w:type="dxa" w:w="60"/>
+              <w:left w:type="dxa" w:w="100"/>
+              <w:bottom w:type="dxa" w:w="60"/>
+              <w:right w:type="dxa" w:w="100"/>
+            </w:tcMar>
+            <w:vAlign w:val="center"/>
+          </w:tcPr>
+          <w:p>
+            <w:pPr>
+              <w:jc w:val="left"/>
+            </w:pPr>
+            <w:r>
+              <w:rPr>
+                <w:rFonts w:ascii="Consolas" w:hAnsi="Consolas" w:cs="Consolas"/>
+                <w:color w:val="1F3864"/>
+                <w:sz w:val="17"/>
+                <w:szCs w:val="17"/>
+              </w:rPr>
+              <w:t xml:space="preserve">lending/LendingServiceClient</w:t>
+            </w:r>
+          </w:p>
+        </w:tc>
+        <w:tc>
+          <w:tcPr>
+            <w:tcW w:type="dxa" w:w="6000"/>
+            <w:tcMar>
+              <w:top w:type="dxa" w:w="60"/>
+              <w:left w:type="dxa" w:w="100"/>
+              <w:bottom w:type="dxa" w:w="60"/>
+              <w:right w:type="dxa" w:w="100"/>
+            </w:tcMar>
+            <w:vAlign w:val="center"/>
+          </w:tcPr>
+          <w:p>
+            <w:pPr>
+              <w:jc w:val="left"/>
+            </w:pPr>
+            <w:r>
+              <w:rPr>
+                <w:sz w:val="19"/>
+                <w:szCs w:val="19"/>
+              </w:rPr>
+              <w:t xml:space="preserve">New </w:t>
+            </w:r>
+            <w:r>
+              <w:rPr>
+                <w:rFonts w:ascii="Consolas" w:hAnsi="Consolas" w:cs="Consolas"/>
+                <w:color w:val="1F3864"/>
+                <w:sz w:val="17"/>
+                <w:szCs w:val="17"/>
+              </w:rPr>
+              <w:t xml:space="preserve">businessDate()</w:t>
+            </w:r>
+            <w:r>
+              <w:rPr>
+                <w:sz w:val="19"/>
+                <w:szCs w:val="19"/>
+              </w:rPr>
+              <w:t xml:space="preserve">, </w:t>
+            </w:r>
+            <w:r>
+              <w:rPr>
+                <w:rFonts w:ascii="Consolas" w:hAnsi="Consolas" w:cs="Consolas"/>
+                <w:color w:val="1F3864"/>
+                <w:sz w:val="17"/>
+                <w:szCs w:val="17"/>
+              </w:rPr>
+              <w:t xml:space="preserve">startEndOfDay(actor)</w:t>
+            </w:r>
+            <w:r>
+              <w:rPr>
+                <w:sz w:val="19"/>
+                <w:szCs w:val="19"/>
+              </w:rPr>
+              <w:t xml:space="preserve"> and </w:t>
+            </w:r>
+            <w:r>
+              <w:rPr>
+                <w:rFonts w:ascii="Consolas" w:hAnsi="Consolas" w:cs="Consolas"/>
+                <w:color w:val="1F3864"/>
+                <w:sz w:val="17"/>
+                <w:szCs w:val="17"/>
+              </w:rPr>
+              <w:t xml:space="preserve">advanceBusinessDate(expected, actor)</w:t>
+            </w:r>
+            <w:r>
+              <w:rPr>
+                <w:sz w:val="19"/>
+                <w:szCs w:val="19"/>
+              </w:rPr>
+              <w:t xml:space="preserve">, with the </w:t>
+            </w:r>
+            <w:r>
+              <w:rPr>
+                <w:rFonts w:ascii="Consolas" w:hAnsi="Consolas" w:cs="Consolas"/>
+                <w:color w:val="1F3864"/>
+                <w:sz w:val="17"/>
+                <w:szCs w:val="17"/>
+              </w:rPr>
+              <w:t xml:space="preserve">X-Actor</w:t>
+            </w:r>
+            <w:r>
+              <w:rPr>
+                <w:sz w:val="19"/>
+                <w:szCs w:val="19"/>
+              </w:rPr>
+              <w:t xml:space="preserve"> header and a </w:t>
+            </w:r>
+            <w:r>
+              <w:rPr>
+                <w:rFonts w:ascii="Consolas" w:hAnsi="Consolas" w:cs="Consolas"/>
+                <w:color w:val="1F3864"/>
+                <w:sz w:val="17"/>
+                <w:szCs w:val="17"/>
+              </w:rPr>
+              <w:t xml:space="preserve">BusinessDateInfo</w:t>
+            </w:r>
+            <w:r>
+              <w:rPr>
+                <w:sz w:val="19"/>
+                <w:szCs w:val="19"/>
+              </w:rPr>
+              <w:t xml:space="preserve"> record.</w:t>
+            </w:r>
+          </w:p>
+        </w:tc>
+      </w:tr>
+      <w:tr>
+        <w:trPr>
+          <w:cantSplit/>
+        </w:trPr>
+        <w:tc>
+          <w:tcPr>
+            <w:tcW w:type="dxa" w:w="3500"/>
+            <w:shd w:fill="F5F8FC" w:val="clear"/>
+            <w:tcMar>
+              <w:top w:type="dxa" w:w="60"/>
+              <w:left w:type="dxa" w:w="100"/>
+              <w:bottom w:type="dxa" w:w="60"/>
+              <w:right w:type="dxa" w:w="100"/>
+            </w:tcMar>
+            <w:vAlign w:val="center"/>
+          </w:tcPr>
+          <w:p>
+            <w:pPr>
+              <w:jc w:val="left"/>
+            </w:pPr>
+            <w:r>
+              <w:rPr>
+                <w:rFonts w:ascii="Consolas" w:hAnsi="Consolas" w:cs="Consolas"/>
+                <w:color w:val="1F3864"/>
+                <w:sz w:val="17"/>
+                <w:szCs w:val="17"/>
+              </w:rPr>
+              <w:t xml:space="preserve">core/eod/EodRunSummary</w:t>
+            </w:r>
+            <w:r>
+              <w:rPr>
+                <w:sz w:val="19"/>
+                <w:szCs w:val="19"/>
+              </w:rPr>
+              <w:t xml:space="preserve">, </w:t>
+            </w:r>
+            <w:r>
+              <w:rPr>
+                <w:rFonts w:ascii="Consolas" w:hAnsi="Consolas" w:cs="Consolas"/>
+                <w:color w:val="1F3864"/>
+                <w:sz w:val="17"/>
+                <w:szCs w:val="17"/>
+              </w:rPr>
+              <w:t xml:space="preserve">EodJobResult</w:t>
+            </w:r>
+          </w:p>
+        </w:tc>
+        <w:tc>
+          <w:tcPr>
+            <w:tcW w:type="dxa" w:w="6000"/>
+            <w:shd w:fill="F5F8FC" w:val="clear"/>
+            <w:tcMar>
+              <w:top w:type="dxa" w:w="60"/>
+              <w:left w:type="dxa" w:w="100"/>
+              <w:bottom w:type="dxa" w:w="60"/>
+              <w:right w:type="dxa" w:w="100"/>
+            </w:tcMar>
+            <w:vAlign w:val="center"/>
+          </w:tcPr>
+          <w:p>
+            <w:pPr>
+              <w:jc w:val="left"/>
+            </w:pPr>
+            <w:r>
+              <w:rPr>
+                <w:sz w:val="19"/>
+                <w:szCs w:val="19"/>
+              </w:rPr>
+              <w:t xml:space="preserve">Result of a run (date, times, outcome ADVANCED or FAILED, new date, per-job results, error) and of one job (COMPLETED, SKIPPED or a failing status).</w:t>
+            </w:r>
+          </w:p>
+        </w:tc>
+      </w:tr>
+    </w:tbl>
+    <w:p>
+      <w:pPr>
+        <w:spacing w:after="60"/>
+      </w:pPr>
+    </w:p>
+    <w:p>
+      <w:pPr>
+        <w:pStyle w:val="Heading3"/>
+        <w:spacing w:after="100" w:before="200"/>
+      </w:pPr>
+      <w:r>
+        <w:rPr>
+          <w:b/>
+          <w:bCs/>
+          <w:color w:val="2E5AA8"/>
+          <w:sz w:val="22"/>
+          <w:szCs w:val="22"/>
+        </w:rPr>
+        <w:t xml:space="preserve">15.15.2 Sequence</w:t>
+      </w:r>
+    </w:p>
+    <w:p>
+      <w:pPr>
+        <w:pStyle w:val="ListParagraph"/>
+        <w:numPr>
+          <w:ilvl w:val="0"/>
+          <w:numId w:val="1"/>
+        </w:numPr>
+        <w:spacing w:after="80" w:line="264"/>
+      </w:pPr>
+      <w:r>
+        <w:rPr>
+          <w:sz w:val="21"/>
+          <w:szCs w:val="21"/>
+        </w:rPr>
+        <w:t xml:space="preserve">Read the business date. If the status is OPEN, call </w:t>
+      </w:r>
+      <w:r>
+        <w:rPr>
+          <w:rFonts w:ascii="Consolas" w:hAnsi="Consolas" w:cs="Consolas"/>
+          <w:color w:val="1F3864"/>
+          <w:sz w:val="19"/>
+          <w:szCs w:val="19"/>
+        </w:rPr>
+        <w:t xml:space="preserve">eod/start</w:t>
+      </w:r>
+      <w:r>
+        <w:rPr>
+          <w:sz w:val="21"/>
+          <w:szCs w:val="21"/>
+        </w:rPr>
+        <w:t xml:space="preserve">; if it is already EOD_RUNNING, treat the run as a resume.</w:t>
+      </w:r>
+    </w:p>
+    <w:p>
+      <w:pPr>
+        <w:pStyle w:val="ListParagraph"/>
+        <w:numPr>
+          <w:ilvl w:val="0"/>
+          <w:numId w:val="1"/>
+        </w:numPr>
+        <w:spacing w:after="80" w:line="264"/>
+      </w:pPr>
+      <w:r>
+        <w:rPr>
+          <w:sz w:val="21"/>
+          <w:szCs w:val="21"/>
+        </w:rPr>
+        <w:t xml:space="preserve">For each enabled DAILY job in priority order: skip it if it has a COMPLETED execution for the date, otherwise launch it for the date and wait for the result.</w:t>
+      </w:r>
+    </w:p>
+    <w:p>
+      <w:pPr>
+        <w:pStyle w:val="ListParagraph"/>
+        <w:numPr>
+          <w:ilvl w:val="0"/>
+          <w:numId w:val="1"/>
+        </w:numPr>
+        <w:spacing w:after="80" w:line="264"/>
+      </w:pPr>
+      <w:r>
+        <w:rPr>
+          <w:sz w:val="21"/>
+          <w:szCs w:val="21"/>
+        </w:rPr>
+        <w:t xml:space="preserve">Stop at the first job that does not complete and return a FAILED summary naming it. The business date stays in EOD_RUNNING.</w:t>
+      </w:r>
+    </w:p>
+    <w:p>
+      <w:pPr>
+        <w:pStyle w:val="ListParagraph"/>
+        <w:numPr>
+          <w:ilvl w:val="0"/>
+          <w:numId w:val="1"/>
+        </w:numPr>
+        <w:spacing w:after="80" w:line="264"/>
+      </w:pPr>
+      <w:r>
+        <w:rPr>
+          <w:sz w:val="21"/>
+          <w:szCs w:val="21"/>
+        </w:rPr>
+        <w:t xml:space="preserve">If all completed, call </w:t>
+      </w:r>
+      <w:r>
+        <w:rPr>
+          <w:rFonts w:ascii="Consolas" w:hAnsi="Consolas" w:cs="Consolas"/>
+          <w:color w:val="1F3864"/>
+          <w:sz w:val="19"/>
+          <w:szCs w:val="19"/>
+        </w:rPr>
+        <w:t xml:space="preserve">advance(expectedBusinessDate = date)</w:t>
+      </w:r>
+      <w:r>
+        <w:rPr>
+          <w:sz w:val="21"/>
+          <w:szCs w:val="21"/>
+        </w:rPr>
+        <w:t xml:space="preserve"> and return an ADVANCED summary with the new date. Any exception in the run is caught and returned as FAILED.</w:t>
+      </w:r>
+    </w:p>
+    <w:p>
+      <w:pPr>
+        <w:pStyle w:val="Heading3"/>
+        <w:spacing w:after="100" w:before="200"/>
+      </w:pPr>
+      <w:r>
+        <w:rPr>
+          <w:b/>
+          <w:bCs/>
+          <w:color w:val="2E5AA8"/>
+          <w:sz w:val="22"/>
+          <w:szCs w:val="22"/>
+        </w:rPr>
+        <w:t xml:space="preserve">15.15.3 Failure, resume and concurrency</w:t>
+      </w:r>
+    </w:p>
+    <w:p>
+      <w:pPr>
+        <w:pStyle w:val="ListParagraph"/>
+        <w:numPr>
+          <w:ilvl w:val="0"/>
+          <w:numId w:val="1"/>
+        </w:numPr>
+        <w:spacing w:after="80" w:line="264"/>
+      </w:pPr>
+      <w:r>
+        <w:rPr>
+          <w:sz w:val="21"/>
+          <w:szCs w:val="21"/>
+        </w:rPr>
+        <w:t xml:space="preserve">A re-run after a failure resumes without repeating completed jobs, because completion is checked per job and date, and the lending-side start is skipped when the status is already EOD_RUNNING.</w:t>
+      </w:r>
+    </w:p>
+    <w:p>
+      <w:pPr>
+        <w:pStyle w:val="ListParagraph"/>
+        <w:numPr>
+          <w:ilvl w:val="0"/>
+          <w:numId w:val="1"/>
+        </w:numPr>
+        <w:spacing w:after="80" w:line="264"/>
+      </w:pPr>
+      <w:r>
+        <w:rPr>
+          <w:sz w:val="21"/>
+          <w:szCs w:val="21"/>
+        </w:rPr>
+        <w:t xml:space="preserve">On one instance a second trigger gets 409. Across instances, lending-service refuses a second </w:t>
+      </w:r>
+      <w:r>
+        <w:rPr>
+          <w:rFonts w:ascii="Consolas" w:hAnsi="Consolas" w:cs="Consolas"/>
+          <w:color w:val="1F3864"/>
+          <w:sz w:val="19"/>
+          <w:szCs w:val="19"/>
+        </w:rPr>
+        <w:t xml:space="preserve">eod/start</w:t>
+      </w:r>
+      <w:r>
+        <w:rPr>
+          <w:sz w:val="21"/>
+          <w:szCs w:val="21"/>
+        </w:rPr>
+        <w:t xml:space="preserve"> while one is running and Spring Batch refuses a concurrent run of the same job.</w:t>
+      </w:r>
+    </w:p>
+    <w:p>
+      <w:pPr>
+        <w:pStyle w:val="ListParagraph"/>
+        <w:numPr>
+          <w:ilvl w:val="0"/>
+          <w:numId w:val="1"/>
+        </w:numPr>
+        <w:spacing w:after="80" w:line="264"/>
+      </w:pPr>
+      <w:r>
+        <w:rPr>
+          <w:sz w:val="21"/>
+          <w:szCs w:val="21"/>
+        </w:rPr>
+        <w:t xml:space="preserve">Chunk-job readers are built before </w:t>
+      </w:r>
+      <w:r>
+        <w:rPr>
+          <w:rFonts w:ascii="Consolas" w:hAnsi="Consolas" w:cs="Consolas"/>
+          <w:color w:val="1F3864"/>
+          <w:sz w:val="19"/>
+          <w:szCs w:val="19"/>
+        </w:rPr>
+        <w:t xml:space="preserve">BatchJobContextStepListener</w:t>
+      </w:r>
+      <w:r>
+        <w:rPr>
+          <w:sz w:val="21"/>
+          <w:szCs w:val="21"/>
+        </w:rPr>
+        <w:t xml:space="preserve"> runs, so job parameters and the business date are available in processors and tasklets (a thread-local per partition worker) but not in reader SQL.</w:t>
+      </w:r>
+    </w:p>
+    <w:p>
+      <w:pPr>
+        <w:pStyle w:val="Heading3"/>
+        <w:spacing w:after="100" w:before="200"/>
+      </w:pPr>
+      <w:r>
+        <w:rPr>
+          <w:b/>
+          <w:bCs/>
+          <w:color w:val="2E5AA8"/>
+          <w:sz w:val="22"/>
+          <w:szCs w:val="22"/>
+        </w:rPr>
+        <w:t xml:space="preserve">15.15.4 Configuration</w:t>
+      </w:r>
+    </w:p>
+    <w:tbl>
+      <w:tblPr>
+        <w:tblW w:type="dxa" w:w="9500"/>
+        <w:tblBorders>
+          <w:top w:val="single" w:color="auto" w:sz="4"/>
+          <w:left w:val="single" w:color="auto" w:sz="4"/>
+          <w:bottom w:val="single" w:color="auto" w:sz="4"/>
+          <w:right w:val="single" w:color="auto" w:sz="4"/>
+          <w:insideH w:val="single" w:color="auto" w:sz="4"/>
+          <w:insideV w:val="single" w:color="auto" w:sz="4"/>
+        </w:tblBorders>
+      </w:tblPr>
+      <w:tblGrid>
+        <w:gridCol w:w="4200"/>
+        <w:gridCol w:w="1800"/>
+        <w:gridCol w:w="3500"/>
+      </w:tblGrid>
+      <w:tr>
+        <w:trPr>
+          <w:tblHeader/>
+        </w:trPr>
+        <w:tc>
+          <w:tcPr>
+            <w:tcW w:type="dxa" w:w="4200"/>
+            <w:shd w:fill="1F3864" w:val="clear"/>
+            <w:tcMar>
+              <w:top w:type="dxa" w:w="60"/>
+              <w:left w:type="dxa" w:w="100"/>
+              <w:bottom w:type="dxa" w:w="60"/>
+              <w:right w:type="dxa" w:w="100"/>
+            </w:tcMar>
+            <w:vAlign w:val="center"/>
+          </w:tcPr>
+          <w:p>
+            <w:pPr>
+              <w:jc w:val="left"/>
+            </w:pPr>
+            <w:r>
+              <w:rPr>
+                <w:b/>
+                <w:bCs/>
+                <w:color w:val="FFFFFF"/>
+                <w:sz w:val="19"/>
+                <w:szCs w:val="19"/>
+              </w:rPr>
+              <w:t xml:space="preserve">Property (environment variable)</w:t>
+            </w:r>
+          </w:p>
+        </w:tc>
+        <w:tc>
+          <w:tcPr>
+            <w:tcW w:type="dxa" w:w="1800"/>
+            <w:shd w:fill="1F3864" w:val="clear"/>
+            <w:tcMar>
+              <w:top w:type="dxa" w:w="60"/>
+              <w:left w:type="dxa" w:w="100"/>
+              <w:bottom w:type="dxa" w:w="60"/>
+              <w:right w:type="dxa" w:w="100"/>
+            </w:tcMar>
+            <w:vAlign w:val="center"/>
+          </w:tcPr>
+          <w:p>
+            <w:pPr>
+              <w:jc w:val="left"/>
+            </w:pPr>
+            <w:r>
+              <w:rPr>
+                <w:b/>
+                <w:bCs/>
+                <w:color w:val="FFFFFF"/>
+                <w:sz w:val="19"/>
+                <w:szCs w:val="19"/>
+              </w:rPr>
+              <w:t xml:space="preserve">Default</w:t>
+            </w:r>
+          </w:p>
+        </w:tc>
+        <w:tc>
+          <w:tcPr>
+            <w:tcW w:type="dxa" w:w="3500"/>
+            <w:shd w:fill="1F3864" w:val="clear"/>
+            <w:tcMar>
+              <w:top w:type="dxa" w:w="60"/>
+              <w:left w:type="dxa" w:w="100"/>
+              <w:bottom w:type="dxa" w:w="60"/>
+              <w:right w:type="dxa" w:w="100"/>
+            </w:tcMar>
+            <w:vAlign w:val="center"/>
+          </w:tcPr>
+          <w:p>
+            <w:pPr>
+              <w:jc w:val="left"/>
+            </w:pPr>
+            <w:r>
+              <w:rPr>
+                <w:b/>
+                <w:bCs/>
+                <w:color w:val="FFFFFF"/>
+                <w:sz w:val="19"/>
+                <w:szCs w:val="19"/>
+              </w:rPr>
+              <w:t xml:space="preserve">Meaning</w:t>
+            </w:r>
+          </w:p>
+        </w:tc>
+      </w:tr>
+      <w:tr>
+        <w:trPr>
+          <w:cantSplit/>
+        </w:trPr>
+        <w:tc>
+          <w:tcPr>
+            <w:tcW w:type="dxa" w:w="4200"/>
+            <w:tcMar>
+              <w:top w:type="dxa" w:w="60"/>
+              <w:left w:type="dxa" w:w="100"/>
+              <w:bottom w:type="dxa" w:w="60"/>
+              <w:right w:type="dxa" w:w="100"/>
+            </w:tcMar>
+            <w:vAlign w:val="center"/>
+          </w:tcPr>
+          <w:p>
+            <w:pPr>
+              <w:jc w:val="left"/>
+            </w:pPr>
+            <w:r>
+              <w:rPr>
+                <w:rFonts w:ascii="Consolas" w:hAnsi="Consolas" w:cs="Consolas"/>
+                <w:color w:val="1F3864"/>
+                <w:sz w:val="17"/>
+                <w:szCs w:val="17"/>
+              </w:rPr>
+              <w:t xml:space="preserve">batch.business-date.source</w:t>
+            </w:r>
+            <w:r>
+              <w:rPr>
+                <w:sz w:val="19"/>
+                <w:szCs w:val="19"/>
+              </w:rPr>
+              <w:t xml:space="preserve"> (</w:t>
+            </w:r>
+            <w:r>
+              <w:rPr>
+                <w:rFonts w:ascii="Consolas" w:hAnsi="Consolas" w:cs="Consolas"/>
+                <w:color w:val="1F3864"/>
+                <w:sz w:val="17"/>
+                <w:szCs w:val="17"/>
+              </w:rPr>
+              <w:t xml:space="preserve">BATCH_BUSINESS_DATE_SOURCE</w:t>
+            </w:r>
+            <w:r>
+              <w:rPr>
+                <w:sz w:val="19"/>
+                <w:szCs w:val="19"/>
+              </w:rPr>
+              <w:t xml:space="preserve">)</w:t>
+            </w:r>
+          </w:p>
+        </w:tc>
+        <w:tc>
+          <w:tcPr>
+            <w:tcW w:type="dxa" w:w="1800"/>
+            <w:tcMar>
+              <w:top w:type="dxa" w:w="60"/>
+              <w:left w:type="dxa" w:w="100"/>
+              <w:bottom w:type="dxa" w:w="60"/>
+              <w:right w:type="dxa" w:w="100"/>
+            </w:tcMar>
+            <w:vAlign w:val="center"/>
+          </w:tcPr>
+          <w:p>
+            <w:pPr>
+              <w:jc w:val="left"/>
+            </w:pPr>
+            <w:r>
+              <w:rPr>
+                <w:sz w:val="19"/>
+                <w:szCs w:val="19"/>
+              </w:rPr>
+              <w:t xml:space="preserve">LENDING</w:t>
+            </w:r>
+          </w:p>
+        </w:tc>
+        <w:tc>
+          <w:tcPr>
+            <w:tcW w:type="dxa" w:w="3500"/>
+            <w:tcMar>
+              <w:top w:type="dxa" w:w="60"/>
+              <w:left w:type="dxa" w:w="100"/>
+              <w:bottom w:type="dxa" w:w="60"/>
+              <w:right w:type="dxa" w:w="100"/>
+            </w:tcMar>
+            <w:vAlign w:val="center"/>
+          </w:tcPr>
+          <w:p>
+            <w:pPr>
+              <w:jc w:val="left"/>
+            </w:pPr>
+            <w:r>
+              <w:rPr>
+                <w:sz w:val="19"/>
+                <w:szCs w:val="19"/>
+              </w:rPr>
+              <w:t xml:space="preserve">LENDING or SYSTEM (wall clock; standalone only).</w:t>
+            </w:r>
+          </w:p>
+        </w:tc>
+      </w:tr>
+      <w:tr>
+        <w:trPr>
+          <w:cantSplit/>
+        </w:trPr>
+        <w:tc>
+          <w:tcPr>
+            <w:tcW w:type="dxa" w:w="4200"/>
+            <w:shd w:fill="F5F8FC" w:val="clear"/>
+            <w:tcMar>
+              <w:top w:type="dxa" w:w="60"/>
+              <w:left w:type="dxa" w:w="100"/>
+              <w:bottom w:type="dxa" w:w="60"/>
+              <w:right w:type="dxa" w:w="100"/>
+            </w:tcMar>
+            <w:vAlign w:val="center"/>
+          </w:tcPr>
+          <w:p>
+            <w:pPr>
+              <w:jc w:val="left"/>
+            </w:pPr>
+            <w:r>
+              <w:rPr>
+                <w:rFonts w:ascii="Consolas" w:hAnsi="Consolas" w:cs="Consolas"/>
+                <w:color w:val="1F3864"/>
+                <w:sz w:val="17"/>
+                <w:szCs w:val="17"/>
+              </w:rPr>
+              <w:t xml:space="preserve">batch.business-date.system-timezone</w:t>
+            </w:r>
+            <w:r>
+              <w:rPr>
+                <w:sz w:val="19"/>
+                <w:szCs w:val="19"/>
+              </w:rPr>
+              <w:t xml:space="preserve"> (</w:t>
+            </w:r>
+            <w:r>
+              <w:rPr>
+                <w:rFonts w:ascii="Consolas" w:hAnsi="Consolas" w:cs="Consolas"/>
+                <w:color w:val="1F3864"/>
+                <w:sz w:val="17"/>
+                <w:szCs w:val="17"/>
+              </w:rPr>
+              <w:t xml:space="preserve">BATCH_SYSTEM_TIMEZONE</w:t>
+            </w:r>
+            <w:r>
+              <w:rPr>
+                <w:sz w:val="19"/>
+                <w:szCs w:val="19"/>
+              </w:rPr>
+              <w:t xml:space="preserve">)</w:t>
+            </w:r>
+          </w:p>
+        </w:tc>
+        <w:tc>
+          <w:tcPr>
+            <w:tcW w:type="dxa" w:w="1800"/>
+            <w:shd w:fill="F5F8FC" w:val="clear"/>
+            <w:tcMar>
+              <w:top w:type="dxa" w:w="60"/>
+              <w:left w:type="dxa" w:w="100"/>
+              <w:bottom w:type="dxa" w:w="60"/>
+              <w:right w:type="dxa" w:w="100"/>
+            </w:tcMar>
+            <w:vAlign w:val="center"/>
+          </w:tcPr>
+          <w:p>
+            <w:pPr>
+              <w:jc w:val="left"/>
+            </w:pPr>
+            <w:r>
+              <w:rPr>
+                <w:sz w:val="19"/>
+                <w:szCs w:val="19"/>
+              </w:rPr>
+              <w:t xml:space="preserve">Asia/Kolkata</w:t>
+            </w:r>
+          </w:p>
+        </w:tc>
+        <w:tc>
+          <w:tcPr>
+            <w:tcW w:type="dxa" w:w="3500"/>
+            <w:shd w:fill="F5F8FC" w:val="clear"/>
+            <w:tcMar>
+              <w:top w:type="dxa" w:w="60"/>
+              <w:left w:type="dxa" w:w="100"/>
+              <w:bottom w:type="dxa" w:w="60"/>
+              <w:right w:type="dxa" w:w="100"/>
+            </w:tcMar>
+            <w:vAlign w:val="center"/>
+          </w:tcPr>
+          <w:p>
+            <w:pPr>
+              <w:jc w:val="left"/>
+            </w:pPr>
+            <w:r>
+              <w:rPr>
+                <w:sz w:val="19"/>
+                <w:szCs w:val="19"/>
+              </w:rPr>
+              <w:t xml:space="preserve">Zone used when the source is SYSTEM.</w:t>
+            </w:r>
+          </w:p>
+        </w:tc>
+      </w:tr>
+      <w:tr>
+        <w:trPr>
+          <w:cantSplit/>
+        </w:trPr>
+        <w:tc>
+          <w:tcPr>
+            <w:tcW w:type="dxa" w:w="4200"/>
+            <w:tcMar>
+              <w:top w:type="dxa" w:w="60"/>
+              <w:left w:type="dxa" w:w="100"/>
+              <w:bottom w:type="dxa" w:w="60"/>
+              <w:right w:type="dxa" w:w="100"/>
+            </w:tcMar>
+            <w:vAlign w:val="center"/>
+          </w:tcPr>
+          <w:p>
+            <w:pPr>
+              <w:jc w:val="left"/>
+            </w:pPr>
+            <w:r>
+              <w:rPr>
+                <w:rFonts w:ascii="Consolas" w:hAnsi="Consolas" w:cs="Consolas"/>
+                <w:color w:val="1F3864"/>
+                <w:sz w:val="17"/>
+                <w:szCs w:val="17"/>
+              </w:rPr>
+              <w:t xml:space="preserve">batch.eod.enabled</w:t>
+            </w:r>
+            <w:r>
+              <w:rPr>
+                <w:sz w:val="19"/>
+                <w:szCs w:val="19"/>
+              </w:rPr>
+              <w:t xml:space="preserve"> (</w:t>
+            </w:r>
+            <w:r>
+              <w:rPr>
+                <w:rFonts w:ascii="Consolas" w:hAnsi="Consolas" w:cs="Consolas"/>
+                <w:color w:val="1F3864"/>
+                <w:sz w:val="17"/>
+                <w:szCs w:val="17"/>
+              </w:rPr>
+              <w:t xml:space="preserve">BATCH_EOD_ENABLED</w:t>
+            </w:r>
+            <w:r>
+              <w:rPr>
+                <w:sz w:val="19"/>
+                <w:szCs w:val="19"/>
+              </w:rPr>
+              <w:t xml:space="preserve">)</w:t>
+            </w:r>
+          </w:p>
+        </w:tc>
+        <w:tc>
+          <w:tcPr>
+            <w:tcW w:type="dxa" w:w="1800"/>
+            <w:tcMar>
+              <w:top w:type="dxa" w:w="60"/>
+              <w:left w:type="dxa" w:w="100"/>
+              <w:bottom w:type="dxa" w:w="60"/>
+              <w:right w:type="dxa" w:w="100"/>
+            </w:tcMar>
+            <w:vAlign w:val="center"/>
+          </w:tcPr>
+          <w:p>
+            <w:pPr>
+              <w:jc w:val="left"/>
+            </w:pPr>
+            <w:r>
+              <w:rPr>
+                <w:sz w:val="19"/>
+                <w:szCs w:val="19"/>
+              </w:rPr>
+              <w:t xml:space="preserve">true</w:t>
+            </w:r>
+          </w:p>
+        </w:tc>
+        <w:tc>
+          <w:tcPr>
+            <w:tcW w:type="dxa" w:w="3500"/>
+            <w:tcMar>
+              <w:top w:type="dxa" w:w="60"/>
+              <w:left w:type="dxa" w:w="100"/>
+              <w:bottom w:type="dxa" w:w="60"/>
+              <w:right w:type="dxa" w:w="100"/>
+            </w:tcMar>
+            <w:vAlign w:val="center"/>
+          </w:tcPr>
+          <w:p>
+            <w:pPr>
+              <w:jc w:val="left"/>
+            </w:pPr>
+            <w:r>
+              <w:rPr>
+                <w:sz w:val="19"/>
+                <w:szCs w:val="19"/>
+              </w:rPr>
+              <w:t xml:space="preserve">Nightly end of day replaces the DAILY jobs' own crons.</w:t>
+            </w:r>
+          </w:p>
+        </w:tc>
+      </w:tr>
+      <w:tr>
+        <w:trPr>
+          <w:cantSplit/>
+        </w:trPr>
+        <w:tc>
+          <w:tcPr>
+            <w:tcW w:type="dxa" w:w="4200"/>
+            <w:shd w:fill="F5F8FC" w:val="clear"/>
+            <w:tcMar>
+              <w:top w:type="dxa" w:w="60"/>
+              <w:left w:type="dxa" w:w="100"/>
+              <w:bottom w:type="dxa" w:w="60"/>
+              <w:right w:type="dxa" w:w="100"/>
+            </w:tcMar>
+            <w:vAlign w:val="center"/>
+          </w:tcPr>
+          <w:p>
+            <w:pPr>
+              <w:jc w:val="left"/>
+            </w:pPr>
+            <w:r>
+              <w:rPr>
+                <w:rFonts w:ascii="Consolas" w:hAnsi="Consolas" w:cs="Consolas"/>
+                <w:color w:val="1F3864"/>
+                <w:sz w:val="17"/>
+                <w:szCs w:val="17"/>
+              </w:rPr>
+              <w:t xml:space="preserve">batch.eod.cron</w:t>
+            </w:r>
+            <w:r>
+              <w:rPr>
+                <w:sz w:val="19"/>
+                <w:szCs w:val="19"/>
+              </w:rPr>
+              <w:t xml:space="preserve"> (</w:t>
+            </w:r>
+            <w:r>
+              <w:rPr>
+                <w:rFonts w:ascii="Consolas" w:hAnsi="Consolas" w:cs="Consolas"/>
+                <w:color w:val="1F3864"/>
+                <w:sz w:val="17"/>
+                <w:szCs w:val="17"/>
+              </w:rPr>
+              <w:t xml:space="preserve">BATCH_EOD_CRON</w:t>
+            </w:r>
+            <w:r>
+              <w:rPr>
+                <w:sz w:val="19"/>
+                <w:szCs w:val="19"/>
+              </w:rPr>
+              <w:t xml:space="preserve">)</w:t>
+            </w:r>
+          </w:p>
+        </w:tc>
+        <w:tc>
+          <w:tcPr>
+            <w:tcW w:type="dxa" w:w="1800"/>
+            <w:shd w:fill="F5F8FC" w:val="clear"/>
+            <w:tcMar>
+              <w:top w:type="dxa" w:w="60"/>
+              <w:left w:type="dxa" w:w="100"/>
+              <w:bottom w:type="dxa" w:w="60"/>
+              <w:right w:type="dxa" w:w="100"/>
+            </w:tcMar>
+            <w:vAlign w:val="center"/>
+          </w:tcPr>
+          <w:p>
+            <w:pPr>
+              <w:jc w:val="left"/>
+            </w:pPr>
+            <w:r>
+              <w:rPr>
+                <w:rFonts w:ascii="Consolas" w:hAnsi="Consolas" w:cs="Consolas"/>
+                <w:color w:val="1F3864"/>
+                <w:sz w:val="17"/>
+                <w:szCs w:val="17"/>
+              </w:rPr>
+              <w:t xml:space="preserve">0 0 1 * * ?</w:t>
+            </w:r>
+          </w:p>
+        </w:tc>
+        <w:tc>
+          <w:tcPr>
+            <w:tcW w:type="dxa" w:w="3500"/>
+            <w:shd w:fill="F5F8FC" w:val="clear"/>
+            <w:tcMar>
+              <w:top w:type="dxa" w:w="60"/>
+              <w:left w:type="dxa" w:w="100"/>
+              <w:bottom w:type="dxa" w:w="60"/>
+              <w:right w:type="dxa" w:w="100"/>
+            </w:tcMar>
+            <w:vAlign w:val="center"/>
+          </w:tcPr>
+          <w:p>
+            <w:pPr>
+              <w:jc w:val="left"/>
+            </w:pPr>
+            <w:r>
+              <w:rPr>
+                <w:sz w:val="19"/>
+                <w:szCs w:val="19"/>
+              </w:rPr>
+              <w:t xml:space="preserve">Start of the nightly run.</w:t>
+            </w:r>
+          </w:p>
+        </w:tc>
+      </w:tr>
+      <w:tr>
+        <w:trPr>
+          <w:cantSplit/>
+        </w:trPr>
+        <w:tc>
+          <w:tcPr>
+            <w:tcW w:type="dxa" w:w="4200"/>
+            <w:tcMar>
+              <w:top w:type="dxa" w:w="60"/>
+              <w:left w:type="dxa" w:w="100"/>
+              <w:bottom w:type="dxa" w:w="60"/>
+              <w:right w:type="dxa" w:w="100"/>
+            </w:tcMar>
+            <w:vAlign w:val="center"/>
+          </w:tcPr>
+          <w:p>
+            <w:pPr>
+              <w:jc w:val="left"/>
+            </w:pPr>
+            <w:r>
+              <w:rPr>
+                <w:rFonts w:ascii="Consolas" w:hAnsi="Consolas" w:cs="Consolas"/>
+                <w:color w:val="1F3864"/>
+                <w:sz w:val="17"/>
+                <w:szCs w:val="17"/>
+              </w:rPr>
+              <w:t xml:space="preserve">batch.eod.zone</w:t>
+            </w:r>
+            <w:r>
+              <w:rPr>
+                <w:sz w:val="19"/>
+                <w:szCs w:val="19"/>
+              </w:rPr>
+              <w:t xml:space="preserve"> (</w:t>
+            </w:r>
+            <w:r>
+              <w:rPr>
+                <w:rFonts w:ascii="Consolas" w:hAnsi="Consolas" w:cs="Consolas"/>
+                <w:color w:val="1F3864"/>
+                <w:sz w:val="17"/>
+                <w:szCs w:val="17"/>
+              </w:rPr>
+              <w:t xml:space="preserve">BATCH_EOD_ZONE</w:t>
+            </w:r>
+            <w:r>
+              <w:rPr>
+                <w:sz w:val="19"/>
+                <w:szCs w:val="19"/>
+              </w:rPr>
+              <w:t xml:space="preserve">)</w:t>
+            </w:r>
+          </w:p>
+        </w:tc>
+        <w:tc>
+          <w:tcPr>
+            <w:tcW w:type="dxa" w:w="1800"/>
+            <w:tcMar>
+              <w:top w:type="dxa" w:w="60"/>
+              <w:left w:type="dxa" w:w="100"/>
+              <w:bottom w:type="dxa" w:w="60"/>
+              <w:right w:type="dxa" w:w="100"/>
+            </w:tcMar>
+            <w:vAlign w:val="center"/>
+          </w:tcPr>
+          <w:p>
+            <w:pPr>
+              <w:jc w:val="left"/>
+            </w:pPr>
+            <w:r>
+              <w:rPr>
+                <w:sz w:val="19"/>
+                <w:szCs w:val="19"/>
+              </w:rPr>
+              <w:t xml:space="preserve">Asia/Kolkata</w:t>
+            </w:r>
+          </w:p>
+        </w:tc>
+        <w:tc>
+          <w:tcPr>
+            <w:tcW w:type="dxa" w:w="3500"/>
+            <w:tcMar>
+              <w:top w:type="dxa" w:w="60"/>
+              <w:left w:type="dxa" w:w="100"/>
+              <w:bottom w:type="dxa" w:w="60"/>
+              <w:right w:type="dxa" w:w="100"/>
+            </w:tcMar>
+            <w:vAlign w:val="center"/>
+          </w:tcPr>
+          <w:p>
+            <w:pPr>
+              <w:jc w:val="left"/>
+            </w:pPr>
+            <w:r>
+              <w:rPr>
+                <w:sz w:val="19"/>
+                <w:szCs w:val="19"/>
+              </w:rPr>
+              <w:t xml:space="preserve">Zone of that cron.</w:t>
+            </w:r>
+          </w:p>
+        </w:tc>
+      </w:tr>
+    </w:tbl>
+    <w:p>
+      <w:pPr>
+        <w:spacing w:after="60"/>
+      </w:pPr>
+    </w:p>
+    <w:p>
+      <w:pPr>
+        <w:pStyle w:val="Heading3"/>
+        <w:spacing w:after="100" w:before="200"/>
+      </w:pPr>
+      <w:r>
+        <w:rPr>
+          <w:b/>
+          <w:bCs/>
+          <w:color w:val="2E5AA8"/>
+          <w:sz w:val="22"/>
+          <w:szCs w:val="22"/>
+        </w:rPr>
+        <w:t xml:space="preserve">15.15.5 Limits</w:t>
+      </w:r>
+    </w:p>
+    <w:p>
+      <w:pPr>
+        <w:pStyle w:val="ListParagraph"/>
+        <w:numPr>
+          <w:ilvl w:val="0"/>
+          <w:numId w:val="1"/>
+        </w:numPr>
+        <w:spacing w:after="80" w:line="264"/>
+      </w:pPr>
+      <w:r>
+        <w:rPr>
+          <w:sz w:val="21"/>
+          <w:szCs w:val="21"/>
+        </w:rPr>
+        <w:t xml:space="preserve">MONTHLY and PERIODIC jobs are not in the chain; they start from Quartz at their own time and read the business date then.</w:t>
+      </w:r>
+    </w:p>
+    <w:p>
+      <w:pPr>
+        <w:pStyle w:val="ListParagraph"/>
+        <w:numPr>
+          <w:ilvl w:val="0"/>
+          <w:numId w:val="1"/>
+        </w:numPr>
+        <w:spacing w:after="80" w:line="264"/>
+      </w:pPr>
+      <w:r>
+        <w:rPr>
+          <w:sz w:val="21"/>
+          <w:szCs w:val="21"/>
+        </w:rPr>
+        <w:t xml:space="preserve">On a platform where the batch service sleeps (Render free tier) the nightly cron can be missed; run </w:t>
+      </w:r>
+      <w:r>
+        <w:rPr>
+          <w:rFonts w:ascii="Consolas" w:hAnsi="Consolas" w:cs="Consolas"/>
+          <w:color w:val="1F3864"/>
+          <w:sz w:val="19"/>
+          <w:szCs w:val="19"/>
+        </w:rPr>
+        <w:t xml:space="preserve">POST /eod/run</w:t>
+      </w:r>
+      <w:r>
+        <w:rPr>
+          <w:sz w:val="21"/>
+          <w:szCs w:val="21"/>
+        </w:rPr>
+        <w:t xml:space="preserve"> on demand.</w:t>
+      </w:r>
+    </w:p>
+    <w:p>
+      <w:pPr>
+        <w:pStyle w:val="ListParagraph"/>
+        <w:numPr>
+          <w:ilvl w:val="0"/>
+          <w:numId w:val="1"/>
+        </w:numPr>
+        <w:spacing w:after="80" w:line="264"/>
+      </w:pPr>
+      <w:r>
+        <w:rPr>
+          <w:sz w:val="21"/>
+          <w:szCs w:val="21"/>
+        </w:rPr>
+        <w:t xml:space="preserve">The nightly run is a Spring scheduled task in every batch instance; the coordinator and lending-service prevent two runs from overlapping, but a single external scheduler is the cleaner production setup.</w:t>
+      </w:r>
+    </w:p>
+    <w:p>
+      <w:pPr>
+        <w:pStyle w:val="Heading3"/>
+        <w:spacing w:after="100" w:before="200"/>
+      </w:pPr>
+      <w:r>
+        <w:rPr>
+          <w:b/>
+          <w:bCs/>
+          <w:color w:val="2E5AA8"/>
+          <w:sz w:val="22"/>
+          <w:szCs w:val="22"/>
+        </w:rPr>
+        <w:t xml:space="preserve">15.15.6 Tests</w:t>
+      </w:r>
+    </w:p>
+    <w:p>
+      <w:pPr>
+        <w:spacing w:after="140" w:line="276"/>
+      </w:pPr>
+      <w:r>
+        <w:rPr>
+          <w:rFonts w:ascii="Consolas" w:hAnsi="Consolas" w:cs="Consolas"/>
+          <w:color w:val="1F3864"/>
+          <w:sz w:val="19"/>
+          <w:szCs w:val="19"/>
+        </w:rPr>
+        <w:t xml:space="preserve">EndOfDayServiceTest</w:t>
+      </w:r>
+      <w:r>
+        <w:rPr>
+          <w:sz w:val="21"/>
+          <w:szCs w:val="21"/>
+        </w:rPr>
+        <w:t xml:space="preserve"> (6 cases: a clean run executes the jobs in order for the business date and advances; a failed job stops the chain and leaves the date; a re-run resumes without repeating finished jobs; nothing runs if end of day cannot be started; the date still advances with no daily jobs; successive runs walk the date forward one day each) and </w:t>
+      </w:r>
+      <w:r>
+        <w:rPr>
+          <w:rFonts w:ascii="Consolas" w:hAnsi="Consolas" w:cs="Consolas"/>
+          <w:color w:val="1F3864"/>
+          <w:sz w:val="19"/>
+          <w:szCs w:val="19"/>
+        </w:rPr>
+        <w:t xml:space="preserve">BusinessDateProviderTest</w:t>
+      </w:r>
+      <w:r>
+        <w:rPr>
+          <w:sz w:val="21"/>
+          <w:szCs w:val="21"/>
+        </w:rPr>
+        <w:t xml:space="preserve"> (3 cases: the date comes from lending-service by default, the SYSTEM source uses the wall clock and never calls lending, and the job context has no wall-clock fallback) were compiled with </w:t>
+      </w:r>
+      <w:r>
+        <w:rPr>
+          <w:rFonts w:ascii="Consolas" w:hAnsi="Consolas" w:cs="Consolas"/>
+          <w:color w:val="1F3864"/>
+          <w:sz w:val="19"/>
+          <w:szCs w:val="19"/>
+        </w:rPr>
+        <w:t xml:space="preserve">javac</w:t>
+      </w:r>
+      <w:r>
+        <w:rPr>
+          <w:sz w:val="21"/>
+          <w:szCs w:val="21"/>
+        </w:rPr>
+        <w:t xml:space="preserve"> and pass outside Maven. </w:t>
+      </w:r>
+      <w:r>
+        <w:rPr>
+          <w:rFonts w:ascii="Consolas" w:hAnsi="Consolas" w:cs="Consolas"/>
+          <w:color w:val="1F3864"/>
+          <w:sz w:val="19"/>
+          <w:szCs w:val="19"/>
+        </w:rPr>
+        <w:t xml:space="preserve">LendingServiceClientTest</w:t>
+      </w:r>
+      <w:r>
+        <w:rPr>
+          <w:sz w:val="21"/>
+          <w:szCs w:val="21"/>
+        </w:rPr>
+        <w:t xml:space="preserve"> gained a business-date case and </w:t>
+      </w:r>
+      <w:r>
+        <w:rPr>
+          <w:rFonts w:ascii="Consolas" w:hAnsi="Consolas" w:cs="Consolas"/>
+          <w:color w:val="1F3864"/>
+          <w:sz w:val="19"/>
+          <w:szCs w:val="19"/>
+        </w:rPr>
+        <w:t xml:space="preserve">LendingBatchServiceIntegrationTest</w:t>
+      </w:r>
+      <w:r>
+        <w:rPr>
+          <w:sz w:val="21"/>
+          <w:szCs w:val="21"/>
+        </w:rPr>
+        <w:t xml:space="preserve"> has a stub handler for </w:t>
+      </w:r>
+      <w:r>
+        <w:rPr>
+          <w:rFonts w:ascii="Consolas" w:hAnsi="Consolas" w:cs="Consolas"/>
+          <w:color w:val="1F3864"/>
+          <w:sz w:val="19"/>
+          <w:szCs w:val="19"/>
+        </w:rPr>
+        <w:t xml:space="preserve">/api/v1/business-date</w:t>
+      </w:r>
+      <w:r>
+        <w:rPr>
+          <w:sz w:val="21"/>
+          <w:szCs w:val="21"/>
+        </w:rPr>
+        <w:t xml:space="preserve">; these need a Maven build.</w:t>
+      </w:r>
+    </w:p>
+    <w:p>
+      <w:pPr>
+        <w:pStyle w:val="Heading2"/>
+        <w:spacing w:after="120" w:before="280"/>
+      </w:pPr>
+      <w:r>
+        <w:rPr>
+          <w:b/>
+          <w:bCs/>
+          <w:color w:val="2E5AA8"/>
+          <w:sz w:val="25"/>
+          <w:szCs w:val="25"/>
+        </w:rPr>
+        <w:t xml:space="preserve">15.16 Batch Jobs Calling lending-service (V12)</w:t>
+      </w:r>
+    </w:p>
+    <w:p>
+      <w:pPr>
+        <w:pStyle w:val="Heading3"/>
+        <w:spacing w:after="100" w:before="200"/>
+      </w:pPr>
+      <w:r>
+        <w:rPr>
+          <w:b/>
+          <w:bCs/>
+          <w:color w:val="2E5AA8"/>
+          <w:sz w:val="22"/>
+          <w:szCs w:val="22"/>
+        </w:rPr>
+        <w:t xml:space="preserve">15.16.1 Design</w:t>
+      </w:r>
+    </w:p>
+    <w:p>
+      <w:pPr>
+        <w:spacing w:after="140" w:line="276"/>
+      </w:pPr>
+      <w:r>
+        <w:rPr>
+          <w:sz w:val="21"/>
+          <w:szCs w:val="21"/>
+        </w:rPr>
+        <w:t xml:space="preserve">The batch jobs were empty. They now call lending-service's REST API one account at a time (decision: per-account calls, a benchmark rate table, per-account endpoints). lending-service remains the only writer of loan data; the batch database role is read-only on the lending tables. Because the call is per account, a failing account is skipped and dead-lettered by the existing skip listener and does not abort the chunk.</w:t>
+      </w:r>
+    </w:p>
+    <w:p>
+      <w:pPr>
+        <w:pStyle w:val="Heading3"/>
+        <w:spacing w:after="100" w:before="200"/>
+      </w:pPr>
+      <w:r>
+        <w:rPr>
+          <w:b/>
+          <w:bCs/>
+          <w:color w:val="2E5AA8"/>
+          <w:sz w:val="22"/>
+          <w:szCs w:val="22"/>
+        </w:rPr>
+        <w:t xml:space="preserve">15.16.2 LendingServiceClient and settings</w:t>
+      </w:r>
+    </w:p>
+    <w:p>
+      <w:pPr>
+        <w:pStyle w:val="ListParagraph"/>
+        <w:numPr>
+          <w:ilvl w:val="0"/>
+          <w:numId w:val="1"/>
+        </w:numPr>
+        <w:spacing w:after="80" w:line="264"/>
+      </w:pPr>
+      <w:r>
+        <w:rPr>
+          <w:rFonts w:ascii="Consolas" w:hAnsi="Consolas" w:cs="Consolas"/>
+          <w:color w:val="1F3864"/>
+          <w:sz w:val="19"/>
+          <w:szCs w:val="19"/>
+        </w:rPr>
+        <w:t xml:space="preserve">lending/LendingServiceClient</w:t>
+      </w:r>
+      <w:r>
+        <w:rPr>
+          <w:sz w:val="21"/>
+          <w:szCs w:val="21"/>
+        </w:rPr>
+        <w:t xml:space="preserve"> uses the JDK </w:t>
+      </w:r>
+      <w:r>
+        <w:rPr>
+          <w:rFonts w:ascii="Consolas" w:hAnsi="Consolas" w:cs="Consolas"/>
+          <w:color w:val="1F3864"/>
+          <w:sz w:val="19"/>
+          <w:szCs w:val="19"/>
+        </w:rPr>
+        <w:t xml:space="preserve">HttpClient</w:t>
+      </w:r>
+      <w:r>
+        <w:rPr>
+          <w:sz w:val="21"/>
+          <w:szCs w:val="21"/>
+        </w:rPr>
+        <w:t xml:space="preserve"> and Jackson, configured by </w:t>
+      </w:r>
+      <w:r>
+        <w:rPr>
+          <w:rFonts w:ascii="Consolas" w:hAnsi="Consolas" w:cs="Consolas"/>
+          <w:color w:val="1F3864"/>
+          <w:sz w:val="19"/>
+          <w:szCs w:val="19"/>
+        </w:rPr>
+        <w:t xml:space="preserve">LendingServiceSettings</w:t>
+      </w:r>
+      <w:r>
+        <w:rPr>
+          <w:sz w:val="21"/>
+          <w:szCs w:val="21"/>
+        </w:rPr>
+        <w:t xml:space="preserve">; </w:t>
+      </w:r>
+      <w:r>
+        <w:rPr>
+          <w:rFonts w:ascii="Consolas" w:hAnsi="Consolas" w:cs="Consolas"/>
+          <w:color w:val="1F3864"/>
+          <w:sz w:val="19"/>
+          <w:szCs w:val="19"/>
+        </w:rPr>
+        <w:t xml:space="preserve">LendingServiceConfig</w:t>
+      </w:r>
+      <w:r>
+        <w:rPr>
+          <w:sz w:val="21"/>
+          <w:szCs w:val="21"/>
+        </w:rPr>
+        <w:t xml:space="preserve"> builds the bean; </w:t>
+      </w:r>
+      <w:r>
+        <w:rPr>
+          <w:rFonts w:ascii="Consolas" w:hAnsi="Consolas" w:cs="Consolas"/>
+          <w:color w:val="1F3864"/>
+          <w:sz w:val="19"/>
+          <w:szCs w:val="19"/>
+        </w:rPr>
+        <w:t xml:space="preserve">JobParams</w:t>
+      </w:r>
+      <w:r>
+        <w:rPr>
+          <w:sz w:val="21"/>
+          <w:szCs w:val="21"/>
+        </w:rPr>
+        <w:t xml:space="preserve"> reads typed values from </w:t>
+      </w:r>
+      <w:r>
+        <w:rPr>
+          <w:rFonts w:ascii="Consolas" w:hAnsi="Consolas" w:cs="Consolas"/>
+          <w:color w:val="1F3864"/>
+          <w:sz w:val="19"/>
+          <w:szCs w:val="19"/>
+        </w:rPr>
+        <w:t xml:space="preserve">job_params_json</w:t>
+      </w:r>
+      <w:r>
+        <w:rPr>
+          <w:sz w:val="21"/>
+          <w:szCs w:val="21"/>
+        </w:rPr>
+        <w:t xml:space="preserve">.</w:t>
+      </w:r>
+    </w:p>
+    <w:p>
+      <w:pPr>
+        <w:pStyle w:val="ListParagraph"/>
+        <w:numPr>
+          <w:ilvl w:val="0"/>
+          <w:numId w:val="1"/>
+        </w:numPr>
+        <w:spacing w:after="80" w:line="264"/>
+      </w:pPr>
+      <w:r>
+        <w:rPr>
+          <w:sz w:val="21"/>
+          <w:szCs w:val="21"/>
+        </w:rPr>
+        <w:t xml:space="preserve">It retries only I/O errors and HTTP 429, 502, 503 and 504, with a backoff. Any other failure throws </w:t>
+      </w:r>
+      <w:r>
+        <w:rPr>
+          <w:rFonts w:ascii="Consolas" w:hAnsi="Consolas" w:cs="Consolas"/>
+          <w:color w:val="1F3864"/>
+          <w:sz w:val="19"/>
+          <w:szCs w:val="19"/>
+        </w:rPr>
+        <w:t xml:space="preserve">LendingServiceException</w:t>
+      </w:r>
+      <w:r>
+        <w:rPr>
+          <w:sz w:val="21"/>
+          <w:szCs w:val="21"/>
+        </w:rPr>
+        <w:t xml:space="preserve">, which extends </w:t>
+      </w:r>
+      <w:r>
+        <w:rPr>
+          <w:rFonts w:ascii="Consolas" w:hAnsi="Consolas" w:cs="Consolas"/>
+          <w:color w:val="1F3864"/>
+          <w:sz w:val="19"/>
+          <w:szCs w:val="19"/>
+        </w:rPr>
+        <w:t xml:space="preserve">IllegalStateException</w:t>
+      </w:r>
+      <w:r>
+        <w:rPr>
+          <w:sz w:val="21"/>
+          <w:szCs w:val="21"/>
+        </w:rPr>
+        <w:t xml:space="preserve"> — the exception the skip policy is seeded with — so the existing skip, retry and dead-letter behaviour applies. A processor that returns null filters the item.</w:t>
+      </w:r>
+    </w:p>
+    <w:p>
+      <w:pPr>
+        <w:pStyle w:val="ListParagraph"/>
+        <w:numPr>
+          <w:ilvl w:val="0"/>
+          <w:numId w:val="1"/>
+        </w:numPr>
+        <w:spacing w:after="80" w:line="264"/>
+      </w:pPr>
+      <w:r>
+        <w:rPr>
+          <w:sz w:val="21"/>
+          <w:szCs w:val="21"/>
+        </w:rPr>
+        <w:t xml:space="preserve">lending-service has no authentication, so Basic credentials are optional and sent only when a username is set.</w:t>
+      </w:r>
+    </w:p>
+    <w:tbl>
+      <w:tblPr>
+        <w:tblW w:type="dxa" w:w="9500"/>
+        <w:tblBorders>
+          <w:top w:val="single" w:color="auto" w:sz="4"/>
+          <w:left w:val="single" w:color="auto" w:sz="4"/>
+          <w:bottom w:val="single" w:color="auto" w:sz="4"/>
+          <w:right w:val="single" w:color="auto" w:sz="4"/>
+          <w:insideH w:val="single" w:color="auto" w:sz="4"/>
+          <w:insideV w:val="single" w:color="auto" w:sz="4"/>
+        </w:tblBorders>
+      </w:tblPr>
+      <w:tblGrid>
+        <w:gridCol w:w="4700"/>
+        <w:gridCol w:w="1700"/>
+        <w:gridCol w:w="3100"/>
+      </w:tblGrid>
+      <w:tr>
+        <w:trPr>
+          <w:tblHeader/>
+        </w:trPr>
+        <w:tc>
+          <w:tcPr>
+            <w:tcW w:type="dxa" w:w="4700"/>
+            <w:shd w:fill="1F3864" w:val="clear"/>
+            <w:tcMar>
+              <w:top w:type="dxa" w:w="60"/>
+              <w:left w:type="dxa" w:w="100"/>
+              <w:bottom w:type="dxa" w:w="60"/>
+              <w:right w:type="dxa" w:w="100"/>
+            </w:tcMar>
+            <w:vAlign w:val="center"/>
+          </w:tcPr>
+          <w:p>
+            <w:pPr>
+              <w:jc w:val="left"/>
+            </w:pPr>
+            <w:r>
+              <w:rPr>
+                <w:b/>
+                <w:bCs/>
+                <w:color w:val="FFFFFF"/>
+                <w:sz w:val="19"/>
+                <w:szCs w:val="19"/>
+              </w:rPr>
+              <w:t xml:space="preserve">Property (environment variable)</w:t>
+            </w:r>
+          </w:p>
+        </w:tc>
+        <w:tc>
+          <w:tcPr>
+            <w:tcW w:type="dxa" w:w="1700"/>
+            <w:shd w:fill="1F3864" w:val="clear"/>
+            <w:tcMar>
+              <w:top w:type="dxa" w:w="60"/>
+              <w:left w:type="dxa" w:w="100"/>
+              <w:bottom w:type="dxa" w:w="60"/>
+              <w:right w:type="dxa" w:w="100"/>
+            </w:tcMar>
+            <w:vAlign w:val="center"/>
+          </w:tcPr>
+          <w:p>
+            <w:pPr>
+              <w:jc w:val="left"/>
+            </w:pPr>
+            <w:r>
+              <w:rPr>
+                <w:b/>
+                <w:bCs/>
+                <w:color w:val="FFFFFF"/>
+                <w:sz w:val="19"/>
+                <w:szCs w:val="19"/>
+              </w:rPr>
+              <w:t xml:space="preserve">Default</w:t>
+            </w:r>
+          </w:p>
+        </w:tc>
+        <w:tc>
+          <w:tcPr>
+            <w:tcW w:type="dxa" w:w="3100"/>
+            <w:shd w:fill="1F3864" w:val="clear"/>
+            <w:tcMar>
+              <w:top w:type="dxa" w:w="60"/>
+              <w:left w:type="dxa" w:w="100"/>
+              <w:bottom w:type="dxa" w:w="60"/>
+              <w:right w:type="dxa" w:w="100"/>
+            </w:tcMar>
+            <w:vAlign w:val="center"/>
+          </w:tcPr>
+          <w:p>
+            <w:pPr>
+              <w:jc w:val="left"/>
+            </w:pPr>
+            <w:r>
+              <w:rPr>
+                <w:b/>
+                <w:bCs/>
+                <w:color w:val="FFFFFF"/>
+                <w:sz w:val="19"/>
+                <w:szCs w:val="19"/>
+              </w:rPr>
+              <w:t xml:space="preserve">Meaning</w:t>
+            </w:r>
+          </w:p>
+        </w:tc>
+      </w:tr>
+      <w:tr>
+        <w:trPr>
+          <w:cantSplit/>
+        </w:trPr>
+        <w:tc>
+          <w:tcPr>
+            <w:tcW w:type="dxa" w:w="4700"/>
+            <w:tcMar>
+              <w:top w:type="dxa" w:w="60"/>
+              <w:left w:type="dxa" w:w="100"/>
+              <w:bottom w:type="dxa" w:w="60"/>
+              <w:right w:type="dxa" w:w="100"/>
+            </w:tcMar>
+            <w:vAlign w:val="center"/>
+          </w:tcPr>
+          <w:p>
+            <w:pPr>
+              <w:jc w:val="left"/>
+            </w:pPr>
+            <w:r>
+              <w:rPr>
+                <w:rFonts w:ascii="Consolas" w:hAnsi="Consolas" w:cs="Consolas"/>
+                <w:color w:val="1F3864"/>
+                <w:sz w:val="17"/>
+                <w:szCs w:val="17"/>
+              </w:rPr>
+              <w:t xml:space="preserve">lending.service.base-url</w:t>
+            </w:r>
+            <w:r>
+              <w:rPr>
+                <w:sz w:val="19"/>
+                <w:szCs w:val="19"/>
+              </w:rPr>
+              <w:t xml:space="preserve"> (</w:t>
+            </w:r>
+            <w:r>
+              <w:rPr>
+                <w:rFonts w:ascii="Consolas" w:hAnsi="Consolas" w:cs="Consolas"/>
+                <w:color w:val="1F3864"/>
+                <w:sz w:val="17"/>
+                <w:szCs w:val="17"/>
+              </w:rPr>
+              <w:t xml:space="preserve">LENDING_SERVICE_URL</w:t>
+            </w:r>
+            <w:r>
+              <w:rPr>
+                <w:sz w:val="19"/>
+                <w:szCs w:val="19"/>
+              </w:rPr>
+              <w:t xml:space="preserve">)</w:t>
+            </w:r>
+          </w:p>
+        </w:tc>
+        <w:tc>
+          <w:tcPr>
+            <w:tcW w:type="dxa" w:w="1700"/>
+            <w:tcMar>
+              <w:top w:type="dxa" w:w="60"/>
+              <w:left w:type="dxa" w:w="100"/>
+              <w:bottom w:type="dxa" w:w="60"/>
+              <w:right w:type="dxa" w:w="100"/>
+            </w:tcMar>
+            <w:vAlign w:val="center"/>
+          </w:tcPr>
+          <w:p>
+            <w:pPr>
+              <w:jc w:val="left"/>
+            </w:pPr>
+            <w:r>
+              <w:rPr>
+                <w:rFonts w:ascii="Consolas" w:hAnsi="Consolas" w:cs="Consolas"/>
+                <w:color w:val="1F3864"/>
+                <w:sz w:val="17"/>
+                <w:szCs w:val="17"/>
+              </w:rPr>
+              <w:t xml:space="preserve">http://localhost:8080</w:t>
+            </w:r>
+          </w:p>
+        </w:tc>
+        <w:tc>
+          <w:tcPr>
+            <w:tcW w:type="dxa" w:w="3100"/>
+            <w:tcMar>
+              <w:top w:type="dxa" w:w="60"/>
+              <w:left w:type="dxa" w:w="100"/>
+              <w:bottom w:type="dxa" w:w="60"/>
+              <w:right w:type="dxa" w:w="100"/>
+            </w:tcMar>
+            <w:vAlign w:val="center"/>
+          </w:tcPr>
+          <w:p>
+            <w:pPr>
+              <w:jc w:val="left"/>
+            </w:pPr>
+            <w:r>
+              <w:rPr>
+                <w:sz w:val="19"/>
+                <w:szCs w:val="19"/>
+              </w:rPr>
+              <w:t xml:space="preserve">Required in the prod profile.</w:t>
+            </w:r>
+          </w:p>
+        </w:tc>
+      </w:tr>
+      <w:tr>
+        <w:trPr>
+          <w:cantSplit/>
+        </w:trPr>
+        <w:tc>
+          <w:tcPr>
+            <w:tcW w:type="dxa" w:w="4700"/>
+            <w:shd w:fill="F5F8FC" w:val="clear"/>
+            <w:tcMar>
+              <w:top w:type="dxa" w:w="60"/>
+              <w:left w:type="dxa" w:w="100"/>
+              <w:bottom w:type="dxa" w:w="60"/>
+              <w:right w:type="dxa" w:w="100"/>
+            </w:tcMar>
+            <w:vAlign w:val="center"/>
+          </w:tcPr>
+          <w:p>
+            <w:pPr>
+              <w:jc w:val="left"/>
+            </w:pPr>
+            <w:r>
+              <w:rPr>
+                <w:rFonts w:ascii="Consolas" w:hAnsi="Consolas" w:cs="Consolas"/>
+                <w:color w:val="1F3864"/>
+                <w:sz w:val="17"/>
+                <w:szCs w:val="17"/>
+              </w:rPr>
+              <w:t xml:space="preserve">lending.service.username</w:t>
+            </w:r>
+            <w:r>
+              <w:rPr>
+                <w:sz w:val="19"/>
+                <w:szCs w:val="19"/>
+              </w:rPr>
+              <w:t xml:space="preserve"> / </w:t>
+            </w:r>
+            <w:r>
+              <w:rPr>
+                <w:rFonts w:ascii="Consolas" w:hAnsi="Consolas" w:cs="Consolas"/>
+                <w:color w:val="1F3864"/>
+                <w:sz w:val="17"/>
+                <w:szCs w:val="17"/>
+              </w:rPr>
+              <w:t xml:space="preserve">password</w:t>
+            </w:r>
+            <w:r>
+              <w:rPr>
+                <w:sz w:val="19"/>
+                <w:szCs w:val="19"/>
+              </w:rPr>
+              <w:t xml:space="preserve"> (</w:t>
+            </w:r>
+            <w:r>
+              <w:rPr>
+                <w:rFonts w:ascii="Consolas" w:hAnsi="Consolas" w:cs="Consolas"/>
+                <w:color w:val="1F3864"/>
+                <w:sz w:val="17"/>
+                <w:szCs w:val="17"/>
+              </w:rPr>
+              <w:t xml:space="preserve">LENDING_SERVICE_USERNAME</w:t>
+            </w:r>
+            <w:r>
+              <w:rPr>
+                <w:sz w:val="19"/>
+                <w:szCs w:val="19"/>
+              </w:rPr>
+              <w:t xml:space="preserve"> / </w:t>
+            </w:r>
+            <w:r>
+              <w:rPr>
+                <w:rFonts w:ascii="Consolas" w:hAnsi="Consolas" w:cs="Consolas"/>
+                <w:color w:val="1F3864"/>
+                <w:sz w:val="17"/>
+                <w:szCs w:val="17"/>
+              </w:rPr>
+              <w:t xml:space="preserve">PASSWORD</w:t>
+            </w:r>
+            <w:r>
+              <w:rPr>
+                <w:sz w:val="19"/>
+                <w:szCs w:val="19"/>
+              </w:rPr>
+              <w:t xml:space="preserve">)</w:t>
+            </w:r>
+          </w:p>
+        </w:tc>
+        <w:tc>
+          <w:tcPr>
+            <w:tcW w:type="dxa" w:w="1700"/>
+            <w:shd w:fill="F5F8FC" w:val="clear"/>
+            <w:tcMar>
+              <w:top w:type="dxa" w:w="60"/>
+              <w:left w:type="dxa" w:w="100"/>
+              <w:bottom w:type="dxa" w:w="60"/>
+              <w:right w:type="dxa" w:w="100"/>
+            </w:tcMar>
+            <w:vAlign w:val="center"/>
+          </w:tcPr>
+          <w:p>
+            <w:pPr>
+              <w:jc w:val="left"/>
+            </w:pPr>
+            <w:r>
+              <w:rPr>
+                <w:sz w:val="19"/>
+                <w:szCs w:val="19"/>
+              </w:rPr>
+              <w:t xml:space="preserve">empty</w:t>
+            </w:r>
+          </w:p>
+        </w:tc>
+        <w:tc>
+          <w:tcPr>
+            <w:tcW w:type="dxa" w:w="3100"/>
+            <w:shd w:fill="F5F8FC" w:val="clear"/>
+            <w:tcMar>
+              <w:top w:type="dxa" w:w="60"/>
+              <w:left w:type="dxa" w:w="100"/>
+              <w:bottom w:type="dxa" w:w="60"/>
+              <w:right w:type="dxa" w:w="100"/>
+            </w:tcMar>
+            <w:vAlign w:val="center"/>
+          </w:tcPr>
+          <w:p>
+            <w:pPr>
+              <w:jc w:val="left"/>
+            </w:pPr>
+            <w:r>
+              <w:rPr>
+                <w:sz w:val="19"/>
+                <w:szCs w:val="19"/>
+              </w:rPr>
+              <w:t xml:space="preserve">Optional Basic credentials.</w:t>
+            </w:r>
+          </w:p>
+        </w:tc>
+      </w:tr>
+      <w:tr>
+        <w:trPr>
+          <w:cantSplit/>
+        </w:trPr>
+        <w:tc>
+          <w:tcPr>
+            <w:tcW w:type="dxa" w:w="4700"/>
+            <w:tcMar>
+              <w:top w:type="dxa" w:w="60"/>
+              <w:left w:type="dxa" w:w="100"/>
+              <w:bottom w:type="dxa" w:w="60"/>
+              <w:right w:type="dxa" w:w="100"/>
+            </w:tcMar>
+            <w:vAlign w:val="center"/>
+          </w:tcPr>
+          <w:p>
+            <w:pPr>
+              <w:jc w:val="left"/>
+            </w:pPr>
+            <w:r>
+              <w:rPr>
+                <w:rFonts w:ascii="Consolas" w:hAnsi="Consolas" w:cs="Consolas"/>
+                <w:color w:val="1F3864"/>
+                <w:sz w:val="17"/>
+                <w:szCs w:val="17"/>
+              </w:rPr>
+              <w:t xml:space="preserve">lending.service.connect-timeout-seconds</w:t>
+            </w:r>
+            <w:r>
+              <w:rPr>
+                <w:sz w:val="19"/>
+                <w:szCs w:val="19"/>
+              </w:rPr>
+              <w:t xml:space="preserve"> (</w:t>
+            </w:r>
+            <w:r>
+              <w:rPr>
+                <w:rFonts w:ascii="Consolas" w:hAnsi="Consolas" w:cs="Consolas"/>
+                <w:color w:val="1F3864"/>
+                <w:sz w:val="17"/>
+                <w:szCs w:val="17"/>
+              </w:rPr>
+              <w:t xml:space="preserve">LENDING_SERVICE_CONNECT_TIMEOUT_SECONDS</w:t>
+            </w:r>
+            <w:r>
+              <w:rPr>
+                <w:sz w:val="19"/>
+                <w:szCs w:val="19"/>
+              </w:rPr>
+              <w:t xml:space="preserve">)</w:t>
+            </w:r>
+          </w:p>
+        </w:tc>
+        <w:tc>
+          <w:tcPr>
+            <w:tcW w:type="dxa" w:w="1700"/>
+            <w:tcMar>
+              <w:top w:type="dxa" w:w="60"/>
+              <w:left w:type="dxa" w:w="100"/>
+              <w:bottom w:type="dxa" w:w="60"/>
+              <w:right w:type="dxa" w:w="100"/>
+            </w:tcMar>
+            <w:vAlign w:val="center"/>
+          </w:tcPr>
+          <w:p>
+            <w:pPr>
+              <w:jc w:val="left"/>
+            </w:pPr>
+            <w:r>
+              <w:rPr>
+                <w:sz w:val="19"/>
+                <w:szCs w:val="19"/>
+              </w:rPr>
+              <w:t xml:space="preserve">5</w:t>
+            </w:r>
+          </w:p>
+        </w:tc>
+        <w:tc>
+          <w:tcPr>
+            <w:tcW w:type="dxa" w:w="3100"/>
+            <w:tcMar>
+              <w:top w:type="dxa" w:w="60"/>
+              <w:left w:type="dxa" w:w="100"/>
+              <w:bottom w:type="dxa" w:w="60"/>
+              <w:right w:type="dxa" w:w="100"/>
+            </w:tcMar>
+            <w:vAlign w:val="center"/>
+          </w:tcPr>
+          <w:p>
+            <w:pPr>
+              <w:jc w:val="left"/>
+            </w:pPr>
+            <w:r>
+              <w:rPr>
+                <w:sz w:val="19"/>
+                <w:szCs w:val="19"/>
+              </w:rPr>
+              <w:t xml:space="preserve">Connect timeout.</w:t>
+            </w:r>
+          </w:p>
+        </w:tc>
+      </w:tr>
+      <w:tr>
+        <w:trPr>
+          <w:cantSplit/>
+        </w:trPr>
+        <w:tc>
+          <w:tcPr>
+            <w:tcW w:type="dxa" w:w="4700"/>
+            <w:shd w:fill="F5F8FC" w:val="clear"/>
+            <w:tcMar>
+              <w:top w:type="dxa" w:w="60"/>
+              <w:left w:type="dxa" w:w="100"/>
+              <w:bottom w:type="dxa" w:w="60"/>
+              <w:right w:type="dxa" w:w="100"/>
+            </w:tcMar>
+            <w:vAlign w:val="center"/>
+          </w:tcPr>
+          <w:p>
+            <w:pPr>
+              <w:jc w:val="left"/>
+            </w:pPr>
+            <w:r>
+              <w:rPr>
+                <w:rFonts w:ascii="Consolas" w:hAnsi="Consolas" w:cs="Consolas"/>
+                <w:color w:val="1F3864"/>
+                <w:sz w:val="17"/>
+                <w:szCs w:val="17"/>
+              </w:rPr>
+              <w:t xml:space="preserve">lending.service.request-timeout-seconds</w:t>
+            </w:r>
+            <w:r>
+              <w:rPr>
+                <w:sz w:val="19"/>
+                <w:szCs w:val="19"/>
+              </w:rPr>
+              <w:t xml:space="preserve"> (</w:t>
+            </w:r>
+            <w:r>
+              <w:rPr>
+                <w:rFonts w:ascii="Consolas" w:hAnsi="Consolas" w:cs="Consolas"/>
+                <w:color w:val="1F3864"/>
+                <w:sz w:val="17"/>
+                <w:szCs w:val="17"/>
+              </w:rPr>
+              <w:t xml:space="preserve">LENDING_SERVICE_REQUEST_TIMEOUT_SECONDS</w:t>
+            </w:r>
+            <w:r>
+              <w:rPr>
+                <w:sz w:val="19"/>
+                <w:szCs w:val="19"/>
+              </w:rPr>
+              <w:t xml:space="preserve">)</w:t>
+            </w:r>
+          </w:p>
+        </w:tc>
+        <w:tc>
+          <w:tcPr>
+            <w:tcW w:type="dxa" w:w="1700"/>
+            <w:shd w:fill="F5F8FC" w:val="clear"/>
+            <w:tcMar>
+              <w:top w:type="dxa" w:w="60"/>
+              <w:left w:type="dxa" w:w="100"/>
+              <w:bottom w:type="dxa" w:w="60"/>
+              <w:right w:type="dxa" w:w="100"/>
+            </w:tcMar>
+            <w:vAlign w:val="center"/>
+          </w:tcPr>
+          <w:p>
+            <w:pPr>
+              <w:jc w:val="left"/>
+            </w:pPr>
+            <w:r>
+              <w:rPr>
+                <w:sz w:val="19"/>
+                <w:szCs w:val="19"/>
+              </w:rPr>
+              <w:t xml:space="preserve">90</w:t>
+            </w:r>
+          </w:p>
+        </w:tc>
+        <w:tc>
+          <w:tcPr>
+            <w:tcW w:type="dxa" w:w="3100"/>
+            <w:shd w:fill="F5F8FC" w:val="clear"/>
+            <w:tcMar>
+              <w:top w:type="dxa" w:w="60"/>
+              <w:left w:type="dxa" w:w="100"/>
+              <w:bottom w:type="dxa" w:w="60"/>
+              <w:right w:type="dxa" w:w="100"/>
+            </w:tcMar>
+            <w:vAlign w:val="center"/>
+          </w:tcPr>
+          <w:p>
+            <w:pPr>
+              <w:jc w:val="left"/>
+            </w:pPr>
+            <w:r>
+              <w:rPr>
+                <w:sz w:val="19"/>
+                <w:szCs w:val="19"/>
+              </w:rPr>
+              <w:t xml:space="preserve">Request timeout; generous for Render cold starts.</w:t>
+            </w:r>
+          </w:p>
+        </w:tc>
+      </w:tr>
+      <w:tr>
+        <w:trPr>
+          <w:cantSplit/>
+        </w:trPr>
+        <w:tc>
+          <w:tcPr>
+            <w:tcW w:type="dxa" w:w="4700"/>
+            <w:tcMar>
+              <w:top w:type="dxa" w:w="60"/>
+              <w:left w:type="dxa" w:w="100"/>
+              <w:bottom w:type="dxa" w:w="60"/>
+              <w:right w:type="dxa" w:w="100"/>
+            </w:tcMar>
+            <w:vAlign w:val="center"/>
+          </w:tcPr>
+          <w:p>
+            <w:pPr>
+              <w:jc w:val="left"/>
+            </w:pPr>
+            <w:r>
+              <w:rPr>
+                <w:rFonts w:ascii="Consolas" w:hAnsi="Consolas" w:cs="Consolas"/>
+                <w:color w:val="1F3864"/>
+                <w:sz w:val="17"/>
+                <w:szCs w:val="17"/>
+              </w:rPr>
+              <w:t xml:space="preserve">lending.service.max-attempts</w:t>
+            </w:r>
+            <w:r>
+              <w:rPr>
+                <w:sz w:val="19"/>
+                <w:szCs w:val="19"/>
+              </w:rPr>
+              <w:t xml:space="preserve"> (</w:t>
+            </w:r>
+            <w:r>
+              <w:rPr>
+                <w:rFonts w:ascii="Consolas" w:hAnsi="Consolas" w:cs="Consolas"/>
+                <w:color w:val="1F3864"/>
+                <w:sz w:val="17"/>
+                <w:szCs w:val="17"/>
+              </w:rPr>
+              <w:t xml:space="preserve">LENDING_SERVICE_MAX_ATTEMPTS</w:t>
+            </w:r>
+            <w:r>
+              <w:rPr>
+                <w:sz w:val="19"/>
+                <w:szCs w:val="19"/>
+              </w:rPr>
+              <w:t xml:space="preserve">)</w:t>
+            </w:r>
+          </w:p>
+        </w:tc>
+        <w:tc>
+          <w:tcPr>
+            <w:tcW w:type="dxa" w:w="1700"/>
+            <w:tcMar>
+              <w:top w:type="dxa" w:w="60"/>
+              <w:left w:type="dxa" w:w="100"/>
+              <w:bottom w:type="dxa" w:w="60"/>
+              <w:right w:type="dxa" w:w="100"/>
+            </w:tcMar>
+            <w:vAlign w:val="center"/>
+          </w:tcPr>
+          <w:p>
+            <w:pPr>
+              <w:jc w:val="left"/>
+            </w:pPr>
+            <w:r>
+              <w:rPr>
+                <w:sz w:val="19"/>
+                <w:szCs w:val="19"/>
+              </w:rPr>
+              <w:t xml:space="preserve">4</w:t>
+            </w:r>
+          </w:p>
+        </w:tc>
+        <w:tc>
+          <w:tcPr>
+            <w:tcW w:type="dxa" w:w="3100"/>
+            <w:tcMar>
+              <w:top w:type="dxa" w:w="60"/>
+              <w:left w:type="dxa" w:w="100"/>
+              <w:bottom w:type="dxa" w:w="60"/>
+              <w:right w:type="dxa" w:w="100"/>
+            </w:tcMar>
+            <w:vAlign w:val="center"/>
+          </w:tcPr>
+          <w:p>
+            <w:pPr>
+              <w:jc w:val="left"/>
+            </w:pPr>
+            <w:r>
+              <w:rPr>
+                <w:sz w:val="19"/>
+                <w:szCs w:val="19"/>
+              </w:rPr>
+              <w:t xml:space="preserve">Attempts per call.</w:t>
+            </w:r>
+          </w:p>
+        </w:tc>
+      </w:tr>
+      <w:tr>
+        <w:trPr>
+          <w:cantSplit/>
+        </w:trPr>
+        <w:tc>
+          <w:tcPr>
+            <w:tcW w:type="dxa" w:w="4700"/>
+            <w:shd w:fill="F5F8FC" w:val="clear"/>
+            <w:tcMar>
+              <w:top w:type="dxa" w:w="60"/>
+              <w:left w:type="dxa" w:w="100"/>
+              <w:bottom w:type="dxa" w:w="60"/>
+              <w:right w:type="dxa" w:w="100"/>
+            </w:tcMar>
+            <w:vAlign w:val="center"/>
+          </w:tcPr>
+          <w:p>
+            <w:pPr>
+              <w:jc w:val="left"/>
+            </w:pPr>
+            <w:r>
+              <w:rPr>
+                <w:rFonts w:ascii="Consolas" w:hAnsi="Consolas" w:cs="Consolas"/>
+                <w:color w:val="1F3864"/>
+                <w:sz w:val="17"/>
+                <w:szCs w:val="17"/>
+              </w:rPr>
+              <w:t xml:space="preserve">lending.service.retry-backoff-millis</w:t>
+            </w:r>
+            <w:r>
+              <w:rPr>
+                <w:sz w:val="19"/>
+                <w:szCs w:val="19"/>
+              </w:rPr>
+              <w:t xml:space="preserve"> (</w:t>
+            </w:r>
+            <w:r>
+              <w:rPr>
+                <w:rFonts w:ascii="Consolas" w:hAnsi="Consolas" w:cs="Consolas"/>
+                <w:color w:val="1F3864"/>
+                <w:sz w:val="17"/>
+                <w:szCs w:val="17"/>
+              </w:rPr>
+              <w:t xml:space="preserve">LENDING_SERVICE_RETRY_BACKOFF_MILLIS</w:t>
+            </w:r>
+            <w:r>
+              <w:rPr>
+                <w:sz w:val="19"/>
+                <w:szCs w:val="19"/>
+              </w:rPr>
+              <w:t xml:space="preserve">)</w:t>
+            </w:r>
+          </w:p>
+        </w:tc>
+        <w:tc>
+          <w:tcPr>
+            <w:tcW w:type="dxa" w:w="1700"/>
+            <w:shd w:fill="F5F8FC" w:val="clear"/>
+            <w:tcMar>
+              <w:top w:type="dxa" w:w="60"/>
+              <w:left w:type="dxa" w:w="100"/>
+              <w:bottom w:type="dxa" w:w="60"/>
+              <w:right w:type="dxa" w:w="100"/>
+            </w:tcMar>
+            <w:vAlign w:val="center"/>
+          </w:tcPr>
+          <w:p>
+            <w:pPr>
+              <w:jc w:val="left"/>
+            </w:pPr>
+            <w:r>
+              <w:rPr>
+                <w:sz w:val="19"/>
+                <w:szCs w:val="19"/>
+              </w:rPr>
+              <w:t xml:space="preserve">500</w:t>
+            </w:r>
+          </w:p>
+        </w:tc>
+        <w:tc>
+          <w:tcPr>
+            <w:tcW w:type="dxa" w:w="3100"/>
+            <w:shd w:fill="F5F8FC" w:val="clear"/>
+            <w:tcMar>
+              <w:top w:type="dxa" w:w="60"/>
+              <w:left w:type="dxa" w:w="100"/>
+              <w:bottom w:type="dxa" w:w="60"/>
+              <w:right w:type="dxa" w:w="100"/>
+            </w:tcMar>
+            <w:vAlign w:val="center"/>
+          </w:tcPr>
+          <w:p>
+            <w:pPr>
+              <w:jc w:val="left"/>
+            </w:pPr>
+            <w:r>
+              <w:rPr>
+                <w:sz w:val="19"/>
+                <w:szCs w:val="19"/>
+              </w:rPr>
+              <w:t xml:space="preserve">Backoff between attempts.</w:t>
+            </w:r>
+          </w:p>
+        </w:tc>
+      </w:tr>
+    </w:tbl>
+    <w:p>
+      <w:pPr>
+        <w:spacing w:after="60"/>
+      </w:pPr>
+    </w:p>
+    <w:p>
+      <w:pPr>
+        <w:pStyle w:val="Heading3"/>
+        <w:spacing w:after="100" w:before="200"/>
+      </w:pPr>
+      <w:r>
+        <w:rPr>
+          <w:b/>
+          <w:bCs/>
+          <w:color w:val="2E5AA8"/>
+          <w:sz w:val="22"/>
+          <w:szCs w:val="22"/>
+        </w:rPr>
+        <w:t xml:space="preserve">15.16.3 Job wiring</w:t>
+      </w:r>
+    </w:p>
+    <w:tbl>
+      <w:tblPr>
+        <w:tblW w:type="dxa" w:w="9500"/>
+        <w:tblBorders>
+          <w:top w:val="single" w:color="auto" w:sz="4"/>
+          <w:left w:val="single" w:color="auto" w:sz="4"/>
+          <w:bottom w:val="single" w:color="auto" w:sz="4"/>
+          <w:right w:val="single" w:color="auto" w:sz="4"/>
+          <w:insideH w:val="single" w:color="auto" w:sz="4"/>
+          <w:insideV w:val="single" w:color="auto" w:sz="4"/>
+        </w:tblBorders>
+      </w:tblPr>
+      <w:tblGrid>
+        <w:gridCol w:w="4300"/>
+        <w:gridCol w:w="5200"/>
+      </w:tblGrid>
+      <w:tr>
+        <w:trPr>
+          <w:tblHeader/>
+        </w:trPr>
+        <w:tc>
+          <w:tcPr>
+            <w:tcW w:type="dxa" w:w="4300"/>
+            <w:shd w:fill="1F3864" w:val="clear"/>
+            <w:tcMar>
+              <w:top w:type="dxa" w:w="60"/>
+              <w:left w:type="dxa" w:w="100"/>
+              <w:bottom w:type="dxa" w:w="60"/>
+              <w:right w:type="dxa" w:w="100"/>
+            </w:tcMar>
+            <w:vAlign w:val="center"/>
+          </w:tcPr>
+          <w:p>
+            <w:pPr>
+              <w:jc w:val="left"/>
+            </w:pPr>
+            <w:r>
+              <w:rPr>
+                <w:b/>
+                <w:bCs/>
+                <w:color w:val="FFFFFF"/>
+                <w:sz w:val="19"/>
+                <w:szCs w:val="19"/>
+              </w:rPr>
+              <w:t xml:space="preserve">Job (class)</w:t>
+            </w:r>
+          </w:p>
+        </w:tc>
+        <w:tc>
+          <w:tcPr>
+            <w:tcW w:type="dxa" w:w="5200"/>
+            <w:shd w:fill="1F3864" w:val="clear"/>
+            <w:tcMar>
+              <w:top w:type="dxa" w:w="60"/>
+              <w:left w:type="dxa" w:w="100"/>
+              <w:bottom w:type="dxa" w:w="60"/>
+              <w:right w:type="dxa" w:w="100"/>
+            </w:tcMar>
+            <w:vAlign w:val="center"/>
+          </w:tcPr>
+          <w:p>
+            <w:pPr>
+              <w:jc w:val="left"/>
+            </w:pPr>
+            <w:r>
+              <w:rPr>
+                <w:b/>
+                <w:bCs/>
+                <w:color w:val="FFFFFF"/>
+                <w:sz w:val="19"/>
+                <w:szCs w:val="19"/>
+              </w:rPr>
+              <w:t xml:space="preserve">Call</w:t>
+            </w:r>
+          </w:p>
+        </w:tc>
+      </w:tr>
+      <w:tr>
+        <w:trPr>
+          <w:cantSplit/>
+        </w:trPr>
+        <w:tc>
+          <w:tcPr>
+            <w:tcW w:type="dxa" w:w="4300"/>
+            <w:tcMar>
+              <w:top w:type="dxa" w:w="60"/>
+              <w:left w:type="dxa" w:w="100"/>
+              <w:bottom w:type="dxa" w:w="60"/>
+              <w:right w:type="dxa" w:w="100"/>
+            </w:tcMar>
+            <w:vAlign w:val="center"/>
+          </w:tcPr>
+          <w:p>
+            <w:pPr>
+              <w:jc w:val="left"/>
+            </w:pPr>
+            <w:r>
+              <w:rPr>
+                <w:rFonts w:ascii="Consolas" w:hAnsi="Consolas" w:cs="Consolas"/>
+                <w:color w:val="1F3864"/>
+                <w:sz w:val="17"/>
+                <w:szCs w:val="17"/>
+              </w:rPr>
+              <w:t xml:space="preserve">INTEREST_ACCRUAL_DAILY</w:t>
+            </w:r>
+            <w:r>
+              <w:rPr>
+                <w:sz w:val="19"/>
+                <w:szCs w:val="19"/>
+              </w:rPr>
+              <w:t xml:space="preserve"> (</w:t>
+            </w:r>
+            <w:r>
+              <w:rPr>
+                <w:rFonts w:ascii="Consolas" w:hAnsi="Consolas" w:cs="Consolas"/>
+                <w:color w:val="1F3864"/>
+                <w:sz w:val="17"/>
+                <w:szCs w:val="17"/>
+              </w:rPr>
+              <w:t xml:space="preserve">InterestAccrualBatchJob</w:t>
+            </w:r>
+            <w:r>
+              <w:rPr>
+                <w:sz w:val="19"/>
+                <w:szCs w:val="19"/>
+              </w:rPr>
+              <w:t xml:space="preserve">)</w:t>
+            </w:r>
+          </w:p>
+        </w:tc>
+        <w:tc>
+          <w:tcPr>
+            <w:tcW w:type="dxa" w:w="5200"/>
+            <w:tcMar>
+              <w:top w:type="dxa" w:w="60"/>
+              <w:left w:type="dxa" w:w="100"/>
+              <w:bottom w:type="dxa" w:w="60"/>
+              <w:right w:type="dxa" w:w="100"/>
+            </w:tcMar>
+            <w:vAlign w:val="center"/>
+          </w:tcPr>
+          <w:p>
+            <w:pPr>
+              <w:jc w:val="left"/>
+            </w:pPr>
+            <w:r>
+              <w:rPr>
+                <w:rFonts w:ascii="Consolas" w:hAnsi="Consolas" w:cs="Consolas"/>
+                <w:color w:val="1F3864"/>
+                <w:sz w:val="17"/>
+                <w:szCs w:val="17"/>
+              </w:rPr>
+              <w:t xml:space="preserve">POST /api/v1/loan-accounts/{id}/interest-accruals?businessDate=</w:t>
+            </w:r>
+            <w:r>
+              <w:rPr>
+                <w:sz w:val="19"/>
+                <w:szCs w:val="19"/>
+              </w:rPr>
+              <w:t xml:space="preserve">; outcome POSTED, ALREADY_POSTED or SKIPPED.</w:t>
+            </w:r>
+          </w:p>
+        </w:tc>
+      </w:tr>
+      <w:tr>
+        <w:trPr>
+          <w:cantSplit/>
+        </w:trPr>
+        <w:tc>
+          <w:tcPr>
+            <w:tcW w:type="dxa" w:w="4300"/>
+            <w:shd w:fill="F5F8FC" w:val="clear"/>
+            <w:tcMar>
+              <w:top w:type="dxa" w:w="60"/>
+              <w:left w:type="dxa" w:w="100"/>
+              <w:bottom w:type="dxa" w:w="60"/>
+              <w:right w:type="dxa" w:w="100"/>
+            </w:tcMar>
+            <w:vAlign w:val="center"/>
+          </w:tcPr>
+          <w:p>
+            <w:pPr>
+              <w:jc w:val="left"/>
+            </w:pPr>
+            <w:r>
+              <w:rPr>
+                <w:rFonts w:ascii="Consolas" w:hAnsi="Consolas" w:cs="Consolas"/>
+                <w:color w:val="1F3864"/>
+                <w:sz w:val="17"/>
+                <w:szCs w:val="17"/>
+              </w:rPr>
+              <w:t xml:space="preserve">DPD_UPDATE_DAILY</w:t>
+            </w:r>
+            <w:r>
+              <w:rPr>
+                <w:sz w:val="19"/>
+                <w:szCs w:val="19"/>
+              </w:rPr>
+              <w:t xml:space="preserve">, </w:t>
+            </w:r>
+            <w:r>
+              <w:rPr>
+                <w:rFonts w:ascii="Consolas" w:hAnsi="Consolas" w:cs="Consolas"/>
+                <w:color w:val="1F3864"/>
+                <w:sz w:val="17"/>
+                <w:szCs w:val="17"/>
+              </w:rPr>
+              <w:t xml:space="preserve">NPA_CLASSIFICATION_CHECK_DAILY</w:t>
+            </w:r>
+            <w:r>
+              <w:rPr>
+                <w:sz w:val="19"/>
+                <w:szCs w:val="19"/>
+              </w:rPr>
+              <w:t xml:space="preserve"> (</w:t>
+            </w:r>
+            <w:r>
+              <w:rPr>
+                <w:rFonts w:ascii="Consolas" w:hAnsi="Consolas" w:cs="Consolas"/>
+                <w:color w:val="1F3864"/>
+                <w:sz w:val="17"/>
+                <w:szCs w:val="17"/>
+              </w:rPr>
+              <w:t xml:space="preserve">DpdUpdateBatchJob</w:t>
+            </w:r>
+            <w:r>
+              <w:rPr>
+                <w:sz w:val="19"/>
+                <w:szCs w:val="19"/>
+              </w:rPr>
+              <w:t xml:space="preserve">, </w:t>
+            </w:r>
+            <w:r>
+              <w:rPr>
+                <w:rFonts w:ascii="Consolas" w:hAnsi="Consolas" w:cs="Consolas"/>
+                <w:color w:val="1F3864"/>
+                <w:sz w:val="17"/>
+                <w:szCs w:val="17"/>
+              </w:rPr>
+              <w:t xml:space="preserve">NpaClassificationCheckBatchJob</w:t>
+            </w:r>
+            <w:r>
+              <w:rPr>
+                <w:sz w:val="19"/>
+                <w:szCs w:val="19"/>
+              </w:rPr>
+              <w:t xml:space="preserve">)</w:t>
+            </w:r>
+          </w:p>
+        </w:tc>
+        <w:tc>
+          <w:tcPr>
+            <w:tcW w:type="dxa" w:w="5200"/>
+            <w:shd w:fill="F5F8FC" w:val="clear"/>
+            <w:tcMar>
+              <w:top w:type="dxa" w:w="60"/>
+              <w:left w:type="dxa" w:w="100"/>
+              <w:bottom w:type="dxa" w:w="60"/>
+              <w:right w:type="dxa" w:w="100"/>
+            </w:tcMar>
+            <w:vAlign w:val="center"/>
+          </w:tcPr>
+          <w:p>
+            <w:pPr>
+              <w:jc w:val="left"/>
+            </w:pPr>
+            <w:r>
+              <w:rPr>
+                <w:rFonts w:ascii="Consolas" w:hAnsi="Consolas" w:cs="Consolas"/>
+                <w:color w:val="1F3864"/>
+                <w:sz w:val="17"/>
+                <w:szCs w:val="17"/>
+              </w:rPr>
+              <w:t xml:space="preserve">POST /api/v1/loan-accounts/{id}/delinquency-classification</w:t>
+            </w:r>
+            <w:r>
+              <w:rPr>
+                <w:sz w:val="19"/>
+                <w:szCs w:val="19"/>
+              </w:rPr>
+              <w:t xml:space="preserve"> with </w:t>
+            </w:r>
+            <w:r>
+              <w:rPr>
+                <w:rFonts w:ascii="Consolas" w:hAnsi="Consolas" w:cs="Consolas"/>
+                <w:color w:val="1F3864"/>
+                <w:sz w:val="17"/>
+                <w:szCs w:val="17"/>
+              </w:rPr>
+              <w:t xml:space="preserve">{asOfDate}</w:t>
+            </w:r>
+            <w:r>
+              <w:rPr>
+                <w:sz w:val="19"/>
+                <w:szCs w:val="19"/>
+              </w:rPr>
+              <w:t xml:space="preserve">.</w:t>
+            </w:r>
+          </w:p>
+        </w:tc>
+      </w:tr>
+      <w:tr>
+        <w:trPr>
+          <w:cantSplit/>
+        </w:trPr>
+        <w:tc>
+          <w:tcPr>
+            <w:tcW w:type="dxa" w:w="4300"/>
+            <w:tcMar>
+              <w:top w:type="dxa" w:w="60"/>
+              <w:left w:type="dxa" w:w="100"/>
+              <w:bottom w:type="dxa" w:w="60"/>
+              <w:right w:type="dxa" w:w="100"/>
+            </w:tcMar>
+            <w:vAlign w:val="center"/>
+          </w:tcPr>
+          <w:p>
+            <w:pPr>
+              <w:jc w:val="left"/>
+            </w:pPr>
+            <w:r>
+              <w:rPr>
+                <w:rFonts w:ascii="Consolas" w:hAnsi="Consolas" w:cs="Consolas"/>
+                <w:color w:val="1F3864"/>
+                <w:sz w:val="17"/>
+                <w:szCs w:val="17"/>
+              </w:rPr>
+              <w:t xml:space="preserve">RATE_RESET_CHECK_DAILY</w:t>
+            </w:r>
+            <w:r>
+              <w:rPr>
+                <w:sz w:val="19"/>
+                <w:szCs w:val="19"/>
+              </w:rPr>
+              <w:t xml:space="preserve">, </w:t>
+            </w:r>
+            <w:r>
+              <w:rPr>
+                <w:rFonts w:ascii="Consolas" w:hAnsi="Consolas" w:cs="Consolas"/>
+                <w:color w:val="1F3864"/>
+                <w:sz w:val="17"/>
+                <w:szCs w:val="17"/>
+              </w:rPr>
+              <w:t xml:space="preserve">RATE_RESET_MONTHLY</w:t>
+            </w:r>
+            <w:r>
+              <w:rPr>
+                <w:sz w:val="19"/>
+                <w:szCs w:val="19"/>
+              </w:rPr>
+              <w:t xml:space="preserve">, </w:t>
+            </w:r>
+            <w:r>
+              <w:rPr>
+                <w:rFonts w:ascii="Consolas" w:hAnsi="Consolas" w:cs="Consolas"/>
+                <w:color w:val="1F3864"/>
+                <w:sz w:val="17"/>
+                <w:szCs w:val="17"/>
+              </w:rPr>
+              <w:t xml:space="preserve">QUARTERLY_RATE_RESET</w:t>
+            </w:r>
+          </w:p>
+        </w:tc>
+        <w:tc>
+          <w:tcPr>
+            <w:tcW w:type="dxa" w:w="5200"/>
+            <w:tcMar>
+              <w:top w:type="dxa" w:w="60"/>
+              <w:left w:type="dxa" w:w="100"/>
+              <w:bottom w:type="dxa" w:w="60"/>
+              <w:right w:type="dxa" w:w="100"/>
+            </w:tcMar>
+            <w:vAlign w:val="center"/>
+          </w:tcPr>
+          <w:p>
+            <w:pPr>
+              <w:jc w:val="left"/>
+            </w:pPr>
+            <w:r>
+              <w:rPr>
+                <w:rFonts w:ascii="Consolas" w:hAnsi="Consolas" w:cs="Consolas"/>
+                <w:color w:val="1F3864"/>
+                <w:sz w:val="17"/>
+                <w:szCs w:val="17"/>
+              </w:rPr>
+              <w:t xml:space="preserve">POST /api/v1/loan-accounts/{id}/rate-reset</w:t>
+            </w:r>
+            <w:r>
+              <w:rPr>
+                <w:sz w:val="19"/>
+                <w:szCs w:val="19"/>
+              </w:rPr>
+              <w:t xml:space="preserve"> with </w:t>
+            </w:r>
+            <w:r>
+              <w:rPr>
+                <w:rFonts w:ascii="Consolas" w:hAnsi="Consolas" w:cs="Consolas"/>
+                <w:color w:val="1F3864"/>
+                <w:sz w:val="17"/>
+                <w:szCs w:val="17"/>
+              </w:rPr>
+              <w:t xml:space="preserve">{businessDate, benchmarkRateRef?}</w:t>
+            </w:r>
+            <w:r>
+              <w:rPr>
+                <w:sz w:val="19"/>
+                <w:szCs w:val="19"/>
+              </w:rPr>
+              <w:t xml:space="preserve">. The reader selects ACTIVE floating-rate accounts with a benchmark; the processor passes the benchmark named in </w:t>
+            </w:r>
+            <w:r>
+              <w:rPr>
+                <w:rFonts w:ascii="Consolas" w:hAnsi="Consolas" w:cs="Consolas"/>
+                <w:color w:val="1F3864"/>
+                <w:sz w:val="17"/>
+                <w:szCs w:val="17"/>
+              </w:rPr>
+              <w:t xml:space="preserve">job_params_json.benchmarkRateRef</w:t>
+            </w:r>
+            <w:r>
+              <w:rPr>
+                <w:sz w:val="19"/>
+                <w:szCs w:val="19"/>
+              </w:rPr>
+              <w:t xml:space="preserve"> to lending-service, which leaves accounts of other benchmarks unchanged. A run without the parameter fails, so a job cannot reprice benchmarks that reset on a different cycle.</w:t>
+            </w:r>
+          </w:p>
+        </w:tc>
+      </w:tr>
+      <w:tr>
+        <w:trPr>
+          <w:cantSplit/>
+        </w:trPr>
+        <w:tc>
+          <w:tcPr>
+            <w:tcW w:type="dxa" w:w="4300"/>
+            <w:shd w:fill="F5F8FC" w:val="clear"/>
+            <w:tcMar>
+              <w:top w:type="dxa" w:w="60"/>
+              <w:left w:type="dxa" w:w="100"/>
+              <w:bottom w:type="dxa" w:w="60"/>
+              <w:right w:type="dxa" w:w="100"/>
+            </w:tcMar>
+            <w:vAlign w:val="center"/>
+          </w:tcPr>
+          <w:p>
+            <w:pPr>
+              <w:jc w:val="left"/>
+            </w:pPr>
+            <w:r>
+              <w:rPr>
+                <w:rFonts w:ascii="Consolas" w:hAnsi="Consolas" w:cs="Consolas"/>
+                <w:color w:val="1F3864"/>
+                <w:sz w:val="17"/>
+                <w:szCs w:val="17"/>
+              </w:rPr>
+              <w:t xml:space="preserve">GL_POSTING_RECONCILIATION_DAILY</w:t>
+            </w:r>
+            <w:r>
+              <w:rPr>
+                <w:sz w:val="19"/>
+                <w:szCs w:val="19"/>
+              </w:rPr>
+              <w:t xml:space="preserve"> (</w:t>
+            </w:r>
+            <w:r>
+              <w:rPr>
+                <w:rFonts w:ascii="Consolas" w:hAnsi="Consolas" w:cs="Consolas"/>
+                <w:color w:val="1F3864"/>
+                <w:sz w:val="17"/>
+                <w:szCs w:val="17"/>
+              </w:rPr>
+              <w:t xml:space="preserve">GlPostingReconciliationBatchJob</w:t>
+            </w:r>
+            <w:r>
+              <w:rPr>
+                <w:sz w:val="19"/>
+                <w:szCs w:val="19"/>
+              </w:rPr>
+              <w:t xml:space="preserve">)</w:t>
+            </w:r>
+          </w:p>
+        </w:tc>
+        <w:tc>
+          <w:tcPr>
+            <w:tcW w:type="dxa" w:w="5200"/>
+            <w:shd w:fill="F5F8FC" w:val="clear"/>
+            <w:tcMar>
+              <w:top w:type="dxa" w:w="60"/>
+              <w:left w:type="dxa" w:w="100"/>
+              <w:bottom w:type="dxa" w:w="60"/>
+              <w:right w:type="dxa" w:w="100"/>
+            </w:tcMar>
+            <w:vAlign w:val="center"/>
+          </w:tcPr>
+          <w:p>
+            <w:pPr>
+              <w:jc w:val="left"/>
+            </w:pPr>
+            <w:r>
+              <w:rPr>
+                <w:sz w:val="19"/>
+                <w:szCs w:val="19"/>
+              </w:rPr>
+              <w:t xml:space="preserve">Pushes </w:t>
+            </w:r>
+            <w:r>
+              <w:rPr>
+                <w:rFonts w:ascii="Consolas" w:hAnsi="Consolas" w:cs="Consolas"/>
+                <w:color w:val="1F3864"/>
+                <w:sz w:val="17"/>
+                <w:szCs w:val="17"/>
+              </w:rPr>
+              <w:t xml:space="preserve">ledger-outbox/push</w:t>
+            </w:r>
+            <w:r>
+              <w:rPr>
+                <w:sz w:val="19"/>
+                <w:szCs w:val="19"/>
+              </w:rPr>
+              <w:t xml:space="preserve"> until </w:t>
+            </w:r>
+            <w:r>
+              <w:rPr>
+                <w:rFonts w:ascii="Consolas" w:hAnsi="Consolas" w:cs="Consolas"/>
+                <w:color w:val="1F3864"/>
+                <w:sz w:val="17"/>
+                <w:szCs w:val="17"/>
+              </w:rPr>
+              <w:t xml:space="preserve">ledger-outbox/pending</w:t>
+            </w:r>
+            <w:r>
+              <w:rPr>
+                <w:sz w:val="19"/>
+                <w:szCs w:val="19"/>
+              </w:rPr>
+              <w:t xml:space="preserve"> is empty; fails if entries remain PENDING.</w:t>
+            </w:r>
+          </w:p>
+        </w:tc>
+      </w:tr>
+      <w:tr>
+        <w:trPr>
+          <w:cantSplit/>
+        </w:trPr>
+        <w:tc>
+          <w:tcPr>
+            <w:tcW w:type="dxa" w:w="4300"/>
+            <w:tcMar>
+              <w:top w:type="dxa" w:w="60"/>
+              <w:left w:type="dxa" w:w="100"/>
+              <w:bottom w:type="dxa" w:w="60"/>
+              <w:right w:type="dxa" w:w="100"/>
+            </w:tcMar>
+            <w:vAlign w:val="center"/>
+          </w:tcPr>
+          <w:p>
+            <w:pPr>
+              <w:jc w:val="left"/>
+            </w:pPr>
+            <w:r>
+              <w:rPr>
+                <w:rFonts w:ascii="Consolas" w:hAnsi="Consolas" w:cs="Consolas"/>
+                <w:color w:val="1F3864"/>
+                <w:sz w:val="17"/>
+                <w:szCs w:val="17"/>
+              </w:rPr>
+              <w:t xml:space="preserve">MONTH_END_GL_CLOSE_MONTHLY</w:t>
+            </w:r>
+            <w:r>
+              <w:rPr>
+                <w:sz w:val="19"/>
+                <w:szCs w:val="19"/>
+              </w:rPr>
+              <w:t xml:space="preserve"> (</w:t>
+            </w:r>
+            <w:r>
+              <w:rPr>
+                <w:rFonts w:ascii="Consolas" w:hAnsi="Consolas" w:cs="Consolas"/>
+                <w:color w:val="1F3864"/>
+                <w:sz w:val="17"/>
+                <w:szCs w:val="17"/>
+              </w:rPr>
+              <w:t xml:space="preserve">MonthEndGlCloseBatchJob</w:t>
+            </w:r>
+            <w:r>
+              <w:rPr>
+                <w:sz w:val="19"/>
+                <w:szCs w:val="19"/>
+              </w:rPr>
+              <w:t xml:space="preserve">)</w:t>
+            </w:r>
+          </w:p>
+        </w:tc>
+        <w:tc>
+          <w:tcPr>
+            <w:tcW w:type="dxa" w:w="5200"/>
+            <w:tcMar>
+              <w:top w:type="dxa" w:w="60"/>
+              <w:left w:type="dxa" w:w="100"/>
+              <w:bottom w:type="dxa" w:w="60"/>
+              <w:right w:type="dxa" w:w="100"/>
+            </w:tcMar>
+            <w:vAlign w:val="center"/>
+          </w:tcPr>
+          <w:p>
+            <w:pPr>
+              <w:jc w:val="left"/>
+            </w:pPr>
+            <w:r>
+              <w:rPr>
+                <w:sz w:val="19"/>
+                <w:szCs w:val="19"/>
+              </w:rPr>
+              <w:t xml:space="preserve">Fails if any outbox entry is PENDING.</w:t>
+            </w:r>
+          </w:p>
+        </w:tc>
+      </w:tr>
+      <w:tr>
+        <w:trPr>
+          <w:cantSplit/>
+        </w:trPr>
+        <w:tc>
+          <w:tcPr>
+            <w:tcW w:type="dxa" w:w="4300"/>
+            <w:shd w:fill="F5F8FC" w:val="clear"/>
+            <w:tcMar>
+              <w:top w:type="dxa" w:w="60"/>
+              <w:left w:type="dxa" w:w="100"/>
+              <w:bottom w:type="dxa" w:w="60"/>
+              <w:right w:type="dxa" w:w="100"/>
+            </w:tcMar>
+            <w:vAlign w:val="center"/>
+          </w:tcPr>
+          <w:p>
+            <w:pPr>
+              <w:jc w:val="left"/>
+            </w:pPr>
+            <w:r>
+              <w:rPr>
+                <w:rFonts w:ascii="Consolas" w:hAnsi="Consolas" w:cs="Consolas"/>
+                <w:color w:val="1F3864"/>
+                <w:sz w:val="17"/>
+                <w:szCs w:val="17"/>
+              </w:rPr>
+              <w:t xml:space="preserve">FORECLOSURE_PREPAYMENT_PROCESSING</w:t>
+            </w:r>
+            <w:r>
+              <w:rPr>
+                <w:sz w:val="19"/>
+                <w:szCs w:val="19"/>
+              </w:rPr>
+              <w:t xml:space="preserve"> (</w:t>
+            </w:r>
+            <w:r>
+              <w:rPr>
+                <w:rFonts w:ascii="Consolas" w:hAnsi="Consolas" w:cs="Consolas"/>
+                <w:color w:val="1F3864"/>
+                <w:sz w:val="17"/>
+                <w:szCs w:val="17"/>
+              </w:rPr>
+              <w:t xml:space="preserve">ForeclosurePrepaymentProcessingBatchJob</w:t>
+            </w:r>
+            <w:r>
+              <w:rPr>
+                <w:sz w:val="19"/>
+                <w:szCs w:val="19"/>
+              </w:rPr>
+              <w:t xml:space="preserve">)</w:t>
+            </w:r>
+          </w:p>
+        </w:tc>
+        <w:tc>
+          <w:tcPr>
+            <w:tcW w:type="dxa" w:w="5200"/>
+            <w:shd w:fill="F5F8FC" w:val="clear"/>
+            <w:tcMar>
+              <w:top w:type="dxa" w:w="60"/>
+              <w:left w:type="dxa" w:w="100"/>
+              <w:bottom w:type="dxa" w:w="60"/>
+              <w:right w:type="dxa" w:w="100"/>
+            </w:tcMar>
+            <w:vAlign w:val="center"/>
+          </w:tcPr>
+          <w:p>
+            <w:pPr>
+              <w:jc w:val="left"/>
+            </w:pPr>
+            <w:r>
+              <w:rPr>
+                <w:rFonts w:ascii="Consolas" w:hAnsi="Consolas" w:cs="Consolas"/>
+                <w:color w:val="1F3864"/>
+                <w:sz w:val="17"/>
+                <w:szCs w:val="17"/>
+              </w:rPr>
+              <w:t xml:space="preserve">POST /api/v1/loan-accounts/{id}/payments/foreclosure</w:t>
+            </w:r>
+            <w:r>
+              <w:rPr>
+                <w:sz w:val="19"/>
+                <w:szCs w:val="19"/>
+              </w:rPr>
+              <w:t xml:space="preserve"> with Idempotency-Key </w:t>
+            </w:r>
+            <w:r>
+              <w:rPr>
+                <w:rFonts w:ascii="Consolas" w:hAnsi="Consolas" w:cs="Consolas"/>
+                <w:color w:val="1F3864"/>
+                <w:sz w:val="17"/>
+                <w:szCs w:val="17"/>
+              </w:rPr>
+              <w:t xml:space="preserve">FORECLOSURE-&lt;accountId&gt;-&lt;date&gt;</w:t>
+            </w:r>
+            <w:r>
+              <w:rPr>
+                <w:sz w:val="19"/>
+                <w:szCs w:val="19"/>
+              </w:rPr>
+              <w:t xml:space="preserve">; parameters </w:t>
+            </w:r>
+            <w:r>
+              <w:rPr>
+                <w:rFonts w:ascii="Consolas" w:hAnsi="Consolas" w:cs="Consolas"/>
+                <w:color w:val="1F3864"/>
+                <w:sz w:val="17"/>
+                <w:szCs w:val="17"/>
+              </w:rPr>
+              <w:t xml:space="preserve">accountId</w:t>
+            </w:r>
+            <w:r>
+              <w:rPr>
+                <w:sz w:val="19"/>
+                <w:szCs w:val="19"/>
+              </w:rPr>
+              <w:t xml:space="preserve">, optional </w:t>
+            </w:r>
+            <w:r>
+              <w:rPr>
+                <w:rFonts w:ascii="Consolas" w:hAnsi="Consolas" w:cs="Consolas"/>
+                <w:color w:val="1F3864"/>
+                <w:sz w:val="17"/>
+                <w:szCs w:val="17"/>
+              </w:rPr>
+              <w:t xml:space="preserve">foreclosureDate</w:t>
+            </w:r>
+            <w:r>
+              <w:rPr>
+                <w:sz w:val="19"/>
+                <w:szCs w:val="19"/>
+              </w:rPr>
+              <w:t xml:space="preserve"> and </w:t>
+            </w:r>
+            <w:r>
+              <w:rPr>
+                <w:rFonts w:ascii="Consolas" w:hAnsi="Consolas" w:cs="Consolas"/>
+                <w:color w:val="1F3864"/>
+                <w:sz w:val="17"/>
+                <w:szCs w:val="17"/>
+              </w:rPr>
+              <w:t xml:space="preserve">channel</w:t>
+            </w:r>
+            <w:r>
+              <w:rPr>
+                <w:sz w:val="19"/>
+                <w:szCs w:val="19"/>
+              </w:rPr>
+              <w:t xml:space="preserve">.</w:t>
+            </w:r>
+          </w:p>
+        </w:tc>
+      </w:tr>
+    </w:tbl>
+    <w:p>
+      <w:pPr>
+        <w:spacing w:after="60"/>
+      </w:pPr>
+    </w:p>
+    <w:p>
+      <w:pPr>
+        <w:spacing w:after="140" w:line="276"/>
+      </w:pPr>
+      <w:r>
+        <w:rPr>
+          <w:sz w:val="21"/>
+          <w:szCs w:val="21"/>
+        </w:rPr>
+        <w:t xml:space="preserve">Batch migration V4 gives the seeded daily rate-reset job </w:t>
+      </w:r>
+      <w:r>
+        <w:rPr>
+          <w:rFonts w:ascii="Consolas" w:hAnsi="Consolas" w:cs="Consolas"/>
+          <w:color w:val="1F3864"/>
+          <w:sz w:val="19"/>
+          <w:szCs w:val="19"/>
+        </w:rPr>
+        <w:t xml:space="preserve">{"benchmarkRateRef": "OVERNIGHT_MIBOR"}</w:t>
+      </w:r>
+      <w:r>
+        <w:rPr>
+          <w:sz w:val="21"/>
+          <w:szCs w:val="21"/>
+        </w:rPr>
+        <w:t xml:space="preserve">, only while its parameters are still empty so operator edits are kept.</w:t>
+      </w:r>
+    </w:p>
+    <w:p>
+      <w:pPr>
+        <w:pStyle w:val="Heading3"/>
+        <w:spacing w:after="100" w:before="200"/>
+      </w:pPr>
+      <w:r>
+        <w:rPr>
+          <w:b/>
+          <w:bCs/>
+          <w:color w:val="2E5AA8"/>
+          <w:sz w:val="22"/>
+          <w:szCs w:val="22"/>
+        </w:rPr>
+        <w:t xml:space="preserve">15.16.4 lending-service additions</w:t>
+      </w:r>
+    </w:p>
+    <w:p>
+      <w:pPr>
+        <w:pStyle w:val="ListParagraph"/>
+        <w:numPr>
+          <w:ilvl w:val="0"/>
+          <w:numId w:val="1"/>
+        </w:numPr>
+        <w:spacing w:after="80" w:line="264"/>
+      </w:pPr>
+      <w:r>
+        <w:rPr>
+          <w:b/>
+          <w:bCs/>
+          <w:sz w:val="21"/>
+          <w:szCs w:val="21"/>
+        </w:rPr>
+        <w:t xml:space="preserve">V12</w:t>
+      </w:r>
+      <w:r>
+        <w:rPr>
+          <w:sz w:val="21"/>
+          <w:szCs w:val="21"/>
+        </w:rPr>
+        <w:t xml:space="preserve"> </w:t>
+      </w:r>
+      <w:r>
+        <w:rPr>
+          <w:rFonts w:ascii="Consolas" w:hAnsi="Consolas" w:cs="Consolas"/>
+          <w:color w:val="1F3864"/>
+          <w:sz w:val="19"/>
+          <w:szCs w:val="19"/>
+        </w:rPr>
+        <w:t xml:space="preserve">benchmark_rate</w:t>
+      </w:r>
+      <w:r>
+        <w:rPr>
+          <w:sz w:val="21"/>
+          <w:szCs w:val="21"/>
+        </w:rPr>
+        <w:t xml:space="preserve">: </w:t>
+      </w:r>
+      <w:r>
+        <w:rPr>
+          <w:rFonts w:ascii="Consolas" w:hAnsi="Consolas" w:cs="Consolas"/>
+          <w:color w:val="1F3864"/>
+          <w:sz w:val="19"/>
+          <w:szCs w:val="19"/>
+        </w:rPr>
+        <w:t xml:space="preserve">rate_id</w:t>
+      </w:r>
+      <w:r>
+        <w:rPr>
+          <w:sz w:val="21"/>
+          <w:szCs w:val="21"/>
+        </w:rPr>
+        <w:t xml:space="preserve">, </w:t>
+      </w:r>
+      <w:r>
+        <w:rPr>
+          <w:rFonts w:ascii="Consolas" w:hAnsi="Consolas" w:cs="Consolas"/>
+          <w:color w:val="1F3864"/>
+          <w:sz w:val="19"/>
+          <w:szCs w:val="19"/>
+        </w:rPr>
+        <w:t xml:space="preserve">benchmark_ref</w:t>
+      </w:r>
+      <w:r>
+        <w:rPr>
+          <w:sz w:val="21"/>
+          <w:szCs w:val="21"/>
+        </w:rPr>
+        <w:t xml:space="preserve">, </w:t>
+      </w:r>
+      <w:r>
+        <w:rPr>
+          <w:rFonts w:ascii="Consolas" w:hAnsi="Consolas" w:cs="Consolas"/>
+          <w:color w:val="1F3864"/>
+          <w:sz w:val="19"/>
+          <w:szCs w:val="19"/>
+        </w:rPr>
+        <w:t xml:space="preserve">effective_date</w:t>
+      </w:r>
+      <w:r>
+        <w:rPr>
+          <w:sz w:val="21"/>
+          <w:szCs w:val="21"/>
+        </w:rPr>
+        <w:t xml:space="preserve">, </w:t>
+      </w:r>
+      <w:r>
+        <w:rPr>
+          <w:rFonts w:ascii="Consolas" w:hAnsi="Consolas" w:cs="Consolas"/>
+          <w:color w:val="1F3864"/>
+          <w:sz w:val="19"/>
+          <w:szCs w:val="19"/>
+        </w:rPr>
+        <w:t xml:space="preserve">rate</w:t>
+      </w:r>
+      <w:r>
+        <w:rPr>
+          <w:sz w:val="21"/>
+          <w:szCs w:val="21"/>
+        </w:rPr>
+        <w:t xml:space="preserve"> (numeric(6,4), percent per annum, not negative), </w:t>
+      </w:r>
+      <w:r>
+        <w:rPr>
+          <w:rFonts w:ascii="Consolas" w:hAnsi="Consolas" w:cs="Consolas"/>
+          <w:color w:val="1F3864"/>
+          <w:sz w:val="19"/>
+          <w:szCs w:val="19"/>
+        </w:rPr>
+        <w:t xml:space="preserve">source</w:t>
+      </w:r>
+      <w:r>
+        <w:rPr>
+          <w:sz w:val="21"/>
+          <w:szCs w:val="21"/>
+        </w:rPr>
+        <w:t xml:space="preserve">, </w:t>
+      </w:r>
+      <w:r>
+        <w:rPr>
+          <w:rFonts w:ascii="Consolas" w:hAnsi="Consolas" w:cs="Consolas"/>
+          <w:color w:val="1F3864"/>
+          <w:sz w:val="19"/>
+          <w:szCs w:val="19"/>
+        </w:rPr>
+        <w:t xml:space="preserve">created_at</w:t>
+      </w:r>
+      <w:r>
+        <w:rPr>
+          <w:sz w:val="21"/>
+          <w:szCs w:val="21"/>
+        </w:rPr>
+        <w:t xml:space="preserve">, </w:t>
+      </w:r>
+      <w:r>
+        <w:rPr>
+          <w:rFonts w:ascii="Consolas" w:hAnsi="Consolas" w:cs="Consolas"/>
+          <w:color w:val="1F3864"/>
+          <w:sz w:val="19"/>
+          <w:szCs w:val="19"/>
+        </w:rPr>
+        <w:t xml:space="preserve">updated_at</w:t>
+      </w:r>
+      <w:r>
+        <w:rPr>
+          <w:sz w:val="21"/>
+          <w:szCs w:val="21"/>
+        </w:rPr>
+        <w:t xml:space="preserve">, unique on (</w:t>
+      </w:r>
+      <w:r>
+        <w:rPr>
+          <w:rFonts w:ascii="Consolas" w:hAnsi="Consolas" w:cs="Consolas"/>
+          <w:color w:val="1F3864"/>
+          <w:sz w:val="19"/>
+          <w:szCs w:val="19"/>
+        </w:rPr>
+        <w:t xml:space="preserve">benchmark_ref</w:t>
+      </w:r>
+      <w:r>
+        <w:rPr>
+          <w:sz w:val="21"/>
+          <w:szCs w:val="21"/>
+        </w:rPr>
+        <w:t xml:space="preserve">, </w:t>
+      </w:r>
+      <w:r>
+        <w:rPr>
+          <w:rFonts w:ascii="Consolas" w:hAnsi="Consolas" w:cs="Consolas"/>
+          <w:color w:val="1F3864"/>
+          <w:sz w:val="19"/>
+          <w:szCs w:val="19"/>
+        </w:rPr>
+        <w:t xml:space="preserve">effective_date</w:t>
+      </w:r>
+      <w:r>
+        <w:rPr>
+          <w:sz w:val="21"/>
+          <w:szCs w:val="21"/>
+        </w:rPr>
+        <w:t xml:space="preserve">), with an index on (</w:t>
+      </w:r>
+      <w:r>
+        <w:rPr>
+          <w:rFonts w:ascii="Consolas" w:hAnsi="Consolas" w:cs="Consolas"/>
+          <w:color w:val="1F3864"/>
+          <w:sz w:val="19"/>
+          <w:szCs w:val="19"/>
+        </w:rPr>
+        <w:t xml:space="preserve">benchmark_ref</w:t>
+      </w:r>
+      <w:r>
+        <w:rPr>
+          <w:sz w:val="21"/>
+          <w:szCs w:val="21"/>
+        </w:rPr>
+        <w:t xml:space="preserve">, </w:t>
+      </w:r>
+      <w:r>
+        <w:rPr>
+          <w:rFonts w:ascii="Consolas" w:hAnsi="Consolas" w:cs="Consolas"/>
+          <w:color w:val="1F3864"/>
+          <w:sz w:val="19"/>
+          <w:szCs w:val="19"/>
+        </w:rPr>
+        <w:t xml:space="preserve">effective_date</w:t>
+      </w:r>
+      <w:r>
+        <w:rPr>
+          <w:sz w:val="21"/>
+          <w:szCs w:val="21"/>
+        </w:rPr>
+        <w:t xml:space="preserve"> descending). The rate for a date is the latest one effective on or before it. Package </w:t>
+      </w:r>
+      <w:r>
+        <w:rPr>
+          <w:rFonts w:ascii="Consolas" w:hAnsi="Consolas" w:cs="Consolas"/>
+          <w:color w:val="1F3864"/>
+          <w:sz w:val="19"/>
+          <w:szCs w:val="19"/>
+        </w:rPr>
+        <w:t xml:space="preserve">benchmark</w:t>
+      </w:r>
+      <w:r>
+        <w:rPr>
+          <w:sz w:val="21"/>
+          <w:szCs w:val="21"/>
+        </w:rPr>
+        <w:t xml:space="preserve"> with </w:t>
+      </w:r>
+      <w:r>
+        <w:rPr>
+          <w:rFonts w:ascii="Consolas" w:hAnsi="Consolas" w:cs="Consolas"/>
+          <w:color w:val="1F3864"/>
+          <w:sz w:val="19"/>
+          <w:szCs w:val="19"/>
+        </w:rPr>
+        <w:t xml:space="preserve">PUT /api/v1/benchmark-rates/{ref}/{effectiveDate}</w:t>
+      </w:r>
+      <w:r>
+        <w:rPr>
+          <w:sz w:val="21"/>
+          <w:szCs w:val="21"/>
+        </w:rPr>
+        <w:t xml:space="preserve">, </w:t>
+      </w:r>
+      <w:r>
+        <w:rPr>
+          <w:rFonts w:ascii="Consolas" w:hAnsi="Consolas" w:cs="Consolas"/>
+          <w:color w:val="1F3864"/>
+          <w:sz w:val="19"/>
+          <w:szCs w:val="19"/>
+        </w:rPr>
+        <w:t xml:space="preserve">GET /api/v1/benchmark-rates/{ref}?asOf=</w:t>
+      </w:r>
+      <w:r>
+        <w:rPr>
+          <w:sz w:val="21"/>
+          <w:szCs w:val="21"/>
+        </w:rPr>
+        <w:t xml:space="preserve"> and </w:t>
+      </w:r>
+      <w:r>
+        <w:rPr>
+          <w:rFonts w:ascii="Consolas" w:hAnsi="Consolas" w:cs="Consolas"/>
+          <w:color w:val="1F3864"/>
+          <w:sz w:val="19"/>
+          <w:szCs w:val="19"/>
+        </w:rPr>
+        <w:t xml:space="preserve">GET /api/v1/benchmark-rates/{ref}/history</w:t>
+      </w:r>
+      <w:r>
+        <w:rPr>
+          <w:sz w:val="21"/>
+          <w:szCs w:val="21"/>
+        </w:rPr>
+        <w:t xml:space="preserve">.</w:t>
+      </w:r>
+    </w:p>
+    <w:p>
+      <w:pPr>
+        <w:pStyle w:val="ListParagraph"/>
+        <w:numPr>
+          <w:ilvl w:val="0"/>
+          <w:numId w:val="1"/>
+        </w:numPr>
+        <w:spacing w:after="80" w:line="264"/>
+      </w:pPr>
+      <w:r>
+        <w:rPr>
+          <w:b/>
+          <w:bCs/>
+          <w:sz w:val="21"/>
+          <w:szCs w:val="21"/>
+        </w:rPr>
+        <w:t xml:space="preserve">Per-account endpoints:</w:t>
+      </w:r>
+      <w:r>
+        <w:rPr>
+          <w:sz w:val="21"/>
+          <w:szCs w:val="21"/>
+        </w:rPr>
+        <w:t xml:space="preserve"> </w:t>
+      </w:r>
+      <w:r>
+        <w:rPr>
+          <w:rFonts w:ascii="Consolas" w:hAnsi="Consolas" w:cs="Consolas"/>
+          <w:color w:val="1F3864"/>
+          <w:sz w:val="19"/>
+          <w:szCs w:val="19"/>
+        </w:rPr>
+        <w:t xml:space="preserve">interest-accruals</w:t>
+      </w:r>
+      <w:r>
+        <w:rPr>
+          <w:sz w:val="21"/>
+          <w:szCs w:val="21"/>
+        </w:rPr>
+        <w:t xml:space="preserve">, </w:t>
+      </w:r>
+      <w:r>
+        <w:rPr>
+          <w:rFonts w:ascii="Consolas" w:hAnsi="Consolas" w:cs="Consolas"/>
+          <w:color w:val="1F3864"/>
+          <w:sz w:val="19"/>
+          <w:szCs w:val="19"/>
+        </w:rPr>
+        <w:t xml:space="preserve">delinquency-classification</w:t>
+      </w:r>
+      <w:r>
+        <w:rPr>
+          <w:sz w:val="21"/>
+          <w:szCs w:val="21"/>
+        </w:rPr>
+        <w:t xml:space="preserve"> and </w:t>
+      </w:r>
+      <w:r>
+        <w:rPr>
+          <w:rFonts w:ascii="Consolas" w:hAnsi="Consolas" w:cs="Consolas"/>
+          <w:color w:val="1F3864"/>
+          <w:sz w:val="19"/>
+          <w:szCs w:val="19"/>
+        </w:rPr>
+        <w:t xml:space="preserve">rate-reset</w:t>
+      </w:r>
+      <w:r>
+        <w:rPr>
+          <w:sz w:val="21"/>
+          <w:szCs w:val="21"/>
+        </w:rPr>
+        <w:t xml:space="preserve"> under </w:t>
+      </w:r>
+      <w:r>
+        <w:rPr>
+          <w:rFonts w:ascii="Consolas" w:hAnsi="Consolas" w:cs="Consolas"/>
+          <w:color w:val="1F3864"/>
+          <w:sz w:val="19"/>
+          <w:szCs w:val="19"/>
+        </w:rPr>
+        <w:t xml:space="preserve">/api/v1/loan-accounts/{id}</w:t>
+      </w:r>
+      <w:r>
+        <w:rPr>
+          <w:sz w:val="21"/>
+          <w:szCs w:val="21"/>
+        </w:rPr>
+        <w:t xml:space="preserve">, returning </w:t>
+      </w:r>
+      <w:r>
+        <w:rPr>
+          <w:rFonts w:ascii="Consolas" w:hAnsi="Consolas" w:cs="Consolas"/>
+          <w:color w:val="1F3864"/>
+          <w:sz w:val="19"/>
+          <w:szCs w:val="19"/>
+        </w:rPr>
+        <w:t xml:space="preserve">AccrualResultResponse</w:t>
+      </w:r>
+      <w:r>
+        <w:rPr>
+          <w:sz w:val="21"/>
+          <w:szCs w:val="21"/>
+        </w:rPr>
+        <w:t xml:space="preserve">, </w:t>
+      </w:r>
+      <w:r>
+        <w:rPr>
+          <w:rFonts w:ascii="Consolas" w:hAnsi="Consolas" w:cs="Consolas"/>
+          <w:color w:val="1F3864"/>
+          <w:sz w:val="19"/>
+          <w:szCs w:val="19"/>
+        </w:rPr>
+        <w:t xml:space="preserve">DelinquencyResultResponse</w:t>
+      </w:r>
+      <w:r>
+        <w:rPr>
+          <w:sz w:val="21"/>
+          <w:szCs w:val="21"/>
+        </w:rPr>
+        <w:t xml:space="preserve"> and </w:t>
+      </w:r>
+      <w:r>
+        <w:rPr>
+          <w:rFonts w:ascii="Consolas" w:hAnsi="Consolas" w:cs="Consolas"/>
+          <w:color w:val="1F3864"/>
+          <w:sz w:val="19"/>
+          <w:szCs w:val="19"/>
+        </w:rPr>
+        <w:t xml:space="preserve">RateResetResultResponse</w:t>
+      </w:r>
+      <w:r>
+        <w:rPr>
+          <w:sz w:val="21"/>
+          <w:szCs w:val="21"/>
+        </w:rPr>
+        <w:t xml:space="preserve"> (outcomes POSTED / ALREADY_POSTED / SKIPPED, previous and new status, RESET / UNCHANGED / SKIPPED). The existing all-accounts endpoints are unchanged.</w:t>
+      </w:r>
+    </w:p>
+    <w:p>
+      <w:pPr>
+        <w:pStyle w:val="ListParagraph"/>
+        <w:numPr>
+          <w:ilvl w:val="0"/>
+          <w:numId w:val="1"/>
+        </w:numPr>
+        <w:spacing w:after="80" w:line="264"/>
+      </w:pPr>
+      <w:r>
+        <w:rPr>
+          <w:sz w:val="21"/>
+          <w:szCs w:val="21"/>
+        </w:rPr>
+        <w:t xml:space="preserve">Tests: </w:t>
+      </w:r>
+      <w:r>
+        <w:rPr>
+          <w:rFonts w:ascii="Consolas" w:hAnsi="Consolas" w:cs="Consolas"/>
+          <w:color w:val="1F3864"/>
+          <w:sz w:val="19"/>
+          <w:szCs w:val="19"/>
+        </w:rPr>
+        <w:t xml:space="preserve">BenchmarkRateServiceTest</w:t>
+      </w:r>
+      <w:r>
+        <w:rPr>
+          <w:sz w:val="21"/>
+          <w:szCs w:val="21"/>
+        </w:rPr>
+        <w:t xml:space="preserve"> and </w:t>
+      </w:r>
+      <w:r>
+        <w:rPr>
+          <w:rFonts w:ascii="Consolas" w:hAnsi="Consolas" w:cs="Consolas"/>
+          <w:color w:val="1F3864"/>
+          <w:sz w:val="19"/>
+          <w:szCs w:val="19"/>
+        </w:rPr>
+        <w:t xml:space="preserve">AccountLevelBatchOperationsTest</w:t>
+      </w:r>
+      <w:r>
+        <w:rPr>
+          <w:sz w:val="21"/>
+          <w:szCs w:val="21"/>
+        </w:rPr>
+        <w:t xml:space="preserve"> in lending-service; </w:t>
+      </w:r>
+      <w:r>
+        <w:rPr>
+          <w:rFonts w:ascii="Consolas" w:hAnsi="Consolas" w:cs="Consolas"/>
+          <w:color w:val="1F3864"/>
+          <w:sz w:val="19"/>
+          <w:szCs w:val="19"/>
+        </w:rPr>
+        <w:t xml:space="preserve">LendingServiceClientTest</w:t>
+      </w:r>
+      <w:r>
+        <w:rPr>
+          <w:sz w:val="21"/>
+          <w:szCs w:val="21"/>
+        </w:rPr>
+        <w:t xml:space="preserve"> and </w:t>
+      </w:r>
+      <w:r>
+        <w:rPr>
+          <w:rFonts w:ascii="Consolas" w:hAnsi="Consolas" w:cs="Consolas"/>
+          <w:color w:val="1F3864"/>
+          <w:sz w:val="19"/>
+          <w:szCs w:val="19"/>
+        </w:rPr>
+        <w:t xml:space="preserve">LendingBackedJobsTest</w:t>
+      </w:r>
+      <w:r>
+        <w:rPr>
+          <w:sz w:val="21"/>
+          <w:szCs w:val="21"/>
+        </w:rPr>
+        <w:t xml:space="preserve"> (11 cases) in the batch service.</w:t>
+      </w:r>
+    </w:p>
+    <w:p>
+      <w:pPr>
+        <w:pStyle w:val="Heading3"/>
+        <w:spacing w:after="100" w:before="200"/>
+      </w:pPr>
+      <w:r>
+        <w:rPr>
+          <w:b/>
+          <w:bCs/>
+          <w:color w:val="2E5AA8"/>
+          <w:sz w:val="22"/>
+          <w:szCs w:val="22"/>
+        </w:rPr>
+        <w:t xml:space="preserve">15.16.5 Limits</w:t>
+      </w:r>
+    </w:p>
+    <w:p>
+      <w:pPr>
+        <w:pStyle w:val="ListParagraph"/>
+        <w:numPr>
+          <w:ilvl w:val="0"/>
+          <w:numId w:val="1"/>
+        </w:numPr>
+        <w:spacing w:after="80" w:line="264"/>
+      </w:pPr>
+      <w:r>
+        <w:rPr>
+          <w:sz w:val="21"/>
+          <w:szCs w:val="21"/>
+        </w:rPr>
+        <w:t xml:space="preserve">The other 27 jobs are still stubs.</w:t>
+      </w:r>
+    </w:p>
+    <w:p>
+      <w:pPr>
+        <w:pStyle w:val="ListParagraph"/>
+        <w:numPr>
+          <w:ilvl w:val="0"/>
+          <w:numId w:val="1"/>
+        </w:numPr>
+        <w:spacing w:after="80" w:line="264"/>
+      </w:pPr>
+      <w:r>
+        <w:rPr>
+          <w:sz w:val="21"/>
+          <w:szCs w:val="21"/>
+        </w:rPr>
+        <w:t xml:space="preserve">Reconciliation and month-end close check the ledger outbox only; there is no general-ledger comparison, sub-ledger reconciliation or period lock because the ledger client is a stub.</w:t>
+      </w:r>
+    </w:p>
+    <w:p>
+      <w:pPr>
+        <w:pStyle w:val="ListParagraph"/>
+        <w:numPr>
+          <w:ilvl w:val="0"/>
+          <w:numId w:val="1"/>
+        </w:numPr>
+        <w:spacing w:after="80" w:line="264"/>
+      </w:pPr>
+      <w:r>
+        <w:rPr>
+          <w:sz w:val="21"/>
+          <w:szCs w:val="21"/>
+        </w:rPr>
+        <w:t xml:space="preserve">Days past due and NPA classification use one endpoint, DPD is not stored, and the classification bands are fixed.</w:t>
+      </w:r>
+    </w:p>
+    <w:p>
+      <w:pPr>
+        <w:pStyle w:val="Heading2"/>
+        <w:spacing w:after="120" w:before="280"/>
+      </w:pPr>
+      <w:r>
+        <w:rPr>
+          <w:b/>
+          <w:bCs/>
+          <w:color w:val="2E5AA8"/>
+          <w:sz w:val="25"/>
+          <w:szCs w:val="25"/>
+        </w:rPr>
+        <w:t xml:space="preserve">15.17 Admin Console and Test Suite on the Business Date</w:t>
+      </w:r>
+    </w:p>
+    <w:p>
+      <w:pPr>
+        <w:pStyle w:val="Heading3"/>
+        <w:spacing w:after="100" w:before="200"/>
+      </w:pPr>
+      <w:r>
+        <w:rPr>
+          <w:b/>
+          <w:bCs/>
+          <w:color w:val="2E5AA8"/>
+          <w:sz w:val="22"/>
+          <w:szCs w:val="22"/>
+        </w:rPr>
+        <w:t xml:space="preserve">15.17.1 lending-admin-service</w:t>
+      </w:r>
+    </w:p>
+    <w:p>
+      <w:pPr>
+        <w:pStyle w:val="ListParagraph"/>
+        <w:numPr>
+          <w:ilvl w:val="0"/>
+          <w:numId w:val="1"/>
+        </w:numPr>
+        <w:spacing w:after="80" w:line="264"/>
+      </w:pPr>
+      <w:r>
+        <w:rPr>
+          <w:rFonts w:ascii="Consolas" w:hAnsi="Consolas" w:cs="Consolas"/>
+          <w:color w:val="1F3864"/>
+          <w:sz w:val="19"/>
+          <w:szCs w:val="19"/>
+        </w:rPr>
+        <w:t xml:space="preserve">service/BusinessDateSource</w:t>
+      </w:r>
+      <w:r>
+        <w:rPr>
+          <w:sz w:val="21"/>
+          <w:szCs w:val="21"/>
+        </w:rPr>
+        <w:t xml:space="preserve"> (a Spring component) reads </w:t>
+      </w:r>
+      <w:r>
+        <w:rPr>
+          <w:rFonts w:ascii="Consolas" w:hAnsi="Consolas" w:cs="Consolas"/>
+          <w:color w:val="1F3864"/>
+          <w:sz w:val="19"/>
+          <w:szCs w:val="19"/>
+        </w:rPr>
+        <w:t xml:space="preserve">SELECT business_date FROM business_date_state WHERE id = 1</w:t>
+      </w:r>
+      <w:r>
+        <w:rPr>
+          <w:sz w:val="21"/>
+          <w:szCs w:val="21"/>
+        </w:rPr>
+        <w:t xml:space="preserve"> through </w:t>
+      </w:r>
+      <w:r>
+        <w:rPr>
+          <w:rFonts w:ascii="Consolas" w:hAnsi="Consolas" w:cs="Consolas"/>
+          <w:color w:val="1F3864"/>
+          <w:sz w:val="19"/>
+          <w:szCs w:val="19"/>
+        </w:rPr>
+        <w:t xml:space="preserve">JdbcTemplate</w:t>
+      </w:r>
+      <w:r>
+        <w:rPr>
+          <w:sz w:val="21"/>
+          <w:szCs w:val="21"/>
+        </w:rPr>
+        <w:t xml:space="preserve">, so the console stays read-only and the existing read-only session settings apply. </w:t>
+      </w:r>
+      <w:r>
+        <w:rPr>
+          <w:rFonts w:ascii="Consolas" w:hAnsi="Consolas" w:cs="Consolas"/>
+          <w:color w:val="1F3864"/>
+          <w:sz w:val="19"/>
+          <w:szCs w:val="19"/>
+        </w:rPr>
+        <w:t xml:space="preserve">today()</w:t>
+      </w:r>
+      <w:r>
+        <w:rPr>
+          <w:sz w:val="21"/>
+          <w:szCs w:val="21"/>
+        </w:rPr>
+        <w:t xml:space="preserve"> returns that date; </w:t>
+      </w:r>
+      <w:r>
+        <w:rPr>
+          <w:rFonts w:ascii="Consolas" w:hAnsi="Consolas" w:cs="Consolas"/>
+          <w:color w:val="1F3864"/>
+          <w:sz w:val="19"/>
+          <w:szCs w:val="19"/>
+        </w:rPr>
+        <w:t xml:space="preserve">status()</w:t>
+      </w:r>
+      <w:r>
+        <w:rPr>
+          <w:sz w:val="21"/>
+          <w:szCs w:val="21"/>
+        </w:rPr>
+        <w:t xml:space="preserve"> returns OPEN, EOD_RUNNING or null.</w:t>
+      </w:r>
+    </w:p>
+    <w:p>
+      <w:pPr>
+        <w:pStyle w:val="ListParagraph"/>
+        <w:numPr>
+          <w:ilvl w:val="0"/>
+          <w:numId w:val="1"/>
+        </w:numPr>
+        <w:spacing w:after="80" w:line="264"/>
+      </w:pPr>
+      <w:r>
+        <w:rPr>
+          <w:sz w:val="21"/>
+          <w:szCs w:val="21"/>
+        </w:rPr>
+        <w:t xml:space="preserve">If the table cannot be read or has no row (lending-service has not applied V13), </w:t>
+      </w:r>
+      <w:r>
+        <w:rPr>
+          <w:rFonts w:ascii="Consolas" w:hAnsi="Consolas" w:cs="Consolas"/>
+          <w:color w:val="1F3864"/>
+          <w:sz w:val="19"/>
+          <w:szCs w:val="19"/>
+        </w:rPr>
+        <w:t xml:space="preserve">today()</w:t>
+      </w:r>
+      <w:r>
+        <w:rPr>
+          <w:sz w:val="21"/>
+          <w:szCs w:val="21"/>
+        </w:rPr>
+        <w:t xml:space="preserve"> falls back to the wall-clock date from the existing </w:t>
+      </w:r>
+      <w:r>
+        <w:rPr>
+          <w:rFonts w:ascii="Consolas" w:hAnsi="Consolas" w:cs="Consolas"/>
+          <w:color w:val="1F3864"/>
+          <w:sz w:val="19"/>
+          <w:szCs w:val="19"/>
+        </w:rPr>
+        <w:t xml:space="preserve">Clock</w:t>
+      </w:r>
+      <w:r>
+        <w:rPr>
+          <w:sz w:val="21"/>
+          <w:szCs w:val="21"/>
+        </w:rPr>
+        <w:t xml:space="preserve"> bean (</w:t>
+      </w:r>
+      <w:r>
+        <w:rPr>
+          <w:rFonts w:ascii="Consolas" w:hAnsi="Consolas" w:cs="Consolas"/>
+          <w:color w:val="1F3864"/>
+          <w:sz w:val="19"/>
+          <w:szCs w:val="19"/>
+        </w:rPr>
+        <w:t xml:space="preserve">admin.timezone</w:t>
+      </w:r>
+      <w:r>
+        <w:rPr>
+          <w:sz w:val="21"/>
+          <w:szCs w:val="21"/>
+        </w:rPr>
+        <w:t xml:space="preserve">) and logs a warning at most once a minute.</w:t>
+      </w:r>
+    </w:p>
+    <w:p>
+      <w:pPr>
+        <w:pStyle w:val="ListParagraph"/>
+        <w:numPr>
+          <w:ilvl w:val="0"/>
+          <w:numId w:val="1"/>
+        </w:numPr>
+        <w:spacing w:after="80" w:line="264"/>
+      </w:pPr>
+      <w:r>
+        <w:rPr>
+          <w:sz w:val="21"/>
+          <w:szCs w:val="21"/>
+        </w:rPr>
+        <w:t xml:space="preserve">It replaces </w:t>
+      </w:r>
+      <w:r>
+        <w:rPr>
+          <w:rFonts w:ascii="Consolas" w:hAnsi="Consolas" w:cs="Consolas"/>
+          <w:color w:val="1F3864"/>
+          <w:sz w:val="19"/>
+          <w:szCs w:val="19"/>
+        </w:rPr>
+        <w:t xml:space="preserve">LocalDate.now(clock)</w:t>
+      </w:r>
+      <w:r>
+        <w:rPr>
+          <w:sz w:val="21"/>
+          <w:szCs w:val="21"/>
+        </w:rPr>
+        <w:t xml:space="preserve"> in </w:t>
+      </w:r>
+      <w:r>
+        <w:rPr>
+          <w:rFonts w:ascii="Consolas" w:hAnsi="Consolas" w:cs="Consolas"/>
+          <w:color w:val="1F3864"/>
+          <w:sz w:val="19"/>
+          <w:szCs w:val="19"/>
+        </w:rPr>
+        <w:t xml:space="preserve">AccountRepository.search</w:t>
+      </w:r>
+      <w:r>
+        <w:rPr>
+          <w:sz w:val="21"/>
+          <w:szCs w:val="21"/>
+        </w:rPr>
+        <w:t xml:space="preserve">, </w:t>
+      </w:r>
+      <w:r>
+        <w:rPr>
+          <w:rFonts w:ascii="Consolas" w:hAnsi="Consolas" w:cs="Consolas"/>
+          <w:color w:val="1F3864"/>
+          <w:sz w:val="19"/>
+          <w:szCs w:val="19"/>
+        </w:rPr>
+        <w:t xml:space="preserve">ScheduleRepository</w:t>
+      </w:r>
+      <w:r>
+        <w:rPr>
+          <w:sz w:val="21"/>
+          <w:szCs w:val="21"/>
+        </w:rPr>
+        <w:t xml:space="preserve"> (days past due per instalment), </w:t>
+      </w:r>
+      <w:r>
+        <w:rPr>
+          <w:rFonts w:ascii="Consolas" w:hAnsi="Consolas" w:cs="Consolas"/>
+          <w:color w:val="1F3864"/>
+          <w:sz w:val="19"/>
+          <w:szCs w:val="19"/>
+        </w:rPr>
+        <w:t xml:space="preserve">AccountInquiryService.detail</w:t>
+      </w:r>
+      <w:r>
+        <w:rPr>
+          <w:sz w:val="21"/>
+          <w:szCs w:val="21"/>
+        </w:rPr>
+        <w:t xml:space="preserve">, </w:t>
+      </w:r>
+      <w:r>
+        <w:rPr>
+          <w:rFonts w:ascii="Consolas" w:hAnsi="Consolas" w:cs="Consolas"/>
+          <w:color w:val="1F3864"/>
+          <w:sz w:val="19"/>
+          <w:szCs w:val="19"/>
+        </w:rPr>
+        <w:t xml:space="preserve">PortfolioService</w:t>
+      </w:r>
+      <w:r>
+        <w:rPr>
+          <w:sz w:val="21"/>
+          <w:szCs w:val="21"/>
+        </w:rPr>
+        <w:t xml:space="preserve"> (dashboard, upcoming, overdue, overdue buckets) and </w:t>
+      </w:r>
+      <w:r>
+        <w:rPr>
+          <w:rFonts w:ascii="Consolas" w:hAnsi="Consolas" w:cs="Consolas"/>
+          <w:color w:val="1F3864"/>
+          <w:sz w:val="19"/>
+          <w:szCs w:val="19"/>
+        </w:rPr>
+        <w:t xml:space="preserve">PortfolioController</w:t>
+      </w:r>
+      <w:r>
+        <w:rPr>
+          <w:sz w:val="21"/>
+          <w:szCs w:val="21"/>
+        </w:rPr>
+        <w:t xml:space="preserve"> (default end of the accrual summary).</w:t>
+      </w:r>
+    </w:p>
+    <w:p>
+      <w:pPr>
+        <w:pStyle w:val="ListParagraph"/>
+        <w:numPr>
+          <w:ilvl w:val="0"/>
+          <w:numId w:val="1"/>
+        </w:numPr>
+        <w:spacing w:after="80" w:line="264"/>
+      </w:pPr>
+      <w:r>
+        <w:rPr>
+          <w:rFonts w:ascii="Consolas" w:hAnsi="Consolas" w:cs="Consolas"/>
+          <w:color w:val="1F3864"/>
+          <w:sz w:val="19"/>
+          <w:szCs w:val="19"/>
+        </w:rPr>
+        <w:t xml:space="preserve">GET /api/admin/business-date</w:t>
+      </w:r>
+      <w:r>
+        <w:rPr>
+          <w:sz w:val="21"/>
+          <w:szCs w:val="21"/>
+        </w:rPr>
+        <w:t xml:space="preserve"> returns </w:t>
+      </w:r>
+      <w:r>
+        <w:rPr>
+          <w:rFonts w:ascii="Consolas" w:hAnsi="Consolas" w:cs="Consolas"/>
+          <w:color w:val="1F3864"/>
+          <w:sz w:val="19"/>
+          <w:szCs w:val="19"/>
+        </w:rPr>
+        <w:t xml:space="preserve">{businessDate, status, fromLending}</w:t>
+      </w:r>
+      <w:r>
+        <w:rPr>
+          <w:sz w:val="21"/>
+          <w:szCs w:val="21"/>
+        </w:rPr>
+        <w:t xml:space="preserve">; the React layout shows it in the side bar and says when it is a fallback. </w:t>
+      </w:r>
+      <w:r>
+        <w:rPr>
+          <w:rFonts w:ascii="Consolas" w:hAnsi="Consolas" w:cs="Consolas"/>
+          <w:color w:val="1F3864"/>
+          <w:sz w:val="19"/>
+          <w:szCs w:val="19"/>
+        </w:rPr>
+        <w:t xml:space="preserve">Dashboard.asOf</w:t>
+      </w:r>
+      <w:r>
+        <w:rPr>
+          <w:sz w:val="21"/>
+          <w:szCs w:val="21"/>
+        </w:rPr>
+        <w:t xml:space="preserve"> was already part of the response.</w:t>
+      </w:r>
+    </w:p>
+    <w:p>
+      <w:pPr>
+        <w:pStyle w:val="ListParagraph"/>
+        <w:numPr>
+          <w:ilvl w:val="0"/>
+          <w:numId w:val="1"/>
+        </w:numPr>
+        <w:spacing w:after="80" w:line="264"/>
+      </w:pPr>
+      <w:r>
+        <w:rPr>
+          <w:sz w:val="21"/>
+          <w:szCs w:val="21"/>
+        </w:rPr>
+        <w:t xml:space="preserve">No new grant: </w:t>
+      </w:r>
+      <w:r>
+        <w:rPr>
+          <w:rFonts w:ascii="Consolas" w:hAnsi="Consolas" w:cs="Consolas"/>
+          <w:color w:val="1F3864"/>
+          <w:sz w:val="19"/>
+          <w:szCs w:val="19"/>
+        </w:rPr>
+        <w:t xml:space="preserve">lending_admin</w:t>
+      </w:r>
+      <w:r>
+        <w:rPr>
+          <w:sz w:val="21"/>
+          <w:szCs w:val="21"/>
+        </w:rPr>
+        <w:t xml:space="preserve"> already has SELECT on all tables in </w:t>
+      </w:r>
+      <w:r>
+        <w:rPr>
+          <w:rFonts w:ascii="Consolas" w:hAnsi="Consolas" w:cs="Consolas"/>
+          <w:color w:val="1F3864"/>
+          <w:sz w:val="19"/>
+          <w:szCs w:val="19"/>
+        </w:rPr>
+        <w:t xml:space="preserve">public</w:t>
+      </w:r>
+      <w:r>
+        <w:rPr>
+          <w:sz w:val="21"/>
+          <w:szCs w:val="21"/>
+        </w:rPr>
+        <w:t xml:space="preserve"> and default privileges for new ones (</w:t>
+      </w:r>
+      <w:r>
+        <w:rPr>
+          <w:rFonts w:ascii="Consolas" w:hAnsi="Consolas" w:cs="Consolas"/>
+          <w:color w:val="1F3864"/>
+          <w:sz w:val="19"/>
+          <w:szCs w:val="19"/>
+        </w:rPr>
+        <w:t xml:space="preserve">db/create-readonly-role.sql</w:t>
+      </w:r>
+      <w:r>
+        <w:rPr>
+          <w:sz w:val="21"/>
+          <w:szCs w:val="21"/>
+        </w:rPr>
+        <w:t xml:space="preserve">).</w:t>
+      </w:r>
+    </w:p>
+    <w:p>
+      <w:pPr>
+        <w:pStyle w:val="ListParagraph"/>
+        <w:numPr>
+          <w:ilvl w:val="0"/>
+          <w:numId w:val="1"/>
+        </w:numPr>
+        <w:spacing w:after="80" w:line="264"/>
+      </w:pPr>
+      <w:r>
+        <w:rPr>
+          <w:rFonts w:ascii="Consolas" w:hAnsi="Consolas" w:cs="Consolas"/>
+          <w:color w:val="1F3864"/>
+          <w:sz w:val="19"/>
+          <w:szCs w:val="19"/>
+        </w:rPr>
+        <w:t xml:space="preserve">BusinessDateSourceTest</w:t>
+      </w:r>
+      <w:r>
+        <w:rPr>
+          <w:sz w:val="21"/>
+          <w:szCs w:val="21"/>
+        </w:rPr>
+        <w:t xml:space="preserve"> (reads the date, falls back on an error, falls back on a missing row) uses Mockito. The same logic was run outside Maven against a stubbed </w:t>
+      </w:r>
+      <w:r>
+        <w:rPr>
+          <w:rFonts w:ascii="Consolas" w:hAnsi="Consolas" w:cs="Consolas"/>
+          <w:color w:val="1F3864"/>
+          <w:sz w:val="19"/>
+          <w:szCs w:val="19"/>
+        </w:rPr>
+        <w:t xml:space="preserve">JdbcTemplate</w:t>
+      </w:r>
+      <w:r>
+        <w:rPr>
+          <w:sz w:val="21"/>
+          <w:szCs w:val="21"/>
+        </w:rPr>
+        <w:t xml:space="preserve">.</w:t>
+      </w:r>
+    </w:p>
+    <w:p>
+      <w:pPr>
+        <w:pStyle w:val="Heading3"/>
+        <w:spacing w:after="100" w:before="200"/>
+      </w:pPr>
+      <w:r>
+        <w:rPr>
+          <w:b/>
+          <w:bCs/>
+          <w:color w:val="2E5AA8"/>
+          <w:sz w:val="22"/>
+          <w:szCs w:val="22"/>
+        </w:rPr>
+        <w:t xml:space="preserve">15.17.2 lending-e2e-test-service</w:t>
+      </w:r>
+    </w:p>
+    <w:tbl>
+      <w:tblPr>
+        <w:tblW w:type="dxa" w:w="9500"/>
+        <w:tblBorders>
+          <w:top w:val="single" w:color="auto" w:sz="4"/>
+          <w:left w:val="single" w:color="auto" w:sz="4"/>
+          <w:bottom w:val="single" w:color="auto" w:sz="4"/>
+          <w:right w:val="single" w:color="auto" w:sz="4"/>
+          <w:insideH w:val="single" w:color="auto" w:sz="4"/>
+          <w:insideV w:val="single" w:color="auto" w:sz="4"/>
+        </w:tblBorders>
+      </w:tblPr>
+      <w:tblGrid>
+        <w:gridCol w:w="2700"/>
+        <w:gridCol w:w="1500"/>
+        <w:gridCol w:w="5300"/>
+      </w:tblGrid>
+      <w:tr>
+        <w:trPr>
+          <w:tblHeader/>
+        </w:trPr>
+        <w:tc>
+          <w:tcPr>
+            <w:tcW w:type="dxa" w:w="2700"/>
+            <w:shd w:fill="1F3864" w:val="clear"/>
+            <w:tcMar>
+              <w:top w:type="dxa" w:w="60"/>
+              <w:left w:type="dxa" w:w="100"/>
+              <w:bottom w:type="dxa" w:w="60"/>
+              <w:right w:type="dxa" w:w="100"/>
+            </w:tcMar>
+            <w:vAlign w:val="center"/>
+          </w:tcPr>
+          <w:p>
+            <w:pPr>
+              <w:jc w:val="left"/>
+            </w:pPr>
+            <w:r>
+              <w:rPr>
+                <w:b/>
+                <w:bCs/>
+                <w:color w:val="FFFFFF"/>
+                <w:sz w:val="19"/>
+                <w:szCs w:val="19"/>
+              </w:rPr>
+              <w:t xml:space="preserve">Setting</w:t>
+            </w:r>
+          </w:p>
+        </w:tc>
+        <w:tc>
+          <w:tcPr>
+            <w:tcW w:type="dxa" w:w="1500"/>
+            <w:shd w:fill="1F3864" w:val="clear"/>
+            <w:tcMar>
+              <w:top w:type="dxa" w:w="60"/>
+              <w:left w:type="dxa" w:w="100"/>
+              <w:bottom w:type="dxa" w:w="60"/>
+              <w:right w:type="dxa" w:w="100"/>
+            </w:tcMar>
+            <w:vAlign w:val="center"/>
+          </w:tcPr>
+          <w:p>
+            <w:pPr>
+              <w:jc w:val="left"/>
+            </w:pPr>
+            <w:r>
+              <w:rPr>
+                <w:b/>
+                <w:bCs/>
+                <w:color w:val="FFFFFF"/>
+                <w:sz w:val="19"/>
+                <w:szCs w:val="19"/>
+              </w:rPr>
+              <w:t xml:space="preserve">Default</w:t>
+            </w:r>
+          </w:p>
+        </w:tc>
+        <w:tc>
+          <w:tcPr>
+            <w:tcW w:type="dxa" w:w="5300"/>
+            <w:shd w:fill="1F3864" w:val="clear"/>
+            <w:tcMar>
+              <w:top w:type="dxa" w:w="60"/>
+              <w:left w:type="dxa" w:w="100"/>
+              <w:bottom w:type="dxa" w:w="60"/>
+              <w:right w:type="dxa" w:w="100"/>
+            </w:tcMar>
+            <w:vAlign w:val="center"/>
+          </w:tcPr>
+          <w:p>
+            <w:pPr>
+              <w:jc w:val="left"/>
+            </w:pPr>
+            <w:r>
+              <w:rPr>
+                <w:b/>
+                <w:bCs/>
+                <w:color w:val="FFFFFF"/>
+                <w:sz w:val="19"/>
+                <w:szCs w:val="19"/>
+              </w:rPr>
+              <w:t xml:space="preserve">Effect</w:t>
+            </w:r>
+          </w:p>
+        </w:tc>
+      </w:tr>
+      <w:tr>
+        <w:trPr>
+          <w:cantSplit/>
+        </w:trPr>
+        <w:tc>
+          <w:tcPr>
+            <w:tcW w:type="dxa" w:w="2700"/>
+            <w:tcMar>
+              <w:top w:type="dxa" w:w="60"/>
+              <w:left w:type="dxa" w:w="100"/>
+              <w:bottom w:type="dxa" w:w="60"/>
+              <w:right w:type="dxa" w:w="100"/>
+            </w:tcMar>
+            <w:vAlign w:val="center"/>
+          </w:tcPr>
+          <w:p>
+            <w:pPr>
+              <w:jc w:val="left"/>
+            </w:pPr>
+            <w:r>
+              <w:rPr>
+                <w:rFonts w:ascii="Consolas" w:hAnsi="Consolas" w:cs="Consolas"/>
+                <w:color w:val="1F3864"/>
+                <w:sz w:val="17"/>
+                <w:szCs w:val="17"/>
+              </w:rPr>
+              <w:t xml:space="preserve">e2e.business-date.mode</w:t>
+            </w:r>
+          </w:p>
+        </w:tc>
+        <w:tc>
+          <w:tcPr>
+            <w:tcW w:type="dxa" w:w="1500"/>
+            <w:tcMar>
+              <w:top w:type="dxa" w:w="60"/>
+              <w:left w:type="dxa" w:w="100"/>
+              <w:bottom w:type="dxa" w:w="60"/>
+              <w:right w:type="dxa" w:w="100"/>
+            </w:tcMar>
+            <w:vAlign w:val="center"/>
+          </w:tcPr>
+          <w:p>
+            <w:pPr>
+              <w:jc w:val="left"/>
+            </w:pPr>
+            <w:r>
+              <w:rPr>
+                <w:sz w:val="19"/>
+                <w:szCs w:val="19"/>
+              </w:rPr>
+              <w:t xml:space="preserve">MANAGED</w:t>
+            </w:r>
+          </w:p>
+        </w:tc>
+        <w:tc>
+          <w:tcPr>
+            <w:tcW w:type="dxa" w:w="5300"/>
+            <w:tcMar>
+              <w:top w:type="dxa" w:w="60"/>
+              <w:left w:type="dxa" w:w="100"/>
+              <w:bottom w:type="dxa" w:w="60"/>
+              <w:right w:type="dxa" w:w="100"/>
+            </w:tcMar>
+            <w:vAlign w:val="center"/>
+          </w:tcPr>
+          <w:p>
+            <w:pPr>
+              <w:jc w:val="left"/>
+            </w:pPr>
+            <w:r>
+              <w:rPr>
+                <w:sz w:val="19"/>
+                <w:szCs w:val="19"/>
+              </w:rPr>
+              <w:t xml:space="preserve">MANAGED: set the business date to </w:t>
+            </w:r>
+            <w:r>
+              <w:rPr>
+                <w:rFonts w:ascii="Consolas" w:hAnsi="Consolas" w:cs="Consolas"/>
+                <w:color w:val="1F3864"/>
+                <w:sz w:val="17"/>
+                <w:szCs w:val="17"/>
+              </w:rPr>
+              <w:t xml:space="preserve">e2e.start-date</w:t>
+            </w:r>
+            <w:r>
+              <w:rPr>
+                <w:sz w:val="19"/>
+                <w:szCs w:val="19"/>
+              </w:rPr>
+              <w:t xml:space="preserve"> before the run and verify it each day. OFF: the old behaviour (dates only passed in requests; needs </w:t>
+            </w:r>
+            <w:r>
+              <w:rPr>
+                <w:rFonts w:ascii="Consolas" w:hAnsi="Consolas" w:cs="Consolas"/>
+                <w:color w:val="1F3864"/>
+                <w:sz w:val="17"/>
+                <w:szCs w:val="17"/>
+              </w:rPr>
+              <w:t xml:space="preserve">BUSINESS_DATE_ENFORCE_NO_FUTURE=false</w:t>
+            </w:r>
+            <w:r>
+              <w:rPr>
+                <w:sz w:val="19"/>
+                <w:szCs w:val="19"/>
+              </w:rPr>
+              <w:t xml:space="preserve">), reported as a deviation.</w:t>
+            </w:r>
+          </w:p>
+        </w:tc>
+      </w:tr>
+      <w:tr>
+        <w:trPr>
+          <w:cantSplit/>
+        </w:trPr>
+        <w:tc>
+          <w:tcPr>
+            <w:tcW w:type="dxa" w:w="2700"/>
+            <w:shd w:fill="F5F8FC" w:val="clear"/>
+            <w:tcMar>
+              <w:top w:type="dxa" w:w="60"/>
+              <w:left w:type="dxa" w:w="100"/>
+              <w:bottom w:type="dxa" w:w="60"/>
+              <w:right w:type="dxa" w:w="100"/>
+            </w:tcMar>
+            <w:vAlign w:val="center"/>
+          </w:tcPr>
+          <w:p>
+            <w:pPr>
+              <w:jc w:val="left"/>
+            </w:pPr>
+            <w:r>
+              <w:rPr>
+                <w:rFonts w:ascii="Consolas" w:hAnsi="Consolas" w:cs="Consolas"/>
+                <w:color w:val="1F3864"/>
+                <w:sz w:val="17"/>
+                <w:szCs w:val="17"/>
+              </w:rPr>
+              <w:t xml:space="preserve">e2e.eod.mode</w:t>
+            </w:r>
+          </w:p>
+        </w:tc>
+        <w:tc>
+          <w:tcPr>
+            <w:tcW w:type="dxa" w:w="1500"/>
+            <w:shd w:fill="F5F8FC" w:val="clear"/>
+            <w:tcMar>
+              <w:top w:type="dxa" w:w="60"/>
+              <w:left w:type="dxa" w:w="100"/>
+              <w:bottom w:type="dxa" w:w="60"/>
+              <w:right w:type="dxa" w:w="100"/>
+            </w:tcMar>
+            <w:vAlign w:val="center"/>
+          </w:tcPr>
+          <w:p>
+            <w:pPr>
+              <w:jc w:val="left"/>
+            </w:pPr>
+            <w:r>
+              <w:rPr>
+                <w:sz w:val="19"/>
+                <w:szCs w:val="19"/>
+              </w:rPr>
+              <w:t xml:space="preserve">EOD_RUN</w:t>
+            </w:r>
+          </w:p>
+        </w:tc>
+        <w:tc>
+          <w:tcPr>
+            <w:tcW w:type="dxa" w:w="5300"/>
+            <w:shd w:fill="F5F8FC" w:val="clear"/>
+            <w:tcMar>
+              <w:top w:type="dxa" w:w="60"/>
+              <w:left w:type="dxa" w:w="100"/>
+              <w:bottom w:type="dxa" w:w="60"/>
+              <w:right w:type="dxa" w:w="100"/>
+            </w:tcMar>
+            <w:vAlign w:val="center"/>
+          </w:tcPr>
+          <w:p>
+            <w:pPr>
+              <w:jc w:val="left"/>
+            </w:pPr>
+            <w:r>
+              <w:rPr>
+                <w:sz w:val="19"/>
+                <w:szCs w:val="19"/>
+              </w:rPr>
+              <w:t xml:space="preserve">EOD_RUN: close each day with </w:t>
+            </w:r>
+            <w:r>
+              <w:rPr>
+                <w:rFonts w:ascii="Consolas" w:hAnsi="Consolas" w:cs="Consolas"/>
+                <w:color w:val="1F3864"/>
+                <w:sz w:val="17"/>
+                <w:szCs w:val="17"/>
+              </w:rPr>
+              <w:t xml:space="preserve">POST /batch-admin/eod/run</w:t>
+            </w:r>
+            <w:r>
+              <w:rPr>
+                <w:sz w:val="19"/>
+                <w:szCs w:val="19"/>
+              </w:rPr>
+              <w:t xml:space="preserve"> and poll </w:t>
+            </w:r>
+            <w:r>
+              <w:rPr>
+                <w:rFonts w:ascii="Consolas" w:hAnsi="Consolas" w:cs="Consolas"/>
+                <w:color w:val="1F3864"/>
+                <w:sz w:val="17"/>
+                <w:szCs w:val="17"/>
+              </w:rPr>
+              <w:t xml:space="preserve">/eod/status</w:t>
+            </w:r>
+            <w:r>
+              <w:rPr>
+                <w:sz w:val="19"/>
+                <w:szCs w:val="19"/>
+              </w:rPr>
+              <w:t xml:space="preserve">; monthly jobs are triggered one by one on month end. JOBS_THEN_ADVANCE: trigger the jobs one by one, then call lending-service </w:t>
+            </w:r>
+            <w:r>
+              <w:rPr>
+                <w:rFonts w:ascii="Consolas" w:hAnsi="Consolas" w:cs="Consolas"/>
+                <w:color w:val="1F3864"/>
+                <w:sz w:val="17"/>
+                <w:szCs w:val="17"/>
+              </w:rPr>
+              <w:t xml:space="preserve">eod/start</w:t>
+            </w:r>
+            <w:r>
+              <w:rPr>
+                <w:sz w:val="19"/>
+                <w:szCs w:val="19"/>
+              </w:rPr>
+              <w:t xml:space="preserve"> and </w:t>
+            </w:r>
+            <w:r>
+              <w:rPr>
+                <w:rFonts w:ascii="Consolas" w:hAnsi="Consolas" w:cs="Consolas"/>
+                <w:color w:val="1F3864"/>
+                <w:sz w:val="17"/>
+                <w:szCs w:val="17"/>
+              </w:rPr>
+              <w:t xml:space="preserve">advance</w:t>
+            </w:r>
+            <w:r>
+              <w:rPr>
+                <w:sz w:val="19"/>
+                <w:szCs w:val="19"/>
+              </w:rPr>
+              <w:t xml:space="preserve">; required with </w:t>
+            </w:r>
+            <w:r>
+              <w:rPr>
+                <w:rFonts w:ascii="Consolas" w:hAnsi="Consolas" w:cs="Consolas"/>
+                <w:color w:val="1F3864"/>
+                <w:sz w:val="17"/>
+                <w:szCs w:val="17"/>
+              </w:rPr>
+              <w:t xml:space="preserve">e2e.accrual.path=API</w:t>
+            </w:r>
+            <w:r>
+              <w:rPr>
+                <w:sz w:val="19"/>
+                <w:szCs w:val="19"/>
+              </w:rPr>
+              <w:t xml:space="preserve"> or </w:t>
+            </w:r>
+            <w:r>
+              <w:rPr>
+                <w:rFonts w:ascii="Consolas" w:hAnsi="Consolas" w:cs="Consolas"/>
+                <w:color w:val="1F3864"/>
+                <w:sz w:val="17"/>
+                <w:szCs w:val="17"/>
+              </w:rPr>
+              <w:t xml:space="preserve">e2e.dpd.path=API</w:t>
+            </w:r>
+            <w:r>
+              <w:rPr>
+                <w:sz w:val="19"/>
+                <w:szCs w:val="19"/>
+              </w:rPr>
+              <w:t xml:space="preserve">.</w:t>
+            </w:r>
+          </w:p>
+        </w:tc>
+      </w:tr>
+      <w:tr>
+        <w:trPr>
+          <w:cantSplit/>
+        </w:trPr>
+        <w:tc>
+          <w:tcPr>
+            <w:tcW w:type="dxa" w:w="2700"/>
+            <w:tcMar>
+              <w:top w:type="dxa" w:w="60"/>
+              <w:left w:type="dxa" w:w="100"/>
+              <w:bottom w:type="dxa" w:w="60"/>
+              <w:right w:type="dxa" w:w="100"/>
+            </w:tcMar>
+            <w:vAlign w:val="center"/>
+          </w:tcPr>
+          <w:p>
+            <w:pPr>
+              <w:jc w:val="left"/>
+            </w:pPr>
+            <w:r>
+              <w:rPr>
+                <w:rFonts w:ascii="Consolas" w:hAnsi="Consolas" w:cs="Consolas"/>
+                <w:color w:val="1F3864"/>
+                <w:sz w:val="17"/>
+                <w:szCs w:val="17"/>
+              </w:rPr>
+              <w:t xml:space="preserve">e2e.eod.poll-timeout-seconds</w:t>
+            </w:r>
+          </w:p>
+        </w:tc>
+        <w:tc>
+          <w:tcPr>
+            <w:tcW w:type="dxa" w:w="1500"/>
+            <w:tcMar>
+              <w:top w:type="dxa" w:w="60"/>
+              <w:left w:type="dxa" w:w="100"/>
+              <w:bottom w:type="dxa" w:w="60"/>
+              <w:right w:type="dxa" w:w="100"/>
+            </w:tcMar>
+            <w:vAlign w:val="center"/>
+          </w:tcPr>
+          <w:p>
+            <w:pPr>
+              <w:jc w:val="left"/>
+            </w:pPr>
+            <w:r>
+              <w:rPr>
+                <w:sz w:val="19"/>
+                <w:szCs w:val="19"/>
+              </w:rPr>
+              <w:t xml:space="preserve">900</w:t>
+            </w:r>
+          </w:p>
+        </w:tc>
+        <w:tc>
+          <w:tcPr>
+            <w:tcW w:type="dxa" w:w="5300"/>
+            <w:tcMar>
+              <w:top w:type="dxa" w:w="60"/>
+              <w:left w:type="dxa" w:w="100"/>
+              <w:bottom w:type="dxa" w:w="60"/>
+              <w:right w:type="dxa" w:w="100"/>
+            </w:tcMar>
+            <w:vAlign w:val="center"/>
+          </w:tcPr>
+          <w:p>
+            <w:pPr>
+              <w:jc w:val="left"/>
+            </w:pPr>
+            <w:r>
+              <w:rPr>
+                <w:sz w:val="19"/>
+                <w:szCs w:val="19"/>
+              </w:rPr>
+              <w:t xml:space="preserve">How long to wait for one end-of-day run.</w:t>
+            </w:r>
+          </w:p>
+        </w:tc>
+      </w:tr>
+    </w:tbl>
+    <w:p>
+      <w:pPr>
+        <w:spacing w:after="60"/>
+      </w:pPr>
+    </w:p>
+    <w:p>
+      <w:pPr>
+        <w:pStyle w:val="ListParagraph"/>
+        <w:numPr>
+          <w:ilvl w:val="0"/>
+          <w:numId w:val="1"/>
+        </w:numPr>
+        <w:spacing w:after="80" w:line="264"/>
+      </w:pPr>
+      <w:r>
+        <w:rPr>
+          <w:sz w:val="21"/>
+          <w:szCs w:val="21"/>
+        </w:rPr>
+        <w:t xml:space="preserve">New checks: </w:t>
+      </w:r>
+      <w:r>
+        <w:rPr>
+          <w:rFonts w:ascii="Consolas" w:hAnsi="Consolas" w:cs="Consolas"/>
+          <w:color w:val="1F3864"/>
+          <w:sz w:val="19"/>
+          <w:szCs w:val="19"/>
+        </w:rPr>
+        <w:t xml:space="preserve">BAT-05</w:t>
+      </w:r>
+      <w:r>
+        <w:rPr>
+          <w:sz w:val="21"/>
+          <w:szCs w:val="21"/>
+        </w:rPr>
+        <w:t xml:space="preserve"> (the end-of-day run ends ADVANCED), </w:t>
+      </w:r>
+      <w:r>
+        <w:rPr>
+          <w:rFonts w:ascii="Consolas" w:hAnsi="Consolas" w:cs="Consolas"/>
+          <w:color w:val="1F3864"/>
+          <w:sz w:val="19"/>
+          <w:szCs w:val="19"/>
+        </w:rPr>
+        <w:t xml:space="preserve">BDT-01</w:t>
+      </w:r>
+      <w:r>
+        <w:rPr>
+          <w:sz w:val="21"/>
+          <w:szCs w:val="21"/>
+        </w:rPr>
+        <w:t xml:space="preserve"> (the platform is OPEN on the simulated day before each day), </w:t>
+      </w:r>
+      <w:r>
+        <w:rPr>
+          <w:rFonts w:ascii="Consolas" w:hAnsi="Consolas" w:cs="Consolas"/>
+          <w:color w:val="1F3864"/>
+          <w:sz w:val="19"/>
+          <w:szCs w:val="19"/>
+        </w:rPr>
+        <w:t xml:space="preserve">BDT-02</w:t>
+      </w:r>
+      <w:r>
+        <w:rPr>
+          <w:sz w:val="21"/>
+          <w:szCs w:val="21"/>
+        </w:rPr>
+        <w:t xml:space="preserve"> (after end of day it is the next day and OPEN), </w:t>
+      </w:r>
+      <w:r>
+        <w:rPr>
+          <w:rFonts w:ascii="Consolas" w:hAnsi="Consolas" w:cs="Consolas"/>
+          <w:color w:val="1F3864"/>
+          <w:sz w:val="19"/>
+          <w:szCs w:val="19"/>
+        </w:rPr>
+        <w:t xml:space="preserve">BDT-03</w:t>
+      </w:r>
+      <w:r>
+        <w:rPr>
+          <w:sz w:val="21"/>
+          <w:szCs w:val="21"/>
+        </w:rPr>
+        <w:t xml:space="preserve"> (the admin console shows the same date). </w:t>
+      </w:r>
+      <w:r>
+        <w:rPr>
+          <w:rFonts w:ascii="Consolas" w:hAnsi="Consolas" w:cs="Consolas"/>
+          <w:color w:val="1F3864"/>
+          <w:sz w:val="19"/>
+          <w:szCs w:val="19"/>
+        </w:rPr>
+        <w:t xml:space="preserve">DPD-04</w:t>
+      </w:r>
+      <w:r>
+        <w:rPr>
+          <w:sz w:val="21"/>
+          <w:szCs w:val="21"/>
+        </w:rPr>
+        <w:t xml:space="preserve"> now expects the days past due at the business date, which after end of day is the next day.</w:t>
+      </w:r>
+    </w:p>
+    <w:p>
+      <w:pPr>
+        <w:pStyle w:val="ListParagraph"/>
+        <w:numPr>
+          <w:ilvl w:val="0"/>
+          <w:numId w:val="1"/>
+        </w:numPr>
+        <w:spacing w:after="80" w:line="264"/>
+      </w:pPr>
+      <w:r>
+        <w:rPr>
+          <w:sz w:val="21"/>
+          <w:szCs w:val="21"/>
+        </w:rPr>
+        <w:t xml:space="preserve">The suite halts with a reason in the report if the platform date goes out of step (for example because the nightly end of day ran), or if an end of day fails.</w:t>
+      </w:r>
+    </w:p>
+    <w:p>
+      <w:pPr>
+        <w:pStyle w:val="ListParagraph"/>
+        <w:numPr>
+          <w:ilvl w:val="0"/>
+          <w:numId w:val="1"/>
+        </w:numPr>
+        <w:spacing w:after="80" w:line="264"/>
+      </w:pPr>
+      <w:r>
+        <w:rPr>
+          <w:sz w:val="21"/>
+          <w:szCs w:val="21"/>
+        </w:rPr>
+        <w:t xml:space="preserve">Preflight (also in dry-run) fails when the start date is before the platform's business date, when end of day is unfinished, when the admin console or batch service lacks the new endpoints or the console is on its wall-clock fallback, and when API paths are combined with EOD_RUN. It never moves the date.</w:t>
+      </w:r>
+    </w:p>
+    <w:p>
+      <w:pPr>
+        <w:pStyle w:val="ListParagraph"/>
+        <w:numPr>
+          <w:ilvl w:val="0"/>
+          <w:numId w:val="1"/>
+        </w:numPr>
+        <w:spacing w:after="80" w:line="264"/>
+      </w:pPr>
+      <w:r>
+        <w:rPr>
+          <w:rFonts w:ascii="Consolas" w:hAnsi="Consolas" w:cs="Consolas"/>
+          <w:color w:val="1F3864"/>
+          <w:sz w:val="19"/>
+          <w:szCs w:val="19"/>
+        </w:rPr>
+        <w:t xml:space="preserve">teardown</w:t>
+      </w:r>
+      <w:r>
+        <w:rPr>
+          <w:sz w:val="21"/>
+          <w:szCs w:val="21"/>
+        </w:rPr>
+        <w:t xml:space="preserve"> forecloses at the business date; </w:t>
+      </w:r>
+      <w:r>
+        <w:rPr>
+          <w:rFonts w:ascii="Consolas" w:hAnsi="Consolas" w:cs="Consolas"/>
+          <w:color w:val="1F3864"/>
+          <w:sz w:val="19"/>
+          <w:szCs w:val="19"/>
+        </w:rPr>
+        <w:t xml:space="preserve">CAP-BIZDATE</w:t>
+      </w:r>
+      <w:r>
+        <w:rPr>
+          <w:sz w:val="21"/>
+          <w:szCs w:val="21"/>
+        </w:rPr>
+        <w:t xml:space="preserve"> is now found in the OpenAPI document.</w:t>
+      </w:r>
+    </w:p>
+    <w:p>
+      <w:pPr>
+        <w:pStyle w:val="ListParagraph"/>
+        <w:numPr>
+          <w:ilvl w:val="0"/>
+          <w:numId w:val="1"/>
+        </w:numPr>
+        <w:spacing w:after="80" w:line="264"/>
+      </w:pPr>
+      <w:r>
+        <w:rPr>
+          <w:sz w:val="21"/>
+          <w:szCs w:val="21"/>
+        </w:rPr>
+        <w:t xml:space="preserve">The mock platform used to test the suite keeps a business date, refuses later value dates (</w:t>
+      </w:r>
+      <w:r>
+        <w:rPr>
+          <w:rFonts w:ascii="Consolas" w:hAnsi="Consolas" w:cs="Consolas"/>
+          <w:color w:val="1F3864"/>
+          <w:sz w:val="19"/>
+          <w:szCs w:val="19"/>
+        </w:rPr>
+        <w:t xml:space="preserve">MOCK_ENFORCE_NO_FUTURE=0</w:t>
+      </w:r>
+      <w:r>
+        <w:rPr>
+          <w:sz w:val="21"/>
+          <w:szCs w:val="21"/>
+        </w:rPr>
+        <w:t xml:space="preserve"> turns that off) and serves the end-of-day API.</w:t>
+      </w:r>
+    </w:p>
+    <w:p>
+      <w:pPr>
+        <w:pStyle w:val="Heading3"/>
+        <w:spacing w:after="100" w:before="200"/>
+      </w:pPr>
+      <w:r>
+        <w:rPr>
+          <w:b/>
+          <w:bCs/>
+          <w:color w:val="2E5AA8"/>
+          <w:sz w:val="22"/>
+          <w:szCs w:val="22"/>
+        </w:rPr>
+        <w:t xml:space="preserve">15.17.3 Verification status</w:t>
+      </w:r>
+    </w:p>
+    <w:p>
+      <w:pPr>
+        <w:spacing w:after="140" w:line="276"/>
+      </w:pPr>
+      <w:r>
+        <w:rPr>
+          <w:sz w:val="21"/>
+          <w:szCs w:val="21"/>
+        </w:rPr>
+        <w:t xml:space="preserve">The suite compiles with </w:t>
+      </w:r>
+      <w:r>
+        <w:rPr>
+          <w:rFonts w:ascii="Consolas" w:hAnsi="Consolas" w:cs="Consolas"/>
+          <w:color w:val="1F3864"/>
+          <w:sz w:val="19"/>
+          <w:szCs w:val="19"/>
+        </w:rPr>
+        <w:t xml:space="preserve">javac</w:t>
+      </w:r>
+      <w:r>
+        <w:rPr>
+          <w:sz w:val="21"/>
+          <w:szCs w:val="21"/>
+        </w:rPr>
+        <w:t xml:space="preserve"> and was run end to end against the mock in every mode: healthy (766 simulated days, all new checks passed), no-op batch jobs (accrual and DPD checks failed as they should), seeded defects (admin DPD on the wall clock and a wrong allocation were caught), </w:t>
+      </w:r>
+      <w:r>
+        <w:rPr>
+          <w:rFonts w:ascii="Consolas" w:hAnsi="Consolas" w:cs="Consolas"/>
+          <w:color w:val="1F3864"/>
+          <w:sz w:val="19"/>
+          <w:szCs w:val="19"/>
+        </w:rPr>
+        <w:t xml:space="preserve">JOBS_THEN_ADVANCE</w:t>
+      </w:r>
+      <w:r>
+        <w:rPr>
+          <w:sz w:val="21"/>
+          <w:szCs w:val="21"/>
+        </w:rPr>
+        <w:t xml:space="preserve"> with and without the API paths, and </w:t>
+      </w:r>
+      <w:r>
+        <w:rPr>
+          <w:rFonts w:ascii="Consolas" w:hAnsi="Consolas" w:cs="Consolas"/>
+          <w:color w:val="1F3864"/>
+          <w:sz w:val="19"/>
+          <w:szCs w:val="19"/>
+        </w:rPr>
+        <w:t xml:space="preserve">OFF</w:t>
+      </w:r>
+      <w:r>
+        <w:rPr>
+          <w:sz w:val="21"/>
+          <w:szCs w:val="21"/>
+        </w:rPr>
+        <w:t xml:space="preserve"> against a platform that does not enforce the date. </w:t>
+      </w:r>
+      <w:r>
+        <w:rPr>
+          <w:rFonts w:ascii="Consolas" w:hAnsi="Consolas" w:cs="Consolas"/>
+          <w:color w:val="1F3864"/>
+          <w:sz w:val="19"/>
+          <w:szCs w:val="19"/>
+        </w:rPr>
+        <w:t xml:space="preserve">EodRunTest</w:t>
+      </w:r>
+      <w:r>
+        <w:rPr>
+          <w:sz w:val="21"/>
+          <w:szCs w:val="21"/>
+        </w:rPr>
+        <w:t xml:space="preserve"> (3 cases) passes outside Maven. It has not been run against the real services; run it on a dedicated environment with the nightly end of day disabled.</w:t>
       </w:r>
     </w:p>
     <w:sectPr>

--- a/docs/Lending_Platform_Technical_Design_Document.docx
+++ b/docs/Lending_Platform_Technical_Design_Document.docx
@@ -79,7 +79,7 @@
           <w:sz w:val="20"/>
           <w:szCs w:val="20"/>
         </w:rPr>
-        <w:t xml:space="preserve">Document version 1.4 — updated 12 October 2026 (adds the business date and end of day, batch jobs that call lending-service, and an admin portal and test suite on the business date)</w:t>
+        <w:t xml:space="preserve">Document version 1.5 — updated 13 October 2026 (adds the Maintenance API and eleven base products, batch framework fixes found on the sandbox, an end-to-end test suite that fits the products that exist, and operating switches for Kafka and Swagger)</w:t>
       </w:r>
     </w:p>
     <w:p>
@@ -265,6 +265,27 @@
           <w:szCs w:val="21"/>
         </w:rPr>
         <w:t xml:space="preserve"> adds the platform business date (V13), the batch end-of-day run, nine batch jobs that call lending-service with a benchmark rate table (V12), and the admin portal and end-to-end test suite working on the business date. See §15.14 to §15.17.</w:t>
+      </w:r>
+    </w:p>
+    <w:p>
+      <w:pPr>
+        <w:spacing w:after="140" w:line="276"/>
+      </w:pPr>
+      <w:r>
+        <w:rPr>
+          <w:b/>
+          <w:bCs/>
+          <w:sz w:val="21"/>
+          <w:szCs w:val="21"/>
+        </w:rPr>
+        <w:t xml:space="preserve">Version 1.5 (13 October 2026):</w:t>
+      </w:r>
+      <w:r>
+        <w:rPr>
+          <w:sz w:val="21"/>
+          <w:szCs w:val="21"/>
+        </w:rPr>
+        <w:t xml:space="preserve"> adds the Maintenance API and the eleven base products (§15.18), changes and fixes to the batch framework (§15.19), the product resolver and resilience of the end-to-end suite (§15.20), and the open items and verification status (§15.21). Migration V5 of the batch schema is new.</w:t>
       </w:r>
     </w:p>
     <w:p>
@@ -51636,6 +51657,4173 @@
           <w:szCs w:val="21"/>
         </w:rPr>
         <w:t xml:space="preserve"> (3 cases) passes outside Maven. It has not been run against the real services; run it on a dedicated environment with the nightly end of day disabled.</w:t>
+      </w:r>
+    </w:p>
+    <w:p>
+      <w:pPr>
+        <w:pStyle w:val="Heading2"/>
+        <w:spacing w:after="120" w:before="280"/>
+      </w:pPr>
+      <w:r>
+        <w:rPr>
+          <w:b/>
+          <w:bCs/>
+          <w:color w:val="2E5AA8"/>
+          <w:sz w:val="25"/>
+          <w:szCs w:val="25"/>
+        </w:rPr>
+        <w:t xml:space="preserve">15.18 Maintenance API and Base Products</w:t>
+      </w:r>
+    </w:p>
+    <w:p>
+      <w:pPr>
+        <w:pStyle w:val="Heading3"/>
+        <w:spacing w:after="100" w:before="200"/>
+      </w:pPr>
+      <w:r>
+        <w:rPr>
+          <w:b/>
+          <w:bCs/>
+          <w:color w:val="2E5AA8"/>
+          <w:sz w:val="22"/>
+          <w:szCs w:val="22"/>
+        </w:rPr>
+        <w:t xml:space="preserve">15.18.1 Purpose</w:t>
+      </w:r>
+    </w:p>
+    <w:p>
+      <w:pPr>
+        <w:spacing w:after="140" w:line="276"/>
+      </w:pPr>
+      <w:r>
+        <w:rPr>
+          <w:sz w:val="21"/>
+          <w:szCs w:val="21"/>
+        </w:rPr>
+        <w:t xml:space="preserve">Sandbox and test environments accumulate accounts and products. The Maintenance feature lets an operator empty the lending data and recreate the standard products without database access. It lives in lending-service (the only writer of loan data); the admin console only forwards the request.</w:t>
+      </w:r>
+    </w:p>
+    <w:p>
+      <w:pPr>
+        <w:pStyle w:val="Heading3"/>
+        <w:spacing w:after="100" w:before="200"/>
+      </w:pPr>
+      <w:r>
+        <w:rPr>
+          <w:b/>
+          <w:bCs/>
+          <w:color w:val="2E5AA8"/>
+          <w:sz w:val="22"/>
+          <w:szCs w:val="22"/>
+        </w:rPr>
+        <w:t xml:space="preserve">15.18.2 Endpoints (lending-service)</w:t>
+      </w:r>
+    </w:p>
+    <w:tbl>
+      <w:tblPr>
+        <w:tblW w:type="dxa" w:w="9500"/>
+        <w:tblBorders>
+          <w:top w:val="single" w:color="auto" w:sz="4"/>
+          <w:left w:val="single" w:color="auto" w:sz="4"/>
+          <w:bottom w:val="single" w:color="auto" w:sz="4"/>
+          <w:right w:val="single" w:color="auto" w:sz="4"/>
+          <w:insideH w:val="single" w:color="auto" w:sz="4"/>
+          <w:insideV w:val="single" w:color="auto" w:sz="4"/>
+        </w:tblBorders>
+      </w:tblPr>
+      <w:tblGrid>
+        <w:gridCol w:w="3300"/>
+        <w:gridCol w:w="6200"/>
+      </w:tblGrid>
+      <w:tr>
+        <w:trPr>
+          <w:tblHeader/>
+        </w:trPr>
+        <w:tc>
+          <w:tcPr>
+            <w:tcW w:type="dxa" w:w="3300"/>
+            <w:shd w:fill="1F3864" w:val="clear"/>
+            <w:tcMar>
+              <w:top w:type="dxa" w:w="60"/>
+              <w:left w:type="dxa" w:w="100"/>
+              <w:bottom w:type="dxa" w:w="60"/>
+              <w:right w:type="dxa" w:w="100"/>
+            </w:tcMar>
+            <w:vAlign w:val="center"/>
+          </w:tcPr>
+          <w:p>
+            <w:pPr>
+              <w:jc w:val="left"/>
+            </w:pPr>
+            <w:r>
+              <w:rPr>
+                <w:b/>
+                <w:bCs/>
+                <w:color w:val="FFFFFF"/>
+                <w:sz w:val="19"/>
+                <w:szCs w:val="19"/>
+              </w:rPr>
+              <w:t xml:space="preserve">Endpoint</w:t>
+            </w:r>
+          </w:p>
+        </w:tc>
+        <w:tc>
+          <w:tcPr>
+            <w:tcW w:type="dxa" w:w="6200"/>
+            <w:shd w:fill="1F3864" w:val="clear"/>
+            <w:tcMar>
+              <w:top w:type="dxa" w:w="60"/>
+              <w:left w:type="dxa" w:w="100"/>
+              <w:bottom w:type="dxa" w:w="60"/>
+              <w:right w:type="dxa" w:w="100"/>
+            </w:tcMar>
+            <w:vAlign w:val="center"/>
+          </w:tcPr>
+          <w:p>
+            <w:pPr>
+              <w:jc w:val="left"/>
+            </w:pPr>
+            <w:r>
+              <w:rPr>
+                <w:b/>
+                <w:bCs/>
+                <w:color w:val="FFFFFF"/>
+                <w:sz w:val="19"/>
+                <w:szCs w:val="19"/>
+              </w:rPr>
+              <w:t xml:space="preserve">Behaviour</w:t>
+            </w:r>
+          </w:p>
+        </w:tc>
+      </w:tr>
+      <w:tr>
+        <w:trPr>
+          <w:cantSplit/>
+        </w:trPr>
+        <w:tc>
+          <w:tcPr>
+            <w:tcW w:type="dxa" w:w="3300"/>
+            <w:tcMar>
+              <w:top w:type="dxa" w:w="60"/>
+              <w:left w:type="dxa" w:w="100"/>
+              <w:bottom w:type="dxa" w:w="60"/>
+              <w:right w:type="dxa" w:w="100"/>
+            </w:tcMar>
+            <w:vAlign w:val="center"/>
+          </w:tcPr>
+          <w:p>
+            <w:pPr>
+              <w:jc w:val="left"/>
+            </w:pPr>
+            <w:r>
+              <w:rPr>
+                <w:rFonts w:ascii="Consolas" w:hAnsi="Consolas" w:cs="Consolas"/>
+                <w:color w:val="1F3864"/>
+                <w:sz w:val="17"/>
+                <w:szCs w:val="17"/>
+              </w:rPr>
+              <w:t xml:space="preserve">GET /api/v1/maintenance/status</w:t>
+            </w:r>
+          </w:p>
+        </w:tc>
+        <w:tc>
+          <w:tcPr>
+            <w:tcW w:type="dxa" w:w="6200"/>
+            <w:tcMar>
+              <w:top w:type="dxa" w:w="60"/>
+              <w:left w:type="dxa" w:w="100"/>
+              <w:bottom w:type="dxa" w:w="60"/>
+              <w:right w:type="dxa" w:w="100"/>
+            </w:tcMar>
+            <w:vAlign w:val="center"/>
+          </w:tcPr>
+          <w:p>
+            <w:pPr>
+              <w:jc w:val="left"/>
+            </w:pPr>
+            <w:r>
+              <w:rPr>
+                <w:sz w:val="19"/>
+                <w:szCs w:val="19"/>
+              </w:rPr>
+              <w:t xml:space="preserve">Returns </w:t>
+            </w:r>
+            <w:r>
+              <w:rPr>
+                <w:rFonts w:ascii="Consolas" w:hAnsi="Consolas" w:cs="Consolas"/>
+                <w:color w:val="1F3864"/>
+                <w:sz w:val="17"/>
+                <w:szCs w:val="17"/>
+              </w:rPr>
+              <w:t xml:space="preserve">resetEnabled</w:t>
+            </w:r>
+            <w:r>
+              <w:rPr>
+                <w:sz w:val="19"/>
+                <w:szCs w:val="19"/>
+              </w:rPr>
+              <w:t xml:space="preserve">, the business-date status, the row count of every table the clear empties, and for each base product whether it already exists.</w:t>
+            </w:r>
+          </w:p>
+        </w:tc>
+      </w:tr>
+      <w:tr>
+        <w:trPr>
+          <w:cantSplit/>
+        </w:trPr>
+        <w:tc>
+          <w:tcPr>
+            <w:tcW w:type="dxa" w:w="3300"/>
+            <w:shd w:fill="F5F8FC" w:val="clear"/>
+            <w:tcMar>
+              <w:top w:type="dxa" w:w="60"/>
+              <w:left w:type="dxa" w:w="100"/>
+              <w:bottom w:type="dxa" w:w="60"/>
+              <w:right w:type="dxa" w:w="100"/>
+            </w:tcMar>
+            <w:vAlign w:val="center"/>
+          </w:tcPr>
+          <w:p>
+            <w:pPr>
+              <w:jc w:val="left"/>
+            </w:pPr>
+            <w:r>
+              <w:rPr>
+                <w:rFonts w:ascii="Consolas" w:hAnsi="Consolas" w:cs="Consolas"/>
+                <w:color w:val="1F3864"/>
+                <w:sz w:val="17"/>
+                <w:szCs w:val="17"/>
+              </w:rPr>
+              <w:t xml:space="preserve">POST /api/v1/maintenance/clear-data</w:t>
+            </w:r>
+          </w:p>
+        </w:tc>
+        <w:tc>
+          <w:tcPr>
+            <w:tcW w:type="dxa" w:w="6200"/>
+            <w:shd w:fill="F5F8FC" w:val="clear"/>
+            <w:tcMar>
+              <w:top w:type="dxa" w:w="60"/>
+              <w:left w:type="dxa" w:w="100"/>
+              <w:bottom w:type="dxa" w:w="60"/>
+              <w:right w:type="dxa" w:w="100"/>
+            </w:tcMar>
+            <w:vAlign w:val="center"/>
+          </w:tcPr>
+          <w:p>
+            <w:pPr>
+              <w:jc w:val="left"/>
+            </w:pPr>
+            <w:r>
+              <w:rPr>
+                <w:sz w:val="19"/>
+                <w:szCs w:val="19"/>
+              </w:rPr>
+              <w:t xml:space="preserve">Body </w:t>
+            </w:r>
+            <w:r>
+              <w:rPr>
+                <w:rFonts w:ascii="Consolas" w:hAnsi="Consolas" w:cs="Consolas"/>
+                <w:color w:val="1F3864"/>
+                <w:sz w:val="17"/>
+                <w:szCs w:val="17"/>
+              </w:rPr>
+              <w:t xml:space="preserve">{"confirm":"RESET"}</w:t>
+            </w:r>
+            <w:r>
+              <w:rPr>
+                <w:sz w:val="19"/>
+                <w:szCs w:val="19"/>
+              </w:rPr>
+              <w:t xml:space="preserve">, header </w:t>
+            </w:r>
+            <w:r>
+              <w:rPr>
+                <w:rFonts w:ascii="Consolas" w:hAnsi="Consolas" w:cs="Consolas"/>
+                <w:color w:val="1F3864"/>
+                <w:sz w:val="17"/>
+                <w:szCs w:val="17"/>
+              </w:rPr>
+              <w:t xml:space="preserve">X-Actor</w:t>
+            </w:r>
+            <w:r>
+              <w:rPr>
+                <w:sz w:val="19"/>
+                <w:szCs w:val="19"/>
+              </w:rPr>
+              <w:t xml:space="preserve"> (recorded in the warning log). 403 </w:t>
+            </w:r>
+            <w:r>
+              <w:rPr>
+                <w:rFonts w:ascii="Consolas" w:hAnsi="Consolas" w:cs="Consolas"/>
+                <w:color w:val="1F3864"/>
+                <w:sz w:val="17"/>
+                <w:szCs w:val="17"/>
+              </w:rPr>
+              <w:t xml:space="preserve">FeatureDisabledException</w:t>
+            </w:r>
+            <w:r>
+              <w:rPr>
+                <w:sz w:val="19"/>
+                <w:szCs w:val="19"/>
+              </w:rPr>
+              <w:t xml:space="preserve"> when </w:t>
+            </w:r>
+            <w:r>
+              <w:rPr>
+                <w:rFonts w:ascii="Consolas" w:hAnsi="Consolas" w:cs="Consolas"/>
+                <w:color w:val="1F3864"/>
+                <w:sz w:val="17"/>
+                <w:szCs w:val="17"/>
+              </w:rPr>
+              <w:t xml:space="preserve">lending.maintenance.reset-enabled</w:t>
+            </w:r>
+            <w:r>
+              <w:rPr>
+                <w:sz w:val="19"/>
+                <w:szCs w:val="19"/>
+              </w:rPr>
+              <w:t xml:space="preserve"> is false; 400 without the exact confirmation; 409 while the business date is EOD_RUNNING. Truncates the tables below in one statement, restarts identity sequences and returns the row counts removed.</w:t>
+            </w:r>
+          </w:p>
+        </w:tc>
+      </w:tr>
+      <w:tr>
+        <w:trPr>
+          <w:cantSplit/>
+        </w:trPr>
+        <w:tc>
+          <w:tcPr>
+            <w:tcW w:type="dxa" w:w="3300"/>
+            <w:tcMar>
+              <w:top w:type="dxa" w:w="60"/>
+              <w:left w:type="dxa" w:w="100"/>
+              <w:bottom w:type="dxa" w:w="60"/>
+              <w:right w:type="dxa" w:w="100"/>
+            </w:tcMar>
+            <w:vAlign w:val="center"/>
+          </w:tcPr>
+          <w:p>
+            <w:pPr>
+              <w:jc w:val="left"/>
+            </w:pPr>
+            <w:r>
+              <w:rPr>
+                <w:rFonts w:ascii="Consolas" w:hAnsi="Consolas" w:cs="Consolas"/>
+                <w:color w:val="1F3864"/>
+                <w:sz w:val="17"/>
+                <w:szCs w:val="17"/>
+              </w:rPr>
+              <w:t xml:space="preserve">POST /api/v1/maintenance/base-products</w:t>
+            </w:r>
+          </w:p>
+        </w:tc>
+        <w:tc>
+          <w:tcPr>
+            <w:tcW w:type="dxa" w:w="6200"/>
+            <w:tcMar>
+              <w:top w:type="dxa" w:w="60"/>
+              <w:left w:type="dxa" w:w="100"/>
+              <w:bottom w:type="dxa" w:w="60"/>
+              <w:right w:type="dxa" w:w="100"/>
+            </w:tcMar>
+            <w:vAlign w:val="center"/>
+          </w:tcPr>
+          <w:p>
+            <w:pPr>
+              <w:jc w:val="left"/>
+            </w:pPr>
+            <w:r>
+              <w:rPr>
+                <w:sz w:val="19"/>
+                <w:szCs w:val="19"/>
+              </w:rPr>
+              <w:t xml:space="preserve">Creates the eleven products from </w:t>
+            </w:r>
+            <w:r>
+              <w:rPr>
+                <w:rFonts w:ascii="Consolas" w:hAnsi="Consolas" w:cs="Consolas"/>
+                <w:color w:val="1F3864"/>
+                <w:sz w:val="17"/>
+                <w:szCs w:val="17"/>
+              </w:rPr>
+              <w:t xml:space="preserve">BaseProducts.all()</w:t>
+            </w:r>
+            <w:r>
+              <w:rPr>
+                <w:sz w:val="19"/>
+                <w:szCs w:val="19"/>
+              </w:rPr>
+              <w:t xml:space="preserve"> through </w:t>
+            </w:r>
+            <w:r>
+              <w:rPr>
+                <w:rFonts w:ascii="Consolas" w:hAnsi="Consolas" w:cs="Consolas"/>
+                <w:color w:val="1F3864"/>
+                <w:sz w:val="17"/>
+                <w:szCs w:val="17"/>
+              </w:rPr>
+              <w:t xml:space="preserve">LoanProductService.create</w:t>
+            </w:r>
+            <w:r>
+              <w:rPr>
+                <w:sz w:val="19"/>
+                <w:szCs w:val="19"/>
+              </w:rPr>
+              <w:t xml:space="preserve">, so the normal validation applies. Existing codes are left as they are. Returns the created and already-existing codes and a message. Not guarded by the reset switch.</w:t>
+            </w:r>
+          </w:p>
+        </w:tc>
+      </w:tr>
+    </w:tbl>
+    <w:p>
+      <w:pPr>
+        <w:spacing w:after="60"/>
+      </w:pPr>
+    </w:p>
+    <w:p>
+      <w:pPr>
+        <w:pStyle w:val="Heading3"/>
+        <w:spacing w:after="100" w:before="200"/>
+      </w:pPr>
+      <w:r>
+        <w:rPr>
+          <w:b/>
+          <w:bCs/>
+          <w:color w:val="2E5AA8"/>
+          <w:sz w:val="22"/>
+          <w:szCs w:val="22"/>
+        </w:rPr>
+        <w:t xml:space="preserve">15.18.3 What is truncated</w:t>
+      </w:r>
+    </w:p>
+    <w:p>
+      <w:pPr>
+        <w:spacing w:after="140" w:line="276"/>
+      </w:pPr>
+      <w:r>
+        <w:rPr>
+          <w:sz w:val="21"/>
+          <w:szCs w:val="21"/>
+        </w:rPr>
+        <w:t xml:space="preserve">One statement, </w:t>
+      </w:r>
+      <w:r>
+        <w:rPr>
+          <w:rFonts w:ascii="Consolas" w:hAnsi="Consolas" w:cs="Consolas"/>
+          <w:color w:val="1F3864"/>
+          <w:sz w:val="19"/>
+          <w:szCs w:val="19"/>
+        </w:rPr>
+        <w:t xml:space="preserve">TRUNCATE TABLE loan_account, amortization_schedule, interest_accrual, emi_transaction, mortgage, mortgage_valuation_history, ledger_outbox, processed_request, loan_product RESTART IDENTITY</w:t>
+      </w:r>
+      <w:r>
+        <w:rPr>
+          <w:sz w:val="21"/>
+          <w:szCs w:val="21"/>
+        </w:rPr>
+        <w:t xml:space="preserve">. Naming every referencing table in the one statement avoids CASCADE. Kept: business_date_state, business_date_history, non_working_day, benchmark_rate and every table of the batch schema. </w:t>
+      </w:r>
+      <w:r>
+        <w:rPr>
+          <w:rFonts w:ascii="Consolas" w:hAnsi="Consolas" w:cs="Consolas"/>
+          <w:color w:val="1F3864"/>
+          <w:sz w:val="19"/>
+          <w:szCs w:val="19"/>
+        </w:rPr>
+        <w:t xml:space="preserve">MaintenanceService.clearAllData</w:t>
+      </w:r>
+      <w:r>
+        <w:rPr>
+          <w:sz w:val="21"/>
+          <w:szCs w:val="21"/>
+        </w:rPr>
+        <w:t xml:space="preserve"> is </w:t>
+      </w:r>
+      <w:r>
+        <w:rPr>
+          <w:rFonts w:ascii="Consolas" w:hAnsi="Consolas" w:cs="Consolas"/>
+          <w:color w:val="1F3864"/>
+          <w:sz w:val="19"/>
+          <w:szCs w:val="19"/>
+        </w:rPr>
+        <w:t xml:space="preserve">@Transactional</w:t>
+      </w:r>
+      <w:r>
+        <w:rPr>
+          <w:sz w:val="21"/>
+          <w:szCs w:val="21"/>
+        </w:rPr>
+        <w:t xml:space="preserve">, so a failure leaves the data as it was; the same </w:t>
+      </w:r>
+      <w:r>
+        <w:rPr>
+          <w:rFonts w:ascii="Consolas" w:hAnsi="Consolas" w:cs="Consolas"/>
+          <w:color w:val="1F3864"/>
+          <w:sz w:val="19"/>
+          <w:szCs w:val="19"/>
+        </w:rPr>
+        <w:t xml:space="preserve">TABLES</w:t>
+      </w:r>
+      <w:r>
+        <w:rPr>
+          <w:sz w:val="21"/>
+          <w:szCs w:val="21"/>
+        </w:rPr>
+        <w:t xml:space="preserve"> list produces the row counts before the clear.</w:t>
+      </w:r>
+    </w:p>
+    <w:p>
+      <w:pPr>
+        <w:pStyle w:val="Heading3"/>
+        <w:spacing w:after="100" w:before="200"/>
+      </w:pPr>
+      <w:r>
+        <w:rPr>
+          <w:b/>
+          <w:bCs/>
+          <w:color w:val="2E5AA8"/>
+          <w:sz w:val="22"/>
+          <w:szCs w:val="22"/>
+        </w:rPr>
+        <w:t xml:space="preserve">15.18.4 Base products</w:t>
+      </w:r>
+    </w:p>
+    <w:p>
+      <w:pPr>
+        <w:spacing w:after="140" w:line="276"/>
+      </w:pPr>
+      <w:r>
+        <w:rPr>
+          <w:rFonts w:ascii="Consolas" w:hAnsi="Consolas" w:cs="Consolas"/>
+          <w:color w:val="1F3864"/>
+          <w:sz w:val="19"/>
+          <w:szCs w:val="19"/>
+        </w:rPr>
+        <w:t xml:space="preserve">BaseProducts</w:t>
+      </w:r>
+      <w:r>
+        <w:rPr>
+          <w:sz w:val="21"/>
+          <w:szCs w:val="21"/>
+        </w:rPr>
+        <w:t xml:space="preserve"> returns an ordered list of </w:t>
+      </w:r>
+      <w:r>
+        <w:rPr>
+          <w:rFonts w:ascii="Consolas" w:hAnsi="Consolas" w:cs="Consolas"/>
+          <w:color w:val="1F3864"/>
+          <w:sz w:val="19"/>
+          <w:szCs w:val="19"/>
+        </w:rPr>
+        <w:t xml:space="preserve">LoanProductRequest</w:t>
+      </w:r>
+      <w:r>
+        <w:rPr>
+          <w:sz w:val="21"/>
+          <w:szCs w:val="21"/>
+        </w:rPr>
+        <w:t xml:space="preserve"> values (the existing 28-argument request). The first six (PL01, BL01, EL01, GL01, AL01, HL01) match the products seeded by the earlier migration. A private helper </w:t>
+      </w:r>
+      <w:r>
+        <w:rPr>
+          <w:rFonts w:ascii="Consolas" w:hAnsi="Consolas" w:cs="Consolas"/>
+          <w:color w:val="1F3864"/>
+          <w:sz w:val="19"/>
+          <w:szCs w:val="19"/>
+        </w:rPr>
+        <w:t xml:space="preserve">sample(...)</w:t>
+      </w:r>
+      <w:r>
+        <w:rPr>
+          <w:sz w:val="21"/>
+          <w:szCs w:val="21"/>
+        </w:rPr>
+        <w:t xml:space="preserve"> builds the five sample products for the other schedule types:</w:t>
+      </w:r>
+    </w:p>
+    <w:tbl>
+      <w:tblPr>
+        <w:tblW w:type="dxa" w:w="9500"/>
+        <w:tblBorders>
+          <w:top w:val="single" w:color="auto" w:sz="4"/>
+          <w:left w:val="single" w:color="auto" w:sz="4"/>
+          <w:bottom w:val="single" w:color="auto" w:sz="4"/>
+          <w:right w:val="single" w:color="auto" w:sz="4"/>
+          <w:insideH w:val="single" w:color="auto" w:sz="4"/>
+          <w:insideV w:val="single" w:color="auto" w:sz="4"/>
+        </w:tblBorders>
+      </w:tblPr>
+      <w:tblGrid>
+        <w:gridCol w:w="700"/>
+        <w:gridCol w:w="1900"/>
+        <w:gridCol w:w="1200"/>
+        <w:gridCol w:w="1500"/>
+        <w:gridCol w:w="800"/>
+        <w:gridCol w:w="900"/>
+        <w:gridCol w:w="1000"/>
+        <w:gridCol w:w="1500"/>
+      </w:tblGrid>
+      <w:tr>
+        <w:trPr>
+          <w:tblHeader/>
+        </w:trPr>
+        <w:tc>
+          <w:tcPr>
+            <w:tcW w:type="dxa" w:w="700"/>
+            <w:shd w:fill="1F3864" w:val="clear"/>
+            <w:tcMar>
+              <w:top w:type="dxa" w:w="60"/>
+              <w:left w:type="dxa" w:w="100"/>
+              <w:bottom w:type="dxa" w:w="60"/>
+              <w:right w:type="dxa" w:w="100"/>
+            </w:tcMar>
+            <w:vAlign w:val="center"/>
+          </w:tcPr>
+          <w:p>
+            <w:pPr>
+              <w:jc w:val="left"/>
+            </w:pPr>
+            <w:r>
+              <w:rPr>
+                <w:b/>
+                <w:bCs/>
+                <w:color w:val="FFFFFF"/>
+                <w:sz w:val="19"/>
+                <w:szCs w:val="19"/>
+              </w:rPr>
+              <w:t xml:space="preserve">Code</w:t>
+            </w:r>
+          </w:p>
+        </w:tc>
+        <w:tc>
+          <w:tcPr>
+            <w:tcW w:type="dxa" w:w="1900"/>
+            <w:shd w:fill="1F3864" w:val="clear"/>
+            <w:tcMar>
+              <w:top w:type="dxa" w:w="60"/>
+              <w:left w:type="dxa" w:w="100"/>
+              <w:bottom w:type="dxa" w:w="60"/>
+              <w:right w:type="dxa" w:w="100"/>
+            </w:tcMar>
+            <w:vAlign w:val="center"/>
+          </w:tcPr>
+          <w:p>
+            <w:pPr>
+              <w:jc w:val="left"/>
+            </w:pPr>
+            <w:r>
+              <w:rPr>
+                <w:b/>
+                <w:bCs/>
+                <w:color w:val="FFFFFF"/>
+                <w:sz w:val="19"/>
+                <w:szCs w:val="19"/>
+              </w:rPr>
+              <w:t xml:space="preserve">Schedule / day count</w:t>
+            </w:r>
+          </w:p>
+        </w:tc>
+        <w:tc>
+          <w:tcPr>
+            <w:tcW w:type="dxa" w:w="1200"/>
+            <w:shd w:fill="1F3864" w:val="clear"/>
+            <w:tcMar>
+              <w:top w:type="dxa" w:w="60"/>
+              <w:left w:type="dxa" w:w="100"/>
+              <w:bottom w:type="dxa" w:w="60"/>
+              <w:right w:type="dxa" w:w="100"/>
+            </w:tcMar>
+            <w:vAlign w:val="center"/>
+          </w:tcPr>
+          <w:p>
+            <w:pPr>
+              <w:jc w:val="left"/>
+            </w:pPr>
+            <w:r>
+              <w:rPr>
+                <w:b/>
+                <w:bCs/>
+                <w:color w:val="FFFFFF"/>
+                <w:sz w:val="19"/>
+                <w:szCs w:val="19"/>
+              </w:rPr>
+              <w:t xml:space="preserve">Rate default (min-max)</w:t>
+            </w:r>
+          </w:p>
+        </w:tc>
+        <w:tc>
+          <w:tcPr>
+            <w:tcW w:type="dxa" w:w="1500"/>
+            <w:shd w:fill="1F3864" w:val="clear"/>
+            <w:tcMar>
+              <w:top w:type="dxa" w:w="60"/>
+              <w:left w:type="dxa" w:w="100"/>
+              <w:bottom w:type="dxa" w:w="60"/>
+              <w:right w:type="dxa" w:w="100"/>
+            </w:tcMar>
+            <w:vAlign w:val="center"/>
+          </w:tcPr>
+          <w:p>
+            <w:pPr>
+              <w:jc w:val="left"/>
+            </w:pPr>
+            <w:r>
+              <w:rPr>
+                <w:b/>
+                <w:bCs/>
+                <w:color w:val="FFFFFF"/>
+                <w:sz w:val="19"/>
+                <w:szCs w:val="19"/>
+              </w:rPr>
+              <w:t xml:space="preserve">Amount</w:t>
+            </w:r>
+          </w:p>
+        </w:tc>
+        <w:tc>
+          <w:tcPr>
+            <w:tcW w:type="dxa" w:w="800"/>
+            <w:shd w:fill="1F3864" w:val="clear"/>
+            <w:tcMar>
+              <w:top w:type="dxa" w:w="60"/>
+              <w:left w:type="dxa" w:w="100"/>
+              <w:bottom w:type="dxa" w:w="60"/>
+              <w:right w:type="dxa" w:w="100"/>
+            </w:tcMar>
+            <w:vAlign w:val="center"/>
+          </w:tcPr>
+          <w:p>
+            <w:pPr>
+              <w:jc w:val="left"/>
+            </w:pPr>
+            <w:r>
+              <w:rPr>
+                <w:b/>
+                <w:bCs/>
+                <w:color w:val="FFFFFF"/>
+                <w:sz w:val="19"/>
+                <w:szCs w:val="19"/>
+              </w:rPr>
+              <w:t xml:space="preserve">Tenure</w:t>
+            </w:r>
+          </w:p>
+        </w:tc>
+        <w:tc>
+          <w:tcPr>
+            <w:tcW w:type="dxa" w:w="900"/>
+            <w:shd w:fill="1F3864" w:val="clear"/>
+            <w:tcMar>
+              <w:top w:type="dxa" w:w="60"/>
+              <w:left w:type="dxa" w:w="100"/>
+              <w:bottom w:type="dxa" w:w="60"/>
+              <w:right w:type="dxa" w:w="100"/>
+            </w:tcMar>
+            <w:vAlign w:val="center"/>
+          </w:tcPr>
+          <w:p>
+            <w:pPr>
+              <w:jc w:val="left"/>
+            </w:pPr>
+            <w:r>
+              <w:rPr>
+                <w:b/>
+                <w:bCs/>
+                <w:color w:val="FFFFFF"/>
+                <w:sz w:val="19"/>
+                <w:szCs w:val="19"/>
+              </w:rPr>
+              <w:t xml:space="preserve">Frequencies</w:t>
+            </w:r>
+          </w:p>
+        </w:tc>
+        <w:tc>
+          <w:tcPr>
+            <w:tcW w:type="dxa" w:w="1000"/>
+            <w:shd w:fill="1F3864" w:val="clear"/>
+            <w:tcMar>
+              <w:top w:type="dxa" w:w="60"/>
+              <w:left w:type="dxa" w:w="100"/>
+              <w:bottom w:type="dxa" w:w="60"/>
+              <w:right w:type="dxa" w:w="100"/>
+            </w:tcMar>
+            <w:vAlign w:val="center"/>
+          </w:tcPr>
+          <w:p>
+            <w:pPr>
+              <w:jc w:val="left"/>
+            </w:pPr>
+            <w:r>
+              <w:rPr>
+                <w:b/>
+                <w:bCs/>
+                <w:color w:val="FFFFFF"/>
+                <w:sz w:val="19"/>
+                <w:szCs w:val="19"/>
+              </w:rPr>
+              <w:t xml:space="preserve">Moratorium</w:t>
+            </w:r>
+          </w:p>
+        </w:tc>
+        <w:tc>
+          <w:tcPr>
+            <w:tcW w:type="dxa" w:w="1500"/>
+            <w:shd w:fill="1F3864" w:val="clear"/>
+            <w:tcMar>
+              <w:top w:type="dxa" w:w="60"/>
+              <w:left w:type="dxa" w:w="100"/>
+              <w:bottom w:type="dxa" w:w="60"/>
+              <w:right w:type="dxa" w:w="100"/>
+            </w:tcMar>
+            <w:vAlign w:val="center"/>
+          </w:tcPr>
+          <w:p>
+            <w:pPr>
+              <w:jc w:val="left"/>
+            </w:pPr>
+            <w:r>
+              <w:rPr>
+                <w:b/>
+                <w:bCs/>
+                <w:color w:val="FFFFFF"/>
+                <w:sz w:val="19"/>
+                <w:szCs w:val="19"/>
+              </w:rPr>
+              <w:t xml:space="preserve">Other</w:t>
+            </w:r>
+          </w:p>
+        </w:tc>
+      </w:tr>
+      <w:tr>
+        <w:trPr>
+          <w:cantSplit/>
+        </w:trPr>
+        <w:tc>
+          <w:tcPr>
+            <w:tcW w:type="dxa" w:w="700"/>
+            <w:tcMar>
+              <w:top w:type="dxa" w:w="60"/>
+              <w:left w:type="dxa" w:w="100"/>
+              <w:bottom w:type="dxa" w:w="60"/>
+              <w:right w:type="dxa" w:w="100"/>
+            </w:tcMar>
+            <w:vAlign w:val="center"/>
+          </w:tcPr>
+          <w:p>
+            <w:pPr>
+              <w:jc w:val="left"/>
+            </w:pPr>
+            <w:r>
+              <w:rPr>
+                <w:sz w:val="19"/>
+                <w:szCs w:val="19"/>
+              </w:rPr>
+              <w:t xml:space="preserve">TL01</w:t>
+            </w:r>
+          </w:p>
+        </w:tc>
+        <w:tc>
+          <w:tcPr>
+            <w:tcW w:type="dxa" w:w="1900"/>
+            <w:tcMar>
+              <w:top w:type="dxa" w:w="60"/>
+              <w:left w:type="dxa" w:w="100"/>
+              <w:bottom w:type="dxa" w:w="60"/>
+              <w:right w:type="dxa" w:w="100"/>
+            </w:tcMar>
+            <w:vAlign w:val="center"/>
+          </w:tcPr>
+          <w:p>
+            <w:pPr>
+              <w:jc w:val="left"/>
+            </w:pPr>
+            <w:r>
+              <w:rPr>
+                <w:sz w:val="19"/>
+                <w:szCs w:val="19"/>
+              </w:rPr>
+              <w:t xml:space="preserve">EQUAL_PRINCIPAL, 30E/360</w:t>
+            </w:r>
+          </w:p>
+        </w:tc>
+        <w:tc>
+          <w:tcPr>
+            <w:tcW w:type="dxa" w:w="1200"/>
+            <w:tcMar>
+              <w:top w:type="dxa" w:w="60"/>
+              <w:left w:type="dxa" w:w="100"/>
+              <w:bottom w:type="dxa" w:w="60"/>
+              <w:right w:type="dxa" w:w="100"/>
+            </w:tcMar>
+            <w:vAlign w:val="center"/>
+          </w:tcPr>
+          <w:p>
+            <w:pPr>
+              <w:jc w:val="left"/>
+            </w:pPr>
+            <w:r>
+              <w:rPr>
+                <w:sz w:val="19"/>
+                <w:szCs w:val="19"/>
+              </w:rPr>
+              <w:t xml:space="preserve">11.0 (9-16)</w:t>
+            </w:r>
+          </w:p>
+        </w:tc>
+        <w:tc>
+          <w:tcPr>
+            <w:tcW w:type="dxa" w:w="1500"/>
+            <w:tcMar>
+              <w:top w:type="dxa" w:w="60"/>
+              <w:left w:type="dxa" w:w="100"/>
+              <w:bottom w:type="dxa" w:w="60"/>
+              <w:right w:type="dxa" w:w="100"/>
+            </w:tcMar>
+            <w:vAlign w:val="center"/>
+          </w:tcPr>
+          <w:p>
+            <w:pPr>
+              <w:jc w:val="left"/>
+            </w:pPr>
+            <w:r>
+              <w:rPr>
+                <w:sz w:val="19"/>
+                <w:szCs w:val="19"/>
+              </w:rPr>
+              <w:t xml:space="preserve">1 lakh - 2 crore</w:t>
+            </w:r>
+          </w:p>
+        </w:tc>
+        <w:tc>
+          <w:tcPr>
+            <w:tcW w:type="dxa" w:w="800"/>
+            <w:tcMar>
+              <w:top w:type="dxa" w:w="60"/>
+              <w:left w:type="dxa" w:w="100"/>
+              <w:bottom w:type="dxa" w:w="60"/>
+              <w:right w:type="dxa" w:w="100"/>
+            </w:tcMar>
+            <w:vAlign w:val="center"/>
+          </w:tcPr>
+          <w:p>
+            <w:pPr>
+              <w:jc w:val="left"/>
+            </w:pPr>
+            <w:r>
+              <w:rPr>
+                <w:sz w:val="19"/>
+                <w:szCs w:val="19"/>
+              </w:rPr>
+              <w:t xml:space="preserve">12-120</w:t>
+            </w:r>
+          </w:p>
+        </w:tc>
+        <w:tc>
+          <w:tcPr>
+            <w:tcW w:type="dxa" w:w="900"/>
+            <w:tcMar>
+              <w:top w:type="dxa" w:w="60"/>
+              <w:left w:type="dxa" w:w="100"/>
+              <w:bottom w:type="dxa" w:w="60"/>
+              <w:right w:type="dxa" w:w="100"/>
+            </w:tcMar>
+            <w:vAlign w:val="center"/>
+          </w:tcPr>
+          <w:p>
+            <w:pPr>
+              <w:jc w:val="left"/>
+            </w:pPr>
+            <w:r>
+              <w:rPr>
+                <w:sz w:val="19"/>
+                <w:szCs w:val="19"/>
+              </w:rPr>
+              <w:t xml:space="preserve">M, Q, H</w:t>
+            </w:r>
+          </w:p>
+        </w:tc>
+        <w:tc>
+          <w:tcPr>
+            <w:tcW w:type="dxa" w:w="1000"/>
+            <w:tcMar>
+              <w:top w:type="dxa" w:w="60"/>
+              <w:left w:type="dxa" w:w="100"/>
+              <w:bottom w:type="dxa" w:w="60"/>
+              <w:right w:type="dxa" w:w="100"/>
+            </w:tcMar>
+            <w:vAlign w:val="center"/>
+          </w:tcPr>
+          <w:p>
+            <w:pPr>
+              <w:jc w:val="left"/>
+            </w:pPr>
+            <w:r>
+              <w:rPr>
+                <w:sz w:val="19"/>
+                <w:szCs w:val="19"/>
+              </w:rPr>
+              <w:t xml:space="preserve">0 / 12</w:t>
+            </w:r>
+          </w:p>
+        </w:tc>
+        <w:tc>
+          <w:tcPr>
+            <w:tcW w:type="dxa" w:w="1500"/>
+            <w:tcMar>
+              <w:top w:type="dxa" w:w="60"/>
+              <w:left w:type="dxa" w:w="100"/>
+              <w:bottom w:type="dxa" w:w="60"/>
+              <w:right w:type="dxa" w:w="100"/>
+            </w:tcMar>
+            <w:vAlign w:val="center"/>
+          </w:tcPr>
+          <w:p>
+            <w:pPr>
+              <w:jc w:val="left"/>
+            </w:pPr>
+            <w:r>
+              <w:rPr>
+                <w:sz w:val="19"/>
+                <w:szCs w:val="19"/>
+              </w:rPr>
+              <w:t xml:space="preserve">-</w:t>
+            </w:r>
+          </w:p>
+        </w:tc>
+      </w:tr>
+      <w:tr>
+        <w:trPr>
+          <w:cantSplit/>
+        </w:trPr>
+        <w:tc>
+          <w:tcPr>
+            <w:tcW w:type="dxa" w:w="700"/>
+            <w:shd w:fill="F5F8FC" w:val="clear"/>
+            <w:tcMar>
+              <w:top w:type="dxa" w:w="60"/>
+              <w:left w:type="dxa" w:w="100"/>
+              <w:bottom w:type="dxa" w:w="60"/>
+              <w:right w:type="dxa" w:w="100"/>
+            </w:tcMar>
+            <w:vAlign w:val="center"/>
+          </w:tcPr>
+          <w:p>
+            <w:pPr>
+              <w:jc w:val="left"/>
+            </w:pPr>
+            <w:r>
+              <w:rPr>
+                <w:sz w:val="19"/>
+                <w:szCs w:val="19"/>
+              </w:rPr>
+              <w:t xml:space="preserve">BB01</w:t>
+            </w:r>
+          </w:p>
+        </w:tc>
+        <w:tc>
+          <w:tcPr>
+            <w:tcW w:type="dxa" w:w="1900"/>
+            <w:shd w:fill="F5F8FC" w:val="clear"/>
+            <w:tcMar>
+              <w:top w:type="dxa" w:w="60"/>
+              <w:left w:type="dxa" w:w="100"/>
+              <w:bottom w:type="dxa" w:w="60"/>
+              <w:right w:type="dxa" w:w="100"/>
+            </w:tcMar>
+            <w:vAlign w:val="center"/>
+          </w:tcPr>
+          <w:p>
+            <w:pPr>
+              <w:jc w:val="left"/>
+            </w:pPr>
+            <w:r>
+              <w:rPr>
+                <w:sz w:val="19"/>
+                <w:szCs w:val="19"/>
+              </w:rPr>
+              <w:t xml:space="preserve">INTEREST_ONLY, ACT/360</w:t>
+            </w:r>
+          </w:p>
+        </w:tc>
+        <w:tc>
+          <w:tcPr>
+            <w:tcW w:type="dxa" w:w="1200"/>
+            <w:shd w:fill="F5F8FC" w:val="clear"/>
+            <w:tcMar>
+              <w:top w:type="dxa" w:w="60"/>
+              <w:left w:type="dxa" w:w="100"/>
+              <w:bottom w:type="dxa" w:w="60"/>
+              <w:right w:type="dxa" w:w="100"/>
+            </w:tcMar>
+            <w:vAlign w:val="center"/>
+          </w:tcPr>
+          <w:p>
+            <w:pPr>
+              <w:jc w:val="left"/>
+            </w:pPr>
+            <w:r>
+              <w:rPr>
+                <w:sz w:val="19"/>
+                <w:szCs w:val="19"/>
+              </w:rPr>
+              <w:t xml:space="preserve">12.0 (10-18)</w:t>
+            </w:r>
+          </w:p>
+        </w:tc>
+        <w:tc>
+          <w:tcPr>
+            <w:tcW w:type="dxa" w:w="1500"/>
+            <w:shd w:fill="F5F8FC" w:val="clear"/>
+            <w:tcMar>
+              <w:top w:type="dxa" w:w="60"/>
+              <w:left w:type="dxa" w:w="100"/>
+              <w:bottom w:type="dxa" w:w="60"/>
+              <w:right w:type="dxa" w:w="100"/>
+            </w:tcMar>
+            <w:vAlign w:val="center"/>
+          </w:tcPr>
+          <w:p>
+            <w:pPr>
+              <w:jc w:val="left"/>
+            </w:pPr>
+            <w:r>
+              <w:rPr>
+                <w:sz w:val="19"/>
+                <w:szCs w:val="19"/>
+              </w:rPr>
+              <w:t xml:space="preserve">5 lakh - 5 crore</w:t>
+            </w:r>
+          </w:p>
+        </w:tc>
+        <w:tc>
+          <w:tcPr>
+            <w:tcW w:type="dxa" w:w="800"/>
+            <w:shd w:fill="F5F8FC" w:val="clear"/>
+            <w:tcMar>
+              <w:top w:type="dxa" w:w="60"/>
+              <w:left w:type="dxa" w:w="100"/>
+              <w:bottom w:type="dxa" w:w="60"/>
+              <w:right w:type="dxa" w:w="100"/>
+            </w:tcMar>
+            <w:vAlign w:val="center"/>
+          </w:tcPr>
+          <w:p>
+            <w:pPr>
+              <w:jc w:val="left"/>
+            </w:pPr>
+            <w:r>
+              <w:rPr>
+                <w:sz w:val="19"/>
+                <w:szCs w:val="19"/>
+              </w:rPr>
+              <w:t xml:space="preserve">3-36</w:t>
+            </w:r>
+          </w:p>
+        </w:tc>
+        <w:tc>
+          <w:tcPr>
+            <w:tcW w:type="dxa" w:w="900"/>
+            <w:shd w:fill="F5F8FC" w:val="clear"/>
+            <w:tcMar>
+              <w:top w:type="dxa" w:w="60"/>
+              <w:left w:type="dxa" w:w="100"/>
+              <w:bottom w:type="dxa" w:w="60"/>
+              <w:right w:type="dxa" w:w="100"/>
+            </w:tcMar>
+            <w:vAlign w:val="center"/>
+          </w:tcPr>
+          <w:p>
+            <w:pPr>
+              <w:jc w:val="left"/>
+            </w:pPr>
+            <w:r>
+              <w:rPr>
+                <w:sz w:val="19"/>
+                <w:szCs w:val="19"/>
+              </w:rPr>
+              <w:t xml:space="preserve">M, Q</w:t>
+            </w:r>
+          </w:p>
+        </w:tc>
+        <w:tc>
+          <w:tcPr>
+            <w:tcW w:type="dxa" w:w="1000"/>
+            <w:shd w:fill="F5F8FC" w:val="clear"/>
+            <w:tcMar>
+              <w:top w:type="dxa" w:w="60"/>
+              <w:left w:type="dxa" w:w="100"/>
+              <w:bottom w:type="dxa" w:w="60"/>
+              <w:right w:type="dxa" w:w="100"/>
+            </w:tcMar>
+            <w:vAlign w:val="center"/>
+          </w:tcPr>
+          <w:p>
+            <w:pPr>
+              <w:jc w:val="left"/>
+            </w:pPr>
+            <w:r>
+              <w:rPr>
+                <w:sz w:val="19"/>
+                <w:szCs w:val="19"/>
+              </w:rPr>
+              <w:t xml:space="preserve">0 / 0</w:t>
+            </w:r>
+          </w:p>
+        </w:tc>
+        <w:tc>
+          <w:tcPr>
+            <w:tcW w:type="dxa" w:w="1500"/>
+            <w:shd w:fill="F5F8FC" w:val="clear"/>
+            <w:tcMar>
+              <w:top w:type="dxa" w:w="60"/>
+              <w:left w:type="dxa" w:w="100"/>
+              <w:bottom w:type="dxa" w:w="60"/>
+              <w:right w:type="dxa" w:w="100"/>
+            </w:tcMar>
+            <w:vAlign w:val="center"/>
+          </w:tcPr>
+          <w:p>
+            <w:pPr>
+              <w:jc w:val="left"/>
+            </w:pPr>
+            <w:r>
+              <w:rPr>
+                <w:sz w:val="19"/>
+                <w:szCs w:val="19"/>
+              </w:rPr>
+              <w:t xml:space="preserve">-</w:t>
+            </w:r>
+          </w:p>
+        </w:tc>
+      </w:tr>
+      <w:tr>
+        <w:trPr>
+          <w:cantSplit/>
+        </w:trPr>
+        <w:tc>
+          <w:tcPr>
+            <w:tcW w:type="dxa" w:w="700"/>
+            <w:tcMar>
+              <w:top w:type="dxa" w:w="60"/>
+              <w:left w:type="dxa" w:w="100"/>
+              <w:bottom w:type="dxa" w:w="60"/>
+              <w:right w:type="dxa" w:w="100"/>
+            </w:tcMar>
+            <w:vAlign w:val="center"/>
+          </w:tcPr>
+          <w:p>
+            <w:pPr>
+              <w:jc w:val="left"/>
+            </w:pPr>
+            <w:r>
+              <w:rPr>
+                <w:sz w:val="19"/>
+                <w:szCs w:val="19"/>
+              </w:rPr>
+              <w:t xml:space="preserve">AB01</w:t>
+            </w:r>
+          </w:p>
+        </w:tc>
+        <w:tc>
+          <w:tcPr>
+            <w:tcW w:type="dxa" w:w="1900"/>
+            <w:tcMar>
+              <w:top w:type="dxa" w:w="60"/>
+              <w:left w:type="dxa" w:w="100"/>
+              <w:bottom w:type="dxa" w:w="60"/>
+              <w:right w:type="dxa" w:w="100"/>
+            </w:tcMar>
+            <w:vAlign w:val="center"/>
+          </w:tcPr>
+          <w:p>
+            <w:pPr>
+              <w:jc w:val="left"/>
+            </w:pPr>
+            <w:r>
+              <w:rPr>
+                <w:sz w:val="19"/>
+                <w:szCs w:val="19"/>
+              </w:rPr>
+              <w:t xml:space="preserve">BALLOON, ACT/365</w:t>
+            </w:r>
+          </w:p>
+        </w:tc>
+        <w:tc>
+          <w:tcPr>
+            <w:tcW w:type="dxa" w:w="1200"/>
+            <w:tcMar>
+              <w:top w:type="dxa" w:w="60"/>
+              <w:left w:type="dxa" w:w="100"/>
+              <w:bottom w:type="dxa" w:w="60"/>
+              <w:right w:type="dxa" w:w="100"/>
+            </w:tcMar>
+            <w:vAlign w:val="center"/>
+          </w:tcPr>
+          <w:p>
+            <w:pPr>
+              <w:jc w:val="left"/>
+            </w:pPr>
+            <w:r>
+              <w:rPr>
+                <w:sz w:val="19"/>
+                <w:szCs w:val="19"/>
+              </w:rPr>
+              <w:t xml:space="preserve">9.5 (8-13)</w:t>
+            </w:r>
+          </w:p>
+        </w:tc>
+        <w:tc>
+          <w:tcPr>
+            <w:tcW w:type="dxa" w:w="1500"/>
+            <w:tcMar>
+              <w:top w:type="dxa" w:w="60"/>
+              <w:left w:type="dxa" w:w="100"/>
+              <w:bottom w:type="dxa" w:w="60"/>
+              <w:right w:type="dxa" w:w="100"/>
+            </w:tcMar>
+            <w:vAlign w:val="center"/>
+          </w:tcPr>
+          <w:p>
+            <w:pPr>
+              <w:jc w:val="left"/>
+            </w:pPr>
+            <w:r>
+              <w:rPr>
+                <w:sz w:val="19"/>
+                <w:szCs w:val="19"/>
+              </w:rPr>
+              <w:t xml:space="preserve">1 lakh - 50 lakh</w:t>
+            </w:r>
+          </w:p>
+        </w:tc>
+        <w:tc>
+          <w:tcPr>
+            <w:tcW w:type="dxa" w:w="800"/>
+            <w:tcMar>
+              <w:top w:type="dxa" w:w="60"/>
+              <w:left w:type="dxa" w:w="100"/>
+              <w:bottom w:type="dxa" w:w="60"/>
+              <w:right w:type="dxa" w:w="100"/>
+            </w:tcMar>
+            <w:vAlign w:val="center"/>
+          </w:tcPr>
+          <w:p>
+            <w:pPr>
+              <w:jc w:val="left"/>
+            </w:pPr>
+            <w:r>
+              <w:rPr>
+                <w:sz w:val="19"/>
+                <w:szCs w:val="19"/>
+              </w:rPr>
+              <w:t xml:space="preserve">12-84</w:t>
+            </w:r>
+          </w:p>
+        </w:tc>
+        <w:tc>
+          <w:tcPr>
+            <w:tcW w:type="dxa" w:w="900"/>
+            <w:tcMar>
+              <w:top w:type="dxa" w:w="60"/>
+              <w:left w:type="dxa" w:w="100"/>
+              <w:bottom w:type="dxa" w:w="60"/>
+              <w:right w:type="dxa" w:w="100"/>
+            </w:tcMar>
+            <w:vAlign w:val="center"/>
+          </w:tcPr>
+          <w:p>
+            <w:pPr>
+              <w:jc w:val="left"/>
+            </w:pPr>
+            <w:r>
+              <w:rPr>
+                <w:sz w:val="19"/>
+                <w:szCs w:val="19"/>
+              </w:rPr>
+              <w:t xml:space="preserve">M</w:t>
+            </w:r>
+          </w:p>
+        </w:tc>
+        <w:tc>
+          <w:tcPr>
+            <w:tcW w:type="dxa" w:w="1000"/>
+            <w:tcMar>
+              <w:top w:type="dxa" w:w="60"/>
+              <w:left w:type="dxa" w:w="100"/>
+              <w:bottom w:type="dxa" w:w="60"/>
+              <w:right w:type="dxa" w:w="100"/>
+            </w:tcMar>
+            <w:vAlign w:val="center"/>
+          </w:tcPr>
+          <w:p>
+            <w:pPr>
+              <w:jc w:val="left"/>
+            </w:pPr>
+            <w:r>
+              <w:rPr>
+                <w:sz w:val="19"/>
+                <w:szCs w:val="19"/>
+              </w:rPr>
+              <w:t xml:space="preserve">0 / 6</w:t>
+            </w:r>
+          </w:p>
+        </w:tc>
+        <w:tc>
+          <w:tcPr>
+            <w:tcW w:type="dxa" w:w="1500"/>
+            <w:tcMar>
+              <w:top w:type="dxa" w:w="60"/>
+              <w:left w:type="dxa" w:w="100"/>
+              <w:bottom w:type="dxa" w:w="60"/>
+              <w:right w:type="dxa" w:w="100"/>
+            </w:tcMar>
+            <w:vAlign w:val="center"/>
+          </w:tcPr>
+          <w:p>
+            <w:pPr>
+              <w:jc w:val="left"/>
+            </w:pPr>
+            <w:r>
+              <w:rPr>
+                <w:sz w:val="19"/>
+                <w:szCs w:val="19"/>
+              </w:rPr>
+              <w:t xml:space="preserve">balloon 30 / 50 %</w:t>
+            </w:r>
+          </w:p>
+        </w:tc>
+      </w:tr>
+      <w:tr>
+        <w:trPr>
+          <w:cantSplit/>
+        </w:trPr>
+        <w:tc>
+          <w:tcPr>
+            <w:tcW w:type="dxa" w:w="700"/>
+            <w:shd w:fill="F5F8FC" w:val="clear"/>
+            <w:tcMar>
+              <w:top w:type="dxa" w:w="60"/>
+              <w:left w:type="dxa" w:w="100"/>
+              <w:bottom w:type="dxa" w:w="60"/>
+              <w:right w:type="dxa" w:w="100"/>
+            </w:tcMar>
+            <w:vAlign w:val="center"/>
+          </w:tcPr>
+          <w:p>
+            <w:pPr>
+              <w:jc w:val="left"/>
+            </w:pPr>
+            <w:r>
+              <w:rPr>
+                <w:sz w:val="19"/>
+                <w:szCs w:val="19"/>
+              </w:rPr>
+              <w:t xml:space="preserve">SU01</w:t>
+            </w:r>
+          </w:p>
+        </w:tc>
+        <w:tc>
+          <w:tcPr>
+            <w:tcW w:type="dxa" w:w="1900"/>
+            <w:shd w:fill="F5F8FC" w:val="clear"/>
+            <w:tcMar>
+              <w:top w:type="dxa" w:w="60"/>
+              <w:left w:type="dxa" w:w="100"/>
+              <w:bottom w:type="dxa" w:w="60"/>
+              <w:right w:type="dxa" w:w="100"/>
+            </w:tcMar>
+            <w:vAlign w:val="center"/>
+          </w:tcPr>
+          <w:p>
+            <w:pPr>
+              <w:jc w:val="left"/>
+            </w:pPr>
+            <w:r>
+              <w:rPr>
+                <w:sz w:val="19"/>
+                <w:szCs w:val="19"/>
+              </w:rPr>
+              <w:t xml:space="preserve">STEP_UP_EMI, ACT/365</w:t>
+            </w:r>
+          </w:p>
+        </w:tc>
+        <w:tc>
+          <w:tcPr>
+            <w:tcW w:type="dxa" w:w="1200"/>
+            <w:shd w:fill="F5F8FC" w:val="clear"/>
+            <w:tcMar>
+              <w:top w:type="dxa" w:w="60"/>
+              <w:left w:type="dxa" w:w="100"/>
+              <w:bottom w:type="dxa" w:w="60"/>
+              <w:right w:type="dxa" w:w="100"/>
+            </w:tcMar>
+            <w:vAlign w:val="center"/>
+          </w:tcPr>
+          <w:p>
+            <w:pPr>
+              <w:jc w:val="left"/>
+            </w:pPr>
+            <w:r>
+              <w:rPr>
+                <w:sz w:val="19"/>
+                <w:szCs w:val="19"/>
+              </w:rPr>
+              <w:t xml:space="preserve">12.0 (9-17)</w:t>
+            </w:r>
+          </w:p>
+        </w:tc>
+        <w:tc>
+          <w:tcPr>
+            <w:tcW w:type="dxa" w:w="1500"/>
+            <w:shd w:fill="F5F8FC" w:val="clear"/>
+            <w:tcMar>
+              <w:top w:type="dxa" w:w="60"/>
+              <w:left w:type="dxa" w:w="100"/>
+              <w:bottom w:type="dxa" w:w="60"/>
+              <w:right w:type="dxa" w:w="100"/>
+            </w:tcMar>
+            <w:vAlign w:val="center"/>
+          </w:tcPr>
+          <w:p>
+            <w:pPr>
+              <w:jc w:val="left"/>
+            </w:pPr>
+            <w:r>
+              <w:rPr>
+                <w:sz w:val="19"/>
+                <w:szCs w:val="19"/>
+              </w:rPr>
+              <w:t xml:space="preserve">50,000 - 30 lakh</w:t>
+            </w:r>
+          </w:p>
+        </w:tc>
+        <w:tc>
+          <w:tcPr>
+            <w:tcW w:type="dxa" w:w="800"/>
+            <w:shd w:fill="F5F8FC" w:val="clear"/>
+            <w:tcMar>
+              <w:top w:type="dxa" w:w="60"/>
+              <w:left w:type="dxa" w:w="100"/>
+              <w:bottom w:type="dxa" w:w="60"/>
+              <w:right w:type="dxa" w:w="100"/>
+            </w:tcMar>
+            <w:vAlign w:val="center"/>
+          </w:tcPr>
+          <w:p>
+            <w:pPr>
+              <w:jc w:val="left"/>
+            </w:pPr>
+            <w:r>
+              <w:rPr>
+                <w:sz w:val="19"/>
+                <w:szCs w:val="19"/>
+              </w:rPr>
+              <w:t xml:space="preserve">12-84</w:t>
+            </w:r>
+          </w:p>
+        </w:tc>
+        <w:tc>
+          <w:tcPr>
+            <w:tcW w:type="dxa" w:w="900"/>
+            <w:shd w:fill="F5F8FC" w:val="clear"/>
+            <w:tcMar>
+              <w:top w:type="dxa" w:w="60"/>
+              <w:left w:type="dxa" w:w="100"/>
+              <w:bottom w:type="dxa" w:w="60"/>
+              <w:right w:type="dxa" w:w="100"/>
+            </w:tcMar>
+            <w:vAlign w:val="center"/>
+          </w:tcPr>
+          <w:p>
+            <w:pPr>
+              <w:jc w:val="left"/>
+            </w:pPr>
+            <w:r>
+              <w:rPr>
+                <w:sz w:val="19"/>
+                <w:szCs w:val="19"/>
+              </w:rPr>
+              <w:t xml:space="preserve">M, Q</w:t>
+            </w:r>
+          </w:p>
+        </w:tc>
+        <w:tc>
+          <w:tcPr>
+            <w:tcW w:type="dxa" w:w="1000"/>
+            <w:shd w:fill="F5F8FC" w:val="clear"/>
+            <w:tcMar>
+              <w:top w:type="dxa" w:w="60"/>
+              <w:left w:type="dxa" w:w="100"/>
+              <w:bottom w:type="dxa" w:w="60"/>
+              <w:right w:type="dxa" w:w="100"/>
+            </w:tcMar>
+            <w:vAlign w:val="center"/>
+          </w:tcPr>
+          <w:p>
+            <w:pPr>
+              <w:jc w:val="left"/>
+            </w:pPr>
+            <w:r>
+              <w:rPr>
+                <w:sz w:val="19"/>
+                <w:szCs w:val="19"/>
+              </w:rPr>
+              <w:t xml:space="preserve">0 / 6</w:t>
+            </w:r>
+          </w:p>
+        </w:tc>
+        <w:tc>
+          <w:tcPr>
+            <w:tcW w:type="dxa" w:w="1500"/>
+            <w:shd w:fill="F5F8FC" w:val="clear"/>
+            <w:tcMar>
+              <w:top w:type="dxa" w:w="60"/>
+              <w:left w:type="dxa" w:w="100"/>
+              <w:bottom w:type="dxa" w:w="60"/>
+              <w:right w:type="dxa" w:w="100"/>
+            </w:tcMar>
+            <w:vAlign w:val="center"/>
+          </w:tcPr>
+          <w:p>
+            <w:pPr>
+              <w:jc w:val="left"/>
+            </w:pPr>
+            <w:r>
+              <w:rPr>
+                <w:sz w:val="19"/>
+                <w:szCs w:val="19"/>
+              </w:rPr>
+              <w:t xml:space="preserve">step-up 5 / 15 %</w:t>
+            </w:r>
+          </w:p>
+        </w:tc>
+      </w:tr>
+      <w:tr>
+        <w:trPr>
+          <w:cantSplit/>
+        </w:trPr>
+        <w:tc>
+          <w:tcPr>
+            <w:tcW w:type="dxa" w:w="700"/>
+            <w:tcMar>
+              <w:top w:type="dxa" w:w="60"/>
+              <w:left w:type="dxa" w:w="100"/>
+              <w:bottom w:type="dxa" w:w="60"/>
+              <w:right w:type="dxa" w:w="100"/>
+            </w:tcMar>
+            <w:vAlign w:val="center"/>
+          </w:tcPr>
+          <w:p>
+            <w:pPr>
+              <w:jc w:val="left"/>
+            </w:pPr>
+            <w:r>
+              <w:rPr>
+                <w:sz w:val="19"/>
+                <w:szCs w:val="19"/>
+              </w:rPr>
+              <w:t xml:space="preserve">EM01</w:t>
+            </w:r>
+          </w:p>
+        </w:tc>
+        <w:tc>
+          <w:tcPr>
+            <w:tcW w:type="dxa" w:w="1900"/>
+            <w:tcMar>
+              <w:top w:type="dxa" w:w="60"/>
+              <w:left w:type="dxa" w:w="100"/>
+              <w:bottom w:type="dxa" w:w="60"/>
+              <w:right w:type="dxa" w:w="100"/>
+            </w:tcMar>
+            <w:vAlign w:val="center"/>
+          </w:tcPr>
+          <w:p>
+            <w:pPr>
+              <w:jc w:val="left"/>
+            </w:pPr>
+            <w:r>
+              <w:rPr>
+                <w:sz w:val="19"/>
+                <w:szCs w:val="19"/>
+              </w:rPr>
+              <w:t xml:space="preserve">EMI, 30/360</w:t>
+            </w:r>
+          </w:p>
+        </w:tc>
+        <w:tc>
+          <w:tcPr>
+            <w:tcW w:type="dxa" w:w="1200"/>
+            <w:tcMar>
+              <w:top w:type="dxa" w:w="60"/>
+              <w:left w:type="dxa" w:w="100"/>
+              <w:bottom w:type="dxa" w:w="60"/>
+              <w:right w:type="dxa" w:w="100"/>
+            </w:tcMar>
+            <w:vAlign w:val="center"/>
+          </w:tcPr>
+          <w:p>
+            <w:pPr>
+              <w:jc w:val="left"/>
+            </w:pPr>
+            <w:r>
+              <w:rPr>
+                <w:sz w:val="19"/>
+                <w:szCs w:val="19"/>
+              </w:rPr>
+              <w:t xml:space="preserve">9.5 (8-13)</w:t>
+            </w:r>
+          </w:p>
+        </w:tc>
+        <w:tc>
+          <w:tcPr>
+            <w:tcW w:type="dxa" w:w="1500"/>
+            <w:tcMar>
+              <w:top w:type="dxa" w:w="60"/>
+              <w:left w:type="dxa" w:w="100"/>
+              <w:bottom w:type="dxa" w:w="60"/>
+              <w:right w:type="dxa" w:w="100"/>
+            </w:tcMar>
+            <w:vAlign w:val="center"/>
+          </w:tcPr>
+          <w:p>
+            <w:pPr>
+              <w:jc w:val="left"/>
+            </w:pPr>
+            <w:r>
+              <w:rPr>
+                <w:sz w:val="19"/>
+                <w:szCs w:val="19"/>
+              </w:rPr>
+              <w:t xml:space="preserve">1 lakh - 50 lakh</w:t>
+            </w:r>
+          </w:p>
+        </w:tc>
+        <w:tc>
+          <w:tcPr>
+            <w:tcW w:type="dxa" w:w="800"/>
+            <w:tcMar>
+              <w:top w:type="dxa" w:w="60"/>
+              <w:left w:type="dxa" w:w="100"/>
+              <w:bottom w:type="dxa" w:w="60"/>
+              <w:right w:type="dxa" w:w="100"/>
+            </w:tcMar>
+            <w:vAlign w:val="center"/>
+          </w:tcPr>
+          <w:p>
+            <w:pPr>
+              <w:jc w:val="left"/>
+            </w:pPr>
+            <w:r>
+              <w:rPr>
+                <w:sz w:val="19"/>
+                <w:szCs w:val="19"/>
+              </w:rPr>
+              <w:t xml:space="preserve">24-144</w:t>
+            </w:r>
+          </w:p>
+        </w:tc>
+        <w:tc>
+          <w:tcPr>
+            <w:tcW w:type="dxa" w:w="900"/>
+            <w:tcMar>
+              <w:top w:type="dxa" w:w="60"/>
+              <w:left w:type="dxa" w:w="100"/>
+              <w:bottom w:type="dxa" w:w="60"/>
+              <w:right w:type="dxa" w:w="100"/>
+            </w:tcMar>
+            <w:vAlign w:val="center"/>
+          </w:tcPr>
+          <w:p>
+            <w:pPr>
+              <w:jc w:val="left"/>
+            </w:pPr>
+            <w:r>
+              <w:rPr>
+                <w:sz w:val="19"/>
+                <w:szCs w:val="19"/>
+              </w:rPr>
+              <w:t xml:space="preserve">M, Q</w:t>
+            </w:r>
+          </w:p>
+        </w:tc>
+        <w:tc>
+          <w:tcPr>
+            <w:tcW w:type="dxa" w:w="1000"/>
+            <w:tcMar>
+              <w:top w:type="dxa" w:w="60"/>
+              <w:left w:type="dxa" w:w="100"/>
+              <w:bottom w:type="dxa" w:w="60"/>
+              <w:right w:type="dxa" w:w="100"/>
+            </w:tcMar>
+            <w:vAlign w:val="center"/>
+          </w:tcPr>
+          <w:p>
+            <w:pPr>
+              <w:jc w:val="left"/>
+            </w:pPr>
+            <w:r>
+              <w:rPr>
+                <w:sz w:val="19"/>
+                <w:szCs w:val="19"/>
+              </w:rPr>
+              <w:t xml:space="preserve">12 / 48</w:t>
+            </w:r>
+          </w:p>
+        </w:tc>
+        <w:tc>
+          <w:tcPr>
+            <w:tcW w:type="dxa" w:w="1500"/>
+            <w:tcMar>
+              <w:top w:type="dxa" w:w="60"/>
+              <w:left w:type="dxa" w:w="100"/>
+              <w:bottom w:type="dxa" w:w="60"/>
+              <w:right w:type="dxa" w:w="100"/>
+            </w:tcMar>
+            <w:vAlign w:val="center"/>
+          </w:tcPr>
+          <w:p>
+            <w:pPr>
+              <w:jc w:val="left"/>
+            </w:pPr>
+            <w:r>
+              <w:rPr>
+                <w:sz w:val="19"/>
+                <w:szCs w:val="19"/>
+              </w:rPr>
+              <w:t xml:space="preserve">-</w:t>
+            </w:r>
+          </w:p>
+        </w:tc>
+      </w:tr>
+    </w:tbl>
+    <w:p>
+      <w:pPr>
+        <w:spacing w:after="60"/>
+      </w:pPr>
+    </w:p>
+    <w:p>
+      <w:pPr>
+        <w:spacing w:after="140" w:line="276"/>
+      </w:pPr>
+      <w:r>
+        <w:rPr>
+          <w:rFonts w:ascii="Consolas" w:hAnsi="Consolas" w:cs="Consolas"/>
+          <w:color w:val="1F3864"/>
+          <w:sz w:val="19"/>
+          <w:szCs w:val="19"/>
+        </w:rPr>
+        <w:t xml:space="preserve">MaintenanceServiceTest</w:t>
+      </w:r>
+      <w:r>
+        <w:rPr>
+          <w:sz w:val="21"/>
+          <w:szCs w:val="21"/>
+        </w:rPr>
+        <w:t xml:space="preserve"> asserts 11 products in the order PL01, BL01, EL01, GL01, AL01, HL01, TL01, BB01, AB01, SU01, EM01. A throwaway program run the product validation rules over all eleven requests and reported no problems.</w:t>
+      </w:r>
+    </w:p>
+    <w:p>
+      <w:pPr>
+        <w:pStyle w:val="Heading3"/>
+        <w:spacing w:after="100" w:before="200"/>
+      </w:pPr>
+      <w:r>
+        <w:rPr>
+          <w:b/>
+          <w:bCs/>
+          <w:color w:val="2E5AA8"/>
+          <w:sz w:val="22"/>
+          <w:szCs w:val="22"/>
+        </w:rPr>
+        <w:t xml:space="preserve">15.18.5 Admin console</w:t>
+      </w:r>
+    </w:p>
+    <w:p>
+      <w:pPr>
+        <w:pStyle w:val="ListParagraph"/>
+        <w:numPr>
+          <w:ilvl w:val="0"/>
+          <w:numId w:val="1"/>
+        </w:numPr>
+        <w:spacing w:after="80" w:line="264"/>
+      </w:pPr>
+      <w:r>
+        <w:rPr>
+          <w:sz w:val="21"/>
+          <w:szCs w:val="21"/>
+        </w:rPr>
+        <w:t xml:space="preserve">lending-admin-service: </w:t>
+      </w:r>
+      <w:r>
+        <w:rPr>
+          <w:rFonts w:ascii="Consolas" w:hAnsi="Consolas" w:cs="Consolas"/>
+          <w:color w:val="1F3864"/>
+          <w:sz w:val="19"/>
+          <w:szCs w:val="19"/>
+        </w:rPr>
+        <w:t xml:space="preserve">LendingMaintenanceClient</w:t>
+      </w:r>
+      <w:r>
+        <w:rPr>
+          <w:sz w:val="21"/>
+          <w:szCs w:val="21"/>
+        </w:rPr>
+        <w:t xml:space="preserve"> (a </w:t>
+      </w:r>
+      <w:r>
+        <w:rPr>
+          <w:rFonts w:ascii="Consolas" w:hAnsi="Consolas" w:cs="Consolas"/>
+          <w:color w:val="1F3864"/>
+          <w:sz w:val="19"/>
+          <w:szCs w:val="19"/>
+        </w:rPr>
+        <w:t xml:space="preserve">RestClient</w:t>
+      </w:r>
+      <w:r>
+        <w:rPr>
+          <w:sz w:val="21"/>
+          <w:szCs w:val="21"/>
+        </w:rPr>
+        <w:t xml:space="preserve"> with a 180-second read timeout, because the truncate and product creation can take time on a small database) and </w:t>
+      </w:r>
+      <w:r>
+        <w:rPr>
+          <w:rFonts w:ascii="Consolas" w:hAnsi="Consolas" w:cs="Consolas"/>
+          <w:color w:val="1F3864"/>
+          <w:sz w:val="19"/>
+          <w:szCs w:val="19"/>
+        </w:rPr>
+        <w:t xml:space="preserve">MaintenanceController</w:t>
+      </w:r>
+      <w:r>
+        <w:rPr>
+          <w:sz w:val="21"/>
+          <w:szCs w:val="21"/>
+        </w:rPr>
+        <w:t xml:space="preserve"> under </w:t>
+      </w:r>
+      <w:r>
+        <w:rPr>
+          <w:rFonts w:ascii="Consolas" w:hAnsi="Consolas" w:cs="Consolas"/>
+          <w:color w:val="1F3864"/>
+          <w:sz w:val="19"/>
+          <w:szCs w:val="19"/>
+        </w:rPr>
+        <w:t xml:space="preserve">/api/maintenance</w:t>
+      </w:r>
+      <w:r>
+        <w:rPr>
+          <w:sz w:val="21"/>
+          <w:szCs w:val="21"/>
+        </w:rPr>
+        <w:t xml:space="preserve">, returning the lending service's status codes and messages unchanged.</w:t>
+      </w:r>
+    </w:p>
+    <w:p>
+      <w:pPr>
+        <w:pStyle w:val="ListParagraph"/>
+        <w:numPr>
+          <w:ilvl w:val="0"/>
+          <w:numId w:val="1"/>
+        </w:numPr>
+        <w:spacing w:after="80" w:line="264"/>
+      </w:pPr>
+      <w:r>
+        <w:rPr>
+          <w:sz w:val="21"/>
+          <w:szCs w:val="21"/>
+        </w:rPr>
+        <w:t xml:space="preserve">React: </w:t>
+      </w:r>
+      <w:r>
+        <w:rPr>
+          <w:rFonts w:ascii="Consolas" w:hAnsi="Consolas" w:cs="Consolas"/>
+          <w:color w:val="1F3864"/>
+          <w:sz w:val="19"/>
+          <w:szCs w:val="19"/>
+        </w:rPr>
+        <w:t xml:space="preserve">Maintenance.tsx</w:t>
+      </w:r>
+      <w:r>
+        <w:rPr>
+          <w:sz w:val="21"/>
+          <w:szCs w:val="21"/>
+        </w:rPr>
+        <w:t xml:space="preserve"> shows the status counts, a Create base products button, and a Clear all data panel that requires typing RESET. Texts now say eleven products.</w:t>
+      </w:r>
+    </w:p>
+    <w:p>
+      <w:pPr>
+        <w:pStyle w:val="ListParagraph"/>
+        <w:numPr>
+          <w:ilvl w:val="0"/>
+          <w:numId w:val="1"/>
+        </w:numPr>
+        <w:spacing w:after="80" w:line="264"/>
+      </w:pPr>
+      <w:r>
+        <w:rPr>
+          <w:sz w:val="21"/>
+          <w:szCs w:val="21"/>
+        </w:rPr>
+        <w:t xml:space="preserve">Configuration: </w:t>
+      </w:r>
+      <w:r>
+        <w:rPr>
+          <w:rFonts w:ascii="Consolas" w:hAnsi="Consolas" w:cs="Consolas"/>
+          <w:color w:val="1F3864"/>
+          <w:sz w:val="19"/>
+          <w:szCs w:val="19"/>
+        </w:rPr>
+        <w:t xml:space="preserve">LENDING_RESET_ENABLED</w:t>
+      </w:r>
+      <w:r>
+        <w:rPr>
+          <w:sz w:val="21"/>
+          <w:szCs w:val="21"/>
+        </w:rPr>
+        <w:t xml:space="preserve"> (lending-service; true in render.yaml and docker-compose).</w:t>
+      </w:r>
+    </w:p>
+    <w:p>
+      <w:pPr>
+        <w:pStyle w:val="Heading2"/>
+        <w:spacing w:after="120" w:before="280"/>
+      </w:pPr>
+      <w:r>
+        <w:rPr>
+          <w:b/>
+          <w:bCs/>
+          <w:color w:val="2E5AA8"/>
+          <w:sz w:val="25"/>
+          <w:szCs w:val="25"/>
+        </w:rPr>
+        <w:t xml:space="preserve">15.19 Batch Framework Changes and Fixes</w:t>
+      </w:r>
+    </w:p>
+    <w:p>
+      <w:pPr>
+        <w:pStyle w:val="Heading3"/>
+        <w:spacing w:after="100" w:before="200"/>
+      </w:pPr>
+      <w:r>
+        <w:rPr>
+          <w:b/>
+          <w:bCs/>
+          <w:color w:val="2E5AA8"/>
+          <w:sz w:val="22"/>
+          <w:szCs w:val="22"/>
+        </w:rPr>
+        <w:t xml:space="preserve">15.19.1 Shared reader race in partitioned jobs</w:t>
+      </w:r>
+    </w:p>
+    <w:p>
+      <w:pPr>
+        <w:spacing w:after="140" w:line="276"/>
+      </w:pPr>
+      <w:r>
+        <w:rPr>
+          <w:sz w:val="21"/>
+          <w:szCs w:val="21"/>
+        </w:rPr>
+        <w:t xml:space="preserve">Each chunk job has one </w:t>
+      </w:r>
+      <w:r>
+        <w:rPr>
+          <w:rFonts w:ascii="Consolas" w:hAnsi="Consolas" w:cs="Consolas"/>
+          <w:color w:val="1F3864"/>
+          <w:sz w:val="19"/>
+          <w:szCs w:val="19"/>
+        </w:rPr>
+        <w:t xml:space="preserve">PartitionRangeItemReader</w:t>
+      </w:r>
+      <w:r>
+        <w:rPr>
+          <w:sz w:val="21"/>
+          <w:szCs w:val="21"/>
+        </w:rPr>
+        <w:t xml:space="preserve"> bean shared by all its worker steps. The reader kept its delegate in a field, so two partitions starting together overwrote each other's delegate: one partition read a range twice or not at all, and a late </w:t>
+      </w:r>
+      <w:r>
+        <w:rPr>
+          <w:rFonts w:ascii="Consolas" w:hAnsi="Consolas" w:cs="Consolas"/>
+          <w:color w:val="1F3864"/>
+          <w:sz w:val="19"/>
+          <w:szCs w:val="19"/>
+        </w:rPr>
+        <w:t xml:space="preserve">read()</w:t>
+      </w:r>
+      <w:r>
+        <w:rPr>
+          <w:sz w:val="21"/>
+          <w:szCs w:val="21"/>
+        </w:rPr>
+        <w:t xml:space="preserve"> could hit a delegate that another thread had closed (</w:t>
+      </w:r>
+      <w:r>
+        <w:rPr>
+          <w:rFonts w:ascii="Consolas" w:hAnsi="Consolas" w:cs="Consolas"/>
+          <w:color w:val="1F3864"/>
+          <w:sz w:val="19"/>
+          <w:szCs w:val="19"/>
+        </w:rPr>
+        <w:t xml:space="preserve">ReaderNotOpenException</w:t>
+      </w:r>
+      <w:r>
+        <w:rPr>
+          <w:sz w:val="21"/>
+          <w:szCs w:val="21"/>
+        </w:rPr>
+        <w:t xml:space="preserve">, seen on the DPD job). Accounts in the lost range were silently skipped (interest accrual covered three of four accounts).</w:t>
+      </w:r>
+    </w:p>
+    <w:p>
+      <w:pPr>
+        <w:pStyle w:val="ListParagraph"/>
+        <w:numPr>
+          <w:ilvl w:val="0"/>
+          <w:numId w:val="1"/>
+        </w:numPr>
+        <w:spacing w:after="80" w:line="264"/>
+      </w:pPr>
+      <w:r>
+        <w:rPr>
+          <w:sz w:val="21"/>
+          <w:szCs w:val="21"/>
+        </w:rPr>
+        <w:t xml:space="preserve">The delegate and its range now live in a </w:t>
+      </w:r>
+      <w:r>
+        <w:rPr>
+          <w:rFonts w:ascii="Consolas" w:hAnsi="Consolas" w:cs="Consolas"/>
+          <w:color w:val="1F3864"/>
+          <w:sz w:val="19"/>
+          <w:szCs w:val="19"/>
+        </w:rPr>
+        <w:t xml:space="preserve">ThreadLocal</w:t>
+      </w:r>
+      <w:r>
+        <w:rPr>
+          <w:sz w:val="21"/>
+          <w:szCs w:val="21"/>
+        </w:rPr>
+        <w:t xml:space="preserve">, created in </w:t>
+      </w:r>
+      <w:r>
+        <w:rPr>
+          <w:rFonts w:ascii="Consolas" w:hAnsi="Consolas" w:cs="Consolas"/>
+          <w:color w:val="1F3864"/>
+          <w:sz w:val="19"/>
+          <w:szCs w:val="19"/>
+        </w:rPr>
+        <w:t xml:space="preserve">open()</w:t>
+      </w:r>
+      <w:r>
+        <w:rPr>
+          <w:sz w:val="21"/>
+          <w:szCs w:val="21"/>
+        </w:rPr>
+        <w:t xml:space="preserve"> and removed in </w:t>
+      </w:r>
+      <w:r>
+        <w:rPr>
+          <w:rFonts w:ascii="Consolas" w:hAnsi="Consolas" w:cs="Consolas"/>
+          <w:color w:val="1F3864"/>
+          <w:sz w:val="19"/>
+          <w:szCs w:val="19"/>
+        </w:rPr>
+        <w:t xml:space="preserve">close()</w:t>
+      </w:r>
+      <w:r>
+        <w:rPr>
+          <w:sz w:val="21"/>
+          <w:szCs w:val="21"/>
+        </w:rPr>
+        <w:t xml:space="preserve">. Each partition runs on its own thread for the whole step, so the state is private.</w:t>
+      </w:r>
+    </w:p>
+    <w:p>
+      <w:pPr>
+        <w:pStyle w:val="ListParagraph"/>
+        <w:numPr>
+          <w:ilvl w:val="0"/>
+          <w:numId w:val="1"/>
+        </w:numPr>
+        <w:spacing w:after="80" w:line="264"/>
+      </w:pPr>
+      <w:r>
+        <w:rPr>
+          <w:rFonts w:ascii="Consolas" w:hAnsi="Consolas" w:cs="Consolas"/>
+          <w:color w:val="1F3864"/>
+          <w:sz w:val="19"/>
+          <w:szCs w:val="19"/>
+        </w:rPr>
+        <w:t xml:space="preserve">afterStep</w:t>
+      </w:r>
+      <w:r>
+        <w:rPr>
+          <w:sz w:val="21"/>
+          <w:szCs w:val="21"/>
+        </w:rPr>
+        <w:t xml:space="preserve"> logs partition name, account range and the read/written/skipped counts, so a gap in coverage shows up in the log. </w:t>
+      </w:r>
+      <w:r>
+        <w:rPr>
+          <w:rFonts w:ascii="Consolas" w:hAnsi="Consolas" w:cs="Consolas"/>
+          <w:color w:val="1F3864"/>
+          <w:sz w:val="19"/>
+          <w:szCs w:val="19"/>
+        </w:rPr>
+        <w:t xml:space="preserve">PartitionRangeItemReaderTest</w:t>
+      </w:r>
+      <w:r>
+        <w:rPr>
+          <w:sz w:val="21"/>
+          <w:szCs w:val="21"/>
+        </w:rPr>
+        <w:t xml:space="preserve"> runs two partitions concurrently and asserts that each sees only its own range.</w:t>
+      </w:r>
+    </w:p>
+    <w:p>
+      <w:pPr>
+        <w:pStyle w:val="Heading3"/>
+        <w:spacing w:after="100" w:before="200"/>
+      </w:pPr>
+      <w:r>
+        <w:rPr>
+          <w:b/>
+          <w:bCs/>
+          <w:color w:val="2E5AA8"/>
+          <w:sz w:val="22"/>
+          <w:szCs w:val="22"/>
+        </w:rPr>
+        <w:t xml:space="preserve">15.19.2 Streams per job (migration V5)</w:t>
+      </w:r>
+    </w:p>
+    <w:p>
+      <w:pPr>
+        <w:pStyle w:val="ListParagraph"/>
+        <w:numPr>
+          <w:ilvl w:val="0"/>
+          <w:numId w:val="1"/>
+        </w:numPr>
+        <w:spacing w:after="80" w:line="264"/>
+      </w:pPr>
+      <w:r>
+        <w:rPr>
+          <w:rFonts w:ascii="Consolas" w:hAnsi="Consolas" w:cs="Consolas"/>
+          <w:color w:val="1F3864"/>
+          <w:sz w:val="19"/>
+          <w:szCs w:val="19"/>
+        </w:rPr>
+        <w:t xml:space="preserve">BatchJobRegistry.DEFAULT_CONCURRENCY</w:t>
+      </w:r>
+      <w:r>
+        <w:rPr>
+          <w:sz w:val="21"/>
+          <w:szCs w:val="21"/>
+        </w:rPr>
+        <w:t xml:space="preserve"> is 2. The </w:t>
+      </w:r>
+      <w:r>
+        <w:rPr>
+          <w:rFonts w:ascii="Consolas" w:hAnsi="Consolas" w:cs="Consolas"/>
+          <w:color w:val="1F3864"/>
+          <w:sz w:val="19"/>
+          <w:szCs w:val="19"/>
+        </w:rPr>
+        <w:t xml:space="preserve">batch_job_config.concurrency</w:t>
+      </w:r>
+      <w:r>
+        <w:rPr>
+          <w:sz w:val="21"/>
+          <w:szCs w:val="21"/>
+        </w:rPr>
+        <w:t xml:space="preserve"> column is still the per-job setting that </w:t>
+      </w:r>
+      <w:r>
+        <w:rPr>
+          <w:rFonts w:ascii="Consolas" w:hAnsi="Consolas" w:cs="Consolas"/>
+          <w:color w:val="1F3864"/>
+          <w:sz w:val="19"/>
+          <w:szCs w:val="19"/>
+        </w:rPr>
+        <w:t xml:space="preserve">ColumnRangePartitioner</w:t>
+      </w:r>
+      <w:r>
+        <w:rPr>
+          <w:sz w:val="21"/>
+          <w:szCs w:val="21"/>
+        </w:rPr>
+        <w:t xml:space="preserve"> and the partition handler read at job start.</w:t>
+      </w:r>
+    </w:p>
+    <w:p>
+      <w:pPr>
+        <w:pStyle w:val="ListParagraph"/>
+        <w:numPr>
+          <w:ilvl w:val="0"/>
+          <w:numId w:val="1"/>
+        </w:numPr>
+        <w:spacing w:after="80" w:line="264"/>
+      </w:pPr>
+      <w:r>
+        <w:rPr>
+          <w:rFonts w:ascii="Consolas" w:hAnsi="Consolas" w:cs="Consolas"/>
+          <w:color w:val="1F3864"/>
+          <w:sz w:val="19"/>
+          <w:szCs w:val="19"/>
+        </w:rPr>
+        <w:t xml:space="preserve">V5__two_streams_per_chunk_job.sql</w:t>
+      </w:r>
+      <w:r>
+        <w:rPr>
+          <w:sz w:val="21"/>
+          <w:szCs w:val="21"/>
+        </w:rPr>
+        <w:t xml:space="preserve"> sets </w:t>
+      </w:r>
+      <w:r>
+        <w:rPr>
+          <w:rFonts w:ascii="Consolas" w:hAnsi="Consolas" w:cs="Consolas"/>
+          <w:color w:val="1F3864"/>
+          <w:sz w:val="19"/>
+          <w:szCs w:val="19"/>
+        </w:rPr>
+        <w:t xml:space="preserve">concurrency = 2</w:t>
+      </w:r>
+      <w:r>
+        <w:rPr>
+          <w:sz w:val="21"/>
+          <w:szCs w:val="21"/>
+        </w:rPr>
+        <w:t xml:space="preserve"> and </w:t>
+      </w:r>
+      <w:r>
+        <w:rPr>
+          <w:rFonts w:ascii="Consolas" w:hAnsi="Consolas" w:cs="Consolas"/>
+          <w:color w:val="1F3864"/>
+          <w:sz w:val="19"/>
+          <w:szCs w:val="19"/>
+        </w:rPr>
+        <w:t xml:space="preserve">throttle_limit = 2</w:t>
+      </w:r>
+      <w:r>
+        <w:rPr>
+          <w:sz w:val="21"/>
+          <w:szCs w:val="21"/>
+        </w:rPr>
+        <w:t xml:space="preserve"> for every partitioned chunk job; single-action jobs are untouched. The value can be changed per job on the Configuration screen or through the batch-admin API and applies from the next run.</w:t>
+      </w:r>
+    </w:p>
+    <w:p>
+      <w:pPr>
+        <w:pStyle w:val="Heading3"/>
+        <w:spacing w:after="100" w:before="200"/>
+      </w:pPr>
+      <w:r>
+        <w:rPr>
+          <w:b/>
+          <w:bCs/>
+          <w:color w:val="2E5AA8"/>
+          <w:sz w:val="22"/>
+          <w:szCs w:val="22"/>
+        </w:rPr>
+        <w:t xml:space="preserve">15.19.3 End-of-day chaining</w:t>
+      </w:r>
+    </w:p>
+    <w:p>
+      <w:pPr>
+        <w:spacing w:after="140" w:line="276"/>
+      </w:pPr>
+      <w:r>
+        <w:rPr>
+          <w:rFonts w:ascii="Consolas" w:hAnsi="Consolas" w:cs="Consolas"/>
+          <w:color w:val="1F3864"/>
+          <w:sz w:val="19"/>
+          <w:szCs w:val="19"/>
+        </w:rPr>
+        <w:t xml:space="preserve">TaskExecutorJobLauncher</w:t>
+      </w:r>
+      <w:r>
+        <w:rPr>
+          <w:sz w:val="21"/>
+          <w:szCs w:val="21"/>
+        </w:rPr>
+        <w:t xml:space="preserve"> is configured with </w:t>
+      </w:r>
+      <w:r>
+        <w:rPr>
+          <w:rFonts w:ascii="Consolas" w:hAnsi="Consolas" w:cs="Consolas"/>
+          <w:color w:val="1F3864"/>
+          <w:sz w:val="19"/>
+          <w:szCs w:val="19"/>
+        </w:rPr>
+        <w:t xml:space="preserve">SimpleAsyncTaskExecutor("batch-launcher-")</w:t>
+      </w:r>
+      <w:r>
+        <w:rPr>
+          <w:sz w:val="21"/>
+          <w:szCs w:val="21"/>
+        </w:rPr>
+        <w:t xml:space="preserve">, so </w:t>
+      </w:r>
+      <w:r>
+        <w:rPr>
+          <w:rFonts w:ascii="Consolas" w:hAnsi="Consolas" w:cs="Consolas"/>
+          <w:color w:val="1F3864"/>
+          <w:sz w:val="19"/>
+          <w:szCs w:val="19"/>
+        </w:rPr>
+        <w:t xml:space="preserve">run()</w:t>
+      </w:r>
+      <w:r>
+        <w:rPr>
+          <w:sz w:val="21"/>
+          <w:szCs w:val="21"/>
+        </w:rPr>
+        <w:t xml:space="preserve"> returns as soon as the job starts. </w:t>
+      </w:r>
+      <w:r>
+        <w:rPr>
+          <w:rFonts w:ascii="Consolas" w:hAnsi="Consolas" w:cs="Consolas"/>
+          <w:color w:val="1F3864"/>
+          <w:sz w:val="19"/>
+          <w:szCs w:val="19"/>
+        </w:rPr>
+        <w:t xml:space="preserve">SpringBatchEodJobGateway</w:t>
+      </w:r>
+      <w:r>
+        <w:rPr>
+          <w:sz w:val="21"/>
+          <w:szCs w:val="21"/>
+        </w:rPr>
+        <w:t xml:space="preserve"> read the status right after launch, saw STARTED, treated it as a failure and ended the chain, so one job completed per run.</w:t>
+      </w:r>
+    </w:p>
+    <w:p>
+      <w:pPr>
+        <w:pStyle w:val="ListParagraph"/>
+        <w:numPr>
+          <w:ilvl w:val="0"/>
+          <w:numId w:val="1"/>
+        </w:numPr>
+        <w:spacing w:after="80" w:line="264"/>
+      </w:pPr>
+      <w:r>
+        <w:rPr>
+          <w:rFonts w:ascii="Consolas" w:hAnsi="Consolas" w:cs="Consolas"/>
+          <w:color w:val="1F3864"/>
+          <w:sz w:val="19"/>
+          <w:szCs w:val="19"/>
+        </w:rPr>
+        <w:t xml:space="preserve">awaitTerminal(executionId)</w:t>
+      </w:r>
+      <w:r>
+        <w:rPr>
+          <w:sz w:val="21"/>
+          <w:szCs w:val="21"/>
+        </w:rPr>
+        <w:t xml:space="preserve"> polls </w:t>
+      </w:r>
+      <w:r>
+        <w:rPr>
+          <w:rFonts w:ascii="Consolas" w:hAnsi="Consolas" w:cs="Consolas"/>
+          <w:color w:val="1F3864"/>
+          <w:sz w:val="19"/>
+          <w:szCs w:val="19"/>
+        </w:rPr>
+        <w:t xml:space="preserve">JobExplorer</w:t>
+      </w:r>
+      <w:r>
+        <w:rPr>
+          <w:sz w:val="21"/>
+          <w:szCs w:val="21"/>
+        </w:rPr>
+        <w:t xml:space="preserve"> every </w:t>
+      </w:r>
+      <w:r>
+        <w:rPr>
+          <w:rFonts w:ascii="Consolas" w:hAnsi="Consolas" w:cs="Consolas"/>
+          <w:color w:val="1F3864"/>
+          <w:sz w:val="19"/>
+          <w:szCs w:val="19"/>
+        </w:rPr>
+        <w:t xml:space="preserve">batch.eod.poll-interval-ms</w:t>
+      </w:r>
+      <w:r>
+        <w:rPr>
+          <w:sz w:val="21"/>
+          <w:szCs w:val="21"/>
+        </w:rPr>
+        <w:t xml:space="preserve"> (default 2,000) until </w:t>
+      </w:r>
+      <w:r>
+        <w:rPr>
+          <w:rFonts w:ascii="Consolas" w:hAnsi="Consolas" w:cs="Consolas"/>
+          <w:color w:val="1F3864"/>
+          <w:sz w:val="19"/>
+          <w:szCs w:val="19"/>
+        </w:rPr>
+        <w:t xml:space="preserve">BatchStatus.isRunning()</w:t>
+      </w:r>
+      <w:r>
+        <w:rPr>
+          <w:sz w:val="21"/>
+          <w:szCs w:val="21"/>
+        </w:rPr>
+        <w:t xml:space="preserve"> is false or </w:t>
+      </w:r>
+      <w:r>
+        <w:rPr>
+          <w:rFonts w:ascii="Consolas" w:hAnsi="Consolas" w:cs="Consolas"/>
+          <w:color w:val="1F3864"/>
+          <w:sz w:val="19"/>
+          <w:szCs w:val="19"/>
+        </w:rPr>
+        <w:t xml:space="preserve">batch.eod.job-timeout-minutes</w:t>
+      </w:r>
+      <w:r>
+        <w:rPr>
+          <w:sz w:val="21"/>
+          <w:szCs w:val="21"/>
+        </w:rPr>
+        <w:t xml:space="preserve"> (default 180) elapses; the final status then decides whether the chain continues. A timeout is reported as FAILED with a clear message.</w:t>
+      </w:r>
+    </w:p>
+    <w:p>
+      <w:pPr>
+        <w:pStyle w:val="ListParagraph"/>
+        <w:numPr>
+          <w:ilvl w:val="0"/>
+          <w:numId w:val="1"/>
+        </w:numPr>
+        <w:spacing w:after="80" w:line="264"/>
+      </w:pPr>
+      <w:r>
+        <w:rPr>
+          <w:rFonts w:ascii="Consolas" w:hAnsi="Consolas" w:cs="Consolas"/>
+          <w:color w:val="1F3864"/>
+          <w:sz w:val="19"/>
+          <w:szCs w:val="19"/>
+        </w:rPr>
+        <w:t xml:space="preserve">EndOfDayService</w:t>
+      </w:r>
+      <w:r>
+        <w:rPr>
+          <w:sz w:val="21"/>
+          <w:szCs w:val="21"/>
+        </w:rPr>
+        <w:t xml:space="preserve"> now logs the failing job and its message at WARN. Resume behaviour is unchanged: jobs already COMPLETED for the date are skipped (</w:t>
+      </w:r>
+      <w:r>
+        <w:rPr>
+          <w:rFonts w:ascii="Consolas" w:hAnsi="Consolas" w:cs="Consolas"/>
+          <w:color w:val="1F3864"/>
+          <w:sz w:val="19"/>
+          <w:szCs w:val="19"/>
+        </w:rPr>
+        <w:t xml:space="preserve">alreadyCompleted</w:t>
+      </w:r>
+      <w:r>
+        <w:rPr>
+          <w:sz w:val="21"/>
+          <w:szCs w:val="21"/>
+        </w:rPr>
+        <w:t xml:space="preserve">).</w:t>
+      </w:r>
+    </w:p>
+    <w:p>
+      <w:pPr>
+        <w:pStyle w:val="ListParagraph"/>
+        <w:numPr>
+          <w:ilvl w:val="0"/>
+          <w:numId w:val="1"/>
+        </w:numPr>
+        <w:spacing w:after="80" w:line="264"/>
+      </w:pPr>
+      <w:r>
+        <w:rPr>
+          <w:rFonts w:ascii="Consolas" w:hAnsi="Consolas" w:cs="Consolas"/>
+          <w:color w:val="1F3864"/>
+          <w:sz w:val="19"/>
+          <w:szCs w:val="19"/>
+        </w:rPr>
+        <w:t xml:space="preserve">SpringBatchEodJobGatewayTest</w:t>
+      </w:r>
+      <w:r>
+        <w:rPr>
+          <w:sz w:val="21"/>
+          <w:szCs w:val="21"/>
+        </w:rPr>
+        <w:t xml:space="preserve"> covers success, failure, timeout and a job that is running for several polls.</w:t>
+      </w:r>
+    </w:p>
+    <w:p>
+      <w:pPr>
+        <w:pStyle w:val="Heading3"/>
+        <w:spacing w:after="100" w:before="200"/>
+      </w:pPr>
+      <w:r>
+        <w:rPr>
+          <w:b/>
+          <w:bCs/>
+          <w:color w:val="2E5AA8"/>
+          <w:sz w:val="22"/>
+          <w:szCs w:val="22"/>
+        </w:rPr>
+        <w:t xml:space="preserve">15.19.4 Business date missing in single-action jobs</w:t>
+      </w:r>
+    </w:p>
+    <w:p>
+      <w:pPr>
+        <w:spacing w:after="140" w:line="276"/>
+      </w:pPr>
+      <w:r>
+        <w:rPr>
+          <w:rFonts w:ascii="Consolas" w:hAnsi="Consolas" w:cs="Consolas"/>
+          <w:color w:val="1F3864"/>
+          <w:sz w:val="19"/>
+          <w:szCs w:val="19"/>
+        </w:rPr>
+        <w:t xml:space="preserve">TimeoutTaskletDecorator</w:t>
+      </w:r>
+      <w:r>
+        <w:rPr>
+          <w:sz w:val="21"/>
+          <w:szCs w:val="21"/>
+        </w:rPr>
+        <w:t xml:space="preserve"> runs the wrapped tasklet on a guard thread to enforce the time limit. </w:t>
+      </w:r>
+      <w:r>
+        <w:rPr>
+          <w:rFonts w:ascii="Consolas" w:hAnsi="Consolas" w:cs="Consolas"/>
+          <w:color w:val="1F3864"/>
+          <w:sz w:val="19"/>
+          <w:szCs w:val="19"/>
+        </w:rPr>
+        <w:t xml:space="preserve">BatchJobContext</w:t>
+      </w:r>
+      <w:r>
+        <w:rPr>
+          <w:sz w:val="21"/>
+          <w:szCs w:val="21"/>
+        </w:rPr>
+        <w:t xml:space="preserve"> is thread-local, so the business date and job parameters set by </w:t>
+      </w:r>
+      <w:r>
+        <w:rPr>
+          <w:rFonts w:ascii="Consolas" w:hAnsi="Consolas" w:cs="Consolas"/>
+          <w:color w:val="1F3864"/>
+          <w:sz w:val="19"/>
+          <w:szCs w:val="19"/>
+        </w:rPr>
+        <w:t xml:space="preserve">BatchJobContextStepListener</w:t>
+      </w:r>
+      <w:r>
+        <w:rPr>
+          <w:sz w:val="21"/>
+          <w:szCs w:val="21"/>
+        </w:rPr>
+        <w:t xml:space="preserve"> were not visible there (GL_POSTING_RECONCILIATION_DAILY failed with "No business date in the job context").</w:t>
+      </w:r>
+    </w:p>
+    <w:p>
+      <w:pPr>
+        <w:pStyle w:val="ListParagraph"/>
+        <w:numPr>
+          <w:ilvl w:val="0"/>
+          <w:numId w:val="1"/>
+        </w:numPr>
+        <w:spacing w:after="80" w:line="264"/>
+      </w:pPr>
+      <w:r>
+        <w:rPr>
+          <w:rFonts w:ascii="Consolas" w:hAnsi="Consolas" w:cs="Consolas"/>
+          <w:color w:val="1F3864"/>
+          <w:sz w:val="19"/>
+          <w:szCs w:val="19"/>
+        </w:rPr>
+        <w:t xml:space="preserve">BatchJobContext.snapshot()</w:t>
+      </w:r>
+      <w:r>
+        <w:rPr>
+          <w:sz w:val="21"/>
+          <w:szCs w:val="21"/>
+        </w:rPr>
+        <w:t xml:space="preserve"> returns an immutable </w:t>
+      </w:r>
+      <w:r>
+        <w:rPr>
+          <w:rFonts w:ascii="Consolas" w:hAnsi="Consolas" w:cs="Consolas"/>
+          <w:color w:val="1F3864"/>
+          <w:sz w:val="19"/>
+          <w:szCs w:val="19"/>
+        </w:rPr>
+        <w:t xml:space="preserve">Snapshot</w:t>
+      </w:r>
+      <w:r>
+        <w:rPr>
+          <w:sz w:val="21"/>
+          <w:szCs w:val="21"/>
+        </w:rPr>
+        <w:t xml:space="preserve">; </w:t>
+      </w:r>
+      <w:r>
+        <w:rPr>
+          <w:rFonts w:ascii="Consolas" w:hAnsi="Consolas" w:cs="Consolas"/>
+          <w:color w:val="1F3864"/>
+          <w:sz w:val="19"/>
+          <w:szCs w:val="19"/>
+        </w:rPr>
+        <w:t xml:space="preserve">restore(snapshot)</w:t>
+      </w:r>
+      <w:r>
+        <w:rPr>
+          <w:sz w:val="21"/>
+          <w:szCs w:val="21"/>
+        </w:rPr>
+        <w:t xml:space="preserve"> reinstalls it and returns a handle that clears the guard thread afterwards. The decorator takes the snapshot on the calling thread and restores it inside the task.</w:t>
+      </w:r>
+    </w:p>
+    <w:p>
+      <w:pPr>
+        <w:pStyle w:val="ListParagraph"/>
+        <w:numPr>
+          <w:ilvl w:val="0"/>
+          <w:numId w:val="1"/>
+        </w:numPr>
+        <w:spacing w:after="80" w:line="264"/>
+      </w:pPr>
+      <w:r>
+        <w:rPr>
+          <w:rFonts w:ascii="Consolas" w:hAnsi="Consolas" w:cs="Consolas"/>
+          <w:color w:val="1F3864"/>
+          <w:sz w:val="19"/>
+          <w:szCs w:val="19"/>
+        </w:rPr>
+        <w:t xml:space="preserve">TimeoutTaskletDecoratorTest</w:t>
+      </w:r>
+      <w:r>
+        <w:rPr>
+          <w:sz w:val="21"/>
+          <w:szCs w:val="21"/>
+        </w:rPr>
+        <w:t xml:space="preserve"> asserts the context is visible inside the tasklet and cleared afterwards.</w:t>
+      </w:r>
+    </w:p>
+    <w:p>
+      <w:pPr>
+        <w:pStyle w:val="Heading3"/>
+        <w:spacing w:after="100" w:before="200"/>
+      </w:pPr>
+      <w:r>
+        <w:rPr>
+          <w:b/>
+          <w:bCs/>
+          <w:color w:val="2E5AA8"/>
+          <w:sz w:val="22"/>
+          <w:szCs w:val="22"/>
+        </w:rPr>
+        <w:t xml:space="preserve">15.19.5 Retries towards lending-service</w:t>
+      </w:r>
+    </w:p>
+    <w:p>
+      <w:pPr>
+        <w:pStyle w:val="ListParagraph"/>
+        <w:numPr>
+          <w:ilvl w:val="0"/>
+          <w:numId w:val="1"/>
+        </w:numPr>
+        <w:spacing w:after="80" w:line="264"/>
+      </w:pPr>
+      <w:r>
+        <w:rPr>
+          <w:rFonts w:ascii="Consolas" w:hAnsi="Consolas" w:cs="Consolas"/>
+          <w:color w:val="1F3864"/>
+          <w:sz w:val="19"/>
+          <w:szCs w:val="19"/>
+        </w:rPr>
+        <w:t xml:space="preserve">LendingServiceClient.call</w:t>
+      </w:r>
+      <w:r>
+        <w:rPr>
+          <w:sz w:val="21"/>
+          <w:szCs w:val="21"/>
+        </w:rPr>
+        <w:t xml:space="preserve"> already retried 429, 502, 503, 504 and I/O errors three times with short back-off. On the free Render tier lending-service answers 502 for up to two minutes after a cold start, so end of day failed at its first call.</w:t>
+      </w:r>
+    </w:p>
+    <w:p>
+      <w:pPr>
+        <w:pStyle w:val="ListParagraph"/>
+        <w:numPr>
+          <w:ilvl w:val="0"/>
+          <w:numId w:val="1"/>
+        </w:numPr>
+        <w:spacing w:after="80" w:line="264"/>
+      </w:pPr>
+      <w:r>
+        <w:rPr>
+          <w:sz w:val="21"/>
+          <w:szCs w:val="21"/>
+        </w:rPr>
+        <w:t xml:space="preserve">A second policy, "patient", is used for the business-date calls only: 9 attempts, exponential back-off capped at </w:t>
+      </w:r>
+      <w:r>
+        <w:rPr>
+          <w:rFonts w:ascii="Consolas" w:hAnsi="Consolas" w:cs="Consolas"/>
+          <w:color w:val="1F3864"/>
+          <w:sz w:val="19"/>
+          <w:szCs w:val="19"/>
+        </w:rPr>
+        <w:t xml:space="preserve">MAX_BACKOFF_MILLIS</w:t>
+      </w:r>
+      <w:r>
+        <w:rPr>
+          <w:sz w:val="21"/>
+          <w:szCs w:val="21"/>
+        </w:rPr>
+        <w:t xml:space="preserve"> = 30,000 ms (about two minutes in total). Per-account calls keep the short policy so a real outage fails the job quickly.</w:t>
+      </w:r>
+    </w:p>
+    <w:p>
+      <w:pPr>
+        <w:pStyle w:val="Heading3"/>
+        <w:spacing w:after="100" w:before="200"/>
+      </w:pPr>
+      <w:r>
+        <w:rPr>
+          <w:b/>
+          <w:bCs/>
+          <w:color w:val="2E5AA8"/>
+          <w:sz w:val="22"/>
+          <w:szCs w:val="22"/>
+        </w:rPr>
+        <w:t xml:space="preserve">15.19.6 Operating switches</w:t>
+      </w:r>
+    </w:p>
+    <w:tbl>
+      <w:tblPr>
+        <w:tblW w:type="dxa" w:w="9500"/>
+        <w:tblBorders>
+          <w:top w:val="single" w:color="auto" w:sz="4"/>
+          <w:left w:val="single" w:color="auto" w:sz="4"/>
+          <w:bottom w:val="single" w:color="auto" w:sz="4"/>
+          <w:right w:val="single" w:color="auto" w:sz="4"/>
+          <w:insideH w:val="single" w:color="auto" w:sz="4"/>
+          <w:insideV w:val="single" w:color="auto" w:sz="4"/>
+        </w:tblBorders>
+      </w:tblPr>
+      <w:tblGrid>
+        <w:gridCol w:w="3100"/>
+        <w:gridCol w:w="2500"/>
+        <w:gridCol w:w="3900"/>
+      </w:tblGrid>
+      <w:tr>
+        <w:trPr>
+          <w:tblHeader/>
+        </w:trPr>
+        <w:tc>
+          <w:tcPr>
+            <w:tcW w:type="dxa" w:w="3100"/>
+            <w:shd w:fill="1F3864" w:val="clear"/>
+            <w:tcMar>
+              <w:top w:type="dxa" w:w="60"/>
+              <w:left w:type="dxa" w:w="100"/>
+              <w:bottom w:type="dxa" w:w="60"/>
+              <w:right w:type="dxa" w:w="100"/>
+            </w:tcMar>
+            <w:vAlign w:val="center"/>
+          </w:tcPr>
+          <w:p>
+            <w:pPr>
+              <w:jc w:val="left"/>
+            </w:pPr>
+            <w:r>
+              <w:rPr>
+                <w:b/>
+                <w:bCs/>
+                <w:color w:val="FFFFFF"/>
+                <w:sz w:val="19"/>
+                <w:szCs w:val="19"/>
+              </w:rPr>
+              <w:t xml:space="preserve">Setting</w:t>
+            </w:r>
+          </w:p>
+        </w:tc>
+        <w:tc>
+          <w:tcPr>
+            <w:tcW w:type="dxa" w:w="2500"/>
+            <w:shd w:fill="1F3864" w:val="clear"/>
+            <w:tcMar>
+              <w:top w:type="dxa" w:w="60"/>
+              <w:left w:type="dxa" w:w="100"/>
+              <w:bottom w:type="dxa" w:w="60"/>
+              <w:right w:type="dxa" w:w="100"/>
+            </w:tcMar>
+            <w:vAlign w:val="center"/>
+          </w:tcPr>
+          <w:p>
+            <w:pPr>
+              <w:jc w:val="left"/>
+            </w:pPr>
+            <w:r>
+              <w:rPr>
+                <w:b/>
+                <w:bCs/>
+                <w:color w:val="FFFFFF"/>
+                <w:sz w:val="19"/>
+                <w:szCs w:val="19"/>
+              </w:rPr>
+              <w:t xml:space="preserve">Default</w:t>
+            </w:r>
+          </w:p>
+        </w:tc>
+        <w:tc>
+          <w:tcPr>
+            <w:tcW w:type="dxa" w:w="3900"/>
+            <w:shd w:fill="1F3864" w:val="clear"/>
+            <w:tcMar>
+              <w:top w:type="dxa" w:w="60"/>
+              <w:left w:type="dxa" w:w="100"/>
+              <w:bottom w:type="dxa" w:w="60"/>
+              <w:right w:type="dxa" w:w="100"/>
+            </w:tcMar>
+            <w:vAlign w:val="center"/>
+          </w:tcPr>
+          <w:p>
+            <w:pPr>
+              <w:jc w:val="left"/>
+            </w:pPr>
+            <w:r>
+              <w:rPr>
+                <w:b/>
+                <w:bCs/>
+                <w:color w:val="FFFFFF"/>
+                <w:sz w:val="19"/>
+                <w:szCs w:val="19"/>
+              </w:rPr>
+              <w:t xml:space="preserve">Effect</w:t>
+            </w:r>
+          </w:p>
+        </w:tc>
+      </w:tr>
+      <w:tr>
+        <w:trPr>
+          <w:cantSplit/>
+        </w:trPr>
+        <w:tc>
+          <w:tcPr>
+            <w:tcW w:type="dxa" w:w="3100"/>
+            <w:tcMar>
+              <w:top w:type="dxa" w:w="60"/>
+              <w:left w:type="dxa" w:w="100"/>
+              <w:bottom w:type="dxa" w:w="60"/>
+              <w:right w:type="dxa" w:w="100"/>
+            </w:tcMar>
+            <w:vAlign w:val="center"/>
+          </w:tcPr>
+          <w:p>
+            <w:pPr>
+              <w:jc w:val="left"/>
+            </w:pPr>
+            <w:r>
+              <w:rPr>
+                <w:rFonts w:ascii="Consolas" w:hAnsi="Consolas" w:cs="Consolas"/>
+                <w:color w:val="1F3864"/>
+                <w:sz w:val="17"/>
+                <w:szCs w:val="17"/>
+              </w:rPr>
+              <w:t xml:space="preserve">batch.kafka.enabled</w:t>
+            </w:r>
+            <w:r>
+              <w:rPr>
+                <w:sz w:val="19"/>
+                <w:szCs w:val="19"/>
+              </w:rPr>
+              <w:t xml:space="preserve"> / </w:t>
+            </w:r>
+            <w:r>
+              <w:rPr>
+                <w:rFonts w:ascii="Consolas" w:hAnsi="Consolas" w:cs="Consolas"/>
+                <w:color w:val="1F3864"/>
+                <w:sz w:val="17"/>
+                <w:szCs w:val="17"/>
+              </w:rPr>
+              <w:t xml:space="preserve">BATCH_KAFKA_ENABLED</w:t>
+            </w:r>
+          </w:p>
+        </w:tc>
+        <w:tc>
+          <w:tcPr>
+            <w:tcW w:type="dxa" w:w="2500"/>
+            <w:tcMar>
+              <w:top w:type="dxa" w:w="60"/>
+              <w:left w:type="dxa" w:w="100"/>
+              <w:bottom w:type="dxa" w:w="60"/>
+              <w:right w:type="dxa" w:w="100"/>
+            </w:tcMar>
+            <w:vAlign w:val="center"/>
+          </w:tcPr>
+          <w:p>
+            <w:pPr>
+              <w:jc w:val="left"/>
+            </w:pPr>
+            <w:r>
+              <w:rPr>
+                <w:sz w:val="19"/>
+                <w:szCs w:val="19"/>
+              </w:rPr>
+              <w:t xml:space="preserve">true; false in the </w:t>
+            </w:r>
+            <w:r>
+              <w:rPr>
+                <w:rFonts w:ascii="Consolas" w:hAnsi="Consolas" w:cs="Consolas"/>
+                <w:color w:val="1F3864"/>
+                <w:sz w:val="17"/>
+                <w:szCs w:val="17"/>
+              </w:rPr>
+              <w:t xml:space="preserve">local</w:t>
+            </w:r>
+            <w:r>
+              <w:rPr>
+                <w:sz w:val="19"/>
+                <w:szCs w:val="19"/>
+              </w:rPr>
+              <w:t xml:space="preserve"> profile and in render.yaml</w:t>
+            </w:r>
+          </w:p>
+        </w:tc>
+        <w:tc>
+          <w:tcPr>
+            <w:tcW w:type="dxa" w:w="3900"/>
+            <w:tcMar>
+              <w:top w:type="dxa" w:w="60"/>
+              <w:left w:type="dxa" w:w="100"/>
+              <w:bottom w:type="dxa" w:w="60"/>
+              <w:right w:type="dxa" w:w="100"/>
+            </w:tcMar>
+            <w:vAlign w:val="center"/>
+          </w:tcPr>
+          <w:p>
+            <w:pPr>
+              <w:jc w:val="left"/>
+            </w:pPr>
+            <w:r>
+              <w:rPr>
+                <w:rFonts w:ascii="Consolas" w:hAnsi="Consolas" w:cs="Consolas"/>
+                <w:color w:val="1F3864"/>
+                <w:sz w:val="17"/>
+                <w:szCs w:val="17"/>
+              </w:rPr>
+              <w:t xml:space="preserve">KafkaConfig</w:t>
+            </w:r>
+            <w:r>
+              <w:rPr>
+                <w:sz w:val="19"/>
+                <w:szCs w:val="19"/>
+              </w:rPr>
+              <w:t xml:space="preserve"> and </w:t>
+            </w:r>
+            <w:r>
+              <w:rPr>
+                <w:rFonts w:ascii="Consolas" w:hAnsi="Consolas" w:cs="Consolas"/>
+                <w:color w:val="1F3864"/>
+                <w:sz w:val="17"/>
+                <w:szCs w:val="17"/>
+              </w:rPr>
+              <w:t xml:space="preserve">KafkaJobEventBridge</w:t>
+            </w:r>
+            <w:r>
+              <w:rPr>
+                <w:sz w:val="19"/>
+                <w:szCs w:val="19"/>
+              </w:rPr>
+              <w:t xml:space="preserve"> carry </w:t>
+            </w:r>
+            <w:r>
+              <w:rPr>
+                <w:rFonts w:ascii="Consolas" w:hAnsi="Consolas" w:cs="Consolas"/>
+                <w:color w:val="1F3864"/>
+                <w:sz w:val="17"/>
+                <w:szCs w:val="17"/>
+              </w:rPr>
+              <w:t xml:space="preserve">@ConditionalOnProperty(batch.kafka.enabled, matchIfMissing=true)</w:t>
+            </w:r>
+            <w:r>
+              <w:rPr>
+                <w:sz w:val="19"/>
+                <w:szCs w:val="19"/>
+              </w:rPr>
+              <w:t xml:space="preserve">. When false no producer is created and nothing tries to reach the broker (removes the "localhost:9092 disconnected" warnings). docker-compose sets it true.</w:t>
+            </w:r>
+          </w:p>
+        </w:tc>
+      </w:tr>
+      <w:tr>
+        <w:trPr>
+          <w:cantSplit/>
+        </w:trPr>
+        <w:tc>
+          <w:tcPr>
+            <w:tcW w:type="dxa" w:w="3100"/>
+            <w:shd w:fill="F5F8FC" w:val="clear"/>
+            <w:tcMar>
+              <w:top w:type="dxa" w:w="60"/>
+              <w:left w:type="dxa" w:w="100"/>
+              <w:bottom w:type="dxa" w:w="60"/>
+              <w:right w:type="dxa" w:w="100"/>
+            </w:tcMar>
+            <w:vAlign w:val="center"/>
+          </w:tcPr>
+          <w:p>
+            <w:pPr>
+              <w:jc w:val="left"/>
+            </w:pPr>
+            <w:r>
+              <w:rPr>
+                <w:rFonts w:ascii="Consolas" w:hAnsi="Consolas" w:cs="Consolas"/>
+                <w:color w:val="1F3864"/>
+                <w:sz w:val="17"/>
+                <w:szCs w:val="17"/>
+              </w:rPr>
+              <w:t xml:space="preserve">springdoc.*</w:t>
+            </w:r>
+            <w:r>
+              <w:rPr>
+                <w:sz w:val="19"/>
+                <w:szCs w:val="19"/>
+              </w:rPr>
+              <w:t xml:space="preserve"> / </w:t>
+            </w:r>
+            <w:r>
+              <w:rPr>
+                <w:rFonts w:ascii="Consolas" w:hAnsi="Consolas" w:cs="Consolas"/>
+                <w:color w:val="1F3864"/>
+                <w:sz w:val="17"/>
+                <w:szCs w:val="17"/>
+              </w:rPr>
+              <w:t xml:space="preserve">BATCH_SWAGGER_ENABLED</w:t>
+            </w:r>
+          </w:p>
+        </w:tc>
+        <w:tc>
+          <w:tcPr>
+            <w:tcW w:type="dxa" w:w="2500"/>
+            <w:shd w:fill="F5F8FC" w:val="clear"/>
+            <w:tcMar>
+              <w:top w:type="dxa" w:w="60"/>
+              <w:left w:type="dxa" w:w="100"/>
+              <w:bottom w:type="dxa" w:w="60"/>
+              <w:right w:type="dxa" w:w="100"/>
+            </w:tcMar>
+            <w:vAlign w:val="center"/>
+          </w:tcPr>
+          <w:p>
+            <w:pPr>
+              <w:jc w:val="left"/>
+            </w:pPr>
+            <w:r>
+              <w:rPr>
+                <w:sz w:val="19"/>
+                <w:szCs w:val="19"/>
+              </w:rPr>
+              <w:t xml:space="preserve">true; false in the </w:t>
+            </w:r>
+            <w:r>
+              <w:rPr>
+                <w:rFonts w:ascii="Consolas" w:hAnsi="Consolas" w:cs="Consolas"/>
+                <w:color w:val="1F3864"/>
+                <w:sz w:val="17"/>
+                <w:szCs w:val="17"/>
+              </w:rPr>
+              <w:t xml:space="preserve">prod</w:t>
+            </w:r>
+            <w:r>
+              <w:rPr>
+                <w:sz w:val="19"/>
+                <w:szCs w:val="19"/>
+              </w:rPr>
+              <w:t xml:space="preserve"> profile; true in render.yaml</w:t>
+            </w:r>
+          </w:p>
+        </w:tc>
+        <w:tc>
+          <w:tcPr>
+            <w:tcW w:type="dxa" w:w="3900"/>
+            <w:shd w:fill="F5F8FC" w:val="clear"/>
+            <w:tcMar>
+              <w:top w:type="dxa" w:w="60"/>
+              <w:left w:type="dxa" w:w="100"/>
+              <w:bottom w:type="dxa" w:w="60"/>
+              <w:right w:type="dxa" w:w="100"/>
+            </w:tcMar>
+            <w:vAlign w:val="center"/>
+          </w:tcPr>
+          <w:p>
+            <w:pPr>
+              <w:jc w:val="left"/>
+            </w:pPr>
+            <w:r>
+              <w:rPr>
+                <w:sz w:val="19"/>
+                <w:szCs w:val="19"/>
+              </w:rPr>
+              <w:t xml:space="preserve">Swagger UI at </w:t>
+            </w:r>
+            <w:r>
+              <w:rPr>
+                <w:rFonts w:ascii="Consolas" w:hAnsi="Consolas" w:cs="Consolas"/>
+                <w:color w:val="1F3864"/>
+                <w:sz w:val="17"/>
+                <w:szCs w:val="17"/>
+              </w:rPr>
+              <w:t xml:space="preserve">/swagger-ui.html</w:t>
+            </w:r>
+            <w:r>
+              <w:rPr>
+                <w:sz w:val="19"/>
+                <w:szCs w:val="19"/>
+              </w:rPr>
+              <w:t xml:space="preserve"> and </w:t>
+            </w:r>
+            <w:r>
+              <w:rPr>
+                <w:rFonts w:ascii="Consolas" w:hAnsi="Consolas" w:cs="Consolas"/>
+                <w:color w:val="1F3864"/>
+                <w:sz w:val="17"/>
+                <w:szCs w:val="17"/>
+              </w:rPr>
+              <w:t xml:space="preserve">/v3/api-docs</w:t>
+            </w:r>
+            <w:r>
+              <w:rPr>
+                <w:sz w:val="19"/>
+                <w:szCs w:val="19"/>
+              </w:rPr>
+              <w:t xml:space="preserve">, behind the same HTTP basic login. </w:t>
+            </w:r>
+            <w:r>
+              <w:rPr>
+                <w:rFonts w:ascii="Consolas" w:hAnsi="Consolas" w:cs="Consolas"/>
+                <w:color w:val="1F3864"/>
+                <w:sz w:val="17"/>
+                <w:szCs w:val="17"/>
+              </w:rPr>
+              <w:t xml:space="preserve">OpenApiConfig</w:t>
+            </w:r>
+            <w:r>
+              <w:rPr>
+                <w:sz w:val="19"/>
+                <w:szCs w:val="19"/>
+              </w:rPr>
+              <w:t xml:space="preserve"> registers the basic-auth scheme. springdoc 2.6.0 added to the pom.</w:t>
+            </w:r>
+          </w:p>
+        </w:tc>
+      </w:tr>
+      <w:tr>
+        <w:trPr>
+          <w:cantSplit/>
+        </w:trPr>
+        <w:tc>
+          <w:tcPr>
+            <w:tcW w:type="dxa" w:w="3100"/>
+            <w:tcMar>
+              <w:top w:type="dxa" w:w="60"/>
+              <w:left w:type="dxa" w:w="100"/>
+              <w:bottom w:type="dxa" w:w="60"/>
+              <w:right w:type="dxa" w:w="100"/>
+            </w:tcMar>
+            <w:vAlign w:val="center"/>
+          </w:tcPr>
+          <w:p>
+            <w:pPr>
+              <w:jc w:val="left"/>
+            </w:pPr>
+            <w:r>
+              <w:rPr>
+                <w:rFonts w:ascii="Consolas" w:hAnsi="Consolas" w:cs="Consolas"/>
+                <w:color w:val="1F3864"/>
+                <w:sz w:val="17"/>
+                <w:szCs w:val="17"/>
+              </w:rPr>
+              <w:t xml:space="preserve">batch.eod.job-timeout-minutes</w:t>
+            </w:r>
+          </w:p>
+        </w:tc>
+        <w:tc>
+          <w:tcPr>
+            <w:tcW w:type="dxa" w:w="2500"/>
+            <w:tcMar>
+              <w:top w:type="dxa" w:w="60"/>
+              <w:left w:type="dxa" w:w="100"/>
+              <w:bottom w:type="dxa" w:w="60"/>
+              <w:right w:type="dxa" w:w="100"/>
+            </w:tcMar>
+            <w:vAlign w:val="center"/>
+          </w:tcPr>
+          <w:p>
+            <w:pPr>
+              <w:jc w:val="left"/>
+            </w:pPr>
+            <w:r>
+              <w:rPr>
+                <w:sz w:val="19"/>
+                <w:szCs w:val="19"/>
+              </w:rPr>
+              <w:t xml:space="preserve">180</w:t>
+            </w:r>
+          </w:p>
+        </w:tc>
+        <w:tc>
+          <w:tcPr>
+            <w:tcW w:type="dxa" w:w="3900"/>
+            <w:tcMar>
+              <w:top w:type="dxa" w:w="60"/>
+              <w:left w:type="dxa" w:w="100"/>
+              <w:bottom w:type="dxa" w:w="60"/>
+              <w:right w:type="dxa" w:w="100"/>
+            </w:tcMar>
+            <w:vAlign w:val="center"/>
+          </w:tcPr>
+          <w:p>
+            <w:pPr>
+              <w:jc w:val="left"/>
+            </w:pPr>
+            <w:r>
+              <w:rPr>
+                <w:sz w:val="19"/>
+                <w:szCs w:val="19"/>
+              </w:rPr>
+              <w:t xml:space="preserve">Wait limit per job in end of day.</w:t>
+            </w:r>
+          </w:p>
+        </w:tc>
+      </w:tr>
+      <w:tr>
+        <w:trPr>
+          <w:cantSplit/>
+        </w:trPr>
+        <w:tc>
+          <w:tcPr>
+            <w:tcW w:type="dxa" w:w="3100"/>
+            <w:shd w:fill="F5F8FC" w:val="clear"/>
+            <w:tcMar>
+              <w:top w:type="dxa" w:w="60"/>
+              <w:left w:type="dxa" w:w="100"/>
+              <w:bottom w:type="dxa" w:w="60"/>
+              <w:right w:type="dxa" w:w="100"/>
+            </w:tcMar>
+            <w:vAlign w:val="center"/>
+          </w:tcPr>
+          <w:p>
+            <w:pPr>
+              <w:jc w:val="left"/>
+            </w:pPr>
+            <w:r>
+              <w:rPr>
+                <w:rFonts w:ascii="Consolas" w:hAnsi="Consolas" w:cs="Consolas"/>
+                <w:color w:val="1F3864"/>
+                <w:sz w:val="17"/>
+                <w:szCs w:val="17"/>
+              </w:rPr>
+              <w:t xml:space="preserve">batch.eod.poll-interval-ms</w:t>
+            </w:r>
+          </w:p>
+        </w:tc>
+        <w:tc>
+          <w:tcPr>
+            <w:tcW w:type="dxa" w:w="2500"/>
+            <w:shd w:fill="F5F8FC" w:val="clear"/>
+            <w:tcMar>
+              <w:top w:type="dxa" w:w="60"/>
+              <w:left w:type="dxa" w:w="100"/>
+              <w:bottom w:type="dxa" w:w="60"/>
+              <w:right w:type="dxa" w:w="100"/>
+            </w:tcMar>
+            <w:vAlign w:val="center"/>
+          </w:tcPr>
+          <w:p>
+            <w:pPr>
+              <w:jc w:val="left"/>
+            </w:pPr>
+            <w:r>
+              <w:rPr>
+                <w:sz w:val="19"/>
+                <w:szCs w:val="19"/>
+              </w:rPr>
+              <w:t xml:space="preserve">2000</w:t>
+            </w:r>
+          </w:p>
+        </w:tc>
+        <w:tc>
+          <w:tcPr>
+            <w:tcW w:type="dxa" w:w="3900"/>
+            <w:shd w:fill="F5F8FC" w:val="clear"/>
+            <w:tcMar>
+              <w:top w:type="dxa" w:w="60"/>
+              <w:left w:type="dxa" w:w="100"/>
+              <w:bottom w:type="dxa" w:w="60"/>
+              <w:right w:type="dxa" w:w="100"/>
+            </w:tcMar>
+            <w:vAlign w:val="center"/>
+          </w:tcPr>
+          <w:p>
+            <w:pPr>
+              <w:jc w:val="left"/>
+            </w:pPr>
+            <w:r>
+              <w:rPr>
+                <w:sz w:val="19"/>
+                <w:szCs w:val="19"/>
+              </w:rPr>
+              <w:t xml:space="preserve">Polling interval of the gateway.</w:t>
+            </w:r>
+          </w:p>
+        </w:tc>
+      </w:tr>
+      <w:tr>
+        <w:trPr>
+          <w:cantSplit/>
+        </w:trPr>
+        <w:tc>
+          <w:tcPr>
+            <w:tcW w:type="dxa" w:w="3100"/>
+            <w:tcMar>
+              <w:top w:type="dxa" w:w="60"/>
+              <w:left w:type="dxa" w:w="100"/>
+              <w:bottom w:type="dxa" w:w="60"/>
+              <w:right w:type="dxa" w:w="100"/>
+            </w:tcMar>
+            <w:vAlign w:val="center"/>
+          </w:tcPr>
+          <w:p>
+            <w:pPr>
+              <w:jc w:val="left"/>
+            </w:pPr>
+            <w:r>
+              <w:rPr>
+                <w:rFonts w:ascii="Consolas" w:hAnsi="Consolas" w:cs="Consolas"/>
+                <w:color w:val="1F3864"/>
+                <w:sz w:val="17"/>
+                <w:szCs w:val="17"/>
+              </w:rPr>
+              <w:t xml:space="preserve">concurrency</w:t>
+            </w:r>
+            <w:r>
+              <w:rPr>
+                <w:sz w:val="19"/>
+                <w:szCs w:val="19"/>
+              </w:rPr>
+              <w:t xml:space="preserve">, </w:t>
+            </w:r>
+            <w:r>
+              <w:rPr>
+                <w:rFonts w:ascii="Consolas" w:hAnsi="Consolas" w:cs="Consolas"/>
+                <w:color w:val="1F3864"/>
+                <w:sz w:val="17"/>
+                <w:szCs w:val="17"/>
+              </w:rPr>
+              <w:t xml:space="preserve">throttle_limit</w:t>
+            </w:r>
+            <w:r>
+              <w:rPr>
+                <w:sz w:val="19"/>
+                <w:szCs w:val="19"/>
+              </w:rPr>
+              <w:t xml:space="preserve"> (table </w:t>
+            </w:r>
+            <w:r>
+              <w:rPr>
+                <w:rFonts w:ascii="Consolas" w:hAnsi="Consolas" w:cs="Consolas"/>
+                <w:color w:val="1F3864"/>
+                <w:sz w:val="17"/>
+                <w:szCs w:val="17"/>
+              </w:rPr>
+              <w:t xml:space="preserve">batch_job_config</w:t>
+            </w:r>
+            <w:r>
+              <w:rPr>
+                <w:sz w:val="19"/>
+                <w:szCs w:val="19"/>
+              </w:rPr>
+              <w:t xml:space="preserve">)</w:t>
+            </w:r>
+          </w:p>
+        </w:tc>
+        <w:tc>
+          <w:tcPr>
+            <w:tcW w:type="dxa" w:w="2500"/>
+            <w:tcMar>
+              <w:top w:type="dxa" w:w="60"/>
+              <w:left w:type="dxa" w:w="100"/>
+              <w:bottom w:type="dxa" w:w="60"/>
+              <w:right w:type="dxa" w:w="100"/>
+            </w:tcMar>
+            <w:vAlign w:val="center"/>
+          </w:tcPr>
+          <w:p>
+            <w:pPr>
+              <w:jc w:val="left"/>
+            </w:pPr>
+            <w:r>
+              <w:rPr>
+                <w:sz w:val="19"/>
+                <w:szCs w:val="19"/>
+              </w:rPr>
+              <w:t xml:space="preserve">2, 2</w:t>
+            </w:r>
+          </w:p>
+        </w:tc>
+        <w:tc>
+          <w:tcPr>
+            <w:tcW w:type="dxa" w:w="3900"/>
+            <w:tcMar>
+              <w:top w:type="dxa" w:w="60"/>
+              <w:left w:type="dxa" w:w="100"/>
+              <w:bottom w:type="dxa" w:w="60"/>
+              <w:right w:type="dxa" w:w="100"/>
+            </w:tcMar>
+            <w:vAlign w:val="center"/>
+          </w:tcPr>
+          <w:p>
+            <w:pPr>
+              <w:jc w:val="left"/>
+            </w:pPr>
+            <w:r>
+              <w:rPr>
+                <w:sz w:val="19"/>
+                <w:szCs w:val="19"/>
+              </w:rPr>
+              <w:t xml:space="preserve">Streams and threads per chunk job.</w:t>
+            </w:r>
+          </w:p>
+        </w:tc>
+      </w:tr>
+    </w:tbl>
+    <w:p>
+      <w:pPr>
+        <w:spacing w:after="60"/>
+      </w:pPr>
+    </w:p>
+    <w:p>
+      <w:pPr>
+        <w:spacing w:after="140" w:line="276"/>
+      </w:pPr>
+      <w:r>
+        <w:rPr>
+          <w:sz w:val="21"/>
+          <w:szCs w:val="21"/>
+        </w:rPr>
+        <w:t xml:space="preserve">Environment variables in render.yaml apply to an existing Render service only after the blueprint is synced; otherwise they must be set in the service dashboard, because the prod profile defaults Kafka on and Swagger off.</w:t>
+      </w:r>
+    </w:p>
+    <w:p>
+      <w:pPr>
+        <w:pStyle w:val="Heading2"/>
+        <w:spacing w:after="120" w:before="280"/>
+      </w:pPr>
+      <w:r>
+        <w:rPr>
+          <w:b/>
+          <w:bCs/>
+          <w:color w:val="2E5AA8"/>
+          <w:sz w:val="25"/>
+          <w:szCs w:val="25"/>
+        </w:rPr>
+        <w:t xml:space="preserve">15.20 End-to-End Suite: Product Resolver and Resilience</w:t>
+      </w:r>
+    </w:p>
+    <w:p>
+      <w:pPr>
+        <w:pStyle w:val="Heading3"/>
+        <w:spacing w:after="100" w:before="200"/>
+      </w:pPr>
+      <w:r>
+        <w:rPr>
+          <w:b/>
+          <w:bCs/>
+          <w:color w:val="2E5AA8"/>
+          <w:sz w:val="22"/>
+          <w:szCs w:val="22"/>
+        </w:rPr>
+        <w:t xml:space="preserve">15.20.1 ProductResolver</w:t>
+      </w:r>
+    </w:p>
+    <w:p>
+      <w:pPr>
+        <w:spacing w:after="140" w:line="276"/>
+      </w:pPr>
+      <w:r>
+        <w:rPr>
+          <w:rFonts w:ascii="Consolas" w:hAnsi="Consolas" w:cs="Consolas"/>
+          <w:color w:val="1F3864"/>
+          <w:sz w:val="19"/>
+          <w:szCs w:val="19"/>
+        </w:rPr>
+        <w:t xml:space="preserve">run.ProductResolver.resolve(products, planned, autoFallback)</w:t>
+      </w:r>
+      <w:r>
+        <w:rPr>
+          <w:sz w:val="21"/>
+          <w:szCs w:val="21"/>
+        </w:rPr>
+        <w:t xml:space="preserve"> takes the product list from </w:t>
+      </w:r>
+      <w:r>
+        <w:rPr>
+          <w:rFonts w:ascii="Consolas" w:hAnsi="Consolas" w:cs="Consolas"/>
+          <w:color w:val="1F3864"/>
+          <w:sz w:val="19"/>
+          <w:szCs w:val="19"/>
+        </w:rPr>
+        <w:t xml:space="preserve">lending.listProducts()</w:t>
+      </w:r>
+      <w:r>
+        <w:rPr>
+          <w:sz w:val="21"/>
+          <w:szCs w:val="21"/>
+        </w:rPr>
+        <w:t xml:space="preserve"> and the planned account scenarios and returns a </w:t>
+      </w:r>
+      <w:r>
+        <w:rPr>
+          <w:rFonts w:ascii="Consolas" w:hAnsi="Consolas" w:cs="Consolas"/>
+          <w:color w:val="1F3864"/>
+          <w:sz w:val="19"/>
+          <w:szCs w:val="19"/>
+        </w:rPr>
+        <w:t xml:space="preserve">Result</w:t>
+      </w:r>
+      <w:r>
+        <w:rPr>
+          <w:sz w:val="21"/>
+          <w:szCs w:val="21"/>
+        </w:rPr>
+        <w:t xml:space="preserve"> with the scenarios (a null entry means skipped), notes and a skipped count.</w:t>
+      </w:r>
+    </w:p>
+    <w:p>
+      <w:pPr>
+        <w:pStyle w:val="ListParagraph"/>
+        <w:numPr>
+          <w:ilvl w:val="0"/>
+          <w:numId w:val="1"/>
+        </w:numPr>
+        <w:spacing w:after="80" w:line="264"/>
+      </w:pPr>
+      <w:r>
+        <w:rPr>
+          <w:sz w:val="21"/>
+          <w:szCs w:val="21"/>
+        </w:rPr>
+        <w:t xml:space="preserve">A planned product is usable when it exists, is active and is not a mortgage (the suite has no collateral set-up).</w:t>
+      </w:r>
+    </w:p>
+    <w:p>
+      <w:pPr>
+        <w:pStyle w:val="ListParagraph"/>
+        <w:numPr>
+          <w:ilvl w:val="0"/>
+          <w:numId w:val="1"/>
+        </w:numPr>
+        <w:spacing w:after="80" w:line="264"/>
+      </w:pPr>
+      <w:r>
+        <w:rPr>
+          <w:sz w:val="21"/>
+          <w:szCs w:val="21"/>
+        </w:rPr>
+        <w:t xml:space="preserve">Otherwise, with </w:t>
+      </w:r>
+      <w:r>
+        <w:rPr>
+          <w:rFonts w:ascii="Consolas" w:hAnsi="Consolas" w:cs="Consolas"/>
+          <w:color w:val="1F3864"/>
+          <w:sz w:val="19"/>
+          <w:szCs w:val="19"/>
+        </w:rPr>
+        <w:t xml:space="preserve">e2e.products.fallback=AUTO</w:t>
+      </w:r>
+      <w:r>
+        <w:rPr>
+          <w:sz w:val="21"/>
+          <w:szCs w:val="21"/>
+        </w:rPr>
+        <w:t xml:space="preserve">, </w:t>
+      </w:r>
+      <w:r>
+        <w:rPr>
+          <w:rFonts w:ascii="Consolas" w:hAnsi="Consolas" w:cs="Consolas"/>
+          <w:color w:val="1F3864"/>
+          <w:sz w:val="19"/>
+          <w:szCs w:val="19"/>
+        </w:rPr>
+        <w:t xml:space="preserve">closest()</w:t>
+      </w:r>
+      <w:r>
+        <w:rPr>
+          <w:sz w:val="21"/>
+          <w:szCs w:val="21"/>
+        </w:rPr>
+        <w:t xml:space="preserve"> picks a substitute: fewest differences in schedule type, day count and frequency, then EMI, then FIXED rate type, then product code. With </w:t>
+      </w:r>
+      <w:r>
+        <w:rPr>
+          <w:rFonts w:ascii="Consolas" w:hAnsi="Consolas" w:cs="Consolas"/>
+          <w:color w:val="1F3864"/>
+          <w:sz w:val="19"/>
+          <w:szCs w:val="19"/>
+        </w:rPr>
+        <w:t xml:space="preserve">SKIP</w:t>
+      </w:r>
+      <w:r>
+        <w:rPr>
+          <w:sz w:val="21"/>
+          <w:szCs w:val="21"/>
+        </w:rPr>
+        <w:t xml:space="preserve"> the scenario is dropped.</w:t>
+      </w:r>
+    </w:p>
+    <w:p>
+      <w:pPr>
+        <w:pStyle w:val="ListParagraph"/>
+        <w:numPr>
+          <w:ilvl w:val="0"/>
+          <w:numId w:val="1"/>
+        </w:numPr>
+        <w:spacing w:after="80" w:line="264"/>
+      </w:pPr>
+      <w:r>
+        <w:rPr>
+          <w:rFonts w:ascii="Consolas" w:hAnsi="Consolas" w:cs="Consolas"/>
+          <w:color w:val="1F3864"/>
+          <w:sz w:val="19"/>
+          <w:szCs w:val="19"/>
+        </w:rPr>
+        <w:t xml:space="preserve">fit()</w:t>
+      </w:r>
+      <w:r>
+        <w:rPr>
+          <w:sz w:val="21"/>
+          <w:szCs w:val="21"/>
+        </w:rPr>
+        <w:t xml:space="preserve"> clamps amount, tenure (rounded to a multiple of the frequency period), rate and frequency into the product limits. When a different product was substituted, the product-specific overrides (day count, moratorium, balloon, step-up) are dropped.</w:t>
+      </w:r>
+    </w:p>
+    <w:p>
+      <w:pPr>
+        <w:pStyle w:val="ListParagraph"/>
+        <w:numPr>
+          <w:ilvl w:val="0"/>
+          <w:numId w:val="1"/>
+        </w:numPr>
+        <w:spacing w:after="80" w:line="264"/>
+      </w:pPr>
+      <w:r>
+        <w:rPr>
+          <w:sz w:val="21"/>
+          <w:szCs w:val="21"/>
+        </w:rPr>
+        <w:t xml:space="preserve">Every change is logged as ADAPT and added to the run report's deviations.</w:t>
+      </w:r>
+    </w:p>
+    <w:p>
+      <w:pPr>
+        <w:pStyle w:val="Heading3"/>
+        <w:spacing w:after="100" w:before="200"/>
+      </w:pPr>
+      <w:r>
+        <w:rPr>
+          <w:b/>
+          <w:bCs/>
+          <w:color w:val="2E5AA8"/>
+          <w:sz w:val="22"/>
+          <w:szCs w:val="22"/>
+        </w:rPr>
+        <w:t xml:space="preserve">15.20.2 Preflight and run</w:t>
+      </w:r>
+    </w:p>
+    <w:p>
+      <w:pPr>
+        <w:pStyle w:val="ListParagraph"/>
+        <w:numPr>
+          <w:ilvl w:val="0"/>
+          <w:numId w:val="1"/>
+        </w:numPr>
+        <w:spacing w:after="80" w:line="264"/>
+      </w:pPr>
+      <w:r>
+        <w:rPr>
+          <w:rFonts w:ascii="Consolas" w:hAnsi="Consolas" w:cs="Consolas"/>
+          <w:color w:val="1F3864"/>
+          <w:sz w:val="19"/>
+          <w:szCs w:val="19"/>
+        </w:rPr>
+        <w:t xml:space="preserve">Preflight.Report</w:t>
+      </w:r>
+      <w:r>
+        <w:rPr>
+          <w:sz w:val="21"/>
+          <w:szCs w:val="21"/>
+        </w:rPr>
+        <w:t xml:space="preserve"> has a list of warnings in addition to problems. A missing, inactive or mortgage product is now a warning; unreachable services, a disabled batch job, a wrong business date and the absence of any usable product remain problems that stop the run (FIX lines).</w:t>
+      </w:r>
+    </w:p>
+    <w:p>
+      <w:pPr>
+        <w:pStyle w:val="ListParagraph"/>
+        <w:numPr>
+          <w:ilvl w:val="0"/>
+          <w:numId w:val="1"/>
+        </w:numPr>
+        <w:spacing w:after="80" w:line="264"/>
+      </w:pPr>
+      <w:r>
+        <w:rPr>
+          <w:rFonts w:ascii="Consolas" w:hAnsi="Consolas" w:cs="Consolas"/>
+          <w:color w:val="1F3864"/>
+          <w:sz w:val="19"/>
+          <w:szCs w:val="19"/>
+        </w:rPr>
+        <w:t xml:space="preserve">E2eRunner</w:t>
+      </w:r>
+      <w:r>
+        <w:rPr>
+          <w:sz w:val="21"/>
+          <w:szCs w:val="21"/>
+        </w:rPr>
+        <w:t xml:space="preserve"> resolves products before the preflight and uses the resolved scenarios for the whole run.</w:t>
+      </w:r>
+    </w:p>
+    <w:p>
+      <w:pPr>
+        <w:pStyle w:val="ListParagraph"/>
+        <w:numPr>
+          <w:ilvl w:val="0"/>
+          <w:numId w:val="1"/>
+        </w:numPr>
+        <w:spacing w:after="80" w:line="264"/>
+      </w:pPr>
+      <w:r>
+        <w:rPr>
+          <w:rFonts w:ascii="Consolas" w:hAnsi="Consolas" w:cs="Consolas"/>
+          <w:color w:val="1F3864"/>
+          <w:sz w:val="19"/>
+          <w:szCs w:val="19"/>
+        </w:rPr>
+        <w:t xml:space="preserve">Simulation</w:t>
+      </w:r>
+      <w:r>
+        <w:rPr>
+          <w:sz w:val="21"/>
+          <w:szCs w:val="21"/>
+        </w:rPr>
+        <w:t xml:space="preserve"> sets up accounts one by one (</w:t>
+      </w:r>
+      <w:r>
+        <w:rPr>
+          <w:rFonts w:ascii="Consolas" w:hAnsi="Consolas" w:cs="Consolas"/>
+          <w:color w:val="1F3864"/>
+          <w:sz w:val="19"/>
+          <w:szCs w:val="19"/>
+        </w:rPr>
+        <w:t xml:space="preserve">setupOne</w:t>
+      </w:r>
+      <w:r>
+        <w:rPr>
+          <w:sz w:val="21"/>
+          <w:szCs w:val="21"/>
+        </w:rPr>
+        <w:t xml:space="preserve">); an exception is caught, recorded as defect SETUP-03 (alongside SETUP-01 and SETUP-02) and the loop continues. It logs "Setup done: N account(s) ready" and the simulation runs on those accounts.</w:t>
+      </w:r>
+    </w:p>
+    <w:p>
+      <w:pPr>
+        <w:pStyle w:val="ListParagraph"/>
+        <w:numPr>
+          <w:ilvl w:val="0"/>
+          <w:numId w:val="1"/>
+        </w:numPr>
+        <w:spacing w:after="80" w:line="264"/>
+      </w:pPr>
+      <w:r>
+        <w:rPr>
+          <w:rFonts w:ascii="Consolas" w:hAnsi="Consolas" w:cs="Consolas"/>
+          <w:color w:val="1F3864"/>
+          <w:sz w:val="19"/>
+          <w:szCs w:val="19"/>
+        </w:rPr>
+        <w:t xml:space="preserve">ProductResolverTest</w:t>
+      </w:r>
+      <w:r>
+        <w:rPr>
+          <w:sz w:val="21"/>
+          <w:szCs w:val="21"/>
+        </w:rPr>
+        <w:t xml:space="preserve"> covers exact match, missing product, inactive product, mortgage, clamping, frequency rounding, SKIP mode and an empty list.</w:t>
+      </w:r>
+    </w:p>
+    <w:p>
+      <w:pPr>
+        <w:pStyle w:val="Heading3"/>
+        <w:spacing w:after="100" w:before="200"/>
+      </w:pPr>
+      <w:r>
+        <w:rPr>
+          <w:b/>
+          <w:bCs/>
+          <w:color w:val="2E5AA8"/>
+          <w:sz w:val="22"/>
+          <w:szCs w:val="22"/>
+        </w:rPr>
+        <w:t xml:space="preserve">15.20.3 Start date</w:t>
+      </w:r>
+    </w:p>
+    <w:p>
+      <w:pPr>
+        <w:spacing w:after="140" w:line="276"/>
+      </w:pPr>
+      <w:r>
+        <w:rPr>
+          <w:sz w:val="21"/>
+          <w:szCs w:val="21"/>
+        </w:rPr>
+        <w:t xml:space="preserve">The suite refuses to start when </w:t>
+      </w:r>
+      <w:r>
+        <w:rPr>
+          <w:rFonts w:ascii="Consolas" w:hAnsi="Consolas" w:cs="Consolas"/>
+          <w:color w:val="1F3864"/>
+          <w:sz w:val="19"/>
+          <w:szCs w:val="19"/>
+        </w:rPr>
+        <w:t xml:space="preserve">e2e.start-date</w:t>
+      </w:r>
+      <w:r>
+        <w:rPr>
+          <w:sz w:val="21"/>
+          <w:szCs w:val="21"/>
+        </w:rPr>
+        <w:t xml:space="preserve"> is before the platform business date. After a completed end of day the business date has advanced by one day (2 November 2026 after the 1 November run); set the start date to that date or later. If the business date is EOD_RUNNING, finish it first with </w:t>
+      </w:r>
+      <w:r>
+        <w:rPr>
+          <w:rFonts w:ascii="Consolas" w:hAnsi="Consolas" w:cs="Consolas"/>
+          <w:color w:val="1F3864"/>
+          <w:sz w:val="19"/>
+          <w:szCs w:val="19"/>
+        </w:rPr>
+        <w:t xml:space="preserve">POST /api/v1/batch-admin/eod/run</w:t>
+      </w:r>
+      <w:r>
+        <w:rPr>
+          <w:sz w:val="21"/>
+          <w:szCs w:val="21"/>
+        </w:rPr>
+        <w:t xml:space="preserve"> on the batch service.</w:t>
+      </w:r>
+    </w:p>
+    <w:p>
+      <w:pPr>
+        <w:pStyle w:val="Heading2"/>
+        <w:spacing w:after="120" w:before="280"/>
+      </w:pPr>
+      <w:r>
+        <w:rPr>
+          <w:b/>
+          <w:bCs/>
+          <w:color w:val="2E5AA8"/>
+          <w:sz w:val="25"/>
+          <w:szCs w:val="25"/>
+        </w:rPr>
+        <w:t xml:space="preserve">15.21 Open Items and Verification (version 1.5)</w:t>
+      </w:r>
+    </w:p>
+    <w:p>
+      <w:pPr>
+        <w:pStyle w:val="ListParagraph"/>
+        <w:numPr>
+          <w:ilvl w:val="0"/>
+          <w:numId w:val="1"/>
+        </w:numPr>
+        <w:spacing w:after="80" w:line="264"/>
+      </w:pPr>
+      <w:r>
+        <w:rPr>
+          <w:b/>
+          <w:bCs/>
+          <w:sz w:val="21"/>
+          <w:szCs w:val="21"/>
+        </w:rPr>
+        <w:t xml:space="preserve">Not built with Maven.</w:t>
+      </w:r>
+      <w:r>
+        <w:rPr>
+          <w:sz w:val="21"/>
+          <w:szCs w:val="21"/>
+        </w:rPr>
+        <w:t xml:space="preserve"> The changes in §15.18 to §15.20 and migration V5 were compiled and exercised only with small harnesses against stubs (product validation, product fitting). Run the full build and tests of every module before relying on them.</w:t>
+      </w:r>
+    </w:p>
+    <w:p>
+      <w:pPr>
+        <w:pStyle w:val="ListParagraph"/>
+        <w:numPr>
+          <w:ilvl w:val="0"/>
+          <w:numId w:val="1"/>
+        </w:numPr>
+        <w:spacing w:after="80" w:line="264"/>
+      </w:pPr>
+      <w:r>
+        <w:rPr>
+          <w:sz w:val="21"/>
+          <w:szCs w:val="21"/>
+        </w:rPr>
+        <w:t xml:space="preserve">Accrual coverage after the reader fix is not yet confirmed on the sandbox. After the next end of day compare the per-stream read counts of INTEREST_ACCRUAL_DAILY with the number of active accounts.</w:t>
+      </w:r>
+    </w:p>
+    <w:p>
+      <w:pPr>
+        <w:pStyle w:val="ListParagraph"/>
+        <w:numPr>
+          <w:ilvl w:val="0"/>
+          <w:numId w:val="1"/>
+        </w:numPr>
+        <w:spacing w:after="80" w:line="264"/>
+      </w:pPr>
+      <w:r>
+        <w:rPr>
+          <w:sz w:val="21"/>
+          <w:szCs w:val="21"/>
+        </w:rPr>
+        <w:t xml:space="preserve">Only DAILY jobs are chained in end of day. MONTHLY, PERIODIC and event jobs are started manually; chaining them is a candidate change.</w:t>
+      </w:r>
+    </w:p>
+    <w:p>
+      <w:pPr>
+        <w:pStyle w:val="ListParagraph"/>
+        <w:numPr>
+          <w:ilvl w:val="0"/>
+          <w:numId w:val="1"/>
+        </w:numPr>
+        <w:spacing w:after="80" w:line="264"/>
+      </w:pPr>
+      <w:r>
+        <w:rPr>
+          <w:rFonts w:ascii="Consolas" w:hAnsi="Consolas" w:cs="Consolas"/>
+          <w:color w:val="1F3864"/>
+          <w:sz w:val="19"/>
+          <w:szCs w:val="19"/>
+        </w:rPr>
+        <w:t xml:space="preserve">clear-data</w:t>
+      </w:r>
+      <w:r>
+        <w:rPr>
+          <w:sz w:val="21"/>
+          <w:szCs w:val="21"/>
+        </w:rPr>
+        <w:t xml:space="preserve"> and </w:t>
+      </w:r>
+      <w:r>
+        <w:rPr>
+          <w:rFonts w:ascii="Consolas" w:hAnsi="Consolas" w:cs="Consolas"/>
+          <w:color w:val="1F3864"/>
+          <w:sz w:val="19"/>
+          <w:szCs w:val="19"/>
+        </w:rPr>
+        <w:t xml:space="preserve">base-products</w:t>
+      </w:r>
+      <w:r>
+        <w:rPr>
+          <w:sz w:val="21"/>
+          <w:szCs w:val="21"/>
+        </w:rPr>
+        <w:t xml:space="preserve"> are unauthenticated like the rest of the lending API; protection is the feature switch and the typed confirmation.</w:t>
+      </w:r>
+    </w:p>
+    <w:p>
+      <w:pPr>
+        <w:pStyle w:val="ListParagraph"/>
+        <w:numPr>
+          <w:ilvl w:val="0"/>
+          <w:numId w:val="1"/>
+        </w:numPr>
+        <w:spacing w:after="80" w:line="264"/>
+      </w:pPr>
+      <w:r>
+        <w:rPr>
+          <w:sz w:val="21"/>
+          <w:szCs w:val="21"/>
+        </w:rPr>
+        <w:t xml:space="preserve">Render: </w:t>
+      </w:r>
+      <w:r>
+        <w:rPr>
+          <w:rFonts w:ascii="Consolas" w:hAnsi="Consolas" w:cs="Consolas"/>
+          <w:color w:val="1F3864"/>
+          <w:sz w:val="19"/>
+          <w:szCs w:val="19"/>
+        </w:rPr>
+        <w:t xml:space="preserve">BATCH_KAFKA_ENABLED=false</w:t>
+      </w:r>
+      <w:r>
+        <w:rPr>
+          <w:sz w:val="21"/>
+          <w:szCs w:val="21"/>
+        </w:rPr>
+        <w:t xml:space="preserve"> and </w:t>
+      </w:r>
+      <w:r>
+        <w:rPr>
+          <w:rFonts w:ascii="Consolas" w:hAnsi="Consolas" w:cs="Consolas"/>
+          <w:color w:val="1F3864"/>
+          <w:sz w:val="19"/>
+          <w:szCs w:val="19"/>
+        </w:rPr>
+        <w:t xml:space="preserve">BATCH_SWAGGER_ENABLED=true</w:t>
+      </w:r>
+      <w:r>
+        <w:rPr>
+          <w:sz w:val="21"/>
+          <w:szCs w:val="21"/>
+        </w:rPr>
+        <w:t xml:space="preserve"> must be set in the dashboard of the existing batch service (or the blueprint re-synced) and the service redeployed.</w:t>
+      </w:r>
+    </w:p>
+    <w:p>
+      <w:pPr>
+        <w:pStyle w:val="ListParagraph"/>
+        <w:numPr>
+          <w:ilvl w:val="0"/>
+          <w:numId w:val="1"/>
+        </w:numPr>
+        <w:spacing w:after="80" w:line="264"/>
+      </w:pPr>
+      <w:r>
+        <w:rPr>
+          <w:sz w:val="21"/>
+          <w:szCs w:val="21"/>
+        </w:rPr>
+        <w:t xml:space="preserve">Some accounts remained "pending disbursement" after early test runs; the cause was not seen in the logs. Clearing all data removes them.</w:t>
+      </w:r>
+    </w:p>
+    <w:p>
+      <w:pPr>
+        <w:pStyle w:val="ListParagraph"/>
+        <w:numPr>
+          <w:ilvl w:val="0"/>
+          <w:numId w:val="1"/>
+        </w:numPr>
+        <w:spacing w:after="80" w:line="264"/>
+      </w:pPr>
+      <w:r>
+        <w:rPr>
+          <w:sz w:val="21"/>
+          <w:szCs w:val="21"/>
+        </w:rPr>
+        <w:t xml:space="preserve">The GitHub tokens pasted in earlier sessions must be revoked.</w:t>
       </w:r>
     </w:p>
     <w:sectPr>

--- a/docs/Lending_Platform_Technical_Design_Document.docx
+++ b/docs/Lending_Platform_Technical_Design_Document.docx
@@ -79,7 +79,7 @@
           <w:sz w:val="20"/>
           <w:szCs w:val="20"/>
         </w:rPr>
-        <w:t xml:space="preserve">Document version 1.5 — updated 13 October 2026 (adds the Maintenance API and eleven base products, batch framework fixes found on the sandbox, an end-to-end test suite that fits the products that exist, and operating switches for Kafka and Swagger)</w:t>
+        <w:t xml:space="preserve">Document version 1.7 — updated 17 October 2026 (adds demand records and the payment waterfall (V14), penal interest with product settings (V15), the DEMAND_RAISE_DAILY job and the penal interest job body, and the matching admin console changes)</w:t>
       </w:r>
     </w:p>
     <w:p>
@@ -286,6 +286,27 @@
           <w:szCs w:val="21"/>
         </w:rPr>
         <w:t xml:space="preserve"> adds the Maintenance API and the eleven base products (§15.18), changes and fixes to the batch framework (§15.19), the product resolver and resilience of the end-to-end suite (§15.20), and the open items and verification status (§15.21). Migration V5 of the batch schema is new.</w:t>
+      </w:r>
+    </w:p>
+    <w:p>
+      <w:pPr>
+        <w:spacing w:after="140" w:line="276"/>
+      </w:pPr>
+      <w:r>
+        <w:rPr>
+          <w:b/>
+          <w:bCs/>
+          <w:sz w:val="21"/>
+          <w:szCs w:val="21"/>
+        </w:rPr>
+        <w:t xml:space="preserve">Version 1.7 (17 October 2026):</w:t>
+      </w:r>
+      <w:r>
+        <w:rPr>
+          <w:sz w:val="21"/>
+          <w:szCs w:val="21"/>
+        </w:rPr>
+        <w:t xml:space="preserve"> adds demand records, the payment waterfall and payments on NPA accounts (15.22), penal interest and its product settings (15.23), the two batch jobs that implement them (15.24), the admin console changes (15.25) and the deployment order (15.26). §7.4 and §15.16.5 are corrected. Version numbers 1.6 and 1.7 were taken together so that this document, the Functional Specification and the architecture deck carry the same number.</w:t>
       </w:r>
     </w:p>
     <w:p>
@@ -9441,7 +9462,7 @@
                 <w:sz w:val="19"/>
                 <w:szCs w:val="19"/>
               </w:rPr>
-              <w:t xml:space="preserve">Post a scheduled EMI (amount must match exact due)</w:t>
+              <w:t xml:space="preserve">Post an EMI of any amount, applied through the payment waterfall (§15.22.5); ACTIVE and NPA accounts</w:t>
             </w:r>
           </w:p>
         </w:tc>
@@ -9526,7 +9547,7 @@
                 <w:sz w:val="19"/>
                 <w:szCs w:val="19"/>
               </w:rPr>
-              <w:t xml:space="preserve">Post an ad-hoc principal part-payment; regenerates remaining schedule</w:t>
+              <w:t xml:space="preserve">Clears what is due first, then reduces principal and regenerates the instalments not yet demanded</w:t>
             </w:r>
           </w:p>
         </w:tc>
@@ -9610,7 +9631,7 @@
                 <w:sz w:val="19"/>
                 <w:szCs w:val="19"/>
               </w:rPr>
-              <w:t xml:space="preserve">Pay off outstanding principal + accrued interest; closes the account</w:t>
+              <w:t xml:space="preserve">Pay off open demands + undemanded principal + accrued interest + penal interest; closes the account</w:t>
             </w:r>
           </w:p>
         </w:tc>
@@ -15947,6 +15968,554 @@
           </w:p>
         </w:tc>
       </w:tr>
+      <w:tr>
+        <w:trPr>
+          <w:cantSplit/>
+        </w:trPr>
+        <w:tc>
+          <w:tcPr>
+            <w:tcW w:type="dxa" w:w="1500"/>
+            <w:tcMar>
+              <w:top w:type="dxa" w:w="60"/>
+              <w:left w:type="dxa" w:w="100"/>
+              <w:bottom w:type="dxa" w:w="60"/>
+              <w:right w:type="dxa" w:w="100"/>
+            </w:tcMar>
+            <w:vAlign w:val="center"/>
+          </w:tcPr>
+          <w:p>
+            <w:pPr>
+              <w:jc w:val="left"/>
+            </w:pPr>
+            <w:r>
+              <w:rPr>
+                <w:sz w:val="19"/>
+                <w:szCs w:val="19"/>
+              </w:rPr>
+              <w:t xml:space="preserve">Database</w:t>
+            </w:r>
+          </w:p>
+        </w:tc>
+        <w:tc>
+          <w:tcPr>
+            <w:tcW w:type="dxa" w:w="2400"/>
+            <w:tcMar>
+              <w:top w:type="dxa" w:w="60"/>
+              <w:left w:type="dxa" w:w="100"/>
+              <w:bottom w:type="dxa" w:w="60"/>
+              <w:right w:type="dxa" w:w="100"/>
+            </w:tcMar>
+            <w:vAlign w:val="center"/>
+          </w:tcPr>
+          <w:p>
+            <w:pPr>
+              <w:jc w:val="left"/>
+            </w:pPr>
+            <w:r>
+              <w:rPr>
+                <w:sz w:val="19"/>
+                <w:szCs w:val="19"/>
+              </w:rPr>
+              <w:t xml:space="preserve">V14: demands and allocation</w:t>
+            </w:r>
+          </w:p>
+        </w:tc>
+        <w:tc>
+          <w:tcPr>
+            <w:tcW w:type="dxa" w:w="5600"/>
+            <w:tcMar>
+              <w:top w:type="dxa" w:w="60"/>
+              <w:left w:type="dxa" w:w="100"/>
+              <w:bottom w:type="dxa" w:w="60"/>
+              <w:right w:type="dxa" w:w="100"/>
+            </w:tcMar>
+            <w:vAlign w:val="center"/>
+          </w:tcPr>
+          <w:p>
+            <w:pPr>
+              <w:jc w:val="left"/>
+            </w:pPr>
+            <w:r>
+              <w:rPr>
+                <w:sz w:val="19"/>
+                <w:szCs w:val="19"/>
+              </w:rPr>
+              <w:t xml:space="preserve">New tables loan_demand and payment_allocation; loan_account gains days_past_due and advance_balance (§15.22.2).</w:t>
+            </w:r>
+          </w:p>
+        </w:tc>
+      </w:tr>
+      <w:tr>
+        <w:trPr>
+          <w:cantSplit/>
+        </w:trPr>
+        <w:tc>
+          <w:tcPr>
+            <w:tcW w:type="dxa" w:w="1500"/>
+            <w:shd w:fill="F5F8FC" w:val="clear"/>
+            <w:tcMar>
+              <w:top w:type="dxa" w:w="60"/>
+              <w:left w:type="dxa" w:w="100"/>
+              <w:bottom w:type="dxa" w:w="60"/>
+              <w:right w:type="dxa" w:w="100"/>
+            </w:tcMar>
+            <w:vAlign w:val="center"/>
+          </w:tcPr>
+          <w:p>
+            <w:pPr>
+              <w:jc w:val="left"/>
+            </w:pPr>
+            <w:r>
+              <w:rPr>
+                <w:sz w:val="19"/>
+                <w:szCs w:val="19"/>
+              </w:rPr>
+              <w:t xml:space="preserve">lending-service</w:t>
+            </w:r>
+          </w:p>
+        </w:tc>
+        <w:tc>
+          <w:tcPr>
+            <w:tcW w:type="dxa" w:w="2400"/>
+            <w:shd w:fill="F5F8FC" w:val="clear"/>
+            <w:tcMar>
+              <w:top w:type="dxa" w:w="60"/>
+              <w:left w:type="dxa" w:w="100"/>
+              <w:bottom w:type="dxa" w:w="60"/>
+              <w:right w:type="dxa" w:w="100"/>
+            </w:tcMar>
+            <w:vAlign w:val="center"/>
+          </w:tcPr>
+          <w:p>
+            <w:pPr>
+              <w:jc w:val="left"/>
+            </w:pPr>
+            <w:r>
+              <w:rPr>
+                <w:sz w:val="19"/>
+                <w:szCs w:val="19"/>
+              </w:rPr>
+              <w:t xml:space="preserve">Payment waterfall</w:t>
+            </w:r>
+          </w:p>
+        </w:tc>
+        <w:tc>
+          <w:tcPr>
+            <w:tcW w:type="dxa" w:w="5600"/>
+            <w:shd w:fill="F5F8FC" w:val="clear"/>
+            <w:tcMar>
+              <w:top w:type="dxa" w:w="60"/>
+              <w:left w:type="dxa" w:w="100"/>
+              <w:bottom w:type="dxa" w:w="60"/>
+              <w:right w:type="dxa" w:w="100"/>
+            </w:tcMar>
+            <w:vAlign w:val="center"/>
+          </w:tcPr>
+          <w:p>
+            <w:pPr>
+              <w:jc w:val="left"/>
+            </w:pPr>
+            <w:r>
+              <w:rPr>
+                <w:sz w:val="19"/>
+                <w:szCs w:val="19"/>
+              </w:rPr>
+              <w:t xml:space="preserve">Payments of any amount applied oldest demand first; payments accepted on NPA accounts; amount-payable and payment-preview reads (§15.22).</w:t>
+            </w:r>
+          </w:p>
+        </w:tc>
+      </w:tr>
+      <w:tr>
+        <w:trPr>
+          <w:cantSplit/>
+        </w:trPr>
+        <w:tc>
+          <w:tcPr>
+            <w:tcW w:type="dxa" w:w="1500"/>
+            <w:tcMar>
+              <w:top w:type="dxa" w:w="60"/>
+              <w:left w:type="dxa" w:w="100"/>
+              <w:bottom w:type="dxa" w:w="60"/>
+              <w:right w:type="dxa" w:w="100"/>
+            </w:tcMar>
+            <w:vAlign w:val="center"/>
+          </w:tcPr>
+          <w:p>
+            <w:pPr>
+              <w:jc w:val="left"/>
+            </w:pPr>
+            <w:r>
+              <w:rPr>
+                <w:sz w:val="19"/>
+                <w:szCs w:val="19"/>
+              </w:rPr>
+              <w:t xml:space="preserve">lending-batch-service</w:t>
+            </w:r>
+          </w:p>
+        </w:tc>
+        <w:tc>
+          <w:tcPr>
+            <w:tcW w:type="dxa" w:w="2400"/>
+            <w:tcMar>
+              <w:top w:type="dxa" w:w="60"/>
+              <w:left w:type="dxa" w:w="100"/>
+              <w:bottom w:type="dxa" w:w="60"/>
+              <w:right w:type="dxa" w:w="100"/>
+            </w:tcMar>
+            <w:vAlign w:val="center"/>
+          </w:tcPr>
+          <w:p>
+            <w:pPr>
+              <w:jc w:val="left"/>
+            </w:pPr>
+            <w:r>
+              <w:rPr>
+                <w:sz w:val="19"/>
+                <w:szCs w:val="19"/>
+              </w:rPr>
+              <w:t xml:space="preserve">DEMAND_RAISE_DAILY</w:t>
+            </w:r>
+          </w:p>
+        </w:tc>
+        <w:tc>
+          <w:tcPr>
+            <w:tcW w:type="dxa" w:w="5600"/>
+            <w:tcMar>
+              <w:top w:type="dxa" w:w="60"/>
+              <w:left w:type="dxa" w:w="100"/>
+              <w:bottom w:type="dxa" w:w="60"/>
+              <w:right w:type="dxa" w:w="100"/>
+            </w:tcMar>
+            <w:vAlign w:val="center"/>
+          </w:tcPr>
+          <w:p>
+            <w:pPr>
+              <w:jc w:val="left"/>
+            </w:pPr>
+            <w:r>
+              <w:rPr>
+                <w:sz w:val="19"/>
+                <w:szCs w:val="19"/>
+              </w:rPr>
+              <w:t xml:space="preserve">New daily job, priority 5, first in the chain (batch migration V6; §15.24).</w:t>
+            </w:r>
+          </w:p>
+        </w:tc>
+      </w:tr>
+      <w:tr>
+        <w:trPr>
+          <w:cantSplit/>
+        </w:trPr>
+        <w:tc>
+          <w:tcPr>
+            <w:tcW w:type="dxa" w:w="1500"/>
+            <w:shd w:fill="F5F8FC" w:val="clear"/>
+            <w:tcMar>
+              <w:top w:type="dxa" w:w="60"/>
+              <w:left w:type="dxa" w:w="100"/>
+              <w:bottom w:type="dxa" w:w="60"/>
+              <w:right w:type="dxa" w:w="100"/>
+            </w:tcMar>
+            <w:vAlign w:val="center"/>
+          </w:tcPr>
+          <w:p>
+            <w:pPr>
+              <w:jc w:val="left"/>
+            </w:pPr>
+            <w:r>
+              <w:rPr>
+                <w:sz w:val="19"/>
+                <w:szCs w:val="19"/>
+              </w:rPr>
+              <w:t xml:space="preserve">Database</w:t>
+            </w:r>
+          </w:p>
+        </w:tc>
+        <w:tc>
+          <w:tcPr>
+            <w:tcW w:type="dxa" w:w="2400"/>
+            <w:shd w:fill="F5F8FC" w:val="clear"/>
+            <w:tcMar>
+              <w:top w:type="dxa" w:w="60"/>
+              <w:left w:type="dxa" w:w="100"/>
+              <w:bottom w:type="dxa" w:w="60"/>
+              <w:right w:type="dxa" w:w="100"/>
+            </w:tcMar>
+            <w:vAlign w:val="center"/>
+          </w:tcPr>
+          <w:p>
+            <w:pPr>
+              <w:jc w:val="left"/>
+            </w:pPr>
+            <w:r>
+              <w:rPr>
+                <w:sz w:val="19"/>
+                <w:szCs w:val="19"/>
+              </w:rPr>
+              <w:t xml:space="preserve">V15: penal interest</w:t>
+            </w:r>
+          </w:p>
+        </w:tc>
+        <w:tc>
+          <w:tcPr>
+            <w:tcW w:type="dxa" w:w="5600"/>
+            <w:shd w:fill="F5F8FC" w:val="clear"/>
+            <w:tcMar>
+              <w:top w:type="dxa" w:w="60"/>
+              <w:left w:type="dxa" w:w="100"/>
+              <w:bottom w:type="dxa" w:w="60"/>
+              <w:right w:type="dxa" w:w="100"/>
+            </w:tcMar>
+            <w:vAlign w:val="center"/>
+          </w:tcPr>
+          <w:p>
+            <w:pPr>
+              <w:jc w:val="left"/>
+            </w:pPr>
+            <w:r>
+              <w:rPr>
+                <w:sz w:val="19"/>
+                <w:szCs w:val="19"/>
+              </w:rPr>
+              <w:t xml:space="preserve">Penal settings on loan_product; penal_accrued / penal_paid on loan_demand; table penal_interest; emi_transaction.penal_paid (§15.23.2).</w:t>
+            </w:r>
+          </w:p>
+        </w:tc>
+      </w:tr>
+      <w:tr>
+        <w:trPr>
+          <w:cantSplit/>
+        </w:trPr>
+        <w:tc>
+          <w:tcPr>
+            <w:tcW w:type="dxa" w:w="1500"/>
+            <w:tcMar>
+              <w:top w:type="dxa" w:w="60"/>
+              <w:left w:type="dxa" w:w="100"/>
+              <w:bottom w:type="dxa" w:w="60"/>
+              <w:right w:type="dxa" w:w="100"/>
+            </w:tcMar>
+            <w:vAlign w:val="center"/>
+          </w:tcPr>
+          <w:p>
+            <w:pPr>
+              <w:jc w:val="left"/>
+            </w:pPr>
+            <w:r>
+              <w:rPr>
+                <w:sz w:val="19"/>
+                <w:szCs w:val="19"/>
+              </w:rPr>
+              <w:t xml:space="preserve">lending-service</w:t>
+            </w:r>
+          </w:p>
+        </w:tc>
+        <w:tc>
+          <w:tcPr>
+            <w:tcW w:type="dxa" w:w="2400"/>
+            <w:tcMar>
+              <w:top w:type="dxa" w:w="60"/>
+              <w:left w:type="dxa" w:w="100"/>
+              <w:bottom w:type="dxa" w:w="60"/>
+              <w:right w:type="dxa" w:w="100"/>
+            </w:tcMar>
+            <w:vAlign w:val="center"/>
+          </w:tcPr>
+          <w:p>
+            <w:pPr>
+              <w:jc w:val="left"/>
+            </w:pPr>
+            <w:r>
+              <w:rPr>
+                <w:sz w:val="19"/>
+                <w:szCs w:val="19"/>
+              </w:rPr>
+              <w:t xml:space="preserve">Penal interest</w:t>
+            </w:r>
+          </w:p>
+        </w:tc>
+        <w:tc>
+          <w:tcPr>
+            <w:tcW w:type="dxa" w:w="5600"/>
+            <w:tcMar>
+              <w:top w:type="dxa" w:w="60"/>
+              <w:left w:type="dxa" w:w="100"/>
+              <w:bottom w:type="dxa" w:w="60"/>
+              <w:right w:type="dxa" w:w="100"/>
+            </w:tcMar>
+            <w:vAlign w:val="center"/>
+          </w:tcPr>
+          <w:p>
+            <w:pPr>
+              <w:jc w:val="left"/>
+            </w:pPr>
+            <w:r>
+              <w:rPr>
+                <w:sz w:val="19"/>
+                <w:szCs w:val="19"/>
+              </w:rPr>
+              <w:t xml:space="preserve">PenalInterestCalculator and PenalInterestService; endpoints under /loan-accounts/{id}/penal-interest; penal bucket first in the waterfall (§15.23).</w:t>
+            </w:r>
+          </w:p>
+        </w:tc>
+      </w:tr>
+      <w:tr>
+        <w:trPr>
+          <w:cantSplit/>
+        </w:trPr>
+        <w:tc>
+          <w:tcPr>
+            <w:tcW w:type="dxa" w:w="1500"/>
+            <w:shd w:fill="F5F8FC" w:val="clear"/>
+            <w:tcMar>
+              <w:top w:type="dxa" w:w="60"/>
+              <w:left w:type="dxa" w:w="100"/>
+              <w:bottom w:type="dxa" w:w="60"/>
+              <w:right w:type="dxa" w:w="100"/>
+            </w:tcMar>
+            <w:vAlign w:val="center"/>
+          </w:tcPr>
+          <w:p>
+            <w:pPr>
+              <w:jc w:val="left"/>
+            </w:pPr>
+            <w:r>
+              <w:rPr>
+                <w:sz w:val="19"/>
+                <w:szCs w:val="19"/>
+              </w:rPr>
+              <w:t xml:space="preserve">lending-batch-service</w:t>
+            </w:r>
+          </w:p>
+        </w:tc>
+        <w:tc>
+          <w:tcPr>
+            <w:tcW w:type="dxa" w:w="2400"/>
+            <w:shd w:fill="F5F8FC" w:val="clear"/>
+            <w:tcMar>
+              <w:top w:type="dxa" w:w="60"/>
+              <w:left w:type="dxa" w:w="100"/>
+              <w:bottom w:type="dxa" w:w="60"/>
+              <w:right w:type="dxa" w:w="100"/>
+            </w:tcMar>
+            <w:vAlign w:val="center"/>
+          </w:tcPr>
+          <w:p>
+            <w:pPr>
+              <w:jc w:val="left"/>
+            </w:pPr>
+            <w:r>
+              <w:rPr>
+                <w:sz w:val="19"/>
+                <w:szCs w:val="19"/>
+              </w:rPr>
+              <w:t xml:space="preserve">Penal interest job body</w:t>
+            </w:r>
+          </w:p>
+        </w:tc>
+        <w:tc>
+          <w:tcPr>
+            <w:tcW w:type="dxa" w:w="5600"/>
+            <w:shd w:fill="F5F8FC" w:val="clear"/>
+            <w:tcMar>
+              <w:top w:type="dxa" w:w="60"/>
+              <w:left w:type="dxa" w:w="100"/>
+              <w:bottom w:type="dxa" w:w="60"/>
+              <w:right w:type="dxa" w:w="100"/>
+            </w:tcMar>
+            <w:vAlign w:val="center"/>
+          </w:tcPr>
+          <w:p>
+            <w:pPr>
+              <w:jc w:val="left"/>
+            </w:pPr>
+            <w:r>
+              <w:rPr>
+                <w:sz w:val="19"/>
+                <w:szCs w:val="19"/>
+              </w:rPr>
+              <w:t xml:space="preserve">PENAL_INTEREST_CALCULATION_DAILY now calls lending-service per account (§15.24).</w:t>
+            </w:r>
+          </w:p>
+        </w:tc>
+      </w:tr>
+      <w:tr>
+        <w:trPr>
+          <w:cantSplit/>
+        </w:trPr>
+        <w:tc>
+          <w:tcPr>
+            <w:tcW w:type="dxa" w:w="1500"/>
+            <w:tcMar>
+              <w:top w:type="dxa" w:w="60"/>
+              <w:left w:type="dxa" w:w="100"/>
+              <w:bottom w:type="dxa" w:w="60"/>
+              <w:right w:type="dxa" w:w="100"/>
+            </w:tcMar>
+            <w:vAlign w:val="center"/>
+          </w:tcPr>
+          <w:p>
+            <w:pPr>
+              <w:jc w:val="left"/>
+            </w:pPr>
+            <w:r>
+              <w:rPr>
+                <w:sz w:val="19"/>
+                <w:szCs w:val="19"/>
+              </w:rPr>
+              <w:t xml:space="preserve">lending-admin-service</w:t>
+            </w:r>
+          </w:p>
+        </w:tc>
+        <w:tc>
+          <w:tcPr>
+            <w:tcW w:type="dxa" w:w="2400"/>
+            <w:tcMar>
+              <w:top w:type="dxa" w:w="60"/>
+              <w:left w:type="dxa" w:w="100"/>
+              <w:bottom w:type="dxa" w:w="60"/>
+              <w:right w:type="dxa" w:w="100"/>
+            </w:tcMar>
+            <w:vAlign w:val="center"/>
+          </w:tcPr>
+          <w:p>
+            <w:pPr>
+              <w:jc w:val="left"/>
+            </w:pPr>
+            <w:r>
+              <w:rPr>
+                <w:sz w:val="19"/>
+                <w:szCs w:val="19"/>
+              </w:rPr>
+              <w:t xml:space="preserve">Penal settings and columns</w:t>
+            </w:r>
+          </w:p>
+        </w:tc>
+        <w:tc>
+          <w:tcPr>
+            <w:tcW w:type="dxa" w:w="5600"/>
+            <w:tcMar>
+              <w:top w:type="dxa" w:w="60"/>
+              <w:left w:type="dxa" w:w="100"/>
+              <w:bottom w:type="dxa" w:w="60"/>
+              <w:right w:type="dxa" w:w="100"/>
+            </w:tcMar>
+            <w:vAlign w:val="center"/>
+          </w:tcPr>
+          <w:p>
+            <w:pPr>
+              <w:jc w:val="left"/>
+            </w:pPr>
+            <w:r>
+              <w:rPr>
+                <w:sz w:val="19"/>
+                <w:szCs w:val="19"/>
+              </w:rPr>
+              <w:t xml:space="preserve">Products screen fields; penal columns on Pay instalment, Account detail, Payments, Foreclosure and Part-payment (§15.25).</w:t>
+            </w:r>
+          </w:p>
+        </w:tc>
+      </w:tr>
     </w:tbl>
     <w:p>
       <w:pPr>
@@ -50363,7 +50932,7 @@
           <w:sz w:val="21"/>
           <w:szCs w:val="21"/>
         </w:rPr>
-        <w:t xml:space="preserve">The other 27 jobs are still stubs.</w:t>
+        <w:t xml:space="preserve">Version 1.7 adds DEMAND_RAISE_DAILY and fills in PENAL_INTEREST_CALCULATION_DAILY (§15.24); of the 37 job slots, eleven now call lending-service and 26 are still stubs.</w:t>
       </w:r>
     </w:p>
     <w:p>
@@ -50397,7 +50966,7 @@
           <w:sz w:val="21"/>
           <w:szCs w:val="21"/>
         </w:rPr>
-        <w:t xml:space="preserve">Days past due and NPA classification use one endpoint, DPD is not stored, and the classification bands are fixed.</w:t>
+        <w:t xml:space="preserve">Days past due and NPA classification use one endpoint and the classification bands are fixed; days past due is stored on the account since V14 (§15.22.7).</w:t>
       </w:r>
     </w:p>
     <w:p>
@@ -55824,6 +56393,5645 @@
           <w:szCs w:val="21"/>
         </w:rPr>
         <w:t xml:space="preserve">The GitHub tokens pasted in earlier sessions must be revoked.</w:t>
+      </w:r>
+    </w:p>
+    <w:p>
+      <w:pPr>
+        <w:pStyle w:val="Heading2"/>
+        <w:spacing w:after="120" w:before="280"/>
+      </w:pPr>
+      <w:r>
+        <w:rPr>
+          <w:b/>
+          <w:bCs/>
+          <w:color w:val="2E5AA8"/>
+          <w:sz w:val="25"/>
+          <w:szCs w:val="25"/>
+        </w:rPr>
+        <w:t xml:space="preserve">15.22 Demands and the Payment Waterfall (V14)</w:t>
+      </w:r>
+    </w:p>
+    <w:p>
+      <w:pPr>
+        <w:pStyle w:val="Heading3"/>
+        <w:spacing w:after="100" w:before="200"/>
+      </w:pPr>
+      <w:r>
+        <w:rPr>
+          <w:b/>
+          <w:bCs/>
+          <w:color w:val="2E5AA8"/>
+          <w:sz w:val="22"/>
+          <w:szCs w:val="22"/>
+        </w:rPr>
+        <w:t xml:space="preserve">15.22.1 Design</w:t>
+      </w:r>
+    </w:p>
+    <w:p>
+      <w:pPr>
+        <w:spacing w:after="140" w:line="276"/>
+      </w:pPr>
+      <w:r>
+        <w:rPr>
+          <w:sz w:val="21"/>
+          <w:szCs w:val="21"/>
+        </w:rPr>
+        <w:t xml:space="preserve">Before this change an instalment was a row on the schedule that was PAID or not, and the EMI endpoint accepted exactly its amount. That made it impossible to bring a late account current, to take a partial payment, or to charge anything for lateness. The design decisions are:</w:t>
+      </w:r>
+    </w:p>
+    <w:p>
+      <w:pPr>
+        <w:pStyle w:val="ListParagraph"/>
+        <w:numPr>
+          <w:ilvl w:val="0"/>
+          <w:numId w:val="1"/>
+        </w:numPr>
+        <w:spacing w:after="80" w:line="264"/>
+      </w:pPr>
+      <w:r>
+        <w:rPr>
+          <w:b/>
+          <w:bCs/>
+          <w:sz w:val="21"/>
+          <w:szCs w:val="21"/>
+        </w:rPr>
+        <w:t xml:space="preserve">A demand is raised on the due date, one per account and instalment.</w:t>
+      </w:r>
+      <w:r>
+        <w:rPr>
+          <w:sz w:val="21"/>
+          <w:szCs w:val="21"/>
+        </w:rPr>
+        <w:t xml:space="preserve"> The schedule stays the contract; the demand is what is owed and what has been paid. The unique key (account_id, installment_number) makes raising idempotent, so the daily job and a payment can both raise without coordination.</w:t>
+      </w:r>
+    </w:p>
+    <w:p>
+      <w:pPr>
+        <w:pStyle w:val="ListParagraph"/>
+        <w:numPr>
+          <w:ilvl w:val="0"/>
+          <w:numId w:val="1"/>
+        </w:numPr>
+        <w:spacing w:after="80" w:line="264"/>
+      </w:pPr>
+      <w:r>
+        <w:rPr>
+          <w:b/>
+          <w:bCs/>
+          <w:sz w:val="21"/>
+          <w:szCs w:val="21"/>
+        </w:rPr>
+        <w:t xml:space="preserve">One pure function applies money.</w:t>
+      </w:r>
+      <w:r>
+        <w:rPr>
+          <w:sz w:val="21"/>
+          <w:szCs w:val="21"/>
+        </w:rPr>
+        <w:t xml:space="preserve"> </w:t>
+      </w:r>
+      <w:r>
+        <w:rPr>
+          <w:rFonts w:ascii="Consolas" w:hAnsi="Consolas" w:cs="Consolas"/>
+          <w:color w:val="1F3864"/>
+          <w:sz w:val="19"/>
+          <w:szCs w:val="19"/>
+        </w:rPr>
+        <w:t xml:space="preserve">PaymentWaterfall</w:t>
+      </w:r>
+      <w:r>
+        <w:rPr>
+          <w:sz w:val="21"/>
+          <w:szCs w:val="21"/>
+        </w:rPr>
+        <w:t xml:space="preserve"> takes the dues (penal, interest and principal outstanding per demand, oldest first) and an amount, and returns allocation lines and a surplus. It has no database access, so posting and previewing use the same code (</w:t>
+      </w:r>
+      <w:r>
+        <w:rPr>
+          <w:rFonts w:ascii="Consolas" w:hAnsi="Consolas" w:cs="Consolas"/>
+          <w:color w:val="1F3864"/>
+          <w:sz w:val="19"/>
+          <w:szCs w:val="19"/>
+        </w:rPr>
+        <w:t xml:space="preserve">PaymentPlanner</w:t>
+      </w:r>
+      <w:r>
+        <w:rPr>
+          <w:sz w:val="21"/>
+          <w:szCs w:val="21"/>
+        </w:rPr>
+        <w:t xml:space="preserve">) and cannot disagree.</w:t>
+      </w:r>
+    </w:p>
+    <w:p>
+      <w:pPr>
+        <w:pStyle w:val="ListParagraph"/>
+        <w:numPr>
+          <w:ilvl w:val="0"/>
+          <w:numId w:val="1"/>
+        </w:numPr>
+        <w:spacing w:after="80" w:line="264"/>
+      </w:pPr>
+      <w:r>
+        <w:rPr>
+          <w:b/>
+          <w:bCs/>
+          <w:sz w:val="21"/>
+          <w:szCs w:val="21"/>
+        </w:rPr>
+        <w:t xml:space="preserve">lending-service stays the only writer.</w:t>
+      </w:r>
+      <w:r>
+        <w:rPr>
+          <w:sz w:val="21"/>
+          <w:szCs w:val="21"/>
+        </w:rPr>
+        <w:t xml:space="preserve"> The batch and admin services call it; the admin service reads the new columns directly but never writes them.</w:t>
+      </w:r>
+    </w:p>
+    <w:p>
+      <w:pPr>
+        <w:pStyle w:val="ListParagraph"/>
+        <w:numPr>
+          <w:ilvl w:val="0"/>
+          <w:numId w:val="1"/>
+        </w:numPr>
+        <w:spacing w:after="80" w:line="264"/>
+      </w:pPr>
+      <w:r>
+        <w:rPr>
+          <w:b/>
+          <w:bCs/>
+          <w:sz w:val="21"/>
+          <w:szCs w:val="21"/>
+        </w:rPr>
+        <w:t xml:space="preserve">A payment does not depend on the batch.</w:t>
+      </w:r>
+      <w:r>
+        <w:rPr>
+          <w:sz w:val="21"/>
+          <w:szCs w:val="21"/>
+        </w:rPr>
+        <w:t xml:space="preserve"> Every payment path raises due demands (and charges penal interest, 15.23) before it applies money.</w:t>
+      </w:r>
+    </w:p>
+    <w:p>
+      <w:pPr>
+        <w:pStyle w:val="Heading3"/>
+        <w:spacing w:after="100" w:before="200"/>
+      </w:pPr>
+      <w:r>
+        <w:rPr>
+          <w:b/>
+          <w:bCs/>
+          <w:color w:val="2E5AA8"/>
+          <w:sz w:val="22"/>
+          <w:szCs w:val="22"/>
+        </w:rPr>
+        <w:t xml:space="preserve">15.22.2 Data model (migration V14)</w:t>
+      </w:r>
+    </w:p>
+    <w:tbl>
+      <w:tblPr>
+        <w:tblW w:type="dxa" w:w="9500"/>
+        <w:tblBorders>
+          <w:top w:val="single" w:color="auto" w:sz="4"/>
+          <w:left w:val="single" w:color="auto" w:sz="4"/>
+          <w:bottom w:val="single" w:color="auto" w:sz="4"/>
+          <w:right w:val="single" w:color="auto" w:sz="4"/>
+          <w:insideH w:val="single" w:color="auto" w:sz="4"/>
+          <w:insideV w:val="single" w:color="auto" w:sz="4"/>
+        </w:tblBorders>
+      </w:tblPr>
+      <w:tblGrid>
+        <w:gridCol w:w="2600"/>
+        <w:gridCol w:w="2300"/>
+        <w:gridCol w:w="4600"/>
+      </w:tblGrid>
+      <w:tr>
+        <w:trPr>
+          <w:tblHeader/>
+        </w:trPr>
+        <w:tc>
+          <w:tcPr>
+            <w:tcW w:type="dxa" w:w="2600"/>
+            <w:shd w:fill="1F3864" w:val="clear"/>
+            <w:tcMar>
+              <w:top w:type="dxa" w:w="60"/>
+              <w:left w:type="dxa" w:w="100"/>
+              <w:bottom w:type="dxa" w:w="60"/>
+              <w:right w:type="dxa" w:w="100"/>
+            </w:tcMar>
+            <w:vAlign w:val="center"/>
+          </w:tcPr>
+          <w:p>
+            <w:pPr>
+              <w:jc w:val="left"/>
+            </w:pPr>
+            <w:r>
+              <w:rPr>
+                <w:b/>
+                <w:bCs/>
+                <w:color w:val="FFFFFF"/>
+                <w:sz w:val="19"/>
+                <w:szCs w:val="19"/>
+              </w:rPr>
+              <w:t xml:space="preserve">Table / column</w:t>
+            </w:r>
+          </w:p>
+        </w:tc>
+        <w:tc>
+          <w:tcPr>
+            <w:tcW w:type="dxa" w:w="2300"/>
+            <w:shd w:fill="1F3864" w:val="clear"/>
+            <w:tcMar>
+              <w:top w:type="dxa" w:w="60"/>
+              <w:left w:type="dxa" w:w="100"/>
+              <w:bottom w:type="dxa" w:w="60"/>
+              <w:right w:type="dxa" w:w="100"/>
+            </w:tcMar>
+            <w:vAlign w:val="center"/>
+          </w:tcPr>
+          <w:p>
+            <w:pPr>
+              <w:jc w:val="left"/>
+            </w:pPr>
+            <w:r>
+              <w:rPr>
+                <w:b/>
+                <w:bCs/>
+                <w:color w:val="FFFFFF"/>
+                <w:sz w:val="19"/>
+                <w:szCs w:val="19"/>
+              </w:rPr>
+              <w:t xml:space="preserve">Type</w:t>
+            </w:r>
+          </w:p>
+        </w:tc>
+        <w:tc>
+          <w:tcPr>
+            <w:tcW w:type="dxa" w:w="4600"/>
+            <w:shd w:fill="1F3864" w:val="clear"/>
+            <w:tcMar>
+              <w:top w:type="dxa" w:w="60"/>
+              <w:left w:type="dxa" w:w="100"/>
+              <w:bottom w:type="dxa" w:w="60"/>
+              <w:right w:type="dxa" w:w="100"/>
+            </w:tcMar>
+            <w:vAlign w:val="center"/>
+          </w:tcPr>
+          <w:p>
+            <w:pPr>
+              <w:jc w:val="left"/>
+            </w:pPr>
+            <w:r>
+              <w:rPr>
+                <w:b/>
+                <w:bCs/>
+                <w:color w:val="FFFFFF"/>
+                <w:sz w:val="19"/>
+                <w:szCs w:val="19"/>
+              </w:rPr>
+              <w:t xml:space="preserve">Purpose</w:t>
+            </w:r>
+          </w:p>
+        </w:tc>
+      </w:tr>
+      <w:tr>
+        <w:trPr>
+          <w:cantSplit/>
+        </w:trPr>
+        <w:tc>
+          <w:tcPr>
+            <w:tcW w:type="dxa" w:w="2600"/>
+            <w:tcMar>
+              <w:top w:type="dxa" w:w="60"/>
+              <w:left w:type="dxa" w:w="100"/>
+              <w:bottom w:type="dxa" w:w="60"/>
+              <w:right w:type="dxa" w:w="100"/>
+            </w:tcMar>
+            <w:vAlign w:val="center"/>
+          </w:tcPr>
+          <w:p>
+            <w:pPr>
+              <w:jc w:val="left"/>
+            </w:pPr>
+            <w:r>
+              <w:rPr>
+                <w:rFonts w:ascii="Consolas" w:hAnsi="Consolas" w:cs="Consolas"/>
+                <w:color w:val="1F3864"/>
+                <w:sz w:val="17"/>
+                <w:szCs w:val="17"/>
+              </w:rPr>
+              <w:t xml:space="preserve">loan_account.days_past_due</w:t>
+            </w:r>
+          </w:p>
+        </w:tc>
+        <w:tc>
+          <w:tcPr>
+            <w:tcW w:type="dxa" w:w="2300"/>
+            <w:tcMar>
+              <w:top w:type="dxa" w:w="60"/>
+              <w:left w:type="dxa" w:w="100"/>
+              <w:bottom w:type="dxa" w:w="60"/>
+              <w:right w:type="dxa" w:w="100"/>
+            </w:tcMar>
+            <w:vAlign w:val="center"/>
+          </w:tcPr>
+          <w:p>
+            <w:pPr>
+              <w:jc w:val="left"/>
+            </w:pPr>
+            <w:r>
+              <w:rPr>
+                <w:sz w:val="19"/>
+                <w:szCs w:val="19"/>
+              </w:rPr>
+              <w:t xml:space="preserve">INT NOT NULL DEFAULT 0</w:t>
+            </w:r>
+          </w:p>
+        </w:tc>
+        <w:tc>
+          <w:tcPr>
+            <w:tcW w:type="dxa" w:w="4600"/>
+            <w:tcMar>
+              <w:top w:type="dxa" w:w="60"/>
+              <w:left w:type="dxa" w:w="100"/>
+              <w:bottom w:type="dxa" w:w="60"/>
+              <w:right w:type="dxa" w:w="100"/>
+            </w:tcMar>
+            <w:vAlign w:val="center"/>
+          </w:tcPr>
+          <w:p>
+            <w:pPr>
+              <w:jc w:val="left"/>
+            </w:pPr>
+            <w:r>
+              <w:rPr>
+                <w:sz w:val="19"/>
+                <w:szCs w:val="19"/>
+              </w:rPr>
+              <w:t xml:space="preserve">Stored by the classification run and after each payment.</w:t>
+            </w:r>
+          </w:p>
+        </w:tc>
+      </w:tr>
+      <w:tr>
+        <w:trPr>
+          <w:cantSplit/>
+        </w:trPr>
+        <w:tc>
+          <w:tcPr>
+            <w:tcW w:type="dxa" w:w="2600"/>
+            <w:shd w:fill="F5F8FC" w:val="clear"/>
+            <w:tcMar>
+              <w:top w:type="dxa" w:w="60"/>
+              <w:left w:type="dxa" w:w="100"/>
+              <w:bottom w:type="dxa" w:w="60"/>
+              <w:right w:type="dxa" w:w="100"/>
+            </w:tcMar>
+            <w:vAlign w:val="center"/>
+          </w:tcPr>
+          <w:p>
+            <w:pPr>
+              <w:jc w:val="left"/>
+            </w:pPr>
+            <w:r>
+              <w:rPr>
+                <w:rFonts w:ascii="Consolas" w:hAnsi="Consolas" w:cs="Consolas"/>
+                <w:color w:val="1F3864"/>
+                <w:sz w:val="17"/>
+                <w:szCs w:val="17"/>
+              </w:rPr>
+              <w:t xml:space="preserve">loan_account.advance_balance</w:t>
+            </w:r>
+          </w:p>
+        </w:tc>
+        <w:tc>
+          <w:tcPr>
+            <w:tcW w:type="dxa" w:w="2300"/>
+            <w:shd w:fill="F5F8FC" w:val="clear"/>
+            <w:tcMar>
+              <w:top w:type="dxa" w:w="60"/>
+              <w:left w:type="dxa" w:w="100"/>
+              <w:bottom w:type="dxa" w:w="60"/>
+              <w:right w:type="dxa" w:w="100"/>
+            </w:tcMar>
+            <w:vAlign w:val="center"/>
+          </w:tcPr>
+          <w:p>
+            <w:pPr>
+              <w:jc w:val="left"/>
+            </w:pPr>
+            <w:r>
+              <w:rPr>
+                <w:sz w:val="19"/>
+                <w:szCs w:val="19"/>
+              </w:rPr>
+              <w:t xml:space="preserve">NUMERIC(15,2) NOT NULL DEFAULT 0</w:t>
+            </w:r>
+          </w:p>
+        </w:tc>
+        <w:tc>
+          <w:tcPr>
+            <w:tcW w:type="dxa" w:w="4600"/>
+            <w:shd w:fill="F5F8FC" w:val="clear"/>
+            <w:tcMar>
+              <w:top w:type="dxa" w:w="60"/>
+              <w:left w:type="dxa" w:w="100"/>
+              <w:bottom w:type="dxa" w:w="60"/>
+              <w:right w:type="dxa" w:w="100"/>
+            </w:tcMar>
+            <w:vAlign w:val="center"/>
+          </w:tcPr>
+          <w:p>
+            <w:pPr>
+              <w:jc w:val="left"/>
+            </w:pPr>
+            <w:r>
+              <w:rPr>
+                <w:sz w:val="19"/>
+                <w:szCs w:val="19"/>
+              </w:rPr>
+              <w:t xml:space="preserve">Money received that matches no demand; applied when the next demand is raised.</w:t>
+            </w:r>
+          </w:p>
+        </w:tc>
+      </w:tr>
+      <w:tr>
+        <w:trPr>
+          <w:cantSplit/>
+        </w:trPr>
+        <w:tc>
+          <w:tcPr>
+            <w:tcW w:type="dxa" w:w="2600"/>
+            <w:tcMar>
+              <w:top w:type="dxa" w:w="60"/>
+              <w:left w:type="dxa" w:w="100"/>
+              <w:bottom w:type="dxa" w:w="60"/>
+              <w:right w:type="dxa" w:w="100"/>
+            </w:tcMar>
+            <w:vAlign w:val="center"/>
+          </w:tcPr>
+          <w:p>
+            <w:pPr>
+              <w:jc w:val="left"/>
+            </w:pPr>
+            <w:r>
+              <w:rPr>
+                <w:rFonts w:ascii="Consolas" w:hAnsi="Consolas" w:cs="Consolas"/>
+                <w:color w:val="1F3864"/>
+                <w:sz w:val="17"/>
+                <w:szCs w:val="17"/>
+              </w:rPr>
+              <w:t xml:space="preserve">loan_demand</w:t>
+            </w:r>
+          </w:p>
+        </w:tc>
+        <w:tc>
+          <w:tcPr>
+            <w:tcW w:type="dxa" w:w="2300"/>
+            <w:tcMar>
+              <w:top w:type="dxa" w:w="60"/>
+              <w:left w:type="dxa" w:w="100"/>
+              <w:bottom w:type="dxa" w:w="60"/>
+              <w:right w:type="dxa" w:w="100"/>
+            </w:tcMar>
+            <w:vAlign w:val="center"/>
+          </w:tcPr>
+          <w:p>
+            <w:pPr>
+              <w:jc w:val="left"/>
+            </w:pPr>
+            <w:r>
+              <w:rPr>
+                <w:sz w:val="19"/>
+                <w:szCs w:val="19"/>
+              </w:rPr>
+              <w:t xml:space="preserve">one row per account + instalment</w:t>
+            </w:r>
+          </w:p>
+        </w:tc>
+        <w:tc>
+          <w:tcPr>
+            <w:tcW w:type="dxa" w:w="4600"/>
+            <w:tcMar>
+              <w:top w:type="dxa" w:w="60"/>
+              <w:left w:type="dxa" w:w="100"/>
+              <w:bottom w:type="dxa" w:w="60"/>
+              <w:right w:type="dxa" w:w="100"/>
+            </w:tcMar>
+            <w:vAlign w:val="center"/>
+          </w:tcPr>
+          <w:p>
+            <w:pPr>
+              <w:jc w:val="left"/>
+            </w:pPr>
+            <w:r>
+              <w:rPr>
+                <w:sz w:val="19"/>
+                <w:szCs w:val="19"/>
+              </w:rPr>
+              <w:t xml:space="preserve">principal_due, interest_due, principal_paid, interest_paid; status OPEN / PART_PAID / CLEARED; cleared_date; raised_on; schedule_version. UNIQUE (account_id, installment_number); CHECK paid &lt;= due; partial index on open demands.</w:t>
+            </w:r>
+          </w:p>
+        </w:tc>
+      </w:tr>
+      <w:tr>
+        <w:trPr>
+          <w:cantSplit/>
+        </w:trPr>
+        <w:tc>
+          <w:tcPr>
+            <w:tcW w:type="dxa" w:w="2600"/>
+            <w:shd w:fill="F5F8FC" w:val="clear"/>
+            <w:tcMar>
+              <w:top w:type="dxa" w:w="60"/>
+              <w:left w:type="dxa" w:w="100"/>
+              <w:bottom w:type="dxa" w:w="60"/>
+              <w:right w:type="dxa" w:w="100"/>
+            </w:tcMar>
+            <w:vAlign w:val="center"/>
+          </w:tcPr>
+          <w:p>
+            <w:pPr>
+              <w:jc w:val="left"/>
+            </w:pPr>
+            <w:r>
+              <w:rPr>
+                <w:rFonts w:ascii="Consolas" w:hAnsi="Consolas" w:cs="Consolas"/>
+                <w:color w:val="1F3864"/>
+                <w:sz w:val="17"/>
+                <w:szCs w:val="17"/>
+              </w:rPr>
+              <w:t xml:space="preserve">payment_allocation</w:t>
+            </w:r>
+          </w:p>
+        </w:tc>
+        <w:tc>
+          <w:tcPr>
+            <w:tcW w:type="dxa" w:w="2300"/>
+            <w:shd w:fill="F5F8FC" w:val="clear"/>
+            <w:tcMar>
+              <w:top w:type="dxa" w:w="60"/>
+              <w:left w:type="dxa" w:w="100"/>
+              <w:bottom w:type="dxa" w:w="60"/>
+              <w:right w:type="dxa" w:w="100"/>
+            </w:tcMar>
+            <w:vAlign w:val="center"/>
+          </w:tcPr>
+          <w:p>
+            <w:pPr>
+              <w:jc w:val="left"/>
+            </w:pPr>
+            <w:r>
+              <w:rPr>
+                <w:sz w:val="19"/>
+                <w:szCs w:val="19"/>
+              </w:rPr>
+              <w:t xml:space="preserve">one row per line</w:t>
+            </w:r>
+          </w:p>
+        </w:tc>
+        <w:tc>
+          <w:tcPr>
+            <w:tcW w:type="dxa" w:w="4600"/>
+            <w:shd w:fill="F5F8FC" w:val="clear"/>
+            <w:tcMar>
+              <w:top w:type="dxa" w:w="60"/>
+              <w:left w:type="dxa" w:w="100"/>
+              <w:bottom w:type="dxa" w:w="60"/>
+              <w:right w:type="dxa" w:w="100"/>
+            </w:tcMar>
+            <w:vAlign w:val="center"/>
+          </w:tcPr>
+          <w:p>
+            <w:pPr>
+              <w:jc w:val="left"/>
+            </w:pPr>
+            <w:r>
+              <w:rPr>
+                <w:sz w:val="19"/>
+                <w:szCs w:val="19"/>
+              </w:rPr>
+              <w:t xml:space="preserve">account_id, demand_id (null for an advance), installment_number, transaction_id (no foreign key: emi_transaction is partitioned), value_date, bucket PENALTY / INTEREST / PRINCIPAL / ADVANCE, source PAYMENT / ADVANCE, amount &gt; 0.</w:t>
+            </w:r>
+          </w:p>
+        </w:tc>
+      </w:tr>
+    </w:tbl>
+    <w:p>
+      <w:pPr>
+        <w:spacing w:after="60"/>
+      </w:pPr>
+    </w:p>
+    <w:p>
+      <w:pPr>
+        <w:pStyle w:val="Heading3"/>
+        <w:spacing w:after="100" w:before="200"/>
+      </w:pPr>
+      <w:r>
+        <w:rPr>
+          <w:b/>
+          <w:bCs/>
+          <w:color w:val="2E5AA8"/>
+          <w:sz w:val="22"/>
+          <w:szCs w:val="22"/>
+        </w:rPr>
+        <w:t xml:space="preserve">15.22.3 Code structure (package com.bank.lending.demand)</w:t>
+      </w:r>
+    </w:p>
+    <w:tbl>
+      <w:tblPr>
+        <w:tblW w:type="dxa" w:w="9500"/>
+        <w:tblBorders>
+          <w:top w:val="single" w:color="auto" w:sz="4"/>
+          <w:left w:val="single" w:color="auto" w:sz="4"/>
+          <w:bottom w:val="single" w:color="auto" w:sz="4"/>
+          <w:right w:val="single" w:color="auto" w:sz="4"/>
+          <w:insideH w:val="single" w:color="auto" w:sz="4"/>
+          <w:insideV w:val="single" w:color="auto" w:sz="4"/>
+        </w:tblBorders>
+      </w:tblPr>
+      <w:tblGrid>
+        <w:gridCol w:w="3300"/>
+        <w:gridCol w:w="6200"/>
+      </w:tblGrid>
+      <w:tr>
+        <w:trPr>
+          <w:tblHeader/>
+        </w:trPr>
+        <w:tc>
+          <w:tcPr>
+            <w:tcW w:type="dxa" w:w="3300"/>
+            <w:shd w:fill="1F3864" w:val="clear"/>
+            <w:tcMar>
+              <w:top w:type="dxa" w:w="60"/>
+              <w:left w:type="dxa" w:w="100"/>
+              <w:bottom w:type="dxa" w:w="60"/>
+              <w:right w:type="dxa" w:w="100"/>
+            </w:tcMar>
+            <w:vAlign w:val="center"/>
+          </w:tcPr>
+          <w:p>
+            <w:pPr>
+              <w:jc w:val="left"/>
+            </w:pPr>
+            <w:r>
+              <w:rPr>
+                <w:b/>
+                <w:bCs/>
+                <w:color w:val="FFFFFF"/>
+                <w:sz w:val="19"/>
+                <w:szCs w:val="19"/>
+              </w:rPr>
+              <w:t xml:space="preserve">Class</w:t>
+            </w:r>
+          </w:p>
+        </w:tc>
+        <w:tc>
+          <w:tcPr>
+            <w:tcW w:type="dxa" w:w="6200"/>
+            <w:shd w:fill="1F3864" w:val="clear"/>
+            <w:tcMar>
+              <w:top w:type="dxa" w:w="60"/>
+              <w:left w:type="dxa" w:w="100"/>
+              <w:bottom w:type="dxa" w:w="60"/>
+              <w:right w:type="dxa" w:w="100"/>
+            </w:tcMar>
+            <w:vAlign w:val="center"/>
+          </w:tcPr>
+          <w:p>
+            <w:pPr>
+              <w:jc w:val="left"/>
+            </w:pPr>
+            <w:r>
+              <w:rPr>
+                <w:b/>
+                <w:bCs/>
+                <w:color w:val="FFFFFF"/>
+                <w:sz w:val="19"/>
+                <w:szCs w:val="19"/>
+              </w:rPr>
+              <w:t xml:space="preserve">Role</w:t>
+            </w:r>
+          </w:p>
+        </w:tc>
+      </w:tr>
+      <w:tr>
+        <w:trPr>
+          <w:cantSplit/>
+        </w:trPr>
+        <w:tc>
+          <w:tcPr>
+            <w:tcW w:type="dxa" w:w="3300"/>
+            <w:tcMar>
+              <w:top w:type="dxa" w:w="60"/>
+              <w:left w:type="dxa" w:w="100"/>
+              <w:bottom w:type="dxa" w:w="60"/>
+              <w:right w:type="dxa" w:w="100"/>
+            </w:tcMar>
+            <w:vAlign w:val="center"/>
+          </w:tcPr>
+          <w:p>
+            <w:pPr>
+              <w:jc w:val="left"/>
+            </w:pPr>
+            <w:r>
+              <w:rPr>
+                <w:rFonts w:ascii="Consolas" w:hAnsi="Consolas" w:cs="Consolas"/>
+                <w:color w:val="1F3864"/>
+                <w:sz w:val="17"/>
+                <w:szCs w:val="17"/>
+              </w:rPr>
+              <w:t xml:space="preserve">domain.LoanDemand, PaymentAllocation</w:t>
+            </w:r>
+          </w:p>
+        </w:tc>
+        <w:tc>
+          <w:tcPr>
+            <w:tcW w:type="dxa" w:w="6200"/>
+            <w:tcMar>
+              <w:top w:type="dxa" w:w="60"/>
+              <w:left w:type="dxa" w:w="100"/>
+              <w:bottom w:type="dxa" w:w="60"/>
+              <w:right w:type="dxa" w:w="100"/>
+            </w:tcMar>
+            <w:vAlign w:val="center"/>
+          </w:tcPr>
+          <w:p>
+            <w:pPr>
+              <w:jc w:val="left"/>
+            </w:pPr>
+            <w:r>
+              <w:rPr>
+                <w:sz w:val="19"/>
+                <w:szCs w:val="19"/>
+              </w:rPr>
+              <w:t xml:space="preserve">Entities. LoanDemand has outstanding() (principal + interest unpaid), penalOutstanding() and totalOutstanding().</w:t>
+            </w:r>
+          </w:p>
+        </w:tc>
+      </w:tr>
+      <w:tr>
+        <w:trPr>
+          <w:cantSplit/>
+        </w:trPr>
+        <w:tc>
+          <w:tcPr>
+            <w:tcW w:type="dxa" w:w="3300"/>
+            <w:shd w:fill="F5F8FC" w:val="clear"/>
+            <w:tcMar>
+              <w:top w:type="dxa" w:w="60"/>
+              <w:left w:type="dxa" w:w="100"/>
+              <w:bottom w:type="dxa" w:w="60"/>
+              <w:right w:type="dxa" w:w="100"/>
+            </w:tcMar>
+            <w:vAlign w:val="center"/>
+          </w:tcPr>
+          <w:p>
+            <w:pPr>
+              <w:jc w:val="left"/>
+            </w:pPr>
+            <w:r>
+              <w:rPr>
+                <w:rFonts w:ascii="Consolas" w:hAnsi="Consolas" w:cs="Consolas"/>
+                <w:color w:val="1F3864"/>
+                <w:sz w:val="17"/>
+                <w:szCs w:val="17"/>
+              </w:rPr>
+              <w:t xml:space="preserve">service.DemandService</w:t>
+            </w:r>
+          </w:p>
+        </w:tc>
+        <w:tc>
+          <w:tcPr>
+            <w:tcW w:type="dxa" w:w="6200"/>
+            <w:shd w:fill="F5F8FC" w:val="clear"/>
+            <w:tcMar>
+              <w:top w:type="dxa" w:w="60"/>
+              <w:left w:type="dxa" w:w="100"/>
+              <w:bottom w:type="dxa" w:w="60"/>
+              <w:right w:type="dxa" w:w="100"/>
+            </w:tcMar>
+            <w:vAlign w:val="center"/>
+          </w:tcPr>
+          <w:p>
+            <w:pPr>
+              <w:jc w:val="left"/>
+            </w:pPr>
+            <w:r>
+              <w:rPr>
+                <w:sz w:val="19"/>
+                <w:szCs w:val="19"/>
+              </w:rPr>
+              <w:t xml:space="preserve">raiseDue / raiseForAccount, openDemands, undemandedEntries, applyLines, record, holdAdvance, and the status refresh.</w:t>
+            </w:r>
+          </w:p>
+        </w:tc>
+      </w:tr>
+      <w:tr>
+        <w:trPr>
+          <w:cantSplit/>
+        </w:trPr>
+        <w:tc>
+          <w:tcPr>
+            <w:tcW w:type="dxa" w:w="3300"/>
+            <w:tcMar>
+              <w:top w:type="dxa" w:w="60"/>
+              <w:left w:type="dxa" w:w="100"/>
+              <w:bottom w:type="dxa" w:w="60"/>
+              <w:right w:type="dxa" w:w="100"/>
+            </w:tcMar>
+            <w:vAlign w:val="center"/>
+          </w:tcPr>
+          <w:p>
+            <w:pPr>
+              <w:jc w:val="left"/>
+            </w:pPr>
+            <w:r>
+              <w:rPr>
+                <w:rFonts w:ascii="Consolas" w:hAnsi="Consolas" w:cs="Consolas"/>
+                <w:color w:val="1F3864"/>
+                <w:sz w:val="17"/>
+                <w:szCs w:val="17"/>
+              </w:rPr>
+              <w:t xml:space="preserve">service.DemandBatchService</w:t>
+            </w:r>
+          </w:p>
+        </w:tc>
+        <w:tc>
+          <w:tcPr>
+            <w:tcW w:type="dxa" w:w="6200"/>
+            <w:tcMar>
+              <w:top w:type="dxa" w:w="60"/>
+              <w:left w:type="dxa" w:w="100"/>
+              <w:bottom w:type="dxa" w:w="60"/>
+              <w:right w:type="dxa" w:w="100"/>
+            </w:tcMar>
+            <w:vAlign w:val="center"/>
+          </w:tcPr>
+          <w:p>
+            <w:pPr>
+              <w:jc w:val="left"/>
+            </w:pPr>
+            <w:r>
+              <w:rPr>
+                <w:sz w:val="19"/>
+                <w:szCs w:val="19"/>
+              </w:rPr>
+              <w:t xml:space="preserve">Raises demands for all tracked accounts, one transaction per account; one failure does not stop the rest.</w:t>
+            </w:r>
+          </w:p>
+        </w:tc>
+      </w:tr>
+      <w:tr>
+        <w:trPr>
+          <w:cantSplit/>
+        </w:trPr>
+        <w:tc>
+          <w:tcPr>
+            <w:tcW w:type="dxa" w:w="3300"/>
+            <w:shd w:fill="F5F8FC" w:val="clear"/>
+            <w:tcMar>
+              <w:top w:type="dxa" w:w="60"/>
+              <w:left w:type="dxa" w:w="100"/>
+              <w:bottom w:type="dxa" w:w="60"/>
+              <w:right w:type="dxa" w:w="100"/>
+            </w:tcMar>
+            <w:vAlign w:val="center"/>
+          </w:tcPr>
+          <w:p>
+            <w:pPr>
+              <w:jc w:val="left"/>
+            </w:pPr>
+            <w:r>
+              <w:rPr>
+                <w:rFonts w:ascii="Consolas" w:hAnsi="Consolas" w:cs="Consolas"/>
+                <w:color w:val="1F3864"/>
+                <w:sz w:val="17"/>
+                <w:szCs w:val="17"/>
+              </w:rPr>
+              <w:t xml:space="preserve">service.PaymentPlanner</w:t>
+            </w:r>
+          </w:p>
+        </w:tc>
+        <w:tc>
+          <w:tcPr>
+            <w:tcW w:type="dxa" w:w="6200"/>
+            <w:shd w:fill="F5F8FC" w:val="clear"/>
+            <w:tcMar>
+              <w:top w:type="dxa" w:w="60"/>
+              <w:left w:type="dxa" w:w="100"/>
+              <w:bottom w:type="dxa" w:w="60"/>
+              <w:right w:type="dxa" w:w="100"/>
+            </w:tcMar>
+            <w:vAlign w:val="center"/>
+          </w:tcPr>
+          <w:p>
+            <w:pPr>
+              <w:jc w:val="left"/>
+            </w:pPr>
+            <w:r>
+              <w:rPr>
+                <w:sz w:val="19"/>
+                <w:szCs w:val="19"/>
+              </w:rPr>
+              <w:t xml:space="preserve">Plans a payment for EMI or part-payment from the dues: runs the waterfall, decides what happens to the surplus, and says whether the amount is allowed.</w:t>
+            </w:r>
+          </w:p>
+        </w:tc>
+      </w:tr>
+      <w:tr>
+        <w:trPr>
+          <w:cantSplit/>
+        </w:trPr>
+        <w:tc>
+          <w:tcPr>
+            <w:tcW w:type="dxa" w:w="3300"/>
+            <w:tcMar>
+              <w:top w:type="dxa" w:w="60"/>
+              <w:left w:type="dxa" w:w="100"/>
+              <w:bottom w:type="dxa" w:w="60"/>
+              <w:right w:type="dxa" w:w="100"/>
+            </w:tcMar>
+            <w:vAlign w:val="center"/>
+          </w:tcPr>
+          <w:p>
+            <w:pPr>
+              <w:jc w:val="left"/>
+            </w:pPr>
+            <w:r>
+              <w:rPr>
+                <w:rFonts w:ascii="Consolas" w:hAnsi="Consolas" w:cs="Consolas"/>
+                <w:color w:val="1F3864"/>
+                <w:sz w:val="17"/>
+                <w:szCs w:val="17"/>
+              </w:rPr>
+              <w:t xml:space="preserve">service.AmountPayableService</w:t>
+            </w:r>
+          </w:p>
+        </w:tc>
+        <w:tc>
+          <w:tcPr>
+            <w:tcW w:type="dxa" w:w="6200"/>
+            <w:tcMar>
+              <w:top w:type="dxa" w:w="60"/>
+              <w:left w:type="dxa" w:w="100"/>
+              <w:bottom w:type="dxa" w:w="60"/>
+              <w:right w:type="dxa" w:w="100"/>
+            </w:tcMar>
+            <w:vAlign w:val="center"/>
+          </w:tcPr>
+          <w:p>
+            <w:pPr>
+              <w:jc w:val="left"/>
+            </w:pPr>
+            <w:r>
+              <w:rPr>
+                <w:sz w:val="19"/>
+                <w:szCs w:val="19"/>
+              </w:rPr>
+              <w:t xml:space="preserve">Builds the amount-payable read and the payment preview.</w:t>
+            </w:r>
+          </w:p>
+        </w:tc>
+      </w:tr>
+      <w:tr>
+        <w:trPr>
+          <w:cantSplit/>
+        </w:trPr>
+        <w:tc>
+          <w:tcPr>
+            <w:tcW w:type="dxa" w:w="3300"/>
+            <w:shd w:fill="F5F8FC" w:val="clear"/>
+            <w:tcMar>
+              <w:top w:type="dxa" w:w="60"/>
+              <w:left w:type="dxa" w:w="100"/>
+              <w:bottom w:type="dxa" w:w="60"/>
+              <w:right w:type="dxa" w:w="100"/>
+            </w:tcMar>
+            <w:vAlign w:val="center"/>
+          </w:tcPr>
+          <w:p>
+            <w:pPr>
+              <w:jc w:val="left"/>
+            </w:pPr>
+            <w:r>
+              <w:rPr>
+                <w:rFonts w:ascii="Consolas" w:hAnsi="Consolas" w:cs="Consolas"/>
+                <w:color w:val="1F3864"/>
+                <w:sz w:val="17"/>
+                <w:szCs w:val="17"/>
+              </w:rPr>
+              <w:t xml:space="preserve">util.PaymentWaterfall</w:t>
+            </w:r>
+          </w:p>
+        </w:tc>
+        <w:tc>
+          <w:tcPr>
+            <w:tcW w:type="dxa" w:w="6200"/>
+            <w:shd w:fill="F5F8FC" w:val="clear"/>
+            <w:tcMar>
+              <w:top w:type="dxa" w:w="60"/>
+              <w:left w:type="dxa" w:w="100"/>
+              <w:bottom w:type="dxa" w:w="60"/>
+              <w:right w:type="dxa" w:w="100"/>
+            </w:tcMar>
+            <w:vAlign w:val="center"/>
+          </w:tcPr>
+          <w:p>
+            <w:pPr>
+              <w:jc w:val="left"/>
+            </w:pPr>
+            <w:r>
+              <w:rPr>
+                <w:sz w:val="19"/>
+                <w:szCs w:val="19"/>
+              </w:rPr>
+              <w:t xml:space="preserve">Pure waterfall (15.22.5).</w:t>
+            </w:r>
+          </w:p>
+        </w:tc>
+      </w:tr>
+      <w:tr>
+        <w:trPr>
+          <w:cantSplit/>
+        </w:trPr>
+        <w:tc>
+          <w:tcPr>
+            <w:tcW w:type="dxa" w:w="3300"/>
+            <w:tcMar>
+              <w:top w:type="dxa" w:w="60"/>
+              <w:left w:type="dxa" w:w="100"/>
+              <w:bottom w:type="dxa" w:w="60"/>
+              <w:right w:type="dxa" w:w="100"/>
+            </w:tcMar>
+            <w:vAlign w:val="center"/>
+          </w:tcPr>
+          <w:p>
+            <w:pPr>
+              <w:jc w:val="left"/>
+            </w:pPr>
+            <w:r>
+              <w:rPr>
+                <w:rFonts w:ascii="Consolas" w:hAnsi="Consolas" w:cs="Consolas"/>
+                <w:color w:val="1F3864"/>
+                <w:sz w:val="17"/>
+                <w:szCs w:val="17"/>
+              </w:rPr>
+              <w:t xml:space="preserve">web.DemandController</w:t>
+            </w:r>
+          </w:p>
+        </w:tc>
+        <w:tc>
+          <w:tcPr>
+            <w:tcW w:type="dxa" w:w="6200"/>
+            <w:tcMar>
+              <w:top w:type="dxa" w:w="60"/>
+              <w:left w:type="dxa" w:w="100"/>
+              <w:bottom w:type="dxa" w:w="60"/>
+              <w:right w:type="dxa" w:w="100"/>
+            </w:tcMar>
+            <w:vAlign w:val="center"/>
+          </w:tcPr>
+          <w:p>
+            <w:pPr>
+              <w:jc w:val="left"/>
+            </w:pPr>
+            <w:r>
+              <w:rPr>
+                <w:sz w:val="19"/>
+                <w:szCs w:val="19"/>
+              </w:rPr>
+              <w:t xml:space="preserve">POST /api/v1/demands/raise; POST /loan-accounts/{id}/demands; GET /loan-accounts/{id}/amount-payable; POST /loan-accounts/{id}/payments/preview.</w:t>
+            </w:r>
+          </w:p>
+        </w:tc>
+      </w:tr>
+    </w:tbl>
+    <w:p>
+      <w:pPr>
+        <w:spacing w:after="60"/>
+      </w:pPr>
+    </w:p>
+    <w:p>
+      <w:pPr>
+        <w:pStyle w:val="Heading3"/>
+        <w:spacing w:after="100" w:before="200"/>
+      </w:pPr>
+      <w:r>
+        <w:rPr>
+          <w:b/>
+          <w:bCs/>
+          <w:color w:val="2E5AA8"/>
+          <w:sz w:val="22"/>
+          <w:szCs w:val="22"/>
+        </w:rPr>
+        <w:t xml:space="preserve">15.22.4 Raising demands</w:t>
+      </w:r>
+    </w:p>
+    <w:p>
+      <w:pPr>
+        <w:spacing w:after="140" w:line="276"/>
+      </w:pPr>
+      <w:r>
+        <w:rPr>
+          <w:rFonts w:ascii="Consolas" w:hAnsi="Consolas" w:cs="Consolas"/>
+          <w:color w:val="1F3864"/>
+          <w:sz w:val="19"/>
+          <w:szCs w:val="19"/>
+        </w:rPr>
+        <w:t xml:space="preserve">DemandService.raiseDue(account, upTo)</w:t>
+      </w:r>
+      <w:r>
+        <w:rPr>
+          <w:sz w:val="21"/>
+          <w:szCs w:val="21"/>
+        </w:rPr>
+        <w:t xml:space="preserve"> reads the current schedule version and creates a demand, with the instalment's real due date, for every instalment due on or before </w:t>
+      </w:r>
+      <w:r>
+        <w:rPr>
+          <w:rFonts w:ascii="Consolas" w:hAnsi="Consolas" w:cs="Consolas"/>
+          <w:color w:val="1F3864"/>
+          <w:sz w:val="19"/>
+          <w:szCs w:val="19"/>
+        </w:rPr>
+        <w:t xml:space="preserve">upTo</w:t>
+      </w:r>
+      <w:r>
+        <w:rPr>
+          <w:sz w:val="21"/>
+          <w:szCs w:val="21"/>
+        </w:rPr>
+        <w:t xml:space="preserve"> that has none, so a missed run leaves no gap. An instalment already PAID before demands existed becomes a CLEARED demand (this is the cutover for existing accounts). An instalment with nothing to pay is marked PAID. Finally any advance the account holds is run through the waterfall against the open demands.</w:t>
+      </w:r>
+    </w:p>
+    <w:p>
+      <w:pPr>
+        <w:spacing w:after="140" w:line="276"/>
+      </w:pPr>
+      <w:r>
+        <w:rPr>
+          <w:sz w:val="21"/>
+          <w:szCs w:val="21"/>
+        </w:rPr>
+        <w:t xml:space="preserve">Rate resets and part-payments regenerate the schedule, but only instalments that have no demand yet are re-priced or regenerated; an instalment that already has a demand keeps its raised amounts.</w:t>
+      </w:r>
+    </w:p>
+    <w:p>
+      <w:pPr>
+        <w:pStyle w:val="Heading3"/>
+        <w:spacing w:after="100" w:before="200"/>
+      </w:pPr>
+      <w:r>
+        <w:rPr>
+          <w:b/>
+          <w:bCs/>
+          <w:color w:val="2E5AA8"/>
+          <w:sz w:val="22"/>
+          <w:szCs w:val="22"/>
+        </w:rPr>
+        <w:t xml:space="preserve">15.22.5 The waterfall and the planner</w:t>
+      </w:r>
+    </w:p>
+    <w:p>
+      <w:pPr>
+        <w:spacing w:after="140" w:line="276"/>
+      </w:pPr>
+      <w:r>
+        <w:rPr>
+          <w:rFonts w:ascii="Consolas" w:hAnsi="Consolas" w:cs="Consolas"/>
+          <w:color w:val="1F3864"/>
+          <w:sz w:val="19"/>
+          <w:szCs w:val="19"/>
+        </w:rPr>
+        <w:t xml:space="preserve">PaymentWaterfall.apply(dues, amount)</w:t>
+      </w:r>
+      <w:r>
+        <w:rPr>
+          <w:sz w:val="21"/>
+          <w:szCs w:val="21"/>
+        </w:rPr>
+        <w:t xml:space="preserve"> walks the demands oldest first. In one pass it takes penal interest from every demand first, then for each demand interest before principal, each capped by what is outstanding and by what money is left. It returns the lines (demand, instalment, component PENALTY / INTEREST / PRINCIPAL, amount) and the surplus. All arithmetic is BigDecimal at two decimals.</w:t>
+      </w:r>
+    </w:p>
+    <w:p>
+      <w:pPr>
+        <w:spacing w:after="140" w:line="276"/>
+      </w:pPr>
+      <w:r>
+        <w:rPr>
+          <w:rFonts w:ascii="Consolas" w:hAnsi="Consolas" w:cs="Consolas"/>
+          <w:color w:val="1F3864"/>
+          <w:sz w:val="19"/>
+          <w:szCs w:val="19"/>
+        </w:rPr>
+        <w:t xml:space="preserve">PaymentPlanner.plan</w:t>
+      </w:r>
+      <w:r>
+        <w:rPr>
+          <w:sz w:val="21"/>
+          <w:szCs w:val="21"/>
+        </w:rPr>
+        <w:t xml:space="preserve"> adds the rules that depend on the payment type:</w:t>
+      </w:r>
+    </w:p>
+    <w:p>
+      <w:pPr>
+        <w:pStyle w:val="ListParagraph"/>
+        <w:numPr>
+          <w:ilvl w:val="0"/>
+          <w:numId w:val="1"/>
+        </w:numPr>
+        <w:spacing w:after="80" w:line="264"/>
+      </w:pPr>
+      <w:r>
+        <w:rPr>
+          <w:b/>
+          <w:bCs/>
+          <w:sz w:val="21"/>
+          <w:szCs w:val="21"/>
+        </w:rPr>
+        <w:t xml:space="preserve">EMI:</w:t>
+      </w:r>
+      <w:r>
+        <w:rPr>
+          <w:sz w:val="21"/>
+          <w:szCs w:val="21"/>
+        </w:rPr>
+        <w:t xml:space="preserve"> the surplus is held as an advance, up to the room still payable on the account (undemanded instalments less the advance already held). More than that is refused (409) with a message pointing to foreclosure.</w:t>
+      </w:r>
+    </w:p>
+    <w:p>
+      <w:pPr>
+        <w:pStyle w:val="ListParagraph"/>
+        <w:numPr>
+          <w:ilvl w:val="0"/>
+          <w:numId w:val="1"/>
+        </w:numPr>
+        <w:spacing w:after="80" w:line="264"/>
+      </w:pPr>
+      <w:r>
+        <w:rPr>
+          <w:b/>
+          <w:bCs/>
+          <w:sz w:val="21"/>
+          <w:szCs w:val="21"/>
+        </w:rPr>
+        <w:t xml:space="preserve">Part-payment:</w:t>
+      </w:r>
+      <w:r>
+        <w:rPr>
+          <w:sz w:val="21"/>
+          <w:szCs w:val="21"/>
+        </w:rPr>
+        <w:t xml:space="preserve"> the surplus reduces principal. If no later instalment is left to prepay, or the surplus exceeds outstanding principal, it is refused with a message pointing to foreclosure.</w:t>
+      </w:r>
+    </w:p>
+    <w:p>
+      <w:pPr>
+        <w:pStyle w:val="Heading3"/>
+        <w:spacing w:after="100" w:before="200"/>
+      </w:pPr>
+      <w:r>
+        <w:rPr>
+          <w:b/>
+          <w:bCs/>
+          <w:color w:val="2E5AA8"/>
+          <w:sz w:val="22"/>
+          <w:szCs w:val="22"/>
+        </w:rPr>
+        <w:t xml:space="preserve">15.22.6 Payment services (EmiPaymentService)</w:t>
+      </w:r>
+    </w:p>
+    <w:p>
+      <w:pPr>
+        <w:spacing w:after="140" w:line="276"/>
+      </w:pPr>
+      <w:r>
+        <w:rPr>
+          <w:sz w:val="21"/>
+          <w:szCs w:val="21"/>
+        </w:rPr>
+        <w:t xml:space="preserve">All three paths share one order of steps inside a single transaction:</w:t>
+      </w:r>
+    </w:p>
+    <w:p>
+      <w:pPr>
+        <w:pStyle w:val="ListParagraph"/>
+        <w:numPr>
+          <w:ilvl w:val="0"/>
+          <w:numId w:val="1"/>
+        </w:numPr>
+        <w:spacing w:after="80" w:line="264"/>
+      </w:pPr>
+      <w:r>
+        <w:rPr>
+          <w:sz w:val="21"/>
+          <w:szCs w:val="21"/>
+        </w:rPr>
+        <w:t xml:space="preserve">Idempotency lookup on (account, Idempotency-Key); a repeat returns the stored outcome with its allocation lines.</w:t>
+      </w:r>
+    </w:p>
+    <w:p>
+      <w:pPr>
+        <w:pStyle w:val="ListParagraph"/>
+        <w:numPr>
+          <w:ilvl w:val="0"/>
+          <w:numId w:val="1"/>
+        </w:numPr>
+        <w:spacing w:after="80" w:line="264"/>
+      </w:pPr>
+      <w:r>
+        <w:rPr>
+          <w:rFonts w:ascii="Consolas" w:hAnsi="Consolas" w:cs="Consolas"/>
+          <w:color w:val="1F3864"/>
+          <w:sz w:val="19"/>
+          <w:szCs w:val="19"/>
+        </w:rPr>
+        <w:t xml:space="preserve">assertNotFuture(valueDate)</w:t>
+      </w:r>
+      <w:r>
+        <w:rPr>
+          <w:sz w:val="21"/>
+          <w:szCs w:val="21"/>
+        </w:rPr>
+        <w:t xml:space="preserve">; the account must be ACTIVE or an NPA status (foreclosure: anything except PENDING_DISBURSEMENT, CLOSED, FORECLOSED, WRITTEN_OFF).</w:t>
+      </w:r>
+    </w:p>
+    <w:p>
+      <w:pPr>
+        <w:pStyle w:val="ListParagraph"/>
+        <w:numPr>
+          <w:ilvl w:val="0"/>
+          <w:numId w:val="1"/>
+        </w:numPr>
+        <w:spacing w:after="80" w:line="264"/>
+      </w:pPr>
+      <w:r>
+        <w:rPr>
+          <w:rFonts w:ascii="Consolas" w:hAnsi="Consolas" w:cs="Consolas"/>
+          <w:color w:val="1F3864"/>
+          <w:sz w:val="19"/>
+          <w:szCs w:val="19"/>
+        </w:rPr>
+        <w:t xml:space="preserve">raiseDue(account, valueDate)</w:t>
+      </w:r>
+      <w:r>
+        <w:rPr>
+          <w:sz w:val="21"/>
+          <w:szCs w:val="21"/>
+        </w:rPr>
+        <w:t xml:space="preserve">, then </w:t>
+      </w:r>
+      <w:r>
+        <w:rPr>
+          <w:rFonts w:ascii="Consolas" w:hAnsi="Consolas" w:cs="Consolas"/>
+          <w:color w:val="1F3864"/>
+          <w:sz w:val="19"/>
+          <w:szCs w:val="19"/>
+        </w:rPr>
+        <w:t xml:space="preserve">penalService.accrueThrough(account, valueDate − 1)</w:t>
+      </w:r>
+      <w:r>
+        <w:rPr>
+          <w:sz w:val="21"/>
+          <w:szCs w:val="21"/>
+        </w:rPr>
+        <w:t xml:space="preserve"> (15.23.5).</w:t>
+      </w:r>
+    </w:p>
+    <w:p>
+      <w:pPr>
+        <w:pStyle w:val="ListParagraph"/>
+        <w:numPr>
+          <w:ilvl w:val="0"/>
+          <w:numId w:val="1"/>
+        </w:numPr>
+        <w:spacing w:after="80" w:line="264"/>
+      </w:pPr>
+      <w:r>
+        <w:rPr>
+          <w:sz w:val="21"/>
+          <w:szCs w:val="21"/>
+        </w:rPr>
+        <w:t xml:space="preserve">Plan with </w:t>
+      </w:r>
+      <w:r>
+        <w:rPr>
+          <w:rFonts w:ascii="Consolas" w:hAnsi="Consolas" w:cs="Consolas"/>
+          <w:color w:val="1F3864"/>
+          <w:sz w:val="19"/>
+          <w:szCs w:val="19"/>
+        </w:rPr>
+        <w:t xml:space="preserve">PaymentPlanner</w:t>
+      </w:r>
+      <w:r>
+        <w:rPr>
+          <w:sz w:val="21"/>
+          <w:szCs w:val="21"/>
+        </w:rPr>
+        <w:t xml:space="preserve">; take the transaction id from the table's sequence; save the </w:t>
+      </w:r>
+      <w:r>
+        <w:rPr>
+          <w:rFonts w:ascii="Consolas" w:hAnsi="Consolas" w:cs="Consolas"/>
+          <w:color w:val="1F3864"/>
+          <w:sz w:val="19"/>
+          <w:szCs w:val="19"/>
+        </w:rPr>
+        <w:t xml:space="preserve">emi_transaction</w:t>
+      </w:r>
+      <w:r>
+        <w:rPr>
+          <w:sz w:val="21"/>
+          <w:szCs w:val="21"/>
+        </w:rPr>
+        <w:t xml:space="preserve"> row with principal_paid, interest_paid and penal_paid.</w:t>
+      </w:r>
+    </w:p>
+    <w:p>
+      <w:pPr>
+        <w:pStyle w:val="ListParagraph"/>
+        <w:numPr>
+          <w:ilvl w:val="0"/>
+          <w:numId w:val="1"/>
+        </w:numPr>
+        <w:spacing w:after="80" w:line="264"/>
+      </w:pPr>
+      <w:r>
+        <w:rPr>
+          <w:rFonts w:ascii="Consolas" w:hAnsi="Consolas" w:cs="Consolas"/>
+          <w:color w:val="1F3864"/>
+          <w:sz w:val="19"/>
+          <w:szCs w:val="19"/>
+        </w:rPr>
+        <w:t xml:space="preserve">applyLines</w:t>
+      </w:r>
+      <w:r>
+        <w:rPr>
+          <w:sz w:val="21"/>
+          <w:szCs w:val="21"/>
+        </w:rPr>
+        <w:t xml:space="preserve"> updates each demand (paid amounts, status, cleared date, the schedule row to PAID) and writes one </w:t>
+      </w:r>
+      <w:r>
+        <w:rPr>
+          <w:rFonts w:ascii="Consolas" w:hAnsi="Consolas" w:cs="Consolas"/>
+          <w:color w:val="1F3864"/>
+          <w:sz w:val="19"/>
+          <w:szCs w:val="19"/>
+        </w:rPr>
+        <w:t xml:space="preserve">payment_allocation</w:t>
+      </w:r>
+      <w:r>
+        <w:rPr>
+          <w:sz w:val="21"/>
+          <w:szCs w:val="21"/>
+        </w:rPr>
+        <w:t xml:space="preserve"> line per waterfall line; a surplus is held with </w:t>
+      </w:r>
+      <w:r>
+        <w:rPr>
+          <w:rFonts w:ascii="Consolas" w:hAnsi="Consolas" w:cs="Consolas"/>
+          <w:color w:val="1F3864"/>
+          <w:sz w:val="19"/>
+          <w:szCs w:val="19"/>
+        </w:rPr>
+        <w:t xml:space="preserve">holdAdvance</w:t>
+      </w:r>
+      <w:r>
+        <w:rPr>
+          <w:sz w:val="21"/>
+          <w:szCs w:val="21"/>
+        </w:rPr>
+        <w:t xml:space="preserve">.</w:t>
+      </w:r>
+    </w:p>
+    <w:p>
+      <w:pPr>
+        <w:pStyle w:val="ListParagraph"/>
+        <w:numPr>
+          <w:ilvl w:val="0"/>
+          <w:numId w:val="1"/>
+        </w:numPr>
+        <w:spacing w:after="80" w:line="264"/>
+      </w:pPr>
+      <w:r>
+        <w:rPr>
+          <w:sz w:val="21"/>
+          <w:szCs w:val="21"/>
+        </w:rPr>
+        <w:t xml:space="preserve">Write the ledger outbox event, then </w:t>
+      </w:r>
+      <w:r>
+        <w:rPr>
+          <w:rFonts w:ascii="Consolas" w:hAnsi="Consolas" w:cs="Consolas"/>
+          <w:color w:val="1F3864"/>
+          <w:sz w:val="19"/>
+          <w:szCs w:val="19"/>
+        </w:rPr>
+        <w:t xml:space="preserve">finish</w:t>
+      </w:r>
+      <w:r>
+        <w:rPr>
+          <w:sz w:val="21"/>
+          <w:szCs w:val="21"/>
+        </w:rPr>
+        <w:t xml:space="preserve">: save the account, close it when every instalment and every demand is paid, otherwise re-derive its status and days past due as of the business date so that clearing arrears lowers the NPA status immediately.</w:t>
+      </w:r>
+    </w:p>
+    <w:p>
+      <w:pPr>
+        <w:spacing w:after="140" w:line="276"/>
+      </w:pPr>
+      <w:r>
+        <w:rPr>
+          <w:sz w:val="21"/>
+          <w:szCs w:val="21"/>
+        </w:rPr>
+        <w:t xml:space="preserve">A part-payment then reduces principal by its remainder and regenerates the undemanded instalments at the same count. Foreclosure sums open demands (principal, interest, penal), undemanded principal and the interest accrued since the last demand's due date, subtracts any advance, and clears the demands. The payment response (</w:t>
+      </w:r>
+      <w:r>
+        <w:rPr>
+          <w:rFonts w:ascii="Consolas" w:hAnsi="Consolas" w:cs="Consolas"/>
+          <w:color w:val="1F3864"/>
+          <w:sz w:val="19"/>
+          <w:szCs w:val="19"/>
+        </w:rPr>
+        <w:t xml:space="preserve">EmiTransactionResponse</w:t>
+      </w:r>
+      <w:r>
+        <w:rPr>
+          <w:sz w:val="21"/>
+          <w:szCs w:val="21"/>
+        </w:rPr>
+        <w:t xml:space="preserve">) carries </w:t>
+      </w:r>
+      <w:r>
+        <w:rPr>
+          <w:rFonts w:ascii="Consolas" w:hAnsi="Consolas" w:cs="Consolas"/>
+          <w:color w:val="1F3864"/>
+          <w:sz w:val="19"/>
+          <w:szCs w:val="19"/>
+        </w:rPr>
+        <w:t xml:space="preserve">penalInterestPaid</w:t>
+      </w:r>
+      <w:r>
+        <w:rPr>
+          <w:sz w:val="21"/>
+          <w:szCs w:val="21"/>
+        </w:rPr>
+        <w:t xml:space="preserve">, the allocation lines and the advance held; the history list returns the same record without lines.</w:t>
+      </w:r>
+    </w:p>
+    <w:p>
+      <w:pPr>
+        <w:pStyle w:val="Heading3"/>
+        <w:spacing w:after="100" w:before="200"/>
+      </w:pPr>
+      <w:r>
+        <w:rPr>
+          <w:b/>
+          <w:bCs/>
+          <w:color w:val="2E5AA8"/>
+          <w:sz w:val="22"/>
+          <w:szCs w:val="22"/>
+        </w:rPr>
+        <w:t xml:space="preserve">15.22.7 Days past due and classification</w:t>
+      </w:r>
+    </w:p>
+    <w:p>
+      <w:pPr>
+        <w:spacing w:after="140" w:line="276"/>
+      </w:pPr>
+      <w:r>
+        <w:rPr>
+          <w:rFonts w:ascii="Consolas" w:hAnsi="Consolas" w:cs="Consolas"/>
+          <w:color w:val="1F3864"/>
+          <w:sz w:val="19"/>
+          <w:szCs w:val="19"/>
+        </w:rPr>
+        <w:t xml:space="preserve">LoanAccountService.classifyAccount</w:t>
+      </w:r>
+      <w:r>
+        <w:rPr>
+          <w:sz w:val="21"/>
+          <w:szCs w:val="21"/>
+        </w:rPr>
+        <w:t xml:space="preserve"> takes days past due from the oldest unpaid due date: the earlier of the oldest unpaid schedule row and the oldest open demand. Reading demands as well is needed because rate resets and part-payments regenerate only undemanded instalments, which could otherwise hide an older open demand from a schedule-only check. The result is stored in </w:t>
+      </w:r>
+      <w:r>
+        <w:rPr>
+          <w:rFonts w:ascii="Consolas" w:hAnsi="Consolas" w:cs="Consolas"/>
+          <w:color w:val="1F3864"/>
+          <w:sz w:val="19"/>
+          <w:szCs w:val="19"/>
+        </w:rPr>
+        <w:t xml:space="preserve">loan_account.days_past_due</w:t>
+      </w:r>
+      <w:r>
+        <w:rPr>
+          <w:sz w:val="21"/>
+          <w:szCs w:val="21"/>
+        </w:rPr>
+        <w:t xml:space="preserve">. The status bands are unchanged (1 to 30 days SMA0, then SMA1, SMA2, SUBSTANDARD, DOUBTFUL, and LOSS above 1095 days), with no grace period.</w:t>
+      </w:r>
+    </w:p>
+    <w:p>
+      <w:pPr>
+        <w:pStyle w:val="Heading3"/>
+        <w:spacing w:after="100" w:before="200"/>
+      </w:pPr>
+      <w:r>
+        <w:rPr>
+          <w:b/>
+          <w:bCs/>
+          <w:color w:val="2E5AA8"/>
+          <w:sz w:val="22"/>
+          <w:szCs w:val="22"/>
+        </w:rPr>
+        <w:t xml:space="preserve">15.22.8 API</w:t>
+      </w:r>
+    </w:p>
+    <w:tbl>
+      <w:tblPr>
+        <w:tblW w:type="dxa" w:w="9500"/>
+        <w:tblBorders>
+          <w:top w:val="single" w:color="auto" w:sz="4"/>
+          <w:left w:val="single" w:color="auto" w:sz="4"/>
+          <w:bottom w:val="single" w:color="auto" w:sz="4"/>
+          <w:right w:val="single" w:color="auto" w:sz="4"/>
+          <w:insideH w:val="single" w:color="auto" w:sz="4"/>
+          <w:insideV w:val="single" w:color="auto" w:sz="4"/>
+        </w:tblBorders>
+      </w:tblPr>
+      <w:tblGrid>
+        <w:gridCol w:w="4300"/>
+        <w:gridCol w:w="5200"/>
+      </w:tblGrid>
+      <w:tr>
+        <w:trPr>
+          <w:tblHeader/>
+        </w:trPr>
+        <w:tc>
+          <w:tcPr>
+            <w:tcW w:type="dxa" w:w="4300"/>
+            <w:shd w:fill="1F3864" w:val="clear"/>
+            <w:tcMar>
+              <w:top w:type="dxa" w:w="60"/>
+              <w:left w:type="dxa" w:w="100"/>
+              <w:bottom w:type="dxa" w:w="60"/>
+              <w:right w:type="dxa" w:w="100"/>
+            </w:tcMar>
+            <w:vAlign w:val="center"/>
+          </w:tcPr>
+          <w:p>
+            <w:pPr>
+              <w:jc w:val="left"/>
+            </w:pPr>
+            <w:r>
+              <w:rPr>
+                <w:b/>
+                <w:bCs/>
+                <w:color w:val="FFFFFF"/>
+                <w:sz w:val="19"/>
+                <w:szCs w:val="19"/>
+              </w:rPr>
+              <w:t xml:space="preserve">Method and path</w:t>
+            </w:r>
+          </w:p>
+        </w:tc>
+        <w:tc>
+          <w:tcPr>
+            <w:tcW w:type="dxa" w:w="5200"/>
+            <w:shd w:fill="1F3864" w:val="clear"/>
+            <w:tcMar>
+              <w:top w:type="dxa" w:w="60"/>
+              <w:left w:type="dxa" w:w="100"/>
+              <w:bottom w:type="dxa" w:w="60"/>
+              <w:right w:type="dxa" w:w="100"/>
+            </w:tcMar>
+            <w:vAlign w:val="center"/>
+          </w:tcPr>
+          <w:p>
+            <w:pPr>
+              <w:jc w:val="left"/>
+            </w:pPr>
+            <w:r>
+              <w:rPr>
+                <w:b/>
+                <w:bCs/>
+                <w:color w:val="FFFFFF"/>
+                <w:sz w:val="19"/>
+                <w:szCs w:val="19"/>
+              </w:rPr>
+              <w:t xml:space="preserve">Behaviour</w:t>
+            </w:r>
+          </w:p>
+        </w:tc>
+      </w:tr>
+      <w:tr>
+        <w:trPr>
+          <w:cantSplit/>
+        </w:trPr>
+        <w:tc>
+          <w:tcPr>
+            <w:tcW w:type="dxa" w:w="4300"/>
+            <w:tcMar>
+              <w:top w:type="dxa" w:w="60"/>
+              <w:left w:type="dxa" w:w="100"/>
+              <w:bottom w:type="dxa" w:w="60"/>
+              <w:right w:type="dxa" w:w="100"/>
+            </w:tcMar>
+            <w:vAlign w:val="center"/>
+          </w:tcPr>
+          <w:p>
+            <w:pPr>
+              <w:jc w:val="left"/>
+            </w:pPr>
+            <w:r>
+              <w:rPr>
+                <w:rFonts w:ascii="Consolas" w:hAnsi="Consolas" w:cs="Consolas"/>
+                <w:color w:val="1F3864"/>
+                <w:sz w:val="17"/>
+                <w:szCs w:val="17"/>
+              </w:rPr>
+              <w:t xml:space="preserve">GET /api/v1/loan-accounts/{id}/amount-payable?asOf=</w:t>
+            </w:r>
+          </w:p>
+        </w:tc>
+        <w:tc>
+          <w:tcPr>
+            <w:tcW w:type="dxa" w:w="5200"/>
+            <w:tcMar>
+              <w:top w:type="dxa" w:w="60"/>
+              <w:left w:type="dxa" w:w="100"/>
+              <w:bottom w:type="dxa" w:w="60"/>
+              <w:right w:type="dxa" w:w="100"/>
+            </w:tcMar>
+            <w:vAlign w:val="center"/>
+          </w:tcPr>
+          <w:p>
+            <w:pPr>
+              <w:jc w:val="left"/>
+            </w:pPr>
+            <w:r>
+              <w:rPr>
+                <w:sz w:val="19"/>
+                <w:szCs w:val="19"/>
+              </w:rPr>
+              <w:t xml:space="preserve">AmountPayableResponse: accountStatus, daysPastDue, demand lines (principal, interest and penal outstanding, status, raised flag), overdueAmount, dueTodayAmount, penalInterest, advanceBalance, amountPayable and the next instalment. Read only; unraised due instalments appear with raised = false.</w:t>
+            </w:r>
+          </w:p>
+        </w:tc>
+      </w:tr>
+      <w:tr>
+        <w:trPr>
+          <w:cantSplit/>
+        </w:trPr>
+        <w:tc>
+          <w:tcPr>
+            <w:tcW w:type="dxa" w:w="4300"/>
+            <w:shd w:fill="F5F8FC" w:val="clear"/>
+            <w:tcMar>
+              <w:top w:type="dxa" w:w="60"/>
+              <w:left w:type="dxa" w:w="100"/>
+              <w:bottom w:type="dxa" w:w="60"/>
+              <w:right w:type="dxa" w:w="100"/>
+            </w:tcMar>
+            <w:vAlign w:val="center"/>
+          </w:tcPr>
+          <w:p>
+            <w:pPr>
+              <w:jc w:val="left"/>
+            </w:pPr>
+            <w:r>
+              <w:rPr>
+                <w:rFonts w:ascii="Consolas" w:hAnsi="Consolas" w:cs="Consolas"/>
+                <w:color w:val="1F3864"/>
+                <w:sz w:val="17"/>
+                <w:szCs w:val="17"/>
+              </w:rPr>
+              <w:t xml:space="preserve">POST /api/v1/loan-accounts/{id}/payments/preview</w:t>
+            </w:r>
+          </w:p>
+        </w:tc>
+        <w:tc>
+          <w:tcPr>
+            <w:tcW w:type="dxa" w:w="5200"/>
+            <w:shd w:fill="F5F8FC" w:val="clear"/>
+            <w:tcMar>
+              <w:top w:type="dxa" w:w="60"/>
+              <w:left w:type="dxa" w:w="100"/>
+              <w:bottom w:type="dxa" w:w="60"/>
+              <w:right w:type="dxa" w:w="100"/>
+            </w:tcMar>
+            <w:vAlign w:val="center"/>
+          </w:tcPr>
+          <w:p>
+            <w:pPr>
+              <w:jc w:val="left"/>
+            </w:pPr>
+            <w:r>
+              <w:rPr>
+                <w:sz w:val="19"/>
+                <w:szCs w:val="19"/>
+              </w:rPr>
+              <w:t xml:space="preserve">Body valueDate, amount, paymentType (EMI default, or PART_PAYMENT). Returns how the payment would be applied. Changes nothing.</w:t>
+            </w:r>
+          </w:p>
+        </w:tc>
+      </w:tr>
+      <w:tr>
+        <w:trPr>
+          <w:cantSplit/>
+        </w:trPr>
+        <w:tc>
+          <w:tcPr>
+            <w:tcW w:type="dxa" w:w="4300"/>
+            <w:tcMar>
+              <w:top w:type="dxa" w:w="60"/>
+              <w:left w:type="dxa" w:w="100"/>
+              <w:bottom w:type="dxa" w:w="60"/>
+              <w:right w:type="dxa" w:w="100"/>
+            </w:tcMar>
+            <w:vAlign w:val="center"/>
+          </w:tcPr>
+          <w:p>
+            <w:pPr>
+              <w:jc w:val="left"/>
+            </w:pPr>
+            <w:r>
+              <w:rPr>
+                <w:rFonts w:ascii="Consolas" w:hAnsi="Consolas" w:cs="Consolas"/>
+                <w:color w:val="1F3864"/>
+                <w:sz w:val="17"/>
+                <w:szCs w:val="17"/>
+              </w:rPr>
+              <w:t xml:space="preserve">POST /api/v1/loan-accounts/{id}/demands?businessDate=</w:t>
+            </w:r>
+          </w:p>
+        </w:tc>
+        <w:tc>
+          <w:tcPr>
+            <w:tcW w:type="dxa" w:w="5200"/>
+            <w:tcMar>
+              <w:top w:type="dxa" w:w="60"/>
+              <w:left w:type="dxa" w:w="100"/>
+              <w:bottom w:type="dxa" w:w="60"/>
+              <w:right w:type="dxa" w:w="100"/>
+            </w:tcMar>
+            <w:vAlign w:val="center"/>
+          </w:tcPr>
+          <w:p>
+            <w:pPr>
+              <w:jc w:val="left"/>
+            </w:pPr>
+            <w:r>
+              <w:rPr>
+                <w:sz w:val="19"/>
+                <w:szCs w:val="19"/>
+              </w:rPr>
+              <w:t xml:space="preserve">Raises the due demands for one account; returns DemandRaiseResponse.</w:t>
+            </w:r>
+          </w:p>
+        </w:tc>
+      </w:tr>
+      <w:tr>
+        <w:trPr>
+          <w:cantSplit/>
+        </w:trPr>
+        <w:tc>
+          <w:tcPr>
+            <w:tcW w:type="dxa" w:w="4300"/>
+            <w:shd w:fill="F5F8FC" w:val="clear"/>
+            <w:tcMar>
+              <w:top w:type="dxa" w:w="60"/>
+              <w:left w:type="dxa" w:w="100"/>
+              <w:bottom w:type="dxa" w:w="60"/>
+              <w:right w:type="dxa" w:w="100"/>
+            </w:tcMar>
+            <w:vAlign w:val="center"/>
+          </w:tcPr>
+          <w:p>
+            <w:pPr>
+              <w:jc w:val="left"/>
+            </w:pPr>
+            <w:r>
+              <w:rPr>
+                <w:rFonts w:ascii="Consolas" w:hAnsi="Consolas" w:cs="Consolas"/>
+                <w:color w:val="1F3864"/>
+                <w:sz w:val="17"/>
+                <w:szCs w:val="17"/>
+              </w:rPr>
+              <w:t xml:space="preserve">POST /api/v1/demands/raise</w:t>
+            </w:r>
+          </w:p>
+        </w:tc>
+        <w:tc>
+          <w:tcPr>
+            <w:tcW w:type="dxa" w:w="5200"/>
+            <w:shd w:fill="F5F8FC" w:val="clear"/>
+            <w:tcMar>
+              <w:top w:type="dxa" w:w="60"/>
+              <w:left w:type="dxa" w:w="100"/>
+              <w:bottom w:type="dxa" w:w="60"/>
+              <w:right w:type="dxa" w:w="100"/>
+            </w:tcMar>
+            <w:vAlign w:val="center"/>
+          </w:tcPr>
+          <w:p>
+            <w:pPr>
+              <w:jc w:val="left"/>
+            </w:pPr>
+            <w:r>
+              <w:rPr>
+                <w:sz w:val="19"/>
+                <w:szCs w:val="19"/>
+              </w:rPr>
+              <w:t xml:space="preserve">Raises for every ACTIVE and NPA account (paged, one transaction each).</w:t>
+            </w:r>
+          </w:p>
+        </w:tc>
+      </w:tr>
+    </w:tbl>
+    <w:p>
+      <w:pPr>
+        <w:spacing w:after="60"/>
+      </w:pPr>
+    </w:p>
+    <w:p>
+      <w:pPr>
+        <w:pStyle w:val="Heading3"/>
+        <w:spacing w:after="100" w:before="200"/>
+      </w:pPr>
+      <w:r>
+        <w:rPr>
+          <w:b/>
+          <w:bCs/>
+          <w:color w:val="2E5AA8"/>
+          <w:sz w:val="22"/>
+          <w:szCs w:val="22"/>
+        </w:rPr>
+        <w:t xml:space="preserve">15.22.9 Tests</w:t>
+      </w:r>
+    </w:p>
+    <w:p>
+      <w:pPr>
+        <w:spacing w:after="140" w:line="276"/>
+      </w:pPr>
+      <w:r>
+        <w:rPr>
+          <w:rFonts w:ascii="Consolas" w:hAnsi="Consolas" w:cs="Consolas"/>
+          <w:color w:val="1F3864"/>
+          <w:sz w:val="19"/>
+          <w:szCs w:val="19"/>
+        </w:rPr>
+        <w:t xml:space="preserve">PaymentWaterfallTest</w:t>
+      </w:r>
+      <w:r>
+        <w:rPr>
+          <w:sz w:val="21"/>
+          <w:szCs w:val="21"/>
+        </w:rPr>
+        <w:t xml:space="preserve"> and </w:t>
+      </w:r>
+      <w:r>
+        <w:rPr>
+          <w:rFonts w:ascii="Consolas" w:hAnsi="Consolas" w:cs="Consolas"/>
+          <w:color w:val="1F3864"/>
+          <w:sz w:val="19"/>
+          <w:szCs w:val="19"/>
+        </w:rPr>
+        <w:t xml:space="preserve">PaymentPlannerTest</w:t>
+      </w:r>
+      <w:r>
+        <w:rPr>
+          <w:sz w:val="21"/>
+          <w:szCs w:val="21"/>
+        </w:rPr>
+        <w:t xml:space="preserve"> (pure); </w:t>
+      </w:r>
+      <w:r>
+        <w:rPr>
+          <w:rFonts w:ascii="Consolas" w:hAnsi="Consolas" w:cs="Consolas"/>
+          <w:color w:val="1F3864"/>
+          <w:sz w:val="19"/>
+          <w:szCs w:val="19"/>
+        </w:rPr>
+        <w:t xml:space="preserve">DemandServiceIntegrationTest</w:t>
+      </w:r>
+      <w:r>
+        <w:rPr>
+          <w:sz w:val="21"/>
+          <w:szCs w:val="21"/>
+        </w:rPr>
+        <w:t xml:space="preserve"> (Testcontainers: due-date selection, idempotent raise, cutover of PAID instalments, clearing and schedule PAID, advance applied on raise); </w:t>
+      </w:r>
+      <w:r>
+        <w:rPr>
+          <w:rFonts w:ascii="Consolas" w:hAnsi="Consolas" w:cs="Consolas"/>
+          <w:color w:val="1F3864"/>
+          <w:sz w:val="19"/>
+          <w:szCs w:val="19"/>
+        </w:rPr>
+        <w:t xml:space="preserve">AccountOperationsControllerTest</w:t>
+      </w:r>
+      <w:r>
+        <w:rPr>
+          <w:sz w:val="21"/>
+          <w:szCs w:val="21"/>
+        </w:rPr>
+        <w:t xml:space="preserve"> in the admin service (forwarding of the two reads); </w:t>
+      </w:r>
+      <w:r>
+        <w:rPr>
+          <w:rFonts w:ascii="Consolas" w:hAnsi="Consolas" w:cs="Consolas"/>
+          <w:color w:val="1F3864"/>
+          <w:sz w:val="19"/>
+          <w:szCs w:val="19"/>
+        </w:rPr>
+        <w:t xml:space="preserve">FlywayMigrationTest</w:t>
+      </w:r>
+      <w:r>
+        <w:rPr>
+          <w:sz w:val="21"/>
+          <w:szCs w:val="21"/>
+        </w:rPr>
+        <w:t xml:space="preserve"> and </w:t>
+      </w:r>
+      <w:r>
+        <w:rPr>
+          <w:rFonts w:ascii="Consolas" w:hAnsi="Consolas" w:cs="Consolas"/>
+          <w:color w:val="1F3864"/>
+          <w:sz w:val="19"/>
+          <w:szCs w:val="19"/>
+        </w:rPr>
+        <w:t xml:space="preserve">MaintenanceServiceTest</w:t>
+      </w:r>
+      <w:r>
+        <w:rPr>
+          <w:sz w:val="21"/>
+          <w:szCs w:val="21"/>
+        </w:rPr>
+        <w:t xml:space="preserve"> updated for the new tables.</w:t>
+      </w:r>
+    </w:p>
+    <w:p>
+      <w:pPr>
+        <w:pStyle w:val="Heading2"/>
+        <w:spacing w:after="120" w:before="280"/>
+      </w:pPr>
+      <w:r>
+        <w:rPr>
+          <w:b/>
+          <w:bCs/>
+          <w:color w:val="2E5AA8"/>
+          <w:sz w:val="25"/>
+          <w:szCs w:val="25"/>
+        </w:rPr>
+        <w:t xml:space="preserve">15.23 Penal Interest (V15)</w:t>
+      </w:r>
+    </w:p>
+    <w:p>
+      <w:pPr>
+        <w:pStyle w:val="Heading3"/>
+        <w:spacing w:after="100" w:before="200"/>
+      </w:pPr>
+      <w:r>
+        <w:rPr>
+          <w:b/>
+          <w:bCs/>
+          <w:color w:val="2E5AA8"/>
+          <w:sz w:val="22"/>
+          <w:szCs w:val="22"/>
+        </w:rPr>
+        <w:t xml:space="preserve">15.23.1 Design</w:t>
+      </w:r>
+    </w:p>
+    <w:p>
+      <w:pPr>
+        <w:pStyle w:val="ListParagraph"/>
+        <w:numPr>
+          <w:ilvl w:val="0"/>
+          <w:numId w:val="1"/>
+        </w:numPr>
+        <w:spacing w:after="80" w:line="264"/>
+      </w:pPr>
+      <w:r>
+        <w:rPr>
+          <w:b/>
+          <w:bCs/>
+          <w:sz w:val="21"/>
+          <w:szCs w:val="21"/>
+        </w:rPr>
+        <w:t xml:space="preserve">State lives on the demand, detail in a day table.</w:t>
+      </w:r>
+      <w:r>
+        <w:rPr>
+          <w:sz w:val="21"/>
+          <w:szCs w:val="21"/>
+        </w:rPr>
+        <w:t xml:space="preserve"> </w:t>
+      </w:r>
+      <w:r>
+        <w:rPr>
+          <w:rFonts w:ascii="Consolas" w:hAnsi="Consolas" w:cs="Consolas"/>
+          <w:color w:val="1F3864"/>
+          <w:sz w:val="19"/>
+          <w:szCs w:val="19"/>
+        </w:rPr>
+        <w:t xml:space="preserve">loan_demand.penal_accrued</w:t>
+      </w:r>
+      <w:r>
+        <w:rPr>
+          <w:sz w:val="21"/>
+          <w:szCs w:val="21"/>
+        </w:rPr>
+        <w:t xml:space="preserve"> (4 decimals) and </w:t>
+      </w:r>
+      <w:r>
+        <w:rPr>
+          <w:rFonts w:ascii="Consolas" w:hAnsi="Consolas" w:cs="Consolas"/>
+          <w:color w:val="1F3864"/>
+          <w:sz w:val="19"/>
+          <w:szCs w:val="19"/>
+        </w:rPr>
+        <w:t xml:space="preserve">penal_paid</w:t>
+      </w:r>
+      <w:r>
+        <w:rPr>
+          <w:sz w:val="21"/>
+          <w:szCs w:val="21"/>
+        </w:rPr>
+        <w:t xml:space="preserve"> (2 decimals) give the balance without a join; one </w:t>
+      </w:r>
+      <w:r>
+        <w:rPr>
+          <w:rFonts w:ascii="Consolas" w:hAnsi="Consolas" w:cs="Consolas"/>
+          <w:color w:val="1F3864"/>
+          <w:sz w:val="19"/>
+          <w:szCs w:val="19"/>
+        </w:rPr>
+        <w:t xml:space="preserve">penal_interest</w:t>
+      </w:r>
+      <w:r>
+        <w:rPr>
+          <w:sz w:val="21"/>
+          <w:szCs w:val="21"/>
+        </w:rPr>
+        <w:t xml:space="preserve"> row per demand and day keeps the history, the rate used and the base.</w:t>
+      </w:r>
+    </w:p>
+    <w:p>
+      <w:pPr>
+        <w:pStyle w:val="ListParagraph"/>
+        <w:numPr>
+          <w:ilvl w:val="0"/>
+          <w:numId w:val="1"/>
+        </w:numPr>
+        <w:spacing w:after="80" w:line="264"/>
+      </w:pPr>
+      <w:r>
+        <w:rPr>
+          <w:b/>
+          <w:bCs/>
+          <w:sz w:val="21"/>
+          <w:szCs w:val="21"/>
+        </w:rPr>
+        <w:t xml:space="preserve">Idempotent by construction.</w:t>
+      </w:r>
+      <w:r>
+        <w:rPr>
+          <w:sz w:val="21"/>
+          <w:szCs w:val="21"/>
+        </w:rPr>
+        <w:t xml:space="preserve"> UNIQUE (demand_id, business_date) plus the calculator's starting point (the day after the last charged date) mean a rerun charges nothing and a job that missed days catches up.</w:t>
+      </w:r>
+    </w:p>
+    <w:p>
+      <w:pPr>
+        <w:pStyle w:val="ListParagraph"/>
+        <w:numPr>
+          <w:ilvl w:val="0"/>
+          <w:numId w:val="1"/>
+        </w:numPr>
+        <w:spacing w:after="80" w:line="264"/>
+      </w:pPr>
+      <w:r>
+        <w:rPr>
+          <w:b/>
+          <w:bCs/>
+          <w:sz w:val="21"/>
+          <w:szCs w:val="21"/>
+        </w:rPr>
+        <w:t xml:space="preserve">Settings are read at charge time.</w:t>
+      </w:r>
+      <w:r>
+        <w:rPr>
+          <w:sz w:val="21"/>
+          <w:szCs w:val="21"/>
+        </w:rPr>
+        <w:t xml:space="preserve"> </w:t>
+      </w:r>
+      <w:r>
+        <w:rPr>
+          <w:rFonts w:ascii="Consolas" w:hAnsi="Consolas" w:cs="Consolas"/>
+          <w:color w:val="1F3864"/>
+          <w:sz w:val="19"/>
+          <w:szCs w:val="19"/>
+        </w:rPr>
+        <w:t xml:space="preserve">PenalInterestService.settingsFor(account)</w:t>
+      </w:r>
+      <w:r>
+        <w:rPr>
+          <w:sz w:val="21"/>
+          <w:szCs w:val="21"/>
+        </w:rPr>
+        <w:t xml:space="preserve"> reads the account's product when it charges, so a product edit applies to all its accounts from the next business date. Rows keep the rate they were charged at.</w:t>
+      </w:r>
+    </w:p>
+    <w:p>
+      <w:pPr>
+        <w:pStyle w:val="ListParagraph"/>
+        <w:numPr>
+          <w:ilvl w:val="0"/>
+          <w:numId w:val="1"/>
+        </w:numPr>
+        <w:spacing w:after="80" w:line="264"/>
+      </w:pPr>
+      <w:r>
+        <w:rPr>
+          <w:b/>
+          <w:bCs/>
+          <w:sz w:val="21"/>
+          <w:szCs w:val="21"/>
+        </w:rPr>
+        <w:t xml:space="preserve">Payments charge for themselves.</w:t>
+      </w:r>
+      <w:r>
+        <w:rPr>
+          <w:sz w:val="21"/>
+          <w:szCs w:val="21"/>
+        </w:rPr>
+        <w:t xml:space="preserve"> The payment path calls </w:t>
+      </w:r>
+      <w:r>
+        <w:rPr>
+          <w:rFonts w:ascii="Consolas" w:hAnsi="Consolas" w:cs="Consolas"/>
+          <w:color w:val="1F3864"/>
+          <w:sz w:val="19"/>
+          <w:szCs w:val="19"/>
+        </w:rPr>
+        <w:t xml:space="preserve">accrueThrough(account, valueDate − 1)</w:t>
+      </w:r>
+      <w:r>
+        <w:rPr>
+          <w:sz w:val="21"/>
+          <w:szCs w:val="21"/>
+        </w:rPr>
+        <w:t xml:space="preserve"> after raising demands, so the amount asked for never depends on the nightly job.</w:t>
+      </w:r>
+    </w:p>
+    <w:p>
+      <w:pPr>
+        <w:pStyle w:val="ListParagraph"/>
+        <w:numPr>
+          <w:ilvl w:val="0"/>
+          <w:numId w:val="1"/>
+        </w:numPr>
+        <w:spacing w:after="80" w:line="264"/>
+      </w:pPr>
+      <w:r>
+        <w:rPr>
+          <w:b/>
+          <w:bCs/>
+          <w:sz w:val="21"/>
+          <w:szCs w:val="21"/>
+        </w:rPr>
+        <w:t xml:space="preserve">A demand is CLEARED only when principal, interest and penal interest are all paid.</w:t>
+      </w:r>
+      <w:r>
+        <w:rPr>
+          <w:sz w:val="21"/>
+          <w:szCs w:val="21"/>
+        </w:rPr>
+        <w:t xml:space="preserve"> The schedule row turns PAID when principal and interest are paid.</w:t>
+      </w:r>
+    </w:p>
+    <w:p>
+      <w:pPr>
+        <w:pStyle w:val="Heading3"/>
+        <w:spacing w:after="100" w:before="200"/>
+      </w:pPr>
+      <w:r>
+        <w:rPr>
+          <w:b/>
+          <w:bCs/>
+          <w:color w:val="2E5AA8"/>
+          <w:sz w:val="22"/>
+          <w:szCs w:val="22"/>
+        </w:rPr>
+        <w:t xml:space="preserve">15.23.2 Data model (migration V15)</w:t>
+      </w:r>
+    </w:p>
+    <w:tbl>
+      <w:tblPr>
+        <w:tblW w:type="dxa" w:w="9500"/>
+        <w:tblBorders>
+          <w:top w:val="single" w:color="auto" w:sz="4"/>
+          <w:left w:val="single" w:color="auto" w:sz="4"/>
+          <w:bottom w:val="single" w:color="auto" w:sz="4"/>
+          <w:right w:val="single" w:color="auto" w:sz="4"/>
+          <w:insideH w:val="single" w:color="auto" w:sz="4"/>
+          <w:insideV w:val="single" w:color="auto" w:sz="4"/>
+        </w:tblBorders>
+      </w:tblPr>
+      <w:tblGrid>
+        <w:gridCol w:w="3300"/>
+        <w:gridCol w:w="2500"/>
+        <w:gridCol w:w="3700"/>
+      </w:tblGrid>
+      <w:tr>
+        <w:trPr>
+          <w:tblHeader/>
+        </w:trPr>
+        <w:tc>
+          <w:tcPr>
+            <w:tcW w:type="dxa" w:w="3300"/>
+            <w:shd w:fill="1F3864" w:val="clear"/>
+            <w:tcMar>
+              <w:top w:type="dxa" w:w="60"/>
+              <w:left w:type="dxa" w:w="100"/>
+              <w:bottom w:type="dxa" w:w="60"/>
+              <w:right w:type="dxa" w:w="100"/>
+            </w:tcMar>
+            <w:vAlign w:val="center"/>
+          </w:tcPr>
+          <w:p>
+            <w:pPr>
+              <w:jc w:val="left"/>
+            </w:pPr>
+            <w:r>
+              <w:rPr>
+                <w:b/>
+                <w:bCs/>
+                <w:color w:val="FFFFFF"/>
+                <w:sz w:val="19"/>
+                <w:szCs w:val="19"/>
+              </w:rPr>
+              <w:t xml:space="preserve">Column / table</w:t>
+            </w:r>
+          </w:p>
+        </w:tc>
+        <w:tc>
+          <w:tcPr>
+            <w:tcW w:type="dxa" w:w="2500"/>
+            <w:shd w:fill="1F3864" w:val="clear"/>
+            <w:tcMar>
+              <w:top w:type="dxa" w:w="60"/>
+              <w:left w:type="dxa" w:w="100"/>
+              <w:bottom w:type="dxa" w:w="60"/>
+              <w:right w:type="dxa" w:w="100"/>
+            </w:tcMar>
+            <w:vAlign w:val="center"/>
+          </w:tcPr>
+          <w:p>
+            <w:pPr>
+              <w:jc w:val="left"/>
+            </w:pPr>
+            <w:r>
+              <w:rPr>
+                <w:b/>
+                <w:bCs/>
+                <w:color w:val="FFFFFF"/>
+                <w:sz w:val="19"/>
+                <w:szCs w:val="19"/>
+              </w:rPr>
+              <w:t xml:space="preserve">Type</w:t>
+            </w:r>
+          </w:p>
+        </w:tc>
+        <w:tc>
+          <w:tcPr>
+            <w:tcW w:type="dxa" w:w="3700"/>
+            <w:shd w:fill="1F3864" w:val="clear"/>
+            <w:tcMar>
+              <w:top w:type="dxa" w:w="60"/>
+              <w:left w:type="dxa" w:w="100"/>
+              <w:bottom w:type="dxa" w:w="60"/>
+              <w:right w:type="dxa" w:w="100"/>
+            </w:tcMar>
+            <w:vAlign w:val="center"/>
+          </w:tcPr>
+          <w:p>
+            <w:pPr>
+              <w:jc w:val="left"/>
+            </w:pPr>
+            <w:r>
+              <w:rPr>
+                <w:b/>
+                <w:bCs/>
+                <w:color w:val="FFFFFF"/>
+                <w:sz w:val="19"/>
+                <w:szCs w:val="19"/>
+              </w:rPr>
+              <w:t xml:space="preserve">Notes</w:t>
+            </w:r>
+          </w:p>
+        </w:tc>
+      </w:tr>
+      <w:tr>
+        <w:trPr>
+          <w:cantSplit/>
+        </w:trPr>
+        <w:tc>
+          <w:tcPr>
+            <w:tcW w:type="dxa" w:w="3300"/>
+            <w:tcMar>
+              <w:top w:type="dxa" w:w="60"/>
+              <w:left w:type="dxa" w:w="100"/>
+              <w:bottom w:type="dxa" w:w="60"/>
+              <w:right w:type="dxa" w:w="100"/>
+            </w:tcMar>
+            <w:vAlign w:val="center"/>
+          </w:tcPr>
+          <w:p>
+            <w:pPr>
+              <w:jc w:val="left"/>
+            </w:pPr>
+            <w:r>
+              <w:rPr>
+                <w:rFonts w:ascii="Consolas" w:hAnsi="Consolas" w:cs="Consolas"/>
+                <w:color w:val="1F3864"/>
+                <w:sz w:val="17"/>
+                <w:szCs w:val="17"/>
+              </w:rPr>
+              <w:t xml:space="preserve">loan_product.penal_interest_enabled</w:t>
+            </w:r>
+          </w:p>
+        </w:tc>
+        <w:tc>
+          <w:tcPr>
+            <w:tcW w:type="dxa" w:w="2500"/>
+            <w:tcMar>
+              <w:top w:type="dxa" w:w="60"/>
+              <w:left w:type="dxa" w:w="100"/>
+              <w:bottom w:type="dxa" w:w="60"/>
+              <w:right w:type="dxa" w:w="100"/>
+            </w:tcMar>
+            <w:vAlign w:val="center"/>
+          </w:tcPr>
+          <w:p>
+            <w:pPr>
+              <w:jc w:val="left"/>
+            </w:pPr>
+            <w:r>
+              <w:rPr>
+                <w:sz w:val="19"/>
+                <w:szCs w:val="19"/>
+              </w:rPr>
+              <w:t xml:space="preserve">BOOLEAN NOT NULL DEFAULT TRUE</w:t>
+            </w:r>
+          </w:p>
+        </w:tc>
+        <w:tc>
+          <w:tcPr>
+            <w:tcW w:type="dxa" w:w="3700"/>
+            <w:tcMar>
+              <w:top w:type="dxa" w:w="60"/>
+              <w:left w:type="dxa" w:w="100"/>
+              <w:bottom w:type="dxa" w:w="60"/>
+              <w:right w:type="dxa" w:w="100"/>
+            </w:tcMar>
+            <w:vAlign w:val="center"/>
+          </w:tcPr>
+          <w:p>
+            <w:pPr>
+              <w:jc w:val="left"/>
+            </w:pPr>
+            <w:r>
+              <w:rPr>
+                <w:sz w:val="19"/>
+                <w:szCs w:val="19"/>
+              </w:rPr>
+              <w:t xml:space="preserve">Switch.</w:t>
+            </w:r>
+          </w:p>
+        </w:tc>
+      </w:tr>
+      <w:tr>
+        <w:trPr>
+          <w:cantSplit/>
+        </w:trPr>
+        <w:tc>
+          <w:tcPr>
+            <w:tcW w:type="dxa" w:w="3300"/>
+            <w:shd w:fill="F5F8FC" w:val="clear"/>
+            <w:tcMar>
+              <w:top w:type="dxa" w:w="60"/>
+              <w:left w:type="dxa" w:w="100"/>
+              <w:bottom w:type="dxa" w:w="60"/>
+              <w:right w:type="dxa" w:w="100"/>
+            </w:tcMar>
+            <w:vAlign w:val="center"/>
+          </w:tcPr>
+          <w:p>
+            <w:pPr>
+              <w:jc w:val="left"/>
+            </w:pPr>
+            <w:r>
+              <w:rPr>
+                <w:rFonts w:ascii="Consolas" w:hAnsi="Consolas" w:cs="Consolas"/>
+                <w:color w:val="1F3864"/>
+                <w:sz w:val="17"/>
+                <w:szCs w:val="17"/>
+              </w:rPr>
+              <w:t xml:space="preserve">loan_product.penal_interest_rate</w:t>
+            </w:r>
+          </w:p>
+        </w:tc>
+        <w:tc>
+          <w:tcPr>
+            <w:tcW w:type="dxa" w:w="2500"/>
+            <w:shd w:fill="F5F8FC" w:val="clear"/>
+            <w:tcMar>
+              <w:top w:type="dxa" w:w="60"/>
+              <w:left w:type="dxa" w:w="100"/>
+              <w:bottom w:type="dxa" w:w="60"/>
+              <w:right w:type="dxa" w:w="100"/>
+            </w:tcMar>
+            <w:vAlign w:val="center"/>
+          </w:tcPr>
+          <w:p>
+            <w:pPr>
+              <w:jc w:val="left"/>
+            </w:pPr>
+            <w:r>
+              <w:rPr>
+                <w:sz w:val="19"/>
+                <w:szCs w:val="19"/>
+              </w:rPr>
+              <w:t xml:space="preserve">NUMERIC(6,4) NOT NULL DEFAULT 24.0000</w:t>
+            </w:r>
+          </w:p>
+        </w:tc>
+        <w:tc>
+          <w:tcPr>
+            <w:tcW w:type="dxa" w:w="3700"/>
+            <w:shd w:fill="F5F8FC" w:val="clear"/>
+            <w:tcMar>
+              <w:top w:type="dxa" w:w="60"/>
+              <w:left w:type="dxa" w:w="100"/>
+              <w:bottom w:type="dxa" w:w="60"/>
+              <w:right w:type="dxa" w:w="100"/>
+            </w:tcMar>
+            <w:vAlign w:val="center"/>
+          </w:tcPr>
+          <w:p>
+            <w:pPr>
+              <w:jc w:val="left"/>
+            </w:pPr>
+            <w:r>
+              <w:rPr>
+                <w:sz w:val="19"/>
+                <w:szCs w:val="19"/>
+              </w:rPr>
+              <w:t xml:space="preserve">CHECK &gt;= 0 and &lt; 100.</w:t>
+            </w:r>
+          </w:p>
+        </w:tc>
+      </w:tr>
+      <w:tr>
+        <w:trPr>
+          <w:cantSplit/>
+        </w:trPr>
+        <w:tc>
+          <w:tcPr>
+            <w:tcW w:type="dxa" w:w="3300"/>
+            <w:tcMar>
+              <w:top w:type="dxa" w:w="60"/>
+              <w:left w:type="dxa" w:w="100"/>
+              <w:bottom w:type="dxa" w:w="60"/>
+              <w:right w:type="dxa" w:w="100"/>
+            </w:tcMar>
+            <w:vAlign w:val="center"/>
+          </w:tcPr>
+          <w:p>
+            <w:pPr>
+              <w:jc w:val="left"/>
+            </w:pPr>
+            <w:r>
+              <w:rPr>
+                <w:rFonts w:ascii="Consolas" w:hAnsi="Consolas" w:cs="Consolas"/>
+                <w:color w:val="1F3864"/>
+                <w:sz w:val="17"/>
+                <w:szCs w:val="17"/>
+              </w:rPr>
+              <w:t xml:space="preserve">loan_product.penal_grace_days</w:t>
+            </w:r>
+          </w:p>
+        </w:tc>
+        <w:tc>
+          <w:tcPr>
+            <w:tcW w:type="dxa" w:w="2500"/>
+            <w:tcMar>
+              <w:top w:type="dxa" w:w="60"/>
+              <w:left w:type="dxa" w:w="100"/>
+              <w:bottom w:type="dxa" w:w="60"/>
+              <w:right w:type="dxa" w:w="100"/>
+            </w:tcMar>
+            <w:vAlign w:val="center"/>
+          </w:tcPr>
+          <w:p>
+            <w:pPr>
+              <w:jc w:val="left"/>
+            </w:pPr>
+            <w:r>
+              <w:rPr>
+                <w:sz w:val="19"/>
+                <w:szCs w:val="19"/>
+              </w:rPr>
+              <w:t xml:space="preserve">INT NOT NULL DEFAULT 0</w:t>
+            </w:r>
+          </w:p>
+        </w:tc>
+        <w:tc>
+          <w:tcPr>
+            <w:tcW w:type="dxa" w:w="3700"/>
+            <w:tcMar>
+              <w:top w:type="dxa" w:w="60"/>
+              <w:left w:type="dxa" w:w="100"/>
+              <w:bottom w:type="dxa" w:w="60"/>
+              <w:right w:type="dxa" w:w="100"/>
+            </w:tcMar>
+            <w:vAlign w:val="center"/>
+          </w:tcPr>
+          <w:p>
+            <w:pPr>
+              <w:jc w:val="left"/>
+            </w:pPr>
+            <w:r>
+              <w:rPr>
+                <w:sz w:val="19"/>
+                <w:szCs w:val="19"/>
+              </w:rPr>
+              <w:t xml:space="preserve">CHECK &gt;= 0.</w:t>
+            </w:r>
+          </w:p>
+        </w:tc>
+      </w:tr>
+      <w:tr>
+        <w:trPr>
+          <w:cantSplit/>
+        </w:trPr>
+        <w:tc>
+          <w:tcPr>
+            <w:tcW w:type="dxa" w:w="3300"/>
+            <w:shd w:fill="F5F8FC" w:val="clear"/>
+            <w:tcMar>
+              <w:top w:type="dxa" w:w="60"/>
+              <w:left w:type="dxa" w:w="100"/>
+              <w:bottom w:type="dxa" w:w="60"/>
+              <w:right w:type="dxa" w:w="100"/>
+            </w:tcMar>
+            <w:vAlign w:val="center"/>
+          </w:tcPr>
+          <w:p>
+            <w:pPr>
+              <w:jc w:val="left"/>
+            </w:pPr>
+            <w:r>
+              <w:rPr>
+                <w:rFonts w:ascii="Consolas" w:hAnsi="Consolas" w:cs="Consolas"/>
+                <w:color w:val="1F3864"/>
+                <w:sz w:val="17"/>
+                <w:szCs w:val="17"/>
+              </w:rPr>
+              <w:t xml:space="preserve">loan_product.penal_cap_percent</w:t>
+            </w:r>
+          </w:p>
+        </w:tc>
+        <w:tc>
+          <w:tcPr>
+            <w:tcW w:type="dxa" w:w="2500"/>
+            <w:shd w:fill="F5F8FC" w:val="clear"/>
+            <w:tcMar>
+              <w:top w:type="dxa" w:w="60"/>
+              <w:left w:type="dxa" w:w="100"/>
+              <w:bottom w:type="dxa" w:w="60"/>
+              <w:right w:type="dxa" w:w="100"/>
+            </w:tcMar>
+            <w:vAlign w:val="center"/>
+          </w:tcPr>
+          <w:p>
+            <w:pPr>
+              <w:jc w:val="left"/>
+            </w:pPr>
+            <w:r>
+              <w:rPr>
+                <w:sz w:val="19"/>
+                <w:szCs w:val="19"/>
+              </w:rPr>
+              <w:t xml:space="preserve">NUMERIC(6,2) NULL</w:t>
+            </w:r>
+          </w:p>
+        </w:tc>
+        <w:tc>
+          <w:tcPr>
+            <w:tcW w:type="dxa" w:w="3700"/>
+            <w:shd w:fill="F5F8FC" w:val="clear"/>
+            <w:tcMar>
+              <w:top w:type="dxa" w:w="60"/>
+              <w:left w:type="dxa" w:w="100"/>
+              <w:bottom w:type="dxa" w:w="60"/>
+              <w:right w:type="dxa" w:w="100"/>
+            </w:tcMar>
+            <w:vAlign w:val="center"/>
+          </w:tcPr>
+          <w:p>
+            <w:pPr>
+              <w:jc w:val="left"/>
+            </w:pPr>
+            <w:r>
+              <w:rPr>
+                <w:sz w:val="19"/>
+                <w:szCs w:val="19"/>
+              </w:rPr>
+              <w:t xml:space="preserve">NULL = no cap; CHECK &gt; 0.</w:t>
+            </w:r>
+          </w:p>
+        </w:tc>
+      </w:tr>
+      <w:tr>
+        <w:trPr>
+          <w:cantSplit/>
+        </w:trPr>
+        <w:tc>
+          <w:tcPr>
+            <w:tcW w:type="dxa" w:w="3300"/>
+            <w:tcMar>
+              <w:top w:type="dxa" w:w="60"/>
+              <w:left w:type="dxa" w:w="100"/>
+              <w:bottom w:type="dxa" w:w="60"/>
+              <w:right w:type="dxa" w:w="100"/>
+            </w:tcMar>
+            <w:vAlign w:val="center"/>
+          </w:tcPr>
+          <w:p>
+            <w:pPr>
+              <w:jc w:val="left"/>
+            </w:pPr>
+            <w:r>
+              <w:rPr>
+                <w:rFonts w:ascii="Consolas" w:hAnsi="Consolas" w:cs="Consolas"/>
+                <w:color w:val="1F3864"/>
+                <w:sz w:val="17"/>
+                <w:szCs w:val="17"/>
+              </w:rPr>
+              <w:t xml:space="preserve">loan_demand.penal_accrued</w:t>
+            </w:r>
+          </w:p>
+        </w:tc>
+        <w:tc>
+          <w:tcPr>
+            <w:tcW w:type="dxa" w:w="2500"/>
+            <w:tcMar>
+              <w:top w:type="dxa" w:w="60"/>
+              <w:left w:type="dxa" w:w="100"/>
+              <w:bottom w:type="dxa" w:w="60"/>
+              <w:right w:type="dxa" w:w="100"/>
+            </w:tcMar>
+            <w:vAlign w:val="center"/>
+          </w:tcPr>
+          <w:p>
+            <w:pPr>
+              <w:jc w:val="left"/>
+            </w:pPr>
+            <w:r>
+              <w:rPr>
+                <w:sz w:val="19"/>
+                <w:szCs w:val="19"/>
+              </w:rPr>
+              <w:t xml:space="preserve">NUMERIC(15,4) NOT NULL DEFAULT 0</w:t>
+            </w:r>
+          </w:p>
+        </w:tc>
+        <w:tc>
+          <w:tcPr>
+            <w:tcW w:type="dxa" w:w="3700"/>
+            <w:tcMar>
+              <w:top w:type="dxa" w:w="60"/>
+              <w:left w:type="dxa" w:w="100"/>
+              <w:bottom w:type="dxa" w:w="60"/>
+              <w:right w:type="dxa" w:w="100"/>
+            </w:tcMar>
+            <w:vAlign w:val="center"/>
+          </w:tcPr>
+          <w:p>
+            <w:pPr>
+              <w:jc w:val="left"/>
+            </w:pPr>
+            <w:r>
+              <w:rPr>
+                <w:sz w:val="19"/>
+                <w:szCs w:val="19"/>
+              </w:rPr>
+              <w:t xml:space="preserve">Running total of daily charges.</w:t>
+            </w:r>
+          </w:p>
+        </w:tc>
+      </w:tr>
+      <w:tr>
+        <w:trPr>
+          <w:cantSplit/>
+        </w:trPr>
+        <w:tc>
+          <w:tcPr>
+            <w:tcW w:type="dxa" w:w="3300"/>
+            <w:shd w:fill="F5F8FC" w:val="clear"/>
+            <w:tcMar>
+              <w:top w:type="dxa" w:w="60"/>
+              <w:left w:type="dxa" w:w="100"/>
+              <w:bottom w:type="dxa" w:w="60"/>
+              <w:right w:type="dxa" w:w="100"/>
+            </w:tcMar>
+            <w:vAlign w:val="center"/>
+          </w:tcPr>
+          <w:p>
+            <w:pPr>
+              <w:jc w:val="left"/>
+            </w:pPr>
+            <w:r>
+              <w:rPr>
+                <w:rFonts w:ascii="Consolas" w:hAnsi="Consolas" w:cs="Consolas"/>
+                <w:color w:val="1F3864"/>
+                <w:sz w:val="17"/>
+                <w:szCs w:val="17"/>
+              </w:rPr>
+              <w:t xml:space="preserve">loan_demand.penal_paid</w:t>
+            </w:r>
+          </w:p>
+        </w:tc>
+        <w:tc>
+          <w:tcPr>
+            <w:tcW w:type="dxa" w:w="2500"/>
+            <w:shd w:fill="F5F8FC" w:val="clear"/>
+            <w:tcMar>
+              <w:top w:type="dxa" w:w="60"/>
+              <w:left w:type="dxa" w:w="100"/>
+              <w:bottom w:type="dxa" w:w="60"/>
+              <w:right w:type="dxa" w:w="100"/>
+            </w:tcMar>
+            <w:vAlign w:val="center"/>
+          </w:tcPr>
+          <w:p>
+            <w:pPr>
+              <w:jc w:val="left"/>
+            </w:pPr>
+            <w:r>
+              <w:rPr>
+                <w:sz w:val="19"/>
+                <w:szCs w:val="19"/>
+              </w:rPr>
+              <w:t xml:space="preserve">NUMERIC(15,2) NOT NULL DEFAULT 0</w:t>
+            </w:r>
+          </w:p>
+        </w:tc>
+        <w:tc>
+          <w:tcPr>
+            <w:tcW w:type="dxa" w:w="3700"/>
+            <w:shd w:fill="F5F8FC" w:val="clear"/>
+            <w:tcMar>
+              <w:top w:type="dxa" w:w="60"/>
+              <w:left w:type="dxa" w:w="100"/>
+              <w:bottom w:type="dxa" w:w="60"/>
+              <w:right w:type="dxa" w:w="100"/>
+            </w:tcMar>
+            <w:vAlign w:val="center"/>
+          </w:tcPr>
+          <w:p>
+            <w:pPr>
+              <w:jc w:val="left"/>
+            </w:pPr>
+            <w:r>
+              <w:rPr>
+                <w:sz w:val="19"/>
+                <w:szCs w:val="19"/>
+              </w:rPr>
+              <w:t xml:space="preserve">Penal interest paid so far.</w:t>
+            </w:r>
+          </w:p>
+        </w:tc>
+      </w:tr>
+      <w:tr>
+        <w:trPr>
+          <w:cantSplit/>
+        </w:trPr>
+        <w:tc>
+          <w:tcPr>
+            <w:tcW w:type="dxa" w:w="3300"/>
+            <w:tcMar>
+              <w:top w:type="dxa" w:w="60"/>
+              <w:left w:type="dxa" w:w="100"/>
+              <w:bottom w:type="dxa" w:w="60"/>
+              <w:right w:type="dxa" w:w="100"/>
+            </w:tcMar>
+            <w:vAlign w:val="center"/>
+          </w:tcPr>
+          <w:p>
+            <w:pPr>
+              <w:jc w:val="left"/>
+            </w:pPr>
+            <w:r>
+              <w:rPr>
+                <w:rFonts w:ascii="Consolas" w:hAnsi="Consolas" w:cs="Consolas"/>
+                <w:color w:val="1F3864"/>
+                <w:sz w:val="17"/>
+                <w:szCs w:val="17"/>
+              </w:rPr>
+              <w:t xml:space="preserve">penal_interest</w:t>
+            </w:r>
+          </w:p>
+        </w:tc>
+        <w:tc>
+          <w:tcPr>
+            <w:tcW w:type="dxa" w:w="2500"/>
+            <w:tcMar>
+              <w:top w:type="dxa" w:w="60"/>
+              <w:left w:type="dxa" w:w="100"/>
+              <w:bottom w:type="dxa" w:w="60"/>
+              <w:right w:type="dxa" w:w="100"/>
+            </w:tcMar>
+            <w:vAlign w:val="center"/>
+          </w:tcPr>
+          <w:p>
+            <w:pPr>
+              <w:jc w:val="left"/>
+            </w:pPr>
+            <w:r>
+              <w:rPr>
+                <w:sz w:val="19"/>
+                <w:szCs w:val="19"/>
+              </w:rPr>
+              <w:t xml:space="preserve">one row per demand and day</w:t>
+            </w:r>
+          </w:p>
+        </w:tc>
+        <w:tc>
+          <w:tcPr>
+            <w:tcW w:type="dxa" w:w="3700"/>
+            <w:tcMar>
+              <w:top w:type="dxa" w:w="60"/>
+              <w:left w:type="dxa" w:w="100"/>
+              <w:bottom w:type="dxa" w:w="60"/>
+              <w:right w:type="dxa" w:w="100"/>
+            </w:tcMar>
+            <w:vAlign w:val="center"/>
+          </w:tcPr>
+          <w:p>
+            <w:pPr>
+              <w:jc w:val="left"/>
+            </w:pPr>
+            <w:r>
+              <w:rPr>
+                <w:sz w:val="19"/>
+                <w:szCs w:val="19"/>
+              </w:rPr>
+              <w:t xml:space="preserve">penal_id, account_id, demand_id (foreign keys), business_date, base_amount &gt; 0, annual_rate, amount NUMERIC(15,4), suspended, created_at; UNIQUE (demand_id, business_date); index on (account_id, business_date).</w:t>
+            </w:r>
+          </w:p>
+        </w:tc>
+      </w:tr>
+      <w:tr>
+        <w:trPr>
+          <w:cantSplit/>
+        </w:trPr>
+        <w:tc>
+          <w:tcPr>
+            <w:tcW w:type="dxa" w:w="3300"/>
+            <w:shd w:fill="F5F8FC" w:val="clear"/>
+            <w:tcMar>
+              <w:top w:type="dxa" w:w="60"/>
+              <w:left w:type="dxa" w:w="100"/>
+              <w:bottom w:type="dxa" w:w="60"/>
+              <w:right w:type="dxa" w:w="100"/>
+            </w:tcMar>
+            <w:vAlign w:val="center"/>
+          </w:tcPr>
+          <w:p>
+            <w:pPr>
+              <w:jc w:val="left"/>
+            </w:pPr>
+            <w:r>
+              <w:rPr>
+                <w:rFonts w:ascii="Consolas" w:hAnsi="Consolas" w:cs="Consolas"/>
+                <w:color w:val="1F3864"/>
+                <w:sz w:val="17"/>
+                <w:szCs w:val="17"/>
+              </w:rPr>
+              <w:t xml:space="preserve">emi_transaction.penal_paid</w:t>
+            </w:r>
+          </w:p>
+        </w:tc>
+        <w:tc>
+          <w:tcPr>
+            <w:tcW w:type="dxa" w:w="2500"/>
+            <w:shd w:fill="F5F8FC" w:val="clear"/>
+            <w:tcMar>
+              <w:top w:type="dxa" w:w="60"/>
+              <w:left w:type="dxa" w:w="100"/>
+              <w:bottom w:type="dxa" w:w="60"/>
+              <w:right w:type="dxa" w:w="100"/>
+            </w:tcMar>
+            <w:vAlign w:val="center"/>
+          </w:tcPr>
+          <w:p>
+            <w:pPr>
+              <w:jc w:val="left"/>
+            </w:pPr>
+            <w:r>
+              <w:rPr>
+                <w:sz w:val="19"/>
+                <w:szCs w:val="19"/>
+              </w:rPr>
+              <w:t xml:space="preserve">NUMERIC(15,2) NULL</w:t>
+            </w:r>
+          </w:p>
+        </w:tc>
+        <w:tc>
+          <w:tcPr>
+            <w:tcW w:type="dxa" w:w="3700"/>
+            <w:shd w:fill="F5F8FC" w:val="clear"/>
+            <w:tcMar>
+              <w:top w:type="dxa" w:w="60"/>
+              <w:left w:type="dxa" w:w="100"/>
+              <w:bottom w:type="dxa" w:w="60"/>
+              <w:right w:type="dxa" w:w="100"/>
+            </w:tcMar>
+            <w:vAlign w:val="center"/>
+          </w:tcPr>
+          <w:p>
+            <w:pPr>
+              <w:jc w:val="left"/>
+            </w:pPr>
+            <w:r>
+              <w:rPr>
+                <w:sz w:val="19"/>
+                <w:szCs w:val="19"/>
+              </w:rPr>
+              <w:t xml:space="preserve">Penal interest paid by the payment.</w:t>
+            </w:r>
+          </w:p>
+        </w:tc>
+      </w:tr>
+    </w:tbl>
+    <w:p>
+      <w:pPr>
+        <w:spacing w:after="60"/>
+      </w:pPr>
+    </w:p>
+    <w:p>
+      <w:pPr>
+        <w:pStyle w:val="Heading3"/>
+        <w:spacing w:after="100" w:before="200"/>
+      </w:pPr>
+      <w:r>
+        <w:rPr>
+          <w:b/>
+          <w:bCs/>
+          <w:color w:val="2E5AA8"/>
+          <w:sz w:val="22"/>
+          <w:szCs w:val="22"/>
+        </w:rPr>
+        <w:t xml:space="preserve">15.23.3 PenalInterestCalculator</w:t>
+      </w:r>
+    </w:p>
+    <w:p>
+      <w:pPr>
+        <w:spacing w:after="140" w:line="276"/>
+      </w:pPr>
+      <w:r>
+        <w:rPr>
+          <w:sz w:val="21"/>
+          <w:szCs w:val="21"/>
+        </w:rPr>
+        <w:t xml:space="preserve">A pure class (no database). </w:t>
+      </w:r>
+      <w:r>
+        <w:rPr>
+          <w:rFonts w:ascii="Consolas" w:hAnsi="Consolas" w:cs="Consolas"/>
+          <w:color w:val="1F3864"/>
+          <w:sz w:val="19"/>
+          <w:szCs w:val="19"/>
+        </w:rPr>
+        <w:t xml:space="preserve">accruals(dueDate, amountDue, paid, alreadyCharged, lastCharged, through, settings, convention)</w:t>
+      </w:r>
+      <w:r>
+        <w:rPr>
+          <w:sz w:val="21"/>
+          <w:szCs w:val="21"/>
+        </w:rPr>
+        <w:t xml:space="preserve"> returns the list of daily charges still to be made:</w:t>
+      </w:r>
+    </w:p>
+    <w:p>
+      <w:pPr>
+        <w:pStyle w:val="ListParagraph"/>
+        <w:numPr>
+          <w:ilvl w:val="0"/>
+          <w:numId w:val="1"/>
+        </w:numPr>
+        <w:spacing w:after="80" w:line="264"/>
+      </w:pPr>
+      <w:r>
+        <w:rPr>
+          <w:sz w:val="21"/>
+          <w:szCs w:val="21"/>
+        </w:rPr>
+        <w:t xml:space="preserve">The first day is dueDate + graceDays + 1, or the day after </w:t>
+      </w:r>
+      <w:r>
+        <w:rPr>
+          <w:rFonts w:ascii="Consolas" w:hAnsi="Consolas" w:cs="Consolas"/>
+          <w:color w:val="1F3864"/>
+          <w:sz w:val="19"/>
+          <w:szCs w:val="19"/>
+        </w:rPr>
+        <w:t xml:space="preserve">lastCharged</w:t>
+      </w:r>
+      <w:r>
+        <w:rPr>
+          <w:sz w:val="21"/>
+          <w:szCs w:val="21"/>
+        </w:rPr>
+        <w:t xml:space="preserve"> if that is later; it runs to </w:t>
+      </w:r>
+      <w:r>
+        <w:rPr>
+          <w:rFonts w:ascii="Consolas" w:hAnsi="Consolas" w:cs="Consolas"/>
+          <w:color w:val="1F3864"/>
+          <w:sz w:val="19"/>
+          <w:szCs w:val="19"/>
+        </w:rPr>
+        <w:t xml:space="preserve">through</w:t>
+      </w:r>
+      <w:r>
+        <w:rPr>
+          <w:sz w:val="21"/>
+          <w:szCs w:val="21"/>
+        </w:rPr>
+        <w:t xml:space="preserve"> inclusive.</w:t>
+      </w:r>
+    </w:p>
+    <w:p>
+      <w:pPr>
+        <w:pStyle w:val="ListParagraph"/>
+        <w:numPr>
+          <w:ilvl w:val="0"/>
+          <w:numId w:val="1"/>
+        </w:numPr>
+        <w:spacing w:after="80" w:line="264"/>
+      </w:pPr>
+      <w:r>
+        <w:rPr>
+          <w:sz w:val="21"/>
+          <w:szCs w:val="21"/>
+        </w:rPr>
+        <w:t xml:space="preserve">For each day the base is </w:t>
+      </w:r>
+      <w:r>
+        <w:rPr>
+          <w:rFonts w:ascii="Consolas" w:hAnsi="Consolas" w:cs="Consolas"/>
+          <w:color w:val="1F3864"/>
+          <w:sz w:val="19"/>
+          <w:szCs w:val="19"/>
+        </w:rPr>
+        <w:t xml:space="preserve">amountDue</w:t>
+      </w:r>
+      <w:r>
+        <w:rPr>
+          <w:sz w:val="21"/>
+          <w:szCs w:val="21"/>
+        </w:rPr>
+        <w:t xml:space="preserve"> minus every principal or interest payment on the demand with value date on or before that day (read from the allocation lines); a day with a base of zero or less is skipped.</w:t>
+      </w:r>
+    </w:p>
+    <w:p>
+      <w:pPr>
+        <w:pStyle w:val="ListParagraph"/>
+        <w:numPr>
+          <w:ilvl w:val="0"/>
+          <w:numId w:val="1"/>
+        </w:numPr>
+        <w:spacing w:after="80" w:line="264"/>
+      </w:pPr>
+      <w:r>
+        <w:rPr>
+          <w:sz w:val="21"/>
+          <w:szCs w:val="21"/>
+        </w:rPr>
+        <w:t xml:space="preserve">The amount is </w:t>
+      </w:r>
+      <w:r>
+        <w:rPr>
+          <w:rFonts w:ascii="Consolas" w:hAnsi="Consolas" w:cs="Consolas"/>
+          <w:color w:val="1F3864"/>
+          <w:sz w:val="19"/>
+          <w:szCs w:val="19"/>
+        </w:rPr>
+        <w:t xml:space="preserve">DayCountCalculator.dailyInterest(base, rate, convention, day)</w:t>
+      </w:r>
+      <w:r>
+        <w:rPr>
+          <w:sz w:val="21"/>
+          <w:szCs w:val="21"/>
+        </w:rPr>
+        <w:t xml:space="preserve"> at four decimals, the same function that accrues contractual interest, so ACT/365, ACT/ACT, 30/360 and the other conventions behave the same way for penal interest.</w:t>
+      </w:r>
+    </w:p>
+    <w:p>
+      <w:pPr>
+        <w:pStyle w:val="ListParagraph"/>
+        <w:numPr>
+          <w:ilvl w:val="0"/>
+          <w:numId w:val="1"/>
+        </w:numPr>
+        <w:spacing w:after="80" w:line="264"/>
+      </w:pPr>
+      <w:r>
+        <w:rPr>
+          <w:sz w:val="21"/>
+          <w:szCs w:val="21"/>
+        </w:rPr>
+        <w:t xml:space="preserve">With a cap, the amount is limited to the cap (a percentage of </w:t>
+      </w:r>
+      <w:r>
+        <w:rPr>
+          <w:rFonts w:ascii="Consolas" w:hAnsi="Consolas" w:cs="Consolas"/>
+          <w:color w:val="1F3864"/>
+          <w:sz w:val="19"/>
+          <w:szCs w:val="19"/>
+        </w:rPr>
+        <w:t xml:space="preserve">amountDue</w:t>
+      </w:r>
+      <w:r>
+        <w:rPr>
+          <w:sz w:val="21"/>
+          <w:szCs w:val="21"/>
+        </w:rPr>
+        <w:t xml:space="preserve">) less what has been charged; when it reaches zero the loop stops. There is no compounding, because the base never includes penal interest.</w:t>
+      </w:r>
+    </w:p>
+    <w:p>
+      <w:pPr>
+        <w:spacing w:after="140" w:line="276"/>
+      </w:pPr>
+      <w:r>
+        <w:rPr>
+          <w:rFonts w:ascii="Consolas" w:hAnsi="Consolas" w:cs="Consolas"/>
+          <w:color w:val="1F3864"/>
+          <w:sz w:val="19"/>
+          <w:szCs w:val="19"/>
+        </w:rPr>
+        <w:t xml:space="preserve">Settings</w:t>
+      </w:r>
+      <w:r>
+        <w:rPr>
+          <w:sz w:val="21"/>
+          <w:szCs w:val="21"/>
+        </w:rPr>
+        <w:t xml:space="preserve"> is a record of enabled, annual rate, grace days and cap; </w:t>
+      </w:r>
+      <w:r>
+        <w:rPr>
+          <w:rFonts w:ascii="Consolas" w:hAnsi="Consolas" w:cs="Consolas"/>
+          <w:color w:val="1F3864"/>
+          <w:sz w:val="19"/>
+          <w:szCs w:val="19"/>
+        </w:rPr>
+        <w:t xml:space="preserve">Settings.OFF</w:t>
+      </w:r>
+      <w:r>
+        <w:rPr>
+          <w:sz w:val="21"/>
+          <w:szCs w:val="21"/>
+        </w:rPr>
+        <w:t xml:space="preserve"> charges nothing. </w:t>
+      </w:r>
+      <w:r>
+        <w:rPr>
+          <w:b/>
+          <w:bCs/>
+          <w:sz w:val="21"/>
+          <w:szCs w:val="21"/>
+        </w:rPr>
+        <w:t xml:space="preserve">Verification:</w:t>
+      </w:r>
+      <w:r>
+        <w:rPr>
+          <w:sz w:val="21"/>
+          <w:szCs w:val="21"/>
+        </w:rPr>
+        <w:t xml:space="preserve"> compiled with plain javac against stubs, the class reproduced the requirement document's cases (A: 8 days, 78.9040; B: 3.3396 a day on 5,078.90 for 6 days, 20.04; C: 34 days 335.34 and 4 days 39.45), a payment that clears the base, the cap (total 1,500.0000), the first charged day with grace days, and that a two-step catch-up equals a single run.</w:t>
+      </w:r>
+    </w:p>
+    <w:p>
+      <w:pPr>
+        <w:pStyle w:val="Heading3"/>
+        <w:spacing w:after="100" w:before="200"/>
+      </w:pPr>
+      <w:r>
+        <w:rPr>
+          <w:b/>
+          <w:bCs/>
+          <w:color w:val="2E5AA8"/>
+          <w:sz w:val="22"/>
+          <w:szCs w:val="22"/>
+        </w:rPr>
+        <w:t xml:space="preserve">15.23.4 PenalInterestService</w:t>
+      </w:r>
+    </w:p>
+    <w:tbl>
+      <w:tblPr>
+        <w:tblW w:type="dxa" w:w="9500"/>
+        <w:tblBorders>
+          <w:top w:val="single" w:color="auto" w:sz="4"/>
+          <w:left w:val="single" w:color="auto" w:sz="4"/>
+          <w:bottom w:val="single" w:color="auto" w:sz="4"/>
+          <w:right w:val="single" w:color="auto" w:sz="4"/>
+          <w:insideH w:val="single" w:color="auto" w:sz="4"/>
+          <w:insideV w:val="single" w:color="auto" w:sz="4"/>
+        </w:tblBorders>
+      </w:tblPr>
+      <w:tblGrid>
+        <w:gridCol w:w="3300"/>
+        <w:gridCol w:w="6200"/>
+      </w:tblGrid>
+      <w:tr>
+        <w:trPr>
+          <w:tblHeader/>
+        </w:trPr>
+        <w:tc>
+          <w:tcPr>
+            <w:tcW w:type="dxa" w:w="3300"/>
+            <w:shd w:fill="1F3864" w:val="clear"/>
+            <w:tcMar>
+              <w:top w:type="dxa" w:w="60"/>
+              <w:left w:type="dxa" w:w="100"/>
+              <w:bottom w:type="dxa" w:w="60"/>
+              <w:right w:type="dxa" w:w="100"/>
+            </w:tcMar>
+            <w:vAlign w:val="center"/>
+          </w:tcPr>
+          <w:p>
+            <w:pPr>
+              <w:jc w:val="left"/>
+            </w:pPr>
+            <w:r>
+              <w:rPr>
+                <w:b/>
+                <w:bCs/>
+                <w:color w:val="FFFFFF"/>
+                <w:sz w:val="19"/>
+                <w:szCs w:val="19"/>
+              </w:rPr>
+              <w:t xml:space="preserve">Method</w:t>
+            </w:r>
+          </w:p>
+        </w:tc>
+        <w:tc>
+          <w:tcPr>
+            <w:tcW w:type="dxa" w:w="6200"/>
+            <w:shd w:fill="1F3864" w:val="clear"/>
+            <w:tcMar>
+              <w:top w:type="dxa" w:w="60"/>
+              <w:left w:type="dxa" w:w="100"/>
+              <w:bottom w:type="dxa" w:w="60"/>
+              <w:right w:type="dxa" w:w="100"/>
+            </w:tcMar>
+            <w:vAlign w:val="center"/>
+          </w:tcPr>
+          <w:p>
+            <w:pPr>
+              <w:jc w:val="left"/>
+            </w:pPr>
+            <w:r>
+              <w:rPr>
+                <w:b/>
+                <w:bCs/>
+                <w:color w:val="FFFFFF"/>
+                <w:sz w:val="19"/>
+                <w:szCs w:val="19"/>
+              </w:rPr>
+              <w:t xml:space="preserve">Behaviour</w:t>
+            </w:r>
+          </w:p>
+        </w:tc>
+      </w:tr>
+      <w:tr>
+        <w:trPr>
+          <w:cantSplit/>
+        </w:trPr>
+        <w:tc>
+          <w:tcPr>
+            <w:tcW w:type="dxa" w:w="3300"/>
+            <w:tcMar>
+              <w:top w:type="dxa" w:w="60"/>
+              <w:left w:type="dxa" w:w="100"/>
+              <w:bottom w:type="dxa" w:w="60"/>
+              <w:right w:type="dxa" w:w="100"/>
+            </w:tcMar>
+            <w:vAlign w:val="center"/>
+          </w:tcPr>
+          <w:p>
+            <w:pPr>
+              <w:jc w:val="left"/>
+            </w:pPr>
+            <w:r>
+              <w:rPr>
+                <w:rFonts w:ascii="Consolas" w:hAnsi="Consolas" w:cs="Consolas"/>
+                <w:color w:val="1F3864"/>
+                <w:sz w:val="17"/>
+                <w:szCs w:val="17"/>
+              </w:rPr>
+              <w:t xml:space="preserve">settingsFor(account)</w:t>
+            </w:r>
+          </w:p>
+        </w:tc>
+        <w:tc>
+          <w:tcPr>
+            <w:tcW w:type="dxa" w:w="6200"/>
+            <w:tcMar>
+              <w:top w:type="dxa" w:w="60"/>
+              <w:left w:type="dxa" w:w="100"/>
+              <w:bottom w:type="dxa" w:w="60"/>
+              <w:right w:type="dxa" w:w="100"/>
+            </w:tcMar>
+            <w:vAlign w:val="center"/>
+          </w:tcPr>
+          <w:p>
+            <w:pPr>
+              <w:jc w:val="left"/>
+            </w:pPr>
+            <w:r>
+              <w:rPr>
+                <w:sz w:val="19"/>
+                <w:szCs w:val="19"/>
+              </w:rPr>
+              <w:t xml:space="preserve">The product's penal settings; OFF when the account has no product.</w:t>
+            </w:r>
+          </w:p>
+        </w:tc>
+      </w:tr>
+      <w:tr>
+        <w:trPr>
+          <w:cantSplit/>
+        </w:trPr>
+        <w:tc>
+          <w:tcPr>
+            <w:tcW w:type="dxa" w:w="3300"/>
+            <w:shd w:fill="F5F8FC" w:val="clear"/>
+            <w:tcMar>
+              <w:top w:type="dxa" w:w="60"/>
+              <w:left w:type="dxa" w:w="100"/>
+              <w:bottom w:type="dxa" w:w="60"/>
+              <w:right w:type="dxa" w:w="100"/>
+            </w:tcMar>
+            <w:vAlign w:val="center"/>
+          </w:tcPr>
+          <w:p>
+            <w:pPr>
+              <w:jc w:val="left"/>
+            </w:pPr>
+            <w:r>
+              <w:rPr>
+                <w:rFonts w:ascii="Consolas" w:hAnsi="Consolas" w:cs="Consolas"/>
+                <w:color w:val="1F3864"/>
+                <w:sz w:val="17"/>
+                <w:szCs w:val="17"/>
+              </w:rPr>
+              <w:t xml:space="preserve">accrueForAccount(accountId, businessDate)</w:t>
+            </w:r>
+          </w:p>
+        </w:tc>
+        <w:tc>
+          <w:tcPr>
+            <w:tcW w:type="dxa" w:w="6200"/>
+            <w:shd w:fill="F5F8FC" w:val="clear"/>
+            <w:tcMar>
+              <w:top w:type="dxa" w:w="60"/>
+              <w:left w:type="dxa" w:w="100"/>
+              <w:bottom w:type="dxa" w:w="60"/>
+              <w:right w:type="dxa" w:w="100"/>
+            </w:tcMar>
+            <w:vAlign w:val="center"/>
+          </w:tcPr>
+          <w:p>
+            <w:pPr>
+              <w:jc w:val="left"/>
+            </w:pPr>
+            <w:r>
+              <w:rPr>
+                <w:sz w:val="19"/>
+                <w:szCs w:val="19"/>
+              </w:rPr>
+              <w:t xml:space="preserve">Nightly job entry point: refuses a future date, charges through the date, returns accrualsCreated, amount and penalOutstanding.</w:t>
+            </w:r>
+          </w:p>
+        </w:tc>
+      </w:tr>
+      <w:tr>
+        <w:trPr>
+          <w:cantSplit/>
+        </w:trPr>
+        <w:tc>
+          <w:tcPr>
+            <w:tcW w:type="dxa" w:w="3300"/>
+            <w:tcMar>
+              <w:top w:type="dxa" w:w="60"/>
+              <w:left w:type="dxa" w:w="100"/>
+              <w:bottom w:type="dxa" w:w="60"/>
+              <w:right w:type="dxa" w:w="100"/>
+            </w:tcMar>
+            <w:vAlign w:val="center"/>
+          </w:tcPr>
+          <w:p>
+            <w:pPr>
+              <w:jc w:val="left"/>
+            </w:pPr>
+            <w:r>
+              <w:rPr>
+                <w:rFonts w:ascii="Consolas" w:hAnsi="Consolas" w:cs="Consolas"/>
+                <w:color w:val="1F3864"/>
+                <w:sz w:val="17"/>
+                <w:szCs w:val="17"/>
+              </w:rPr>
+              <w:t xml:space="preserve">accrueThrough(account, through)</w:t>
+            </w:r>
+          </w:p>
+        </w:tc>
+        <w:tc>
+          <w:tcPr>
+            <w:tcW w:type="dxa" w:w="6200"/>
+            <w:tcMar>
+              <w:top w:type="dxa" w:w="60"/>
+              <w:left w:type="dxa" w:w="100"/>
+              <w:bottom w:type="dxa" w:w="60"/>
+              <w:right w:type="dxa" w:w="100"/>
+            </w:tcMar>
+            <w:vAlign w:val="center"/>
+          </w:tcPr>
+          <w:p>
+            <w:pPr>
+              <w:jc w:val="left"/>
+            </w:pPr>
+            <w:r>
+              <w:rPr>
+                <w:sz w:val="19"/>
+                <w:szCs w:val="19"/>
+              </w:rPr>
+              <w:t xml:space="preserve">Only for ACTIVE and NPA statuses and a product with penal interest on. For each demand that is not CLEARED, asks the calculator for the days and writes the rows (flagged suspended from SUBSTANDARD onward), then raises penal_accrued. A demand whose principal and interest were paid by an advance still gets the days it was overdue.</w:t>
+            </w:r>
+          </w:p>
+        </w:tc>
+      </w:tr>
+      <w:tr>
+        <w:trPr>
+          <w:cantSplit/>
+        </w:trPr>
+        <w:tc>
+          <w:tcPr>
+            <w:tcW w:type="dxa" w:w="3300"/>
+            <w:shd w:fill="F5F8FC" w:val="clear"/>
+            <w:tcMar>
+              <w:top w:type="dxa" w:w="60"/>
+              <w:left w:type="dxa" w:w="100"/>
+              <w:bottom w:type="dxa" w:w="60"/>
+              <w:right w:type="dxa" w:w="100"/>
+            </w:tcMar>
+            <w:vAlign w:val="center"/>
+          </w:tcPr>
+          <w:p>
+            <w:pPr>
+              <w:jc w:val="left"/>
+            </w:pPr>
+            <w:r>
+              <w:rPr>
+                <w:rFonts w:ascii="Consolas" w:hAnsi="Consolas" w:cs="Consolas"/>
+                <w:color w:val="1F3864"/>
+                <w:sz w:val="17"/>
+                <w:szCs w:val="17"/>
+              </w:rPr>
+              <w:t xml:space="preserve">penalOutstanding(account, demand, through)</w:t>
+            </w:r>
+          </w:p>
+        </w:tc>
+        <w:tc>
+          <w:tcPr>
+            <w:tcW w:type="dxa" w:w="6200"/>
+            <w:shd w:fill="F5F8FC" w:val="clear"/>
+            <w:tcMar>
+              <w:top w:type="dxa" w:w="60"/>
+              <w:left w:type="dxa" w:w="100"/>
+              <w:bottom w:type="dxa" w:w="60"/>
+              <w:right w:type="dxa" w:w="100"/>
+            </w:tcMar>
+            <w:vAlign w:val="center"/>
+          </w:tcPr>
+          <w:p>
+            <w:pPr>
+              <w:jc w:val="left"/>
+            </w:pPr>
+            <w:r>
+              <w:rPr>
+                <w:sz w:val="19"/>
+                <w:szCs w:val="19"/>
+              </w:rPr>
+              <w:t xml:space="preserve">Read only: penal_accrued plus the days not yet written, rounded to two decimals, less penal_paid, never below zero. Used by amount-payable and preview.</w:t>
+            </w:r>
+          </w:p>
+        </w:tc>
+      </w:tr>
+      <w:tr>
+        <w:trPr>
+          <w:cantSplit/>
+        </w:trPr>
+        <w:tc>
+          <w:tcPr>
+            <w:tcW w:type="dxa" w:w="3300"/>
+            <w:tcMar>
+              <w:top w:type="dxa" w:w="60"/>
+              <w:left w:type="dxa" w:w="100"/>
+              <w:bottom w:type="dxa" w:w="60"/>
+              <w:right w:type="dxa" w:w="100"/>
+            </w:tcMar>
+            <w:vAlign w:val="center"/>
+          </w:tcPr>
+          <w:p>
+            <w:pPr>
+              <w:jc w:val="left"/>
+            </w:pPr>
+            <w:r>
+              <w:rPr>
+                <w:rFonts w:ascii="Consolas" w:hAnsi="Consolas" w:cs="Consolas"/>
+                <w:color w:val="1F3864"/>
+                <w:sz w:val="17"/>
+                <w:szCs w:val="17"/>
+              </w:rPr>
+              <w:t xml:space="preserve">history(accountId)</w:t>
+            </w:r>
+          </w:p>
+        </w:tc>
+        <w:tc>
+          <w:tcPr>
+            <w:tcW w:type="dxa" w:w="6200"/>
+            <w:tcMar>
+              <w:top w:type="dxa" w:w="60"/>
+              <w:left w:type="dxa" w:w="100"/>
+              <w:bottom w:type="dxa" w:w="60"/>
+              <w:right w:type="dxa" w:w="100"/>
+            </w:tcMar>
+            <w:vAlign w:val="center"/>
+          </w:tcPr>
+          <w:p>
+            <w:pPr>
+              <w:jc w:val="left"/>
+            </w:pPr>
+            <w:r>
+              <w:rPr>
+                <w:sz w:val="19"/>
+                <w:szCs w:val="19"/>
+              </w:rPr>
+              <w:t xml:space="preserve">The daily rows, oldest first (GET /loan-accounts/{id}/penal-interest).</w:t>
+            </w:r>
+          </w:p>
+        </w:tc>
+      </w:tr>
+    </w:tbl>
+    <w:p>
+      <w:pPr>
+        <w:spacing w:after="60"/>
+      </w:pPr>
+    </w:p>
+    <w:p>
+      <w:pPr>
+        <w:pStyle w:val="Heading3"/>
+        <w:spacing w:after="100" w:before="200"/>
+      </w:pPr>
+      <w:r>
+        <w:rPr>
+          <w:b/>
+          <w:bCs/>
+          <w:color w:val="2E5AA8"/>
+          <w:sz w:val="22"/>
+          <w:szCs w:val="22"/>
+        </w:rPr>
+        <w:t xml:space="preserve">15.23.5 Interaction with payments and reads</w:t>
+      </w:r>
+    </w:p>
+    <w:p>
+      <w:pPr>
+        <w:pStyle w:val="ListParagraph"/>
+        <w:numPr>
+          <w:ilvl w:val="0"/>
+          <w:numId w:val="1"/>
+        </w:numPr>
+        <w:spacing w:after="80" w:line="264"/>
+      </w:pPr>
+      <w:r>
+        <w:rPr>
+          <w:b/>
+          <w:bCs/>
+          <w:sz w:val="21"/>
+          <w:szCs w:val="21"/>
+        </w:rPr>
+        <w:t xml:space="preserve">EMI, part-payment and foreclosure</w:t>
+      </w:r>
+      <w:r>
+        <w:rPr>
+          <w:sz w:val="21"/>
+          <w:szCs w:val="21"/>
+        </w:rPr>
+        <w:t xml:space="preserve"> charge through valueDate − 1 (foreclosureDate − 1) before planning, so penal interest stops at the foreclosure date. In the waterfall the PENALTY line sets </w:t>
+      </w:r>
+      <w:r>
+        <w:rPr>
+          <w:rFonts w:ascii="Consolas" w:hAnsi="Consolas" w:cs="Consolas"/>
+          <w:color w:val="1F3864"/>
+          <w:sz w:val="19"/>
+          <w:szCs w:val="19"/>
+        </w:rPr>
+        <w:t xml:space="preserve">penal_paid</w:t>
+      </w:r>
+      <w:r>
+        <w:rPr>
+          <w:sz w:val="21"/>
+          <w:szCs w:val="21"/>
+        </w:rPr>
+        <w:t xml:space="preserve"> on the demand; the transaction stores the total.</w:t>
+      </w:r>
+    </w:p>
+    <w:p>
+      <w:pPr>
+        <w:pStyle w:val="ListParagraph"/>
+        <w:numPr>
+          <w:ilvl w:val="0"/>
+          <w:numId w:val="1"/>
+        </w:numPr>
+        <w:spacing w:after="80" w:line="264"/>
+      </w:pPr>
+      <w:r>
+        <w:rPr>
+          <w:b/>
+          <w:bCs/>
+          <w:sz w:val="21"/>
+          <w:szCs w:val="21"/>
+        </w:rPr>
+        <w:t xml:space="preserve">Foreclosure</w:t>
+      </w:r>
+      <w:r>
+        <w:rPr>
+          <w:sz w:val="21"/>
+          <w:szCs w:val="21"/>
+        </w:rPr>
+        <w:t xml:space="preserve"> adds open penal interest to the amount owed and to </w:t>
+      </w:r>
+      <w:r>
+        <w:rPr>
+          <w:rFonts w:ascii="Consolas" w:hAnsi="Consolas" w:cs="Consolas"/>
+          <w:color w:val="1F3864"/>
+          <w:sz w:val="19"/>
+          <w:szCs w:val="19"/>
+        </w:rPr>
+        <w:t xml:space="preserve">penal_paid</w:t>
+      </w:r>
+      <w:r>
+        <w:rPr>
+          <w:sz w:val="21"/>
+          <w:szCs w:val="21"/>
+        </w:rPr>
+        <w:t xml:space="preserve">.</w:t>
+      </w:r>
+    </w:p>
+    <w:p>
+      <w:pPr>
+        <w:pStyle w:val="ListParagraph"/>
+        <w:numPr>
+          <w:ilvl w:val="0"/>
+          <w:numId w:val="1"/>
+        </w:numPr>
+        <w:spacing w:after="80" w:line="264"/>
+      </w:pPr>
+      <w:r>
+        <w:rPr>
+          <w:b/>
+          <w:bCs/>
+          <w:sz w:val="21"/>
+          <w:szCs w:val="21"/>
+        </w:rPr>
+        <w:t xml:space="preserve">Amount payable</w:t>
+      </w:r>
+      <w:r>
+        <w:rPr>
+          <w:sz w:val="21"/>
+          <w:szCs w:val="21"/>
+        </w:rPr>
+        <w:t xml:space="preserve"> shows each line's penal interest as </w:t>
+      </w:r>
+      <w:r>
+        <w:rPr>
+          <w:rFonts w:ascii="Consolas" w:hAnsi="Consolas" w:cs="Consolas"/>
+          <w:color w:val="1F3864"/>
+          <w:sz w:val="19"/>
+          <w:szCs w:val="19"/>
+        </w:rPr>
+        <w:t xml:space="preserve">penalOutstanding(account, demand, asOf − 1 day)</w:t>
+      </w:r>
+      <w:r>
+        <w:rPr>
+          <w:sz w:val="21"/>
+          <w:szCs w:val="21"/>
+        </w:rPr>
+        <w:t xml:space="preserve">, so what is displayed equals what a payment on that date would post. Days past due comes from the oldest line with principal or interest outstanding.</w:t>
+      </w:r>
+    </w:p>
+    <w:p>
+      <w:pPr>
+        <w:pStyle w:val="ListParagraph"/>
+        <w:numPr>
+          <w:ilvl w:val="0"/>
+          <w:numId w:val="1"/>
+        </w:numPr>
+        <w:spacing w:after="80" w:line="264"/>
+      </w:pPr>
+      <w:r>
+        <w:rPr>
+          <w:b/>
+          <w:bCs/>
+          <w:sz w:val="21"/>
+          <w:szCs w:val="21"/>
+        </w:rPr>
+        <w:t xml:space="preserve">Statement and records:</w:t>
+      </w:r>
+      <w:r>
+        <w:rPr>
+          <w:sz w:val="21"/>
+          <w:szCs w:val="21"/>
+        </w:rPr>
+        <w:t xml:space="preserve"> </w:t>
+      </w:r>
+      <w:r>
+        <w:rPr>
+          <w:rFonts w:ascii="Consolas" w:hAnsi="Consolas" w:cs="Consolas"/>
+          <w:color w:val="1F3864"/>
+          <w:sz w:val="19"/>
+          <w:szCs w:val="19"/>
+        </w:rPr>
+        <w:t xml:space="preserve">emi_transaction.penal_paid</w:t>
+      </w:r>
+      <w:r>
+        <w:rPr>
+          <w:sz w:val="21"/>
+          <w:szCs w:val="21"/>
+        </w:rPr>
+        <w:t xml:space="preserve">, the PDF statement's "Towards penal interest" column, and the ledger payload carry the amount.</w:t>
+      </w:r>
+    </w:p>
+    <w:p>
+      <w:pPr>
+        <w:pStyle w:val="Heading3"/>
+        <w:spacing w:after="100" w:before="200"/>
+      </w:pPr>
+      <w:r>
+        <w:rPr>
+          <w:b/>
+          <w:bCs/>
+          <w:color w:val="2E5AA8"/>
+          <w:sz w:val="22"/>
+          <w:szCs w:val="22"/>
+        </w:rPr>
+        <w:t xml:space="preserve">15.23.6 Product settings in the API and validation</w:t>
+      </w:r>
+    </w:p>
+    <w:p>
+      <w:pPr>
+        <w:spacing w:after="140" w:line="276"/>
+      </w:pPr>
+      <w:r>
+        <w:rPr>
+          <w:rFonts w:ascii="Consolas" w:hAnsi="Consolas" w:cs="Consolas"/>
+          <w:color w:val="1F3864"/>
+          <w:sz w:val="19"/>
+          <w:szCs w:val="19"/>
+        </w:rPr>
+        <w:t xml:space="preserve">LoanProduct</w:t>
+      </w:r>
+      <w:r>
+        <w:rPr>
+          <w:sz w:val="21"/>
+          <w:szCs w:val="21"/>
+        </w:rPr>
+        <w:t xml:space="preserve"> has </w:t>
+      </w:r>
+      <w:r>
+        <w:rPr>
+          <w:rFonts w:ascii="Consolas" w:hAnsi="Consolas" w:cs="Consolas"/>
+          <w:color w:val="1F3864"/>
+          <w:sz w:val="19"/>
+          <w:szCs w:val="19"/>
+        </w:rPr>
+        <w:t xml:space="preserve">penalInterestEnabled</w:t>
+      </w:r>
+      <w:r>
+        <w:rPr>
+          <w:sz w:val="21"/>
+          <w:szCs w:val="21"/>
+        </w:rPr>
+        <w:t xml:space="preserve">, </w:t>
+      </w:r>
+      <w:r>
+        <w:rPr>
+          <w:rFonts w:ascii="Consolas" w:hAnsi="Consolas" w:cs="Consolas"/>
+          <w:color w:val="1F3864"/>
+          <w:sz w:val="19"/>
+          <w:szCs w:val="19"/>
+        </w:rPr>
+        <w:t xml:space="preserve">penalInterestRate</w:t>
+      </w:r>
+      <w:r>
+        <w:rPr>
+          <w:sz w:val="21"/>
+          <w:szCs w:val="21"/>
+        </w:rPr>
+        <w:t xml:space="preserve">, </w:t>
+      </w:r>
+      <w:r>
+        <w:rPr>
+          <w:rFonts w:ascii="Consolas" w:hAnsi="Consolas" w:cs="Consolas"/>
+          <w:color w:val="1F3864"/>
+          <w:sz w:val="19"/>
+          <w:szCs w:val="19"/>
+        </w:rPr>
+        <w:t xml:space="preserve">penalGraceDays</w:t>
+      </w:r>
+      <w:r>
+        <w:rPr>
+          <w:sz w:val="21"/>
+          <w:szCs w:val="21"/>
+        </w:rPr>
+        <w:t xml:space="preserve"> and </w:t>
+      </w:r>
+      <w:r>
+        <w:rPr>
+          <w:rFonts w:ascii="Consolas" w:hAnsi="Consolas" w:cs="Consolas"/>
+          <w:color w:val="1F3864"/>
+          <w:sz w:val="19"/>
+          <w:szCs w:val="19"/>
+        </w:rPr>
+        <w:t xml:space="preserve">penalCapPercent</w:t>
+      </w:r>
+      <w:r>
+        <w:rPr>
+          <w:sz w:val="21"/>
+          <w:szCs w:val="21"/>
+        </w:rPr>
+        <w:t xml:space="preserve">. </w:t>
+      </w:r>
+      <w:r>
+        <w:rPr>
+          <w:rFonts w:ascii="Consolas" w:hAnsi="Consolas" w:cs="Consolas"/>
+          <w:color w:val="1F3864"/>
+          <w:sz w:val="19"/>
+          <w:szCs w:val="19"/>
+        </w:rPr>
+        <w:t xml:space="preserve">LoanProductRequest</w:t>
+      </w:r>
+      <w:r>
+        <w:rPr>
+          <w:sz w:val="21"/>
+          <w:szCs w:val="21"/>
+        </w:rPr>
+        <w:t xml:space="preserve"> and </w:t>
+      </w:r>
+      <w:r>
+        <w:rPr>
+          <w:rFonts w:ascii="Consolas" w:hAnsi="Consolas" w:cs="Consolas"/>
+          <w:color w:val="1F3864"/>
+          <w:sz w:val="19"/>
+          <w:szCs w:val="19"/>
+        </w:rPr>
+        <w:t xml:space="preserve">LoanProductResponse</w:t>
+      </w:r>
+      <w:r>
+        <w:rPr>
+          <w:sz w:val="21"/>
+          <w:szCs w:val="21"/>
+        </w:rPr>
+        <w:t xml:space="preserve"> carry the same four fields before </w:t>
+      </w:r>
+      <w:r>
+        <w:rPr>
+          <w:rFonts w:ascii="Consolas" w:hAnsi="Consolas" w:cs="Consolas"/>
+          <w:color w:val="1F3864"/>
+          <w:sz w:val="19"/>
+          <w:szCs w:val="19"/>
+        </w:rPr>
+        <w:t xml:space="preserve">status</w:t>
+      </w:r>
+      <w:r>
+        <w:rPr>
+          <w:sz w:val="21"/>
+          <w:szCs w:val="21"/>
+        </w:rPr>
+        <w:t xml:space="preserve">. The request record has the canonical 32-argument form and two compatibility constructors (the 28-argument form without penal fields and the 20-argument form), so existing callers and tests still compile.</w:t>
+      </w:r>
+    </w:p>
+    <w:p>
+      <w:pPr>
+        <w:spacing w:after="140" w:line="276"/>
+      </w:pPr>
+      <w:r>
+        <w:rPr>
+          <w:rFonts w:ascii="Consolas" w:hAnsi="Consolas" w:cs="Consolas"/>
+          <w:color w:val="1F3864"/>
+          <w:sz w:val="19"/>
+          <w:szCs w:val="19"/>
+        </w:rPr>
+        <w:t xml:space="preserve">LoanProductService.apply</w:t>
+      </w:r>
+      <w:r>
+        <w:rPr>
+          <w:sz w:val="21"/>
+          <w:szCs w:val="21"/>
+        </w:rPr>
+        <w:t xml:space="preserve"> saves the four settings together when </w:t>
+      </w:r>
+      <w:r>
+        <w:rPr>
+          <w:rFonts w:ascii="Consolas" w:hAnsi="Consolas" w:cs="Consolas"/>
+          <w:color w:val="1F3864"/>
+          <w:sz w:val="19"/>
+          <w:szCs w:val="19"/>
+        </w:rPr>
+        <w:t xml:space="preserve">penalInterestEnabled</w:t>
+      </w:r>
+      <w:r>
+        <w:rPr>
+          <w:sz w:val="21"/>
+          <w:szCs w:val="21"/>
+        </w:rPr>
+        <w:t xml:space="preserve"> is present (a null rate becomes 24.0000, null grace 0, null cap no cap) and leaves them alone when it is absent. </w:t>
+      </w:r>
+      <w:r>
+        <w:rPr>
+          <w:rFonts w:ascii="Consolas" w:hAnsi="Consolas" w:cs="Consolas"/>
+          <w:color w:val="1F3864"/>
+          <w:sz w:val="19"/>
+          <w:szCs w:val="19"/>
+        </w:rPr>
+        <w:t xml:space="preserve">validate</w:t>
+      </w:r>
+      <w:r>
+        <w:rPr>
+          <w:sz w:val="21"/>
+          <w:szCs w:val="21"/>
+        </w:rPr>
+        <w:t xml:space="preserve"> requires a rate from 0 up to below 100 that still rounds below 100 at four decimals, grace days 0 to 365, and a cap above 0 and at most 1000.</w:t>
+      </w:r>
+    </w:p>
+    <w:p>
+      <w:pPr>
+        <w:pStyle w:val="Heading3"/>
+        <w:spacing w:after="100" w:before="200"/>
+      </w:pPr>
+      <w:r>
+        <w:rPr>
+          <w:b/>
+          <w:bCs/>
+          <w:color w:val="2E5AA8"/>
+          <w:sz w:val="22"/>
+          <w:szCs w:val="22"/>
+        </w:rPr>
+        <w:t xml:space="preserve">15.23.7 Limits and known risks</w:t>
+      </w:r>
+    </w:p>
+    <w:p>
+      <w:pPr>
+        <w:pStyle w:val="ListParagraph"/>
+        <w:numPr>
+          <w:ilvl w:val="0"/>
+          <w:numId w:val="1"/>
+        </w:numPr>
+        <w:spacing w:after="80" w:line="264"/>
+      </w:pPr>
+      <w:r>
+        <w:rPr>
+          <w:sz w:val="21"/>
+          <w:szCs w:val="21"/>
+        </w:rPr>
+        <w:t xml:space="preserve">No account-level override, no waiver, and no recomputation when a payment is back-dated or reversed: rows already written stay as written.</w:t>
+      </w:r>
+    </w:p>
+    <w:p>
+      <w:pPr>
+        <w:pStyle w:val="ListParagraph"/>
+        <w:numPr>
+          <w:ilvl w:val="0"/>
+          <w:numId w:val="1"/>
+        </w:numPr>
+        <w:spacing w:after="80" w:line="264"/>
+      </w:pPr>
+      <w:r>
+        <w:rPr>
+          <w:sz w:val="21"/>
+          <w:szCs w:val="21"/>
+        </w:rPr>
+        <w:t xml:space="preserve">The UNIQUE (demand_id, business_date) constraint is the guard against double charging. If the nightly job and a payment charge the same account at the same moment, the loser's transaction fails; the job can be retried, but the payment would return an error and must be retried by the client.</w:t>
+      </w:r>
+    </w:p>
+    <w:p>
+      <w:pPr>
+        <w:pStyle w:val="ListParagraph"/>
+        <w:numPr>
+          <w:ilvl w:val="0"/>
+          <w:numId w:val="1"/>
+        </w:numPr>
+        <w:spacing w:after="80" w:line="264"/>
+      </w:pPr>
+      <w:r>
+        <w:rPr>
+          <w:sz w:val="21"/>
+          <w:szCs w:val="21"/>
+        </w:rPr>
+        <w:t xml:space="preserve">A product edit applies to all existing accounts of the product, not only new ones.</w:t>
+      </w:r>
+    </w:p>
+    <w:p>
+      <w:pPr>
+        <w:pStyle w:val="ListParagraph"/>
+        <w:numPr>
+          <w:ilvl w:val="0"/>
+          <w:numId w:val="1"/>
+        </w:numPr>
+        <w:spacing w:after="80" w:line="264"/>
+      </w:pPr>
+      <w:r>
+        <w:rPr>
+          <w:sz w:val="21"/>
+          <w:szCs w:val="21"/>
+        </w:rPr>
+        <w:t xml:space="preserve">The amount-payable read can overstate penal interest if asked for a date earlier than days already charged (for example, during end of day after the job has charged the current day).</w:t>
+      </w:r>
+    </w:p>
+    <w:p>
+      <w:pPr>
+        <w:pStyle w:val="Heading2"/>
+        <w:spacing w:after="120" w:before="280"/>
+      </w:pPr>
+      <w:r>
+        <w:rPr>
+          <w:b/>
+          <w:bCs/>
+          <w:color w:val="2E5AA8"/>
+          <w:sz w:val="25"/>
+          <w:szCs w:val="25"/>
+        </w:rPr>
+        <w:t xml:space="preserve">15.24 Batch Jobs (V12 pattern, batch migration V6)</w:t>
+      </w:r>
+    </w:p>
+    <w:tbl>
+      <w:tblPr>
+        <w:tblW w:type="dxa" w:w="9500"/>
+        <w:tblBorders>
+          <w:top w:val="single" w:color="auto" w:sz="4"/>
+          <w:left w:val="single" w:color="auto" w:sz="4"/>
+          <w:bottom w:val="single" w:color="auto" w:sz="4"/>
+          <w:right w:val="single" w:color="auto" w:sz="4"/>
+          <w:insideH w:val="single" w:color="auto" w:sz="4"/>
+          <w:insideV w:val="single" w:color="auto" w:sz="4"/>
+        </w:tblBorders>
+      </w:tblPr>
+      <w:tblGrid>
+        <w:gridCol w:w="4000"/>
+        <w:gridCol w:w="5500"/>
+      </w:tblGrid>
+      <w:tr>
+        <w:trPr>
+          <w:tblHeader/>
+        </w:trPr>
+        <w:tc>
+          <w:tcPr>
+            <w:tcW w:type="dxa" w:w="4000"/>
+            <w:shd w:fill="1F3864" w:val="clear"/>
+            <w:tcMar>
+              <w:top w:type="dxa" w:w="60"/>
+              <w:left w:type="dxa" w:w="100"/>
+              <w:bottom w:type="dxa" w:w="60"/>
+              <w:right w:type="dxa" w:w="100"/>
+            </w:tcMar>
+            <w:vAlign w:val="center"/>
+          </w:tcPr>
+          <w:p>
+            <w:pPr>
+              <w:jc w:val="left"/>
+            </w:pPr>
+            <w:r>
+              <w:rPr>
+                <w:b/>
+                <w:bCs/>
+                <w:color w:val="FFFFFF"/>
+                <w:sz w:val="19"/>
+                <w:szCs w:val="19"/>
+              </w:rPr>
+              <w:t xml:space="preserve">Job</w:t>
+            </w:r>
+          </w:p>
+        </w:tc>
+        <w:tc>
+          <w:tcPr>
+            <w:tcW w:type="dxa" w:w="5500"/>
+            <w:shd w:fill="1F3864" w:val="clear"/>
+            <w:tcMar>
+              <w:top w:type="dxa" w:w="60"/>
+              <w:left w:type="dxa" w:w="100"/>
+              <w:bottom w:type="dxa" w:w="60"/>
+              <w:right w:type="dxa" w:w="100"/>
+            </w:tcMar>
+            <w:vAlign w:val="center"/>
+          </w:tcPr>
+          <w:p>
+            <w:pPr>
+              <w:jc w:val="left"/>
+            </w:pPr>
+            <w:r>
+              <w:rPr>
+                <w:b/>
+                <w:bCs/>
+                <w:color w:val="FFFFFF"/>
+                <w:sz w:val="19"/>
+                <w:szCs w:val="19"/>
+              </w:rPr>
+              <w:t xml:space="preserve">Implementation</w:t>
+            </w:r>
+          </w:p>
+        </w:tc>
+      </w:tr>
+      <w:tr>
+        <w:trPr>
+          <w:cantSplit/>
+        </w:trPr>
+        <w:tc>
+          <w:tcPr>
+            <w:tcW w:type="dxa" w:w="4000"/>
+            <w:tcMar>
+              <w:top w:type="dxa" w:w="60"/>
+              <w:left w:type="dxa" w:w="100"/>
+              <w:bottom w:type="dxa" w:w="60"/>
+              <w:right w:type="dxa" w:w="100"/>
+            </w:tcMar>
+            <w:vAlign w:val="center"/>
+          </w:tcPr>
+          <w:p>
+            <w:pPr>
+              <w:jc w:val="left"/>
+            </w:pPr>
+            <w:r>
+              <w:rPr>
+                <w:rFonts w:ascii="Consolas" w:hAnsi="Consolas" w:cs="Consolas"/>
+                <w:color w:val="1F3864"/>
+                <w:sz w:val="17"/>
+                <w:szCs w:val="17"/>
+              </w:rPr>
+              <w:t xml:space="preserve">DEMAND_RAISE_DAILY</w:t>
+            </w:r>
+          </w:p>
+        </w:tc>
+        <w:tc>
+          <w:tcPr>
+            <w:tcW w:type="dxa" w:w="5500"/>
+            <w:tcMar>
+              <w:top w:type="dxa" w:w="60"/>
+              <w:left w:type="dxa" w:w="100"/>
+              <w:bottom w:type="dxa" w:w="60"/>
+              <w:right w:type="dxa" w:w="100"/>
+            </w:tcMar>
+            <w:vAlign w:val="center"/>
+          </w:tcPr>
+          <w:p>
+            <w:pPr>
+              <w:jc w:val="left"/>
+            </w:pPr>
+            <w:r>
+              <w:rPr>
+                <w:rFonts w:ascii="Consolas" w:hAnsi="Consolas" w:cs="Consolas"/>
+                <w:color w:val="1F3864"/>
+                <w:sz w:val="17"/>
+                <w:szCs w:val="17"/>
+              </w:rPr>
+              <w:t xml:space="preserve">DemandRaiseBatchJob</w:t>
+            </w:r>
+            <w:r>
+              <w:rPr>
+                <w:sz w:val="19"/>
+                <w:szCs w:val="19"/>
+              </w:rPr>
+              <w:t xml:space="preserve">, priority 5, seeded by batch migration V6. Reads ACTIVE and NPA accounts and calls POST /loan-accounts/{id}/demands per account.</w:t>
+            </w:r>
+          </w:p>
+        </w:tc>
+      </w:tr>
+      <w:tr>
+        <w:trPr>
+          <w:cantSplit/>
+        </w:trPr>
+        <w:tc>
+          <w:tcPr>
+            <w:tcW w:type="dxa" w:w="4000"/>
+            <w:shd w:fill="F5F8FC" w:val="clear"/>
+            <w:tcMar>
+              <w:top w:type="dxa" w:w="60"/>
+              <w:left w:type="dxa" w:w="100"/>
+              <w:bottom w:type="dxa" w:w="60"/>
+              <w:right w:type="dxa" w:w="100"/>
+            </w:tcMar>
+            <w:vAlign w:val="center"/>
+          </w:tcPr>
+          <w:p>
+            <w:pPr>
+              <w:jc w:val="left"/>
+            </w:pPr>
+            <w:r>
+              <w:rPr>
+                <w:rFonts w:ascii="Consolas" w:hAnsi="Consolas" w:cs="Consolas"/>
+                <w:color w:val="1F3864"/>
+                <w:sz w:val="17"/>
+                <w:szCs w:val="17"/>
+              </w:rPr>
+              <w:t xml:space="preserve">PENAL_INTEREST_CALCULATION_DAILY</w:t>
+            </w:r>
+          </w:p>
+        </w:tc>
+        <w:tc>
+          <w:tcPr>
+            <w:tcW w:type="dxa" w:w="5500"/>
+            <w:shd w:fill="F5F8FC" w:val="clear"/>
+            <w:tcMar>
+              <w:top w:type="dxa" w:w="60"/>
+              <w:left w:type="dxa" w:w="100"/>
+              <w:bottom w:type="dxa" w:w="60"/>
+              <w:right w:type="dxa" w:w="100"/>
+            </w:tcMar>
+            <w:vAlign w:val="center"/>
+          </w:tcPr>
+          <w:p>
+            <w:pPr>
+              <w:jc w:val="left"/>
+            </w:pPr>
+            <w:r>
+              <w:rPr>
+                <w:rFonts w:ascii="Consolas" w:hAnsi="Consolas" w:cs="Consolas"/>
+                <w:color w:val="1F3864"/>
+                <w:sz w:val="17"/>
+                <w:szCs w:val="17"/>
+              </w:rPr>
+              <w:t xml:space="preserve">PenalInterestBatchJob</w:t>
+            </w:r>
+            <w:r>
+              <w:rPr>
+                <w:sz w:val="19"/>
+                <w:szCs w:val="19"/>
+              </w:rPr>
+              <w:t xml:space="preserve">, priority 20. Filter </w:t>
+            </w:r>
+            <w:r>
+              <w:rPr>
+                <w:rFonts w:ascii="Consolas" w:hAnsi="Consolas" w:cs="Consolas"/>
+                <w:color w:val="1F3864"/>
+                <w:sz w:val="17"/>
+                <w:szCs w:val="17"/>
+              </w:rPr>
+              <w:t xml:space="preserve">(account_status = 'ACTIVE' OR left(account_status, 4) = 'NPA_')</w:t>
+            </w:r>
+            <w:r>
+              <w:rPr>
+                <w:sz w:val="19"/>
+                <w:szCs w:val="19"/>
+              </w:rPr>
+              <w:t xml:space="preserve">; the processor calls </w:t>
+            </w:r>
+            <w:r>
+              <w:rPr>
+                <w:rFonts w:ascii="Consolas" w:hAnsi="Consolas" w:cs="Consolas"/>
+                <w:color w:val="1F3864"/>
+                <w:sz w:val="17"/>
+                <w:szCs w:val="17"/>
+              </w:rPr>
+              <w:t xml:space="preserve">LendingServiceClient.accruePenalInterest(accountId, businessDate)</w:t>
+            </w:r>
+            <w:r>
+              <w:rPr>
+                <w:sz w:val="19"/>
+                <w:szCs w:val="19"/>
+              </w:rPr>
+              <w:t xml:space="preserve"> and passes the item on when accrualsCreated &gt; 0.</w:t>
+            </w:r>
+          </w:p>
+        </w:tc>
+      </w:tr>
+    </w:tbl>
+    <w:p>
+      <w:pPr>
+        <w:spacing w:after="60"/>
+      </w:pPr>
+    </w:p>
+    <w:p>
+      <w:pPr>
+        <w:spacing w:after="140" w:line="276"/>
+      </w:pPr>
+      <w:r>
+        <w:rPr>
+          <w:sz w:val="21"/>
+          <w:szCs w:val="21"/>
+        </w:rPr>
+        <w:t xml:space="preserve">Both extend </w:t>
+      </w:r>
+      <w:r>
+        <w:rPr>
+          <w:rFonts w:ascii="Consolas" w:hAnsi="Consolas" w:cs="Consolas"/>
+          <w:color w:val="1F3864"/>
+          <w:sz w:val="19"/>
+          <w:szCs w:val="19"/>
+        </w:rPr>
+        <w:t xml:space="preserve">AbstractAccountRangeChunkJob</w:t>
+      </w:r>
+      <w:r>
+        <w:rPr>
+          <w:sz w:val="21"/>
+          <w:szCs w:val="21"/>
+        </w:rPr>
+        <w:t xml:space="preserve">, which appends the account filter with AND and now wraps it in parentheses so an OR inside a filter cannot change its meaning. The end-of-day order by </w:t>
+      </w:r>
+      <w:r>
+        <w:rPr>
+          <w:rFonts w:ascii="Consolas" w:hAnsi="Consolas" w:cs="Consolas"/>
+          <w:color w:val="1F3864"/>
+          <w:sz w:val="19"/>
+          <w:szCs w:val="19"/>
+        </w:rPr>
+        <w:t xml:space="preserve">batch_job_config.priority</w:t>
+      </w:r>
+      <w:r>
+        <w:rPr>
+          <w:sz w:val="21"/>
+          <w:szCs w:val="21"/>
+        </w:rPr>
+        <w:t xml:space="preserve"> is DEMAND_RAISE_DAILY 5, INTEREST_ACCRUAL 10, PENAL_INTEREST_CALCULATION_DAILY 20, DPD_UPDATE 30, NPA_CLASSIFICATION 40, AUTO_DEBIT 50. </w:t>
+      </w:r>
+      <w:r>
+        <w:rPr>
+          <w:rFonts w:ascii="Consolas" w:hAnsi="Consolas" w:cs="Consolas"/>
+          <w:color w:val="1F3864"/>
+          <w:sz w:val="19"/>
+          <w:szCs w:val="19"/>
+        </w:rPr>
+        <w:t xml:space="preserve">LendingServiceClient</w:t>
+      </w:r>
+      <w:r>
+        <w:rPr>
+          <w:sz w:val="21"/>
+          <w:szCs w:val="21"/>
+        </w:rPr>
+        <w:t xml:space="preserve"> gains </w:t>
+      </w:r>
+      <w:r>
+        <w:rPr>
+          <w:rFonts w:ascii="Consolas" w:hAnsi="Consolas" w:cs="Consolas"/>
+          <w:color w:val="1F3864"/>
+          <w:sz w:val="19"/>
+          <w:szCs w:val="19"/>
+        </w:rPr>
+        <w:t xml:space="preserve">raiseDemands</w:t>
+      </w:r>
+      <w:r>
+        <w:rPr>
+          <w:sz w:val="21"/>
+          <w:szCs w:val="21"/>
+        </w:rPr>
+        <w:t xml:space="preserve"> and </w:t>
+      </w:r>
+      <w:r>
+        <w:rPr>
+          <w:rFonts w:ascii="Consolas" w:hAnsi="Consolas" w:cs="Consolas"/>
+          <w:color w:val="1F3864"/>
+          <w:sz w:val="19"/>
+          <w:szCs w:val="19"/>
+        </w:rPr>
+        <w:t xml:space="preserve">accruePenalInterest</w:t>
+      </w:r>
+      <w:r>
+        <w:rPr>
+          <w:sz w:val="21"/>
+          <w:szCs w:val="21"/>
+        </w:rPr>
+        <w:t xml:space="preserve"> with the same retry rules as the other calls (connection errors, 429, 502, 503, 504). Tests: </w:t>
+      </w:r>
+      <w:r>
+        <w:rPr>
+          <w:rFonts w:ascii="Consolas" w:hAnsi="Consolas" w:cs="Consolas"/>
+          <w:color w:val="1F3864"/>
+          <w:sz w:val="19"/>
+          <w:szCs w:val="19"/>
+        </w:rPr>
+        <w:t xml:space="preserve">LendingBackedJobsTest</w:t>
+      </w:r>
+      <w:r>
+        <w:rPr>
+          <w:sz w:val="21"/>
+          <w:szCs w:val="21"/>
+        </w:rPr>
+        <w:t xml:space="preserve"> has fakes for both calls.</w:t>
+      </w:r>
+    </w:p>
+    <w:p>
+      <w:pPr>
+        <w:pStyle w:val="Heading2"/>
+        <w:spacing w:after="120" w:before="280"/>
+      </w:pPr>
+      <w:r>
+        <w:rPr>
+          <w:b/>
+          <w:bCs/>
+          <w:color w:val="2E5AA8"/>
+          <w:sz w:val="25"/>
+          <w:szCs w:val="25"/>
+        </w:rPr>
+        <w:t xml:space="preserve">15.25 Admin Console Changes</w:t>
+      </w:r>
+    </w:p>
+    <w:p>
+      <w:pPr>
+        <w:pStyle w:val="ListParagraph"/>
+        <w:numPr>
+          <w:ilvl w:val="0"/>
+          <w:numId w:val="1"/>
+        </w:numPr>
+        <w:spacing w:after="80" w:line="264"/>
+      </w:pPr>
+      <w:r>
+        <w:rPr>
+          <w:b/>
+          <w:bCs/>
+          <w:sz w:val="21"/>
+          <w:szCs w:val="21"/>
+        </w:rPr>
+        <w:t xml:space="preserve">Backend (read paths).</w:t>
+      </w:r>
+      <w:r>
+        <w:rPr>
+          <w:sz w:val="21"/>
+          <w:szCs w:val="21"/>
+        </w:rPr>
+        <w:t xml:space="preserve"> </w:t>
+      </w:r>
+      <w:r>
+        <w:rPr>
+          <w:rFonts w:ascii="Consolas" w:hAnsi="Consolas" w:cs="Consolas"/>
+          <w:color w:val="1F3864"/>
+          <w:sz w:val="19"/>
+          <w:szCs w:val="19"/>
+        </w:rPr>
+        <w:t xml:space="preserve">ProductRepository</w:t>
+      </w:r>
+      <w:r>
+        <w:rPr>
+          <w:sz w:val="21"/>
+          <w:szCs w:val="21"/>
+        </w:rPr>
+        <w:t xml:space="preserve"> reads the four penal columns and </w:t>
+      </w:r>
+      <w:r>
+        <w:rPr>
+          <w:rFonts w:ascii="Consolas" w:hAnsi="Consolas" w:cs="Consolas"/>
+          <w:color w:val="1F3864"/>
+          <w:sz w:val="19"/>
+          <w:szCs w:val="19"/>
+        </w:rPr>
+        <w:t xml:space="preserve">ProductRow</w:t>
+      </w:r>
+      <w:r>
+        <w:rPr>
+          <w:sz w:val="21"/>
+          <w:szCs w:val="21"/>
+        </w:rPr>
+        <w:t xml:space="preserve"> / </w:t>
+      </w:r>
+      <w:r>
+        <w:rPr>
+          <w:rFonts w:ascii="Consolas" w:hAnsi="Consolas" w:cs="Consolas"/>
+          <w:color w:val="1F3864"/>
+          <w:sz w:val="19"/>
+          <w:szCs w:val="19"/>
+        </w:rPr>
+        <w:t xml:space="preserve">ProductInput</w:t>
+      </w:r>
+      <w:r>
+        <w:rPr>
+          <w:sz w:val="21"/>
+          <w:szCs w:val="21"/>
+        </w:rPr>
+        <w:t xml:space="preserve"> carry them; </w:t>
+      </w:r>
+      <w:r>
+        <w:rPr>
+          <w:rFonts w:ascii="Consolas" w:hAnsi="Consolas" w:cs="Consolas"/>
+          <w:color w:val="1F3864"/>
+          <w:sz w:val="19"/>
+          <w:szCs w:val="19"/>
+        </w:rPr>
+        <w:t xml:space="preserve">PaymentRepository</w:t>
+      </w:r>
+      <w:r>
+        <w:rPr>
+          <w:sz w:val="21"/>
+          <w:szCs w:val="21"/>
+        </w:rPr>
+        <w:t xml:space="preserve"> selects </w:t>
+      </w:r>
+      <w:r>
+        <w:rPr>
+          <w:rFonts w:ascii="Consolas" w:hAnsi="Consolas" w:cs="Consolas"/>
+          <w:color w:val="1F3864"/>
+          <w:sz w:val="19"/>
+          <w:szCs w:val="19"/>
+        </w:rPr>
+        <w:t xml:space="preserve">penal_paid</w:t>
+      </w:r>
+      <w:r>
+        <w:rPr>
+          <w:sz w:val="21"/>
+          <w:szCs w:val="21"/>
+        </w:rPr>
+        <w:t xml:space="preserve"> and </w:t>
+      </w:r>
+      <w:r>
+        <w:rPr>
+          <w:rFonts w:ascii="Consolas" w:hAnsi="Consolas" w:cs="Consolas"/>
+          <w:color w:val="1F3864"/>
+          <w:sz w:val="19"/>
+          <w:szCs w:val="19"/>
+        </w:rPr>
+        <w:t xml:space="preserve">PaymentRow</w:t>
+      </w:r>
+      <w:r>
+        <w:rPr>
+          <w:sz w:val="21"/>
+          <w:szCs w:val="21"/>
+        </w:rPr>
+        <w:t xml:space="preserve"> carries </w:t>
+      </w:r>
+      <w:r>
+        <w:rPr>
+          <w:rFonts w:ascii="Consolas" w:hAnsi="Consolas" w:cs="Consolas"/>
+          <w:color w:val="1F3864"/>
+          <w:sz w:val="19"/>
+          <w:szCs w:val="19"/>
+        </w:rPr>
+        <w:t xml:space="preserve">penalInterestPaid</w:t>
+      </w:r>
+      <w:r>
+        <w:rPr>
+          <w:sz w:val="21"/>
+          <w:szCs w:val="21"/>
+        </w:rPr>
+        <w:t xml:space="preserve">. The admin service still never writes loan data: product saves go through lending-service's product API, and the two new reads are forwarded (</w:t>
+      </w:r>
+      <w:r>
+        <w:rPr>
+          <w:rFonts w:ascii="Consolas" w:hAnsi="Consolas" w:cs="Consolas"/>
+          <w:color w:val="1F3864"/>
+          <w:sz w:val="19"/>
+          <w:szCs w:val="19"/>
+        </w:rPr>
+        <w:t xml:space="preserve">GET /api/admin/operations/accounts/{id}/amount-payable</w:t>
+      </w:r>
+      <w:r>
+        <w:rPr>
+          <w:sz w:val="21"/>
+          <w:szCs w:val="21"/>
+        </w:rPr>
+        <w:t xml:space="preserve">, </w:t>
+      </w:r>
+      <w:r>
+        <w:rPr>
+          <w:rFonts w:ascii="Consolas" w:hAnsi="Consolas" w:cs="Consolas"/>
+          <w:color w:val="1F3864"/>
+          <w:sz w:val="19"/>
+          <w:szCs w:val="19"/>
+        </w:rPr>
+        <w:t xml:space="preserve">POST .../payments/preview</w:t>
+      </w:r>
+      <w:r>
+        <w:rPr>
+          <w:sz w:val="21"/>
+          <w:szCs w:val="21"/>
+        </w:rPr>
+        <w:t xml:space="preserve">).</w:t>
+      </w:r>
+    </w:p>
+    <w:p>
+      <w:pPr>
+        <w:pStyle w:val="ListParagraph"/>
+        <w:numPr>
+          <w:ilvl w:val="0"/>
+          <w:numId w:val="1"/>
+        </w:numPr>
+        <w:spacing w:after="80" w:line="264"/>
+      </w:pPr>
+      <w:r>
+        <w:rPr>
+          <w:b/>
+          <w:bCs/>
+          <w:sz w:val="21"/>
+          <w:szCs w:val="21"/>
+        </w:rPr>
+        <w:t xml:space="preserve">Frontend.</w:t>
+      </w:r>
+      <w:r>
+        <w:rPr>
+          <w:sz w:val="21"/>
+          <w:szCs w:val="21"/>
+        </w:rPr>
+        <w:t xml:space="preserve"> </w:t>
+      </w:r>
+      <w:r>
+        <w:rPr>
+          <w:rFonts w:ascii="Consolas" w:hAnsi="Consolas" w:cs="Consolas"/>
+          <w:color w:val="1F3864"/>
+          <w:sz w:val="19"/>
+          <w:szCs w:val="19"/>
+        </w:rPr>
+        <w:t xml:space="preserve">Products.tsx</w:t>
+      </w:r>
+      <w:r>
+        <w:rPr>
+          <w:sz w:val="21"/>
+          <w:szCs w:val="21"/>
+        </w:rPr>
+        <w:t xml:space="preserve">: Penal interest column and dialog fields (On/Off, rate, grace days, cap %), with a note that penal settings apply to all accounts of the product from the next business date. </w:t>
+      </w:r>
+      <w:r>
+        <w:rPr>
+          <w:rFonts w:ascii="Consolas" w:hAnsi="Consolas" w:cs="Consolas"/>
+          <w:color w:val="1F3864"/>
+          <w:sz w:val="19"/>
+          <w:szCs w:val="19"/>
+        </w:rPr>
+        <w:t xml:space="preserve">PayInstalment.tsx</w:t>
+      </w:r>
+      <w:r>
+        <w:rPr>
+          <w:sz w:val="21"/>
+          <w:szCs w:val="21"/>
+        </w:rPr>
+        <w:t xml:space="preserve">: amount payable with the open demands and penal column, any amount, allocation preview, receipt rows. </w:t>
+      </w:r>
+      <w:r>
+        <w:rPr>
+          <w:rFonts w:ascii="Consolas" w:hAnsi="Consolas" w:cs="Consolas"/>
+          <w:color w:val="1F3864"/>
+          <w:sz w:val="19"/>
+          <w:szCs w:val="19"/>
+        </w:rPr>
+        <w:t xml:space="preserve">AccountDetail</w:t>
+      </w:r>
+      <w:r>
+        <w:rPr>
+          <w:sz w:val="21"/>
+          <w:szCs w:val="21"/>
+        </w:rPr>
+        <w:t xml:space="preserve">, </w:t>
+      </w:r>
+      <w:r>
+        <w:rPr>
+          <w:rFonts w:ascii="Consolas" w:hAnsi="Consolas" w:cs="Consolas"/>
+          <w:color w:val="1F3864"/>
+          <w:sz w:val="19"/>
+          <w:szCs w:val="19"/>
+        </w:rPr>
+        <w:t xml:space="preserve">Payments</w:t>
+      </w:r>
+      <w:r>
+        <w:rPr>
+          <w:sz w:val="21"/>
+          <w:szCs w:val="21"/>
+        </w:rPr>
+        <w:t xml:space="preserve">, </w:t>
+      </w:r>
+      <w:r>
+        <w:rPr>
+          <w:rFonts w:ascii="Consolas" w:hAnsi="Consolas" w:cs="Consolas"/>
+          <w:color w:val="1F3864"/>
+          <w:sz w:val="19"/>
+          <w:szCs w:val="19"/>
+        </w:rPr>
+        <w:t xml:space="preserve">Foreclosure</w:t>
+      </w:r>
+      <w:r>
+        <w:rPr>
+          <w:sz w:val="21"/>
+          <w:szCs w:val="21"/>
+        </w:rPr>
+        <w:t xml:space="preserve"> and </w:t>
+      </w:r>
+      <w:r>
+        <w:rPr>
+          <w:rFonts w:ascii="Consolas" w:hAnsi="Consolas" w:cs="Consolas"/>
+          <w:color w:val="1F3864"/>
+          <w:sz w:val="19"/>
+          <w:szCs w:val="19"/>
+        </w:rPr>
+        <w:t xml:space="preserve">PartPayment</w:t>
+      </w:r>
+      <w:r>
+        <w:rPr>
+          <w:sz w:val="21"/>
+          <w:szCs w:val="21"/>
+        </w:rPr>
+        <w:t xml:space="preserve"> show penal interest; </w:t>
+      </w:r>
+      <w:r>
+        <w:rPr>
+          <w:rFonts w:ascii="Consolas" w:hAnsi="Consolas" w:cs="Consolas"/>
+          <w:color w:val="1F3864"/>
+          <w:sz w:val="19"/>
+          <w:szCs w:val="19"/>
+        </w:rPr>
+        <w:t xml:space="preserve">types.ts</w:t>
+      </w:r>
+      <w:r>
+        <w:rPr>
+          <w:sz w:val="21"/>
+          <w:szCs w:val="21"/>
+        </w:rPr>
+        <w:t xml:space="preserve"> is updated. </w:t>
+      </w:r>
+      <w:r>
+        <w:rPr>
+          <w:rFonts w:ascii="Consolas" w:hAnsi="Consolas" w:cs="Consolas"/>
+          <w:color w:val="1F3864"/>
+          <w:sz w:val="19"/>
+          <w:szCs w:val="19"/>
+        </w:rPr>
+        <w:t xml:space="preserve">npx tsc --noEmit</w:t>
+      </w:r>
+      <w:r>
+        <w:rPr>
+          <w:sz w:val="21"/>
+          <w:szCs w:val="21"/>
+        </w:rPr>
+        <w:t xml:space="preserve"> passes.</w:t>
+      </w:r>
+    </w:p>
+    <w:p>
+      <w:pPr>
+        <w:pStyle w:val="ListParagraph"/>
+        <w:numPr>
+          <w:ilvl w:val="0"/>
+          <w:numId w:val="1"/>
+        </w:numPr>
+        <w:spacing w:after="80" w:line="264"/>
+      </w:pPr>
+      <w:r>
+        <w:rPr>
+          <w:b/>
+          <w:bCs/>
+          <w:sz w:val="21"/>
+          <w:szCs w:val="21"/>
+        </w:rPr>
+        <w:t xml:space="preserve">Dependency.</w:t>
+      </w:r>
+      <w:r>
+        <w:rPr>
+          <w:sz w:val="21"/>
+          <w:szCs w:val="21"/>
+        </w:rPr>
+        <w:t xml:space="preserve"> Because the admin service reads </w:t>
+      </w:r>
+      <w:r>
+        <w:rPr>
+          <w:rFonts w:ascii="Consolas" w:hAnsi="Consolas" w:cs="Consolas"/>
+          <w:color w:val="1F3864"/>
+          <w:sz w:val="19"/>
+          <w:szCs w:val="19"/>
+        </w:rPr>
+        <w:t xml:space="preserve">loan_product</w:t>
+      </w:r>
+      <w:r>
+        <w:rPr>
+          <w:sz w:val="21"/>
+          <w:szCs w:val="21"/>
+        </w:rPr>
+        <w:t xml:space="preserve"> and </w:t>
+      </w:r>
+      <w:r>
+        <w:rPr>
+          <w:rFonts w:ascii="Consolas" w:hAnsi="Consolas" w:cs="Consolas"/>
+          <w:color w:val="1F3864"/>
+          <w:sz w:val="19"/>
+          <w:szCs w:val="19"/>
+        </w:rPr>
+        <w:t xml:space="preserve">emi_transaction</w:t>
+      </w:r>
+      <w:r>
+        <w:rPr>
+          <w:sz w:val="21"/>
+          <w:szCs w:val="21"/>
+        </w:rPr>
+        <w:t xml:space="preserve"> directly, it fails on the new columns until lending-service has run V15; deploy in the order in 15.26.</w:t>
+      </w:r>
+    </w:p>
+    <w:p>
+      <w:pPr>
+        <w:pStyle w:val="Heading2"/>
+        <w:spacing w:after="120" w:before="280"/>
+      </w:pPr>
+      <w:r>
+        <w:rPr>
+          <w:b/>
+          <w:bCs/>
+          <w:color w:val="2E5AA8"/>
+          <w:sz w:val="25"/>
+          <w:szCs w:val="25"/>
+        </w:rPr>
+        <w:t xml:space="preserve">15.26 Deployment and Operations</w:t>
+      </w:r>
+    </w:p>
+    <w:tbl>
+      <w:tblPr>
+        <w:tblW w:type="dxa" w:w="9500"/>
+        <w:tblBorders>
+          <w:top w:val="single" w:color="auto" w:sz="4"/>
+          <w:left w:val="single" w:color="auto" w:sz="4"/>
+          <w:bottom w:val="single" w:color="auto" w:sz="4"/>
+          <w:right w:val="single" w:color="auto" w:sz="4"/>
+          <w:insideH w:val="single" w:color="auto" w:sz="4"/>
+          <w:insideV w:val="single" w:color="auto" w:sz="4"/>
+        </w:tblBorders>
+      </w:tblPr>
+      <w:tblGrid>
+        <w:gridCol w:w="900"/>
+        <w:gridCol w:w="3000"/>
+        <w:gridCol w:w="5600"/>
+      </w:tblGrid>
+      <w:tr>
+        <w:trPr>
+          <w:tblHeader/>
+        </w:trPr>
+        <w:tc>
+          <w:tcPr>
+            <w:tcW w:type="dxa" w:w="900"/>
+            <w:shd w:fill="1F3864" w:val="clear"/>
+            <w:tcMar>
+              <w:top w:type="dxa" w:w="60"/>
+              <w:left w:type="dxa" w:w="100"/>
+              <w:bottom w:type="dxa" w:w="60"/>
+              <w:right w:type="dxa" w:w="100"/>
+            </w:tcMar>
+            <w:vAlign w:val="center"/>
+          </w:tcPr>
+          <w:p>
+            <w:pPr>
+              <w:jc w:val="left"/>
+            </w:pPr>
+            <w:r>
+              <w:rPr>
+                <w:b/>
+                <w:bCs/>
+                <w:color w:val="FFFFFF"/>
+                <w:sz w:val="19"/>
+                <w:szCs w:val="19"/>
+              </w:rPr>
+              <w:t xml:space="preserve">Order</w:t>
+            </w:r>
+          </w:p>
+        </w:tc>
+        <w:tc>
+          <w:tcPr>
+            <w:tcW w:type="dxa" w:w="3000"/>
+            <w:shd w:fill="1F3864" w:val="clear"/>
+            <w:tcMar>
+              <w:top w:type="dxa" w:w="60"/>
+              <w:left w:type="dxa" w:w="100"/>
+              <w:bottom w:type="dxa" w:w="60"/>
+              <w:right w:type="dxa" w:w="100"/>
+            </w:tcMar>
+            <w:vAlign w:val="center"/>
+          </w:tcPr>
+          <w:p>
+            <w:pPr>
+              <w:jc w:val="left"/>
+            </w:pPr>
+            <w:r>
+              <w:rPr>
+                <w:b/>
+                <w:bCs/>
+                <w:color w:val="FFFFFF"/>
+                <w:sz w:val="19"/>
+                <w:szCs w:val="19"/>
+              </w:rPr>
+              <w:t xml:space="preserve">Component</w:t>
+            </w:r>
+          </w:p>
+        </w:tc>
+        <w:tc>
+          <w:tcPr>
+            <w:tcW w:type="dxa" w:w="5600"/>
+            <w:shd w:fill="1F3864" w:val="clear"/>
+            <w:tcMar>
+              <w:top w:type="dxa" w:w="60"/>
+              <w:left w:type="dxa" w:w="100"/>
+              <w:bottom w:type="dxa" w:w="60"/>
+              <w:right w:type="dxa" w:w="100"/>
+            </w:tcMar>
+            <w:vAlign w:val="center"/>
+          </w:tcPr>
+          <w:p>
+            <w:pPr>
+              <w:jc w:val="left"/>
+            </w:pPr>
+            <w:r>
+              <w:rPr>
+                <w:b/>
+                <w:bCs/>
+                <w:color w:val="FFFFFF"/>
+                <w:sz w:val="19"/>
+                <w:szCs w:val="19"/>
+              </w:rPr>
+              <w:t xml:space="preserve">Why</w:t>
+            </w:r>
+          </w:p>
+        </w:tc>
+      </w:tr>
+      <w:tr>
+        <w:trPr>
+          <w:cantSplit/>
+        </w:trPr>
+        <w:tc>
+          <w:tcPr>
+            <w:tcW w:type="dxa" w:w="900"/>
+            <w:tcMar>
+              <w:top w:type="dxa" w:w="60"/>
+              <w:left w:type="dxa" w:w="100"/>
+              <w:bottom w:type="dxa" w:w="60"/>
+              <w:right w:type="dxa" w:w="100"/>
+            </w:tcMar>
+            <w:vAlign w:val="center"/>
+          </w:tcPr>
+          <w:p>
+            <w:pPr>
+              <w:jc w:val="left"/>
+            </w:pPr>
+            <w:r>
+              <w:rPr>
+                <w:sz w:val="19"/>
+                <w:szCs w:val="19"/>
+              </w:rPr>
+              <w:t xml:space="preserve">1</w:t>
+            </w:r>
+          </w:p>
+        </w:tc>
+        <w:tc>
+          <w:tcPr>
+            <w:tcW w:type="dxa" w:w="3000"/>
+            <w:tcMar>
+              <w:top w:type="dxa" w:w="60"/>
+              <w:left w:type="dxa" w:w="100"/>
+              <w:bottom w:type="dxa" w:w="60"/>
+              <w:right w:type="dxa" w:w="100"/>
+            </w:tcMar>
+            <w:vAlign w:val="center"/>
+          </w:tcPr>
+          <w:p>
+            <w:pPr>
+              <w:jc w:val="left"/>
+            </w:pPr>
+            <w:r>
+              <w:rPr>
+                <w:sz w:val="19"/>
+                <w:szCs w:val="19"/>
+              </w:rPr>
+              <w:t xml:space="preserve">lending-service</w:t>
+            </w:r>
+          </w:p>
+        </w:tc>
+        <w:tc>
+          <w:tcPr>
+            <w:tcW w:type="dxa" w:w="5600"/>
+            <w:tcMar>
+              <w:top w:type="dxa" w:w="60"/>
+              <w:left w:type="dxa" w:w="100"/>
+              <w:bottom w:type="dxa" w:w="60"/>
+              <w:right w:type="dxa" w:w="100"/>
+            </w:tcMar>
+            <w:vAlign w:val="center"/>
+          </w:tcPr>
+          <w:p>
+            <w:pPr>
+              <w:jc w:val="left"/>
+            </w:pPr>
+            <w:r>
+              <w:rPr>
+                <w:sz w:val="19"/>
+                <w:szCs w:val="19"/>
+              </w:rPr>
+              <w:t xml:space="preserve">Runs migrations V14 and V15. Everything else depends on the new tables and columns.</w:t>
+            </w:r>
+          </w:p>
+        </w:tc>
+      </w:tr>
+      <w:tr>
+        <w:trPr>
+          <w:cantSplit/>
+        </w:trPr>
+        <w:tc>
+          <w:tcPr>
+            <w:tcW w:type="dxa" w:w="900"/>
+            <w:shd w:fill="F5F8FC" w:val="clear"/>
+            <w:tcMar>
+              <w:top w:type="dxa" w:w="60"/>
+              <w:left w:type="dxa" w:w="100"/>
+              <w:bottom w:type="dxa" w:w="60"/>
+              <w:right w:type="dxa" w:w="100"/>
+            </w:tcMar>
+            <w:vAlign w:val="center"/>
+          </w:tcPr>
+          <w:p>
+            <w:pPr>
+              <w:jc w:val="left"/>
+            </w:pPr>
+            <w:r>
+              <w:rPr>
+                <w:sz w:val="19"/>
+                <w:szCs w:val="19"/>
+              </w:rPr>
+              <w:t xml:space="preserve">2</w:t>
+            </w:r>
+          </w:p>
+        </w:tc>
+        <w:tc>
+          <w:tcPr>
+            <w:tcW w:type="dxa" w:w="3000"/>
+            <w:shd w:fill="F5F8FC" w:val="clear"/>
+            <w:tcMar>
+              <w:top w:type="dxa" w:w="60"/>
+              <w:left w:type="dxa" w:w="100"/>
+              <w:bottom w:type="dxa" w:w="60"/>
+              <w:right w:type="dxa" w:w="100"/>
+            </w:tcMar>
+            <w:vAlign w:val="center"/>
+          </w:tcPr>
+          <w:p>
+            <w:pPr>
+              <w:jc w:val="left"/>
+            </w:pPr>
+            <w:r>
+              <w:rPr>
+                <w:sz w:val="19"/>
+                <w:szCs w:val="19"/>
+              </w:rPr>
+              <w:t xml:space="preserve">lending-batch-service</w:t>
+            </w:r>
+          </w:p>
+        </w:tc>
+        <w:tc>
+          <w:tcPr>
+            <w:tcW w:type="dxa" w:w="5600"/>
+            <w:shd w:fill="F5F8FC" w:val="clear"/>
+            <w:tcMar>
+              <w:top w:type="dxa" w:w="60"/>
+              <w:left w:type="dxa" w:w="100"/>
+              <w:bottom w:type="dxa" w:w="60"/>
+              <w:right w:type="dxa" w:w="100"/>
+            </w:tcMar>
+            <w:vAlign w:val="center"/>
+          </w:tcPr>
+          <w:p>
+            <w:pPr>
+              <w:jc w:val="left"/>
+            </w:pPr>
+            <w:r>
+              <w:rPr>
+                <w:sz w:val="19"/>
+                <w:szCs w:val="19"/>
+              </w:rPr>
+              <w:t xml:space="preserve">Runs batch migration V6 (the demand job); the penal job calls the new lending-service endpoint.</w:t>
+            </w:r>
+          </w:p>
+        </w:tc>
+      </w:tr>
+      <w:tr>
+        <w:trPr>
+          <w:cantSplit/>
+        </w:trPr>
+        <w:tc>
+          <w:tcPr>
+            <w:tcW w:type="dxa" w:w="900"/>
+            <w:tcMar>
+              <w:top w:type="dxa" w:w="60"/>
+              <w:left w:type="dxa" w:w="100"/>
+              <w:bottom w:type="dxa" w:w="60"/>
+              <w:right w:type="dxa" w:w="100"/>
+            </w:tcMar>
+            <w:vAlign w:val="center"/>
+          </w:tcPr>
+          <w:p>
+            <w:pPr>
+              <w:jc w:val="left"/>
+            </w:pPr>
+            <w:r>
+              <w:rPr>
+                <w:sz w:val="19"/>
+                <w:szCs w:val="19"/>
+              </w:rPr>
+              <w:t xml:space="preserve">3</w:t>
+            </w:r>
+          </w:p>
+        </w:tc>
+        <w:tc>
+          <w:tcPr>
+            <w:tcW w:type="dxa" w:w="3000"/>
+            <w:tcMar>
+              <w:top w:type="dxa" w:w="60"/>
+              <w:left w:type="dxa" w:w="100"/>
+              <w:bottom w:type="dxa" w:w="60"/>
+              <w:right w:type="dxa" w:w="100"/>
+            </w:tcMar>
+            <w:vAlign w:val="center"/>
+          </w:tcPr>
+          <w:p>
+            <w:pPr>
+              <w:jc w:val="left"/>
+            </w:pPr>
+            <w:r>
+              <w:rPr>
+                <w:sz w:val="19"/>
+                <w:szCs w:val="19"/>
+              </w:rPr>
+              <w:t xml:space="preserve">lending-admin-service</w:t>
+            </w:r>
+          </w:p>
+        </w:tc>
+        <w:tc>
+          <w:tcPr>
+            <w:tcW w:type="dxa" w:w="5600"/>
+            <w:tcMar>
+              <w:top w:type="dxa" w:w="60"/>
+              <w:left w:type="dxa" w:w="100"/>
+              <w:bottom w:type="dxa" w:w="60"/>
+              <w:right w:type="dxa" w:w="100"/>
+            </w:tcMar>
+            <w:vAlign w:val="center"/>
+          </w:tcPr>
+          <w:p>
+            <w:pPr>
+              <w:jc w:val="left"/>
+            </w:pPr>
+            <w:r>
+              <w:rPr>
+                <w:sz w:val="19"/>
+                <w:szCs w:val="19"/>
+              </w:rPr>
+              <w:t xml:space="preserve">Reads the new columns directly; carries the Products and payment screens.</w:t>
+            </w:r>
+          </w:p>
+        </w:tc>
+      </w:tr>
+      <w:tr>
+        <w:trPr>
+          <w:cantSplit/>
+        </w:trPr>
+        <w:tc>
+          <w:tcPr>
+            <w:tcW w:type="dxa" w:w="900"/>
+            <w:shd w:fill="F5F8FC" w:val="clear"/>
+            <w:tcMar>
+              <w:top w:type="dxa" w:w="60"/>
+              <w:left w:type="dxa" w:w="100"/>
+              <w:bottom w:type="dxa" w:w="60"/>
+              <w:right w:type="dxa" w:w="100"/>
+            </w:tcMar>
+            <w:vAlign w:val="center"/>
+          </w:tcPr>
+          <w:p>
+            <w:pPr>
+              <w:jc w:val="left"/>
+            </w:pPr>
+            <w:r>
+              <w:rPr>
+                <w:sz w:val="19"/>
+                <w:szCs w:val="19"/>
+              </w:rPr>
+              <w:t xml:space="preserve">opt.</w:t>
+            </w:r>
+          </w:p>
+        </w:tc>
+        <w:tc>
+          <w:tcPr>
+            <w:tcW w:type="dxa" w:w="3000"/>
+            <w:shd w:fill="F5F8FC" w:val="clear"/>
+            <w:tcMar>
+              <w:top w:type="dxa" w:w="60"/>
+              <w:left w:type="dxa" w:w="100"/>
+              <w:bottom w:type="dxa" w:w="60"/>
+              <w:right w:type="dxa" w:w="100"/>
+            </w:tcMar>
+            <w:vAlign w:val="center"/>
+          </w:tcPr>
+          <w:p>
+            <w:pPr>
+              <w:jc w:val="left"/>
+            </w:pPr>
+            <w:r>
+              <w:rPr>
+                <w:sz w:val="19"/>
+                <w:szCs w:val="19"/>
+              </w:rPr>
+              <w:t xml:space="preserve">lending-e2e-test-service</w:t>
+            </w:r>
+          </w:p>
+        </w:tc>
+        <w:tc>
+          <w:tcPr>
+            <w:tcW w:type="dxa" w:w="5600"/>
+            <w:shd w:fill="F5F8FC" w:val="clear"/>
+            <w:tcMar>
+              <w:top w:type="dxa" w:w="60"/>
+              <w:left w:type="dxa" w:w="100"/>
+              <w:bottom w:type="dxa" w:w="60"/>
+              <w:right w:type="dxa" w:w="100"/>
+            </w:tcMar>
+            <w:vAlign w:val="center"/>
+          </w:tcPr>
+          <w:p>
+            <w:pPr>
+              <w:jc w:val="left"/>
+            </w:pPr>
+            <w:r>
+              <w:rPr>
+                <w:sz w:val="19"/>
+                <w:szCs w:val="19"/>
+              </w:rPr>
+              <w:t xml:space="preserve">Only the generated cleanup SQL changed: it now deletes payment_allocation, penal_interest and loan_demand before the other tables, because of their foreign keys to loan_account. The short-payment check accepts a payment or a clean refusal.</w:t>
+            </w:r>
+          </w:p>
+        </w:tc>
+      </w:tr>
+    </w:tbl>
+    <w:p>
+      <w:pPr>
+        <w:spacing w:after="60"/>
+      </w:pPr>
+    </w:p>
+    <w:p>
+      <w:pPr>
+        <w:spacing w:after="140" w:line="276"/>
+      </w:pPr>
+      <w:r>
+        <w:rPr>
+          <w:sz w:val="21"/>
+          <w:szCs w:val="21"/>
+        </w:rPr>
+        <w:t xml:space="preserve">The Maintenance clear-all lists the new </w:t>
+      </w:r>
+      <w:r>
+        <w:rPr>
+          <w:rFonts w:ascii="Consolas" w:hAnsi="Consolas" w:cs="Consolas"/>
+          <w:color w:val="1F3864"/>
+          <w:sz w:val="19"/>
+          <w:szCs w:val="19"/>
+        </w:rPr>
+        <w:t xml:space="preserve">penal_interest</w:t>
+      </w:r>
+      <w:r>
+        <w:rPr>
+          <w:sz w:val="21"/>
+          <w:szCs w:val="21"/>
+        </w:rPr>
+        <w:t xml:space="preserve"> table (twelve tables truncated in all). </w:t>
+      </w:r>
+      <w:r>
+        <w:rPr>
+          <w:rFonts w:ascii="Consolas" w:hAnsi="Consolas" w:cs="Consolas"/>
+          <w:color w:val="1F3864"/>
+          <w:sz w:val="19"/>
+          <w:szCs w:val="19"/>
+        </w:rPr>
+        <w:t xml:space="preserve">AbstractIntegrationTest</w:t>
+      </w:r>
+      <w:r>
+        <w:rPr>
+          <w:sz w:val="21"/>
+          <w:szCs w:val="21"/>
+        </w:rPr>
+        <w:t xml:space="preserve"> runs V1 to V15 on a Testcontainers PostgreSQL. After deploying, set the penal settings on one product, let an account miss an instalment, run end of day for a few days and compare the Pay instalment screen with the output of GET /loan-accounts/{id}/penal-interest.</w:t>
+      </w:r>
+    </w:p>
+    <w:p>
+      <w:pPr>
+        <w:pStyle w:val="Heading2"/>
+        <w:spacing w:after="120" w:before="280"/>
+      </w:pPr>
+      <w:r>
+        <w:rPr>
+          <w:b/>
+          <w:bCs/>
+          <w:color w:val="2E5AA8"/>
+          <w:sz w:val="25"/>
+          <w:szCs w:val="25"/>
+        </w:rPr>
+        <w:t xml:space="preserve">15.27 Open Items and Verification (version 1.7)</w:t>
+      </w:r>
+    </w:p>
+    <w:p>
+      <w:pPr>
+        <w:pStyle w:val="ListParagraph"/>
+        <w:numPr>
+          <w:ilvl w:val="0"/>
+          <w:numId w:val="1"/>
+        </w:numPr>
+        <w:spacing w:after="80" w:line="264"/>
+      </w:pPr>
+      <w:r>
+        <w:rPr>
+          <w:b/>
+          <w:bCs/>
+          <w:sz w:val="21"/>
+          <w:szCs w:val="21"/>
+        </w:rPr>
+        <w:t xml:space="preserve">Not built with Maven.</w:t>
+      </w:r>
+      <w:r>
+        <w:rPr>
+          <w:sz w:val="21"/>
+          <w:szCs w:val="21"/>
+        </w:rPr>
+        <w:t xml:space="preserve"> The Java in §15.22 to §15.25 and migrations V14, V15 and batch V6 were written where Maven Central is not reachable. Only </w:t>
+      </w:r>
+      <w:r>
+        <w:rPr>
+          <w:rFonts w:ascii="Consolas" w:hAnsi="Consolas" w:cs="Consolas"/>
+          <w:color w:val="1F3864"/>
+          <w:sz w:val="19"/>
+          <w:szCs w:val="19"/>
+        </w:rPr>
+        <w:t xml:space="preserve">PenalInterestCalculator</w:t>
+      </w:r>
+      <w:r>
+        <w:rPr>
+          <w:sz w:val="21"/>
+          <w:szCs w:val="21"/>
+        </w:rPr>
+        <w:t xml:space="preserve"> was compiled and run (plain javac, §15.23.3) and the admin frontend type-checked (</w:t>
+      </w:r>
+      <w:r>
+        <w:rPr>
+          <w:rFonts w:ascii="Consolas" w:hAnsi="Consolas" w:cs="Consolas"/>
+          <w:color w:val="1F3864"/>
+          <w:sz w:val="19"/>
+          <w:szCs w:val="19"/>
+        </w:rPr>
+        <w:t xml:space="preserve">tsc</w:t>
+      </w:r>
+      <w:r>
+        <w:rPr>
+          <w:sz w:val="21"/>
+          <w:szCs w:val="21"/>
+        </w:rPr>
+        <w:t xml:space="preserve">). A separate read-through for compile and logic errors found none, and led to two fixes (days charged on a demand paid by an advance; cleanup SQL). Run </w:t>
+      </w:r>
+      <w:r>
+        <w:rPr>
+          <w:rFonts w:ascii="Consolas" w:hAnsi="Consolas" w:cs="Consolas"/>
+          <w:color w:val="1F3864"/>
+          <w:sz w:val="19"/>
+          <w:szCs w:val="19"/>
+        </w:rPr>
+        <w:t xml:space="preserve">mvn test</w:t>
+      </w:r>
+      <w:r>
+        <w:rPr>
+          <w:sz w:val="21"/>
+          <w:szCs w:val="21"/>
+        </w:rPr>
+        <w:t xml:space="preserve"> on every module and the Testcontainers tests (Docker needed) before relying on any of it.</w:t>
+      </w:r>
+    </w:p>
+    <w:p>
+      <w:pPr>
+        <w:pStyle w:val="ListParagraph"/>
+        <w:numPr>
+          <w:ilvl w:val="0"/>
+          <w:numId w:val="1"/>
+        </w:numPr>
+        <w:spacing w:after="80" w:line="264"/>
+      </w:pPr>
+      <w:r>
+        <w:rPr>
+          <w:b/>
+          <w:bCs/>
+          <w:sz w:val="21"/>
+          <w:szCs w:val="21"/>
+        </w:rPr>
+        <w:t xml:space="preserve">Placeholders.</w:t>
+      </w:r>
+      <w:r>
+        <w:rPr>
+          <w:sz w:val="21"/>
+          <w:szCs w:val="21"/>
+        </w:rPr>
+        <w:t xml:space="preserve"> 24% p.a., the account's day count, 0 grace days and no cap are the requirement document's placeholders; confirm them with the business.</w:t>
+      </w:r>
+    </w:p>
+    <w:p>
+      <w:pPr>
+        <w:pStyle w:val="ListParagraph"/>
+        <w:numPr>
+          <w:ilvl w:val="0"/>
+          <w:numId w:val="1"/>
+        </w:numPr>
+        <w:spacing w:after="80" w:line="264"/>
+      </w:pPr>
+      <w:r>
+        <w:rPr>
+          <w:b/>
+          <w:bCs/>
+          <w:sz w:val="21"/>
+          <w:szCs w:val="21"/>
+        </w:rPr>
+        <w:t xml:space="preserve">Requirement gaps.</w:t>
+      </w:r>
+      <w:r>
+        <w:rPr>
+          <w:sz w:val="21"/>
+          <w:szCs w:val="21"/>
+        </w:rPr>
+        <w:t xml:space="preserve"> Waiver (REQ-PC-008), back-dated payments and reversal with recomputation (REQ-PA-005, REQ-PA-006), account-level override, and ledger posting of penal accruals are not built.</w:t>
+      </w:r>
+    </w:p>
+    <w:p>
+      <w:pPr>
+        <w:pStyle w:val="ListParagraph"/>
+        <w:numPr>
+          <w:ilvl w:val="0"/>
+          <w:numId w:val="1"/>
+        </w:numPr>
+        <w:spacing w:after="80" w:line="264"/>
+      </w:pPr>
+      <w:r>
+        <w:rPr>
+          <w:b/>
+          <w:bCs/>
+          <w:sz w:val="21"/>
+          <w:szCs w:val="21"/>
+        </w:rPr>
+        <w:t xml:space="preserve">Cutover check.</w:t>
+      </w:r>
+      <w:r>
+        <w:rPr>
+          <w:sz w:val="21"/>
+          <w:szCs w:val="21"/>
+        </w:rPr>
+        <w:t xml:space="preserve"> For an account that existed before V14, check that its first raise created the expected demands and that CLEARED demands match the instalments that were PAID.</w:t>
+      </w:r>
+    </w:p>
+    <w:p>
+      <w:pPr>
+        <w:pStyle w:val="ListParagraph"/>
+        <w:numPr>
+          <w:ilvl w:val="0"/>
+          <w:numId w:val="1"/>
+        </w:numPr>
+        <w:spacing w:after="80" w:line="264"/>
+      </w:pPr>
+      <w:r>
+        <w:rPr>
+          <w:b/>
+          <w:bCs/>
+          <w:sz w:val="21"/>
+          <w:szCs w:val="21"/>
+        </w:rPr>
+        <w:t xml:space="preserve">Secrets.</w:t>
+      </w:r>
+      <w:r>
+        <w:rPr>
+          <w:sz w:val="21"/>
+          <w:szCs w:val="21"/>
+        </w:rPr>
+        <w:t xml:space="preserve"> GitHub tokens pasted in earlier sessions must be revoked.</w:t>
       </w:r>
     </w:p>
     <w:sectPr>
